--- a/src/templates/Angebot-BWT.docx
+++ b/src/templates/Angebot-BWT.docx
@@ -67,9 +67,9 @@
         <w:tblLook w:firstRow="0" w:noVBand="1" w:lastRow="0" w:firstColumn="0" w:lastColumn="0" w:noHBand="1" w:val="0600"/>
       </w:tblPr>
       <w:tblGrid>
-        <w:gridCol w:w="4809"/>
+        <w:gridCol w:w="4805"/>
         <w:gridCol w:w="2268"/>
-        <w:gridCol w:w="2958"/>
+        <w:gridCol w:w="2962"/>
       </w:tblGrid>
       <w:tr>
         <w:trPr>
@@ -77,7 +77,7 @@
         </w:trPr>
         <w:tc>
           <w:tcPr>
-            <w:tcW w:w="4809" w:type="dxa"/>
+            <w:tcW w:w="4805" w:type="dxa"/>
             <w:tcBorders>
               <w:top w:val="single" w:sz="8" w:space="0" w:color="FFFFFF"/>
               <w:start w:val="single" w:sz="8" w:space="0" w:color="FFFFFF"/>
@@ -295,7 +295,7 @@
         </w:tc>
         <w:tc>
           <w:tcPr>
-            <w:tcW w:w="2958" w:type="dxa"/>
+            <w:tcW w:w="2962" w:type="dxa"/>
             <w:tcBorders>
               <w:top w:val="single" w:sz="8" w:space="0" w:color="FFFFFF"/>
               <w:start w:val="single" w:sz="8" w:space="0" w:color="FFFFFF"/>
@@ -480,7 +480,7 @@
         </w:trPr>
         <w:tc>
           <w:tcPr>
-            <w:tcW w:w="4809" w:type="dxa"/>
+            <w:tcW w:w="4805" w:type="dxa"/>
             <w:tcBorders>
               <w:top w:val="single" w:sz="8" w:space="0" w:color="FFFFFF"/>
               <w:start w:val="single" w:sz="8" w:space="0" w:color="FFFFFF"/>
@@ -506,17 +506,16 @@
               <w:rPr>
                 <w:rFonts w:eastAsia="Open Sans" w:cs="Open Sans" w:ascii="Open Sans" w:hAnsi="Open Sans"/>
                 <w:color w:val="070707"/>
-                <w:kern w:val="0"/>
                 <w:sz w:val="17"/>
                 <w:szCs w:val="17"/>
-                <w:lang w:val="de-DE" w:eastAsia="zh-CN" w:bidi="hi-IN"/>
+                <w:lang w:val="de-DE"/>
               </w:rPr>
             </w:r>
           </w:p>
         </w:tc>
         <w:tc>
           <w:tcPr>
-            <w:tcW w:w="5226" w:type="dxa"/>
+            <w:tcW w:w="5230" w:type="dxa"/>
             <w:gridSpan w:val="2"/>
             <w:tcBorders>
               <w:top w:val="single" w:sz="8" w:space="0" w:color="FFFFFF"/>
@@ -694,9 +693,9 @@
     <w:tbl>
       <w:tblPr>
         <w:tblStyle w:val="TableNormal"/>
-        <w:tblW w:w="9780" w:type="dxa"/>
+        <w:tblW w:w="9746" w:type="dxa"/>
         <w:jc w:val="start"/>
-        <w:tblInd w:w="1" w:type="dxa"/>
+        <w:tblInd w:w="35" w:type="dxa"/>
         <w:tblLayout w:type="fixed"/>
         <w:tblCellMar>
           <w:top w:w="0" w:type="dxa"/>
@@ -707,11 +706,11 @@
         <w:tblLook w:firstRow="0" w:noVBand="0" w:lastRow="0" w:firstColumn="0" w:lastColumn="0" w:noHBand="0" w:val="0000"/>
       </w:tblPr>
       <w:tblGrid>
-        <w:gridCol w:w="660"/>
+        <w:gridCol w:w="630"/>
         <w:gridCol w:w="885"/>
-        <w:gridCol w:w="4423"/>
-        <w:gridCol w:w="2327"/>
-        <w:gridCol w:w="1485"/>
+        <w:gridCol w:w="4425"/>
+        <w:gridCol w:w="2325"/>
+        <w:gridCol w:w="1481"/>
       </w:tblGrid>
       <w:tr>
         <w:trPr>
@@ -719,7 +718,7 @@
         </w:trPr>
         <w:tc>
           <w:tcPr>
-            <w:tcW w:w="660" w:type="dxa"/>
+            <w:tcW w:w="630" w:type="dxa"/>
             <w:tcBorders>
               <w:top w:val="single" w:sz="8" w:space="0" w:color="CCCCCC"/>
               <w:start w:val="single" w:sz="8" w:space="0" w:color="CCCCCC"/>
@@ -795,7 +794,7 @@
         </w:tc>
         <w:tc>
           <w:tcPr>
-            <w:tcW w:w="4423" w:type="dxa"/>
+            <w:tcW w:w="4425" w:type="dxa"/>
             <w:tcBorders>
               <w:top w:val="single" w:sz="8" w:space="0" w:color="CCCCCC"/>
               <w:start w:val="single" w:sz="8" w:space="0" w:color="CCCCCC"/>
@@ -830,7 +829,7 @@
         </w:tc>
         <w:tc>
           <w:tcPr>
-            <w:tcW w:w="2327" w:type="dxa"/>
+            <w:tcW w:w="2325" w:type="dxa"/>
             <w:tcBorders>
               <w:top w:val="single" w:sz="8" w:space="0" w:color="CCCCCC"/>
               <w:start w:val="single" w:sz="8" w:space="0" w:color="CCCCCC"/>
@@ -865,7 +864,7 @@
         </w:tc>
         <w:tc>
           <w:tcPr>
-            <w:tcW w:w="1485" w:type="dxa"/>
+            <w:tcW w:w="1481" w:type="dxa"/>
             <w:tcBorders>
               <w:top w:val="single" w:sz="8" w:space="0" w:color="CCCCCC"/>
               <w:start w:val="single" w:sz="8" w:space="0" w:color="CCCCCC"/>
@@ -901,11 +900,11 @@
       </w:tr>
       <w:tr>
         <w:trPr>
-          <w:trHeight w:val="315" w:hRule="atLeast"/>
+          <w:trHeight w:val="4717" w:hRule="atLeast"/>
         </w:trPr>
         <w:tc>
           <w:tcPr>
-            <w:tcW w:w="660" w:type="dxa"/>
+            <w:tcW w:w="630" w:type="dxa"/>
             <w:tcBorders>
               <w:top w:val="single" w:sz="8" w:space="0" w:color="FFFFFF"/>
               <w:start w:val="single" w:sz="8" w:space="0" w:color="FFFFFF"/>
@@ -923,25 +922,19 @@
               <w:pStyle w:val="normal1"/>
               <w:suppressAutoHyphens w:val="true"/>
               <w:spacing w:before="0" w:after="0"/>
-              <w:jc w:val="start"/>
-              <w:rPr>
-                <w:rFonts w:ascii="Calibri" w:hAnsi="Calibri" w:eastAsia="Calibri" w:cs="Calibri"/>
+              <w:jc w:val="center"/>
+              <w:rPr/>
+            </w:pPr>
+            <w:r>
+              <w:rPr>
+                <w:rFonts w:eastAsia="Calibri" w:cs="Calibri"/>
+                <w:color w:val="070707"/>
                 <w:kern w:val="0"/>
                 <w:sz w:val="22"/>
                 <w:szCs w:val="22"/>
                 <w:lang w:val="en-US" w:eastAsia="zh-CN" w:bidi="hi-IN"/>
               </w:rPr>
-            </w:pPr>
-            <w:r>
-              <w:rPr>
-                <w:rFonts w:eastAsia="Open Sans" w:cs="Open Sans" w:ascii="Open Sans" w:hAnsi="Open Sans"/>
-                <w:color w:val="070707"/>
-                <w:kern w:val="0"/>
-                <w:sz w:val="20"/>
-                <w:szCs w:val="20"/>
-                <w:lang w:val="en-US" w:eastAsia="zh-CN" w:bidi="hi-IN"/>
-              </w:rPr>
-              <w:t>001</w:t>
+              <w:t>{#BwtRows}{Pos}</w:t>
             </w:r>
           </w:p>
         </w:tc>
@@ -965,12 +958,13 @@
               <w:pStyle w:val="normal1"/>
               <w:suppressAutoHyphens w:val="true"/>
               <w:spacing w:before="0" w:after="0"/>
-              <w:jc w:val="start"/>
-              <w:rPr>
-                <w:rFonts w:ascii="Calibri" w:hAnsi="Calibri" w:eastAsia="Calibri" w:cs="Calibri"/>
-                <w:kern w:val="0"/>
-                <w:sz w:val="22"/>
-                <w:szCs w:val="22"/>
+              <w:jc w:val="center"/>
+              <w:rPr>
+                <w:rFonts w:ascii="Open Sans" w:hAnsi="Open Sans" w:eastAsia="Open Sans" w:cs="Open Sans"/>
+                <w:color w:val="070707"/>
+                <w:kern w:val="0"/>
+                <w:sz w:val="20"/>
+                <w:szCs w:val="20"/>
                 <w:lang w:val="en-US" w:eastAsia="zh-CN" w:bidi="hi-IN"/>
               </w:rPr>
             </w:pPr>
@@ -983,13 +977,13 @@
                 <w:szCs w:val="20"/>
                 <w:lang w:val="en-US" w:eastAsia="zh-CN" w:bidi="hi-IN"/>
               </w:rPr>
-              <w:t>1 Stk</w:t>
+              <w:t>{Menge}</w:t>
             </w:r>
           </w:p>
         </w:tc>
         <w:tc>
           <w:tcPr>
-            <w:tcW w:w="4423" w:type="dxa"/>
+            <w:tcW w:w="4425" w:type="dxa"/>
             <w:tcBorders>
               <w:top w:val="single" w:sz="8" w:space="0" w:color="FFFFFF"/>
               <w:start w:val="single" w:sz="8" w:space="0" w:color="FFFFFF"/>
@@ -1017,19 +1011,290 @@
               <w:rPr>
                 <w:rFonts w:eastAsia="Arimo" w:cs="Arimo" w:ascii="Arimo" w:hAnsi="Arimo"/>
                 <w:b/>
+                <w:bCs/>
                 <w:color w:val="000000"/>
                 <w:kern w:val="0"/>
                 <w:sz w:val="20"/>
                 <w:szCs w:val="20"/>
                 <w:lang w:val="en-US" w:eastAsia="zh-CN" w:bidi="hi-IN"/>
               </w:rPr>
-              <w:t>Liefern und Montieren einer Badewannentür</w:t>
+              <w:t>{Title}</w:t>
+            </w:r>
+            <w:r>
+              <w:rPr>
+                <w:rFonts w:eastAsia="Arimo" w:cs="Arimo" w:ascii="Arimo" w:hAnsi="Arimo"/>
+                <w:b/>
+                <w:bCs w:val="false"/>
+                <w:color w:val="000000"/>
+                <w:kern w:val="0"/>
+                <w:sz w:val="20"/>
+                <w:szCs w:val="20"/>
+                <w:lang w:val="en-US" w:eastAsia="zh-CN" w:bidi="hi-IN"/>
+              </w:rPr>
+              <w:br/>
+            </w:r>
+            <w:r>
+              <w:rPr>
+                <w:rFonts w:eastAsia="Arimo" w:cs="Arimo" w:ascii="Arimo" w:hAnsi="Arimo"/>
+                <w:b w:val="false"/>
+                <w:bCs w:val="false"/>
+                <w:color w:val="000000"/>
+                <w:kern w:val="0"/>
+                <w:sz w:val="20"/>
+                <w:szCs w:val="20"/>
+                <w:lang w:val="en-US" w:eastAsia="zh-CN" w:bidi="hi-IN"/>
+              </w:rPr>
+              <w:t>• {Bullet1}</w:t>
+              <w:br/>
+              <w:t>• {Bullet2}</w:t>
+              <w:br/>
+              <w:t>• {Bullet3}</w:t>
+              <w:br/>
+              <w:t>• {Bullet4}</w:t>
+              <w:br/>
+              <w:t>• {Bullet5}</w:t>
+              <w:br/>
+              <w:t>• {Bullet6}</w:t>
+              <w:br/>
+              <w:t>• {Bullet7}</w:t>
+            </w:r>
+          </w:p>
+          <w:p>
+            <w:pPr>
+              <w:pStyle w:val="BodyText"/>
+              <w:suppressAutoHyphens w:val="true"/>
+              <w:spacing w:lineRule="auto" w:line="278" w:before="0" w:after="0"/>
+              <w:ind w:end="314"/>
+              <w:jc w:val="start"/>
+              <w:rPr>
+                <w:color w:val="000000"/>
+              </w:rPr>
+            </w:pPr>
+            <w:r>
+              <w:rPr>
+                <w:rFonts w:eastAsia="Arimo" w:cs="Arimo" w:ascii="Arimo" w:hAnsi="Arimo"/>
+                <w:b/>
+                <w:bCs w:val="false"/>
+                <w:color w:val="000000"/>
+                <w:kern w:val="0"/>
+                <w:sz w:val="20"/>
+                <w:szCs w:val="20"/>
+                <w:lang w:val="en-US" w:eastAsia="zh-CN" w:bidi="hi-IN"/>
+              </w:rPr>
+            </w:r>
+          </w:p>
+          <w:p>
+            <w:pPr>
+              <w:pStyle w:val="BodyText"/>
+              <w:suppressAutoHyphens w:val="true"/>
+              <w:spacing w:lineRule="auto" w:line="278" w:before="0" w:after="0"/>
+              <w:ind w:end="314"/>
+              <w:jc w:val="start"/>
+              <w:rPr>
+                <w:color w:val="000000"/>
+              </w:rPr>
+            </w:pPr>
+            <w:r>
+              <w:rPr>
+                <w:rFonts w:eastAsia="Arimo" w:cs="Arimo" w:ascii="Arimo" w:hAnsi="Arimo"/>
+                <w:b/>
+                <w:bCs w:val="false"/>
+                <w:color w:val="000000"/>
+                <w:kern w:val="0"/>
+                <w:sz w:val="20"/>
+                <w:szCs w:val="20"/>
+                <w:lang w:val="en-US" w:eastAsia="zh-CN" w:bidi="hi-IN"/>
+              </w:rPr>
+              <w:t>Enthält je Einheit</w:t>
+            </w:r>
+          </w:p>
+          <w:p>
+            <w:pPr>
+              <w:pStyle w:val="BodyText"/>
+              <w:suppressAutoHyphens w:val="true"/>
+              <w:spacing w:lineRule="auto" w:line="278" w:before="0" w:after="0"/>
+              <w:ind w:end="314"/>
+              <w:jc w:val="start"/>
+              <w:rPr>
+                <w:rFonts w:ascii="Arimo" w:hAnsi="Arimo" w:eastAsia="Arimo" w:cs="Arimo"/>
+                <w:b w:val="false"/>
+                <w:bCs w:val="false"/>
+                <w:color w:val="000000"/>
+                <w:kern w:val="0"/>
+                <w:sz w:val="20"/>
+                <w:szCs w:val="20"/>
+                <w:lang w:val="en-US" w:eastAsia="zh-CN" w:bidi="hi-IN"/>
+              </w:rPr>
+            </w:pPr>
+            <w:r>
+              <w:rPr>
+                <w:rFonts w:eastAsia="Arimo" w:cs="Arimo" w:ascii="Arimo" w:hAnsi="Arimo"/>
+                <w:b w:val="false"/>
+                <w:bCs w:val="false"/>
+                <w:color w:val="000000"/>
+                <w:kern w:val="0"/>
+                <w:sz w:val="20"/>
+                <w:szCs w:val="20"/>
+                <w:lang w:val="en-US" w:eastAsia="zh-CN" w:bidi="hi-IN"/>
+              </w:rPr>
+              <w:t>- {EnthKmQty} km Kilometerpauschale</w:t>
+            </w:r>
+          </w:p>
+          <w:p>
+            <w:pPr>
+              <w:pStyle w:val="BodyText"/>
+              <w:suppressAutoHyphens w:val="true"/>
+              <w:spacing w:lineRule="auto" w:line="278" w:before="0" w:after="0"/>
+              <w:ind w:end="314"/>
+              <w:jc w:val="start"/>
+              <w:rPr/>
+            </w:pPr>
+            <w:r>
+              <w:rPr>
+                <w:rFonts w:eastAsia="Arimo" w:cs="Arimo" w:ascii="Arimo" w:hAnsi="Arimo"/>
+                <w:b w:val="false"/>
+                <w:bCs w:val="false"/>
+                <w:color w:val="000000"/>
+                <w:kern w:val="0"/>
+                <w:sz w:val="20"/>
+                <w:szCs w:val="20"/>
+                <w:lang w:val="en-US" w:eastAsia="zh-CN" w:bidi="hi-IN"/>
+              </w:rPr>
+              <w:t xml:space="preserve">- </w:t>
+            </w:r>
+            <w:r>
+              <w:rPr/>
+              <w:t>{EnthDeliverQty}</w:t>
+            </w:r>
+            <w:r>
+              <w:rPr>
+                <w:rFonts w:eastAsia="Arimo" w:cs="Arimo" w:ascii="Arimo" w:hAnsi="Arimo"/>
+                <w:b w:val="false"/>
+                <w:bCs w:val="false"/>
+                <w:color w:val="000000"/>
+                <w:kern w:val="0"/>
+                <w:sz w:val="20"/>
+                <w:szCs w:val="20"/>
+                <w:lang w:val="en-US" w:eastAsia="zh-CN" w:bidi="hi-IN"/>
+              </w:rPr>
+              <w:t xml:space="preserve"> Stk Lieferkosten Badewannentür</w:t>
+            </w:r>
+          </w:p>
+          <w:p>
+            <w:pPr>
+              <w:pStyle w:val="BodyText"/>
+              <w:suppressAutoHyphens w:val="true"/>
+              <w:spacing w:lineRule="auto" w:line="278" w:before="0" w:after="0"/>
+              <w:ind w:end="314"/>
+              <w:jc w:val="start"/>
+              <w:rPr/>
+            </w:pPr>
+            <w:r>
+              <w:rPr>
+                <w:rFonts w:eastAsia="Arimo" w:cs="Arimo" w:ascii="Arimo" w:hAnsi="Arimo"/>
+                <w:b w:val="false"/>
+                <w:bCs w:val="false"/>
+                <w:color w:val="000000"/>
+                <w:kern w:val="0"/>
+                <w:sz w:val="20"/>
+                <w:szCs w:val="20"/>
+                <w:lang w:val="en-US" w:eastAsia="zh-CN" w:bidi="hi-IN"/>
+              </w:rPr>
+              <w:t xml:space="preserve">- </w:t>
+            </w:r>
+            <w:r>
+              <w:rPr/>
+              <w:t>{EnthDoorQty}</w:t>
+            </w:r>
+            <w:r>
+              <w:rPr>
+                <w:rFonts w:eastAsia="Arimo" w:cs="Arimo" w:ascii="Arimo" w:hAnsi="Arimo"/>
+                <w:b w:val="false"/>
+                <w:bCs w:val="false"/>
+                <w:color w:val="000000"/>
+                <w:kern w:val="0"/>
+                <w:sz w:val="20"/>
+                <w:szCs w:val="20"/>
+                <w:lang w:val="en-US" w:eastAsia="zh-CN" w:bidi="hi-IN"/>
+              </w:rPr>
+              <w:t xml:space="preserve"> Stk Universal / Standard Tür</w:t>
+            </w:r>
+          </w:p>
+          <w:p>
+            <w:pPr>
+              <w:pStyle w:val="BodyText"/>
+              <w:suppressAutoHyphens w:val="true"/>
+              <w:spacing w:lineRule="auto" w:line="278" w:before="0" w:after="0"/>
+              <w:ind w:end="314"/>
+              <w:jc w:val="start"/>
+              <w:rPr/>
+            </w:pPr>
+            <w:r>
+              <w:rPr>
+                <w:rFonts w:eastAsia="Arimo" w:cs="Arimo" w:ascii="Arimo" w:hAnsi="Arimo"/>
+                <w:b w:val="false"/>
+                <w:bCs w:val="false"/>
+                <w:color w:val="000000"/>
+                <w:kern w:val="0"/>
+                <w:sz w:val="20"/>
+                <w:szCs w:val="20"/>
+                <w:lang w:val="en-US" w:eastAsia="zh-CN" w:bidi="hi-IN"/>
+              </w:rPr>
+              <w:t xml:space="preserve">- </w:t>
+            </w:r>
+            <w:r>
+              <w:rPr/>
+              <w:t>{EnthKleinQty}</w:t>
+            </w:r>
+            <w:r>
+              <w:rPr>
+                <w:rFonts w:eastAsia="Arimo" w:cs="Arimo" w:ascii="Arimo" w:hAnsi="Arimo"/>
+                <w:b w:val="false"/>
+                <w:bCs w:val="false"/>
+                <w:color w:val="000000"/>
+                <w:kern w:val="0"/>
+                <w:sz w:val="20"/>
+                <w:szCs w:val="20"/>
+                <w:lang w:val="en-US" w:eastAsia="zh-CN" w:bidi="hi-IN"/>
+              </w:rPr>
+              <w:t xml:space="preserve"> Stk Kleinmaterial</w:t>
+            </w:r>
+          </w:p>
+          <w:p>
+            <w:pPr>
+              <w:pStyle w:val="BodyText"/>
+              <w:suppressAutoHyphens w:val="true"/>
+              <w:spacing w:lineRule="auto" w:line="278" w:before="0" w:after="0"/>
+              <w:ind w:end="314"/>
+              <w:jc w:val="start"/>
+              <w:rPr>
+                <w:rFonts w:ascii="Arimo" w:hAnsi="Arimo" w:eastAsia="Arimo" w:cs="Arimo"/>
+                <w:b w:val="false"/>
+                <w:bCs w:val="false"/>
+                <w:color w:val="000000"/>
+                <w:kern w:val="0"/>
+                <w:sz w:val="20"/>
+                <w:szCs w:val="20"/>
+                <w:lang w:val="en-US" w:eastAsia="zh-CN" w:bidi="hi-IN"/>
+              </w:rPr>
+            </w:pPr>
+            <w:r>
+              <w:rPr>
+                <w:rFonts w:eastAsia="Arimo" w:cs="Arimo" w:ascii="Arimo" w:hAnsi="Arimo"/>
+                <w:b w:val="false"/>
+                <w:bCs w:val="false"/>
+                <w:color w:val="000000"/>
+                <w:kern w:val="0"/>
+                <w:sz w:val="20"/>
+                <w:szCs w:val="20"/>
+                <w:lang w:val="en-US" w:eastAsia="zh-CN" w:bidi="hi-IN"/>
+              </w:rPr>
             </w:r>
           </w:p>
         </w:tc>
         <w:tc>
           <w:tcPr>
-            <w:tcW w:w="2327" w:type="dxa"/>
+            <w:tcW w:w="2325" w:type="dxa"/>
             <w:tcBorders>
               <w:top w:val="single" w:sz="8" w:space="0" w:color="FFFFFF"/>
               <w:start w:val="single" w:sz="8" w:space="0" w:color="FFFFFF"/>
@@ -1062,13 +1327,13 @@
                 <w:szCs w:val="20"/>
                 <w:lang w:val="en-US" w:eastAsia="zh-CN" w:bidi="hi-IN"/>
               </w:rPr>
-              <w:t>{ServiceUnitPrice}</w:t>
+              <w:t>{Einheitspreis}</w:t>
             </w:r>
           </w:p>
         </w:tc>
         <w:tc>
           <w:tcPr>
-            <w:tcW w:w="1485" w:type="dxa"/>
+            <w:tcW w:w="1481" w:type="dxa"/>
             <w:tcBorders>
               <w:top w:val="single" w:sz="8" w:space="0" w:color="FFFFFF"/>
               <w:start w:val="single" w:sz="8" w:space="0" w:color="FFFFFF"/>
@@ -1101,7 +1366,7 @@
                 <w:szCs w:val="20"/>
                 <w:lang w:val="en-US" w:eastAsia="zh-CN" w:bidi="hi-IN"/>
               </w:rPr>
-              <w:t>{ServiceTotal}</w:t>
+              <w:t>{Gesamt}{/BwtRows}</w:t>
             </w:r>
           </w:p>
         </w:tc>
@@ -1112,7 +1377,7 @@
         </w:trPr>
         <w:tc>
           <w:tcPr>
-            <w:tcW w:w="660" w:type="dxa"/>
+            <w:tcW w:w="630" w:type="dxa"/>
             <w:tcBorders>
               <w:top w:val="single" w:sz="8" w:space="0" w:color="FFFFFF"/>
               <w:start w:val="single" w:sz="8" w:space="0" w:color="FFFFFF"/>
@@ -1147,11 +1412,10 @@
               <w:rPr>
                 <w:rFonts w:eastAsia="Open Sans" w:cs="Open Sans" w:ascii="Open Sans" w:hAnsi="Open Sans"/>
                 <w:color w:val="070707"/>
-                <w:kern w:val="0"/>
                 <w:sz w:val="20"/>
                 <w:szCs w:val="20"/>
-                <w:lang w:val="en-US" w:eastAsia="zh-CN" w:bidi="hi-IN"/>
-              </w:rPr>
+              </w:rPr>
+              <w:t xml:space="preserve">{#BwtGrabRows}{Pos} </w:t>
             </w:r>
           </w:p>
           <w:p>
@@ -1197,28 +1461,18 @@
           <w:p>
             <w:pPr>
               <w:pStyle w:val="normal1"/>
-              <w:suppressAutoHyphens w:val="true"/>
-              <w:spacing w:before="0" w:after="0"/>
               <w:jc w:val="start"/>
-              <w:rPr>
-                <w:color w:val="000000"/>
-              </w:rPr>
-            </w:pPr>
-            <w:r>
-              <w:rPr>
-                <w:rFonts w:eastAsia="Calibri" w:cs="Calibri"/>
-                <w:color w:val="000000"/>
-                <w:kern w:val="0"/>
-                <w:sz w:val="22"/>
-                <w:szCs w:val="22"/>
-                <w:lang w:val="en-US" w:eastAsia="zh-CN" w:bidi="hi-IN"/>
-              </w:rPr>
+              <w:rPr/>
+            </w:pPr>
+            <w:r>
+              <w:rPr/>
+              <w:t xml:space="preserve">{Menge} </w:t>
             </w:r>
           </w:p>
         </w:tc>
         <w:tc>
           <w:tcPr>
-            <w:tcW w:w="4423" w:type="dxa"/>
+            <w:tcW w:w="4425" w:type="dxa"/>
             <w:tcBorders>
               <w:top w:val="single" w:sz="8" w:space="0" w:color="FFFFFF"/>
               <w:start w:val="single" w:sz="8" w:space="0" w:color="FFFFFF"/>
@@ -1233,257 +1487,70 @@
           </w:tcPr>
           <w:p>
             <w:pPr>
-              <w:pStyle w:val="normal1"/>
+              <w:pStyle w:val="BodyText"/>
+              <w:widowControl w:val="false"/>
               <w:suppressAutoHyphens w:val="true"/>
+              <w:bidi w:val="0"/>
               <w:spacing w:lineRule="auto" w:line="278" w:before="0" w:after="0"/>
               <w:ind w:end="314"/>
               <w:jc w:val="start"/>
-              <w:rPr>
-                <w:color w:val="000000"/>
+              <w:rPr/>
+            </w:pPr>
+            <w:r>
+              <w:rPr>
+                <w:rFonts w:eastAsia="Open Sans" w:cs="Open Sans" w:ascii="Open Sans" w:hAnsi="Open Sans"/>
+                <w:b/>
+                <w:bCs/>
+                <w:color w:val="000000"/>
+                <w:kern w:val="0"/>
                 <w:sz w:val="18"/>
                 <w:szCs w:val="18"/>
-              </w:rPr>
-            </w:pPr>
+                <w:lang w:val="en-US" w:eastAsia="zh-CN" w:bidi="hi-IN"/>
+              </w:rPr>
+              <w:t>{</w:t>
+            </w:r>
+            <w:r>
+              <w:rPr>
+                <w:rFonts w:eastAsia="Arimo" w:cs="Arimo" w:ascii="Arimo" w:hAnsi="Arimo"/>
+                <w:b/>
+                <w:bCs/>
+                <w:color w:val="000000"/>
+                <w:kern w:val="0"/>
+                <w:sz w:val="20"/>
+                <w:szCs w:val="20"/>
+                <w:lang w:val="en-US" w:eastAsia="zh-CN" w:bidi="hi-IN"/>
+              </w:rPr>
+              <w:t>Text</w:t>
+            </w:r>
             <w:r>
               <w:rPr>
                 <w:rFonts w:eastAsia="Open Sans" w:cs="Open Sans" w:ascii="Open Sans" w:hAnsi="Open Sans"/>
+                <w:b/>
+                <w:bCs/>
                 <w:color w:val="000000"/>
                 <w:kern w:val="0"/>
                 <w:sz w:val="18"/>
                 <w:szCs w:val="18"/>
                 <w:lang w:val="en-US" w:eastAsia="zh-CN" w:bidi="hi-IN"/>
               </w:rPr>
-              <w:t>{#PrimaryServiceLines}</w:t>
-            </w:r>
-          </w:p>
-          <w:p>
-            <w:pPr>
-              <w:pStyle w:val="normal1"/>
-              <w:suppressAutoHyphens w:val="true"/>
-              <w:spacing w:lineRule="auto" w:line="278" w:before="0" w:after="0"/>
-              <w:ind w:end="314"/>
-              <w:jc w:val="start"/>
-              <w:rPr>
-                <w:color w:val="000000"/>
+              <w:t>}</w:t>
+            </w:r>
+            <w:r>
+              <w:rPr>
+                <w:rFonts w:eastAsia="Open Sans" w:cs="Open Sans" w:ascii="Open Sans" w:hAnsi="Open Sans"/>
+                <w:color w:val="000000"/>
+                <w:kern w:val="0"/>
                 <w:sz w:val="18"/>
                 <w:szCs w:val="18"/>
-              </w:rPr>
-            </w:pPr>
-            <w:r>
-              <w:rPr>
-                <w:rFonts w:eastAsia="Open Sans" w:cs="Open Sans" w:ascii="Open Sans" w:hAnsi="Open Sans"/>
-                <w:color w:val="000000"/>
-                <w:kern w:val="0"/>
-                <w:sz w:val="18"/>
-                <w:szCs w:val="18"/>
-                <w:lang w:val="en-US" w:eastAsia="zh-CN" w:bidi="hi-IN"/>
-              </w:rPr>
-              <w:t>{ServiceLine}</w:t>
-            </w:r>
-          </w:p>
-          <w:p>
-            <w:pPr>
-              <w:pStyle w:val="normal1"/>
-              <w:suppressAutoHyphens w:val="true"/>
-              <w:spacing w:lineRule="auto" w:line="278" w:before="0" w:after="0"/>
-              <w:ind w:end="314"/>
-              <w:jc w:val="start"/>
-              <w:rPr>
-                <w:color w:val="000000"/>
-                <w:sz w:val="18"/>
-                <w:szCs w:val="18"/>
-              </w:rPr>
-            </w:pPr>
-            <w:r>
-              <w:rPr>
-                <w:rFonts w:eastAsia="Open Sans" w:cs="Open Sans" w:ascii="Open Sans" w:hAnsi="Open Sans"/>
-                <w:color w:val="000000"/>
-                <w:kern w:val="0"/>
-                <w:sz w:val="18"/>
-                <w:szCs w:val="18"/>
-                <w:lang w:val="en-US" w:eastAsia="zh-CN" w:bidi="hi-IN"/>
-              </w:rPr>
-              <w:t>{/PrimaryServiceLines}</w:t>
-            </w:r>
-          </w:p>
-          <w:p>
-            <w:pPr>
-              <w:pStyle w:val="normal1"/>
-              <w:suppressAutoHyphens w:val="true"/>
-              <w:spacing w:lineRule="auto" w:line="278" w:before="0" w:after="0"/>
-              <w:ind w:end="314"/>
-              <w:jc w:val="start"/>
-              <w:rPr>
-                <w:color w:val="000000"/>
-                <w:sz w:val="18"/>
-                <w:szCs w:val="18"/>
-              </w:rPr>
-            </w:pPr>
-            <w:r>
-              <w:rPr>
-                <w:rFonts w:eastAsia="Calibri" w:cs="Calibri"/>
-                <w:color w:val="000000"/>
-                <w:kern w:val="0"/>
-                <w:sz w:val="18"/>
-                <w:szCs w:val="18"/>
-                <w:lang w:val="en-US" w:eastAsia="zh-CN" w:bidi="hi-IN"/>
-              </w:rPr>
-            </w:r>
-          </w:p>
-          <w:p>
-            <w:pPr>
-              <w:pStyle w:val="normal1"/>
-              <w:suppressAutoHyphens w:val="true"/>
-              <w:spacing w:lineRule="auto" w:line="278" w:before="0" w:after="0"/>
-              <w:ind w:end="314"/>
-              <w:jc w:val="start"/>
-              <w:rPr>
-                <w:color w:val="000000"/>
-                <w:sz w:val="18"/>
-                <w:szCs w:val="18"/>
-              </w:rPr>
-            </w:pPr>
-            <w:r>
-              <w:rPr>
-                <w:rFonts w:eastAsia="Open Sans" w:cs="Open Sans" w:ascii="Open Sans" w:hAnsi="Open Sans"/>
-                <w:color w:val="000000"/>
-                <w:kern w:val="0"/>
-                <w:sz w:val="18"/>
-                <w:szCs w:val="18"/>
-                <w:lang w:val="en-US" w:eastAsia="zh-CN" w:bidi="hi-IN"/>
-              </w:rPr>
-              <w:t>{#HasIncluded}</w:t>
-            </w:r>
-          </w:p>
-          <w:p>
-            <w:pPr>
-              <w:pStyle w:val="normal1"/>
-              <w:suppressAutoHyphens w:val="true"/>
-              <w:spacing w:lineRule="auto" w:line="278" w:before="0" w:after="0"/>
-              <w:ind w:end="314"/>
-              <w:jc w:val="start"/>
-              <w:rPr>
-                <w:color w:val="000000"/>
-                <w:sz w:val="20"/>
-                <w:szCs w:val="20"/>
-              </w:rPr>
-            </w:pPr>
-            <w:r>
-              <w:rPr>
-                <w:rFonts w:eastAsia="Open Sans" w:cs="Open Sans" w:ascii="Open Sans" w:hAnsi="Open Sans"/>
-                <w:color w:val="000000"/>
-                <w:kern w:val="0"/>
-                <w:sz w:val="20"/>
-                <w:szCs w:val="20"/>
-                <w:lang w:val="en-US" w:eastAsia="zh-CN" w:bidi="hi-IN"/>
-              </w:rPr>
-              <w:t>Enthält je Einheit</w:t>
-            </w:r>
-          </w:p>
-          <w:p>
-            <w:pPr>
-              <w:pStyle w:val="normal1"/>
-              <w:suppressAutoHyphens w:val="true"/>
-              <w:spacing w:lineRule="auto" w:line="278" w:before="0" w:after="0"/>
-              <w:ind w:end="314"/>
-              <w:jc w:val="start"/>
-              <w:rPr>
-                <w:color w:val="000000"/>
-                <w:sz w:val="18"/>
-                <w:szCs w:val="18"/>
-              </w:rPr>
-            </w:pPr>
-            <w:r>
-              <w:rPr>
-                <w:rFonts w:eastAsia="Open Sans" w:cs="Open Sans" w:ascii="Open Sans" w:hAnsi="Open Sans"/>
-                <w:color w:val="000000"/>
-                <w:kern w:val="0"/>
-                <w:sz w:val="18"/>
-                <w:szCs w:val="18"/>
-                <w:lang w:val="en-US" w:eastAsia="zh-CN" w:bidi="hi-IN"/>
-              </w:rPr>
-              <w:t>{/HasIncluded}</w:t>
-            </w:r>
-          </w:p>
-          <w:p>
-            <w:pPr>
-              <w:pStyle w:val="normal1"/>
-              <w:suppressAutoHyphens w:val="true"/>
-              <w:spacing w:lineRule="auto" w:line="278" w:before="0" w:after="0"/>
-              <w:ind w:end="314"/>
-              <w:jc w:val="start"/>
-              <w:rPr>
-                <w:color w:val="000000"/>
-                <w:sz w:val="18"/>
-                <w:szCs w:val="18"/>
-              </w:rPr>
-            </w:pPr>
-            <w:r>
-              <w:rPr>
-                <w:rFonts w:eastAsia="Open Sans" w:cs="Open Sans" w:ascii="Open Sans" w:hAnsi="Open Sans"/>
-                <w:color w:val="000000"/>
-                <w:kern w:val="0"/>
-                <w:sz w:val="18"/>
-                <w:szCs w:val="18"/>
-                <w:lang w:val="en-US" w:eastAsia="zh-CN" w:bidi="hi-IN"/>
-              </w:rPr>
-              <w:t>{#IncludedServiceLines}</w:t>
-            </w:r>
-          </w:p>
-          <w:p>
-            <w:pPr>
-              <w:pStyle w:val="normal1"/>
-              <w:suppressAutoHyphens w:val="true"/>
-              <w:spacing w:lineRule="auto" w:line="278" w:before="0" w:after="0"/>
-              <w:ind w:end="314"/>
-              <w:jc w:val="start"/>
-              <w:rPr>
-                <w:color w:val="000000"/>
-                <w:sz w:val="18"/>
-                <w:szCs w:val="18"/>
-              </w:rPr>
-            </w:pPr>
-            <w:r>
-              <w:rPr>
-                <w:rFonts w:eastAsia="Open Sans" w:cs="Open Sans" w:ascii="Open Sans" w:hAnsi="Open Sans"/>
-                <w:color w:val="000000"/>
-                <w:kern w:val="0"/>
-                <w:sz w:val="18"/>
-                <w:szCs w:val="18"/>
-                <w:lang w:val="en-US" w:eastAsia="zh-CN" w:bidi="hi-IN"/>
-              </w:rPr>
-              <w:t>{ServiceLine}</w:t>
-            </w:r>
-          </w:p>
-          <w:p>
-            <w:pPr>
-              <w:pStyle w:val="normal1"/>
-              <w:suppressAutoHyphens w:val="true"/>
-              <w:spacing w:lineRule="auto" w:line="278" w:before="0" w:after="0"/>
-              <w:ind w:end="314"/>
-              <w:jc w:val="start"/>
-              <w:rPr>
-                <w:color w:val="000000"/>
-                <w:sz w:val="18"/>
-                <w:szCs w:val="18"/>
-              </w:rPr>
-            </w:pPr>
-            <w:r>
-              <w:rPr>
-                <w:rFonts w:eastAsia="Open Sans" w:cs="Open Sans" w:ascii="Open Sans" w:hAnsi="Open Sans"/>
-                <w:color w:val="000000"/>
-                <w:kern w:val="0"/>
-                <w:sz w:val="18"/>
-                <w:szCs w:val="18"/>
-                <w:lang w:val="en-US" w:eastAsia="zh-CN" w:bidi="hi-IN"/>
-              </w:rPr>
-              <w:t>{/IncludedServiceLines}</w:t>
+                <w:lang w:val="en-US" w:eastAsia="zh-CN" w:bidi="hi-IN"/>
+              </w:rPr>
+              <w:t xml:space="preserve"> </w:t>
             </w:r>
           </w:p>
         </w:tc>
         <w:tc>
           <w:tcPr>
-            <w:tcW w:w="2327" w:type="dxa"/>
+            <w:tcW w:w="2325" w:type="dxa"/>
             <w:tcBorders>
               <w:top w:val="single" w:sz="8" w:space="0" w:color="FFFFFF"/>
               <w:start w:val="single" w:sz="8" w:space="0" w:color="FFFFFF"/>
@@ -1502,26 +1569,22 @@
               <w:suppressAutoHyphens w:val="true"/>
               <w:spacing w:lineRule="auto" w:line="278" w:before="0" w:after="0"/>
               <w:ind w:end="314"/>
-              <w:jc w:val="end"/>
-              <w:rPr>
-                <w:color w:val="000000"/>
-              </w:rPr>
-            </w:pPr>
-            <w:r>
-              <w:rPr>
-                <w:rFonts w:eastAsia="Calibri" w:cs="Calibri"/>
-                <w:color w:val="000000"/>
-                <w:kern w:val="0"/>
-                <w:sz w:val="22"/>
-                <w:szCs w:val="22"/>
-                <w:lang w:val="en-US" w:eastAsia="zh-CN" w:bidi="hi-IN"/>
-              </w:rPr>
+              <w:jc w:val="start"/>
+              <w:rPr>
+                <w:color w:val="000000"/>
+              </w:rPr>
+            </w:pPr>
+            <w:r>
+              <w:rPr>
+                <w:color w:val="000000"/>
+              </w:rPr>
+              <w:t xml:space="preserve">{Einheitspreis} </w:t>
             </w:r>
           </w:p>
         </w:tc>
         <w:tc>
           <w:tcPr>
-            <w:tcW w:w="1485" w:type="dxa"/>
+            <w:tcW w:w="1481" w:type="dxa"/>
             <w:tcBorders>
               <w:top w:val="single" w:sz="8" w:space="0" w:color="FFFFFF"/>
               <w:start w:val="single" w:sz="8" w:space="0" w:color="FFFFFF"/>
@@ -1548,13 +1611,9 @@
             </w:pPr>
             <w:r>
               <w:rPr>
-                <w:rFonts w:eastAsia="Calibri" w:cs="Calibri"/>
-                <w:color w:val="000000"/>
-                <w:kern w:val="0"/>
-                <w:sz w:val="22"/>
-                <w:szCs w:val="22"/>
-                <w:lang w:val="en-US" w:eastAsia="zh-CN" w:bidi="hi-IN"/>
-              </w:rPr>
+                <w:color w:val="000000"/>
+              </w:rPr>
+              <w:t xml:space="preserve">{Gesamt}{/BwtGrabRows} </w:t>
             </w:r>
           </w:p>
         </w:tc>
@@ -1711,12 +1770,7 @@
             </w:pPr>
             <w:r>
               <w:rPr>
-                <w:rFonts w:eastAsia="Calibri" w:cs="Calibri"/>
-                <w:color w:val="000000"/>
-                <w:kern w:val="0"/>
-                <w:sz w:val="22"/>
-                <w:szCs w:val="22"/>
-                <w:lang w:val="en-US" w:eastAsia="zh-CN" w:bidi="hi-IN"/>
+                <w:color w:val="000000"/>
               </w:rPr>
             </w:r>
           </w:p>
@@ -1745,12 +1799,7 @@
             </w:pPr>
             <w:r>
               <w:rPr>
-                <w:rFonts w:eastAsia="Calibri" w:cs="Calibri"/>
-                <w:color w:val="000000"/>
-                <w:kern w:val="0"/>
-                <w:sz w:val="22"/>
-                <w:szCs w:val="22"/>
-                <w:lang w:val="en-US" w:eastAsia="zh-CN" w:bidi="hi-IN"/>
+                <w:color w:val="000000"/>
               </w:rPr>
             </w:r>
           </w:p>
@@ -1883,12 +1932,7 @@
             </w:pPr>
             <w:r>
               <w:rPr>
-                <w:rFonts w:eastAsia="Calibri" w:cs="Calibri"/>
-                <w:color w:val="000000"/>
-                <w:kern w:val="0"/>
-                <w:sz w:val="22"/>
-                <w:szCs w:val="22"/>
-                <w:lang w:val="en-US" w:eastAsia="zh-CN" w:bidi="hi-IN"/>
+                <w:color w:val="000000"/>
               </w:rPr>
             </w:r>
           </w:p>
@@ -1917,12 +1961,7 @@
             </w:pPr>
             <w:r>
               <w:rPr>
-                <w:rFonts w:eastAsia="Calibri" w:cs="Calibri"/>
-                <w:color w:val="000000"/>
-                <w:kern w:val="0"/>
-                <w:sz w:val="22"/>
-                <w:szCs w:val="22"/>
-                <w:lang w:val="en-US" w:eastAsia="zh-CN" w:bidi="hi-IN"/>
+                <w:color w:val="000000"/>
               </w:rPr>
             </w:r>
           </w:p>
@@ -3686,6 +3725,18 @@
       <w:u w:val="single"/>
     </w:rPr>
   </w:style>
+  <w:style w:type="character" w:styleId="NumberingSymbols">
+    <w:name w:val="Numbering Symbols"/>
+    <w:qFormat/>
+    <w:rPr/>
+  </w:style>
+  <w:style w:type="character" w:styleId="Bullets">
+    <w:name w:val="Bullets"/>
+    <w:qFormat/>
+    <w:rPr>
+      <w:rFonts w:ascii="OpenSymbol" w:hAnsi="OpenSymbol" w:eastAsia="OpenSymbol" w:cs="OpenSymbol"/>
+    </w:rPr>
+  </w:style>
   <w:style w:type="paragraph" w:styleId="Heading" w:customStyle="1">
     <w:name w:val="Heading"/>
     <w:basedOn w:val="Normal"/>

--- a/src/templates/Angebot-BWT.docx
+++ b/src/templates/Angebot-BWT.docx
@@ -1054,9 +1054,70 @@
               <w:br/>
               <w:t>• {Bullet5}</w:t>
               <w:br/>
-              <w:t>• {Bullet6}</w:t>
-              <w:br/>
-              <w:t>• {Bullet7}</w:t>
+              <w:t>• {Bullet6}{#HasBullet7}</w:t>
+            </w:r>
+          </w:p>
+          <w:p>
+            <w:pPr>
+              <w:pStyle w:val="BodyText"/>
+              <w:suppressAutoHyphens w:val="true"/>
+              <w:spacing w:lineRule="auto" w:line="278" w:before="0" w:after="0"/>
+              <w:ind w:end="314"/>
+              <w:jc w:val="start"/>
+              <w:rPr>
+                <w:color w:val="000000"/>
+              </w:rPr>
+            </w:pPr>
+            <w:r>
+              <w:rPr>
+                <w:rFonts w:eastAsia="Arimo" w:cs="Arimo" w:ascii="Arimo" w:hAnsi="Arimo"/>
+                <w:b w:val="false"/>
+                <w:bCs w:val="false"/>
+                <w:color w:val="000000"/>
+                <w:kern w:val="0"/>
+                <w:sz w:val="20"/>
+                <w:szCs w:val="20"/>
+                <w:lang w:val="en-US" w:eastAsia="zh-CN" w:bidi="hi-IN"/>
+              </w:rPr>
+              <w:t xml:space="preserve">• </w:t>
+            </w:r>
+            <w:r>
+              <w:rPr>
+                <w:rFonts w:eastAsia="Arimo" w:cs="Arimo" w:ascii="Arimo" w:hAnsi="Arimo"/>
+                <w:b w:val="false"/>
+                <w:bCs w:val="false"/>
+                <w:color w:val="000000"/>
+                <w:kern w:val="0"/>
+                <w:sz w:val="20"/>
+                <w:szCs w:val="20"/>
+                <w:lang w:val="en-US" w:eastAsia="zh-CN" w:bidi="hi-IN"/>
+              </w:rPr>
+              <w:t>{Bullet7}</w:t>
+            </w:r>
+          </w:p>
+          <w:p>
+            <w:pPr>
+              <w:pStyle w:val="BodyText"/>
+              <w:suppressAutoHyphens w:val="true"/>
+              <w:spacing w:lineRule="auto" w:line="278" w:before="0" w:after="0"/>
+              <w:ind w:end="314"/>
+              <w:jc w:val="start"/>
+              <w:rPr>
+                <w:color w:val="000000"/>
+              </w:rPr>
+            </w:pPr>
+            <w:r>
+              <w:rPr>
+                <w:rFonts w:eastAsia="Arimo" w:cs="Arimo" w:ascii="Arimo" w:hAnsi="Arimo"/>
+                <w:b w:val="false"/>
+                <w:bCs w:val="false"/>
+                <w:color w:val="000000"/>
+                <w:kern w:val="0"/>
+                <w:sz w:val="20"/>
+                <w:szCs w:val="20"/>
+                <w:lang w:val="en-US" w:eastAsia="zh-CN" w:bidi="hi-IN"/>
+              </w:rPr>
+              <w:t>{/HasBullet7}</w:t>
             </w:r>
           </w:p>
           <w:p>
@@ -2645,7 +2706,7 @@
               <w:rFonts w:eastAsia="Calibri" w:cs="Calibri"/>
               <w:lang w:val="en-US" w:eastAsia="zh-CN" w:bidi="hi-IN"/>
             </w:rPr>
-            <w:t>2</w:t>
+            <w:t>3</w:t>
           </w:r>
           <w:r>
             <w:rPr>
@@ -2705,7 +2766,7 @@
               <w:rFonts w:eastAsia="Calibri" w:cs="Calibri"/>
               <w:lang w:val="en-US" w:eastAsia="zh-CN" w:bidi="hi-IN"/>
             </w:rPr>
-            <w:t>2</w:t>
+            <w:t>3</w:t>
           </w:r>
           <w:r>
             <w:rPr>
@@ -2934,7 +2995,7 @@
               <w:rFonts w:eastAsia="Calibri" w:cs="Calibri"/>
               <w:lang w:val="en-US" w:eastAsia="zh-CN" w:bidi="hi-IN"/>
             </w:rPr>
-            <w:t>2</w:t>
+            <w:t>3</w:t>
           </w:r>
           <w:r>
             <w:rPr>
@@ -2994,7 +3055,7 @@
               <w:rFonts w:eastAsia="Calibri" w:cs="Calibri"/>
               <w:lang w:val="en-US" w:eastAsia="zh-CN" w:bidi="hi-IN"/>
             </w:rPr>
-            <w:t>2</w:t>
+            <w:t>3</w:t>
           </w:r>
           <w:r>
             <w:rPr>

--- a/src/templates/Angebot-BWT.docx
+++ b/src/templates/Angebot-BWT.docx
@@ -703,7 +703,7 @@
       <w:tblGrid>
         <w:gridCol w:w="467"/>
         <w:gridCol w:w="757"/>
-        <w:gridCol w:w="6093"/>
+        <w:gridCol w:w="6094"/>
         <w:gridCol w:w="1399"/>
         <w:gridCol w:w="943"/>
       </w:tblGrid>
@@ -961,10 +961,12 @@
               <w:right w:w="2" w:type="dxa"/>
             </w:tcMar>
             <w:tcBorders>
-              <w:top w:val="single" w:color="FFFFFF" w:sz="8" w:space="0"/>
-              <w:left w:val="single" w:color="FFFFFF" w:sz="8" w:space="0"/>
-              <w:bottom w:val="single" w:color="FFFFFF" w:sz="8" w:space="0"/>
-              <w:right w:val="single" w:color="FFFFFF" w:sz="8" w:space="0"/>
+              <w:top w:val="nil"/>
+              <w:left w:val="nil"/>
+              <w:bottom w:val="nil"/>
+              <w:right w:val="nil"/>
+              <w:insideH w:val="single" w:color="000000" w:sz="8" w:space="0"/>
+              <w:insideV w:val="single" w:color="000000" w:sz="8" w:space="0"/>
             </w:tcBorders>
             <w:shd w:fill="FFFFFF" w:color="auto" w:val="clear"/>
             <w:vAlign w:val="top"/>
@@ -976,13 +978,16 @@
               <w:spacing w:before="0" w:after="0"/>
               <w:ind/>
               <w:jc w:val="left"/>
-              <w:rPr/>
-            </w:pPr>
-            <w:r>
-              <w:rPr>
-                <w:rFonts w:eastAsia="Calibri" w:cs="Calibri"/>
+              <w:rPr>
+                <w:rFonts w:ascii="Calibri" w:eastAsia="Calibri" w:hAnsi="Calibri" w:cs="Calibri"/>
+                <w:sz w:val="18"/>
+              </w:rPr>
+            </w:pPr>
+            <w:r>
+              <w:rPr>
+                <w:rFonts w:ascii="Calibri" w:eastAsia="Calibri" w:hAnsi="Calibri" w:cs="Calibri"/>
                 <w:color w:val="070707"/>
-                <w:sz w:val="22"/>
+                <w:sz w:val="18"/>
                 <w:szCs w:val="22"/>
               </w:rPr>
               <w:t xml:space="preserve">{#BwtRows}{Pos}</w:t>
@@ -991,7 +996,7 @@
         </w:tc>
         <w:tc>
           <w:tcPr>
-            <w:tcW w:w="757" w:type="dxa"/>
+            <w:tcW w:w="467" w:type="dxa"/>
             <w:tcMar>
               <w:top w:w="0" w:type="dxa"/>
               <w:left w:w="2" w:type="dxa"/>
@@ -999,10 +1004,10 @@
               <w:right w:w="2" w:type="dxa"/>
             </w:tcMar>
             <w:tcBorders>
-              <w:top w:val="single" w:color="FFFFFF" w:sz="8" w:space="0"/>
-              <w:left w:val="single" w:color="FFFFFF" w:sz="8" w:space="0"/>
-              <w:bottom w:val="single" w:color="FFFFFF" w:sz="8" w:space="0"/>
-              <w:right w:val="single" w:color="FFFFFF" w:sz="8" w:space="0"/>
+              <w:top w:val="nil"/>
+              <w:left w:val="nil"/>
+              <w:bottom w:val="nil"/>
+              <w:right w:val="nil"/>
             </w:tcBorders>
             <w:shd w:fill="FFFFFF" w:color="auto" w:val="clear"/>
             <w:vAlign w:val="top"/>
@@ -1015,17 +1020,17 @@
               <w:ind/>
               <w:jc w:val="left"/>
               <w:rPr>
-                <w:rFonts w:ascii="Open Sans" w:eastAsia="Open Sans" w:hAnsi="Open Sans" w:cs="Open Sans"/>
+                <w:rFonts w:ascii="Calibri" w:eastAsia="Calibri" w:hAnsi="Calibri" w:cs="Calibri"/>
                 <w:color w:val="070707"/>
-                <w:sz w:val="20"/>
+                <w:sz w:val="18"/>
                 <w:szCs w:val="20"/>
               </w:rPr>
             </w:pPr>
             <w:r>
               <w:rPr>
-                <w:rFonts w:ascii="Open Sans" w:eastAsia="Open Sans" w:hAnsi="Open Sans" w:cs="Open Sans"/>
+                <w:rFonts w:ascii="Calibri" w:eastAsia="Calibri" w:hAnsi="Calibri" w:cs="Calibri"/>
                 <w:color w:val="070707"/>
-                <w:sz w:val="20"/>
+                <w:sz w:val="18"/>
                 <w:szCs w:val="20"/>
               </w:rPr>
               <w:t xml:space="preserve">{Menge}</w:t>
@@ -1034,7 +1039,7 @@
         </w:tc>
         <w:tc>
           <w:tcPr>
-            <w:tcW w:w="6093" w:type="dxa"/>
+            <w:tcW w:w="467" w:type="dxa"/>
             <w:tcMar>
               <w:top w:w="0" w:type="dxa"/>
               <w:left w:w="2" w:type="dxa"/>
@@ -1042,10 +1047,12 @@
               <w:right w:w="2" w:type="dxa"/>
             </w:tcMar>
             <w:tcBorders>
-              <w:top w:val="single" w:color="FFFFFF" w:sz="8" w:space="0"/>
-              <w:left w:val="single" w:color="FFFFFF" w:sz="8" w:space="0"/>
-              <w:bottom w:val="single" w:color="FFFFFF" w:sz="8" w:space="0"/>
-              <w:right w:val="single" w:color="FFFFFF" w:sz="8" w:space="0"/>
+              <w:top w:val="nil"/>
+              <w:left w:val="nil"/>
+              <w:bottom w:val="nil"/>
+              <w:right w:val="nil"/>
+              <w:insideH w:val="single" w:color="000000" w:sz="8" w:space="0"/>
+              <w:insideV w:val="single" w:color="000000" w:sz="8" w:space="0"/>
             </w:tcBorders>
             <w:shd w:fill="FFFFFF" w:color="auto" w:val="clear"/>
             <w:vAlign w:val="top"/>
@@ -1433,7 +1440,7 @@
         </w:tc>
         <w:tc>
           <w:tcPr>
-            <w:tcW w:w="1399" w:type="dxa"/>
+            <w:tcW w:w="467" w:type="dxa"/>
             <w:tcMar>
               <w:top w:w="0" w:type="dxa"/>
               <w:left w:w="2" w:type="dxa"/>
@@ -1441,10 +1448,10 @@
               <w:right w:w="2" w:type="dxa"/>
             </w:tcMar>
             <w:tcBorders>
-              <w:top w:val="single" w:color="FFFFFF" w:sz="8" w:space="0"/>
-              <w:left w:val="single" w:color="FFFFFF" w:sz="8" w:space="0"/>
-              <w:bottom w:val="single" w:color="FFFFFF" w:sz="8" w:space="0"/>
-              <w:right w:val="single" w:color="FFFFFF" w:sz="8" w:space="0"/>
+              <w:top w:val="nil"/>
+              <w:left w:val="nil"/>
+              <w:bottom w:val="nil"/>
+              <w:right w:val="nil"/>
             </w:tcBorders>
             <w:shd w:fill="FFFFFF" w:color="auto" w:val="clear"/>
             <w:vAlign w:val="top"/>
@@ -1457,13 +1464,14 @@
               <w:ind w:right="34"/>
               <w:jc w:val="center"/>
               <w:rPr>
-                <w:color w:val="000000"/>
-                <w:sz w:val="18"/>
-              </w:rPr>
-            </w:pPr>
-            <w:r>
-              <w:rPr>
-                <w:rFonts w:ascii="Open Sans" w:eastAsia="Open Sans" w:hAnsi="Open Sans" w:cs="Open Sans"/>
+                <w:rFonts w:ascii="Calibri" w:eastAsia="Calibri" w:hAnsi="Calibri" w:cs="Calibri"/>
+                <w:color w:val="000000"/>
+                <w:sz w:val="18"/>
+              </w:rPr>
+            </w:pPr>
+            <w:r>
+              <w:rPr>
+                <w:rFonts w:ascii="Calibri" w:eastAsia="Calibri" w:hAnsi="Calibri" w:cs="Calibri"/>
                 <w:color w:val="000000"/>
                 <w:sz w:val="18"/>
                 <w:szCs w:val="20"/>
@@ -1474,7 +1482,7 @@
         </w:tc>
         <w:tc>
           <w:tcPr>
-            <w:tcW w:w="943" w:type="dxa"/>
+            <w:tcW w:w="467" w:type="dxa"/>
             <w:tcMar>
               <w:top w:w="0" w:type="dxa"/>
               <w:left w:w="2" w:type="dxa"/>
@@ -1482,10 +1490,10 @@
               <w:right w:w="2" w:type="dxa"/>
             </w:tcMar>
             <w:tcBorders>
-              <w:top w:val="single" w:color="FFFFFF" w:sz="8" w:space="0"/>
-              <w:left w:val="single" w:color="FFFFFF" w:sz="8" w:space="0"/>
-              <w:bottom w:val="single" w:color="FFFFFF" w:sz="8" w:space="0"/>
-              <w:right w:val="single" w:color="FFFFFF" w:sz="8" w:space="0"/>
+              <w:top w:val="nil"/>
+              <w:left w:val="nil"/>
+              <w:bottom w:val="nil"/>
+              <w:right w:val="nil"/>
             </w:tcBorders>
             <w:shd w:fill="FFFFFF" w:color="auto" w:val="clear"/>
             <w:vAlign w:val="top"/>
@@ -1498,13 +1506,14 @@
               <w:ind w:left="-141" w:right="34"/>
               <w:jc w:val="center"/>
               <w:rPr>
-                <w:color w:val="000000"/>
-                <w:sz w:val="18"/>
-              </w:rPr>
-            </w:pPr>
-            <w:r>
-              <w:rPr>
-                <w:rFonts w:ascii="Open Sans" w:eastAsia="Open Sans" w:hAnsi="Open Sans" w:cs="Open Sans"/>
+                <w:rFonts w:ascii="Calibri" w:eastAsia="Calibri" w:hAnsi="Calibri" w:cs="Calibri"/>
+                <w:color w:val="000000"/>
+                <w:sz w:val="18"/>
+              </w:rPr>
+            </w:pPr>
+            <w:r>
+              <w:rPr>
+                <w:rFonts w:ascii="Calibri" w:eastAsia="Calibri" w:hAnsi="Calibri" w:cs="Calibri"/>
                 <w:color w:val="000000"/>
                 <w:sz w:val="18"/>
                 <w:szCs w:val="20"/>
@@ -1513,7 +1522,7 @@
             </w:r>
             <w:r>
               <w:rPr>
-                <w:rFonts w:ascii="Open Sans" w:eastAsia="Open Sans" w:hAnsi="Open Sans" w:cs="Open Sans"/>
+                <w:rFonts w:ascii="Calibri" w:eastAsia="Calibri" w:hAnsi="Calibri" w:cs="Calibri"/>
                 <w:color w:val="000000"/>
                 <w:sz w:val="18"/>
                 <w:szCs w:val="20"/>
@@ -1546,10 +1555,10 @@
               <w:right w:w="2" w:type="dxa"/>
             </w:tcMar>
             <w:tcBorders>
-              <w:top w:val="single" w:color="FFFFFF" w:sz="8" w:space="0"/>
-              <w:left w:val="single" w:color="FFFFFF" w:sz="8" w:space="0"/>
-              <w:bottom w:val="single" w:color="FFFFFF" w:sz="8" w:space="0"/>
-              <w:right w:val="single" w:color="FFFFFF" w:sz="8" w:space="0"/>
+              <w:top w:val="nil"/>
+              <w:left w:val="nil"/>
+              <w:bottom w:val="nil"/>
+              <w:right w:val="nil"/>
             </w:tcBorders>
             <w:shd w:fill="FFFFFF" w:color="auto" w:val="clear"/>
             <w:vAlign w:val="top"/>
@@ -1567,40 +1576,26 @@
                 <w:tab w:val="left" w:pos="1416.0000610351562"/>
               </w:tabs>
               <w:rPr>
-                <w:rFonts w:ascii="Open Sans" w:eastAsia="Open Sans" w:hAnsi="Open Sans" w:cs="Open Sans"/>
+                <w:rFonts w:ascii="Calibri" w:eastAsia="Calibri" w:hAnsi="Calibri" w:cs="Calibri"/>
                 <w:color w:val="070707"/>
-                <w:sz w:val="20"/>
+                <w:sz w:val="18"/>
                 <w:szCs w:val="20"/>
               </w:rPr>
             </w:pPr>
             <w:r>
               <w:rPr>
-                <w:rFonts w:ascii="Open Sans" w:eastAsia="Open Sans" w:hAnsi="Open Sans" w:cs="Open Sans"/>
+                <w:rFonts w:ascii="Calibri" w:eastAsia="Calibri" w:hAnsi="Calibri" w:cs="Calibri"/>
                 <w:color w:val="070707"/>
-                <w:sz w:val="20"/>
+                <w:sz w:val="18"/>
                 <w:szCs w:val="20"/>
               </w:rPr>
-              <w:t xml:space="preserve">{#BwtGrabRows}{Pos} </w:t>
-            </w:r>
-          </w:p>
-          <w:p>
-            <w:pPr>
-              <w:pBdr/>
-              <w:pStyle w:val="normal1"/>
-              <w:spacing w:before="100" w:beforeAutospacing="true" w:after="0" w:afterAutospacing="false" w:line="240" w:lineRule="auto"/>
-              <w:ind w:left="0" w:right="0"/>
-              <w:jc w:val="left"/>
-              <w:rPr>
-                <w:rFonts w:ascii="Calibri" w:eastAsia="Calibri" w:hAnsi="Calibri" w:cs="Calibri"/>
-                <w:sz w:val="22"/>
-                <w:szCs w:val="22"/>
-              </w:rPr>
-            </w:pPr>
+              <w:t xml:space="preserve">{#BwtGrabRows}{Pos}</w:t>
+            </w:r>
           </w:p>
         </w:tc>
         <w:tc>
           <w:tcPr>
-            <w:tcW w:w="757" w:type="dxa"/>
+            <w:tcW w:w="467" w:type="dxa"/>
             <w:tcMar>
               <w:top w:w="0" w:type="dxa"/>
               <w:left w:w="2" w:type="dxa"/>
@@ -1608,10 +1603,10 @@
               <w:right w:w="2" w:type="dxa"/>
             </w:tcMar>
             <w:tcBorders>
-              <w:top w:val="single" w:color="FFFFFF" w:sz="8" w:space="0"/>
-              <w:left w:val="single" w:color="FFFFFF" w:sz="8" w:space="0"/>
-              <w:bottom w:val="single" w:color="FFFFFF" w:sz="8" w:space="0"/>
-              <w:right w:val="single" w:color="FFFFFF" w:sz="8" w:space="0"/>
+              <w:top w:val="nil"/>
+              <w:left w:val="nil"/>
+              <w:bottom w:val="nil"/>
+              <w:right w:val="nil"/>
             </w:tcBorders>
             <w:shd w:fill="FFFFFF" w:color="auto" w:val="clear"/>
             <w:vAlign w:val="top"/>
@@ -1623,17 +1618,23 @@
               <w:spacing w:before="100" w:beforeAutospacing="true" w:afterAutospacing="false" w:line="240" w:lineRule="auto"/>
               <w:ind w:left="0" w:right="0"/>
               <w:jc w:val="left"/>
-              <w:rPr/>
-            </w:pPr>
-            <w:r>
-              <w:rPr/>
+              <w:rPr>
+                <w:rFonts w:ascii="Calibri" w:eastAsia="Calibri" w:hAnsi="Calibri" w:cs="Calibri"/>
+                <w:sz w:val="18"/>
+              </w:rPr>
+            </w:pPr>
+            <w:r>
+              <w:rPr>
+                <w:rFonts w:ascii="Calibri" w:eastAsia="Calibri" w:hAnsi="Calibri" w:cs="Calibri"/>
+                <w:sz w:val="18"/>
+              </w:rPr>
               <w:t xml:space="preserve">{Menge} </w:t>
             </w:r>
           </w:p>
         </w:tc>
         <w:tc>
           <w:tcPr>
-            <w:tcW w:w="6093" w:type="dxa"/>
+            <w:tcW w:w="467" w:type="dxa"/>
             <w:tcMar>
               <w:top w:w="0" w:type="dxa"/>
               <w:left w:w="2" w:type="dxa"/>
@@ -1641,10 +1642,10 @@
               <w:right w:w="2" w:type="dxa"/>
             </w:tcMar>
             <w:tcBorders>
-              <w:top w:val="single" w:color="FFFFFF" w:sz="8" w:space="0"/>
-              <w:left w:val="single" w:color="FFFFFF" w:sz="8" w:space="0"/>
-              <w:bottom w:val="single" w:color="FFFFFF" w:sz="8" w:space="0"/>
-              <w:right w:val="single" w:color="FFFFFF" w:sz="8" w:space="0"/>
+              <w:top w:val="nil"/>
+              <w:left w:val="nil"/>
+              <w:bottom w:val="nil"/>
+              <w:right w:val="nil"/>
             </w:tcBorders>
             <w:shd w:fill="FFFFFF" w:color="auto" w:val="clear"/>
             <w:vAlign w:val="top"/>
@@ -1705,7 +1706,7 @@
         </w:tc>
         <w:tc>
           <w:tcPr>
-            <w:tcW w:w="1399" w:type="dxa"/>
+            <w:tcW w:w="467" w:type="dxa"/>
             <w:tcMar>
               <w:top w:w="0" w:type="dxa"/>
               <w:left w:w="2" w:type="dxa"/>
@@ -1713,10 +1714,10 @@
               <w:right w:w="2" w:type="dxa"/>
             </w:tcMar>
             <w:tcBorders>
-              <w:top w:val="single" w:color="FFFFFF" w:sz="8" w:space="0"/>
-              <w:left w:val="single" w:color="FFFFFF" w:sz="8" w:space="0"/>
-              <w:bottom w:val="single" w:color="FFFFFF" w:sz="8" w:space="0"/>
-              <w:right w:val="single" w:color="FFFFFF" w:sz="8" w:space="0"/>
+              <w:top w:val="nil"/>
+              <w:left w:val="nil"/>
+              <w:bottom w:val="nil"/>
+              <w:right w:val="nil"/>
             </w:tcBorders>
             <w:shd w:fill="FFFFFF" w:color="auto" w:val="clear"/>
             <w:vAlign w:val="top"/>
@@ -1729,12 +1730,14 @@
               <w:ind w:left="0" w:right="0"/>
               <w:jc w:val="left"/>
               <w:rPr>
-                <w:color w:val="000000"/>
-                <w:sz w:val="18"/>
-              </w:rPr>
-            </w:pPr>
-            <w:r>
-              <w:rPr>
+                <w:rFonts w:ascii="Calibri" w:eastAsia="Calibri" w:hAnsi="Calibri" w:cs="Calibri"/>
+                <w:color w:val="000000"/>
+                <w:sz w:val="18"/>
+              </w:rPr>
+            </w:pPr>
+            <w:r>
+              <w:rPr>
+                <w:rFonts w:ascii="Calibri" w:eastAsia="Calibri" w:hAnsi="Calibri" w:cs="Calibri"/>
                 <w:color w:val="000000"/>
                 <w:sz w:val="18"/>
               </w:rPr>
@@ -1744,7 +1747,7 @@
         </w:tc>
         <w:tc>
           <w:tcPr>
-            <w:tcW w:w="943" w:type="dxa"/>
+            <w:tcW w:w="467" w:type="dxa"/>
             <w:tcMar>
               <w:top w:w="0" w:type="dxa"/>
               <w:left w:w="2" w:type="dxa"/>
@@ -1752,13 +1755,13 @@
               <w:right w:w="2" w:type="dxa"/>
             </w:tcMar>
             <w:tcBorders>
-              <w:top w:val="single" w:color="FFFFFF" w:sz="8" w:space="0"/>
-              <w:left w:val="single" w:color="FFFFFF" w:sz="8" w:space="0"/>
-              <w:bottom w:val="single" w:color="FFFFFF" w:sz="8" w:space="0"/>
-              <w:right w:val="single" w:color="FFFFFF" w:sz="8" w:space="0"/>
+              <w:top w:val="nil"/>
+              <w:left w:val="nil"/>
+              <w:bottom w:val="nil"/>
+              <w:right w:val="nil"/>
             </w:tcBorders>
             <w:shd w:fill="FFFFFF" w:color="auto" w:val="clear"/>
-            <w:vAlign w:val="center"/>
+            <w:vAlign w:val="top"/>
           </w:tcPr>
           <w:p>
             <w:pPr>
@@ -1766,14 +1769,16 @@
               <w:pStyle w:val="normal1"/>
               <w:spacing w:before="100" w:beforeAutospacing="true" w:after="0" w:afterAutospacing="false" w:line="240" w:lineRule="auto"/>
               <w:ind w:left="0" w:right="0"/>
-              <w:jc w:val="left"/>
-              <w:rPr>
-                <w:color w:val="000000"/>
-                <w:sz w:val="18"/>
-              </w:rPr>
-            </w:pPr>
-            <w:r>
-              <w:rPr>
+              <w:jc w:val="both"/>
+              <w:rPr>
+                <w:rFonts w:ascii="Calibri" w:eastAsia="Calibri" w:hAnsi="Calibri" w:cs="Calibri"/>
+                <w:color w:val="000000"/>
+                <w:sz w:val="18"/>
+              </w:rPr>
+            </w:pPr>
+            <w:r>
+              <w:rPr>
+                <w:rFonts w:ascii="Calibri" w:eastAsia="Calibri" w:hAnsi="Calibri" w:cs="Calibri"/>
                 <w:color w:val="000000"/>
                 <w:sz w:val="18"/>
               </w:rPr>
@@ -1781,10 +1786,11 @@
             </w:r>
             <w:r>
               <w:rPr>
-                <w:color w:val="000000"/>
-                <w:sz w:val="18"/>
-              </w:rPr>
-              <w:t xml:space="preserve">BwtGrabRows} </w:t>
+                <w:rFonts w:ascii="Calibri" w:eastAsia="Calibri" w:hAnsi="Calibri" w:cs="Calibri"/>
+                <w:color w:val="000000"/>
+                <w:sz w:val="18"/>
+              </w:rPr>
+              <w:t xml:space="preserve">BwtGrabRows}</w:t>
             </w:r>
           </w:p>
         </w:tc>
@@ -1809,28 +1815,11 @@
         </w:rPr>
       </w:pPr>
     </w:p>
-    <w:p>
-      <w:pPr>
-        <w:pBdr/>
-        <w:pStyle w:val="normal1"/>
-        <w:spacing w:before="121" w:after="0"/>
-        <w:ind/>
-        <w:tabs>
-          <w:tab w:val="clear" w:pos="720"/>
-          <w:tab w:val="left" w:pos="750"/>
-          <w:tab w:val="left" w:pos="1416.0000610351562"/>
-        </w:tabs>
-        <w:rPr>
-          <w:rFonts w:ascii="Open Sans" w:eastAsia="Open Sans" w:hAnsi="Open Sans" w:cs="Open Sans"/>
-          <w:color w:val="070707"/>
-          <w:sz w:val="20"/>
-          <w:szCs w:val="20"/>
-        </w:rPr>
-      </w:pPr>
-    </w:p>
     <w:tbl>
       <w:tblPr>
         <w:tblStyle w:val="TableNormal"/>
+        <w:tblDescription w:val=""/>
+        <w:tblCaption w:val=""/>
         <w:tblW w:w="9660" w:type="dxa"/>
         <w:jc w:val="left"/>
         <w:tblInd w:w="1" w:type="dxa"/>
@@ -1845,10 +1834,10 @@
         <w:tblLayout w:type="fixed"/>
       </w:tblPr>
       <w:tblGrid>
-        <w:gridCol w:w="3915"/>
-        <w:gridCol w:w="915"/>
-        <w:gridCol w:w="2102"/>
-        <w:gridCol w:w="2728"/>
+        <w:gridCol w:w="2415"/>
+        <w:gridCol w:w="2415"/>
+        <w:gridCol w:w="2415"/>
+        <w:gridCol w:w="2415"/>
       </w:tblGrid>
       <w:tr>
         <w:tblPrEx>
@@ -1861,11 +1850,69 @@
           </w:tblCellMar>
         </w:tblPrEx>
         <w:trPr>
-          <w:trHeight w:hRule="atLeast" w:val="1"/>
+          <w:trHeight w:hRule="atLeast" w:val="20"/>
         </w:trPr>
         <w:tc>
           <w:tcPr>
             <w:tcW w:w="3915" w:type="dxa"/>
+            <w:tcMar>
+              <w:top w:w="0" w:type="dxa"/>
+              <w:left w:w="88" w:type="dxa"/>
+              <w:bottom w:w="0" w:type="dxa"/>
+              <w:right w:w="8" w:type="dxa"/>
+            </w:tcMar>
+            <w:tcBorders>
+              <w:top w:val="single" w:color="FFFFFF" w:sz="8" w:space="0"/>
+              <w:left w:val="single" w:color="D9D9D9" w:sz="8" w:space="0"/>
+              <w:bottom w:val="single" w:color="FFFFFF" w:sz="8" w:space="0"/>
+              <w:right w:val="single" w:color="D9D9D9" w:sz="8" w:space="0"/>
+            </w:tcBorders>
+            <w:shd w:fill="D9D9D9" w:color="auto" w:val="clear"/>
+            <w:vAlign w:val="top"/>
+          </w:tcPr>
+          <w:p>
+            <w:pPr>
+              <w:pBdr/>
+              <w:pStyle w:val="normal1"/>
+              <w:spacing w:before="56" w:after="0"/>
+              <w:ind w:left="0"/>
+              <w:jc w:val="left"/>
+              <w:rPr>
+                <w:rFonts w:ascii="Calibri" w:eastAsia="Calibri" w:hAnsi="Calibri" w:cs="Calibri"/>
+                <w:sz w:val="22"/>
+                <w:szCs w:val="22"/>
+              </w:rPr>
+            </w:pPr>
+            <w:r>
+              <w:rPr>
+                <w:rFonts w:ascii="Open Sans Semibold" w:eastAsia="Open Sans Semibold" w:hAnsi="Open Sans Semibold" w:cs="Open Sans Semibold"/>
+                <w:color w:val="030303"/>
+                <w:sz w:val="20"/>
+                <w:szCs w:val="20"/>
+              </w:rPr>
+              <w:t xml:space="preserve">{#Totals}{#isAlt}</w:t>
+            </w:r>
+            <w:r>
+              <w:rPr>
+                <w:rFonts w:ascii="Open Sans Semibold" w:eastAsia="Open Sans Semibold" w:hAnsi="Open Sans Semibold" w:cs="Open Sans Semibold"/>
+                <w:b/>
+                <w:color w:val="030303"/>
+                <w:sz w:val="20"/>
+                <w:szCs w:val="20"/>
+              </w:rPr>
+              <w:t xml:space="preserve">{label}</w:t>
+            </w:r>
+          </w:p>
+        </w:tc>
+        <w:tc>
+          <w:tcPr>
+            <w:tcW w:w="3915" w:type="dxa"/>
+            <w:tcMar>
+              <w:top w:w="0" w:type="dxa"/>
+              <w:left w:w="88" w:type="dxa"/>
+              <w:bottom w:w="0" w:type="dxa"/>
+              <w:right w:w="8" w:type="dxa"/>
+            </w:tcMar>
             <w:tcBorders>
               <w:top w:val="single" w:color="FFFFFF" w:sz="8" w:space="0"/>
               <w:left w:val="single" w:color="D9D9D9" w:sz="8" w:space="0"/>
@@ -1879,39 +1926,24 @@
             <w:pPr>
               <w:pBdr/>
               <w:pStyle w:val="normal1"/>
-              <w:spacing w:before="56" w:after="0"/>
-              <w:ind w:left="0"/>
+              <w:spacing w:before="0" w:after="0"/>
+              <w:ind/>
               <w:jc w:val="left"/>
               <w:rPr>
-                <w:rFonts w:ascii="Calibri" w:eastAsia="Calibri" w:hAnsi="Calibri" w:cs="Calibri"/>
-                <w:sz w:val="22"/>
-                <w:szCs w:val="22"/>
-              </w:rPr>
-            </w:pPr>
-            <w:r>
-              <w:rPr>
-                <w:rFonts w:ascii="Open Sans Semibold" w:eastAsia="Open Sans Semibold" w:hAnsi="Open Sans Semibold" w:cs="Open Sans Semibold"/>
-                <w:color w:val="030303"/>
-                <w:sz w:val="20"/>
-                <w:szCs w:val="20"/>
-              </w:rPr>
-              <w:t xml:space="preserve">{#Totals}{#isAlt}</w:t>
-            </w:r>
-            <w:r>
-              <w:rPr>
-                <w:rFonts w:ascii="Open Sans Semibold" w:eastAsia="Open Sans Semibold" w:hAnsi="Open Sans Semibold" w:cs="Open Sans Semibold"/>
-                <w:b/>
-                <w:color w:val="030303"/>
-                <w:sz w:val="20"/>
-                <w:szCs w:val="20"/>
-              </w:rPr>
-              <w:t xml:space="preserve">{label}</w:t>
-            </w:r>
+                <w:color w:val="000000"/>
+              </w:rPr>
+            </w:pPr>
           </w:p>
         </w:tc>
         <w:tc>
           <w:tcPr>
-            <w:tcW w:w="915" w:type="dxa"/>
+            <w:tcW w:w="3915" w:type="dxa"/>
+            <w:tcMar>
+              <w:top w:w="0" w:type="dxa"/>
+              <w:left w:w="88" w:type="dxa"/>
+              <w:bottom w:w="0" w:type="dxa"/>
+              <w:right w:w="8" w:type="dxa"/>
+            </w:tcMar>
             <w:tcBorders>
               <w:top w:val="single" w:color="FFFFFF" w:sz="8" w:space="0"/>
               <w:left w:val="single" w:color="D9D9D9" w:sz="8" w:space="0"/>
@@ -1936,7 +1968,13 @@
         </w:tc>
         <w:tc>
           <w:tcPr>
-            <w:tcW w:w="2102" w:type="dxa"/>
+            <w:tcW w:w="3915" w:type="dxa"/>
+            <w:tcMar>
+              <w:top w:w="0" w:type="dxa"/>
+              <w:left w:w="88" w:type="dxa"/>
+              <w:bottom w:w="0" w:type="dxa"/>
+              <w:right w:w="8" w:type="dxa"/>
+            </w:tcMar>
             <w:tcBorders>
               <w:top w:val="single" w:color="FFFFFF" w:sz="8" w:space="0"/>
               <w:left w:val="single" w:color="D9D9D9" w:sz="8" w:space="0"/>
@@ -1950,33 +1988,9 @@
             <w:pPr>
               <w:pBdr/>
               <w:pStyle w:val="normal1"/>
-              <w:spacing w:before="0" w:after="0"/>
-              <w:ind/>
-              <w:jc w:val="left"/>
-              <w:rPr>
-                <w:color w:val="000000"/>
-              </w:rPr>
-            </w:pPr>
-          </w:p>
-        </w:tc>
-        <w:tc>
-          <w:tcPr>
-            <w:tcW w:w="2728" w:type="dxa"/>
-            <w:tcBorders>
-              <w:top w:val="single" w:color="FFFFFF" w:sz="8" w:space="0"/>
-              <w:left w:val="single" w:color="D9D9D9" w:sz="8" w:space="0"/>
-              <w:bottom w:val="single" w:color="FFFFFF" w:sz="8" w:space="0"/>
-              <w:right w:val="single" w:color="D9D9D9" w:sz="8" w:space="0"/>
-            </w:tcBorders>
-            <w:shd w:fill="D9D9D9" w:color="auto" w:val="clear"/>
-            <w:vAlign w:val="center"/>
-          </w:tcPr>
-          <w:p>
-            <w:pPr>
-              <w:pBdr/>
-              <w:pStyle w:val="normal1"/>
-              <w:spacing w:before="0" w:after="0" w:line="278" w:lineRule="auto"/>
-              <w:ind w:right="314"/>
+              <w:spacing w:before="0" w:beforeAutospacing="false" w:after="0" w:afterAutospacing="false" w:line="278" w:lineRule="auto"/>
+              <w:contextualSpacing/>
+              <w:ind w:left="0" w:right="314"/>
               <w:jc w:val="right"/>
               <w:rPr>
                 <w:color w:val="000000"/>
@@ -2015,11 +2029,69 @@
           </w:tblCellMar>
         </w:tblPrEx>
         <w:trPr>
-          <w:trHeight w:hRule="atLeast" w:val="285"/>
+          <w:trHeight w:hRule="atLeast" w:val="20"/>
         </w:trPr>
         <w:tc>
           <w:tcPr>
             <w:tcW w:w="3915" w:type="dxa"/>
+            <w:tcMar>
+              <w:top w:w="0" w:type="dxa"/>
+              <w:left w:w="88" w:type="dxa"/>
+              <w:bottom w:w="0" w:type="dxa"/>
+              <w:right w:w="8" w:type="dxa"/>
+            </w:tcMar>
+            <w:tcBorders>
+              <w:top w:val="single" w:color="FFFFFF" w:sz="8" w:space="0"/>
+              <w:left w:val="single" w:color="FFFFFF" w:sz="8" w:space="0"/>
+              <w:bottom w:val="single" w:color="FFFFFF" w:sz="8" w:space="0"/>
+              <w:right w:val="single" w:color="FFFFFF" w:sz="8" w:space="0"/>
+            </w:tcBorders>
+            <w:shd w:fill="FFFFFF" w:color="auto" w:val="clear"/>
+            <w:vAlign w:val="top"/>
+          </w:tcPr>
+          <w:p>
+            <w:pPr>
+              <w:pBdr/>
+              <w:pStyle w:val="normal1"/>
+              <w:spacing w:before="57" w:after="0"/>
+              <w:ind/>
+              <w:jc w:val="left"/>
+              <w:rPr>
+                <w:rFonts w:ascii="Calibri" w:eastAsia="Calibri" w:hAnsi="Calibri" w:cs="Calibri"/>
+                <w:sz w:val="22"/>
+                <w:szCs w:val="22"/>
+              </w:rPr>
+            </w:pPr>
+            <w:r>
+              <w:rPr>
+                <w:rFonts w:ascii="Open Sans Semibold" w:eastAsia="Open Sans Semibold" w:hAnsi="Open Sans Semibold" w:cs="Open Sans Semibold"/>
+                <w:color w:val="030303"/>
+                <w:sz w:val="20"/>
+                <w:szCs w:val="20"/>
+              </w:rPr>
+              <w:t xml:space="preserve">{^isAlt}</w:t>
+            </w:r>
+            <w:r>
+              <w:rPr>
+                <w:rFonts w:ascii="Open Sans Semibold" w:eastAsia="Open Sans Semibold" w:hAnsi="Open Sans Semibold" w:cs="Open Sans Semibold"/>
+                <w:b/>
+                <w:color w:val="030303"/>
+                <w:sz w:val="20"/>
+                <w:szCs w:val="20"/>
+              </w:rPr>
+              <w:t xml:space="preserve">{label}</w:t>
+            </w:r>
+          </w:p>
+        </w:tc>
+        <w:tc>
+          <w:tcPr>
+            <w:tcW w:w="3915" w:type="dxa"/>
+            <w:tcMar>
+              <w:top w:w="0" w:type="dxa"/>
+              <w:left w:w="88" w:type="dxa"/>
+              <w:bottom w:w="0" w:type="dxa"/>
+              <w:right w:w="8" w:type="dxa"/>
+            </w:tcMar>
             <w:tcBorders>
               <w:top w:val="single" w:color="FFFFFF" w:sz="8" w:space="0"/>
               <w:left w:val="single" w:color="FFFFFF" w:sz="8" w:space="0"/>
@@ -2033,39 +2105,24 @@
             <w:pPr>
               <w:pBdr/>
               <w:pStyle w:val="normal1"/>
-              <w:spacing w:before="57" w:after="0"/>
+              <w:spacing w:before="0" w:after="0"/>
               <w:ind/>
               <w:jc w:val="left"/>
               <w:rPr>
-                <w:rFonts w:ascii="Calibri" w:eastAsia="Calibri" w:hAnsi="Calibri" w:cs="Calibri"/>
-                <w:sz w:val="22"/>
-                <w:szCs w:val="22"/>
-              </w:rPr>
-            </w:pPr>
-            <w:r>
-              <w:rPr>
-                <w:rFonts w:ascii="Open Sans Semibold" w:eastAsia="Open Sans Semibold" w:hAnsi="Open Sans Semibold" w:cs="Open Sans Semibold"/>
-                <w:color w:val="030303"/>
-                <w:sz w:val="20"/>
-                <w:szCs w:val="20"/>
-              </w:rPr>
-              <w:t xml:space="preserve">{^isAlt}</w:t>
-            </w:r>
-            <w:r>
-              <w:rPr>
-                <w:rFonts w:ascii="Open Sans Semibold" w:eastAsia="Open Sans Semibold" w:hAnsi="Open Sans Semibold" w:cs="Open Sans Semibold"/>
-                <w:b/>
-                <w:color w:val="030303"/>
-                <w:sz w:val="20"/>
-                <w:szCs w:val="20"/>
-              </w:rPr>
-              <w:t xml:space="preserve">{label}</w:t>
-            </w:r>
+                <w:color w:val="000000"/>
+              </w:rPr>
+            </w:pPr>
           </w:p>
         </w:tc>
         <w:tc>
           <w:tcPr>
-            <w:tcW w:w="915" w:type="dxa"/>
+            <w:tcW w:w="3915" w:type="dxa"/>
+            <w:tcMar>
+              <w:top w:w="0" w:type="dxa"/>
+              <w:left w:w="88" w:type="dxa"/>
+              <w:bottom w:w="0" w:type="dxa"/>
+              <w:right w:w="8" w:type="dxa"/>
+            </w:tcMar>
             <w:tcBorders>
               <w:top w:val="single" w:color="FFFFFF" w:sz="8" w:space="0"/>
               <w:left w:val="single" w:color="FFFFFF" w:sz="8" w:space="0"/>
@@ -2090,7 +2147,13 @@
         </w:tc>
         <w:tc>
           <w:tcPr>
-            <w:tcW w:w="2102" w:type="dxa"/>
+            <w:tcW w:w="3915" w:type="dxa"/>
+            <w:tcMar>
+              <w:top w:w="0" w:type="dxa"/>
+              <w:left w:w="88" w:type="dxa"/>
+              <w:bottom w:w="0" w:type="dxa"/>
+              <w:right w:w="8" w:type="dxa"/>
+            </w:tcMar>
             <w:tcBorders>
               <w:top w:val="single" w:color="FFFFFF" w:sz="8" w:space="0"/>
               <w:left w:val="single" w:color="FFFFFF" w:sz="8" w:space="0"/>
@@ -2104,33 +2167,9 @@
             <w:pPr>
               <w:pBdr/>
               <w:pStyle w:val="normal1"/>
-              <w:spacing w:before="0" w:after="0"/>
-              <w:ind/>
-              <w:jc w:val="left"/>
-              <w:rPr>
-                <w:color w:val="000000"/>
-              </w:rPr>
-            </w:pPr>
-          </w:p>
-        </w:tc>
-        <w:tc>
-          <w:tcPr>
-            <w:tcW w:w="2728" w:type="dxa"/>
-            <w:tcBorders>
-              <w:top w:val="single" w:color="FFFFFF" w:sz="8" w:space="0"/>
-              <w:left w:val="single" w:color="FFFFFF" w:sz="8" w:space="0"/>
-              <w:bottom w:val="single" w:color="FFFFFF" w:sz="8" w:space="0"/>
-              <w:right w:val="single" w:color="FFFFFF" w:sz="8" w:space="0"/>
-            </w:tcBorders>
-            <w:shd w:fill="FFFFFF" w:color="auto" w:val="clear"/>
-            <w:vAlign w:val="center"/>
-          </w:tcPr>
-          <w:p>
-            <w:pPr>
-              <w:pBdr/>
-              <w:pStyle w:val="normal1"/>
-              <w:spacing w:before="0" w:after="0" w:line="278" w:lineRule="auto"/>
-              <w:ind w:right="314"/>
+              <w:spacing w:before="0" w:beforeAutospacing="false" w:after="0" w:afterAutospacing="false" w:line="278" w:lineRule="auto"/>
+              <w:contextualSpacing/>
+              <w:ind w:left="0" w:right="314"/>
               <w:jc w:val="right"/>
               <w:rPr>
                 <w:color w:val="000000"/>

--- a/src/templates/Angebot-BWT.docx
+++ b/src/templates/Angebot-BWT.docx
@@ -685,8 +685,6 @@
     <w:tbl>
       <w:tblPr>
         <w:tblStyle w:val="TableNormal"/>
-        <w:tblDescription w:val=""/>
-        <w:tblCaption w:val=""/>
         <w:tblW w:w="9660" w:type="dxa"/>
         <w:jc w:val="left"/>
         <w:tblInd w:w="1" w:type="dxa"/>
@@ -1728,7 +1726,7 @@
               <w:pStyle w:val="normal1"/>
               <w:spacing w:before="100" w:beforeAutospacing="true" w:after="0" w:afterAutospacing="false" w:line="240" w:lineRule="auto"/>
               <w:ind w:left="0" w:right="0"/>
-              <w:jc w:val="left"/>
+              <w:jc w:val="center"/>
               <w:rPr>
                 <w:rFonts w:ascii="Calibri" w:eastAsia="Calibri" w:hAnsi="Calibri" w:cs="Calibri"/>
                 <w:color w:val="000000"/>
@@ -1769,7 +1767,7 @@
               <w:pStyle w:val="normal1"/>
               <w:spacing w:before="100" w:beforeAutospacing="true" w:after="0" w:afterAutospacing="false" w:line="240" w:lineRule="auto"/>
               <w:ind w:left="0" w:right="0"/>
-              <w:jc w:val="both"/>
+              <w:jc w:val="center"/>
               <w:rPr>
                 <w:rFonts w:ascii="Calibri" w:eastAsia="Calibri" w:hAnsi="Calibri" w:cs="Calibri"/>
                 <w:color w:val="000000"/>
@@ -1818,8 +1816,6 @@
     <w:tbl>
       <w:tblPr>
         <w:tblStyle w:val="TableNormal"/>
-        <w:tblDescription w:val=""/>
-        <w:tblCaption w:val=""/>
         <w:tblW w:w="9660" w:type="dxa"/>
         <w:jc w:val="left"/>
         <w:tblInd w:w="1" w:type="dxa"/>
@@ -1829,7 +1825,14 @@
           <w:bottom w:w="0" w:type="dxa"/>
           <w:right w:w="108" w:type="dxa"/>
         </w:tblCellMar>
-        <w:tblBorders/>
+        <w:tblBorders>
+          <w:top w:val="single" w:color="e57373" w:sz="8" w:space="0"/>
+          <w:left w:val="single" w:color="000000" w:sz="8" w:space="0"/>
+          <w:bottom w:val="single" w:color="e57373" w:sz="8" w:space="0"/>
+          <w:right w:val="single" w:color="e57373" w:sz="8" w:space="0"/>
+          <w:insideH w:val="single" w:color="000000" w:sz="8" w:space="0"/>
+          <w:insideV w:val="single" w:color="000000" w:sz="8" w:space="0"/>
+        </w:tblBorders>
         <w:shd w:fill="auto" w:color="auto"/>
         <w:tblLayout w:type="fixed"/>
       </w:tblPr>
@@ -1874,7 +1877,7 @@
             <w:pPr>
               <w:pBdr/>
               <w:pStyle w:val="normal1"/>
-              <w:spacing w:before="56" w:after="0"/>
+              <w:spacing w:before="0" w:after="0"/>
               <w:ind w:left="0"/>
               <w:jc w:val="left"/>
               <w:rPr>
@@ -2029,7 +2032,7 @@
           </w:tblCellMar>
         </w:tblPrEx>
         <w:trPr>
-          <w:trHeight w:hRule="atLeast" w:val="20"/>
+          <w:trHeight w:hRule="atLeast" w:val="54"/>
         </w:trPr>
         <w:tc>
           <w:tcPr>
@@ -2053,8 +2056,8 @@
             <w:pPr>
               <w:pBdr/>
               <w:pStyle w:val="normal1"/>
-              <w:spacing w:before="57" w:after="0"/>
-              <w:ind/>
+              <w:spacing w:before="0" w:after="0"/>
+              <w:ind w:right="0"/>
               <w:jc w:val="left"/>
               <w:rPr>
                 <w:rFonts w:ascii="Calibri" w:eastAsia="Calibri" w:hAnsi="Calibri" w:cs="Calibri"/>
@@ -2623,7 +2626,6 @@
       <w:pgSz w:w="12240" w:h="15840"/>
       <w:pgMar w:top="1440" w:right="1440" w:bottom="1440" w:left="1440" w:header="0" w:footer="0" w:gutter="0"/>
       <w:pgNumType w:fmt="Arabic"/>
-      <w:pgNumType w:start="1"/>
       <w:pgBorders/>
       <w:endnotePr>
         <w:pos w:val="docEnd"/>

--- a/src/templates/Angebot-BWT.docx
+++ b/src/templates/Angebot-BWT.docx
@@ -3,46 +3,80 @@
 <w:document xmlns:wpc="http://schemas.microsoft.com/office/word/2010/wordprocessingCanvas" xmlns:mc="http://schemas.openxmlformats.org/markup-compatibility/2006" xmlns:o="urn:schemas-microsoft-com:office:office" xmlns:r="http://schemas.openxmlformats.org/officeDocument/2006/relationships" xmlns:m="http://schemas.openxmlformats.org/officeDocument/2006/math" xmlns:v="urn:schemas-microsoft-com:vml" xmlns:wp14="http://schemas.microsoft.com/office/word/2010/wordprocessingDrawing" xmlns:wp="http://schemas.openxmlformats.org/drawingml/2006/wordprocessingDrawing" xmlns:w10="urn:schemas-microsoft-com:office:word" xmlns:w="http://schemas.openxmlformats.org/wordprocessingml/2006/main" xmlns:w14="http://schemas.microsoft.com/office/word/2010/wordml" xmlns:w15="http://schemas.microsoft.com/office/word/2012/wordml" xmlns:wpg="http://schemas.microsoft.com/office/word/2010/wordprocessingGroup" xmlns:wpi="http://schemas.microsoft.com/office/word/2010/wordprocessingInk" xmlns:wne="http://schemas.microsoft.com/office/word/2006/wordml" xmlns:wps="http://schemas.microsoft.com/office/word/2010/wordprocessingShape" mc:Ignorable="w14 w15 wp14">
   <w:background w:color="FFFFFF"/>
   <w:body>
-    <w:p>
+    <w:p xmlns:wp14="http://schemas.microsoft.com/office/word/2010/wordml" wp14:textId="77777777">
       <w:pPr>
-        <w:pBdr/>
-        <w:pStyle w:val="normal1"/>
         <w:spacing w:before="171" w:after="0"/>
         <w:ind/>
         <w:rPr>
-          <w:rFonts w:ascii="Open Sans" w:eastAsia="Open Sans" w:hAnsi="Open Sans" w:cs="Open Sans"/>
+          <w:rFonts w:ascii="Open Sans" w:hAnsi="Open Sans" w:eastAsia="Open Sans" w:cs="Open Sans"/>
           <w:color w:val="070707"/>
           <w:sz w:val="17"/>
           <w:szCs w:val="17"/>
+          <w:lang w:val="en-US"/>
         </w:rPr>
       </w:pPr>
       <w:r>
-        <w:rPr>
-          <w:rFonts w:ascii="Open Sans" w:eastAsia="Open Sans" w:hAnsi="Open Sans" w:cs="Open Sans"/>
-          <w:b/>
-          <w:sz w:val="17"/>
-          <w:szCs w:val="17"/>
-        </w:rPr>
         <w:br/>
       </w:r>
       <w:r>
         <w:rPr>
-          <w:rFonts w:ascii="Open Sans" w:eastAsia="Open Sans" w:hAnsi="Open Sans" w:cs="Open Sans"/>
+          <w:rFonts w:ascii="Open Sans" w:hAnsi="Open Sans" w:eastAsia="Open Sans" w:cs="Open Sans"/>
           <w:color w:val="070707"/>
           <w:sz w:val="17"/>
           <w:szCs w:val="17"/>
-        </w:rPr>
-        <w:t xml:space="preserve">EmC2 Attila Landgrafe, Waldstraße 5, 95032 Hof</w:t>
+          <w:lang w:val="en-US"/>
+        </w:rPr>
+        <w:t xml:space="preserve">EmC2 Attila </w:t>
+      </w:r>
+      <w:r>
+        <w:rPr>
+          <w:rFonts w:ascii="Open Sans" w:hAnsi="Open Sans" w:eastAsia="Open Sans" w:cs="Open Sans"/>
+          <w:color w:val="070707"/>
+          <w:sz w:val="17"/>
+          <w:szCs w:val="17"/>
+          <w:lang w:val="en-US"/>
+        </w:rPr>
+        <w:t>Landgrafe</w:t>
+      </w:r>
+      <w:r>
+        <w:rPr>
+          <w:rFonts w:ascii="Open Sans" w:hAnsi="Open Sans" w:eastAsia="Open Sans" w:cs="Open Sans"/>
+          <w:color w:val="070707"/>
+          <w:sz w:val="17"/>
+          <w:szCs w:val="17"/>
+          <w:lang w:val="en-US"/>
+        </w:rPr>
+        <w:t xml:space="preserve">, </w:t>
+      </w:r>
+      <w:r>
+        <w:rPr>
+          <w:rFonts w:ascii="Open Sans" w:hAnsi="Open Sans" w:eastAsia="Open Sans" w:cs="Open Sans"/>
+          <w:color w:val="070707"/>
+          <w:sz w:val="17"/>
+          <w:szCs w:val="17"/>
+          <w:lang w:val="en-US"/>
+        </w:rPr>
+        <w:t>Waldstraße</w:t>
+      </w:r>
+      <w:r>
+        <w:rPr>
+          <w:rFonts w:ascii="Open Sans" w:hAnsi="Open Sans" w:eastAsia="Open Sans" w:cs="Open Sans"/>
+          <w:color w:val="070707"/>
+          <w:sz w:val="17"/>
+          <w:szCs w:val="17"/>
+          <w:lang w:val="en-US"/>
+        </w:rPr>
+        <w:t xml:space="preserve"> 5, 95032 Hof</w:t>
       </w:r>
     </w:p>
-    <w:p>
+    <w:p xmlns:wp14="http://schemas.microsoft.com/office/word/2010/wordml" wp14:textId="77777777">
       <w:pPr>
         <w:pBdr/>
         <w:pStyle w:val="normal1"/>
         <w:spacing/>
         <w:ind/>
         <w:rPr>
-          <w:rFonts w:ascii="Open Sans" w:eastAsia="Open Sans" w:hAnsi="Open Sans" w:cs="Open Sans"/>
+          <w:rFonts w:ascii="Open Sans" w:hAnsi="Open Sans" w:eastAsia="Open Sans" w:cs="Open Sans"/>
           <w:color w:val="070707"/>
           <w:sz w:val="17"/>
           <w:szCs w:val="17"/>
@@ -62,7 +96,7 @@
           <w:right w:w="10" w:type="dxa"/>
         </w:tblCellMar>
         <w:tblBorders/>
-        <w:shd w:fill="auto" w:color="auto"/>
+        <w:shd w:color="auto" w:fill="auto"/>
         <w:tblLayout w:type="fixed"/>
       </w:tblPr>
       <w:tblGrid>
@@ -70,7 +104,7 @@
         <w:gridCol w:w="2268"/>
         <w:gridCol w:w="2962"/>
       </w:tblGrid>
-      <w:tr>
+      <w:tr xmlns:wp14="http://schemas.microsoft.com/office/word/2010/wordml" wp14:textId="77777777">
         <w:tblPrEx>
           <w:tblBorders/>
           <w:tblCellMar>
@@ -81,21 +115,156 @@
           </w:tblCellMar>
         </w:tblPrEx>
         <w:trPr>
-          <w:trHeight w:hRule="atLeast" w:val="1380"/>
+          <w:trHeight w:val="1380" w:hRule="atLeast"/>
         </w:trPr>
         <w:tc>
           <w:tcPr>
             <w:tcW w:w="4805" w:type="dxa"/>
             <w:tcBorders>
-              <w:top w:val="single" w:color="FFFFFF" w:sz="8" w:space="0"/>
-              <w:left w:val="single" w:color="FFFFFF" w:sz="8" w:space="0"/>
-              <w:bottom w:val="single" w:color="FFFFFF" w:sz="8" w:space="0"/>
-              <w:right w:val="single" w:color="FFFFFF" w:sz="8" w:space="0"/>
+              <w:top w:val="single" w:color="FFFFFF" w:themeColor="background1" w:sz="8" w:space="0"/>
+              <w:left w:val="single" w:color="FFFFFF" w:themeColor="background1" w:sz="8" w:space="0"/>
+              <w:bottom w:val="single" w:color="FFFFFF" w:themeColor="background1" w:sz="8" w:space="0"/>
+              <w:right w:val="single" w:color="FFFFFF" w:themeColor="background1" w:sz="8" w:space="0"/>
             </w:tcBorders>
-            <w:shd w:fill="auto" w:color="auto" w:val="clear"/>
+            <w:shd w:val="clear" w:color="auto" w:fill="auto"/>
+            <w:tcMar/>
             <w:vAlign w:val="top"/>
           </w:tcPr>
-          <w:p>
+          <w:p wp14:textId="77777777">
+            <w:pPr>
+              <w:spacing w:before="0" w:after="0" w:line="278" w:lineRule="auto"/>
+              <w:ind w:right="314"/>
+              <w:jc w:val="left"/>
+              <w:rPr>
+                <w:rFonts w:ascii="Open Sans" w:hAnsi="Open Sans" w:eastAsia="Open Sans" w:cs="Open Sans"/>
+                <w:lang w:val="en-US"/>
+              </w:rPr>
+            </w:pPr>
+            <w:r>
+              <w:rPr>
+                <w:rFonts w:ascii="Open Sans" w:hAnsi="Open Sans" w:eastAsia="Open Sans" w:cs="Open Sans"/>
+                <w:sz w:val="22"/>
+                <w:szCs w:val="22"/>
+                <w:lang w:val="en-US"/>
+              </w:rPr>
+              <w:t>{</w:t>
+            </w:r>
+            <w:r>
+              <w:rPr>
+                <w:rFonts w:ascii="Open Sans" w:hAnsi="Open Sans" w:eastAsia="Open Sans" w:cs="Open Sans"/>
+                <w:sz w:val="22"/>
+                <w:szCs w:val="22"/>
+                <w:lang w:val="en-US"/>
+              </w:rPr>
+              <w:t>Anrede</w:t>
+            </w:r>
+            <w:r>
+              <w:rPr>
+                <w:rFonts w:ascii="Open Sans" w:hAnsi="Open Sans" w:eastAsia="Open Sans" w:cs="Open Sans"/>
+                <w:sz w:val="22"/>
+                <w:szCs w:val="22"/>
+                <w:lang w:val="en-US"/>
+              </w:rPr>
+              <w:t>}</w:t>
+            </w:r>
+          </w:p>
+          <w:p wp14:textId="77777777">
+            <w:pPr>
+              <w:spacing w:before="0" w:after="0" w:line="278" w:lineRule="auto"/>
+              <w:ind w:right="314"/>
+              <w:jc w:val="left"/>
+              <w:rPr>
+                <w:rFonts w:ascii="Open Sans" w:hAnsi="Open Sans" w:eastAsia="Open Sans" w:cs="Open Sans"/>
+                <w:color w:val="1F1F1F"/>
+                <w:lang w:val="en-US"/>
+              </w:rPr>
+            </w:pPr>
+            <w:r>
+              <w:rPr>
+                <w:rFonts w:ascii="Open Sans" w:hAnsi="Open Sans" w:eastAsia="Open Sans" w:cs="Open Sans"/>
+                <w:sz w:val="22"/>
+                <w:szCs w:val="22"/>
+                <w:lang w:val="en-US"/>
+              </w:rPr>
+              <w:t>{</w:t>
+            </w:r>
+            <w:r>
+              <w:rPr>
+                <w:rFonts w:ascii="Open Sans" w:hAnsi="Open Sans" w:eastAsia="Open Sans" w:cs="Open Sans"/>
+                <w:sz w:val="22"/>
+                <w:szCs w:val="22"/>
+                <w:lang w:val="en-US"/>
+              </w:rPr>
+              <w:t>Vorname</w:t>
+            </w:r>
+            <w:r>
+              <w:rPr>
+                <w:rFonts w:ascii="Open Sans" w:hAnsi="Open Sans" w:eastAsia="Open Sans" w:cs="Open Sans"/>
+                <w:sz w:val="22"/>
+                <w:szCs w:val="22"/>
+                <w:lang w:val="en-US"/>
+              </w:rPr>
+              <w:t>} {</w:t>
+            </w:r>
+            <w:r>
+              <w:rPr>
+                <w:rFonts w:ascii="Open Sans" w:hAnsi="Open Sans" w:eastAsia="Open Sans" w:cs="Open Sans"/>
+                <w:sz w:val="22"/>
+                <w:szCs w:val="22"/>
+                <w:lang w:val="en-US"/>
+              </w:rPr>
+              <w:t>Nachname</w:t>
+            </w:r>
+            <w:r>
+              <w:rPr>
+                <w:rFonts w:ascii="Open Sans" w:hAnsi="Open Sans" w:eastAsia="Open Sans" w:cs="Open Sans"/>
+                <w:sz w:val="22"/>
+                <w:szCs w:val="22"/>
+                <w:lang w:val="en-US"/>
+              </w:rPr>
+              <w:t>}</w:t>
+            </w:r>
+          </w:p>
+          <w:p wp14:textId="77777777">
+            <w:pPr>
+              <w:spacing w:before="0" w:after="0" w:line="278" w:lineRule="auto"/>
+              <w:ind w:right="314"/>
+              <w:jc w:val="left"/>
+              <w:rPr>
+                <w:rFonts w:ascii="Open Sans" w:hAnsi="Open Sans" w:eastAsia="Open Sans" w:cs="Open Sans"/>
+                <w:color w:val="1F1F1F"/>
+                <w:lang w:val="en-US"/>
+              </w:rPr>
+            </w:pPr>
+            <w:r>
+              <w:rPr>
+                <w:rFonts w:ascii="Open Sans" w:hAnsi="Open Sans" w:eastAsia="Open Sans" w:cs="Open Sans"/>
+                <w:sz w:val="22"/>
+                <w:szCs w:val="22"/>
+                <w:lang w:val="en-US"/>
+              </w:rPr>
+              <w:t>{</w:t>
+            </w:r>
+            <w:r>
+              <w:rPr>
+                <w:rFonts w:ascii="Open Sans" w:hAnsi="Open Sans" w:eastAsia="Open Sans" w:cs="Open Sans"/>
+                <w:sz w:val="22"/>
+                <w:szCs w:val="22"/>
+                <w:lang w:val="en-US"/>
+              </w:rPr>
+              <w:t>Adresse</w:t>
+            </w:r>
+            <w:r>
+              <w:rPr>
+                <w:rFonts w:ascii="Open Sans" w:hAnsi="Open Sans" w:eastAsia="Open Sans" w:cs="Open Sans"/>
+                <w:sz w:val="22"/>
+                <w:szCs w:val="22"/>
+                <w:lang w:val="en-US"/>
+              </w:rPr>
+              <w:t>}</w:t>
+            </w:r>
+          </w:p>
+          <w:p wp14:textId="77777777">
             <w:pPr>
               <w:pBdr/>
               <w:pStyle w:val="normal1"/>
@@ -103,69 +272,7 @@
               <w:ind w:right="314"/>
               <w:jc w:val="left"/>
               <w:rPr>
-                <w:rFonts w:ascii="Open Sans" w:eastAsia="Open Sans" w:hAnsi="Open Sans" w:cs="Open Sans"/>
-              </w:rPr>
-            </w:pPr>
-            <w:r>
-              <w:rPr>
-                <w:rFonts w:ascii="Open Sans" w:eastAsia="Open Sans" w:hAnsi="Open Sans" w:cs="Open Sans"/>
-                <w:sz w:val="22"/>
-                <w:szCs w:val="22"/>
-              </w:rPr>
-              <w:t xml:space="preserve">{Anrede}</w:t>
-            </w:r>
-          </w:p>
-          <w:p>
-            <w:pPr>
-              <w:pBdr/>
-              <w:pStyle w:val="normal1"/>
-              <w:spacing w:before="0" w:after="0" w:line="278" w:lineRule="auto"/>
-              <w:ind w:right="314"/>
-              <w:jc w:val="left"/>
-              <w:rPr>
-                <w:rFonts w:ascii="Open Sans" w:eastAsia="Open Sans" w:hAnsi="Open Sans" w:cs="Open Sans"/>
-                <w:color w:val="1F1F1F"/>
-              </w:rPr>
-            </w:pPr>
-            <w:r>
-              <w:rPr>
-                <w:rFonts w:ascii="Open Sans" w:eastAsia="Open Sans" w:hAnsi="Open Sans" w:cs="Open Sans"/>
-                <w:sz w:val="22"/>
-                <w:szCs w:val="22"/>
-              </w:rPr>
-              <w:t xml:space="preserve">{Vorname} {Nachname}</w:t>
-            </w:r>
-          </w:p>
-          <w:p>
-            <w:pPr>
-              <w:pBdr/>
-              <w:pStyle w:val="normal1"/>
-              <w:spacing w:before="0" w:after="0" w:line="278" w:lineRule="auto"/>
-              <w:ind w:right="314"/>
-              <w:jc w:val="left"/>
-              <w:rPr>
-                <w:rFonts w:ascii="Open Sans" w:eastAsia="Open Sans" w:hAnsi="Open Sans" w:cs="Open Sans"/>
-                <w:color w:val="1F1F1F"/>
-              </w:rPr>
-            </w:pPr>
-            <w:r>
-              <w:rPr>
-                <w:rFonts w:ascii="Open Sans" w:eastAsia="Open Sans" w:hAnsi="Open Sans" w:cs="Open Sans"/>
-                <w:sz w:val="22"/>
-                <w:szCs w:val="22"/>
-              </w:rPr>
-              <w:t xml:space="preserve">{Adresse}</w:t>
-            </w:r>
-          </w:p>
-          <w:p>
-            <w:pPr>
-              <w:pBdr/>
-              <w:pStyle w:val="normal1"/>
-              <w:spacing w:before="0" w:after="0" w:line="278" w:lineRule="auto"/>
-              <w:ind w:right="314"/>
-              <w:jc w:val="left"/>
-              <w:rPr>
-                <w:rFonts w:ascii="Open Sans" w:eastAsia="Open Sans" w:hAnsi="Open Sans" w:cs="Open Sans"/>
+                <w:rFonts w:ascii="Open Sans" w:hAnsi="Open Sans" w:eastAsia="Open Sans" w:cs="Open Sans"/>
                 <w:color w:val="070707"/>
                 <w:sz w:val="17"/>
                 <w:szCs w:val="17"/>
@@ -173,7 +280,7 @@
             </w:pPr>
             <w:r>
               <w:rPr>
-                <w:rFonts w:ascii="Open Sans" w:eastAsia="Open Sans" w:hAnsi="Open Sans" w:cs="Open Sans"/>
+                <w:rFonts w:ascii="Open Sans" w:hAnsi="Open Sans" w:eastAsia="Open Sans" w:cs="Open Sans"/>
                 <w:sz w:val="22"/>
                 <w:szCs w:val="22"/>
               </w:rPr>
@@ -185,15 +292,82 @@
           <w:tcPr>
             <w:tcW w:w="2268" w:type="dxa"/>
             <w:tcBorders>
-              <w:top w:val="single" w:color="FFFFFF" w:sz="8" w:space="0"/>
-              <w:left w:val="single" w:color="FFFFFF" w:sz="8" w:space="0"/>
-              <w:bottom w:val="single" w:color="FFFFFF" w:sz="8" w:space="0"/>
-              <w:right w:val="single" w:color="FFFFFF" w:sz="8" w:space="0"/>
+              <w:top w:val="single" w:color="FFFFFF" w:themeColor="background1" w:sz="8" w:space="0"/>
+              <w:left w:val="single" w:color="FFFFFF" w:themeColor="background1" w:sz="8" w:space="0"/>
+              <w:bottom w:val="single" w:color="FFFFFF" w:themeColor="background1" w:sz="8" w:space="0"/>
+              <w:right w:val="single" w:color="FFFFFF" w:themeColor="background1" w:sz="8" w:space="0"/>
             </w:tcBorders>
-            <w:shd w:fill="auto" w:color="auto" w:val="clear"/>
+            <w:shd w:val="clear" w:color="auto" w:fill="auto"/>
+            <w:tcMar/>
             <w:vAlign w:val="top"/>
           </w:tcPr>
-          <w:p>
+          <w:p wp14:textId="77777777">
+            <w:pPr>
+              <w:spacing w:before="0" w:after="0"/>
+              <w:ind w:right="127"/>
+              <w:jc w:val="left"/>
+              <w:rPr>
+                <w:rFonts w:ascii="Open Sans" w:hAnsi="Open Sans" w:eastAsia="Open Sans" w:cs="Open Sans"/>
+                <w:sz w:val="21"/>
+                <w:szCs w:val="21"/>
+                <w:lang w:val="en-US"/>
+              </w:rPr>
+            </w:pPr>
+            <w:r>
+              <w:rPr>
+                <w:rFonts w:ascii="Open Sans" w:hAnsi="Open Sans" w:eastAsia="Open Sans" w:cs="Open Sans"/>
+                <w:color w:val="1F1F1F"/>
+                <w:sz w:val="21"/>
+                <w:szCs w:val="21"/>
+                <w:lang w:val="en-US"/>
+              </w:rPr>
+              <w:t>Angebotsnummer</w:t>
+            </w:r>
+            <w:r>
+              <w:rPr>
+                <w:rFonts w:ascii="Open Sans" w:hAnsi="Open Sans" w:eastAsia="Open Sans" w:cs="Open Sans"/>
+                <w:sz w:val="21"/>
+                <w:szCs w:val="21"/>
+                <w:lang w:val="en-US"/>
+              </w:rPr>
+              <w:t xml:space="preserve">        </w:t>
+            </w:r>
+            <w:r>
+              <w:rPr>
+                <w:rFonts w:ascii="Open Sans" w:hAnsi="Open Sans" w:eastAsia="Open Sans" w:cs="Open Sans"/>
+                <w:color w:val="1F1F1F"/>
+                <w:sz w:val="21"/>
+                <w:szCs w:val="21"/>
+                <w:lang w:val="en-US"/>
+              </w:rPr>
+              <w:t>Datum</w:t>
+            </w:r>
+          </w:p>
+          <w:p wp14:textId="77777777">
+            <w:pPr>
+              <w:spacing w:before="0" w:after="0"/>
+              <w:ind w:right="127"/>
+              <w:jc w:val="left"/>
+              <w:rPr>
+                <w:rFonts w:ascii="Open Sans" w:hAnsi="Open Sans" w:eastAsia="Open Sans" w:cs="Open Sans"/>
+                <w:color w:val="1F1F1F"/>
+                <w:sz w:val="21"/>
+                <w:szCs w:val="21"/>
+                <w:lang w:val="en-US"/>
+              </w:rPr>
+            </w:pPr>
+            <w:r>
+              <w:rPr>
+                <w:rFonts w:ascii="Open Sans" w:hAnsi="Open Sans" w:eastAsia="Open Sans" w:cs="Open Sans"/>
+                <w:color w:val="1F1F1F"/>
+                <w:sz w:val="21"/>
+                <w:szCs w:val="21"/>
+                <w:lang w:val="en-US"/>
+              </w:rPr>
+              <w:t>Ansprechpartner</w:t>
+            </w:r>
+          </w:p>
+          <w:p wp14:textId="77777777">
             <w:pPr>
               <w:pBdr/>
               <w:pStyle w:val="normal1"/>
@@ -201,97 +375,33 @@
               <w:ind w:right="127"/>
               <w:jc w:val="left"/>
               <w:rPr>
-                <w:rFonts w:ascii="Open Sans" w:eastAsia="Open Sans" w:hAnsi="Open Sans" w:cs="Open Sans"/>
-                <w:sz w:val="21"/>
-                <w:szCs w:val="21"/>
+                <w:rFonts w:ascii="Open Sans" w:hAnsi="Open Sans" w:eastAsia="Open Sans" w:cs="Open Sans"/>
+                <w:color w:val="070707"/>
+                <w:sz w:val="17"/>
+                <w:szCs w:val="17"/>
               </w:rPr>
             </w:pPr>
             <w:r>
               <w:rPr>
-                <w:rFonts w:ascii="Open Sans" w:eastAsia="Open Sans" w:hAnsi="Open Sans" w:cs="Open Sans"/>
+                <w:rFonts w:ascii="Open Sans" w:hAnsi="Open Sans" w:eastAsia="Open Sans" w:cs="Open Sans"/>
                 <w:color w:val="1F1F1F"/>
                 <w:sz w:val="21"/>
                 <w:szCs w:val="21"/>
               </w:rPr>
-              <w:t xml:space="preserve">Angebotsnummer</w:t>
-            </w:r>
-            <w:r>
-              <w:rPr>
-                <w:rFonts w:ascii="Open Sans" w:eastAsia="Open Sans" w:hAnsi="Open Sans" w:cs="Open Sans"/>
-                <w:sz w:val="21"/>
-                <w:szCs w:val="21"/>
-              </w:rPr>
-              <w:t xml:space="preserve">        </w:t>
-            </w:r>
-            <w:r>
-              <w:rPr>
-                <w:rFonts w:ascii="Open Sans" w:eastAsia="Open Sans" w:hAnsi="Open Sans" w:cs="Open Sans"/>
+              <w:t xml:space="preserve">Telefon</w:t>
+            </w:r>
+            <w:r>
+              <w:rPr>
+                <w:rFonts w:ascii="Open Sans" w:hAnsi="Open Sans" w:eastAsia="Open Sans" w:cs="Open Sans"/>
                 <w:color w:val="1F1F1F"/>
                 <w:sz w:val="21"/>
                 <w:szCs w:val="21"/>
               </w:rPr>
-              <w:t xml:space="preserve">Datum</w:t>
-            </w:r>
-          </w:p>
-          <w:p>
-            <w:pPr>
-              <w:pBdr/>
-              <w:pStyle w:val="normal1"/>
-              <w:spacing w:before="0" w:after="0"/>
-              <w:ind w:right="127"/>
-              <w:jc w:val="left"/>
-              <w:rPr>
-                <w:rFonts w:ascii="Open Sans" w:eastAsia="Open Sans" w:hAnsi="Open Sans" w:cs="Open Sans"/>
-                <w:color w:val="1F1F1F"/>
-                <w:sz w:val="21"/>
-                <w:szCs w:val="21"/>
-              </w:rPr>
-            </w:pPr>
-            <w:r>
-              <w:rPr>
-                <w:rFonts w:ascii="Open Sans" w:eastAsia="Open Sans" w:hAnsi="Open Sans" w:cs="Open Sans"/>
-                <w:color w:val="1F1F1F"/>
-                <w:sz w:val="21"/>
-                <w:szCs w:val="21"/>
-              </w:rPr>
-              <w:t xml:space="preserve">Ansprechpartner</w:t>
-            </w:r>
-          </w:p>
-          <w:p>
-            <w:pPr>
-              <w:pBdr/>
-              <w:pStyle w:val="normal1"/>
-              <w:spacing w:before="0" w:after="0"/>
-              <w:ind w:right="127"/>
-              <w:jc w:val="left"/>
-              <w:rPr>
-                <w:rFonts w:ascii="Open Sans" w:eastAsia="Open Sans" w:hAnsi="Open Sans" w:cs="Open Sans"/>
-                <w:color w:val="070707"/>
-                <w:sz w:val="17"/>
-                <w:szCs w:val="17"/>
-              </w:rPr>
-            </w:pPr>
-            <w:r>
-              <w:rPr>
-                <w:rFonts w:ascii="Open Sans" w:eastAsia="Open Sans" w:hAnsi="Open Sans" w:cs="Open Sans"/>
-                <w:color w:val="1F1F1F"/>
-                <w:sz w:val="21"/>
-                <w:szCs w:val="21"/>
-              </w:rPr>
-              <w:t xml:space="preserve">Telefon</w:t>
-            </w:r>
-            <w:r>
-              <w:rPr>
-                <w:rFonts w:ascii="Open Sans" w:eastAsia="Open Sans" w:hAnsi="Open Sans" w:cs="Open Sans"/>
-                <w:color w:val="1F1F1F"/>
-                <w:sz w:val="21"/>
-                <w:szCs w:val="21"/>
-              </w:rPr>
               <w:br/>
             </w:r>
             <w:r>
               <w:rPr>
-                <w:rFonts w:ascii="Open Sans" w:eastAsia="Open Sans" w:hAnsi="Open Sans" w:cs="Open Sans"/>
+                <w:rFonts w:ascii="Open Sans" w:hAnsi="Open Sans" w:eastAsia="Open Sans" w:cs="Open Sans"/>
                 <w:color w:val="1F1F1F"/>
                 <w:sz w:val="21"/>
                 <w:szCs w:val="21"/>
@@ -304,15 +414,141 @@
           <w:tcPr>
             <w:tcW w:w="2962" w:type="dxa"/>
             <w:tcBorders>
-              <w:top w:val="single" w:color="FFFFFF" w:sz="8" w:space="0"/>
-              <w:left w:val="single" w:color="FFFFFF" w:sz="8" w:space="0"/>
-              <w:bottom w:val="single" w:color="FFFFFF" w:sz="8" w:space="0"/>
-              <w:right w:val="single" w:color="FFFFFF" w:sz="8" w:space="0"/>
+              <w:top w:val="single" w:color="FFFFFF" w:themeColor="background1" w:sz="8" w:space="0"/>
+              <w:left w:val="single" w:color="FFFFFF" w:themeColor="background1" w:sz="8" w:space="0"/>
+              <w:bottom w:val="single" w:color="FFFFFF" w:themeColor="background1" w:sz="8" w:space="0"/>
+              <w:right w:val="single" w:color="FFFFFF" w:themeColor="background1" w:sz="8" w:space="0"/>
             </w:tcBorders>
-            <w:shd w:fill="auto" w:color="auto" w:val="clear"/>
+            <w:shd w:val="clear" w:color="auto" w:fill="auto"/>
+            <w:tcMar/>
             <w:vAlign w:val="top"/>
           </w:tcPr>
-          <w:p>
+          <w:p wp14:textId="77777777">
+            <w:pPr>
+              <w:spacing w:before="0" w:after="0"/>
+              <w:ind/>
+              <w:jc w:val="right"/>
+              <w:rPr>
+                <w:rFonts w:ascii="Open Sans" w:hAnsi="Open Sans" w:eastAsia="Open Sans" w:cs="Open Sans"/>
+                <w:lang w:val="en-US"/>
+              </w:rPr>
+            </w:pPr>
+            <w:r>
+              <w:rPr>
+                <w:rFonts w:ascii="Open Sans" w:hAnsi="Open Sans" w:eastAsia="Open Sans" w:cs="Open Sans"/>
+                <w:sz w:val="22"/>
+                <w:szCs w:val="22"/>
+                <w:lang w:val="en-US"/>
+              </w:rPr>
+              <w:t>{</w:t>
+            </w:r>
+            <w:r>
+              <w:rPr>
+                <w:rFonts w:ascii="Open Sans" w:hAnsi="Open Sans" w:eastAsia="Open Sans" w:cs="Open Sans"/>
+                <w:color w:val="1F1F1F"/>
+                <w:sz w:val="21"/>
+                <w:szCs w:val="21"/>
+                <w:lang w:val="en-US"/>
+              </w:rPr>
+              <w:t>Angebotsnummer</w:t>
+            </w:r>
+            <w:r>
+              <w:rPr>
+                <w:rFonts w:ascii="Open Sans" w:hAnsi="Open Sans" w:eastAsia="Open Sans" w:cs="Open Sans"/>
+                <w:sz w:val="22"/>
+                <w:szCs w:val="22"/>
+                <w:lang w:val="en-US"/>
+              </w:rPr>
+              <w:t>}</w:t>
+            </w:r>
+          </w:p>
+          <w:p wp14:textId="77777777">
+            <w:pPr>
+              <w:spacing w:before="0" w:after="0"/>
+              <w:ind/>
+              <w:jc w:val="right"/>
+              <w:rPr>
+                <w:rFonts w:ascii="Open Sans" w:hAnsi="Open Sans" w:eastAsia="Open Sans" w:cs="Open Sans"/>
+                <w:color w:val="1F1F1F"/>
+                <w:sz w:val="21"/>
+                <w:szCs w:val="21"/>
+                <w:lang w:val="en-US"/>
+              </w:rPr>
+            </w:pPr>
+            <w:r>
+              <w:rPr>
+                <w:rFonts w:ascii="Open Sans" w:hAnsi="Open Sans" w:eastAsia="Open Sans" w:cs="Open Sans"/>
+                <w:sz w:val="22"/>
+                <w:szCs w:val="22"/>
+                <w:lang w:val="en-US"/>
+              </w:rPr>
+              <w:t>{</w:t>
+            </w:r>
+            <w:r>
+              <w:rPr>
+                <w:rFonts w:ascii="Open Sans" w:hAnsi="Open Sans" w:eastAsia="Open Sans" w:cs="Open Sans"/>
+                <w:color w:val="1F1F1F"/>
+                <w:sz w:val="21"/>
+                <w:szCs w:val="21"/>
+                <w:lang w:val="en-US"/>
+              </w:rPr>
+              <w:t>Datum</w:t>
+            </w:r>
+            <w:r>
+              <w:rPr>
+                <w:rFonts w:ascii="Open Sans" w:hAnsi="Open Sans" w:eastAsia="Open Sans" w:cs="Open Sans"/>
+                <w:sz w:val="22"/>
+                <w:szCs w:val="22"/>
+                <w:lang w:val="en-US"/>
+              </w:rPr>
+              <w:t>}</w:t>
+            </w:r>
+            <w:r>
+              <w:br/>
+            </w:r>
+            <w:r>
+              <w:rPr>
+                <w:rFonts w:ascii="Open Sans" w:hAnsi="Open Sans" w:eastAsia="Open Sans" w:cs="Open Sans"/>
+                <w:sz w:val="22"/>
+                <w:szCs w:val="22"/>
+                <w:lang w:val="en-US"/>
+              </w:rPr>
+              <w:t>{</w:t>
+            </w:r>
+            <w:r>
+              <w:rPr>
+                <w:rFonts w:ascii="Open Sans" w:hAnsi="Open Sans" w:eastAsia="Open Sans" w:cs="Open Sans"/>
+                <w:color w:val="1F1F1F"/>
+                <w:sz w:val="21"/>
+                <w:szCs w:val="21"/>
+                <w:lang w:val="en-US"/>
+              </w:rPr>
+              <w:t>Ansprechpartner</w:t>
+            </w:r>
+            <w:r>
+              <w:rPr>
+                <w:rFonts w:ascii="Open Sans" w:hAnsi="Open Sans" w:eastAsia="Open Sans" w:cs="Open Sans"/>
+                <w:sz w:val="22"/>
+                <w:szCs w:val="22"/>
+                <w:lang w:val="en-US"/>
+              </w:rPr>
+              <w:t>}</w:t>
+            </w:r>
+            <w:r>
+              <w:br/>
+            </w:r>
+            <w:r>
+              <w:rPr>
+                <w:rFonts w:ascii="Open Sans" w:hAnsi="Open Sans" w:eastAsia="Open Sans" w:cs="Open Sans"/>
+                <w:color w:val="1F1F1F"/>
+                <w:sz w:val="21"/>
+                <w:szCs w:val="21"/>
+                <w:lang w:val="en-US"/>
+              </w:rPr>
+              <w:t xml:space="preserve">          09281 5915900</w:t>
+            </w:r>
+          </w:p>
+          <w:p wp14:textId="77777777">
             <w:pPr>
               <w:pBdr/>
               <w:pStyle w:val="normal1"/>
@@ -320,154 +556,25 @@
               <w:ind/>
               <w:jc w:val="right"/>
               <w:rPr>
-                <w:rFonts w:ascii="Open Sans" w:eastAsia="Open Sans" w:hAnsi="Open Sans" w:cs="Open Sans"/>
+                <w:rFonts w:ascii="Open Sans" w:hAnsi="Open Sans" w:eastAsia="Open Sans" w:cs="Open Sans"/>
+                <w:color w:val="070707"/>
+                <w:sz w:val="17"/>
+                <w:szCs w:val="17"/>
               </w:rPr>
             </w:pPr>
             <w:r>
               <w:rPr>
-                <w:rFonts w:ascii="Open Sans" w:eastAsia="Open Sans" w:hAnsi="Open Sans" w:cs="Open Sans"/>
-                <w:sz w:val="22"/>
-                <w:szCs w:val="22"/>
-              </w:rPr>
-              <w:t xml:space="preserve">{</w:t>
-            </w:r>
-            <w:r>
-              <w:rPr>
-                <w:rFonts w:ascii="Open Sans" w:eastAsia="Open Sans" w:hAnsi="Open Sans" w:cs="Open Sans"/>
+                <w:rFonts w:ascii="Open Sans" w:hAnsi="Open Sans" w:eastAsia="Open Sans" w:cs="Open Sans"/>
                 <w:color w:val="1F1F1F"/>
                 <w:sz w:val="21"/>
                 <w:szCs w:val="21"/>
               </w:rPr>
-              <w:t xml:space="preserve">Angebotsnummer</w:t>
-            </w:r>
-            <w:r>
-              <w:rPr>
-                <w:rFonts w:ascii="Open Sans" w:eastAsia="Open Sans" w:hAnsi="Open Sans" w:cs="Open Sans"/>
-                <w:sz w:val="22"/>
-                <w:szCs w:val="22"/>
-              </w:rPr>
-              <w:t xml:space="preserve">}</w:t>
-            </w:r>
-          </w:p>
-          <w:p>
-            <w:pPr>
-              <w:pBdr/>
-              <w:pStyle w:val="normal1"/>
-              <w:spacing w:before="0" w:after="0"/>
-              <w:ind/>
-              <w:jc w:val="right"/>
-              <w:rPr>
-                <w:rFonts w:ascii="Open Sans" w:eastAsia="Open Sans" w:hAnsi="Open Sans" w:cs="Open Sans"/>
-                <w:color w:val="1F1F1F"/>
-                <w:sz w:val="21"/>
-                <w:szCs w:val="21"/>
-              </w:rPr>
-            </w:pPr>
-            <w:r>
-              <w:rPr>
-                <w:rFonts w:ascii="Open Sans" w:eastAsia="Open Sans" w:hAnsi="Open Sans" w:cs="Open Sans"/>
-                <w:sz w:val="22"/>
-                <w:szCs w:val="22"/>
-              </w:rPr>
-              <w:t xml:space="preserve">{</w:t>
-            </w:r>
-            <w:r>
-              <w:rPr>
-                <w:rFonts w:ascii="Open Sans" w:eastAsia="Open Sans" w:hAnsi="Open Sans" w:cs="Open Sans"/>
-                <w:color w:val="1F1F1F"/>
-                <w:sz w:val="21"/>
-                <w:szCs w:val="21"/>
-              </w:rPr>
-              <w:t xml:space="preserve">Datum</w:t>
-            </w:r>
-            <w:r>
-              <w:rPr>
-                <w:rFonts w:ascii="Open Sans" w:eastAsia="Open Sans" w:hAnsi="Open Sans" w:cs="Open Sans"/>
-                <w:sz w:val="22"/>
-                <w:szCs w:val="22"/>
-              </w:rPr>
-              <w:t xml:space="preserve">}</w:t>
-            </w:r>
-            <w:r>
-              <w:rPr>
-                <w:rFonts w:ascii="Open Sans" w:eastAsia="Open Sans" w:hAnsi="Open Sans" w:cs="Open Sans"/>
-                <w:color w:val="1F1F1F"/>
-                <w:sz w:val="21"/>
-                <w:szCs w:val="21"/>
-              </w:rPr>
-              <w:br/>
-            </w:r>
-            <w:r>
-              <w:rPr>
-                <w:rFonts w:ascii="Open Sans" w:eastAsia="Open Sans" w:hAnsi="Open Sans" w:cs="Open Sans"/>
-                <w:sz w:val="22"/>
-                <w:szCs w:val="22"/>
-              </w:rPr>
-              <w:t xml:space="preserve">{</w:t>
-            </w:r>
-            <w:r>
-              <w:rPr>
-                <w:rFonts w:ascii="Open Sans" w:eastAsia="Open Sans" w:hAnsi="Open Sans" w:cs="Open Sans"/>
-                <w:color w:val="1F1F1F"/>
-                <w:sz w:val="21"/>
-                <w:szCs w:val="21"/>
-              </w:rPr>
-              <w:t xml:space="preserve">Ansprechpartner</w:t>
-            </w:r>
-            <w:r>
-              <w:rPr>
-                <w:rFonts w:ascii="Open Sans" w:eastAsia="Open Sans" w:hAnsi="Open Sans" w:cs="Open Sans"/>
-                <w:sz w:val="22"/>
-                <w:szCs w:val="22"/>
-              </w:rPr>
-              <w:t xml:space="preserve">}</w:t>
-            </w:r>
-            <w:r>
-              <w:rPr>
-                <w:rFonts w:ascii="Open Sans" w:eastAsia="Open Sans" w:hAnsi="Open Sans" w:cs="Open Sans"/>
-                <w:color w:val="1F1F1F"/>
-                <w:sz w:val="21"/>
-                <w:szCs w:val="21"/>
-              </w:rPr>
-              <w:br/>
-            </w:r>
-            <w:r>
-              <w:rPr>
-                <w:rFonts w:ascii="Open Sans" w:eastAsia="Open Sans" w:hAnsi="Open Sans" w:cs="Open Sans"/>
-                <w:color w:val="1F1F1F"/>
-                <w:sz w:val="21"/>
-                <w:szCs w:val="21"/>
-              </w:rPr>
-              <w:t xml:space="preserve">          09281 5915900</w:t>
-            </w:r>
-          </w:p>
-          <w:p>
-            <w:pPr>
-              <w:pBdr/>
-              <w:pStyle w:val="normal1"/>
-              <w:spacing w:before="0" w:after="0"/>
-              <w:ind/>
-              <w:jc w:val="right"/>
-              <w:rPr>
-                <w:rFonts w:ascii="Open Sans" w:eastAsia="Open Sans" w:hAnsi="Open Sans" w:cs="Open Sans"/>
-                <w:color w:val="070707"/>
-                <w:sz w:val="17"/>
-                <w:szCs w:val="17"/>
-              </w:rPr>
-            </w:pPr>
-            <w:r>
-              <w:rPr>
-                <w:rFonts w:ascii="Open Sans" w:eastAsia="Open Sans" w:hAnsi="Open Sans" w:cs="Open Sans"/>
-                <w:color w:val="1F1F1F"/>
-                <w:sz w:val="21"/>
-                <w:szCs w:val="21"/>
-              </w:rPr>
               <w:t xml:space="preserve">service@e-m-c-2.de</w:t>
             </w:r>
           </w:p>
         </w:tc>
       </w:tr>
-      <w:tr>
+      <w:tr xmlns:wp14="http://schemas.microsoft.com/office/word/2010/wordml" wp14:textId="77777777">
         <w:tblPrEx>
           <w:tblBorders/>
           <w:tblCellMar>
@@ -478,21 +585,22 @@
           </w:tblCellMar>
         </w:tblPrEx>
         <w:trPr>
-          <w:trHeight w:hRule="atLeast" w:val="370"/>
+          <w:trHeight w:val="370" w:hRule="atLeast"/>
         </w:trPr>
         <w:tc>
           <w:tcPr>
             <w:tcW w:w="4805" w:type="dxa"/>
             <w:tcBorders>
-              <w:top w:val="single" w:color="FFFFFF" w:sz="8" w:space="0"/>
-              <w:left w:val="single" w:color="FFFFFF" w:sz="8" w:space="0"/>
-              <w:bottom w:val="single" w:color="FFFFFF" w:sz="8" w:space="0"/>
-              <w:right w:val="single" w:color="FFFFFF" w:sz="8" w:space="0"/>
+              <w:top w:val="single" w:color="FFFFFF" w:themeColor="background1" w:sz="8" w:space="0"/>
+              <w:left w:val="single" w:color="FFFFFF" w:themeColor="background1" w:sz="8" w:space="0"/>
+              <w:bottom w:val="single" w:color="FFFFFF" w:themeColor="background1" w:sz="8" w:space="0"/>
+              <w:right w:val="single" w:color="FFFFFF" w:themeColor="background1" w:sz="8" w:space="0"/>
             </w:tcBorders>
-            <w:shd w:fill="auto" w:color="auto" w:val="clear"/>
+            <w:shd w:val="clear" w:color="auto" w:fill="auto"/>
+            <w:tcMar/>
             <w:vAlign w:val="top"/>
           </w:tcPr>
-          <w:p>
+          <w:p wp14:textId="77777777">
             <w:pPr>
               <w:pBdr/>
               <w:pStyle w:val="normal1"/>
@@ -500,7 +608,7 @@
               <w:ind/>
               <w:jc w:val="left"/>
               <w:rPr>
-                <w:rFonts w:ascii="Open Sans" w:eastAsia="Open Sans" w:hAnsi="Open Sans" w:cs="Open Sans"/>
+                <w:rFonts w:ascii="Open Sans" w:hAnsi="Open Sans" w:eastAsia="Open Sans" w:cs="Open Sans"/>
                 <w:color w:val="070707"/>
                 <w:sz w:val="17"/>
                 <w:szCs w:val="17"/>
@@ -511,159 +619,457 @@
         <w:tc>
           <w:tcPr>
             <w:tcW w:w="5230" w:type="dxa"/>
+            <w:gridSpan w:val="2"/>
             <w:tcBorders>
-              <w:top w:val="single" w:color="FFFFFF" w:sz="8" w:space="0"/>
-              <w:left w:val="single" w:color="FFFFFF" w:sz="8" w:space="0"/>
-              <w:bottom w:val="single" w:color="FFFFFF" w:sz="8" w:space="0"/>
-              <w:right w:val="single" w:color="FFFFFF" w:sz="8" w:space="0"/>
+              <w:top w:val="single" w:color="FFFFFF" w:themeColor="background1" w:sz="8" w:space="0"/>
+              <w:left w:val="single" w:color="FFFFFF" w:themeColor="background1" w:sz="8" w:space="0"/>
+              <w:bottom w:val="single" w:color="FFFFFF" w:themeColor="background1" w:sz="8" w:space="0"/>
+              <w:right w:val="single" w:color="FFFFFF" w:themeColor="background1" w:sz="8" w:space="0"/>
             </w:tcBorders>
-            <w:shd w:fill="auto" w:color="auto" w:val="clear"/>
+            <w:shd w:val="clear" w:color="auto" w:fill="auto"/>
+            <w:tcMar/>
             <w:vAlign w:val="top"/>
             <w:gridSpan w:val="2"/>
           </w:tcPr>
-          <w:p>
+          <w:p wp14:textId="77777777">
             <w:pPr>
-              <w:pBdr/>
-              <w:pStyle w:val="normal1"/>
               <w:spacing w:before="0" w:after="0"/>
               <w:ind w:right="127"/>
               <w:jc w:val="left"/>
               <w:rPr>
-                <w:rFonts w:ascii="Open Sans" w:eastAsia="Open Sans" w:hAnsi="Open Sans" w:cs="Open Sans"/>
+                <w:rFonts w:ascii="Open Sans" w:hAnsi="Open Sans" w:eastAsia="Open Sans" w:cs="Open Sans"/>
                 <w:color w:val="070707"/>
                 <w:sz w:val="17"/>
                 <w:szCs w:val="17"/>
+                <w:lang w:val="en-US"/>
               </w:rPr>
             </w:pPr>
             <w:r>
               <w:rPr>
-                <w:rFonts w:ascii="Open Sans" w:eastAsia="Open Sans" w:hAnsi="Open Sans" w:cs="Open Sans"/>
-                <w:b/>
+                <w:rFonts w:ascii="Open Sans" w:hAnsi="Open Sans" w:eastAsia="Open Sans" w:cs="Open Sans"/>
+                <w:b w:val="1"/>
+                <w:bCs w:val="1"/>
                 <w:color w:val="1F1F1F"/>
                 <w:sz w:val="21"/>
                 <w:szCs w:val="21"/>
-              </w:rPr>
-              <w:t xml:space="preserve">Referenz</w:t>
-            </w:r>
-            <w:r>
-              <w:rPr>
-                <w:rFonts w:ascii="Open Sans" w:eastAsia="Open Sans" w:hAnsi="Open Sans" w:cs="Open Sans"/>
-                <w:b/>
-                <w:color w:val="1F1F1F"/>
-                <w:sz w:val="21"/>
-                <w:szCs w:val="21"/>
-              </w:rPr>
+                <w:lang w:val="en-US"/>
+              </w:rPr>
+              <w:t>Referenz</w:t>
+            </w:r>
+            <w:r>
               <w:br/>
             </w:r>
             <w:r>
               <w:rPr>
-                <w:rFonts w:ascii="Open Sans" w:eastAsia="Open Sans" w:hAnsi="Open Sans" w:cs="Open Sans"/>
+                <w:rFonts w:ascii="Open Sans" w:hAnsi="Open Sans" w:eastAsia="Open Sans" w:cs="Open Sans"/>
                 <w:sz w:val="22"/>
                 <w:szCs w:val="22"/>
-              </w:rPr>
-              <w:t xml:space="preserve">{Kundennummer}</w:t>
+                <w:lang w:val="en-US"/>
+              </w:rPr>
+              <w:t>{</w:t>
+            </w:r>
+            <w:r>
+              <w:rPr>
+                <w:rFonts w:ascii="Open Sans" w:hAnsi="Open Sans" w:eastAsia="Open Sans" w:cs="Open Sans"/>
+                <w:sz w:val="22"/>
+                <w:szCs w:val="22"/>
+                <w:lang w:val="en-US"/>
+              </w:rPr>
+              <w:t>Kundennummer</w:t>
+            </w:r>
+            <w:r>
+              <w:rPr>
+                <w:rFonts w:ascii="Open Sans" w:hAnsi="Open Sans" w:eastAsia="Open Sans" w:cs="Open Sans"/>
+                <w:sz w:val="22"/>
+                <w:szCs w:val="22"/>
+                <w:lang w:val="en-US"/>
+              </w:rPr>
+              <w:t>}</w:t>
             </w:r>
           </w:p>
         </w:tc>
       </w:tr>
     </w:tbl>
-    <w:p>
+    <w:p xmlns:wp14="http://schemas.microsoft.com/office/word/2010/wordml" wp14:textId="77777777">
       <w:pPr>
         <w:pBdr/>
         <w:pStyle w:val="normal1"/>
         <w:spacing/>
         <w:ind/>
         <w:rPr>
-          <w:rFonts w:ascii="Open Sans" w:eastAsia="Open Sans" w:hAnsi="Open Sans" w:cs="Open Sans"/>
+          <w:rFonts w:ascii="Open Sans" w:hAnsi="Open Sans" w:eastAsia="Open Sans" w:cs="Open Sans"/>
           <w:color w:val="000000"/>
         </w:rPr>
       </w:pPr>
     </w:p>
-    <w:p>
+    <w:p xmlns:wp14="http://schemas.microsoft.com/office/word/2010/wordml" wp14:textId="77777777">
       <w:pPr>
-        <w:pBdr/>
-        <w:pStyle w:val="normal1"/>
         <w:spacing w:before="156" w:after="0"/>
         <w:ind/>
         <w:rPr>
-          <w:rFonts w:ascii="arial" w:eastAsia="arial" w:hAnsi="arial" w:cs="arial"/>
-          <w:b/>
+          <w:rFonts w:ascii="arial" w:hAnsi="arial" w:eastAsia="arial" w:cs="arial"/>
+          <w:b w:val="1"/>
+          <w:bCs w:val="1"/>
           <w:color w:val="000000"/>
           <w:sz w:val="24"/>
           <w:szCs w:val="24"/>
+          <w:lang w:val="en-US"/>
         </w:rPr>
       </w:pPr>
       <w:r>
         <w:rPr>
-          <w:rFonts w:ascii="arial" w:eastAsia="arial" w:hAnsi="arial" w:cs="arial"/>
-          <w:b/>
-          <w:color w:val="000000"/>
+          <w:rFonts w:ascii="arial" w:hAnsi="arial" w:eastAsia="arial" w:cs="arial"/>
+          <w:b w:val="1"/>
+          <w:bCs w:val="1"/>
+          <w:color w:val="000000" w:themeColor="text1" w:themeTint="FF" w:themeShade="FF"/>
           <w:sz w:val="24"/>
           <w:szCs w:val="24"/>
-        </w:rPr>
-        <w:t xml:space="preserve">  Ihr Angebot {Angebotsnummer}</w:t>
+          <w:lang w:val="en-US"/>
+        </w:rPr>
+        <w:t xml:space="preserve">  </w:t>
+      </w:r>
+      <w:r>
+        <w:rPr>
+          <w:rFonts w:ascii="arial" w:hAnsi="arial" w:eastAsia="arial" w:cs="arial"/>
+          <w:b w:val="1"/>
+          <w:bCs w:val="1"/>
+          <w:color w:val="000000" w:themeColor="text1" w:themeTint="FF" w:themeShade="FF"/>
+          <w:sz w:val="24"/>
+          <w:szCs w:val="24"/>
+          <w:lang w:val="en-US"/>
+        </w:rPr>
+        <w:t>Ihr</w:t>
+      </w:r>
+      <w:r>
+        <w:rPr>
+          <w:rFonts w:ascii="arial" w:hAnsi="arial" w:eastAsia="arial" w:cs="arial"/>
+          <w:b w:val="1"/>
+          <w:bCs w:val="1"/>
+          <w:color w:val="000000" w:themeColor="text1" w:themeTint="FF" w:themeShade="FF"/>
+          <w:sz w:val="24"/>
+          <w:szCs w:val="24"/>
+          <w:lang w:val="en-US"/>
+        </w:rPr>
+        <w:t xml:space="preserve"> </w:t>
+      </w:r>
+      <w:r>
+        <w:rPr>
+          <w:rFonts w:ascii="arial" w:hAnsi="arial" w:eastAsia="arial" w:cs="arial"/>
+          <w:b w:val="1"/>
+          <w:bCs w:val="1"/>
+          <w:color w:val="000000" w:themeColor="text1" w:themeTint="FF" w:themeShade="FF"/>
+          <w:sz w:val="24"/>
+          <w:szCs w:val="24"/>
+          <w:lang w:val="en-US"/>
+        </w:rPr>
+        <w:t>Angebot</w:t>
+      </w:r>
+      <w:r>
+        <w:rPr>
+          <w:rFonts w:ascii="arial" w:hAnsi="arial" w:eastAsia="arial" w:cs="arial"/>
+          <w:b w:val="1"/>
+          <w:bCs w:val="1"/>
+          <w:color w:val="000000" w:themeColor="text1" w:themeTint="FF" w:themeShade="FF"/>
+          <w:sz w:val="24"/>
+          <w:szCs w:val="24"/>
+          <w:lang w:val="en-US"/>
+        </w:rPr>
+        <w:t xml:space="preserve"> {</w:t>
+      </w:r>
+      <w:r>
+        <w:rPr>
+          <w:rFonts w:ascii="arial" w:hAnsi="arial" w:eastAsia="arial" w:cs="arial"/>
+          <w:b w:val="1"/>
+          <w:bCs w:val="1"/>
+          <w:color w:val="000000" w:themeColor="text1" w:themeTint="FF" w:themeShade="FF"/>
+          <w:sz w:val="24"/>
+          <w:szCs w:val="24"/>
+          <w:lang w:val="en-US"/>
+        </w:rPr>
+        <w:t>Angebotsnummer</w:t>
+      </w:r>
+      <w:r>
+        <w:rPr>
+          <w:rFonts w:ascii="arial" w:hAnsi="arial" w:eastAsia="arial" w:cs="arial"/>
+          <w:b w:val="1"/>
+          <w:bCs w:val="1"/>
+          <w:color w:val="000000" w:themeColor="text1" w:themeTint="FF" w:themeShade="FF"/>
+          <w:sz w:val="24"/>
+          <w:szCs w:val="24"/>
+          <w:lang w:val="en-US"/>
+        </w:rPr>
+        <w:t>}</w:t>
       </w:r>
     </w:p>
-    <w:p>
+    <w:p xmlns:wp14="http://schemas.microsoft.com/office/word/2010/wordml" wp14:textId="77777777">
       <w:pPr>
-        <w:pBdr/>
-        <w:pStyle w:val="normal1"/>
         <w:spacing w:before="156" w:after="0"/>
         <w:ind/>
         <w:rPr>
-          <w:rFonts w:ascii="Open Sans" w:eastAsia="Open Sans" w:hAnsi="Open Sans" w:cs="Open Sans"/>
+          <w:rFonts w:ascii="Open Sans" w:hAnsi="Open Sans" w:eastAsia="Open Sans" w:cs="Open Sans"/>
           <w:color w:val="000000"/>
+          <w:lang w:val="en-US"/>
         </w:rPr>
       </w:pPr>
       <w:r>
         <w:rPr>
-          <w:rFonts w:ascii="Open Sans" w:eastAsia="Open Sans" w:hAnsi="Open Sans" w:cs="Open Sans"/>
-          <w:color w:val="000000"/>
-        </w:rPr>
-        <w:t xml:space="preserve">  {Greeting} {Nachname},</w:t>
-      </w:r>
-      <w:r>
-        <w:rPr>
-          <w:rFonts w:ascii="Open Sans" w:eastAsia="Open Sans" w:hAnsi="Open Sans" w:cs="Open Sans"/>
-          <w:color w:val="000000"/>
-        </w:rPr>
+          <w:rFonts w:ascii="Open Sans" w:hAnsi="Open Sans" w:eastAsia="Open Sans" w:cs="Open Sans"/>
+          <w:color w:val="000000" w:themeColor="text1" w:themeTint="FF" w:themeShade="FF"/>
+          <w:lang w:val="en-US"/>
+        </w:rPr>
+        <w:t xml:space="preserve">  {Greeting} {</w:t>
+      </w:r>
+      <w:r>
+        <w:rPr>
+          <w:rFonts w:ascii="Open Sans" w:hAnsi="Open Sans" w:eastAsia="Open Sans" w:cs="Open Sans"/>
+          <w:color w:val="000000" w:themeColor="text1" w:themeTint="FF" w:themeShade="FF"/>
+          <w:lang w:val="en-US"/>
+        </w:rPr>
+        <w:t>Nachname</w:t>
+      </w:r>
+      <w:r>
+        <w:rPr>
+          <w:rFonts w:ascii="Open Sans" w:hAnsi="Open Sans" w:eastAsia="Open Sans" w:cs="Open Sans"/>
+          <w:color w:val="000000" w:themeColor="text1" w:themeTint="FF" w:themeShade="FF"/>
+          <w:lang w:val="en-US"/>
+        </w:rPr>
+        <w:t>},</w:t>
+      </w:r>
+      <w:r>
         <w:br/>
       </w:r>
     </w:p>
-    <w:p>
+    <w:p xmlns:wp14="http://schemas.microsoft.com/office/word/2010/wordml" wp14:textId="77777777">
       <w:pPr>
-        <w:pBdr/>
-        <w:pStyle w:val="normal1"/>
         <w:spacing w:before="1" w:after="0"/>
         <w:ind w:left="125" w:right="-89" w:hanging="5"/>
         <w:rPr>
-          <w:rFonts w:ascii="Open Sans" w:eastAsia="Open Sans" w:hAnsi="Open Sans" w:cs="Open Sans"/>
+          <w:rFonts w:ascii="Open Sans" w:hAnsi="Open Sans" w:eastAsia="Open Sans" w:cs="Open Sans"/>
           <w:color w:val="000000"/>
+          <w:lang w:val="en-US"/>
         </w:rPr>
       </w:pPr>
       <w:r>
         <w:rPr>
-          <w:rFonts w:ascii="Open Sans" w:eastAsia="Open Sans" w:hAnsi="Open Sans" w:cs="Open Sans"/>
+          <w:rFonts w:ascii="Open Sans" w:hAnsi="Open Sans" w:eastAsia="Open Sans" w:cs="Open Sans"/>
           <w:color w:val="070707"/>
-        </w:rPr>
-        <w:t xml:space="preserve">vielen Dank für Ihre Anfrage und Ihr damit verbundenes Interesse. </w:t>
-      </w:r>
-      <w:r>
-        <w:rPr>
-          <w:rFonts w:ascii="Open Sans" w:eastAsia="Open Sans" w:hAnsi="Open Sans" w:cs="Open Sans"/>
+          <w:lang w:val="en-US"/>
+        </w:rPr>
+        <w:t>vielen</w:t>
+      </w:r>
+      <w:r>
+        <w:rPr>
+          <w:rFonts w:ascii="Open Sans" w:hAnsi="Open Sans" w:eastAsia="Open Sans" w:cs="Open Sans"/>
           <w:color w:val="070707"/>
-        </w:rPr>
+          <w:lang w:val="en-US"/>
+        </w:rPr>
+        <w:t xml:space="preserve"> Dank für </w:t>
+      </w:r>
+      <w:r>
+        <w:rPr>
+          <w:rFonts w:ascii="Open Sans" w:hAnsi="Open Sans" w:eastAsia="Open Sans" w:cs="Open Sans"/>
+          <w:color w:val="070707"/>
+          <w:lang w:val="en-US"/>
+        </w:rPr>
+        <w:t>Ihre</w:t>
+      </w:r>
+      <w:r>
+        <w:rPr>
+          <w:rFonts w:ascii="Open Sans" w:hAnsi="Open Sans" w:eastAsia="Open Sans" w:cs="Open Sans"/>
+          <w:color w:val="070707"/>
+          <w:lang w:val="en-US"/>
+        </w:rPr>
+        <w:t xml:space="preserve"> </w:t>
+      </w:r>
+      <w:r>
+        <w:rPr>
+          <w:rFonts w:ascii="Open Sans" w:hAnsi="Open Sans" w:eastAsia="Open Sans" w:cs="Open Sans"/>
+          <w:color w:val="070707"/>
+          <w:lang w:val="en-US"/>
+        </w:rPr>
+        <w:t>Anfrage</w:t>
+      </w:r>
+      <w:r>
+        <w:rPr>
+          <w:rFonts w:ascii="Open Sans" w:hAnsi="Open Sans" w:eastAsia="Open Sans" w:cs="Open Sans"/>
+          <w:color w:val="070707"/>
+          <w:lang w:val="en-US"/>
+        </w:rPr>
+        <w:t xml:space="preserve"> und </w:t>
+      </w:r>
+      <w:r>
+        <w:rPr>
+          <w:rFonts w:ascii="Open Sans" w:hAnsi="Open Sans" w:eastAsia="Open Sans" w:cs="Open Sans"/>
+          <w:color w:val="070707"/>
+          <w:lang w:val="en-US"/>
+        </w:rPr>
+        <w:t>Ihr</w:t>
+      </w:r>
+      <w:r>
+        <w:rPr>
+          <w:rFonts w:ascii="Open Sans" w:hAnsi="Open Sans" w:eastAsia="Open Sans" w:cs="Open Sans"/>
+          <w:color w:val="070707"/>
+          <w:lang w:val="en-US"/>
+        </w:rPr>
+        <w:t xml:space="preserve"> </w:t>
+      </w:r>
+      <w:r>
+        <w:rPr>
+          <w:rFonts w:ascii="Open Sans" w:hAnsi="Open Sans" w:eastAsia="Open Sans" w:cs="Open Sans"/>
+          <w:color w:val="070707"/>
+          <w:lang w:val="en-US"/>
+        </w:rPr>
+        <w:t>damit</w:t>
+      </w:r>
+      <w:r>
+        <w:rPr>
+          <w:rFonts w:ascii="Open Sans" w:hAnsi="Open Sans" w:eastAsia="Open Sans" w:cs="Open Sans"/>
+          <w:color w:val="070707"/>
+          <w:lang w:val="en-US"/>
+        </w:rPr>
+        <w:t xml:space="preserve"> </w:t>
+      </w:r>
+      <w:r>
+        <w:rPr>
+          <w:rFonts w:ascii="Open Sans" w:hAnsi="Open Sans" w:eastAsia="Open Sans" w:cs="Open Sans"/>
+          <w:color w:val="070707"/>
+          <w:lang w:val="en-US"/>
+        </w:rPr>
+        <w:t>verbundenes</w:t>
+      </w:r>
+      <w:r>
+        <w:rPr>
+          <w:rFonts w:ascii="Open Sans" w:hAnsi="Open Sans" w:eastAsia="Open Sans" w:cs="Open Sans"/>
+          <w:color w:val="070707"/>
+          <w:lang w:val="en-US"/>
+        </w:rPr>
+        <w:t xml:space="preserve"> Interesse. </w:t>
+      </w:r>
+      <w:r>
         <w:br/>
       </w:r>
       <w:r>
         <w:rPr>
-          <w:rFonts w:ascii="Open Sans" w:eastAsia="Open Sans" w:hAnsi="Open Sans" w:cs="Open Sans"/>
+          <w:rFonts w:ascii="Open Sans" w:hAnsi="Open Sans" w:eastAsia="Open Sans" w:cs="Open Sans"/>
           <w:color w:val="070707"/>
-        </w:rPr>
-        <w:t xml:space="preserve">Wir freuen uns, Ihnen folgendes Angebot unterbreiten zu können.</w:t>
+          <w:lang w:val="en-US"/>
+        </w:rPr>
+        <w:t xml:space="preserve">Wir </w:t>
+      </w:r>
+      <w:r>
+        <w:rPr>
+          <w:rFonts w:ascii="Open Sans" w:hAnsi="Open Sans" w:eastAsia="Open Sans" w:cs="Open Sans"/>
+          <w:color w:val="070707"/>
+          <w:lang w:val="en-US"/>
+        </w:rPr>
+        <w:t>freuen</w:t>
+      </w:r>
+      <w:r>
+        <w:rPr>
+          <w:rFonts w:ascii="Open Sans" w:hAnsi="Open Sans" w:eastAsia="Open Sans" w:cs="Open Sans"/>
+          <w:color w:val="070707"/>
+          <w:lang w:val="en-US"/>
+        </w:rPr>
+        <w:t xml:space="preserve"> </w:t>
+      </w:r>
+      <w:r>
+        <w:rPr>
+          <w:rFonts w:ascii="Open Sans" w:hAnsi="Open Sans" w:eastAsia="Open Sans" w:cs="Open Sans"/>
+          <w:color w:val="070707"/>
+          <w:lang w:val="en-US"/>
+        </w:rPr>
+        <w:t>uns</w:t>
+      </w:r>
+      <w:r>
+        <w:rPr>
+          <w:rFonts w:ascii="Open Sans" w:hAnsi="Open Sans" w:eastAsia="Open Sans" w:cs="Open Sans"/>
+          <w:color w:val="070707"/>
+          <w:lang w:val="en-US"/>
+        </w:rPr>
+        <w:t xml:space="preserve">, Ihnen </w:t>
+      </w:r>
+      <w:r>
+        <w:rPr>
+          <w:rFonts w:ascii="Open Sans" w:hAnsi="Open Sans" w:eastAsia="Open Sans" w:cs="Open Sans"/>
+          <w:color w:val="070707"/>
+          <w:lang w:val="en-US"/>
+        </w:rPr>
+        <w:t>folgendes</w:t>
+      </w:r>
+      <w:r>
+        <w:rPr>
+          <w:rFonts w:ascii="Open Sans" w:hAnsi="Open Sans" w:eastAsia="Open Sans" w:cs="Open Sans"/>
+          <w:color w:val="070707"/>
+          <w:lang w:val="en-US"/>
+        </w:rPr>
+        <w:t xml:space="preserve"> </w:t>
+      </w:r>
+      <w:r>
+        <w:rPr>
+          <w:rFonts w:ascii="Open Sans" w:hAnsi="Open Sans" w:eastAsia="Open Sans" w:cs="Open Sans"/>
+          <w:color w:val="070707"/>
+          <w:lang w:val="en-US"/>
+        </w:rPr>
+        <w:t>Angebot</w:t>
+      </w:r>
+      <w:r>
+        <w:rPr>
+          <w:rFonts w:ascii="Open Sans" w:hAnsi="Open Sans" w:eastAsia="Open Sans" w:cs="Open Sans"/>
+          <w:color w:val="070707"/>
+          <w:lang w:val="en-US"/>
+        </w:rPr>
+        <w:t xml:space="preserve"> </w:t>
+      </w:r>
+      <w:r>
+        <w:rPr>
+          <w:rFonts w:ascii="Open Sans" w:hAnsi="Open Sans" w:eastAsia="Open Sans" w:cs="Open Sans"/>
+          <w:color w:val="070707"/>
+          <w:lang w:val="en-US"/>
+        </w:rPr>
+        <w:t>unterbreiten</w:t>
+      </w:r>
+      <w:r>
+        <w:rPr>
+          <w:rFonts w:ascii="Open Sans" w:hAnsi="Open Sans" w:eastAsia="Open Sans" w:cs="Open Sans"/>
+          <w:color w:val="070707"/>
+          <w:lang w:val="en-US"/>
+        </w:rPr>
+        <w:t xml:space="preserve"> </w:t>
+      </w:r>
+      <w:r>
+        <w:rPr>
+          <w:rFonts w:ascii="Open Sans" w:hAnsi="Open Sans" w:eastAsia="Open Sans" w:cs="Open Sans"/>
+          <w:color w:val="070707"/>
+          <w:lang w:val="en-US"/>
+        </w:rPr>
+        <w:t>zu</w:t>
+      </w:r>
+      <w:r>
+        <w:rPr>
+          <w:rFonts w:ascii="Open Sans" w:hAnsi="Open Sans" w:eastAsia="Open Sans" w:cs="Open Sans"/>
+          <w:color w:val="070707"/>
+          <w:lang w:val="en-US"/>
+        </w:rPr>
+        <w:t xml:space="preserve"> </w:t>
+      </w:r>
+      <w:r>
+        <w:rPr>
+          <w:rFonts w:ascii="Open Sans" w:hAnsi="Open Sans" w:eastAsia="Open Sans" w:cs="Open Sans"/>
+          <w:color w:val="070707"/>
+          <w:lang w:val="en-US"/>
+        </w:rPr>
+        <w:t>können</w:t>
+      </w:r>
+      <w:r>
+        <w:rPr>
+          <w:rFonts w:ascii="Open Sans" w:hAnsi="Open Sans" w:eastAsia="Open Sans" w:cs="Open Sans"/>
+          <w:color w:val="070707"/>
+          <w:lang w:val="en-US"/>
+        </w:rPr>
+        <w:t>.</w:t>
       </w:r>
     </w:p>
-    <w:p>
+    <w:p xmlns:wp14="http://schemas.microsoft.com/office/word/2010/wordml" wp14:textId="77777777">
       <w:pPr>
         <w:pBdr/>
         <w:pStyle w:val="normal1"/>
@@ -675,7 +1081,7 @@
           <w:tab w:val="left" w:pos="1416.0000610351562"/>
         </w:tabs>
         <w:rPr>
-          <w:rFonts w:ascii="Open Sans" w:eastAsia="Open Sans" w:hAnsi="Open Sans" w:cs="Open Sans"/>
+          <w:rFonts w:ascii="Open Sans" w:hAnsi="Open Sans" w:eastAsia="Open Sans" w:cs="Open Sans"/>
           <w:color w:val="070707"/>
           <w:sz w:val="20"/>
           <w:szCs w:val="20"/>
@@ -695,7 +1101,7 @@
           <w:right w:w="10" w:type="dxa"/>
         </w:tblCellMar>
         <w:tblBorders/>
-        <w:shd w:fill="auto" w:color="auto"/>
+        <w:shd w:color="auto" w:fill="auto"/>
         <w:tblLayout w:type="fixed"/>
       </w:tblPr>
       <w:tblGrid>
@@ -705,7 +1111,7 @@
         <w:gridCol w:w="1399"/>
         <w:gridCol w:w="943"/>
       </w:tblGrid>
-      <w:tr>
+      <w:tr xmlns:wp14="http://schemas.microsoft.com/office/word/2010/wordml" wp14:textId="77777777">
         <w:tblPrEx>
           <w:tblBorders/>
           <w:tblCellMar>
@@ -716,7 +1122,7 @@
           </w:tblCellMar>
         </w:tblPrEx>
         <w:trPr>
-          <w:trHeight w:hRule="atLeast" w:val="1"/>
+          <w:trHeight w:val="1" w:hRule="atLeast"/>
         </w:trPr>
         <w:tc>
           <w:tcPr>
@@ -733,10 +1139,10 @@
               <w:bottom w:val="single" w:color="FFFFFF" w:sz="8" w:space="0"/>
               <w:right w:val="single" w:color="CCCCCC" w:sz="8" w:space="0"/>
             </w:tcBorders>
-            <w:shd w:fill="CCCCCC" w:color="auto" w:val="clear"/>
+            <w:shd w:val="clear" w:color="auto" w:fill="CCCCCC"/>
             <w:vAlign w:val="top"/>
           </w:tcPr>
-          <w:p>
+          <w:p wp14:textId="77777777">
             <w:pPr>
               <w:pBdr/>
               <w:pStyle w:val="normal1"/>
@@ -744,7 +1150,7 @@
               <w:ind/>
               <w:jc w:val="left"/>
               <w:rPr>
-                <w:rFonts w:ascii="Calibri" w:eastAsia="Calibri" w:hAnsi="Calibri" w:cs="Calibri"/>
+                <w:rFonts w:ascii="Calibri" w:hAnsi="Calibri" w:eastAsia="Calibri" w:cs="Calibri"/>
                 <w:b/>
                 <w:sz w:val="20"/>
                 <w:szCs w:val="22"/>
@@ -752,7 +1158,7 @@
             </w:pPr>
             <w:r>
               <w:rPr>
-                <w:rFonts w:ascii="Open Sans" w:eastAsia="Open Sans" w:hAnsi="Open Sans" w:cs="Open Sans"/>
+                <w:rFonts w:ascii="Open Sans" w:hAnsi="Open Sans" w:eastAsia="Open Sans" w:cs="Open Sans"/>
                 <w:b/>
                 <w:color w:val="070707"/>
                 <w:sz w:val="20"/>
@@ -777,10 +1183,10 @@
               <w:bottom w:val="single" w:color="FFFFFF" w:sz="8" w:space="0"/>
               <w:right w:val="single" w:color="CCCCCC" w:sz="8" w:space="0"/>
             </w:tcBorders>
-            <w:shd w:fill="CCCCCC" w:color="auto" w:val="clear"/>
+            <w:shd w:val="clear" w:color="auto" w:fill="CCCCCC"/>
             <w:vAlign w:val="top"/>
           </w:tcPr>
-          <w:p>
+          <w:p wp14:textId="77777777">
             <w:pPr>
               <w:pBdr/>
               <w:pStyle w:val="normal1"/>
@@ -788,7 +1194,7 @@
               <w:ind/>
               <w:jc w:val="left"/>
               <w:rPr>
-                <w:rFonts w:ascii="Calibri" w:eastAsia="Calibri" w:hAnsi="Calibri" w:cs="Calibri"/>
+                <w:rFonts w:ascii="Calibri" w:hAnsi="Calibri" w:eastAsia="Calibri" w:cs="Calibri"/>
                 <w:b/>
                 <w:sz w:val="20"/>
                 <w:szCs w:val="22"/>
@@ -796,7 +1202,7 @@
             </w:pPr>
             <w:r>
               <w:rPr>
-                <w:rFonts w:ascii="Open Sans" w:eastAsia="Open Sans" w:hAnsi="Open Sans" w:cs="Open Sans"/>
+                <w:rFonts w:ascii="Open Sans" w:hAnsi="Open Sans" w:eastAsia="Open Sans" w:cs="Open Sans"/>
                 <w:b/>
                 <w:color w:val="070707"/>
                 <w:sz w:val="20"/>
@@ -821,10 +1227,10 @@
               <w:bottom w:val="single" w:color="FFFFFF" w:sz="8" w:space="0"/>
               <w:right w:val="single" w:color="CCCCCC" w:sz="8" w:space="0"/>
             </w:tcBorders>
-            <w:shd w:fill="CCCCCC" w:color="auto" w:val="clear"/>
+            <w:shd w:val="clear" w:color="auto" w:fill="CCCCCC"/>
             <w:vAlign w:val="top"/>
           </w:tcPr>
-          <w:p>
+          <w:p wp14:textId="77777777">
             <w:pPr>
               <w:pBdr/>
               <w:pStyle w:val="normal1"/>
@@ -839,7 +1245,7 @@
             </w:pPr>
             <w:r>
               <w:rPr>
-                <w:rFonts w:ascii="Open Sans" w:eastAsia="Open Sans" w:hAnsi="Open Sans" w:cs="Open Sans"/>
+                <w:rFonts w:ascii="Open Sans" w:hAnsi="Open Sans" w:eastAsia="Open Sans" w:cs="Open Sans"/>
                 <w:b/>
                 <w:color w:val="000000"/>
                 <w:sz w:val="20"/>
@@ -864,31 +1270,34 @@
               <w:bottom w:val="single" w:color="FFFFFF" w:sz="8" w:space="0"/>
               <w:right w:val="single" w:color="CCCCCC" w:sz="8" w:space="0"/>
             </w:tcBorders>
-            <w:shd w:fill="CCCCCC" w:color="auto" w:val="clear"/>
+            <w:shd w:val="clear" w:color="auto" w:fill="CCCCCC"/>
             <w:vAlign w:val="top"/>
           </w:tcPr>
-          <w:p>
+          <w:p wp14:textId="77777777">
             <w:pPr>
-              <w:pBdr/>
-              <w:pStyle w:val="normal1"/>
-              <w:spacing w:before="0" w:beforeAutospacing="false" w:after="0" w:afterAutospacing="false" w:line="278" w:lineRule="auto"/>
+              <w:spacing w:before="0" w:beforeAutospacing="off" w:after="0" w:afterAutospacing="off" w:line="278" w:lineRule="auto"/>
               <w:ind w:left="-141" w:right="34"/>
               <w:jc w:val="center"/>
               <w:rPr>
-                <w:b/>
+                <w:b w:val="1"/>
+                <w:bCs w:val="1"/>
                 <w:color w:val="000000"/>
                 <w:sz w:val="20"/>
+                <w:szCs w:val="20"/>
+                <w:lang w:val="en-US"/>
               </w:rPr>
             </w:pPr>
             <w:r>
               <w:rPr>
-                <w:rFonts w:ascii="Open Sans" w:eastAsia="Open Sans" w:hAnsi="Open Sans" w:cs="Open Sans"/>
-                <w:b/>
-                <w:color w:val="000000"/>
+                <w:rFonts w:ascii="Open Sans" w:hAnsi="Open Sans" w:eastAsia="Open Sans" w:cs="Open Sans"/>
+                <w:b w:val="1"/>
+                <w:bCs w:val="1"/>
+                <w:color w:val="000000" w:themeColor="text1" w:themeTint="FF" w:themeShade="FF"/>
                 <w:sz w:val="20"/>
-                <w:szCs w:val="22"/>
-              </w:rPr>
-              <w:t xml:space="preserve">Einheitspreis</w:t>
+                <w:szCs w:val="20"/>
+                <w:lang w:val="en-US"/>
+              </w:rPr>
+              <w:t>Einheitspreis</w:t>
             </w:r>
           </w:p>
         </w:tc>
@@ -907,36 +1316,39 @@
               <w:bottom w:val="single" w:color="FFFFFF" w:sz="8" w:space="0"/>
               <w:right w:val="single" w:color="CCCCCC" w:sz="8" w:space="0"/>
             </w:tcBorders>
-            <w:shd w:fill="CCCCCC" w:color="auto" w:val="clear"/>
+            <w:shd w:val="clear" w:color="auto" w:fill="CCCCCC"/>
             <w:vAlign w:val="top"/>
           </w:tcPr>
-          <w:p>
+          <w:p wp14:textId="77777777">
             <w:pPr>
-              <w:pBdr/>
-              <w:pStyle w:val="normal1"/>
-              <w:spacing w:before="0" w:beforeAutospacing="false" w:after="0" w:afterAutospacing="false" w:line="278" w:lineRule="auto"/>
+              <w:spacing w:before="0" w:beforeAutospacing="off" w:after="0" w:afterAutospacing="off" w:line="278" w:lineRule="auto"/>
               <w:ind w:right="34"/>
               <w:jc w:val="left"/>
               <w:rPr>
-                <w:b/>
+                <w:b w:val="1"/>
+                <w:bCs w:val="1"/>
                 <w:color w:val="000000"/>
                 <w:sz w:val="20"/>
+                <w:szCs w:val="20"/>
+                <w:lang w:val="en-US"/>
               </w:rPr>
             </w:pPr>
             <w:r>
               <w:rPr>
-                <w:rFonts w:ascii="Open Sans" w:eastAsia="Open Sans" w:hAnsi="Open Sans" w:cs="Open Sans"/>
-                <w:b/>
-                <w:color w:val="000000"/>
+                <w:rFonts w:ascii="Open Sans" w:hAnsi="Open Sans" w:eastAsia="Open Sans" w:cs="Open Sans"/>
+                <w:b w:val="1"/>
+                <w:bCs w:val="1"/>
+                <w:color w:val="000000" w:themeColor="text1" w:themeTint="FF" w:themeShade="FF"/>
                 <w:sz w:val="20"/>
-                <w:szCs w:val="22"/>
-              </w:rPr>
-              <w:t xml:space="preserve">Gesamt</w:t>
+                <w:szCs w:val="20"/>
+                <w:lang w:val="en-US"/>
+              </w:rPr>
+              <w:t>Gesamt</w:t>
             </w:r>
           </w:p>
         </w:tc>
       </w:tr>
-      <w:tr>
+      <w:tr xmlns:wp14="http://schemas.microsoft.com/office/word/2010/wordml" wp14:textId="77777777">
         <w:tblPrEx>
           <w:tblBorders/>
           <w:tblCellMar>
@@ -947,7 +1359,7 @@
           </w:tblCellMar>
         </w:tblPrEx>
         <w:trPr>
-          <w:trHeight w:hRule="atLeast" w:val="1"/>
+          <w:trHeight w:val="1" w:hRule="atLeast"/>
         </w:trPr>
         <w:tc>
           <w:tcPr>
@@ -966,29 +1378,50 @@
               <w:insideH w:val="single" w:color="000000" w:sz="8" w:space="0"/>
               <w:insideV w:val="single" w:color="000000" w:sz="8" w:space="0"/>
             </w:tcBorders>
-            <w:shd w:fill="FFFFFF" w:color="auto" w:val="clear"/>
+            <w:shd w:val="clear" w:color="auto" w:fill="FFFFFF"/>
             <w:vAlign w:val="top"/>
           </w:tcPr>
-          <w:p>
+          <w:p wp14:textId="77777777">
             <w:pPr>
-              <w:pBdr/>
-              <w:pStyle w:val="normal1"/>
               <w:spacing w:before="0" w:after="0"/>
               <w:ind/>
               <w:jc w:val="left"/>
               <w:rPr>
-                <w:rFonts w:ascii="Calibri" w:eastAsia="Calibri" w:hAnsi="Calibri" w:cs="Calibri"/>
-                <w:sz w:val="18"/>
+                <w:rFonts w:ascii="Calibri" w:hAnsi="Calibri" w:eastAsia="Calibri" w:cs="Calibri"/>
+                <w:sz w:val="18"/>
+                <w:szCs w:val="18"/>
+                <w:lang w:val="en-US"/>
               </w:rPr>
             </w:pPr>
             <w:r>
               <w:rPr>
-                <w:rFonts w:ascii="Calibri" w:eastAsia="Calibri" w:hAnsi="Calibri" w:cs="Calibri"/>
+                <w:rFonts w:ascii="Calibri" w:hAnsi="Calibri" w:eastAsia="Calibri" w:cs="Calibri"/>
                 <w:color w:val="070707"/>
                 <w:sz w:val="18"/>
-                <w:szCs w:val="22"/>
-              </w:rPr>
-              <w:t xml:space="preserve">{#BwtRows}{Pos}</w:t>
+                <w:szCs w:val="18"/>
+                <w:lang w:val="en-US"/>
+              </w:rPr>
+              <w:t>{#</w:t>
+            </w:r>
+            <w:r>
+              <w:rPr>
+                <w:rFonts w:ascii="Calibri" w:hAnsi="Calibri" w:eastAsia="Calibri" w:cs="Calibri"/>
+                <w:color w:val="070707"/>
+                <w:sz w:val="18"/>
+                <w:szCs w:val="18"/>
+                <w:lang w:val="en-US"/>
+              </w:rPr>
+              <w:t>BwtRows}{</w:t>
+            </w:r>
+            <w:r>
+              <w:rPr>
+                <w:rFonts w:ascii="Calibri" w:hAnsi="Calibri" w:eastAsia="Calibri" w:cs="Calibri"/>
+                <w:color w:val="070707"/>
+                <w:sz w:val="18"/>
+                <w:szCs w:val="18"/>
+                <w:lang w:val="en-US"/>
+              </w:rPr>
+              <w:t>Pos}</w:t>
             </w:r>
           </w:p>
         </w:tc>
@@ -1007,10 +1440,10 @@
               <w:bottom w:val="nil"/>
               <w:right w:val="nil"/>
             </w:tcBorders>
-            <w:shd w:fill="FFFFFF" w:color="auto" w:val="clear"/>
+            <w:shd w:val="clear" w:color="auto" w:fill="FFFFFF"/>
             <w:vAlign w:val="top"/>
           </w:tcPr>
-          <w:p>
+          <w:p wp14:textId="77777777">
             <w:pPr>
               <w:pBdr/>
               <w:pStyle w:val="normal1"/>
@@ -1018,7 +1451,7 @@
               <w:ind/>
               <w:jc w:val="left"/>
               <w:rPr>
-                <w:rFonts w:ascii="Calibri" w:eastAsia="Calibri" w:hAnsi="Calibri" w:cs="Calibri"/>
+                <w:rFonts w:ascii="Calibri" w:hAnsi="Calibri" w:eastAsia="Calibri" w:cs="Calibri"/>
                 <w:color w:val="070707"/>
                 <w:sz w:val="18"/>
                 <w:szCs w:val="20"/>
@@ -1026,7 +1459,7 @@
             </w:pPr>
             <w:r>
               <w:rPr>
-                <w:rFonts w:ascii="Calibri" w:eastAsia="Calibri" w:hAnsi="Calibri" w:cs="Calibri"/>
+                <w:rFonts w:ascii="Calibri" w:hAnsi="Calibri" w:eastAsia="Calibri" w:cs="Calibri"/>
                 <w:color w:val="070707"/>
                 <w:sz w:val="18"/>
                 <w:szCs w:val="20"/>
@@ -1052,10 +1485,149 @@
               <w:insideH w:val="single" w:color="000000" w:sz="8" w:space="0"/>
               <w:insideV w:val="single" w:color="000000" w:sz="8" w:space="0"/>
             </w:tcBorders>
-            <w:shd w:fill="FFFFFF" w:color="auto" w:val="clear"/>
+            <w:shd w:val="clear" w:color="auto" w:fill="FFFFFF"/>
             <w:vAlign w:val="top"/>
           </w:tcPr>
-          <w:p>
+          <w:p wp14:textId="77777777">
+            <w:pPr>
+              <w:spacing w:before="0" w:after="0" w:line="278" w:lineRule="auto"/>
+              <w:ind w:right="314"/>
+              <w:jc w:val="left"/>
+              <w:rPr>
+                <w:color w:val="000000"/>
+                <w:sz w:val="18"/>
+                <w:szCs w:val="18"/>
+                <w:lang w:val="en-US"/>
+              </w:rPr>
+            </w:pPr>
+            <w:r>
+              <w:rPr>
+                <w:rFonts w:ascii="arial" w:hAnsi="arial" w:eastAsia="arial" w:cs="arial"/>
+                <w:b w:val="1"/>
+                <w:bCs w:val="1"/>
+                <w:color w:val="000000" w:themeColor="text1" w:themeTint="FF" w:themeShade="FF"/>
+                <w:sz w:val="20"/>
+                <w:szCs w:val="20"/>
+                <w:lang w:val="en-US"/>
+              </w:rPr>
+              <w:t>{Title}</w:t>
+            </w:r>
+            <w:r>
+              <w:br/>
+            </w:r>
+            <w:r>
+              <w:rPr>
+                <w:rFonts w:ascii="arial" w:hAnsi="arial" w:eastAsia="arial" w:cs="arial"/>
+                <w:b w:val="0"/>
+                <w:bCs w:val="0"/>
+                <w:color w:val="000000" w:themeColor="text1" w:themeTint="FF" w:themeShade="FF"/>
+                <w:sz w:val="18"/>
+                <w:szCs w:val="18"/>
+                <w:lang w:val="en-US"/>
+              </w:rPr>
+              <w:t>• {Bullet1}</w:t>
+            </w:r>
+            <w:r>
+              <w:br/>
+            </w:r>
+            <w:r>
+              <w:rPr>
+                <w:rFonts w:ascii="arial" w:hAnsi="arial" w:eastAsia="arial" w:cs="arial"/>
+                <w:b w:val="0"/>
+                <w:bCs w:val="0"/>
+                <w:color w:val="000000" w:themeColor="text1" w:themeTint="FF" w:themeShade="FF"/>
+                <w:sz w:val="18"/>
+                <w:szCs w:val="18"/>
+                <w:lang w:val="en-US"/>
+              </w:rPr>
+              <w:t>• {Bullet2}</w:t>
+            </w:r>
+            <w:r>
+              <w:br/>
+            </w:r>
+            <w:r>
+              <w:rPr>
+                <w:rFonts w:ascii="arial" w:hAnsi="arial" w:eastAsia="arial" w:cs="arial"/>
+                <w:b w:val="0"/>
+                <w:bCs w:val="0"/>
+                <w:color w:val="000000" w:themeColor="text1" w:themeTint="FF" w:themeShade="FF"/>
+                <w:sz w:val="18"/>
+                <w:szCs w:val="18"/>
+                <w:lang w:val="en-US"/>
+              </w:rPr>
+              <w:t>• {Bullet3}</w:t>
+            </w:r>
+            <w:r>
+              <w:br/>
+            </w:r>
+            <w:r>
+              <w:rPr>
+                <w:rFonts w:ascii="arial" w:hAnsi="arial" w:eastAsia="arial" w:cs="arial"/>
+                <w:b w:val="0"/>
+                <w:bCs w:val="0"/>
+                <w:color w:val="000000" w:themeColor="text1" w:themeTint="FF" w:themeShade="FF"/>
+                <w:sz w:val="18"/>
+                <w:szCs w:val="18"/>
+                <w:lang w:val="en-US"/>
+              </w:rPr>
+              <w:t>• {Bullet4}</w:t>
+            </w:r>
+            <w:r>
+              <w:br/>
+            </w:r>
+            <w:r>
+              <w:rPr>
+                <w:rFonts w:ascii="arial" w:hAnsi="arial" w:eastAsia="arial" w:cs="arial"/>
+                <w:b w:val="0"/>
+                <w:bCs w:val="0"/>
+                <w:color w:val="000000" w:themeColor="text1" w:themeTint="FF" w:themeShade="FF"/>
+                <w:sz w:val="18"/>
+                <w:szCs w:val="18"/>
+                <w:lang w:val="en-US"/>
+              </w:rPr>
+              <w:t>• {Bullet5}</w:t>
+            </w:r>
+            <w:r>
+              <w:br/>
+            </w:r>
+            <w:r>
+              <w:rPr>
+                <w:rFonts w:ascii="arial" w:hAnsi="arial" w:eastAsia="arial" w:cs="arial"/>
+                <w:b w:val="0"/>
+                <w:bCs w:val="0"/>
+                <w:color w:val="000000" w:themeColor="text1" w:themeTint="FF" w:themeShade="FF"/>
+                <w:sz w:val="18"/>
+                <w:szCs w:val="18"/>
+                <w:lang w:val="en-US"/>
+              </w:rPr>
+              <w:t>• {Bullet</w:t>
+            </w:r>
+            <w:r>
+              <w:rPr>
+                <w:rFonts w:ascii="arial" w:hAnsi="arial" w:eastAsia="arial" w:cs="arial"/>
+                <w:b w:val="0"/>
+                <w:bCs w:val="0"/>
+                <w:color w:val="000000" w:themeColor="text1" w:themeTint="FF" w:themeShade="FF"/>
+                <w:sz w:val="18"/>
+                <w:szCs w:val="18"/>
+                <w:lang w:val="en-US"/>
+              </w:rPr>
+              <w:t>6}{</w:t>
+            </w:r>
+            <w:r>
+              <w:rPr>
+                <w:rFonts w:ascii="arial" w:hAnsi="arial" w:eastAsia="arial" w:cs="arial"/>
+                <w:b w:val="0"/>
+                <w:bCs w:val="0"/>
+                <w:color w:val="000000" w:themeColor="text1" w:themeTint="FF" w:themeShade="FF"/>
+                <w:sz w:val="18"/>
+                <w:szCs w:val="18"/>
+                <w:lang w:val="en-US"/>
+              </w:rPr>
+              <w:t>#HasBullet7}</w:t>
+            </w:r>
+          </w:p>
+          <w:p wp14:textId="77777777">
             <w:pPr>
               <w:pBdr/>
               <w:pStyle w:val="Body Text"/>
@@ -1069,137 +1641,16 @@
             </w:pPr>
             <w:r>
               <w:rPr>
-                <w:rFonts w:ascii="arial" w:eastAsia="arial" w:hAnsi="arial" w:cs="arial"/>
-                <w:b/>
-                <w:bCs/>
-                <w:color w:val="000000"/>
-                <w:sz w:val="20"/>
-                <w:szCs w:val="20"/>
-              </w:rPr>
-              <w:t xml:space="preserve">{Title}</w:t>
-            </w:r>
-            <w:r>
-              <w:rPr>
-                <w:rFonts w:ascii="arial" w:eastAsia="arial" w:hAnsi="arial" w:cs="arial"/>
-                <w:b/>
-                <w:color w:val="000000"/>
-                <w:sz w:val="20"/>
-                <w:szCs w:val="20"/>
-              </w:rPr>
-              <w:br/>
-            </w:r>
-            <w:r>
-              <w:rPr>
-                <w:rFonts w:ascii="arial" w:eastAsia="arial" w:hAnsi="arial" w:cs="arial"/>
+                <w:rFonts w:ascii="arial" w:hAnsi="arial" w:eastAsia="arial" w:cs="arial"/>
                 <w:b w:val="0"/>
                 <w:color w:val="000000"/>
                 <w:sz w:val="18"/>
                 <w:szCs w:val="20"/>
               </w:rPr>
-              <w:t xml:space="preserve">• {Bullet1}</w:t>
-            </w:r>
-            <w:r>
-              <w:rPr>
-                <w:rFonts w:ascii="arial" w:eastAsia="arial" w:hAnsi="arial" w:cs="arial"/>
-                <w:b w:val="0"/>
-                <w:color w:val="000000"/>
-                <w:sz w:val="18"/>
-                <w:szCs w:val="20"/>
-              </w:rPr>
-              <w:br/>
-            </w:r>
-            <w:r>
-              <w:rPr>
-                <w:rFonts w:ascii="arial" w:eastAsia="arial" w:hAnsi="arial" w:cs="arial"/>
-                <w:b w:val="0"/>
-                <w:color w:val="000000"/>
-                <w:sz w:val="18"/>
-                <w:szCs w:val="20"/>
-              </w:rPr>
-              <w:t xml:space="preserve">• {Bullet2}</w:t>
-            </w:r>
-            <w:r>
-              <w:rPr>
-                <w:rFonts w:ascii="arial" w:eastAsia="arial" w:hAnsi="arial" w:cs="arial"/>
-                <w:b w:val="0"/>
-                <w:color w:val="000000"/>
-                <w:sz w:val="18"/>
-                <w:szCs w:val="20"/>
-              </w:rPr>
-              <w:br/>
-            </w:r>
-            <w:r>
-              <w:rPr>
-                <w:rFonts w:ascii="arial" w:eastAsia="arial" w:hAnsi="arial" w:cs="arial"/>
-                <w:b w:val="0"/>
-                <w:color w:val="000000"/>
-                <w:sz w:val="18"/>
-                <w:szCs w:val="20"/>
-              </w:rPr>
-              <w:t xml:space="preserve">• {Bullet3}</w:t>
-            </w:r>
-            <w:r>
-              <w:rPr>
-                <w:rFonts w:ascii="arial" w:eastAsia="arial" w:hAnsi="arial" w:cs="arial"/>
-                <w:b w:val="0"/>
-                <w:color w:val="000000"/>
-                <w:sz w:val="18"/>
-                <w:szCs w:val="20"/>
-              </w:rPr>
-              <w:br/>
-            </w:r>
-            <w:r>
-              <w:rPr>
-                <w:rFonts w:ascii="arial" w:eastAsia="arial" w:hAnsi="arial" w:cs="arial"/>
-                <w:b w:val="0"/>
-                <w:color w:val="000000"/>
-                <w:sz w:val="18"/>
-                <w:szCs w:val="20"/>
-              </w:rPr>
-              <w:t xml:space="preserve">• {Bullet4}</w:t>
-            </w:r>
-            <w:r>
-              <w:rPr>
-                <w:rFonts w:ascii="arial" w:eastAsia="arial" w:hAnsi="arial" w:cs="arial"/>
-                <w:b w:val="0"/>
-                <w:color w:val="000000"/>
-                <w:sz w:val="18"/>
-                <w:szCs w:val="20"/>
-              </w:rPr>
-              <w:br/>
-            </w:r>
-            <w:r>
-              <w:rPr>
-                <w:rFonts w:ascii="arial" w:eastAsia="arial" w:hAnsi="arial" w:cs="arial"/>
-                <w:b w:val="0"/>
-                <w:color w:val="000000"/>
-                <w:sz w:val="18"/>
-                <w:szCs w:val="20"/>
-              </w:rPr>
-              <w:t xml:space="preserve">• {Bullet5}</w:t>
-            </w:r>
-            <w:r>
-              <w:rPr>
-                <w:rFonts w:ascii="arial" w:eastAsia="arial" w:hAnsi="arial" w:cs="arial"/>
-                <w:b w:val="0"/>
-                <w:color w:val="000000"/>
-                <w:sz w:val="18"/>
-                <w:szCs w:val="20"/>
-              </w:rPr>
-              <w:br/>
-            </w:r>
-            <w:r>
-              <w:rPr>
-                <w:rFonts w:ascii="arial" w:eastAsia="arial" w:hAnsi="arial" w:cs="arial"/>
-                <w:b w:val="0"/>
-                <w:color w:val="000000"/>
-                <w:sz w:val="18"/>
-                <w:szCs w:val="20"/>
-              </w:rPr>
-              <w:t xml:space="preserve">• {Bullet6}{#HasBullet7}</w:t>
+              <w:t xml:space="preserve">• {Bullet7}</w:t>
             </w:r>
           </w:p>
-          <w:p>
+          <w:p wp14:textId="77777777">
             <w:pPr>
               <w:pBdr/>
               <w:pStyle w:val="Body Text"/>
@@ -1213,16 +1664,16 @@
             </w:pPr>
             <w:r>
               <w:rPr>
-                <w:rFonts w:ascii="arial" w:eastAsia="arial" w:hAnsi="arial" w:cs="arial"/>
+                <w:rFonts w:ascii="arial" w:hAnsi="arial" w:eastAsia="arial" w:cs="arial"/>
                 <w:b w:val="0"/>
                 <w:color w:val="000000"/>
                 <w:sz w:val="18"/>
                 <w:szCs w:val="20"/>
               </w:rPr>
-              <w:t xml:space="preserve">• {Bullet7}</w:t>
+              <w:t xml:space="preserve">{/HasBullet7}</w:t>
             </w:r>
           </w:p>
-          <w:p>
+          <w:p wp14:textId="77777777">
             <w:pPr>
               <w:pBdr/>
               <w:pStyle w:val="Body Text"/>
@@ -1231,21 +1682,409 @@
               <w:jc w:val="left"/>
               <w:rPr>
                 <w:color w:val="000000"/>
-                <w:sz w:val="18"/>
               </w:rPr>
             </w:pPr>
-            <w:r>
-              <w:rPr>
-                <w:rFonts w:ascii="arial" w:eastAsia="arial" w:hAnsi="arial" w:cs="arial"/>
+          </w:p>
+          <w:p wp14:textId="77777777">
+            <w:pPr>
+              <w:spacing w:before="0" w:after="0" w:line="278" w:lineRule="auto"/>
+              <w:ind w:right="314"/>
+              <w:jc w:val="left"/>
+              <w:rPr>
+                <w:color w:val="000000"/>
+                <w:lang w:val="en-US"/>
+              </w:rPr>
+            </w:pPr>
+            <w:r>
+              <w:rPr>
+                <w:rFonts w:ascii="arial" w:hAnsi="arial" w:eastAsia="arial" w:cs="arial"/>
+                <w:b w:val="1"/>
+                <w:bCs w:val="1"/>
+                <w:color w:val="000000" w:themeColor="text1" w:themeTint="FF" w:themeShade="FF"/>
+                <w:sz w:val="20"/>
+                <w:szCs w:val="20"/>
+                <w:lang w:val="en-US"/>
+              </w:rPr>
+              <w:t>Enthält</w:t>
+            </w:r>
+            <w:r>
+              <w:rPr>
+                <w:rFonts w:ascii="arial" w:hAnsi="arial" w:eastAsia="arial" w:cs="arial"/>
+                <w:b w:val="1"/>
+                <w:bCs w:val="1"/>
+                <w:color w:val="000000" w:themeColor="text1" w:themeTint="FF" w:themeShade="FF"/>
+                <w:sz w:val="20"/>
+                <w:szCs w:val="20"/>
+                <w:lang w:val="en-US"/>
+              </w:rPr>
+              <w:t xml:space="preserve"> je Einheit</w:t>
+            </w:r>
+          </w:p>
+          <w:p wp14:textId="77777777">
+            <w:pPr>
+              <w:spacing w:before="0" w:after="0" w:line="278" w:lineRule="auto"/>
+              <w:ind w:right="314"/>
+              <w:jc w:val="left"/>
+              <w:rPr>
+                <w:rFonts w:ascii="arial" w:hAnsi="arial" w:eastAsia="arial" w:cs="arial"/>
                 <w:b w:val="0"/>
+                <w:bCs w:val="0"/>
                 <w:color w:val="000000"/>
                 <w:sz w:val="18"/>
-                <w:szCs w:val="20"/>
-              </w:rPr>
-              <w:t xml:space="preserve">{/HasBullet7}</w:t>
+                <w:szCs w:val="18"/>
+                <w:lang w:val="en-US"/>
+              </w:rPr>
+            </w:pPr>
+            <w:r>
+              <w:rPr>
+                <w:rFonts w:ascii="arial" w:hAnsi="arial" w:eastAsia="arial" w:cs="arial"/>
+                <w:b w:val="0"/>
+                <w:bCs w:val="0"/>
+                <w:color w:val="000000" w:themeColor="text1" w:themeTint="FF" w:themeShade="FF"/>
+                <w:sz w:val="18"/>
+                <w:szCs w:val="18"/>
+                <w:lang w:val="en-US"/>
+              </w:rPr>
+              <w:t>- {</w:t>
+            </w:r>
+            <w:r>
+              <w:rPr>
+                <w:rFonts w:ascii="arial" w:hAnsi="arial" w:eastAsia="arial" w:cs="arial"/>
+                <w:b w:val="0"/>
+                <w:bCs w:val="0"/>
+                <w:color w:val="000000" w:themeColor="text1" w:themeTint="FF" w:themeShade="FF"/>
+                <w:sz w:val="18"/>
+                <w:szCs w:val="18"/>
+                <w:lang w:val="en-US"/>
+              </w:rPr>
+              <w:t>EnthKmQty</w:t>
+            </w:r>
+            <w:r>
+              <w:rPr>
+                <w:rFonts w:ascii="arial" w:hAnsi="arial" w:eastAsia="arial" w:cs="arial"/>
+                <w:b w:val="0"/>
+                <w:bCs w:val="0"/>
+                <w:color w:val="000000" w:themeColor="text1" w:themeTint="FF" w:themeShade="FF"/>
+                <w:sz w:val="18"/>
+                <w:szCs w:val="18"/>
+                <w:lang w:val="en-US"/>
+              </w:rPr>
+              <w:t xml:space="preserve">} km </w:t>
+            </w:r>
+            <w:r>
+              <w:rPr>
+                <w:rFonts w:ascii="arial" w:hAnsi="arial" w:eastAsia="arial" w:cs="arial"/>
+                <w:b w:val="0"/>
+                <w:bCs w:val="0"/>
+                <w:color w:val="000000" w:themeColor="text1" w:themeTint="FF" w:themeShade="FF"/>
+                <w:sz w:val="18"/>
+                <w:szCs w:val="18"/>
+                <w:lang w:val="en-US"/>
+              </w:rPr>
+              <w:t>Kilometerpauschale</w:t>
             </w:r>
           </w:p>
-          <w:p>
+          <w:p wp14:textId="77777777">
+            <w:pPr>
+              <w:spacing w:before="0" w:after="0" w:line="278" w:lineRule="auto"/>
+              <w:ind w:right="314"/>
+              <w:jc w:val="left"/>
+              <w:rPr>
+                <w:sz w:val="18"/>
+                <w:szCs w:val="18"/>
+                <w:lang w:val="en-US"/>
+              </w:rPr>
+            </w:pPr>
+            <w:r>
+              <w:rPr>
+                <w:rFonts w:ascii="arial" w:hAnsi="arial" w:eastAsia="arial" w:cs="arial"/>
+                <w:b w:val="0"/>
+                <w:bCs w:val="0"/>
+                <w:color w:val="000000" w:themeColor="text1" w:themeTint="FF" w:themeShade="FF"/>
+                <w:sz w:val="18"/>
+                <w:szCs w:val="18"/>
+                <w:lang w:val="en-US"/>
+              </w:rPr>
+              <w:t xml:space="preserve">- </w:t>
+            </w:r>
+            <w:r>
+              <w:rPr>
+                <w:sz w:val="18"/>
+                <w:szCs w:val="18"/>
+                <w:lang w:val="en-US"/>
+              </w:rPr>
+              <w:t>{</w:t>
+            </w:r>
+            <w:r>
+              <w:rPr>
+                <w:sz w:val="18"/>
+                <w:szCs w:val="18"/>
+                <w:lang w:val="en-US"/>
+              </w:rPr>
+              <w:t>EnthDeliverQty</w:t>
+            </w:r>
+            <w:r>
+              <w:rPr>
+                <w:sz w:val="18"/>
+                <w:szCs w:val="18"/>
+                <w:lang w:val="en-US"/>
+              </w:rPr>
+              <w:t>}</w:t>
+            </w:r>
+            <w:r>
+              <w:rPr>
+                <w:rFonts w:ascii="arial" w:hAnsi="arial" w:eastAsia="arial" w:cs="arial"/>
+                <w:b w:val="0"/>
+                <w:bCs w:val="0"/>
+                <w:color w:val="000000" w:themeColor="text1" w:themeTint="FF" w:themeShade="FF"/>
+                <w:sz w:val="18"/>
+                <w:szCs w:val="18"/>
+                <w:lang w:val="en-US"/>
+              </w:rPr>
+              <w:t xml:space="preserve"> </w:t>
+            </w:r>
+            <w:r>
+              <w:rPr>
+                <w:rFonts w:ascii="arial" w:hAnsi="arial" w:eastAsia="arial" w:cs="arial"/>
+                <w:b w:val="0"/>
+                <w:bCs w:val="0"/>
+                <w:color w:val="000000" w:themeColor="text1" w:themeTint="FF" w:themeShade="FF"/>
+                <w:sz w:val="18"/>
+                <w:szCs w:val="18"/>
+                <w:lang w:val="en-US"/>
+              </w:rPr>
+              <w:t>Stk</w:t>
+            </w:r>
+            <w:r>
+              <w:rPr>
+                <w:rFonts w:ascii="arial" w:hAnsi="arial" w:eastAsia="arial" w:cs="arial"/>
+                <w:b w:val="0"/>
+                <w:bCs w:val="0"/>
+                <w:color w:val="000000" w:themeColor="text1" w:themeTint="FF" w:themeShade="FF"/>
+                <w:sz w:val="18"/>
+                <w:szCs w:val="18"/>
+                <w:lang w:val="en-US"/>
+              </w:rPr>
+              <w:t xml:space="preserve"> </w:t>
+            </w:r>
+            <w:r>
+              <w:rPr>
+                <w:rFonts w:ascii="arial" w:hAnsi="arial" w:eastAsia="arial" w:cs="arial"/>
+                <w:b w:val="0"/>
+                <w:bCs w:val="0"/>
+                <w:color w:val="000000" w:themeColor="text1" w:themeTint="FF" w:themeShade="FF"/>
+                <w:sz w:val="18"/>
+                <w:szCs w:val="18"/>
+                <w:lang w:val="en-US"/>
+              </w:rPr>
+              <w:t>Lieferkosten</w:t>
+            </w:r>
+            <w:r>
+              <w:rPr>
+                <w:rFonts w:ascii="arial" w:hAnsi="arial" w:eastAsia="arial" w:cs="arial"/>
+                <w:b w:val="0"/>
+                <w:bCs w:val="0"/>
+                <w:color w:val="000000" w:themeColor="text1" w:themeTint="FF" w:themeShade="FF"/>
+                <w:sz w:val="18"/>
+                <w:szCs w:val="18"/>
+                <w:lang w:val="en-US"/>
+              </w:rPr>
+              <w:t xml:space="preserve"> </w:t>
+            </w:r>
+            <w:r>
+              <w:rPr>
+                <w:rFonts w:ascii="arial" w:hAnsi="arial" w:eastAsia="arial" w:cs="arial"/>
+                <w:b w:val="0"/>
+                <w:bCs w:val="0"/>
+                <w:color w:val="000000" w:themeColor="text1" w:themeTint="FF" w:themeShade="FF"/>
+                <w:sz w:val="18"/>
+                <w:szCs w:val="18"/>
+                <w:lang w:val="en-US"/>
+              </w:rPr>
+              <w:t>Badewannentür</w:t>
+            </w:r>
+          </w:p>
+          <w:p wp14:textId="77777777">
+            <w:pPr>
+              <w:spacing w:before="0" w:after="0" w:line="278" w:lineRule="auto"/>
+              <w:ind w:right="314"/>
+              <w:jc w:val="left"/>
+              <w:rPr>
+                <w:sz w:val="18"/>
+                <w:szCs w:val="18"/>
+                <w:lang w:val="en-US"/>
+              </w:rPr>
+            </w:pPr>
+            <w:r>
+              <w:rPr>
+                <w:rFonts w:ascii="arial" w:hAnsi="arial" w:eastAsia="arial" w:cs="arial"/>
+                <w:b w:val="0"/>
+                <w:bCs w:val="0"/>
+                <w:color w:val="000000" w:themeColor="text1" w:themeTint="FF" w:themeShade="FF"/>
+                <w:sz w:val="18"/>
+                <w:szCs w:val="18"/>
+                <w:lang w:val="en-US"/>
+              </w:rPr>
+              <w:t xml:space="preserve">- </w:t>
+            </w:r>
+            <w:r>
+              <w:rPr>
+                <w:sz w:val="18"/>
+                <w:szCs w:val="18"/>
+                <w:lang w:val="en-US"/>
+              </w:rPr>
+              <w:t>{</w:t>
+            </w:r>
+            <w:r>
+              <w:rPr>
+                <w:sz w:val="18"/>
+                <w:szCs w:val="18"/>
+                <w:lang w:val="en-US"/>
+              </w:rPr>
+              <w:t>EnthDoorQty</w:t>
+            </w:r>
+            <w:r>
+              <w:rPr>
+                <w:sz w:val="18"/>
+                <w:szCs w:val="18"/>
+                <w:lang w:val="en-US"/>
+              </w:rPr>
+              <w:t>}</w:t>
+            </w:r>
+            <w:r>
+              <w:rPr>
+                <w:rFonts w:ascii="arial" w:hAnsi="arial" w:eastAsia="arial" w:cs="arial"/>
+                <w:b w:val="0"/>
+                <w:bCs w:val="0"/>
+                <w:color w:val="000000" w:themeColor="text1" w:themeTint="FF" w:themeShade="FF"/>
+                <w:sz w:val="18"/>
+                <w:szCs w:val="18"/>
+                <w:lang w:val="en-US"/>
+              </w:rPr>
+              <w:t xml:space="preserve"> </w:t>
+            </w:r>
+            <w:r>
+              <w:rPr>
+                <w:rFonts w:ascii="arial" w:hAnsi="arial" w:eastAsia="arial" w:cs="arial"/>
+                <w:b w:val="0"/>
+                <w:bCs w:val="0"/>
+                <w:color w:val="000000" w:themeColor="text1" w:themeTint="FF" w:themeShade="FF"/>
+                <w:sz w:val="18"/>
+                <w:szCs w:val="18"/>
+                <w:lang w:val="en-US"/>
+              </w:rPr>
+              <w:t>Stk</w:t>
+            </w:r>
+            <w:r>
+              <w:rPr>
+                <w:rFonts w:ascii="arial" w:hAnsi="arial" w:eastAsia="arial" w:cs="arial"/>
+                <w:b w:val="0"/>
+                <w:bCs w:val="0"/>
+                <w:color w:val="000000" w:themeColor="text1" w:themeTint="FF" w:themeShade="FF"/>
+                <w:sz w:val="18"/>
+                <w:szCs w:val="18"/>
+                <w:lang w:val="en-US"/>
+              </w:rPr>
+              <w:t xml:space="preserve"> Universal / Standard Tür</w:t>
+            </w:r>
+          </w:p>
+          <w:p wp14:textId="77777777">
+            <w:pPr>
+              <w:spacing w:before="0" w:after="0" w:line="278" w:lineRule="auto"/>
+              <w:ind w:right="314"/>
+              <w:jc w:val="left"/>
+              <w:rPr>
+                <w:sz w:val="18"/>
+                <w:szCs w:val="18"/>
+                <w:lang w:val="en-US"/>
+              </w:rPr>
+            </w:pPr>
+            <w:r>
+              <w:rPr>
+                <w:rFonts w:ascii="arial" w:hAnsi="arial" w:eastAsia="arial" w:cs="arial"/>
+                <w:b w:val="0"/>
+                <w:bCs w:val="0"/>
+                <w:color w:val="000000" w:themeColor="text1" w:themeTint="FF" w:themeShade="FF"/>
+                <w:sz w:val="18"/>
+                <w:szCs w:val="18"/>
+                <w:lang w:val="en-US"/>
+              </w:rPr>
+              <w:t xml:space="preserve">- </w:t>
+            </w:r>
+            <w:r>
+              <w:rPr>
+                <w:sz w:val="18"/>
+                <w:szCs w:val="18"/>
+                <w:lang w:val="en-US"/>
+              </w:rPr>
+              <w:t>{</w:t>
+            </w:r>
+            <w:r>
+              <w:rPr>
+                <w:sz w:val="18"/>
+                <w:szCs w:val="18"/>
+                <w:lang w:val="en-US"/>
+              </w:rPr>
+              <w:t>EnthKleinQty</w:t>
+            </w:r>
+            <w:r>
+              <w:rPr>
+                <w:sz w:val="18"/>
+                <w:szCs w:val="18"/>
+                <w:lang w:val="en-US"/>
+              </w:rPr>
+              <w:t>}</w:t>
+            </w:r>
+            <w:r>
+              <w:rPr>
+                <w:rFonts w:ascii="arial" w:hAnsi="arial" w:eastAsia="arial" w:cs="arial"/>
+                <w:b w:val="0"/>
+                <w:bCs w:val="0"/>
+                <w:color w:val="000000" w:themeColor="text1" w:themeTint="FF" w:themeShade="FF"/>
+                <w:sz w:val="18"/>
+                <w:szCs w:val="18"/>
+                <w:lang w:val="en-US"/>
+              </w:rPr>
+              <w:t xml:space="preserve"> </w:t>
+            </w:r>
+            <w:r>
+              <w:rPr>
+                <w:rFonts w:ascii="arial" w:hAnsi="arial" w:eastAsia="arial" w:cs="arial"/>
+                <w:b w:val="0"/>
+                <w:bCs w:val="0"/>
+                <w:color w:val="000000" w:themeColor="text1" w:themeTint="FF" w:themeShade="FF"/>
+                <w:sz w:val="18"/>
+                <w:szCs w:val="18"/>
+                <w:lang w:val="en-US"/>
+              </w:rPr>
+              <w:t>Stk</w:t>
+            </w:r>
+            <w:r>
+              <w:rPr>
+                <w:rFonts w:ascii="arial" w:hAnsi="arial" w:eastAsia="arial" w:cs="arial"/>
+                <w:b w:val="0"/>
+                <w:bCs w:val="0"/>
+                <w:color w:val="000000" w:themeColor="text1" w:themeTint="FF" w:themeShade="FF"/>
+                <w:sz w:val="18"/>
+                <w:szCs w:val="18"/>
+                <w:lang w:val="en-US"/>
+              </w:rPr>
+              <w:t xml:space="preserve"> </w:t>
+            </w:r>
+            <w:r>
+              <w:rPr>
+                <w:rFonts w:ascii="arial" w:hAnsi="arial" w:eastAsia="arial" w:cs="arial"/>
+                <w:b w:val="0"/>
+                <w:bCs w:val="0"/>
+                <w:color w:val="000000" w:themeColor="text1" w:themeTint="FF" w:themeShade="FF"/>
+                <w:sz w:val="18"/>
+                <w:szCs w:val="18"/>
+                <w:lang w:val="en-US"/>
+              </w:rPr>
+              <w:t>Kleinmaterial</w:t>
+            </w:r>
+          </w:p>
+          <w:p wp14:textId="77777777">
             <w:pPr>
               <w:pBdr/>
               <w:pStyle w:val="Body Text"/>
@@ -1253,181 +2092,7 @@
               <w:ind w:right="314"/>
               <w:jc w:val="left"/>
               <w:rPr>
-                <w:color w:val="000000"/>
-              </w:rPr>
-            </w:pPr>
-          </w:p>
-          <w:p>
-            <w:pPr>
-              <w:pBdr/>
-              <w:pStyle w:val="Body Text"/>
-              <w:spacing w:before="0" w:after="0" w:line="278" w:lineRule="auto"/>
-              <w:ind w:right="314"/>
-              <w:jc w:val="left"/>
-              <w:rPr>
-                <w:color w:val="000000"/>
-              </w:rPr>
-            </w:pPr>
-            <w:r>
-              <w:rPr>
-                <w:rFonts w:ascii="arial" w:eastAsia="arial" w:hAnsi="arial" w:cs="arial"/>
-                <w:b/>
-                <w:color w:val="000000"/>
-                <w:sz w:val="20"/>
-                <w:szCs w:val="20"/>
-              </w:rPr>
-              <w:t xml:space="preserve">Enthält je Einheit</w:t>
-            </w:r>
-          </w:p>
-          <w:p>
-            <w:pPr>
-              <w:pBdr/>
-              <w:pStyle w:val="Body Text"/>
-              <w:spacing w:before="0" w:after="0" w:line="278" w:lineRule="auto"/>
-              <w:ind w:right="314"/>
-              <w:jc w:val="left"/>
-              <w:rPr>
-                <w:rFonts w:ascii="arial" w:eastAsia="arial" w:hAnsi="arial" w:cs="arial"/>
-                <w:b w:val="0"/>
-                <w:color w:val="000000"/>
-                <w:sz w:val="18"/>
-                <w:szCs w:val="20"/>
-              </w:rPr>
-            </w:pPr>
-            <w:r>
-              <w:rPr>
-                <w:rFonts w:ascii="arial" w:eastAsia="arial" w:hAnsi="arial" w:cs="arial"/>
-                <w:b w:val="0"/>
-                <w:color w:val="000000"/>
-                <w:sz w:val="18"/>
-                <w:szCs w:val="20"/>
-              </w:rPr>
-              <w:t xml:space="preserve">- {EnthKmQty} km Kilometerpauschale</w:t>
-            </w:r>
-          </w:p>
-          <w:p>
-            <w:pPr>
-              <w:pBdr/>
-              <w:pStyle w:val="Body Text"/>
-              <w:spacing w:before="0" w:after="0" w:line="278" w:lineRule="auto"/>
-              <w:ind w:right="314"/>
-              <w:jc w:val="left"/>
-              <w:rPr>
-                <w:sz w:val="18"/>
-              </w:rPr>
-            </w:pPr>
-            <w:r>
-              <w:rPr>
-                <w:rFonts w:ascii="arial" w:eastAsia="arial" w:hAnsi="arial" w:cs="arial"/>
-                <w:b w:val="0"/>
-                <w:color w:val="000000"/>
-                <w:sz w:val="18"/>
-                <w:szCs w:val="20"/>
-              </w:rPr>
-              <w:t xml:space="preserve">- </w:t>
-            </w:r>
-            <w:r>
-              <w:rPr>
-                <w:sz w:val="18"/>
-              </w:rPr>
-              <w:t xml:space="preserve">{EnthDeliverQty}</w:t>
-            </w:r>
-            <w:r>
-              <w:rPr>
-                <w:rFonts w:ascii="arial" w:eastAsia="arial" w:hAnsi="arial" w:cs="arial"/>
-                <w:b w:val="0"/>
-                <w:color w:val="000000"/>
-                <w:sz w:val="18"/>
-                <w:szCs w:val="20"/>
-              </w:rPr>
-              <w:t xml:space="preserve"> Stk Lieferkosten Badewannentür</w:t>
-            </w:r>
-          </w:p>
-          <w:p>
-            <w:pPr>
-              <w:pBdr/>
-              <w:pStyle w:val="Body Text"/>
-              <w:spacing w:before="0" w:after="0" w:line="278" w:lineRule="auto"/>
-              <w:ind w:right="314"/>
-              <w:jc w:val="left"/>
-              <w:rPr>
-                <w:sz w:val="18"/>
-              </w:rPr>
-            </w:pPr>
-            <w:r>
-              <w:rPr>
-                <w:rFonts w:ascii="arial" w:eastAsia="arial" w:hAnsi="arial" w:cs="arial"/>
-                <w:b w:val="0"/>
-                <w:color w:val="000000"/>
-                <w:sz w:val="18"/>
-                <w:szCs w:val="20"/>
-              </w:rPr>
-              <w:t xml:space="preserve">- </w:t>
-            </w:r>
-            <w:r>
-              <w:rPr>
-                <w:sz w:val="18"/>
-              </w:rPr>
-              <w:t xml:space="preserve">{EnthDoorQty}</w:t>
-            </w:r>
-            <w:r>
-              <w:rPr>
-                <w:rFonts w:ascii="arial" w:eastAsia="arial" w:hAnsi="arial" w:cs="arial"/>
-                <w:b w:val="0"/>
-                <w:color w:val="000000"/>
-                <w:sz w:val="18"/>
-                <w:szCs w:val="20"/>
-              </w:rPr>
-              <w:t xml:space="preserve"> Stk Universal / Standard Tür</w:t>
-            </w:r>
-          </w:p>
-          <w:p>
-            <w:pPr>
-              <w:pBdr/>
-              <w:pStyle w:val="Body Text"/>
-              <w:spacing w:before="0" w:after="0" w:line="278" w:lineRule="auto"/>
-              <w:ind w:right="314"/>
-              <w:jc w:val="left"/>
-              <w:rPr>
-                <w:sz w:val="18"/>
-              </w:rPr>
-            </w:pPr>
-            <w:r>
-              <w:rPr>
-                <w:rFonts w:ascii="arial" w:eastAsia="arial" w:hAnsi="arial" w:cs="arial"/>
-                <w:b w:val="0"/>
-                <w:color w:val="000000"/>
-                <w:sz w:val="18"/>
-                <w:szCs w:val="20"/>
-              </w:rPr>
-              <w:t xml:space="preserve">- </w:t>
-            </w:r>
-            <w:r>
-              <w:rPr>
-                <w:sz w:val="18"/>
-              </w:rPr>
-              <w:t xml:space="preserve">{EnthKleinQty}</w:t>
-            </w:r>
-            <w:r>
-              <w:rPr>
-                <w:rFonts w:ascii="arial" w:eastAsia="arial" w:hAnsi="arial" w:cs="arial"/>
-                <w:b w:val="0"/>
-                <w:color w:val="000000"/>
-                <w:sz w:val="18"/>
-                <w:szCs w:val="20"/>
-              </w:rPr>
-              <w:t xml:space="preserve"> Stk Kleinmaterial</w:t>
-            </w:r>
-          </w:p>
-          <w:p>
-            <w:pPr>
-              <w:pBdr/>
-              <w:pStyle w:val="Body Text"/>
-              <w:spacing w:before="0" w:after="0" w:line="278" w:lineRule="auto"/>
-              <w:ind w:right="314"/>
-              <w:jc w:val="left"/>
-              <w:rPr>
-                <w:rFonts w:ascii="arial" w:eastAsia="arial" w:hAnsi="arial" w:cs="arial"/>
+                <w:rFonts w:ascii="arial" w:hAnsi="arial" w:eastAsia="arial" w:cs="arial"/>
                 <w:b w:val="0"/>
                 <w:color w:val="000000"/>
                 <w:sz w:val="20"/>
@@ -1451,30 +2116,51 @@
               <w:bottom w:val="nil"/>
               <w:right w:val="nil"/>
             </w:tcBorders>
-            <w:shd w:fill="FFFFFF" w:color="auto" w:val="clear"/>
+            <w:shd w:val="clear" w:color="auto" w:fill="FFFFFF"/>
             <w:vAlign w:val="top"/>
           </w:tcPr>
-          <w:p>
+          <w:p wp14:textId="77777777">
             <w:pPr>
-              <w:pBdr/>
-              <w:pStyle w:val="normal1"/>
-              <w:spacing w:before="0" w:beforeAutospacing="false" w:after="0" w:afterAutospacing="false" w:line="278" w:lineRule="auto"/>
+              <w:spacing w:before="0" w:beforeAutospacing="off" w:after="0" w:afterAutospacing="off" w:line="278" w:lineRule="auto"/>
               <w:ind w:right="34"/>
               <w:jc w:val="center"/>
               <w:rPr>
-                <w:rFonts w:ascii="Calibri" w:eastAsia="Calibri" w:hAnsi="Calibri" w:cs="Calibri"/>
+                <w:rFonts w:ascii="Calibri" w:hAnsi="Calibri" w:eastAsia="Calibri" w:cs="Calibri"/>
                 <w:color w:val="000000"/>
                 <w:sz w:val="18"/>
+                <w:szCs w:val="18"/>
+                <w:lang w:val="en-US"/>
               </w:rPr>
             </w:pPr>
             <w:r>
               <w:rPr>
-                <w:rFonts w:ascii="Calibri" w:eastAsia="Calibri" w:hAnsi="Calibri" w:cs="Calibri"/>
-                <w:color w:val="000000"/>
-                <w:sz w:val="18"/>
-                <w:szCs w:val="20"/>
-              </w:rPr>
-              <w:t xml:space="preserve">{Einheitspreis}</w:t>
+                <w:rFonts w:ascii="Calibri" w:hAnsi="Calibri" w:eastAsia="Calibri" w:cs="Calibri"/>
+                <w:color w:val="000000" w:themeColor="text1" w:themeTint="FF" w:themeShade="FF"/>
+                <w:sz w:val="18"/>
+                <w:szCs w:val="18"/>
+                <w:lang w:val="en-US"/>
+              </w:rPr>
+              <w:t>{</w:t>
+            </w:r>
+            <w:r>
+              <w:rPr>
+                <w:rFonts w:ascii="Calibri" w:hAnsi="Calibri" w:eastAsia="Calibri" w:cs="Calibri"/>
+                <w:color w:val="000000" w:themeColor="text1" w:themeTint="FF" w:themeShade="FF"/>
+                <w:sz w:val="18"/>
+                <w:szCs w:val="18"/>
+                <w:lang w:val="en-US"/>
+              </w:rPr>
+              <w:t>Einheitspreis</w:t>
+            </w:r>
+            <w:r>
+              <w:rPr>
+                <w:rFonts w:ascii="Calibri" w:hAnsi="Calibri" w:eastAsia="Calibri" w:cs="Calibri"/>
+                <w:color w:val="000000" w:themeColor="text1" w:themeTint="FF" w:themeShade="FF"/>
+                <w:sz w:val="18"/>
+                <w:szCs w:val="18"/>
+                <w:lang w:val="en-US"/>
+              </w:rPr>
+              <w:t>}</w:t>
             </w:r>
           </w:p>
         </w:tc>
@@ -1493,44 +2179,76 @@
               <w:bottom w:val="nil"/>
               <w:right w:val="nil"/>
             </w:tcBorders>
-            <w:shd w:fill="FFFFFF" w:color="auto" w:val="clear"/>
+            <w:shd w:val="clear" w:color="auto" w:fill="FFFFFF"/>
             <w:vAlign w:val="top"/>
           </w:tcPr>
-          <w:p>
+          <w:p wp14:textId="77777777">
             <w:pPr>
-              <w:pBdr/>
-              <w:pStyle w:val="normal1"/>
-              <w:spacing w:before="0" w:beforeAutospacing="false" w:after="0" w:afterAutospacing="false" w:line="278" w:lineRule="auto"/>
+              <w:spacing w:before="0" w:beforeAutospacing="off" w:after="0" w:afterAutospacing="off" w:line="278" w:lineRule="auto"/>
               <w:ind w:left="-141" w:right="34"/>
               <w:jc w:val="center"/>
               <w:rPr>
-                <w:rFonts w:ascii="Calibri" w:eastAsia="Calibri" w:hAnsi="Calibri" w:cs="Calibri"/>
+                <w:rFonts w:ascii="Calibri" w:hAnsi="Calibri" w:eastAsia="Calibri" w:cs="Calibri"/>
                 <w:color w:val="000000"/>
                 <w:sz w:val="18"/>
+                <w:szCs w:val="18"/>
+                <w:lang w:val="en-US"/>
               </w:rPr>
             </w:pPr>
             <w:r>
               <w:rPr>
-                <w:rFonts w:ascii="Calibri" w:eastAsia="Calibri" w:hAnsi="Calibri" w:cs="Calibri"/>
-                <w:color w:val="000000"/>
-                <w:sz w:val="18"/>
-                <w:szCs w:val="20"/>
-              </w:rPr>
-              <w:t xml:space="preserve">{Gesamt}{/</w:t>
-            </w:r>
-            <w:r>
-              <w:rPr>
-                <w:rFonts w:ascii="Calibri" w:eastAsia="Calibri" w:hAnsi="Calibri" w:cs="Calibri"/>
-                <w:color w:val="000000"/>
-                <w:sz w:val="18"/>
-                <w:szCs w:val="20"/>
-              </w:rPr>
-              <w:t xml:space="preserve">BwtRows}</w:t>
+                <w:rFonts w:ascii="Calibri" w:hAnsi="Calibri" w:eastAsia="Calibri" w:cs="Calibri"/>
+                <w:color w:val="000000" w:themeColor="text1" w:themeTint="FF" w:themeShade="FF"/>
+                <w:sz w:val="18"/>
+                <w:szCs w:val="18"/>
+                <w:lang w:val="en-US"/>
+              </w:rPr>
+              <w:t>{</w:t>
+            </w:r>
+            <w:r>
+              <w:rPr>
+                <w:rFonts w:ascii="Calibri" w:hAnsi="Calibri" w:eastAsia="Calibri" w:cs="Calibri"/>
+                <w:color w:val="000000" w:themeColor="text1" w:themeTint="FF" w:themeShade="FF"/>
+                <w:sz w:val="18"/>
+                <w:szCs w:val="18"/>
+                <w:lang w:val="en-US"/>
+              </w:rPr>
+              <w:t>Gesamt</w:t>
+            </w:r>
+            <w:r>
+              <w:rPr>
+                <w:rFonts w:ascii="Calibri" w:hAnsi="Calibri" w:eastAsia="Calibri" w:cs="Calibri"/>
+                <w:color w:val="000000" w:themeColor="text1" w:themeTint="FF" w:themeShade="FF"/>
+                <w:sz w:val="18"/>
+                <w:szCs w:val="18"/>
+                <w:lang w:val="en-US"/>
+              </w:rPr>
+              <w:t>}{/</w:t>
+            </w:r>
+            <w:r>
+              <w:rPr>
+                <w:rFonts w:ascii="Calibri" w:hAnsi="Calibri" w:eastAsia="Calibri" w:cs="Calibri"/>
+                <w:color w:val="000000" w:themeColor="text1" w:themeTint="FF" w:themeShade="FF"/>
+                <w:sz w:val="18"/>
+                <w:szCs w:val="18"/>
+                <w:lang w:val="en-US"/>
+              </w:rPr>
+              <w:t>BwtRows</w:t>
+            </w:r>
+            <w:r>
+              <w:rPr>
+                <w:rFonts w:ascii="Calibri" w:hAnsi="Calibri" w:eastAsia="Calibri" w:cs="Calibri"/>
+                <w:color w:val="000000" w:themeColor="text1" w:themeTint="FF" w:themeShade="FF"/>
+                <w:sz w:val="18"/>
+                <w:szCs w:val="18"/>
+                <w:lang w:val="en-US"/>
+              </w:rPr>
+              <w:t>}</w:t>
             </w:r>
           </w:p>
         </w:tc>
       </w:tr>
-      <w:tr>
+      <w:tr xmlns:wp14="http://schemas.microsoft.com/office/word/2010/wordml" wp14:textId="77777777">
         <w:tblPrEx>
           <w:tblBorders/>
           <w:tblCellMar>
@@ -1541,7 +2259,7 @@
           </w:tblCellMar>
         </w:tblPrEx>
         <w:trPr>
-          <w:trHeight w:hRule="atLeast" w:val="1"/>
+          <w:trHeight w:val="1" w:hRule="atLeast"/>
         </w:trPr>
         <w:tc>
           <w:tcPr>
@@ -1558,14 +2276,12 @@
               <w:bottom w:val="nil"/>
               <w:right w:val="nil"/>
             </w:tcBorders>
-            <w:shd w:fill="FFFFFF" w:color="auto" w:val="clear"/>
+            <w:shd w:val="clear" w:color="auto" w:fill="FFFFFF"/>
             <w:vAlign w:val="top"/>
           </w:tcPr>
-          <w:p>
+          <w:p wp14:textId="77777777">
             <w:pPr>
-              <w:pBdr/>
-              <w:pStyle w:val="normal1"/>
-              <w:spacing w:before="100" w:beforeAutospacing="true" w:after="0" w:afterAutospacing="false" w:line="240" w:lineRule="auto"/>
+              <w:spacing w:before="100" w:beforeAutospacing="on" w:after="0" w:afterAutospacing="off" w:line="240" w:lineRule="auto"/>
               <w:ind w:left="0" w:right="0"/>
               <w:jc w:val="left"/>
               <w:tabs>
@@ -1574,20 +2290,42 @@
                 <w:tab w:val="left" w:pos="1416.0000610351562"/>
               </w:tabs>
               <w:rPr>
-                <w:rFonts w:ascii="Calibri" w:eastAsia="Calibri" w:hAnsi="Calibri" w:cs="Calibri"/>
+                <w:rFonts w:ascii="Calibri" w:hAnsi="Calibri" w:eastAsia="Calibri" w:cs="Calibri"/>
                 <w:color w:val="070707"/>
                 <w:sz w:val="18"/>
-                <w:szCs w:val="20"/>
+                <w:szCs w:val="18"/>
+                <w:lang w:val="en-US"/>
               </w:rPr>
             </w:pPr>
             <w:r>
               <w:rPr>
-                <w:rFonts w:ascii="Calibri" w:eastAsia="Calibri" w:hAnsi="Calibri" w:cs="Calibri"/>
+                <w:rFonts w:ascii="Calibri" w:hAnsi="Calibri" w:eastAsia="Calibri" w:cs="Calibri"/>
                 <w:color w:val="070707"/>
                 <w:sz w:val="18"/>
-                <w:szCs w:val="20"/>
-              </w:rPr>
-              <w:t xml:space="preserve">{#BwtGrabRows}{Pos}</w:t>
+                <w:szCs w:val="18"/>
+                <w:lang w:val="en-US"/>
+              </w:rPr>
+              <w:t>{#</w:t>
+            </w:r>
+            <w:r>
+              <w:rPr>
+                <w:rFonts w:ascii="Calibri" w:hAnsi="Calibri" w:eastAsia="Calibri" w:cs="Calibri"/>
+                <w:color w:val="070707"/>
+                <w:sz w:val="18"/>
+                <w:szCs w:val="18"/>
+                <w:lang w:val="en-US"/>
+              </w:rPr>
+              <w:t>BwtGrabRows}{</w:t>
+            </w:r>
+            <w:r>
+              <w:rPr>
+                <w:rFonts w:ascii="Calibri" w:hAnsi="Calibri" w:eastAsia="Calibri" w:cs="Calibri"/>
+                <w:color w:val="070707"/>
+                <w:sz w:val="18"/>
+                <w:szCs w:val="18"/>
+                <w:lang w:val="en-US"/>
+              </w:rPr>
+              <w:t>Pos}</w:t>
             </w:r>
           </w:p>
         </w:tc>
@@ -1606,10 +2344,10 @@
               <w:bottom w:val="nil"/>
               <w:right w:val="nil"/>
             </w:tcBorders>
-            <w:shd w:fill="FFFFFF" w:color="auto" w:val="clear"/>
+            <w:shd w:val="clear" w:color="auto" w:fill="FFFFFF"/>
             <w:vAlign w:val="top"/>
           </w:tcPr>
-          <w:p>
+          <w:p wp14:textId="77777777">
             <w:pPr>
               <w:pBdr/>
               <w:pStyle w:val="normal1"/>
@@ -1617,13 +2355,13 @@
               <w:ind w:left="0" w:right="0"/>
               <w:jc w:val="left"/>
               <w:rPr>
-                <w:rFonts w:ascii="Calibri" w:eastAsia="Calibri" w:hAnsi="Calibri" w:cs="Calibri"/>
+                <w:rFonts w:ascii="Calibri" w:hAnsi="Calibri" w:eastAsia="Calibri" w:cs="Calibri"/>
                 <w:sz w:val="18"/>
               </w:rPr>
             </w:pPr>
             <w:r>
               <w:rPr>
-                <w:rFonts w:ascii="Calibri" w:eastAsia="Calibri" w:hAnsi="Calibri" w:cs="Calibri"/>
+                <w:rFonts w:ascii="Calibri" w:hAnsi="Calibri" w:eastAsia="Calibri" w:cs="Calibri"/>
                 <w:sz w:val="18"/>
               </w:rPr>
               <w:t xml:space="preserve">{Menge} </w:t>
@@ -1645,10 +2383,10 @@
               <w:bottom w:val="nil"/>
               <w:right w:val="nil"/>
             </w:tcBorders>
-            <w:shd w:fill="FFFFFF" w:color="auto" w:val="clear"/>
+            <w:shd w:val="clear" w:color="auto" w:fill="FFFFFF"/>
             <w:vAlign w:val="top"/>
           </w:tcPr>
-          <w:p>
+          <w:p wp14:textId="77777777">
             <w:pPr>
               <w:pBdr/>
               <w:pStyle w:val="Body Text"/>
@@ -1660,7 +2398,7 @@
             </w:pPr>
             <w:r>
               <w:rPr>
-                <w:rFonts w:ascii="Open Sans" w:eastAsia="Open Sans" w:hAnsi="Open Sans" w:cs="Open Sans"/>
+                <w:rFonts w:ascii="Open Sans" w:hAnsi="Open Sans" w:eastAsia="Open Sans" w:cs="Open Sans"/>
                 <w:b/>
                 <w:bCs/>
                 <w:color w:val="000000"/>
@@ -1671,7 +2409,7 @@
             </w:r>
             <w:r>
               <w:rPr>
-                <w:rFonts w:ascii="arial" w:eastAsia="arial" w:hAnsi="arial" w:cs="arial"/>
+                <w:rFonts w:ascii="arial" w:hAnsi="arial" w:eastAsia="arial" w:cs="arial"/>
                 <w:b/>
                 <w:bCs/>
                 <w:color w:val="000000"/>
@@ -1682,7 +2420,7 @@
             </w:r>
             <w:r>
               <w:rPr>
-                <w:rFonts w:ascii="Open Sans" w:eastAsia="Open Sans" w:hAnsi="Open Sans" w:cs="Open Sans"/>
+                <w:rFonts w:ascii="Open Sans" w:hAnsi="Open Sans" w:eastAsia="Open Sans" w:cs="Open Sans"/>
                 <w:b/>
                 <w:bCs/>
                 <w:color w:val="000000"/>
@@ -1693,7 +2431,7 @@
             </w:r>
             <w:r>
               <w:rPr>
-                <w:rFonts w:ascii="Open Sans" w:eastAsia="Open Sans" w:hAnsi="Open Sans" w:cs="Open Sans"/>
+                <w:rFonts w:ascii="Open Sans" w:hAnsi="Open Sans" w:eastAsia="Open Sans" w:cs="Open Sans"/>
                 <w:color w:val="000000"/>
                 <w:sz w:val="18"/>
                 <w:szCs w:val="18"/>
@@ -1717,29 +2455,51 @@
               <w:bottom w:val="nil"/>
               <w:right w:val="nil"/>
             </w:tcBorders>
-            <w:shd w:fill="FFFFFF" w:color="auto" w:val="clear"/>
+            <w:shd w:val="clear" w:color="auto" w:fill="FFFFFF"/>
             <w:vAlign w:val="top"/>
           </w:tcPr>
-          <w:p>
+          <w:p wp14:textId="77777777">
             <w:pPr>
-              <w:pBdr/>
-              <w:pStyle w:val="normal1"/>
-              <w:spacing w:before="100" w:beforeAutospacing="true" w:after="0" w:afterAutospacing="false" w:line="240" w:lineRule="auto"/>
+              <w:spacing w:before="100" w:beforeAutospacing="on" w:after="0" w:afterAutospacing="off" w:line="240" w:lineRule="auto"/>
               <w:ind w:left="0" w:right="0"/>
               <w:jc w:val="center"/>
               <w:rPr>
-                <w:rFonts w:ascii="Calibri" w:eastAsia="Calibri" w:hAnsi="Calibri" w:cs="Calibri"/>
+                <w:rFonts w:ascii="Calibri" w:hAnsi="Calibri" w:eastAsia="Calibri" w:cs="Calibri"/>
                 <w:color w:val="000000"/>
                 <w:sz w:val="18"/>
+                <w:szCs w:val="18"/>
+                <w:lang w:val="en-US"/>
               </w:rPr>
             </w:pPr>
             <w:r>
               <w:rPr>
-                <w:rFonts w:ascii="Calibri" w:eastAsia="Calibri" w:hAnsi="Calibri" w:cs="Calibri"/>
-                <w:color w:val="000000"/>
-                <w:sz w:val="18"/>
-              </w:rPr>
-              <w:t xml:space="preserve">{Einheitspreis} </w:t>
+                <w:rFonts w:ascii="Calibri" w:hAnsi="Calibri" w:eastAsia="Calibri" w:cs="Calibri"/>
+                <w:color w:val="000000" w:themeColor="text1" w:themeTint="FF" w:themeShade="FF"/>
+                <w:sz w:val="18"/>
+                <w:szCs w:val="18"/>
+                <w:lang w:val="en-US"/>
+              </w:rPr>
+              <w:t>{</w:t>
+            </w:r>
+            <w:r>
+              <w:rPr>
+                <w:rFonts w:ascii="Calibri" w:hAnsi="Calibri" w:eastAsia="Calibri" w:cs="Calibri"/>
+                <w:color w:val="000000" w:themeColor="text1" w:themeTint="FF" w:themeShade="FF"/>
+                <w:sz w:val="18"/>
+                <w:szCs w:val="18"/>
+                <w:lang w:val="en-US"/>
+              </w:rPr>
+              <w:t>Einheitspreis</w:t>
+            </w:r>
+            <w:r>
+              <w:rPr>
+                <w:rFonts w:ascii="Calibri" w:hAnsi="Calibri" w:eastAsia="Calibri" w:cs="Calibri"/>
+                <w:color w:val="000000" w:themeColor="text1" w:themeTint="FF" w:themeShade="FF"/>
+                <w:sz w:val="18"/>
+                <w:szCs w:val="18"/>
+                <w:lang w:val="en-US"/>
+              </w:rPr>
+              <w:t xml:space="preserve">} </w:t>
             </w:r>
           </w:p>
         </w:tc>
@@ -1758,43 +2518,77 @@
               <w:bottom w:val="nil"/>
               <w:right w:val="nil"/>
             </w:tcBorders>
-            <w:shd w:fill="FFFFFF" w:color="auto" w:val="clear"/>
+            <w:shd w:val="clear" w:color="auto" w:fill="FFFFFF"/>
             <w:vAlign w:val="top"/>
           </w:tcPr>
-          <w:p>
+          <w:p wp14:textId="77777777">
             <w:pPr>
-              <w:pBdr/>
-              <w:pStyle w:val="normal1"/>
-              <w:spacing w:before="100" w:beforeAutospacing="true" w:after="0" w:afterAutospacing="false" w:line="240" w:lineRule="auto"/>
+              <w:spacing w:before="100" w:beforeAutospacing="on" w:after="0" w:afterAutospacing="off" w:line="240" w:lineRule="auto"/>
               <w:ind w:left="0" w:right="0"/>
               <w:jc w:val="center"/>
               <w:rPr>
-                <w:rFonts w:ascii="Calibri" w:eastAsia="Calibri" w:hAnsi="Calibri" w:cs="Calibri"/>
+                <w:rFonts w:ascii="Calibri" w:hAnsi="Calibri" w:eastAsia="Calibri" w:cs="Calibri"/>
                 <w:color w:val="000000"/>
                 <w:sz w:val="18"/>
+                <w:szCs w:val="18"/>
+                <w:lang w:val="en-US"/>
               </w:rPr>
             </w:pPr>
             <w:r>
               <w:rPr>
-                <w:rFonts w:ascii="Calibri" w:eastAsia="Calibri" w:hAnsi="Calibri" w:cs="Calibri"/>
-                <w:color w:val="000000"/>
-                <w:sz w:val="18"/>
-              </w:rPr>
-              <w:t xml:space="preserve">{Gesamt}{/</w:t>
-            </w:r>
-            <w:r>
-              <w:rPr>
-                <w:rFonts w:ascii="Calibri" w:eastAsia="Calibri" w:hAnsi="Calibri" w:cs="Calibri"/>
-                <w:color w:val="000000"/>
-                <w:sz w:val="18"/>
-              </w:rPr>
-              <w:t xml:space="preserve">BwtGrabRows}</w:t>
+                <w:rFonts w:ascii="Calibri" w:hAnsi="Calibri" w:eastAsia="Calibri" w:cs="Calibri"/>
+                <w:color w:val="000000" w:themeColor="text1" w:themeTint="FF" w:themeShade="FF"/>
+                <w:sz w:val="18"/>
+                <w:szCs w:val="18"/>
+                <w:lang w:val="en-US"/>
+              </w:rPr>
+              <w:t>{</w:t>
+            </w:r>
+            <w:r>
+              <w:rPr>
+                <w:rFonts w:ascii="Calibri" w:hAnsi="Calibri" w:eastAsia="Calibri" w:cs="Calibri"/>
+                <w:color w:val="000000" w:themeColor="text1" w:themeTint="FF" w:themeShade="FF"/>
+                <w:sz w:val="18"/>
+                <w:szCs w:val="18"/>
+                <w:lang w:val="en-US"/>
+              </w:rPr>
+              <w:t>Gesamt</w:t>
+            </w:r>
+            <w:r>
+              <w:rPr>
+                <w:rFonts w:ascii="Calibri" w:hAnsi="Calibri" w:eastAsia="Calibri" w:cs="Calibri"/>
+                <w:color w:val="000000" w:themeColor="text1" w:themeTint="FF" w:themeShade="FF"/>
+                <w:sz w:val="18"/>
+                <w:szCs w:val="18"/>
+                <w:lang w:val="en-US"/>
+              </w:rPr>
+              <w:t>}{/</w:t>
+            </w:r>
+            <w:r>
+              <w:rPr>
+                <w:rFonts w:ascii="Calibri" w:hAnsi="Calibri" w:eastAsia="Calibri" w:cs="Calibri"/>
+                <w:color w:val="000000" w:themeColor="text1" w:themeTint="FF" w:themeShade="FF"/>
+                <w:sz w:val="18"/>
+                <w:szCs w:val="18"/>
+                <w:lang w:val="en-US"/>
+              </w:rPr>
+              <w:t>BwtGrabRows</w:t>
+            </w:r>
+            <w:r>
+              <w:rPr>
+                <w:rFonts w:ascii="Calibri" w:hAnsi="Calibri" w:eastAsia="Calibri" w:cs="Calibri"/>
+                <w:color w:val="000000" w:themeColor="text1" w:themeTint="FF" w:themeShade="FF"/>
+                <w:sz w:val="18"/>
+                <w:szCs w:val="18"/>
+                <w:lang w:val="en-US"/>
+              </w:rPr>
+              <w:t>}</w:t>
             </w:r>
           </w:p>
         </w:tc>
       </w:tr>
     </w:tbl>
-    <w:p>
+    <w:p xmlns:wp14="http://schemas.microsoft.com/office/word/2010/wordml" wp14:textId="77777777">
       <w:pPr>
         <w:pBdr/>
         <w:pStyle w:val="normal1"/>
@@ -1806,7 +2600,7 @@
           <w:tab w:val="left" w:pos="1416.0000610351562"/>
         </w:tabs>
         <w:rPr>
-          <w:rFonts w:ascii="Open Sans" w:eastAsia="Open Sans" w:hAnsi="Open Sans" w:cs="Open Sans"/>
+          <w:rFonts w:ascii="Open Sans" w:hAnsi="Open Sans" w:eastAsia="Open Sans" w:cs="Open Sans"/>
           <w:color w:val="070707"/>
           <w:sz w:val="20"/>
           <w:szCs w:val="20"/>
@@ -1833,7 +2627,7 @@
           <w:insideH w:val="single" w:color="000000" w:sz="8" w:space="0"/>
           <w:insideV w:val="single" w:color="000000" w:sz="8" w:space="0"/>
         </w:tblBorders>
-        <w:shd w:fill="auto" w:color="auto"/>
+        <w:shd w:color="auto" w:fill="auto"/>
         <w:tblLayout w:type="fixed"/>
       </w:tblPr>
       <w:tblGrid>
@@ -1842,7 +2636,7 @@
         <w:gridCol w:w="2415"/>
         <w:gridCol w:w="2415"/>
       </w:tblGrid>
-      <w:tr>
+      <w:tr xmlns:wp14="http://schemas.microsoft.com/office/word/2010/wordml" wp14:textId="77777777">
         <w:tblPrEx>
           <w:tblBorders/>
           <w:tblCellMar>
@@ -1853,7 +2647,7 @@
           </w:tblCellMar>
         </w:tblPrEx>
         <w:trPr>
-          <w:trHeight w:hRule="atLeast" w:val="20"/>
+          <w:trHeight w:val="20" w:hRule="atLeast"/>
         </w:trPr>
         <w:tc>
           <w:tcPr>
@@ -1870,40 +2664,84 @@
               <w:bottom w:val="single" w:color="FFFFFF" w:sz="8" w:space="0"/>
               <w:right w:val="single" w:color="D9D9D9" w:sz="8" w:space="0"/>
             </w:tcBorders>
-            <w:shd w:fill="D9D9D9" w:color="auto" w:val="clear"/>
+            <w:shd w:val="clear" w:color="auto" w:fill="D9D9D9"/>
             <w:vAlign w:val="top"/>
           </w:tcPr>
-          <w:p>
+          <w:p wp14:textId="77777777">
             <w:pPr>
-              <w:pBdr/>
-              <w:pStyle w:val="normal1"/>
               <w:spacing w:before="0" w:after="0"/>
               <w:ind w:left="0"/>
               <w:jc w:val="left"/>
               <w:rPr>
-                <w:rFonts w:ascii="Calibri" w:eastAsia="Calibri" w:hAnsi="Calibri" w:cs="Calibri"/>
+                <w:rFonts w:ascii="Calibri" w:hAnsi="Calibri" w:eastAsia="Calibri" w:cs="Calibri"/>
                 <w:sz w:val="22"/>
                 <w:szCs w:val="22"/>
+                <w:lang w:val="en-US"/>
               </w:rPr>
             </w:pPr>
             <w:r>
               <w:rPr>
-                <w:rFonts w:ascii="Open Sans Semibold" w:eastAsia="Open Sans Semibold" w:hAnsi="Open Sans Semibold" w:cs="Open Sans Semibold"/>
+                <w:rFonts w:ascii="Open Sans Semibold" w:hAnsi="Open Sans Semibold" w:eastAsia="Open Sans Semibold" w:cs="Open Sans Semibold"/>
                 <w:color w:val="030303"/>
                 <w:sz w:val="20"/>
                 <w:szCs w:val="20"/>
-              </w:rPr>
-              <w:t xml:space="preserve">{#Totals}{#isAlt}</w:t>
-            </w:r>
-            <w:r>
-              <w:rPr>
-                <w:rFonts w:ascii="Open Sans Semibold" w:eastAsia="Open Sans Semibold" w:hAnsi="Open Sans Semibold" w:cs="Open Sans Semibold"/>
-                <w:b/>
+                <w:lang w:val="en-US"/>
+              </w:rPr>
+              <w:t>{#</w:t>
+            </w:r>
+            <w:r>
+              <w:rPr>
+                <w:rFonts w:ascii="Open Sans Semibold" w:hAnsi="Open Sans Semibold" w:eastAsia="Open Sans Semibold" w:cs="Open Sans Semibold"/>
                 <w:color w:val="030303"/>
                 <w:sz w:val="20"/>
                 <w:szCs w:val="20"/>
-              </w:rPr>
-              <w:t xml:space="preserve">{label}</w:t>
+                <w:lang w:val="en-US"/>
+              </w:rPr>
+              <w:t>Totals}{</w:t>
+            </w:r>
+            <w:r>
+              <w:rPr>
+                <w:rFonts w:ascii="Open Sans Semibold" w:hAnsi="Open Sans Semibold" w:eastAsia="Open Sans Semibold" w:cs="Open Sans Semibold"/>
+                <w:color w:val="030303"/>
+                <w:sz w:val="20"/>
+                <w:szCs w:val="20"/>
+                <w:lang w:val="en-US"/>
+              </w:rPr>
+              <w:t>#</w:t>
+            </w:r>
+            <w:r>
+              <w:rPr>
+                <w:rFonts w:ascii="Open Sans Semibold" w:hAnsi="Open Sans Semibold" w:eastAsia="Open Sans Semibold" w:cs="Open Sans Semibold"/>
+                <w:color w:val="030303"/>
+                <w:sz w:val="20"/>
+                <w:szCs w:val="20"/>
+                <w:lang w:val="en-US"/>
+              </w:rPr>
+              <w:t>isAlt}</w:t>
+            </w:r>
+            <w:r>
+              <w:rPr>
+                <w:rFonts w:ascii="Open Sans Semibold" w:hAnsi="Open Sans Semibold" w:eastAsia="Open Sans Semibold" w:cs="Open Sans Semibold"/>
+                <w:b w:val="1"/>
+                <w:bCs w:val="1"/>
+                <w:color w:val="030303"/>
+                <w:sz w:val="20"/>
+                <w:szCs w:val="20"/>
+                <w:lang w:val="en-US"/>
+              </w:rPr>
+              <w:t>{</w:t>
+            </w:r>
+            <w:r>
+              <w:rPr>
+                <w:rFonts w:ascii="Open Sans Semibold" w:hAnsi="Open Sans Semibold" w:eastAsia="Open Sans Semibold" w:cs="Open Sans Semibold"/>
+                <w:b w:val="1"/>
+                <w:bCs w:val="1"/>
+                <w:color w:val="030303"/>
+                <w:sz w:val="20"/>
+                <w:szCs w:val="20"/>
+                <w:lang w:val="en-US"/>
+              </w:rPr>
+              <w:t>label}</w:t>
             </w:r>
           </w:p>
         </w:tc>
@@ -1922,10 +2760,10 @@
               <w:bottom w:val="single" w:color="FFFFFF" w:sz="8" w:space="0"/>
               <w:right w:val="single" w:color="D9D9D9" w:sz="8" w:space="0"/>
             </w:tcBorders>
-            <w:shd w:fill="D9D9D9" w:color="auto" w:val="clear"/>
+            <w:shd w:val="clear" w:color="auto" w:fill="D9D9D9"/>
             <w:vAlign w:val="center"/>
           </w:tcPr>
-          <w:p>
+          <w:p wp14:textId="77777777">
             <w:pPr>
               <w:pBdr/>
               <w:pStyle w:val="normal1"/>
@@ -1953,10 +2791,10 @@
               <w:bottom w:val="single" w:color="FFFFFF" w:sz="8" w:space="0"/>
               <w:right w:val="single" w:color="D9D9D9" w:sz="8" w:space="0"/>
             </w:tcBorders>
-            <w:shd w:fill="D9D9D9" w:color="auto" w:val="clear"/>
+            <w:shd w:val="clear" w:color="auto" w:fill="D9D9D9"/>
             <w:vAlign w:val="center"/>
           </w:tcPr>
-          <w:p>
+          <w:p wp14:textId="77777777">
             <w:pPr>
               <w:pBdr/>
               <w:pStyle w:val="normal1"/>
@@ -1984,44 +2822,66 @@
               <w:bottom w:val="single" w:color="FFFFFF" w:sz="8" w:space="0"/>
               <w:right w:val="single" w:color="D9D9D9" w:sz="8" w:space="0"/>
             </w:tcBorders>
-            <w:shd w:fill="D9D9D9" w:color="auto" w:val="clear"/>
+            <w:shd w:val="clear" w:color="auto" w:fill="D9D9D9"/>
             <w:vAlign w:val="center"/>
           </w:tcPr>
-          <w:p>
+          <w:p wp14:textId="77777777">
             <w:pPr>
-              <w:pBdr/>
-              <w:pStyle w:val="normal1"/>
-              <w:spacing w:before="0" w:beforeAutospacing="false" w:after="0" w:afterAutospacing="false" w:line="278" w:lineRule="auto"/>
-              <w:contextualSpacing/>
+              <w:spacing w:before="0" w:beforeAutospacing="off" w:after="0" w:afterAutospacing="off" w:line="278" w:lineRule="auto"/>
+              <w:contextualSpacing w:val="1"/>
               <w:ind w:left="0" w:right="314"/>
               <w:jc w:val="right"/>
               <w:rPr>
                 <w:color w:val="000000"/>
+                <w:lang w:val="en-US"/>
               </w:rPr>
             </w:pPr>
             <w:r>
               <w:rPr>
-                <w:rFonts w:ascii="Open Sans Semibold" w:eastAsia="Open Sans Semibold" w:hAnsi="Open Sans Semibold" w:cs="Open Sans Semibold"/>
-                <w:b/>
-                <w:color w:val="000000"/>
+                <w:rFonts w:ascii="Open Sans Semibold" w:hAnsi="Open Sans Semibold" w:eastAsia="Open Sans Semibold" w:cs="Open Sans Semibold"/>
+                <w:b w:val="1"/>
+                <w:bCs w:val="1"/>
+                <w:color w:val="000000" w:themeColor="text1" w:themeTint="FF" w:themeShade="FF"/>
                 <w:sz w:val="22"/>
                 <w:szCs w:val="22"/>
-              </w:rPr>
-              <w:t xml:space="preserve">{value}</w:t>
-            </w:r>
-            <w:r>
-              <w:rPr>
-                <w:rFonts w:ascii="Open Sans Semibold" w:eastAsia="Open Sans Semibold" w:hAnsi="Open Sans Semibold" w:cs="Open Sans Semibold"/>
-                <w:color w:val="000000"/>
+                <w:lang w:val="en-US"/>
+              </w:rPr>
+              <w:t>{value}</w:t>
+            </w:r>
+            <w:r>
+              <w:rPr>
+                <w:rFonts w:ascii="Open Sans Semibold" w:hAnsi="Open Sans Semibold" w:eastAsia="Open Sans Semibold" w:cs="Open Sans Semibold"/>
+                <w:color w:val="000000" w:themeColor="text1" w:themeTint="FF" w:themeShade="FF"/>
                 <w:sz w:val="22"/>
                 <w:szCs w:val="22"/>
-              </w:rPr>
-              <w:t xml:space="preserve">{/isAlt}</w:t>
+                <w:lang w:val="en-US"/>
+              </w:rPr>
+              <w:t>{/</w:t>
+            </w:r>
+            <w:r>
+              <w:rPr>
+                <w:rFonts w:ascii="Open Sans Semibold" w:hAnsi="Open Sans Semibold" w:eastAsia="Open Sans Semibold" w:cs="Open Sans Semibold"/>
+                <w:color w:val="000000" w:themeColor="text1" w:themeTint="FF" w:themeShade="FF"/>
+                <w:sz w:val="22"/>
+                <w:szCs w:val="22"/>
+                <w:lang w:val="en-US"/>
+              </w:rPr>
+              <w:t>isAlt</w:t>
+            </w:r>
+            <w:r>
+              <w:rPr>
+                <w:rFonts w:ascii="Open Sans Semibold" w:hAnsi="Open Sans Semibold" w:eastAsia="Open Sans Semibold" w:cs="Open Sans Semibold"/>
+                <w:color w:val="000000" w:themeColor="text1" w:themeTint="FF" w:themeShade="FF"/>
+                <w:sz w:val="22"/>
+                <w:szCs w:val="22"/>
+                <w:lang w:val="en-US"/>
+              </w:rPr>
+              <w:t>}</w:t>
             </w:r>
           </w:p>
         </w:tc>
       </w:tr>
-      <w:tr>
+      <w:tr xmlns:wp14="http://schemas.microsoft.com/office/word/2010/wordml" wp14:textId="77777777">
         <w:tblPrEx>
           <w:tblBorders/>
           <w:tblCellMar>
@@ -2032,7 +2892,7 @@
           </w:tblCellMar>
         </w:tblPrEx>
         <w:trPr>
-          <w:trHeight w:hRule="atLeast" w:val="54"/>
+          <w:trHeight w:val="54" w:hRule="atLeast"/>
         </w:trPr>
         <w:tc>
           <w:tcPr>
@@ -2049,40 +2909,62 @@
               <w:bottom w:val="single" w:color="FFFFFF" w:sz="8" w:space="0"/>
               <w:right w:val="single" w:color="FFFFFF" w:sz="8" w:space="0"/>
             </w:tcBorders>
-            <w:shd w:fill="FFFFFF" w:color="auto" w:val="clear"/>
+            <w:shd w:val="clear" w:color="auto" w:fill="FFFFFF"/>
             <w:vAlign w:val="top"/>
           </w:tcPr>
-          <w:p>
+          <w:p wp14:textId="77777777">
             <w:pPr>
-              <w:pBdr/>
-              <w:pStyle w:val="normal1"/>
               <w:spacing w:before="0" w:after="0"/>
               <w:ind w:right="0"/>
               <w:jc w:val="left"/>
               <w:rPr>
-                <w:rFonts w:ascii="Calibri" w:eastAsia="Calibri" w:hAnsi="Calibri" w:cs="Calibri"/>
+                <w:rFonts w:ascii="Calibri" w:hAnsi="Calibri" w:eastAsia="Calibri" w:cs="Calibri"/>
                 <w:sz w:val="22"/>
                 <w:szCs w:val="22"/>
+                <w:lang w:val="en-US"/>
               </w:rPr>
             </w:pPr>
             <w:r>
               <w:rPr>
-                <w:rFonts w:ascii="Open Sans Semibold" w:eastAsia="Open Sans Semibold" w:hAnsi="Open Sans Semibold" w:cs="Open Sans Semibold"/>
+                <w:rFonts w:ascii="Open Sans Semibold" w:hAnsi="Open Sans Semibold" w:eastAsia="Open Sans Semibold" w:cs="Open Sans Semibold"/>
                 <w:color w:val="030303"/>
                 <w:sz w:val="20"/>
                 <w:szCs w:val="20"/>
-              </w:rPr>
-              <w:t xml:space="preserve">{^isAlt}</w:t>
-            </w:r>
-            <w:r>
-              <w:rPr>
-                <w:rFonts w:ascii="Open Sans Semibold" w:eastAsia="Open Sans Semibold" w:hAnsi="Open Sans Semibold" w:cs="Open Sans Semibold"/>
-                <w:b/>
+                <w:lang w:val="en-US"/>
+              </w:rPr>
+              <w:t>{^</w:t>
+            </w:r>
+            <w:r>
+              <w:rPr>
+                <w:rFonts w:ascii="Open Sans Semibold" w:hAnsi="Open Sans Semibold" w:eastAsia="Open Sans Semibold" w:cs="Open Sans Semibold"/>
                 <w:color w:val="030303"/>
                 <w:sz w:val="20"/>
                 <w:szCs w:val="20"/>
-              </w:rPr>
-              <w:t xml:space="preserve">{label}</w:t>
+                <w:lang w:val="en-US"/>
+              </w:rPr>
+              <w:t>isAlt</w:t>
+            </w:r>
+            <w:r>
+              <w:rPr>
+                <w:rFonts w:ascii="Open Sans Semibold" w:hAnsi="Open Sans Semibold" w:eastAsia="Open Sans Semibold" w:cs="Open Sans Semibold"/>
+                <w:color w:val="030303"/>
+                <w:sz w:val="20"/>
+                <w:szCs w:val="20"/>
+                <w:lang w:val="en-US"/>
+              </w:rPr>
+              <w:t>}</w:t>
+            </w:r>
+            <w:r>
+              <w:rPr>
+                <w:rFonts w:ascii="Open Sans Semibold" w:hAnsi="Open Sans Semibold" w:eastAsia="Open Sans Semibold" w:cs="Open Sans Semibold"/>
+                <w:b w:val="1"/>
+                <w:bCs w:val="1"/>
+                <w:color w:val="030303"/>
+                <w:sz w:val="20"/>
+                <w:szCs w:val="20"/>
+                <w:lang w:val="en-US"/>
+              </w:rPr>
+              <w:t>{label}</w:t>
             </w:r>
           </w:p>
         </w:tc>
@@ -2101,10 +2983,10 @@
               <w:bottom w:val="single" w:color="FFFFFF" w:sz="8" w:space="0"/>
               <w:right w:val="single" w:color="FFFFFF" w:sz="8" w:space="0"/>
             </w:tcBorders>
-            <w:shd w:fill="FFFFFF" w:color="auto" w:val="clear"/>
+            <w:shd w:val="clear" w:color="auto" w:fill="FFFFFF"/>
             <w:vAlign w:val="center"/>
           </w:tcPr>
-          <w:p>
+          <w:p wp14:textId="77777777">
             <w:pPr>
               <w:pBdr/>
               <w:pStyle w:val="normal1"/>
@@ -2132,10 +3014,10 @@
               <w:bottom w:val="single" w:color="FFFFFF" w:sz="8" w:space="0"/>
               <w:right w:val="single" w:color="FFFFFF" w:sz="8" w:space="0"/>
             </w:tcBorders>
-            <w:shd w:fill="FFFFFF" w:color="auto" w:val="clear"/>
+            <w:shd w:val="clear" w:color="auto" w:fill="FFFFFF"/>
             <w:vAlign w:val="center"/>
           </w:tcPr>
-          <w:p>
+          <w:p wp14:textId="77777777">
             <w:pPr>
               <w:pBdr/>
               <w:pStyle w:val="normal1"/>
@@ -2163,39 +3045,61 @@
               <w:bottom w:val="single" w:color="FFFFFF" w:sz="8" w:space="0"/>
               <w:right w:val="single" w:color="FFFFFF" w:sz="8" w:space="0"/>
             </w:tcBorders>
-            <w:shd w:fill="FFFFFF" w:color="auto" w:val="clear"/>
+            <w:shd w:val="clear" w:color="auto" w:fill="FFFFFF"/>
             <w:vAlign w:val="center"/>
           </w:tcPr>
-          <w:p>
+          <w:p wp14:textId="77777777">
             <w:pPr>
-              <w:pBdr/>
-              <w:pStyle w:val="normal1"/>
-              <w:spacing w:before="0" w:beforeAutospacing="false" w:after="0" w:afterAutospacing="false" w:line="278" w:lineRule="auto"/>
-              <w:contextualSpacing/>
+              <w:spacing w:before="0" w:beforeAutospacing="off" w:after="0" w:afterAutospacing="off" w:line="278" w:lineRule="auto"/>
+              <w:contextualSpacing w:val="1"/>
               <w:ind w:left="0" w:right="314"/>
               <w:jc w:val="right"/>
               <w:rPr>
                 <w:color w:val="000000"/>
+                <w:lang w:val="en-US"/>
               </w:rPr>
             </w:pPr>
             <w:r>
               <w:rPr>
-                <w:rFonts w:ascii="Open Sans Semibold" w:eastAsia="Open Sans Semibold" w:hAnsi="Open Sans Semibold" w:cs="Open Sans Semibold"/>
-                <w:b/>
-                <w:color w:val="000000"/>
+                <w:rFonts w:ascii="Open Sans Semibold" w:hAnsi="Open Sans Semibold" w:eastAsia="Open Sans Semibold" w:cs="Open Sans Semibold"/>
+                <w:b w:val="1"/>
+                <w:bCs w:val="1"/>
+                <w:color w:val="000000" w:themeColor="text1" w:themeTint="FF" w:themeShade="FF"/>
                 <w:sz w:val="22"/>
                 <w:szCs w:val="22"/>
-              </w:rPr>
-              <w:t xml:space="preserve">{value}</w:t>
-            </w:r>
-            <w:r>
-              <w:rPr>
-                <w:rFonts w:ascii="Open Sans Semibold" w:eastAsia="Open Sans Semibold" w:hAnsi="Open Sans Semibold" w:cs="Open Sans Semibold"/>
-                <w:color w:val="000000"/>
+                <w:lang w:val="en-US"/>
+              </w:rPr>
+              <w:t>{value}</w:t>
+            </w:r>
+            <w:r>
+              <w:rPr>
+                <w:rFonts w:ascii="Open Sans Semibold" w:hAnsi="Open Sans Semibold" w:eastAsia="Open Sans Semibold" w:cs="Open Sans Semibold"/>
+                <w:color w:val="000000" w:themeColor="text1" w:themeTint="FF" w:themeShade="FF"/>
                 <w:sz w:val="22"/>
                 <w:szCs w:val="22"/>
-              </w:rPr>
-              <w:t xml:space="preserve">{/isAlt}{/Totals}</w:t>
+                <w:lang w:val="en-US"/>
+              </w:rPr>
+              <w:t>{/</w:t>
+            </w:r>
+            <w:r>
+              <w:rPr>
+                <w:rFonts w:ascii="Open Sans Semibold" w:hAnsi="Open Sans Semibold" w:eastAsia="Open Sans Semibold" w:cs="Open Sans Semibold"/>
+                <w:color w:val="000000" w:themeColor="text1" w:themeTint="FF" w:themeShade="FF"/>
+                <w:sz w:val="22"/>
+                <w:szCs w:val="22"/>
+                <w:lang w:val="en-US"/>
+              </w:rPr>
+              <w:t>isAlt</w:t>
+            </w:r>
+            <w:r>
+              <w:rPr>
+                <w:rFonts w:ascii="Open Sans Semibold" w:hAnsi="Open Sans Semibold" w:eastAsia="Open Sans Semibold" w:cs="Open Sans Semibold"/>
+                <w:color w:val="000000" w:themeColor="text1" w:themeTint="FF" w:themeShade="FF"/>
+                <w:sz w:val="22"/>
+                <w:szCs w:val="22"/>
+                <w:lang w:val="en-US"/>
+              </w:rPr>
+              <w:t>}{/Totals}</w:t>
             </w:r>
           </w:p>
         </w:tc>
@@ -2203,416 +3107,1958 @@
     </w:tbl>
     <w:p>
       <w:pPr>
-        <w:pBdr/>
-        <w:pStyle w:val="normal1"/>
-        <w:spacing/>
-        <w:ind/>
-        <w:rPr>
-          <w:rFonts w:ascii="Open Sans" w:eastAsia="Open Sans" w:hAnsi="Open Sans" w:cs="Open Sans"/>
+        <w:pStyle w:val="Normal"/>
+        <w:rPr>
+          <w:rFonts w:ascii="Open Sans" w:hAnsi="Open Sans" w:eastAsia="Open Sans" w:cs="Open Sans"/>
           <w:color w:val="030303"/>
         </w:rPr>
       </w:pPr>
     </w:p>
-    <w:p>
+    <w:p xmlns:wp14="http://schemas.microsoft.com/office/word/2010/wordml" wp14:textId="77777777">
       <w:pPr>
-        <w:pBdr/>
-        <w:pStyle w:val="normal1"/>
         <w:spacing/>
         <w:ind w:left="125"/>
         <w:rPr>
-          <w:rFonts w:ascii="Open Sans" w:eastAsia="Open Sans" w:hAnsi="Open Sans" w:cs="Open Sans"/>
+          <w:rFonts w:ascii="Open Sans" w:hAnsi="Open Sans" w:eastAsia="Open Sans" w:cs="Open Sans"/>
           <w:color w:val="000000"/>
+          <w:lang w:val="en-US"/>
         </w:rPr>
       </w:pPr>
       <w:r>
         <w:rPr>
-          <w:rFonts w:ascii="Open Sans" w:eastAsia="Open Sans" w:hAnsi="Open Sans" w:cs="Open Sans"/>
-          <w:color w:val="030303"/>
-        </w:rPr>
-        <w:t xml:space="preserve">Es handelt sich hierbei um ein Festpreisangebot für die oben definierten Leistungen.{#EbenerdigHinweis}</w:t>
+          <w:rFonts w:ascii="Open Sans" w:hAnsi="Open Sans" w:eastAsia="Open Sans" w:cs="Open Sans"/>
+          <w:color w:val="030303"/>
+          <w:lang w:val="en-US"/>
+        </w:rPr>
+        <w:t xml:space="preserve">Es </w:t>
+      </w:r>
+      <w:r>
+        <w:rPr>
+          <w:rFonts w:ascii="Open Sans" w:hAnsi="Open Sans" w:eastAsia="Open Sans" w:cs="Open Sans"/>
+          <w:color w:val="030303"/>
+          <w:lang w:val="en-US"/>
+        </w:rPr>
+        <w:t>handelt</w:t>
+      </w:r>
+      <w:r>
+        <w:rPr>
+          <w:rFonts w:ascii="Open Sans" w:hAnsi="Open Sans" w:eastAsia="Open Sans" w:cs="Open Sans"/>
+          <w:color w:val="030303"/>
+          <w:lang w:val="en-US"/>
+        </w:rPr>
+        <w:t xml:space="preserve"> </w:t>
+      </w:r>
+      <w:r>
+        <w:rPr>
+          <w:rFonts w:ascii="Open Sans" w:hAnsi="Open Sans" w:eastAsia="Open Sans" w:cs="Open Sans"/>
+          <w:color w:val="030303"/>
+          <w:lang w:val="en-US"/>
+        </w:rPr>
+        <w:t>sich</w:t>
+      </w:r>
+      <w:r>
+        <w:rPr>
+          <w:rFonts w:ascii="Open Sans" w:hAnsi="Open Sans" w:eastAsia="Open Sans" w:cs="Open Sans"/>
+          <w:color w:val="030303"/>
+          <w:lang w:val="en-US"/>
+        </w:rPr>
+        <w:t xml:space="preserve"> </w:t>
+      </w:r>
+      <w:r>
+        <w:rPr>
+          <w:rFonts w:ascii="Open Sans" w:hAnsi="Open Sans" w:eastAsia="Open Sans" w:cs="Open Sans"/>
+          <w:color w:val="030303"/>
+          <w:lang w:val="en-US"/>
+        </w:rPr>
+        <w:t>hierbei</w:t>
+      </w:r>
+      <w:r>
+        <w:rPr>
+          <w:rFonts w:ascii="Open Sans" w:hAnsi="Open Sans" w:eastAsia="Open Sans" w:cs="Open Sans"/>
+          <w:color w:val="030303"/>
+          <w:lang w:val="en-US"/>
+        </w:rPr>
+        <w:t xml:space="preserve"> um </w:t>
+      </w:r>
+      <w:r>
+        <w:rPr>
+          <w:rFonts w:ascii="Open Sans" w:hAnsi="Open Sans" w:eastAsia="Open Sans" w:cs="Open Sans"/>
+          <w:color w:val="030303"/>
+          <w:lang w:val="en-US"/>
+        </w:rPr>
+        <w:t>ein</w:t>
+      </w:r>
+      <w:r>
+        <w:rPr>
+          <w:rFonts w:ascii="Open Sans" w:hAnsi="Open Sans" w:eastAsia="Open Sans" w:cs="Open Sans"/>
+          <w:color w:val="030303"/>
+          <w:lang w:val="en-US"/>
+        </w:rPr>
+        <w:t xml:space="preserve"> </w:t>
+      </w:r>
+      <w:r>
+        <w:rPr>
+          <w:rFonts w:ascii="Open Sans" w:hAnsi="Open Sans" w:eastAsia="Open Sans" w:cs="Open Sans"/>
+          <w:color w:val="030303"/>
+          <w:lang w:val="en-US"/>
+        </w:rPr>
+        <w:t>Festpreisangebot</w:t>
+      </w:r>
+      <w:r>
+        <w:rPr>
+          <w:rFonts w:ascii="Open Sans" w:hAnsi="Open Sans" w:eastAsia="Open Sans" w:cs="Open Sans"/>
+          <w:color w:val="030303"/>
+          <w:lang w:val="en-US"/>
+        </w:rPr>
+        <w:t xml:space="preserve"> für die </w:t>
+      </w:r>
+      <w:r>
+        <w:rPr>
+          <w:rFonts w:ascii="Open Sans" w:hAnsi="Open Sans" w:eastAsia="Open Sans" w:cs="Open Sans"/>
+          <w:color w:val="030303"/>
+          <w:lang w:val="en-US"/>
+        </w:rPr>
+        <w:t>oben</w:t>
+      </w:r>
+      <w:r>
+        <w:rPr>
+          <w:rFonts w:ascii="Open Sans" w:hAnsi="Open Sans" w:eastAsia="Open Sans" w:cs="Open Sans"/>
+          <w:color w:val="030303"/>
+          <w:lang w:val="en-US"/>
+        </w:rPr>
+        <w:t xml:space="preserve"> </w:t>
+      </w:r>
+      <w:r>
+        <w:rPr>
+          <w:rFonts w:ascii="Open Sans" w:hAnsi="Open Sans" w:eastAsia="Open Sans" w:cs="Open Sans"/>
+          <w:color w:val="030303"/>
+          <w:lang w:val="en-US"/>
+        </w:rPr>
+        <w:t>definierten</w:t>
+      </w:r>
+      <w:r>
+        <w:rPr>
+          <w:rFonts w:ascii="Open Sans" w:hAnsi="Open Sans" w:eastAsia="Open Sans" w:cs="Open Sans"/>
+          <w:color w:val="030303"/>
+          <w:lang w:val="en-US"/>
+        </w:rPr>
+        <w:t xml:space="preserve"> </w:t>
+      </w:r>
+      <w:r>
+        <w:rPr>
+          <w:rFonts w:ascii="Open Sans" w:hAnsi="Open Sans" w:eastAsia="Open Sans" w:cs="Open Sans"/>
+          <w:color w:val="030303"/>
+          <w:lang w:val="en-US"/>
+        </w:rPr>
+        <w:t>Leistungen</w:t>
+      </w:r>
+      <w:r>
+        <w:rPr>
+          <w:rFonts w:ascii="Open Sans" w:hAnsi="Open Sans" w:eastAsia="Open Sans" w:cs="Open Sans"/>
+          <w:color w:val="030303"/>
+          <w:lang w:val="en-US"/>
+        </w:rPr>
+        <w:t>.{#EbenerdigHinweis}</w:t>
       </w:r>
     </w:p>
-    <w:p>
+    <w:p xmlns:wp14="http://schemas.microsoft.com/office/word/2010/wordml" wp14:textId="77777777">
       <w:pPr>
         <w:pBdr/>
         <w:pStyle w:val="normal1"/>
         <w:spacing w:before="23" w:after="0"/>
         <w:ind/>
         <w:rPr>
-          <w:rFonts w:ascii="Open Sans" w:eastAsia="Open Sans" w:hAnsi="Open Sans" w:cs="Open Sans"/>
+          <w:rFonts w:ascii="Open Sans" w:hAnsi="Open Sans" w:eastAsia="Open Sans" w:cs="Open Sans"/>
           <w:color w:val="000000"/>
+        </w:rPr>
+      </w:pPr>
+    </w:p>
+    <w:p xmlns:wp14="http://schemas.microsoft.com/office/word/2010/wordml" wp14:textId="77777777">
+      <w:pPr>
+        <w:spacing w:line="286" w:lineRule="auto"/>
+        <w:ind w:left="123"/>
+        <w:rPr>
+          <w:rFonts w:ascii="Open Sans" w:hAnsi="Open Sans" w:eastAsia="Open Sans" w:cs="Open Sans"/>
+          <w:color w:val="000000"/>
+          <w:lang w:val="en-US"/>
+        </w:rPr>
+      </w:pPr>
+      <w:r>
+        <w:rPr>
+          <w:rFonts w:ascii="Open Sans Semibold" w:hAnsi="Open Sans Semibold" w:eastAsia="Open Sans Semibold" w:cs="Open Sans Semibold"/>
+          <w:color w:val="030303"/>
+          <w:lang w:val="en-US"/>
+        </w:rPr>
+        <w:t>ACHTUNG:</w:t>
+      </w:r>
+      <w:r>
+        <w:rPr>
+          <w:rFonts w:ascii="Open Sans" w:hAnsi="Open Sans" w:eastAsia="Open Sans" w:cs="Open Sans"/>
+          <w:color w:val="030303"/>
+          <w:lang w:val="en-US"/>
+        </w:rPr>
+        <w:t xml:space="preserve"> Ob </w:t>
+      </w:r>
+      <w:r>
+        <w:rPr>
+          <w:rFonts w:ascii="Open Sans" w:hAnsi="Open Sans" w:eastAsia="Open Sans" w:cs="Open Sans"/>
+          <w:color w:val="030303"/>
+          <w:lang w:val="en-US"/>
+        </w:rPr>
+        <w:t>eine</w:t>
+      </w:r>
+      <w:r>
+        <w:rPr>
+          <w:rFonts w:ascii="Open Sans" w:hAnsi="Open Sans" w:eastAsia="Open Sans" w:cs="Open Sans"/>
+          <w:color w:val="030303"/>
+          <w:lang w:val="en-US"/>
+        </w:rPr>
+        <w:t xml:space="preserve"> </w:t>
+      </w:r>
+      <w:r>
+        <w:rPr>
+          <w:rFonts w:ascii="Open Sans" w:hAnsi="Open Sans" w:eastAsia="Open Sans" w:cs="Open Sans"/>
+          <w:color w:val="030303"/>
+          <w:lang w:val="en-US"/>
+        </w:rPr>
+        <w:t>ebenerdige</w:t>
+      </w:r>
+      <w:r>
+        <w:rPr>
+          <w:rFonts w:ascii="Open Sans" w:hAnsi="Open Sans" w:eastAsia="Open Sans" w:cs="Open Sans"/>
+          <w:color w:val="030303"/>
+          <w:lang w:val="en-US"/>
+        </w:rPr>
+        <w:t xml:space="preserve"> Montage der </w:t>
+      </w:r>
+      <w:r>
+        <w:rPr>
+          <w:rFonts w:ascii="Open Sans" w:hAnsi="Open Sans" w:eastAsia="Open Sans" w:cs="Open Sans"/>
+          <w:color w:val="030303"/>
+          <w:lang w:val="en-US"/>
+        </w:rPr>
+        <w:t>Duschwanne</w:t>
+      </w:r>
+      <w:r>
+        <w:rPr>
+          <w:rFonts w:ascii="Open Sans" w:hAnsi="Open Sans" w:eastAsia="Open Sans" w:cs="Open Sans"/>
+          <w:color w:val="030303"/>
+          <w:lang w:val="en-US"/>
+        </w:rPr>
+        <w:t xml:space="preserve"> </w:t>
+      </w:r>
+      <w:r>
+        <w:rPr>
+          <w:rFonts w:ascii="Open Sans" w:hAnsi="Open Sans" w:eastAsia="Open Sans" w:cs="Open Sans"/>
+          <w:color w:val="030303"/>
+          <w:lang w:val="en-US"/>
+        </w:rPr>
+        <w:t>möglich</w:t>
+      </w:r>
+      <w:r>
+        <w:rPr>
+          <w:rFonts w:ascii="Open Sans" w:hAnsi="Open Sans" w:eastAsia="Open Sans" w:cs="Open Sans"/>
+          <w:color w:val="030303"/>
+          <w:lang w:val="en-US"/>
+        </w:rPr>
+        <w:t xml:space="preserve"> </w:t>
+      </w:r>
+      <w:r>
+        <w:rPr>
+          <w:rFonts w:ascii="Open Sans" w:hAnsi="Open Sans" w:eastAsia="Open Sans" w:cs="Open Sans"/>
+          <w:color w:val="030303"/>
+          <w:lang w:val="en-US"/>
+        </w:rPr>
+        <w:t>ist</w:t>
+      </w:r>
+      <w:r>
+        <w:rPr>
+          <w:rFonts w:ascii="Open Sans" w:hAnsi="Open Sans" w:eastAsia="Open Sans" w:cs="Open Sans"/>
+          <w:color w:val="030303"/>
+          <w:lang w:val="en-US"/>
+        </w:rPr>
+        <w:t xml:space="preserve">, </w:t>
+      </w:r>
+      <w:r>
+        <w:rPr>
+          <w:rFonts w:ascii="Open Sans" w:hAnsi="Open Sans" w:eastAsia="Open Sans" w:cs="Open Sans"/>
+          <w:color w:val="030303"/>
+          <w:lang w:val="en-US"/>
+        </w:rPr>
+        <w:t>kann</w:t>
+      </w:r>
+      <w:r>
+        <w:rPr>
+          <w:rFonts w:ascii="Open Sans" w:hAnsi="Open Sans" w:eastAsia="Open Sans" w:cs="Open Sans"/>
+          <w:color w:val="030303"/>
+          <w:lang w:val="en-US"/>
+        </w:rPr>
+        <w:t xml:space="preserve"> erst </w:t>
+      </w:r>
+      <w:r>
+        <w:rPr>
+          <w:rFonts w:ascii="Open Sans" w:hAnsi="Open Sans" w:eastAsia="Open Sans" w:cs="Open Sans"/>
+          <w:color w:val="030303"/>
+          <w:lang w:val="en-US"/>
+        </w:rPr>
+        <w:t>nach</w:t>
+      </w:r>
+      <w:r>
+        <w:rPr>
+          <w:rFonts w:ascii="Open Sans" w:hAnsi="Open Sans" w:eastAsia="Open Sans" w:cs="Open Sans"/>
+          <w:color w:val="030303"/>
+          <w:lang w:val="en-US"/>
+        </w:rPr>
+        <w:t xml:space="preserve"> dem </w:t>
+      </w:r>
+      <w:r>
+        <w:rPr>
+          <w:rFonts w:ascii="Open Sans" w:hAnsi="Open Sans" w:eastAsia="Open Sans" w:cs="Open Sans"/>
+          <w:color w:val="030303"/>
+          <w:lang w:val="en-US"/>
+        </w:rPr>
+        <w:t>Ausbau</w:t>
+      </w:r>
+      <w:r>
+        <w:rPr>
+          <w:rFonts w:ascii="Open Sans" w:hAnsi="Open Sans" w:eastAsia="Open Sans" w:cs="Open Sans"/>
+          <w:color w:val="030303"/>
+          <w:lang w:val="en-US"/>
+        </w:rPr>
+        <w:t xml:space="preserve"> der </w:t>
+      </w:r>
+      <w:r>
+        <w:rPr>
+          <w:rFonts w:ascii="Open Sans" w:hAnsi="Open Sans" w:eastAsia="Open Sans" w:cs="Open Sans"/>
+          <w:color w:val="030303"/>
+          <w:lang w:val="en-US"/>
+        </w:rPr>
+        <w:t>bestehenden</w:t>
+      </w:r>
+      <w:r>
+        <w:rPr>
+          <w:rFonts w:ascii="Open Sans" w:hAnsi="Open Sans" w:eastAsia="Open Sans" w:cs="Open Sans"/>
+          <w:color w:val="030303"/>
+          <w:lang w:val="en-US"/>
+        </w:rPr>
+        <w:t xml:space="preserve"> Wanne </w:t>
+      </w:r>
+      <w:r>
+        <w:rPr>
+          <w:rFonts w:ascii="Open Sans" w:hAnsi="Open Sans" w:eastAsia="Open Sans" w:cs="Open Sans"/>
+          <w:color w:val="030303"/>
+          <w:lang w:val="en-US"/>
+        </w:rPr>
+        <w:t>beurteilen</w:t>
+      </w:r>
+      <w:r>
+        <w:rPr>
+          <w:rFonts w:ascii="Open Sans" w:hAnsi="Open Sans" w:eastAsia="Open Sans" w:cs="Open Sans"/>
+          <w:color w:val="030303"/>
+          <w:lang w:val="en-US"/>
+        </w:rPr>
+        <w:t xml:space="preserve"> </w:t>
+      </w:r>
+      <w:r>
+        <w:rPr>
+          <w:rFonts w:ascii="Open Sans" w:hAnsi="Open Sans" w:eastAsia="Open Sans" w:cs="Open Sans"/>
+          <w:color w:val="030303"/>
+          <w:lang w:val="en-US"/>
+        </w:rPr>
+        <w:t>werden</w:t>
+      </w:r>
+      <w:r>
+        <w:rPr>
+          <w:rFonts w:ascii="Open Sans" w:hAnsi="Open Sans" w:eastAsia="Open Sans" w:cs="Open Sans"/>
+          <w:color w:val="030303"/>
+          <w:lang w:val="en-US"/>
+        </w:rPr>
+        <w:t xml:space="preserve">. </w:t>
+      </w:r>
+      <w:r>
+        <w:rPr>
+          <w:rFonts w:ascii="Open Sans" w:hAnsi="Open Sans" w:eastAsia="Open Sans" w:cs="Open Sans"/>
+          <w:color w:val="030303"/>
+          <w:lang w:val="en-US"/>
+        </w:rPr>
+        <w:t>Sollten</w:t>
+      </w:r>
+      <w:r>
+        <w:rPr>
+          <w:rFonts w:ascii="Open Sans" w:hAnsi="Open Sans" w:eastAsia="Open Sans" w:cs="Open Sans"/>
+          <w:color w:val="030303"/>
+          <w:lang w:val="en-US"/>
+        </w:rPr>
+        <w:t xml:space="preserve"> </w:t>
+      </w:r>
+      <w:r>
+        <w:rPr>
+          <w:rFonts w:ascii="Open Sans" w:hAnsi="Open Sans" w:eastAsia="Open Sans" w:cs="Open Sans"/>
+          <w:color w:val="030303"/>
+          <w:lang w:val="en-US"/>
+        </w:rPr>
+        <w:t>dabei</w:t>
+      </w:r>
+      <w:r>
+        <w:rPr>
+          <w:rFonts w:ascii="Open Sans" w:hAnsi="Open Sans" w:eastAsia="Open Sans" w:cs="Open Sans"/>
+          <w:color w:val="030303"/>
+          <w:lang w:val="en-US"/>
+        </w:rPr>
+        <w:t xml:space="preserve"> </w:t>
+      </w:r>
+      <w:r>
+        <w:rPr>
+          <w:rFonts w:ascii="Open Sans" w:hAnsi="Open Sans" w:eastAsia="Open Sans" w:cs="Open Sans"/>
+          <w:color w:val="030303"/>
+          <w:lang w:val="en-US"/>
+        </w:rPr>
+        <w:t>zusätzliche</w:t>
+      </w:r>
+      <w:r>
+        <w:rPr>
+          <w:rFonts w:ascii="Open Sans" w:hAnsi="Open Sans" w:eastAsia="Open Sans" w:cs="Open Sans"/>
+          <w:color w:val="030303"/>
+          <w:lang w:val="en-US"/>
+        </w:rPr>
+        <w:t xml:space="preserve"> </w:t>
+      </w:r>
+      <w:r>
+        <w:rPr>
+          <w:rFonts w:ascii="Open Sans" w:hAnsi="Open Sans" w:eastAsia="Open Sans" w:cs="Open Sans"/>
+          <w:color w:val="030303"/>
+          <w:lang w:val="en-US"/>
+        </w:rPr>
+        <w:t>oder</w:t>
+      </w:r>
+      <w:r>
+        <w:rPr>
+          <w:rFonts w:ascii="Open Sans" w:hAnsi="Open Sans" w:eastAsia="Open Sans" w:cs="Open Sans"/>
+          <w:color w:val="030303"/>
+          <w:lang w:val="en-US"/>
+        </w:rPr>
+        <w:t xml:space="preserve"> </w:t>
+      </w:r>
+      <w:r>
+        <w:rPr>
+          <w:rFonts w:ascii="Open Sans" w:hAnsi="Open Sans" w:eastAsia="Open Sans" w:cs="Open Sans"/>
+          <w:color w:val="030303"/>
+          <w:lang w:val="en-US"/>
+        </w:rPr>
+        <w:t>weitere</w:t>
+      </w:r>
+      <w:r>
+        <w:rPr>
+          <w:rFonts w:ascii="Open Sans" w:hAnsi="Open Sans" w:eastAsia="Open Sans" w:cs="Open Sans"/>
+          <w:color w:val="030303"/>
+          <w:lang w:val="en-US"/>
+        </w:rPr>
+        <w:t xml:space="preserve"> </w:t>
+      </w:r>
+      <w:r>
+        <w:rPr>
+          <w:rFonts w:ascii="Open Sans" w:hAnsi="Open Sans" w:eastAsia="Open Sans" w:cs="Open Sans"/>
+          <w:color w:val="030303"/>
+          <w:lang w:val="en-US"/>
+        </w:rPr>
+        <w:t>Leistungen</w:t>
+      </w:r>
+      <w:r>
+        <w:rPr>
+          <w:rFonts w:ascii="Open Sans" w:hAnsi="Open Sans" w:eastAsia="Open Sans" w:cs="Open Sans"/>
+          <w:color w:val="030303"/>
+          <w:lang w:val="en-US"/>
+        </w:rPr>
+        <w:t xml:space="preserve"> </w:t>
+      </w:r>
+      <w:r>
+        <w:rPr>
+          <w:rFonts w:ascii="Open Sans" w:hAnsi="Open Sans" w:eastAsia="Open Sans" w:cs="Open Sans"/>
+          <w:color w:val="030303"/>
+          <w:lang w:val="en-US"/>
+        </w:rPr>
+        <w:t>erforderlich</w:t>
+      </w:r>
+      <w:r>
+        <w:rPr>
+          <w:rFonts w:ascii="Open Sans" w:hAnsi="Open Sans" w:eastAsia="Open Sans" w:cs="Open Sans"/>
+          <w:color w:val="030303"/>
+          <w:lang w:val="en-US"/>
+        </w:rPr>
+        <w:t xml:space="preserve"> </w:t>
+      </w:r>
+      <w:r>
+        <w:rPr>
+          <w:rFonts w:ascii="Open Sans" w:hAnsi="Open Sans" w:eastAsia="Open Sans" w:cs="Open Sans"/>
+          <w:color w:val="030303"/>
+          <w:lang w:val="en-US"/>
+        </w:rPr>
+        <w:t>oder</w:t>
+      </w:r>
+      <w:r>
+        <w:rPr>
+          <w:rFonts w:ascii="Open Sans" w:hAnsi="Open Sans" w:eastAsia="Open Sans" w:cs="Open Sans"/>
+          <w:color w:val="030303"/>
+          <w:lang w:val="en-US"/>
+        </w:rPr>
+        <w:t xml:space="preserve"> von Ihnen </w:t>
+      </w:r>
+      <w:r>
+        <w:rPr>
+          <w:rFonts w:ascii="Open Sans" w:hAnsi="Open Sans" w:eastAsia="Open Sans" w:cs="Open Sans"/>
+          <w:color w:val="030303"/>
+          <w:lang w:val="en-US"/>
+        </w:rPr>
+        <w:t>gewünscht</w:t>
+      </w:r>
+      <w:r>
+        <w:rPr>
+          <w:rFonts w:ascii="Open Sans" w:hAnsi="Open Sans" w:eastAsia="Open Sans" w:cs="Open Sans"/>
+          <w:color w:val="030303"/>
+          <w:lang w:val="en-US"/>
+        </w:rPr>
+        <w:t xml:space="preserve"> sein, </w:t>
+      </w:r>
+      <w:r>
+        <w:rPr>
+          <w:rFonts w:ascii="Open Sans" w:hAnsi="Open Sans" w:eastAsia="Open Sans" w:cs="Open Sans"/>
+          <w:color w:val="030303"/>
+          <w:lang w:val="en-US"/>
+        </w:rPr>
+        <w:t>können</w:t>
+      </w:r>
+      <w:r>
+        <w:rPr>
+          <w:rFonts w:ascii="Open Sans" w:hAnsi="Open Sans" w:eastAsia="Open Sans" w:cs="Open Sans"/>
+          <w:color w:val="030303"/>
+          <w:lang w:val="en-US"/>
+        </w:rPr>
+        <w:t xml:space="preserve"> </w:t>
+      </w:r>
+      <w:r>
+        <w:rPr>
+          <w:rFonts w:ascii="Open Sans" w:hAnsi="Open Sans" w:eastAsia="Open Sans" w:cs="Open Sans"/>
+          <w:color w:val="030303"/>
+          <w:lang w:val="en-US"/>
+        </w:rPr>
+        <w:t>zusätzliche</w:t>
+      </w:r>
+      <w:r>
+        <w:rPr>
+          <w:rFonts w:ascii="Open Sans" w:hAnsi="Open Sans" w:eastAsia="Open Sans" w:cs="Open Sans"/>
+          <w:color w:val="030303"/>
+          <w:lang w:val="en-US"/>
+        </w:rPr>
+        <w:t xml:space="preserve"> Kosten </w:t>
+      </w:r>
+      <w:r>
+        <w:rPr>
+          <w:rFonts w:ascii="Open Sans" w:hAnsi="Open Sans" w:eastAsia="Open Sans" w:cs="Open Sans"/>
+          <w:color w:val="030303"/>
+          <w:lang w:val="en-US"/>
+        </w:rPr>
+        <w:t>entstehen</w:t>
+      </w:r>
+      <w:r>
+        <w:rPr>
+          <w:rFonts w:ascii="Open Sans" w:hAnsi="Open Sans" w:eastAsia="Open Sans" w:cs="Open Sans"/>
+          <w:color w:val="030303"/>
+          <w:lang w:val="en-US"/>
+        </w:rPr>
+        <w:t>.{/</w:t>
+      </w:r>
+      <w:r>
+        <w:rPr>
+          <w:rFonts w:ascii="Open Sans" w:hAnsi="Open Sans" w:eastAsia="Open Sans" w:cs="Open Sans"/>
+          <w:color w:val="030303"/>
+          <w:lang w:val="en-US"/>
+        </w:rPr>
+        <w:t>EbenerdigHinweis</w:t>
+      </w:r>
+      <w:r>
+        <w:rPr>
+          <w:rFonts w:ascii="Open Sans" w:hAnsi="Open Sans" w:eastAsia="Open Sans" w:cs="Open Sans"/>
+          <w:color w:val="030303"/>
+          <w:lang w:val="en-US"/>
+        </w:rPr>
+        <w:t>}</w:t>
+      </w:r>
+      <w:r>
+        <w:br/>
+      </w:r>
+    </w:p>
+    <w:p xmlns:wp14="http://schemas.microsoft.com/office/word/2010/wordml" wp14:textId="77777777">
+      <w:pPr>
+        <w:spacing w:line="283" w:lineRule="auto"/>
+        <w:ind w:left="125" w:right="1024"/>
+        <w:rPr>
+          <w:rFonts w:ascii="Open Sans" w:hAnsi="Open Sans" w:eastAsia="Open Sans" w:cs="Open Sans"/>
+          <w:b w:val="1"/>
+          <w:bCs w:val="1"/>
+          <w:i w:val="1"/>
+          <w:iCs w:val="1"/>
+          <w:color w:val="030303"/>
+          <w:lang w:val="en-US"/>
+        </w:rPr>
+      </w:pPr>
+      <w:r>
+        <w:rPr>
+          <w:rFonts w:ascii="Open Sans" w:hAnsi="Open Sans" w:eastAsia="Open Sans" w:cs="Open Sans"/>
+          <w:color w:val="030303"/>
+          <w:lang w:val="en-US"/>
+        </w:rPr>
+        <w:t>Diese</w:t>
+      </w:r>
+      <w:r>
+        <w:rPr>
+          <w:rFonts w:ascii="Open Sans" w:hAnsi="Open Sans" w:eastAsia="Open Sans" w:cs="Open Sans"/>
+          <w:color w:val="030303"/>
+          <w:lang w:val="en-US"/>
+        </w:rPr>
+        <w:t xml:space="preserve"> </w:t>
+      </w:r>
+      <w:r>
+        <w:rPr>
+          <w:rFonts w:ascii="Open Sans" w:hAnsi="Open Sans" w:eastAsia="Open Sans" w:cs="Open Sans"/>
+          <w:color w:val="030303"/>
+          <w:lang w:val="en-US"/>
+        </w:rPr>
+        <w:t>werden</w:t>
+      </w:r>
+      <w:r>
+        <w:rPr>
+          <w:rFonts w:ascii="Open Sans" w:hAnsi="Open Sans" w:eastAsia="Open Sans" w:cs="Open Sans"/>
+          <w:color w:val="030303"/>
+          <w:lang w:val="en-US"/>
+        </w:rPr>
+        <w:t xml:space="preserve"> </w:t>
+      </w:r>
+      <w:r>
+        <w:rPr>
+          <w:rFonts w:ascii="Open Sans" w:hAnsi="Open Sans" w:eastAsia="Open Sans" w:cs="Open Sans"/>
+          <w:color w:val="030303"/>
+          <w:lang w:val="en-US"/>
+        </w:rPr>
+        <w:t>vorab</w:t>
+      </w:r>
+      <w:r>
+        <w:rPr>
+          <w:rFonts w:ascii="Open Sans" w:hAnsi="Open Sans" w:eastAsia="Open Sans" w:cs="Open Sans"/>
+          <w:color w:val="030303"/>
+          <w:lang w:val="en-US"/>
+        </w:rPr>
+        <w:t xml:space="preserve"> </w:t>
+      </w:r>
+      <w:r>
+        <w:rPr>
+          <w:rFonts w:ascii="Open Sans" w:hAnsi="Open Sans" w:eastAsia="Open Sans" w:cs="Open Sans"/>
+          <w:color w:val="030303"/>
+          <w:lang w:val="en-US"/>
+        </w:rPr>
+        <w:t>mit</w:t>
+      </w:r>
+      <w:r>
+        <w:rPr>
+          <w:rFonts w:ascii="Open Sans" w:hAnsi="Open Sans" w:eastAsia="Open Sans" w:cs="Open Sans"/>
+          <w:color w:val="030303"/>
+          <w:lang w:val="en-US"/>
+        </w:rPr>
+        <w:t xml:space="preserve"> Ihnen </w:t>
+      </w:r>
+      <w:r>
+        <w:rPr>
+          <w:rFonts w:ascii="Open Sans" w:hAnsi="Open Sans" w:eastAsia="Open Sans" w:cs="Open Sans"/>
+          <w:color w:val="030303"/>
+          <w:lang w:val="en-US"/>
+        </w:rPr>
+        <w:t>besprochen</w:t>
+      </w:r>
+      <w:r>
+        <w:rPr>
+          <w:rFonts w:ascii="Open Sans" w:hAnsi="Open Sans" w:eastAsia="Open Sans" w:cs="Open Sans"/>
+          <w:color w:val="030303"/>
+          <w:lang w:val="en-US"/>
+        </w:rPr>
+        <w:t xml:space="preserve">, </w:t>
+      </w:r>
+      <w:r>
+        <w:rPr>
+          <w:rFonts w:ascii="Open Sans" w:hAnsi="Open Sans" w:eastAsia="Open Sans" w:cs="Open Sans"/>
+          <w:color w:val="030303"/>
+          <w:lang w:val="en-US"/>
+        </w:rPr>
+        <w:t>bedürfen</w:t>
+      </w:r>
+      <w:r>
+        <w:rPr>
+          <w:rFonts w:ascii="Open Sans" w:hAnsi="Open Sans" w:eastAsia="Open Sans" w:cs="Open Sans"/>
+          <w:color w:val="030303"/>
+          <w:lang w:val="en-US"/>
+        </w:rPr>
+        <w:t xml:space="preserve"> </w:t>
+      </w:r>
+      <w:r>
+        <w:rPr>
+          <w:rFonts w:ascii="Open Sans" w:hAnsi="Open Sans" w:eastAsia="Open Sans" w:cs="Open Sans"/>
+          <w:color w:val="030303"/>
+          <w:lang w:val="en-US"/>
+        </w:rPr>
+        <w:t>lhrer</w:t>
+      </w:r>
+      <w:r>
+        <w:rPr>
+          <w:rFonts w:ascii="Open Sans" w:hAnsi="Open Sans" w:eastAsia="Open Sans" w:cs="Open Sans"/>
+          <w:color w:val="030303"/>
+          <w:lang w:val="en-US"/>
+        </w:rPr>
+        <w:t xml:space="preserve"> </w:t>
+      </w:r>
+      <w:r>
+        <w:rPr>
+          <w:rFonts w:ascii="Open Sans" w:hAnsi="Open Sans" w:eastAsia="Open Sans" w:cs="Open Sans"/>
+          <w:color w:val="030303"/>
+          <w:lang w:val="en-US"/>
+        </w:rPr>
+        <w:t>Zustimmung</w:t>
+      </w:r>
+      <w:r>
+        <w:rPr>
+          <w:rFonts w:ascii="Open Sans" w:hAnsi="Open Sans" w:eastAsia="Open Sans" w:cs="Open Sans"/>
+          <w:color w:val="030303"/>
+          <w:lang w:val="en-US"/>
+        </w:rPr>
+        <w:t xml:space="preserve"> und </w:t>
+      </w:r>
+      <w:r>
+        <w:rPr>
+          <w:rFonts w:ascii="Open Sans" w:hAnsi="Open Sans" w:eastAsia="Open Sans" w:cs="Open Sans"/>
+          <w:color w:val="030303"/>
+          <w:lang w:val="en-US"/>
+        </w:rPr>
+        <w:t>werden</w:t>
+      </w:r>
+      <w:r>
+        <w:rPr>
+          <w:rFonts w:ascii="Open Sans" w:hAnsi="Open Sans" w:eastAsia="Open Sans" w:cs="Open Sans"/>
+          <w:color w:val="030303"/>
+          <w:lang w:val="en-US"/>
+        </w:rPr>
+        <w:t xml:space="preserve"> auf </w:t>
+      </w:r>
+      <w:r>
+        <w:rPr>
+          <w:rFonts w:ascii="Open Sans" w:hAnsi="Open Sans" w:eastAsia="Open Sans" w:cs="Open Sans"/>
+          <w:color w:val="030303"/>
+          <w:lang w:val="en-US"/>
+        </w:rPr>
+        <w:t>Regiebasis</w:t>
+      </w:r>
+      <w:r>
+        <w:rPr>
+          <w:rFonts w:ascii="Open Sans" w:hAnsi="Open Sans" w:eastAsia="Open Sans" w:cs="Open Sans"/>
+          <w:color w:val="030303"/>
+          <w:lang w:val="en-US"/>
+        </w:rPr>
+        <w:t xml:space="preserve"> </w:t>
+      </w:r>
+      <w:r>
+        <w:rPr>
+          <w:rFonts w:ascii="Open Sans" w:hAnsi="Open Sans" w:eastAsia="Open Sans" w:cs="Open Sans"/>
+          <w:color w:val="030303"/>
+          <w:lang w:val="en-US"/>
+        </w:rPr>
+        <w:t>nach</w:t>
+      </w:r>
+      <w:r>
+        <w:rPr>
+          <w:rFonts w:ascii="Open Sans" w:hAnsi="Open Sans" w:eastAsia="Open Sans" w:cs="Open Sans"/>
+          <w:color w:val="030303"/>
+          <w:lang w:val="en-US"/>
+        </w:rPr>
+        <w:t xml:space="preserve"> </w:t>
+      </w:r>
+      <w:r>
+        <w:rPr>
+          <w:rFonts w:ascii="Open Sans" w:hAnsi="Open Sans" w:eastAsia="Open Sans" w:cs="Open Sans"/>
+          <w:color w:val="030303"/>
+          <w:lang w:val="en-US"/>
+        </w:rPr>
+        <w:t>tatsächlichem</w:t>
+      </w:r>
+      <w:r>
+        <w:rPr>
+          <w:rFonts w:ascii="Open Sans" w:hAnsi="Open Sans" w:eastAsia="Open Sans" w:cs="Open Sans"/>
+          <w:color w:val="030303"/>
+          <w:lang w:val="en-US"/>
+        </w:rPr>
+        <w:t xml:space="preserve"> </w:t>
+      </w:r>
+      <w:r>
+        <w:rPr>
+          <w:rFonts w:ascii="Open Sans" w:hAnsi="Open Sans" w:eastAsia="Open Sans" w:cs="Open Sans"/>
+          <w:color w:val="030303"/>
+          <w:lang w:val="en-US"/>
+        </w:rPr>
+        <w:t>Aufwand</w:t>
+      </w:r>
+      <w:r>
+        <w:rPr>
+          <w:rFonts w:ascii="Open Sans" w:hAnsi="Open Sans" w:eastAsia="Open Sans" w:cs="Open Sans"/>
+          <w:color w:val="030303"/>
+          <w:lang w:val="en-US"/>
+        </w:rPr>
+        <w:t xml:space="preserve"> </w:t>
+      </w:r>
+      <w:r>
+        <w:rPr>
+          <w:rFonts w:ascii="Open Sans" w:hAnsi="Open Sans" w:eastAsia="Open Sans" w:cs="Open Sans"/>
+          <w:color w:val="030303"/>
+          <w:lang w:val="en-US"/>
+        </w:rPr>
+        <w:t>abgerechnet</w:t>
+      </w:r>
+      <w:r>
+        <w:rPr>
+          <w:rFonts w:ascii="Open Sans" w:hAnsi="Open Sans" w:eastAsia="Open Sans" w:cs="Open Sans"/>
+          <w:color w:val="030303"/>
+          <w:lang w:val="en-US"/>
+        </w:rPr>
+        <w:t>. (</w:t>
+      </w:r>
+      <w:r>
+        <w:rPr>
+          <w:rFonts w:ascii="Open Sans" w:hAnsi="Open Sans" w:eastAsia="Open Sans" w:cs="Open Sans"/>
+          <w:color w:val="030303"/>
+          <w:lang w:val="en-US"/>
+        </w:rPr>
+        <w:t>Stundensatz-</w:t>
+      </w:r>
+      <w:r>
+        <w:rPr>
+          <w:rFonts w:ascii="Open Sans" w:hAnsi="Open Sans" w:eastAsia="Open Sans" w:cs="Open Sans"/>
+          <w:color w:val="030303"/>
+          <w:lang w:val="en-US"/>
+        </w:rPr>
+        <w:t>Facharbeiter</w:t>
+      </w:r>
+      <w:r>
+        <w:rPr>
+          <w:rFonts w:ascii="Open Sans" w:hAnsi="Open Sans" w:eastAsia="Open Sans" w:cs="Open Sans"/>
+          <w:color w:val="030303"/>
+          <w:lang w:val="en-US"/>
+        </w:rPr>
+        <w:t>: {</w:t>
+      </w:r>
+      <w:r>
+        <w:rPr>
+          <w:rFonts w:ascii="Open Sans" w:hAnsi="Open Sans" w:eastAsia="Open Sans" w:cs="Open Sans"/>
+          <w:color w:val="030303"/>
+          <w:lang w:val="en-US"/>
+        </w:rPr>
+        <w:t>RegieRateFmt</w:t>
+      </w:r>
+      <w:r>
+        <w:rPr>
+          <w:rFonts w:ascii="Open Sans" w:hAnsi="Open Sans" w:eastAsia="Open Sans" w:cs="Open Sans"/>
+          <w:color w:val="030303"/>
+          <w:lang w:val="en-US"/>
+        </w:rPr>
+        <w:t xml:space="preserve">} </w:t>
+      </w:r>
+      <w:r>
+        <w:rPr>
+          <w:rFonts w:ascii="Open Sans" w:hAnsi="Open Sans" w:eastAsia="Open Sans" w:cs="Open Sans"/>
+          <w:color w:val="030303"/>
+          <w:lang w:val="en-US"/>
+        </w:rPr>
+        <w:t>netto</w:t>
+      </w:r>
+      <w:r>
+        <w:rPr>
+          <w:rFonts w:ascii="Open Sans" w:hAnsi="Open Sans" w:eastAsia="Open Sans" w:cs="Open Sans"/>
+          <w:color w:val="030303"/>
+          <w:lang w:val="en-US"/>
+        </w:rPr>
+        <w:t>){#hasSubsidyLine}</w:t>
+      </w:r>
+      <w:r>
+        <w:br/>
+      </w:r>
+      <w:r>
+        <w:br/>
+      </w:r>
+      <w:r>
+        <w:rPr>
+          <w:rFonts w:ascii="Open Sans" w:hAnsi="Open Sans" w:eastAsia="Open Sans" w:cs="Open Sans"/>
+          <w:color w:val="030303"/>
+          <w:lang w:val="en-US"/>
+        </w:rPr>
+        <w:t xml:space="preserve">Der </w:t>
+      </w:r>
+      <w:r>
+        <w:rPr>
+          <w:rFonts w:ascii="Open Sans" w:hAnsi="Open Sans" w:eastAsia="Open Sans" w:cs="Open Sans"/>
+          <w:color w:val="030303"/>
+          <w:lang w:val="en-US"/>
+        </w:rPr>
+        <w:t>Selbstkostenanteil</w:t>
+      </w:r>
+      <w:r>
+        <w:rPr>
+          <w:rFonts w:ascii="Open Sans" w:hAnsi="Open Sans" w:eastAsia="Open Sans" w:cs="Open Sans"/>
+          <w:color w:val="030303"/>
+          <w:lang w:val="en-US"/>
+        </w:rPr>
+        <w:t xml:space="preserve"> </w:t>
+      </w:r>
+      <w:r>
+        <w:rPr>
+          <w:rFonts w:ascii="Open Sans" w:hAnsi="Open Sans" w:eastAsia="Open Sans" w:cs="Open Sans"/>
+          <w:color w:val="030303"/>
+          <w:lang w:val="en-US"/>
+        </w:rPr>
+        <w:t>beträgt</w:t>
+      </w:r>
+      <w:r>
+        <w:rPr>
+          <w:rFonts w:ascii="Open Sans" w:hAnsi="Open Sans" w:eastAsia="Open Sans" w:cs="Open Sans"/>
+          <w:color w:val="030303"/>
+          <w:lang w:val="en-US"/>
+        </w:rPr>
+        <w:t xml:space="preserve"> </w:t>
+      </w:r>
+      <w:r>
+        <w:rPr>
+          <w:rFonts w:ascii="Open Sans" w:hAnsi="Open Sans" w:eastAsia="Open Sans" w:cs="Open Sans"/>
+          <w:b w:val="1"/>
+          <w:bCs w:val="1"/>
+          <w:color w:val="030303"/>
+          <w:lang w:val="en-US"/>
+        </w:rPr>
+        <w:t>{</w:t>
+      </w:r>
+      <w:r>
+        <w:rPr>
+          <w:rFonts w:ascii="Open Sans" w:hAnsi="Open Sans" w:eastAsia="Open Sans" w:cs="Open Sans"/>
+          <w:b w:val="1"/>
+          <w:bCs w:val="1"/>
+          <w:color w:val="030303"/>
+          <w:lang w:val="en-US"/>
+        </w:rPr>
+        <w:t>SelbstkostenanteilFmt</w:t>
+      </w:r>
+      <w:r>
+        <w:rPr>
+          <w:rFonts w:ascii="Open Sans" w:hAnsi="Open Sans" w:eastAsia="Open Sans" w:cs="Open Sans"/>
+          <w:b w:val="1"/>
+          <w:bCs w:val="1"/>
+          <w:color w:val="030303"/>
+          <w:lang w:val="en-US"/>
+        </w:rPr>
+        <w:t>}</w:t>
+      </w:r>
+      <w:r>
+        <w:rPr>
+          <w:rFonts w:ascii="Open Sans" w:hAnsi="Open Sans" w:eastAsia="Open Sans" w:cs="Open Sans"/>
+          <w:color w:val="030303"/>
+          <w:lang w:val="en-US"/>
+        </w:rPr>
+        <w:t xml:space="preserve"> </w:t>
+      </w:r>
+      <w:r>
+        <w:rPr>
+          <w:rFonts w:ascii="Open Sans" w:hAnsi="Open Sans" w:eastAsia="Open Sans" w:cs="Open Sans"/>
+          <w:color w:val="030303"/>
+          <w:lang w:val="en-US"/>
+        </w:rPr>
+        <w:t>unter</w:t>
+      </w:r>
+      <w:r>
+        <w:rPr>
+          <w:rFonts w:ascii="Open Sans" w:hAnsi="Open Sans" w:eastAsia="Open Sans" w:cs="Open Sans"/>
+          <w:color w:val="030303"/>
+          <w:lang w:val="en-US"/>
+        </w:rPr>
+        <w:t xml:space="preserve"> </w:t>
+      </w:r>
+      <w:r>
+        <w:rPr>
+          <w:rFonts w:ascii="Open Sans" w:hAnsi="Open Sans" w:eastAsia="Open Sans" w:cs="Open Sans"/>
+          <w:color w:val="030303"/>
+          <w:lang w:val="en-US"/>
+        </w:rPr>
+        <w:t>Berücksichtigung</w:t>
+      </w:r>
+      <w:r>
+        <w:rPr>
+          <w:rFonts w:ascii="Open Sans" w:hAnsi="Open Sans" w:eastAsia="Open Sans" w:cs="Open Sans"/>
+          <w:color w:val="030303"/>
+          <w:lang w:val="en-US"/>
+        </w:rPr>
+        <w:t xml:space="preserve"> </w:t>
+      </w:r>
+      <w:r>
+        <w:rPr>
+          <w:rFonts w:ascii="Open Sans" w:hAnsi="Open Sans" w:eastAsia="Open Sans" w:cs="Open Sans"/>
+          <w:color w:val="030303"/>
+          <w:lang w:val="en-US"/>
+        </w:rPr>
+        <w:t>eines</w:t>
+      </w:r>
+      <w:r>
+        <w:rPr>
+          <w:rFonts w:ascii="Open Sans" w:hAnsi="Open Sans" w:eastAsia="Open Sans" w:cs="Open Sans"/>
+          <w:color w:val="030303"/>
+          <w:lang w:val="en-US"/>
+        </w:rPr>
+        <w:t xml:space="preserve"> </w:t>
+      </w:r>
+      <w:r>
+        <w:rPr>
+          <w:rFonts w:ascii="Open Sans" w:hAnsi="Open Sans" w:eastAsia="Open Sans" w:cs="Open Sans"/>
+          <w:color w:val="030303"/>
+          <w:lang w:val="en-US"/>
+        </w:rPr>
+        <w:t>gewährten</w:t>
+      </w:r>
+      <w:r>
+        <w:rPr>
+          <w:rFonts w:ascii="Open Sans" w:hAnsi="Open Sans" w:eastAsia="Open Sans" w:cs="Open Sans"/>
+          <w:color w:val="030303"/>
+          <w:lang w:val="en-US"/>
+        </w:rPr>
+        <w:t xml:space="preserve"> </w:t>
+      </w:r>
+      <w:r>
+        <w:rPr>
+          <w:rFonts w:ascii="Open Sans" w:hAnsi="Open Sans" w:eastAsia="Open Sans" w:cs="Open Sans"/>
+          <w:color w:val="030303"/>
+          <w:lang w:val="en-US"/>
+        </w:rPr>
+        <w:t>Zuschusses</w:t>
+      </w:r>
+      <w:r>
+        <w:rPr>
+          <w:rFonts w:ascii="Open Sans" w:hAnsi="Open Sans" w:eastAsia="Open Sans" w:cs="Open Sans"/>
+          <w:color w:val="030303"/>
+          <w:lang w:val="en-US"/>
+        </w:rPr>
+        <w:t xml:space="preserve"> </w:t>
+      </w:r>
+      <w:r>
+        <w:rPr>
+          <w:rFonts w:ascii="Open Sans" w:hAnsi="Open Sans" w:eastAsia="Open Sans" w:cs="Open Sans"/>
+          <w:color w:val="030303"/>
+          <w:lang w:val="en-US"/>
+        </w:rPr>
+        <w:t>durch</w:t>
+      </w:r>
+      <w:r>
+        <w:rPr>
+          <w:rFonts w:ascii="Open Sans" w:hAnsi="Open Sans" w:eastAsia="Open Sans" w:cs="Open Sans"/>
+          <w:color w:val="030303"/>
+          <w:lang w:val="en-US"/>
+        </w:rPr>
+        <w:t xml:space="preserve"> die </w:t>
+      </w:r>
+      <w:r>
+        <w:rPr>
+          <w:rFonts w:ascii="Open Sans" w:hAnsi="Open Sans" w:eastAsia="Open Sans" w:cs="Open Sans"/>
+          <w:color w:val="030303"/>
+          <w:lang w:val="en-US"/>
+        </w:rPr>
+        <w:t>Pflegekasse</w:t>
+      </w:r>
+      <w:r>
+        <w:rPr>
+          <w:rFonts w:ascii="Open Sans" w:hAnsi="Open Sans" w:eastAsia="Open Sans" w:cs="Open Sans"/>
+          <w:color w:val="030303"/>
+          <w:lang w:val="en-US"/>
+        </w:rPr>
+        <w:t xml:space="preserve"> </w:t>
+      </w:r>
+      <w:r>
+        <w:rPr>
+          <w:rFonts w:ascii="Open Sans" w:hAnsi="Open Sans" w:eastAsia="Open Sans" w:cs="Open Sans"/>
+          <w:color w:val="030303"/>
+          <w:lang w:val="en-US"/>
+        </w:rPr>
+        <w:t>i.H.v</w:t>
+      </w:r>
+      <w:r>
+        <w:rPr>
+          <w:rFonts w:ascii="Open Sans" w:hAnsi="Open Sans" w:eastAsia="Open Sans" w:cs="Open Sans"/>
+          <w:color w:val="030303"/>
+          <w:lang w:val="en-US"/>
+        </w:rPr>
+        <w:t xml:space="preserve">. </w:t>
+      </w:r>
+      <w:r>
+        <w:rPr>
+          <w:rFonts w:ascii="Open Sans" w:hAnsi="Open Sans" w:eastAsia="Open Sans" w:cs="Open Sans"/>
+          <w:b w:val="1"/>
+          <w:bCs w:val="1"/>
+          <w:color w:val="030303"/>
+          <w:lang w:val="en-US"/>
+        </w:rPr>
+        <w:t>{</w:t>
+      </w:r>
+      <w:r>
+        <w:rPr>
+          <w:rFonts w:ascii="Open Sans" w:hAnsi="Open Sans" w:eastAsia="Open Sans" w:cs="Open Sans"/>
+          <w:b w:val="1"/>
+          <w:bCs w:val="1"/>
+          <w:color w:val="030303"/>
+          <w:lang w:val="en-US"/>
+        </w:rPr>
+        <w:t>Zuschusskrankenkasse</w:t>
+      </w:r>
+      <w:r>
+        <w:rPr>
+          <w:rFonts w:ascii="Open Sans" w:hAnsi="Open Sans" w:eastAsia="Open Sans" w:cs="Open Sans"/>
+          <w:b w:val="1"/>
+          <w:bCs w:val="1"/>
+          <w:color w:val="030303"/>
+          <w:lang w:val="en-US"/>
+        </w:rPr>
+        <w:t>}</w:t>
+      </w:r>
+      <w:r>
+        <w:rPr>
+          <w:rFonts w:ascii="Open Sans" w:hAnsi="Open Sans" w:eastAsia="Open Sans" w:cs="Open Sans"/>
+          <w:color w:val="030303"/>
+          <w:lang w:val="en-US"/>
+        </w:rPr>
+        <w:t>.{</w:t>
+      </w:r>
+      <w:r>
+        <w:rPr>
+          <w:rFonts w:ascii="Open Sans" w:hAnsi="Open Sans" w:eastAsia="Open Sans" w:cs="Open Sans"/>
+          <w:color w:val="030303"/>
+          <w:lang w:val="en-US"/>
+        </w:rPr>
+        <w:t>/</w:t>
+      </w:r>
+      <w:r>
+        <w:rPr>
+          <w:rFonts w:ascii="Open Sans" w:hAnsi="Open Sans" w:eastAsia="Open Sans" w:cs="Open Sans"/>
+          <w:color w:val="030303"/>
+          <w:lang w:val="en-US"/>
+        </w:rPr>
+        <w:t>hasSubsidyLine</w:t>
+      </w:r>
+      <w:r>
+        <w:rPr>
+          <w:rFonts w:ascii="Open Sans" w:hAnsi="Open Sans" w:eastAsia="Open Sans" w:cs="Open Sans"/>
+          <w:color w:val="030303"/>
+          <w:lang w:val="en-US"/>
+        </w:rPr>
+        <w:t>}</w:t>
+      </w:r>
+    </w:p>
+    <w:p xmlns:wp14="http://schemas.microsoft.com/office/word/2010/wordml" wp14:textId="77777777">
+      <w:pPr>
+        <w:spacing w:before="224" w:after="0" w:line="288" w:lineRule="auto"/>
+        <w:ind w:left="125"/>
+        <w:rPr>
+          <w:rFonts w:ascii="Open Sans" w:hAnsi="Open Sans" w:eastAsia="Open Sans" w:cs="Open Sans"/>
+          <w:color w:val="030303"/>
+          <w:lang w:val="en-US"/>
+        </w:rPr>
+      </w:pPr>
+      <w:r>
+        <w:rPr>
+          <w:rFonts w:ascii="Open Sans" w:hAnsi="Open Sans" w:eastAsia="Open Sans" w:cs="Open Sans"/>
+          <w:color w:val="030303"/>
+          <w:lang w:val="en-US"/>
+        </w:rPr>
+        <w:t xml:space="preserve">Dieser </w:t>
+      </w:r>
+      <w:r>
+        <w:rPr>
+          <w:rFonts w:ascii="Open Sans" w:hAnsi="Open Sans" w:eastAsia="Open Sans" w:cs="Open Sans"/>
+          <w:color w:val="030303"/>
+          <w:lang w:val="en-US"/>
+        </w:rPr>
+        <w:t>wird</w:t>
+      </w:r>
+      <w:r>
+        <w:rPr>
+          <w:rFonts w:ascii="Open Sans" w:hAnsi="Open Sans" w:eastAsia="Open Sans" w:cs="Open Sans"/>
+          <w:color w:val="030303"/>
+          <w:lang w:val="en-US"/>
+        </w:rPr>
+        <w:t xml:space="preserve"> </w:t>
+      </w:r>
+      <w:r>
+        <w:rPr>
+          <w:rFonts w:ascii="Open Sans" w:hAnsi="Open Sans" w:eastAsia="Open Sans" w:cs="Open Sans"/>
+          <w:color w:val="030303"/>
+          <w:lang w:val="en-US"/>
+        </w:rPr>
+        <w:t>bei</w:t>
+      </w:r>
+      <w:r>
+        <w:rPr>
+          <w:rFonts w:ascii="Open Sans" w:hAnsi="Open Sans" w:eastAsia="Open Sans" w:cs="Open Sans"/>
+          <w:color w:val="030303"/>
+          <w:lang w:val="en-US"/>
+        </w:rPr>
+        <w:t xml:space="preserve"> </w:t>
+      </w:r>
+      <w:r>
+        <w:rPr>
+          <w:rFonts w:ascii="Open Sans" w:hAnsi="Open Sans" w:eastAsia="Open Sans" w:cs="Open Sans"/>
+          <w:color w:val="030303"/>
+          <w:lang w:val="en-US"/>
+        </w:rPr>
+        <w:t>Auftragsbestätigung</w:t>
+      </w:r>
+      <w:r>
+        <w:rPr>
+          <w:rFonts w:ascii="Open Sans" w:hAnsi="Open Sans" w:eastAsia="Open Sans" w:cs="Open Sans"/>
+          <w:color w:val="030303"/>
+          <w:lang w:val="en-US"/>
+        </w:rPr>
+        <w:t xml:space="preserve"> </w:t>
+      </w:r>
+      <w:r>
+        <w:rPr>
+          <w:rFonts w:ascii="Open Sans" w:hAnsi="Open Sans" w:eastAsia="Open Sans" w:cs="Open Sans"/>
+          <w:color w:val="030303"/>
+          <w:lang w:val="en-US"/>
+        </w:rPr>
+        <w:t>vorab</w:t>
+      </w:r>
+      <w:r>
+        <w:rPr>
+          <w:rFonts w:ascii="Open Sans" w:hAnsi="Open Sans" w:eastAsia="Open Sans" w:cs="Open Sans"/>
+          <w:color w:val="030303"/>
+          <w:lang w:val="en-US"/>
+        </w:rPr>
+        <w:t xml:space="preserve"> </w:t>
+      </w:r>
+      <w:r>
+        <w:rPr>
+          <w:rFonts w:ascii="Open Sans" w:hAnsi="Open Sans" w:eastAsia="Open Sans" w:cs="Open Sans"/>
+          <w:color w:val="030303"/>
+          <w:lang w:val="en-US"/>
+        </w:rPr>
+        <w:t>fällig</w:t>
+      </w:r>
+      <w:r>
+        <w:rPr>
+          <w:rFonts w:ascii="Open Sans" w:hAnsi="Open Sans" w:eastAsia="Open Sans" w:cs="Open Sans"/>
+          <w:color w:val="030303"/>
+          <w:lang w:val="en-US"/>
+        </w:rPr>
+        <w:t>.</w:t>
+      </w:r>
+    </w:p>
+    <w:p xmlns:wp14="http://schemas.microsoft.com/office/word/2010/wordml" wp14:textId="77777777">
+      <w:pPr>
+        <w:spacing w:before="215" w:after="0" w:line="286" w:lineRule="auto"/>
+        <w:ind w:left="123" w:right="222"/>
+        <w:rPr>
+          <w:rFonts w:ascii="Open Sans" w:hAnsi="Open Sans" w:eastAsia="Open Sans" w:cs="Open Sans"/>
+          <w:color w:val="000000"/>
+          <w:lang w:val="en-US"/>
+        </w:rPr>
+      </w:pPr>
+      <w:r>
+        <w:rPr>
+          <w:rFonts w:ascii="Open Sans" w:hAnsi="Open Sans" w:eastAsia="Open Sans" w:cs="Open Sans"/>
+          <w:color w:val="030303"/>
+          <w:lang w:val="en-US"/>
+        </w:rPr>
+        <w:t xml:space="preserve">Bitte </w:t>
+      </w:r>
+      <w:r>
+        <w:rPr>
+          <w:rFonts w:ascii="Open Sans" w:hAnsi="Open Sans" w:eastAsia="Open Sans" w:cs="Open Sans"/>
+          <w:color w:val="030303"/>
+          <w:lang w:val="en-US"/>
+        </w:rPr>
+        <w:t>unterschreiben</w:t>
+      </w:r>
+      <w:r>
+        <w:rPr>
+          <w:rFonts w:ascii="Open Sans" w:hAnsi="Open Sans" w:eastAsia="Open Sans" w:cs="Open Sans"/>
+          <w:color w:val="030303"/>
+          <w:lang w:val="en-US"/>
+        </w:rPr>
+        <w:t xml:space="preserve"> Sie </w:t>
+      </w:r>
+      <w:r>
+        <w:rPr>
+          <w:rFonts w:ascii="Open Sans" w:hAnsi="Open Sans" w:eastAsia="Open Sans" w:cs="Open Sans"/>
+          <w:color w:val="030303"/>
+          <w:lang w:val="en-US"/>
+        </w:rPr>
+        <w:t>bei</w:t>
+      </w:r>
+      <w:r>
+        <w:rPr>
+          <w:rFonts w:ascii="Open Sans" w:hAnsi="Open Sans" w:eastAsia="Open Sans" w:cs="Open Sans"/>
+          <w:color w:val="030303"/>
+          <w:lang w:val="en-US"/>
+        </w:rPr>
+        <w:t xml:space="preserve"> </w:t>
+      </w:r>
+      <w:r>
+        <w:rPr>
+          <w:rFonts w:ascii="Open Sans" w:hAnsi="Open Sans" w:eastAsia="Open Sans" w:cs="Open Sans"/>
+          <w:color w:val="030303"/>
+          <w:lang w:val="en-US"/>
+        </w:rPr>
+        <w:t>Annahme</w:t>
+      </w:r>
+      <w:r>
+        <w:rPr>
+          <w:rFonts w:ascii="Open Sans" w:hAnsi="Open Sans" w:eastAsia="Open Sans" w:cs="Open Sans"/>
+          <w:color w:val="030303"/>
+          <w:lang w:val="en-US"/>
+        </w:rPr>
+        <w:t xml:space="preserve"> an </w:t>
+      </w:r>
+      <w:r>
+        <w:rPr>
+          <w:rFonts w:ascii="Open Sans" w:hAnsi="Open Sans" w:eastAsia="Open Sans" w:cs="Open Sans"/>
+          <w:color w:val="030303"/>
+          <w:lang w:val="en-US"/>
+        </w:rPr>
+        <w:t>entsprechender</w:t>
+      </w:r>
+      <w:r>
+        <w:rPr>
+          <w:rFonts w:ascii="Open Sans" w:hAnsi="Open Sans" w:eastAsia="Open Sans" w:cs="Open Sans"/>
+          <w:color w:val="030303"/>
+          <w:lang w:val="en-US"/>
+        </w:rPr>
+        <w:t xml:space="preserve"> Stelle und </w:t>
+      </w:r>
+      <w:r>
+        <w:rPr>
+          <w:rFonts w:ascii="Open Sans" w:hAnsi="Open Sans" w:eastAsia="Open Sans" w:cs="Open Sans"/>
+          <w:color w:val="030303"/>
+          <w:lang w:val="en-US"/>
+        </w:rPr>
+        <w:t>senden</w:t>
+      </w:r>
+      <w:r>
+        <w:rPr>
+          <w:rFonts w:ascii="Open Sans" w:hAnsi="Open Sans" w:eastAsia="Open Sans" w:cs="Open Sans"/>
+          <w:color w:val="030303"/>
+          <w:lang w:val="en-US"/>
+        </w:rPr>
+        <w:t xml:space="preserve"> </w:t>
+      </w:r>
+      <w:r>
+        <w:rPr>
+          <w:rFonts w:ascii="Open Sans" w:hAnsi="Open Sans" w:eastAsia="Open Sans" w:cs="Open Sans"/>
+          <w:color w:val="030303"/>
+          <w:lang w:val="en-US"/>
+        </w:rPr>
+        <w:t>uns</w:t>
+      </w:r>
+      <w:r>
+        <w:rPr>
+          <w:rFonts w:ascii="Open Sans" w:hAnsi="Open Sans" w:eastAsia="Open Sans" w:cs="Open Sans"/>
+          <w:color w:val="030303"/>
+          <w:lang w:val="en-US"/>
+        </w:rPr>
+        <w:t xml:space="preserve"> das </w:t>
+      </w:r>
+      <w:r>
+        <w:rPr>
+          <w:rFonts w:ascii="Open Sans" w:hAnsi="Open Sans" w:eastAsia="Open Sans" w:cs="Open Sans"/>
+          <w:color w:val="030303"/>
+          <w:lang w:val="en-US"/>
+        </w:rPr>
+        <w:t>Angebot</w:t>
+      </w:r>
+      <w:r>
+        <w:rPr>
+          <w:rFonts w:ascii="Open Sans" w:hAnsi="Open Sans" w:eastAsia="Open Sans" w:cs="Open Sans"/>
+          <w:color w:val="030303"/>
+          <w:lang w:val="en-US"/>
+        </w:rPr>
+        <w:t xml:space="preserve"> </w:t>
+      </w:r>
+      <w:r>
+        <w:rPr>
+          <w:rFonts w:ascii="Open Sans" w:hAnsi="Open Sans" w:eastAsia="Open Sans" w:cs="Open Sans"/>
+          <w:color w:val="030303"/>
+          <w:lang w:val="en-US"/>
+        </w:rPr>
+        <w:t>wieder</w:t>
+      </w:r>
+      <w:r>
+        <w:rPr>
+          <w:rFonts w:ascii="Open Sans" w:hAnsi="Open Sans" w:eastAsia="Open Sans" w:cs="Open Sans"/>
+          <w:color w:val="030303"/>
+          <w:lang w:val="en-US"/>
+        </w:rPr>
+        <w:t xml:space="preserve"> </w:t>
+      </w:r>
+      <w:r>
+        <w:rPr>
+          <w:rFonts w:ascii="Open Sans" w:hAnsi="Open Sans" w:eastAsia="Open Sans" w:cs="Open Sans"/>
+          <w:color w:val="030303"/>
+          <w:lang w:val="en-US"/>
+        </w:rPr>
+        <w:t>zurück</w:t>
+      </w:r>
+      <w:r>
+        <w:rPr>
+          <w:rFonts w:ascii="Open Sans" w:hAnsi="Open Sans" w:eastAsia="Open Sans" w:cs="Open Sans"/>
+          <w:color w:val="030303"/>
+          <w:lang w:val="en-US"/>
+        </w:rPr>
+        <w:t xml:space="preserve"> - gerne </w:t>
+      </w:r>
+      <w:r>
+        <w:rPr>
+          <w:rFonts w:ascii="Open Sans" w:hAnsi="Open Sans" w:eastAsia="Open Sans" w:cs="Open Sans"/>
+          <w:color w:val="030303"/>
+          <w:lang w:val="en-US"/>
+        </w:rPr>
+        <w:t>auch</w:t>
+      </w:r>
+      <w:r>
+        <w:rPr>
+          <w:rFonts w:ascii="Open Sans" w:hAnsi="Open Sans" w:eastAsia="Open Sans" w:cs="Open Sans"/>
+          <w:color w:val="030303"/>
+          <w:lang w:val="en-US"/>
+        </w:rPr>
+        <w:t xml:space="preserve"> per E-Mail an </w:t>
+      </w:r>
+      <w:hyperlink r:id="R6a8fb050de5c45e9">
+        <w:r>
+          <w:rPr>
+            <w:rFonts w:ascii="Open Sans" w:hAnsi="Open Sans" w:eastAsia="Open Sans" w:cs="Open Sans"/>
+            <w:color w:val="030303"/>
+            <w:u w:val="single"/>
+            <w:lang w:val="en-US"/>
+          </w:rPr>
+          <w:t>service@e-m-c-2.de.</w:t>
+        </w:r>
+      </w:hyperlink>
+    </w:p>
+    <w:p>
+      <w:pPr>
+        <w:pStyle w:val="Normal"/>
+        <w:rPr>
+          <w:lang w:val="en-US"/>
         </w:rPr>
       </w:pPr>
     </w:p>
     <w:p>
       <w:pPr>
-        <w:pBdr/>
-        <w:pStyle w:val="normal1"/>
-        <w:spacing w:line="286" w:lineRule="auto"/>
-        <w:ind w:left="123"/>
-        <w:rPr>
-          <w:rFonts w:ascii="Open Sans" w:eastAsia="Open Sans" w:hAnsi="Open Sans" w:cs="Open Sans"/>
-          <w:color w:val="000000"/>
+        <w:pStyle w:val="Normal"/>
+        <w:rPr>
+          <w:lang w:val="en-US"/>
         </w:rPr>
       </w:pPr>
       <w:r>
         <w:rPr>
-          <w:rFonts w:ascii="Open Sans Semibold" w:eastAsia="Open Sans Semibold" w:hAnsi="Open Sans Semibold" w:cs="Open Sans Semibold"/>
-          <w:color w:val="030303"/>
-        </w:rPr>
-        <w:t xml:space="preserve">ACHTUNG:</w:t>
-      </w:r>
-      <w:r>
-        <w:rPr>
-          <w:rFonts w:ascii="Open Sans" w:eastAsia="Open Sans" w:hAnsi="Open Sans" w:cs="Open Sans"/>
-          <w:color w:val="030303"/>
-        </w:rPr>
-        <w:t xml:space="preserve"> Ob eine ebenerdige Montage der Duschwanne möglich ist, kann erst nach dem Ausbau der bestehenden Wanne beurteilen werden. Sollten dabei zusätzliche oder weitere Leistungen erforderlich oder von Ihnen gewünscht sein, können zusätzliche Kosten entstehen.{/EbenerdigHinweis}</w:t>
-      </w:r>
-      <w:r>
-        <w:rPr>
-          <w:rFonts w:ascii="Open Sans" w:eastAsia="Open Sans" w:hAnsi="Open Sans" w:cs="Open Sans"/>
-          <w:color w:val="030303"/>
-        </w:rPr>
-        <w:br/>
+          <w:rFonts w:ascii="Open Sans" w:hAnsi="Open Sans" w:eastAsia="Open Sans" w:cs="Open Sans"/>
+          <w:color w:val="030303"/>
+          <w:lang w:val="en-US"/>
+        </w:rPr>
+        <w:t xml:space="preserve">  {</w:t>
+      </w:r>
+      <w:r>
+        <w:rPr>
+          <w:rFonts w:ascii="Open Sans" w:hAnsi="Open Sans" w:eastAsia="Open Sans" w:cs="Open Sans"/>
+          <w:color w:val="030303"/>
+          <w:lang w:val="en-US"/>
+        </w:rPr>
+        <w:t>BwtFreeText</w:t>
+      </w:r>
+      <w:r>
+        <w:rPr>
+          <w:rFonts w:ascii="Open Sans" w:hAnsi="Open Sans" w:eastAsia="Open Sans" w:cs="Open Sans"/>
+          <w:color w:val="030303"/>
+          <w:lang w:val="en-US"/>
+        </w:rPr>
+        <w:t>}</w:t>
+      </w:r>
+      <w:r>
+        <w:rPr>
+          <w:rFonts w:ascii="Open Sans" w:hAnsi="Open Sans" w:eastAsia="Open Sans" w:cs="Open Sans"/>
+          <w:color w:val="030303"/>
+        </w:rPr>
+        <w:instrText xml:space="preserve"> Die Unterschrift gilt für uns als Auftragsbestätigung.</w:instrText>
       </w:r>
     </w:p>
-    <w:p>
-      <w:pPr>
-        <w:pBdr/>
-        <w:pStyle w:val="normal1"/>
-        <w:spacing w:line="283" w:lineRule="auto"/>
-        <w:ind w:left="125" w:right="1024"/>
-        <w:rPr>
-          <w:rFonts w:ascii="Open Sans" w:eastAsia="Open Sans" w:hAnsi="Open Sans" w:cs="Open Sans"/>
-          <w:b/>
-          <w:i/>
-          <w:color w:val="030303"/>
-        </w:rPr>
-      </w:pPr>
-      <w:r>
-        <w:rPr>
-          <w:rFonts w:ascii="Open Sans" w:eastAsia="Open Sans" w:hAnsi="Open Sans" w:cs="Open Sans"/>
-          <w:color w:val="030303"/>
-        </w:rPr>
-        <w:t xml:space="preserve">Diese werden vorab mit Ihnen besprochen, bedürfen lhrer Zustimmung und werden auf Regiebasis nach tatsächlichem Aufwand abgerechnet. (Stundensatz-</w:t>
-      </w:r>
-      <w:r>
-        <w:rPr>
-          <w:rFonts w:ascii="Open Sans" w:eastAsia="Open Sans" w:hAnsi="Open Sans" w:cs="Open Sans"/>
-          <w:color w:val="030303"/>
-        </w:rPr>
-        <w:t xml:space="preserve">Facharbeiter: {RegieRateFmt} netto){#hasSubsidyLine}</w:t>
-      </w:r>
-      <w:r>
-        <w:rPr>
-          <w:rFonts w:ascii="Open Sans" w:eastAsia="Open Sans" w:hAnsi="Open Sans" w:cs="Open Sans"/>
-          <w:color w:val="030303"/>
-        </w:rPr>
-        <w:br/>
-      </w:r>
-      <w:r>
-        <w:rPr>
-          <w:rFonts w:ascii="Open Sans" w:eastAsia="Open Sans" w:hAnsi="Open Sans" w:cs="Open Sans"/>
-          <w:color w:val="030303"/>
-        </w:rPr>
-        <w:br/>
-      </w:r>
-      <w:r>
-        <w:rPr>
-          <w:rFonts w:ascii="Open Sans" w:eastAsia="Open Sans" w:hAnsi="Open Sans" w:cs="Open Sans"/>
-          <w:color w:val="030303"/>
-        </w:rPr>
-        <w:t xml:space="preserve">Der Selbstkostenanteil beträgt </w:t>
-      </w:r>
-      <w:r>
-        <w:rPr>
-          <w:rFonts w:ascii="Open Sans" w:eastAsia="Open Sans" w:hAnsi="Open Sans" w:cs="Open Sans"/>
-          <w:b/>
-          <w:color w:val="030303"/>
-        </w:rPr>
-        <w:t xml:space="preserve">{SelbstkostenanteilFmt}</w:t>
-      </w:r>
-      <w:r>
-        <w:rPr>
-          <w:rFonts w:ascii="Open Sans" w:eastAsia="Open Sans" w:hAnsi="Open Sans" w:cs="Open Sans"/>
-          <w:color w:val="030303"/>
-        </w:rPr>
-        <w:t xml:space="preserve"> unter Berücksichtigung eines gewährten Zuschusses durch die Pflegekasse i.H.v. </w:t>
-      </w:r>
-      <w:r>
-        <w:rPr>
-          <w:rFonts w:ascii="Open Sans" w:eastAsia="Open Sans" w:hAnsi="Open Sans" w:cs="Open Sans"/>
-          <w:b/>
-          <w:color w:val="030303"/>
-        </w:rPr>
-        <w:t xml:space="preserve">{Zuschusskrankenkasse}</w:t>
-      </w:r>
-      <w:r>
-        <w:rPr>
-          <w:rFonts w:ascii="Open Sans" w:eastAsia="Open Sans" w:hAnsi="Open Sans" w:cs="Open Sans"/>
-          <w:color w:val="030303"/>
-        </w:rPr>
-        <w:t xml:space="preserve">.{/hasSubsidyLine}</w:t>
-      </w:r>
-    </w:p>
-    <w:p>
-      <w:pPr>
-        <w:pBdr/>
-        <w:pStyle w:val="normal1"/>
-        <w:spacing w:before="224" w:after="0" w:line="288" w:lineRule="auto"/>
-        <w:ind w:left="125"/>
-        <w:rPr>
-          <w:rFonts w:ascii="Open Sans" w:eastAsia="Open Sans" w:hAnsi="Open Sans" w:cs="Open Sans"/>
-          <w:color w:val="030303"/>
-        </w:rPr>
-      </w:pPr>
-      <w:r>
-        <w:rPr>
-          <w:rFonts w:ascii="Open Sans" w:eastAsia="Open Sans" w:hAnsi="Open Sans" w:cs="Open Sans"/>
-          <w:color w:val="030303"/>
-        </w:rPr>
-        <w:t xml:space="preserve">Dieser wird bei Auftragsbestätigung vorab fällig.</w:t>
-      </w:r>
-    </w:p>
-    <w:p>
-      <w:pPr>
-        <w:pBdr/>
-        <w:pStyle w:val="normal1"/>
-        <w:spacing w:before="215" w:after="0" w:line="286" w:lineRule="auto"/>
-        <w:ind w:left="123" w:right="222"/>
-        <w:rPr>
-          <w:rFonts w:ascii="Open Sans" w:eastAsia="Open Sans" w:hAnsi="Open Sans" w:cs="Open Sans"/>
-          <w:color w:val="000000"/>
-        </w:rPr>
-      </w:pPr>
-      <w:r>
-        <w:rPr>
-          <w:rFonts w:ascii="Open Sans" w:eastAsia="Open Sans" w:hAnsi="Open Sans" w:cs="Open Sans"/>
-          <w:color w:val="030303"/>
-        </w:rPr>
-        <w:t xml:space="preserve">Bitte unterschreiben Sie bei Annahme an entsprechender Stelle und senden uns das Angebot wieder zurück - gerne auch per E-Mail an </w:t>
-      </w:r>
-      <w:r>
-        <w:rPr/>
-        <w:fldChar w:fldCharType="begin"/>
-      </w:r>
-      <w:r>
-        <w:rPr/>
-        <w:instrText xml:space="preserve">HYPERLINK "mailto:service@e-m-c-2.de" </w:instrText>
-      </w:r>
-      <w:r>
-        <w:rPr/>
-        <w:fldChar w:fldCharType="separate"/>
-      </w:r>
-      <w:r>
-        <w:rPr>
-          <w:rFonts w:ascii="Open Sans" w:eastAsia="Open Sans" w:hAnsi="Open Sans" w:cs="Open Sans"/>
-          <w:color w:val="030303"/>
-          <w:u w:val="single"/>
-        </w:rPr>
-        <w:t xml:space="preserve">service@e-m-c-2.de.</w:t>
-      </w:r>
-      <w:r>
-        <w:rPr/>
-        <w:fldChar w:fldCharType="end"/>
-      </w:r>
-      <w:r>
-        <w:rPr>
-          <w:rFonts w:ascii="Open Sans" w:eastAsia="Open Sans" w:hAnsi="Open Sans" w:cs="Open Sans"/>
-          <w:color w:val="030303"/>
-        </w:rPr>
-        <w:instrText xml:space="preserve"> Die Unterschrift gilt für uns als Auftragsbestätigung.</w:instrText>
-      </w:r>
-    </w:p>
-    <w:p>
+    <w:p xmlns:wp14="http://schemas.microsoft.com/office/word/2010/wordml" wp14:textId="77777777">
       <w:pPr>
         <w:pBdr/>
         <w:pStyle w:val="normal1"/>
         <w:spacing w:before="26" w:after="0"/>
         <w:ind/>
         <w:rPr>
-          <w:rFonts w:ascii="Open Sans" w:eastAsia="Open Sans" w:hAnsi="Open Sans" w:cs="Open Sans"/>
+          <w:rFonts w:ascii="Open Sans" w:hAnsi="Open Sans" w:eastAsia="Open Sans" w:cs="Open Sans"/>
           <w:color w:val="000000"/>
         </w:rPr>
       </w:pPr>
     </w:p>
-    <w:p>
+    <w:p xmlns:wp14="http://schemas.microsoft.com/office/word/2010/wordml" wp14:textId="77777777">
       <w:pPr>
-        <w:pBdr/>
-        <w:pStyle w:val="normal1"/>
         <w:spacing/>
         <w:ind w:left="123"/>
         <w:rPr>
-          <w:rFonts w:ascii="Open Sans" w:eastAsia="Open Sans" w:hAnsi="Open Sans" w:cs="Open Sans"/>
+          <w:rFonts w:ascii="Open Sans" w:hAnsi="Open Sans" w:eastAsia="Open Sans" w:cs="Open Sans"/>
           <w:color w:val="000000"/>
+          <w:lang w:val="en-US"/>
         </w:rPr>
       </w:pPr>
       <w:r>
         <w:rPr>
-          <w:rFonts w:ascii="Open Sans" w:eastAsia="Open Sans" w:hAnsi="Open Sans" w:cs="Open Sans"/>
-          <w:color w:val="030303"/>
-        </w:rPr>
-        <w:t xml:space="preserve">Angebot akzeptiert / Auftrag bestätigt:                                       </w:t>
+          <w:rFonts w:ascii="Open Sans" w:hAnsi="Open Sans" w:eastAsia="Open Sans" w:cs="Open Sans"/>
+          <w:color w:val="030303"/>
+          <w:lang w:val="en-US"/>
+        </w:rPr>
+        <w:t>Angebot</w:t>
+      </w:r>
+      <w:r>
+        <w:rPr>
+          <w:rFonts w:ascii="Open Sans" w:hAnsi="Open Sans" w:eastAsia="Open Sans" w:cs="Open Sans"/>
+          <w:color w:val="030303"/>
+          <w:lang w:val="en-US"/>
+        </w:rPr>
+        <w:t xml:space="preserve"> </w:t>
+      </w:r>
+      <w:r>
+        <w:rPr>
+          <w:rFonts w:ascii="Open Sans" w:hAnsi="Open Sans" w:eastAsia="Open Sans" w:cs="Open Sans"/>
+          <w:color w:val="030303"/>
+          <w:lang w:val="en-US"/>
+        </w:rPr>
+        <w:t>akzeptiert</w:t>
+      </w:r>
+      <w:r>
+        <w:rPr>
+          <w:rFonts w:ascii="Open Sans" w:hAnsi="Open Sans" w:eastAsia="Open Sans" w:cs="Open Sans"/>
+          <w:color w:val="030303"/>
+          <w:lang w:val="en-US"/>
+        </w:rPr>
+        <w:t xml:space="preserve"> / </w:t>
+      </w:r>
+      <w:r>
+        <w:rPr>
+          <w:rFonts w:ascii="Open Sans" w:hAnsi="Open Sans" w:eastAsia="Open Sans" w:cs="Open Sans"/>
+          <w:color w:val="030303"/>
+          <w:lang w:val="en-US"/>
+        </w:rPr>
+        <w:t>Auftrag</w:t>
+      </w:r>
+      <w:r>
+        <w:rPr>
+          <w:rFonts w:ascii="Open Sans" w:hAnsi="Open Sans" w:eastAsia="Open Sans" w:cs="Open Sans"/>
+          <w:color w:val="030303"/>
+          <w:lang w:val="en-US"/>
+        </w:rPr>
+        <w:t xml:space="preserve"> </w:t>
+      </w:r>
+      <w:r>
+        <w:rPr>
+          <w:rFonts w:ascii="Open Sans" w:hAnsi="Open Sans" w:eastAsia="Open Sans" w:cs="Open Sans"/>
+          <w:color w:val="030303"/>
+          <w:lang w:val="en-US"/>
+        </w:rPr>
+        <w:t>bestätigt</w:t>
+      </w:r>
+      <w:r>
+        <w:rPr>
+          <w:rFonts w:ascii="Open Sans" w:hAnsi="Open Sans" w:eastAsia="Open Sans" w:cs="Open Sans"/>
+          <w:color w:val="030303"/>
+          <w:lang w:val="en-US"/>
+        </w:rPr>
+        <w:t xml:space="preserve">:                                       </w:t>
       </w:r>
     </w:p>
-    <w:p>
+    <w:p xmlns:wp14="http://schemas.microsoft.com/office/word/2010/wordml" wp14:textId="77777777">
       <w:pPr>
         <w:pBdr/>
         <w:pStyle w:val="normal1"/>
         <w:spacing/>
         <w:ind/>
         <w:rPr>
-          <w:rFonts w:ascii="Open Sans" w:eastAsia="Open Sans" w:hAnsi="Open Sans" w:cs="Open Sans"/>
+          <w:rFonts w:ascii="Open Sans" w:hAnsi="Open Sans" w:eastAsia="Open Sans" w:cs="Open Sans"/>
           <w:color w:val="000000"/>
           <w:sz w:val="20"/>
           <w:szCs w:val="20"/>
         </w:rPr>
       </w:pPr>
     </w:p>
-    <w:p>
+    <w:p xmlns:wp14="http://schemas.microsoft.com/office/word/2010/wordml" wp14:textId="77777777">
       <w:pPr>
         <w:pBdr/>
         <w:pStyle w:val="normal1"/>
         <w:spacing/>
         <w:ind/>
         <w:rPr>
-          <w:rFonts w:ascii="Open Sans" w:eastAsia="Open Sans" w:hAnsi="Open Sans" w:cs="Open Sans"/>
+          <w:rFonts w:ascii="Open Sans" w:hAnsi="Open Sans" w:eastAsia="Open Sans" w:cs="Open Sans"/>
           <w:color w:val="000000"/>
           <w:sz w:val="20"/>
           <w:szCs w:val="20"/>
         </w:rPr>
       </w:pPr>
     </w:p>
-    <w:p>
+    <w:p xmlns:wp14="http://schemas.microsoft.com/office/word/2010/wordml" wp14:textId="77777777">
       <w:pPr>
         <w:pBdr/>
         <w:pStyle w:val="normal1"/>
         <w:spacing w:before="81" w:after="0"/>
         <w:ind/>
         <w:rPr>
-          <w:rFonts w:ascii="Open Sans" w:eastAsia="Open Sans" w:hAnsi="Open Sans" w:cs="Open Sans"/>
+          <w:rFonts w:ascii="Open Sans" w:hAnsi="Open Sans" w:eastAsia="Open Sans" w:cs="Open Sans"/>
           <w:sz w:val="20"/>
           <w:szCs w:val="20"/>
         </w:rPr>
       </w:pPr>
     </w:p>
-    <w:p>
+    <w:p xmlns:wp14="http://schemas.microsoft.com/office/word/2010/wordml" wp14:textId="77777777">
       <w:pPr>
         <w:pBdr/>
         <w:pStyle w:val="normal1"/>
         <w:spacing w:before="81" w:after="0"/>
         <w:ind/>
         <w:rPr>
-          <w:rFonts w:ascii="Open Sans" w:eastAsia="Open Sans" w:hAnsi="Open Sans" w:cs="Open Sans"/>
+          <w:rFonts w:ascii="Open Sans" w:hAnsi="Open Sans" w:eastAsia="Open Sans" w:cs="Open Sans"/>
           <w:sz w:val="20"/>
           <w:szCs w:val="20"/>
         </w:rPr>
       </w:pPr>
       <w:r>
         <w:rPr>
-          <w:rFonts w:ascii="Open Sans" w:eastAsia="Open Sans" w:hAnsi="Open Sans" w:cs="Open Sans"/>
+          <w:rFonts w:ascii="Open Sans" w:hAnsi="Open Sans" w:eastAsia="Open Sans" w:cs="Open Sans"/>
           <w:sz w:val="20"/>
           <w:szCs w:val="20"/>
         </w:rPr>
         <w:t xml:space="preserve">_________________________________</w:t>
       </w:r>
     </w:p>
-    <w:p>
+    <w:p xmlns:wp14="http://schemas.microsoft.com/office/word/2010/wordml" wp14:textId="77777777">
       <w:pPr>
-        <w:pBdr/>
-        <w:pStyle w:val="normal1"/>
         <w:spacing w:before="67" w:after="0" w:line="360" w:lineRule="auto"/>
         <w:ind/>
         <w:rPr>
-          <w:rFonts w:ascii="Open Sans" w:eastAsia="Open Sans" w:hAnsi="Open Sans" w:cs="Open Sans"/>
-          <w:color w:val="030303"/>
+          <w:rFonts w:ascii="Open Sans" w:hAnsi="Open Sans" w:eastAsia="Open Sans" w:cs="Open Sans"/>
+          <w:color w:val="030303"/>
+          <w:lang w:val="en-US"/>
         </w:rPr>
       </w:pPr>
       <w:r>
         <w:rPr>
-          <w:rFonts w:ascii="Open Sans" w:eastAsia="Open Sans" w:hAnsi="Open Sans" w:cs="Open Sans"/>
-          <w:color w:val="030303"/>
-        </w:rPr>
-        <w:t xml:space="preserve">Ort, Datum, Unterschrift</w:t>
-      </w:r>
-      <w:r>
-        <w:rPr>
-          <w:rFonts w:ascii="Open Sans" w:eastAsia="Open Sans" w:hAnsi="Open Sans" w:cs="Open Sans"/>
-        </w:rPr>
+          <w:rFonts w:ascii="Open Sans" w:hAnsi="Open Sans" w:eastAsia="Open Sans" w:cs="Open Sans"/>
+          <w:color w:val="030303"/>
+          <w:lang w:val="en-US"/>
+        </w:rPr>
+        <w:t>Ort, Datum, Unterschrift</w:t>
+      </w:r>
+      <w:r>
         <w:br/>
       </w:r>
       <w:r>
-        <w:rPr>
-          <w:rFonts w:ascii="Open Sans" w:eastAsia="Open Sans" w:hAnsi="Open Sans" w:cs="Open Sans"/>
-        </w:rPr>
         <w:br/>
       </w:r>
       <w:r>
         <w:rPr>
-          <w:rFonts w:ascii="Open Sans" w:eastAsia="Open Sans" w:hAnsi="Open Sans" w:cs="Open Sans"/>
-          <w:color w:val="030303"/>
-        </w:rPr>
-        <w:t xml:space="preserve">Für Rückfragen stehen wir Ihnen gerne zur Verfügung.  Wir bedanken uns für Ihr Vertrauen und freuen uns, von Ihnen zu hören. </w:t>
+          <w:rFonts w:ascii="Open Sans" w:hAnsi="Open Sans" w:eastAsia="Open Sans" w:cs="Open Sans"/>
+          <w:color w:val="030303"/>
+          <w:lang w:val="en-US"/>
+        </w:rPr>
+        <w:t xml:space="preserve">Für </w:t>
+      </w:r>
+      <w:r>
+        <w:rPr>
+          <w:rFonts w:ascii="Open Sans" w:hAnsi="Open Sans" w:eastAsia="Open Sans" w:cs="Open Sans"/>
+          <w:color w:val="030303"/>
+          <w:lang w:val="en-US"/>
+        </w:rPr>
+        <w:t>Rückfragen</w:t>
+      </w:r>
+      <w:r>
+        <w:rPr>
+          <w:rFonts w:ascii="Open Sans" w:hAnsi="Open Sans" w:eastAsia="Open Sans" w:cs="Open Sans"/>
+          <w:color w:val="030303"/>
+          <w:lang w:val="en-US"/>
+        </w:rPr>
+        <w:t xml:space="preserve"> </w:t>
+      </w:r>
+      <w:r>
+        <w:rPr>
+          <w:rFonts w:ascii="Open Sans" w:hAnsi="Open Sans" w:eastAsia="Open Sans" w:cs="Open Sans"/>
+          <w:color w:val="030303"/>
+          <w:lang w:val="en-US"/>
+        </w:rPr>
+        <w:t>stehen</w:t>
+      </w:r>
+      <w:r>
+        <w:rPr>
+          <w:rFonts w:ascii="Open Sans" w:hAnsi="Open Sans" w:eastAsia="Open Sans" w:cs="Open Sans"/>
+          <w:color w:val="030303"/>
+          <w:lang w:val="en-US"/>
+        </w:rPr>
+        <w:t xml:space="preserve"> </w:t>
+      </w:r>
+      <w:r>
+        <w:rPr>
+          <w:rFonts w:ascii="Open Sans" w:hAnsi="Open Sans" w:eastAsia="Open Sans" w:cs="Open Sans"/>
+          <w:color w:val="030303"/>
+          <w:lang w:val="en-US"/>
+        </w:rPr>
+        <w:t>wir</w:t>
+      </w:r>
+      <w:r>
+        <w:rPr>
+          <w:rFonts w:ascii="Open Sans" w:hAnsi="Open Sans" w:eastAsia="Open Sans" w:cs="Open Sans"/>
+          <w:color w:val="030303"/>
+          <w:lang w:val="en-US"/>
+        </w:rPr>
+        <w:t xml:space="preserve"> Ihnen gerne </w:t>
+      </w:r>
+      <w:r>
+        <w:rPr>
+          <w:rFonts w:ascii="Open Sans" w:hAnsi="Open Sans" w:eastAsia="Open Sans" w:cs="Open Sans"/>
+          <w:color w:val="030303"/>
+          <w:lang w:val="en-US"/>
+        </w:rPr>
+        <w:t>zur</w:t>
+      </w:r>
+      <w:r>
+        <w:rPr>
+          <w:rFonts w:ascii="Open Sans" w:hAnsi="Open Sans" w:eastAsia="Open Sans" w:cs="Open Sans"/>
+          <w:color w:val="030303"/>
+          <w:lang w:val="en-US"/>
+        </w:rPr>
+        <w:t xml:space="preserve"> </w:t>
+      </w:r>
+      <w:r>
+        <w:rPr>
+          <w:rFonts w:ascii="Open Sans" w:hAnsi="Open Sans" w:eastAsia="Open Sans" w:cs="Open Sans"/>
+          <w:color w:val="030303"/>
+          <w:lang w:val="en-US"/>
+        </w:rPr>
+        <w:t>Verfügung</w:t>
+      </w:r>
+      <w:r>
+        <w:rPr>
+          <w:rFonts w:ascii="Open Sans" w:hAnsi="Open Sans" w:eastAsia="Open Sans" w:cs="Open Sans"/>
+          <w:color w:val="030303"/>
+          <w:lang w:val="en-US"/>
+        </w:rPr>
+        <w:t xml:space="preserve">.  </w:t>
+      </w:r>
+      <w:r>
+        <w:rPr>
+          <w:rFonts w:ascii="Open Sans" w:hAnsi="Open Sans" w:eastAsia="Open Sans" w:cs="Open Sans"/>
+          <w:color w:val="030303"/>
+          <w:lang w:val="en-US"/>
+        </w:rPr>
+        <w:t xml:space="preserve">Wir </w:t>
+      </w:r>
+      <w:r>
+        <w:rPr>
+          <w:rFonts w:ascii="Open Sans" w:hAnsi="Open Sans" w:eastAsia="Open Sans" w:cs="Open Sans"/>
+          <w:color w:val="030303"/>
+          <w:lang w:val="en-US"/>
+        </w:rPr>
+        <w:t>bedanken</w:t>
+      </w:r>
+      <w:r>
+        <w:rPr>
+          <w:rFonts w:ascii="Open Sans" w:hAnsi="Open Sans" w:eastAsia="Open Sans" w:cs="Open Sans"/>
+          <w:color w:val="030303"/>
+          <w:lang w:val="en-US"/>
+        </w:rPr>
+        <w:t xml:space="preserve"> </w:t>
+      </w:r>
+      <w:r>
+        <w:rPr>
+          <w:rFonts w:ascii="Open Sans" w:hAnsi="Open Sans" w:eastAsia="Open Sans" w:cs="Open Sans"/>
+          <w:color w:val="030303"/>
+          <w:lang w:val="en-US"/>
+        </w:rPr>
+        <w:t>uns</w:t>
+      </w:r>
+      <w:r>
+        <w:rPr>
+          <w:rFonts w:ascii="Open Sans" w:hAnsi="Open Sans" w:eastAsia="Open Sans" w:cs="Open Sans"/>
+          <w:color w:val="030303"/>
+          <w:lang w:val="en-US"/>
+        </w:rPr>
+        <w:t xml:space="preserve"> für </w:t>
+      </w:r>
+      <w:r>
+        <w:rPr>
+          <w:rFonts w:ascii="Open Sans" w:hAnsi="Open Sans" w:eastAsia="Open Sans" w:cs="Open Sans"/>
+          <w:color w:val="030303"/>
+          <w:lang w:val="en-US"/>
+        </w:rPr>
+        <w:t>Ihr</w:t>
+      </w:r>
+      <w:r>
+        <w:rPr>
+          <w:rFonts w:ascii="Open Sans" w:hAnsi="Open Sans" w:eastAsia="Open Sans" w:cs="Open Sans"/>
+          <w:color w:val="030303"/>
+          <w:lang w:val="en-US"/>
+        </w:rPr>
+        <w:t xml:space="preserve"> </w:t>
+      </w:r>
+      <w:r>
+        <w:rPr>
+          <w:rFonts w:ascii="Open Sans" w:hAnsi="Open Sans" w:eastAsia="Open Sans" w:cs="Open Sans"/>
+          <w:color w:val="030303"/>
+          <w:lang w:val="en-US"/>
+        </w:rPr>
+        <w:t>Vertrauen</w:t>
+      </w:r>
+      <w:r>
+        <w:rPr>
+          <w:rFonts w:ascii="Open Sans" w:hAnsi="Open Sans" w:eastAsia="Open Sans" w:cs="Open Sans"/>
+          <w:color w:val="030303"/>
+          <w:lang w:val="en-US"/>
+        </w:rPr>
+        <w:t xml:space="preserve"> und </w:t>
+      </w:r>
+      <w:r>
+        <w:rPr>
+          <w:rFonts w:ascii="Open Sans" w:hAnsi="Open Sans" w:eastAsia="Open Sans" w:cs="Open Sans"/>
+          <w:color w:val="030303"/>
+          <w:lang w:val="en-US"/>
+        </w:rPr>
+        <w:t>freuen</w:t>
+      </w:r>
+      <w:r>
+        <w:rPr>
+          <w:rFonts w:ascii="Open Sans" w:hAnsi="Open Sans" w:eastAsia="Open Sans" w:cs="Open Sans"/>
+          <w:color w:val="030303"/>
+          <w:lang w:val="en-US"/>
+        </w:rPr>
+        <w:t xml:space="preserve"> </w:t>
+      </w:r>
+      <w:r>
+        <w:rPr>
+          <w:rFonts w:ascii="Open Sans" w:hAnsi="Open Sans" w:eastAsia="Open Sans" w:cs="Open Sans"/>
+          <w:color w:val="030303"/>
+          <w:lang w:val="en-US"/>
+        </w:rPr>
+        <w:t>uns</w:t>
+      </w:r>
+      <w:r>
+        <w:rPr>
+          <w:rFonts w:ascii="Open Sans" w:hAnsi="Open Sans" w:eastAsia="Open Sans" w:cs="Open Sans"/>
+          <w:color w:val="030303"/>
+          <w:lang w:val="en-US"/>
+        </w:rPr>
+        <w:t xml:space="preserve">, von Ihnen </w:t>
+      </w:r>
+      <w:r>
+        <w:rPr>
+          <w:rFonts w:ascii="Open Sans" w:hAnsi="Open Sans" w:eastAsia="Open Sans" w:cs="Open Sans"/>
+          <w:color w:val="030303"/>
+          <w:lang w:val="en-US"/>
+        </w:rPr>
+        <w:t>zu</w:t>
+      </w:r>
+      <w:r>
+        <w:rPr>
+          <w:rFonts w:ascii="Open Sans" w:hAnsi="Open Sans" w:eastAsia="Open Sans" w:cs="Open Sans"/>
+          <w:color w:val="030303"/>
+          <w:lang w:val="en-US"/>
+        </w:rPr>
+        <w:t xml:space="preserve"> </w:t>
+      </w:r>
+      <w:r>
+        <w:rPr>
+          <w:rFonts w:ascii="Open Sans" w:hAnsi="Open Sans" w:eastAsia="Open Sans" w:cs="Open Sans"/>
+          <w:color w:val="030303"/>
+          <w:lang w:val="en-US"/>
+        </w:rPr>
+        <w:t>hören</w:t>
+      </w:r>
+      <w:r>
+        <w:rPr>
+          <w:rFonts w:ascii="Open Sans" w:hAnsi="Open Sans" w:eastAsia="Open Sans" w:cs="Open Sans"/>
+          <w:color w:val="030303"/>
+          <w:lang w:val="en-US"/>
+        </w:rPr>
+        <w:t xml:space="preserve">. </w:t>
       </w:r>
     </w:p>
-    <w:p>
+    <w:p xmlns:wp14="http://schemas.microsoft.com/office/word/2010/wordml" wp14:textId="77777777">
       <w:pPr>
-        <w:pBdr/>
-        <w:pStyle w:val="normal1"/>
         <w:spacing w:before="67" w:after="0" w:line="276" w:lineRule="auto"/>
         <w:ind/>
         <w:rPr>
-          <w:rFonts w:ascii="Open Sans" w:eastAsia="Open Sans" w:hAnsi="Open Sans" w:cs="Open Sans"/>
-          <w:color w:val="030303"/>
+          <w:rFonts w:ascii="Open Sans" w:hAnsi="Open Sans" w:eastAsia="Open Sans" w:cs="Open Sans"/>
+          <w:color w:val="030303"/>
+          <w:lang w:val="en-US"/>
         </w:rPr>
       </w:pPr>
       <w:r>
-        <w:rPr>
-          <w:rFonts w:ascii="Open Sans" w:eastAsia="Open Sans" w:hAnsi="Open Sans" w:cs="Open Sans"/>
-          <w:color w:val="030303"/>
-        </w:rPr>
         <w:br/>
       </w:r>
       <w:r>
         <w:rPr>
-          <w:rFonts w:ascii="Open Sans" w:eastAsia="Open Sans" w:hAnsi="Open Sans" w:cs="Open Sans"/>
-          <w:color w:val="030303"/>
-        </w:rPr>
-        <w:t xml:space="preserve">Mit freundlichen Grüßen</w:t>
-      </w:r>
-      <w:r>
-        <w:rPr>
-          <w:rFonts w:ascii="Open Sans" w:eastAsia="Open Sans" w:hAnsi="Open Sans" w:cs="Open Sans"/>
-          <w:color w:val="030303"/>
-        </w:rPr>
+          <w:rFonts w:ascii="Open Sans" w:hAnsi="Open Sans" w:eastAsia="Open Sans" w:cs="Open Sans"/>
+          <w:color w:val="030303"/>
+          <w:lang w:val="en-US"/>
+        </w:rPr>
+        <w:t xml:space="preserve">Mit </w:t>
+      </w:r>
+      <w:r>
+        <w:rPr>
+          <w:rFonts w:ascii="Open Sans" w:hAnsi="Open Sans" w:eastAsia="Open Sans" w:cs="Open Sans"/>
+          <w:color w:val="030303"/>
+          <w:lang w:val="en-US"/>
+        </w:rPr>
+        <w:t>freundlichen</w:t>
+      </w:r>
+      <w:r>
+        <w:rPr>
+          <w:rFonts w:ascii="Open Sans" w:hAnsi="Open Sans" w:eastAsia="Open Sans" w:cs="Open Sans"/>
+          <w:color w:val="030303"/>
+          <w:lang w:val="en-US"/>
+        </w:rPr>
+        <w:t xml:space="preserve"> Grüßen</w:t>
+      </w:r>
+      <w:r>
         <w:br/>
       </w:r>
       <w:r>
-        <w:rPr>
-          <w:rFonts w:ascii="Open Sans" w:eastAsia="Open Sans" w:hAnsi="Open Sans" w:cs="Open Sans"/>
-          <w:color w:val="030303"/>
-        </w:rPr>
         <w:br/>
       </w:r>
     </w:p>
-    <w:p>
+    <w:p xmlns:wp14="http://schemas.microsoft.com/office/word/2010/wordml" wp14:textId="77777777">
       <w:pPr>
-        <w:pBdr/>
-        <w:pStyle w:val="normal1"/>
         <w:spacing w:before="67" w:after="0" w:line="276" w:lineRule="auto"/>
         <w:ind/>
         <w:rPr>
-          <w:rFonts w:ascii="Open Sans" w:eastAsia="Open Sans" w:hAnsi="Open Sans" w:cs="Open Sans"/>
+          <w:rFonts w:ascii="Open Sans" w:hAnsi="Open Sans" w:eastAsia="Open Sans" w:cs="Open Sans"/>
           <w:color w:val="000000"/>
+          <w:lang w:val="en-US"/>
         </w:rPr>
       </w:pPr>
       <w:r>
         <w:rPr>
-          <w:rFonts w:ascii="Open Sans" w:eastAsia="Open Sans" w:hAnsi="Open Sans" w:cs="Open Sans"/>
-          <w:color w:val="030303"/>
-        </w:rPr>
-        <w:t xml:space="preserve">Ihr Team von EmC2</w:t>
+          <w:rFonts w:ascii="Open Sans" w:hAnsi="Open Sans" w:eastAsia="Open Sans" w:cs="Open Sans"/>
+          <w:color w:val="030303"/>
+          <w:lang w:val="en-US"/>
+        </w:rPr>
+        <w:t>Ihr</w:t>
+      </w:r>
+      <w:r>
+        <w:rPr>
+          <w:rFonts w:ascii="Open Sans" w:hAnsi="Open Sans" w:eastAsia="Open Sans" w:cs="Open Sans"/>
+          <w:color w:val="030303"/>
+          <w:lang w:val="en-US"/>
+        </w:rPr>
+        <w:t xml:space="preserve"> Team von EmC2</w:t>
       </w:r>
     </w:p>
     <w:sectPr>
@@ -2623,16 +5069,16 @@
       <w:headerReference w:type="default" r:id="rId5"/>
       <w:footerReference w:type="default" r:id="rId6"/>
       <w:type w:val="nextPage"/>
-      <w:pgSz w:w="12240" w:h="15840"/>
+      <w:pgSz w:w="12240" w:h="15840" w:orient="portrait"/>
       <w:pgMar w:top="1440" w:right="1440" w:bottom="1440" w:left="1440" w:header="0" w:footer="0" w:gutter="0"/>
       <w:pgNumType w:fmt="Arabic"/>
-      <w:pgBorders/>
       <w:endnotePr>
         <w:pos w:val="docEnd"/>
         <w:numFmt w:val="lowerRoman"/>
         <w:numRestart w:val="continuous"/>
         <w:numStart w:val="1"/>
       </w:endnotePr>
+      <w:cols w:num="1"/>
     </w:sectPr>
   </w:body>
 </w:document>
@@ -2641,7 +5087,7 @@
 <file path=word/endnotes.xml><?xml version="1.0" encoding="utf-8"?>
 <w:endnotes xmlns:wpc="http://schemas.microsoft.com/office/word/2010/wordprocessingCanvas" xmlns:cx="http://schemas.microsoft.com/office/drawing/2014/chartex" xmlns:aink="http://schemas.microsoft.com/office/drawing/2016/ink" xmlns:am3d="http://schemas.microsoft.com/office/drawing/2017/,odel3d" xmlns:mc="http://schemas.openxmlformats.org/markup-compatibility/2006" xmlns:o="urn:schemas-microsoft-com:office:office" xmlns:r="http://schemas.openxmlformats.org/officeDocument/2006/relationships" xmlns:m="http://schemas.openxmlformats.org/officeDocument/2006/math" xmlns:v="urn:schemas-microsoft-com:vml" xmlns:wp14="http://schemas.microsoft.com/office/word/2010/wordprocessingDrawing" xmlns:wp="http://schemas.openxmlformats.org/drawingml/2006/wordprocessingDrawing" xmlns:w="http://schemas.openxmlformats.org/wordprocessingml/2006/main" xmlns:w14="http://schemas.microsoft.com/office/word/2010/wordml" xmlns:w15="http://schemas.microsoft.com/office/word/2012/wordml" xmlns:wpg="http://schemas.microsoft.com/office/word/2010/wordprocessingGroup" xmlns:wpi="http://schemas.microsoft.com/office/word/2010/wordprocessingInk" xmlns:wne="http://schemas.microsoft.com/office/word/2006/wordml" xmlns:wps="http://schemas.microsoft.com/office/word/2010/wordprocessingShape" mc:Ignorable="w14 w15">
   <w:endnote w:type="separator" w:id="-1">
-    <w:p>
+    <w:p xmlns:wp14="http://schemas.microsoft.com/office/word/2010/wordml" wp14:textId="77777777">
       <w:pPr>
         <w:pBdr/>
         <w:pStyle w:val="Normal"/>
@@ -2656,7 +5102,7 @@
     </w:p>
   </w:endnote>
   <w:endnote w:type="continuationSeparator" w:id="0">
-    <w:p>
+    <w:p xmlns:wp14="http://schemas.microsoft.com/office/word/2010/wordml" wp14:textId="77777777">
       <w:pPr>
         <w:pBdr/>
         <w:pStyle w:val="Normal"/>
@@ -2670,23 +5116,12 @@
       </w:r>
     </w:p>
   </w:endnote>
-  <w:endnote w:type="continuationNotice" w:id="1">
-    <w:p>
-      <w:pPr>
-        <w:pBdr/>
-        <w:pStyle w:val="Normal"/>
-        <w:spacing/>
-        <w:ind/>
-        <w:rPr/>
-      </w:pPr>
-    </w:p>
-  </w:endnote>
 </w:endnotes>
 </file>
 
 <file path=word/footer2.xml><?xml version="1.0" encoding="utf-8"?>
 <w:ftr xmlns:v="urn:schemas-microsoft-com:vml" xmlns:w10="urn:schemas-microsoft-com:office:word" xmlns:o="urn:schemas-microsoft-com:office:office" xmlns:ve="http://schemas.openxmlformats.org/markup-compatibility/2006" xmlns:r="http://schemas.openxmlformats.org/officeDocument/2006/relationships" xmlns:m="http://schemas.openxmlformats.org/officeDocument/2006/math" xmlns:wne="http://schemas.microsoft.com/office/word/2006/wordml" xmlns:a="http://schemas.openxmlformats.org/drawingml/2006/main" xmlns:pic="http://schemas.openxmlformats.org/drawingml/2006/picture" xmlns:wp="http://schemas.openxmlformats.org/drawingml/2006/wordprocessingDrawing" xmlns:wpc="http://schemas.microsoft.com/office/word/2010/wordprocessingCanvas" xmlns:wp14="http://schemas.microsoft.com/office/word/2010/wordprocessingDrawing" xmlns:w14="http://schemas.microsoft.com/office/word/2010/wordml" xmlns:w15="http://schemas.microsoft.com/office/word/2012/wordml" xmlns:wpg="http://schemas.microsoft.com/office/word/2010/wordprocessingGroup" xmlns:wpi="http://schemas.microsoft.com/office/word/2010/wordprocessingInk" xmlns:wps="http://schemas.microsoft.com/office/word/2010/wordprocessingShape" xmlns:w="http://schemas.openxmlformats.org/wordprocessingml/2006/main" ve:Ignorable="w14 w15 wp14">
-  <w:p>
+  <w:p xmlns:wp14="http://schemas.microsoft.com/office/word/2010/wordml" wp14:textId="77777777">
     <w:pPr>
       <w:pBdr/>
       <w:pStyle w:val="normal1"/>
@@ -2708,11 +5143,11 @@
         <w:right w:w="10" w:type="dxa"/>
       </w:tblCellMar>
       <w:tblBorders/>
-      <w:shd w:fill="auto" w:color="auto"/>
+      <w:shd w:color="auto" w:fill="auto"/>
       <w:tblLayout w:type="fixed"/>
     </w:tblPr>
     <w:tblGrid/>
-    <w:tr>
+    <w:tr xmlns:wp14="http://schemas.microsoft.com/office/word/2010/wordml" wp14:textId="77777777">
       <w:tblPrEx>
         <w:tblBorders/>
         <w:tblCellMar>
@@ -2723,24 +5158,23 @@
         </w:tblCellMar>
       </w:tblPrEx>
       <w:trPr>
-        <w:trHeight w:hRule="atLeast" w:val="20"/>
+        <w:trHeight w:val="20" w:hRule="atLeast"/>
       </w:trPr>
       <w:tc>
         <w:tcPr>
           <w:tcW w:w="8055" w:type="dxa"/>
           <w:tcBorders>
-            <w:top w:val="single" w:color="FFFFFF" w:sz="8" w:space="0"/>
-            <w:left w:val="single" w:color="FFFFFF" w:sz="8" w:space="0"/>
-            <w:bottom w:val="single" w:color="FFFFFF" w:sz="8" w:space="0"/>
-            <w:right w:val="single" w:color="FFFFFF" w:sz="8" w:space="0"/>
+            <w:top w:val="single" w:color="FFFFFF" w:themeColor="background1" w:sz="8" w:space="0"/>
+            <w:left w:val="single" w:color="FFFFFF" w:themeColor="background1" w:sz="8" w:space="0"/>
+            <w:bottom w:val="single" w:color="FFFFFF" w:themeColor="background1" w:sz="8" w:space="0"/>
+            <w:right w:val="single" w:color="FFFFFF" w:themeColor="background1" w:sz="8" w:space="0"/>
           </w:tcBorders>
-          <w:shd w:fill="auto" w:color="auto" w:val="clear"/>
+          <w:shd w:val="clear" w:color="auto" w:fill="auto"/>
+          <w:tcMar/>
           <w:vAlign w:val="bottom"/>
         </w:tcPr>
-        <w:p>
+        <w:p wp14:textId="77777777">
           <w:pPr>
-            <w:pBdr/>
-            <w:pStyle w:val="normal1"/>
             <w:keepLines/>
             <w:spacing w:before="0" w:after="0"/>
             <w:ind w:left="720"/>
@@ -2748,6 +5182,7 @@
             <w:rPr>
               <w:sz w:val="14"/>
               <w:szCs w:val="14"/>
+              <w:lang w:val="en-US"/>
             </w:rPr>
           </w:pPr>
           <w:r>
@@ -2755,14 +5190,49 @@
               <w:rFonts w:eastAsia="Calibri" w:cs="Calibri"/>
               <w:sz w:val="14"/>
               <w:szCs w:val="14"/>
+              <w:lang w:val="en-US"/>
             </w:rPr>
-            <w:t xml:space="preserve">EmC2 Attila Landgrafe | Waldstraße 5 | 95032 Hof</w:t>
+            <w:t xml:space="preserve">EmC2 Attila </w:t>
+          </w:r>
+          <w:r>
+            <w:rPr>
+              <w:rFonts w:eastAsia="Calibri" w:cs="Calibri"/>
+              <w:sz w:val="14"/>
+              <w:szCs w:val="14"/>
+              <w:lang w:val="en-US"/>
+            </w:rPr>
+            <w:t>Landgrafe</w:t>
+          </w:r>
+          <w:r>
+            <w:rPr>
+              <w:rFonts w:eastAsia="Calibri" w:cs="Calibri"/>
+              <w:sz w:val="14"/>
+              <w:szCs w:val="14"/>
+              <w:lang w:val="en-US"/>
+            </w:rPr>
+            <w:t xml:space="preserve"> | </w:t>
+          </w:r>
+          <w:r>
+            <w:rPr>
+              <w:rFonts w:eastAsia="Calibri" w:cs="Calibri"/>
+              <w:sz w:val="14"/>
+              <w:szCs w:val="14"/>
+              <w:lang w:val="en-US"/>
+            </w:rPr>
+            <w:t>Waldstraße</w:t>
+          </w:r>
+          <w:r>
+            <w:rPr>
+              <w:rFonts w:eastAsia="Calibri" w:cs="Calibri"/>
+              <w:sz w:val="14"/>
+              <w:szCs w:val="14"/>
+              <w:lang w:val="en-US"/>
+            </w:rPr>
+            <w:t xml:space="preserve"> 5 | 95032 Hof</w:t>
           </w:r>
         </w:p>
-        <w:p>
+        <w:p wp14:textId="77777777">
           <w:pPr>
-            <w:pBdr/>
-            <w:pStyle w:val="normal1"/>
             <w:keepLines/>
             <w:spacing w:before="0" w:after="0"/>
             <w:ind w:left="720"/>
@@ -2770,6 +5240,7 @@
             <w:rPr>
               <w:sz w:val="14"/>
               <w:szCs w:val="14"/>
+              <w:lang w:val="en-US"/>
             </w:rPr>
           </w:pPr>
           <w:r>
@@ -2777,14 +5248,22 @@
               <w:rFonts w:eastAsia="Calibri" w:cs="Calibri"/>
               <w:sz w:val="14"/>
               <w:szCs w:val="14"/>
+              <w:lang w:val="en-US"/>
             </w:rPr>
-            <w:t xml:space="preserve">Steuernummer: 22324320478 | USt-IdNr.: DE296903997</w:t>
+            <w:t>Steuernummer</w:t>
+          </w:r>
+          <w:r>
+            <w:rPr>
+              <w:rFonts w:eastAsia="Calibri" w:cs="Calibri"/>
+              <w:sz w:val="14"/>
+              <w:szCs w:val="14"/>
+              <w:lang w:val="en-US"/>
+            </w:rPr>
+            <w:t>: 22324320478 | USt-IdNr.: DE296903997</w:t>
           </w:r>
         </w:p>
-        <w:p>
+        <w:p wp14:textId="77777777">
           <w:pPr>
-            <w:pBdr/>
-            <w:pStyle w:val="normal1"/>
             <w:keepLines/>
             <w:spacing w:before="0" w:after="0"/>
             <w:ind w:left="720"/>
@@ -2792,6 +5271,7 @@
             <w:rPr>
               <w:sz w:val="14"/>
               <w:szCs w:val="14"/>
+              <w:lang w:val="en-US"/>
             </w:rPr>
           </w:pPr>
           <w:r>
@@ -2799,8 +5279,27 @@
               <w:rFonts w:eastAsia="Calibri" w:cs="Calibri"/>
               <w:sz w:val="14"/>
               <w:szCs w:val="14"/>
+              <w:lang w:val="en-US"/>
             </w:rPr>
-            <w:t xml:space="preserve">VR Bank Bayreuth-Hof eG | IBAN: DE43 7806 0896 0007 0794 43 | BIC: GENODEF1HO1</w:t>
+            <w:t xml:space="preserve">VR Bank Bayreuth-Hof </w:t>
+          </w:r>
+          <w:r>
+            <w:rPr>
+              <w:rFonts w:eastAsia="Calibri" w:cs="Calibri"/>
+              <w:sz w:val="14"/>
+              <w:szCs w:val="14"/>
+              <w:lang w:val="en-US"/>
+            </w:rPr>
+            <w:t>eG</w:t>
+          </w:r>
+          <w:r>
+            <w:rPr>
+              <w:rFonts w:eastAsia="Calibri" w:cs="Calibri"/>
+              <w:sz w:val="14"/>
+              <w:szCs w:val="14"/>
+              <w:lang w:val="en-US"/>
+            </w:rPr>
+            <w:t xml:space="preserve"> | IBAN: DE43 7806 0896 0007 0794 43 | BIC: GENODEF1HO1</w:t>
           </w:r>
         </w:p>
       </w:tc>
@@ -2808,15 +5307,16 @@
         <w:tcPr>
           <w:tcW w:w="1830" w:type="dxa"/>
           <w:tcBorders>
-            <w:top w:val="single" w:color="FFFFFF" w:sz="8" w:space="0"/>
-            <w:left w:val="single" w:color="FFFFFF" w:sz="8" w:space="0"/>
-            <w:bottom w:val="single" w:color="FFFFFF" w:sz="8" w:space="0"/>
-            <w:right w:val="single" w:color="FFFFFF" w:sz="8" w:space="0"/>
+            <w:top w:val="single" w:color="FFFFFF" w:themeColor="background1" w:sz="8" w:space="0"/>
+            <w:left w:val="single" w:color="FFFFFF" w:themeColor="background1" w:sz="8" w:space="0"/>
+            <w:bottom w:val="single" w:color="FFFFFF" w:themeColor="background1" w:sz="8" w:space="0"/>
+            <w:right w:val="single" w:color="FFFFFF" w:themeColor="background1" w:sz="8" w:space="0"/>
           </w:tcBorders>
-          <w:shd w:fill="auto" w:color="auto" w:val="clear"/>
+          <w:shd w:val="clear" w:color="auto" w:fill="auto"/>
+          <w:tcMar/>
           <w:vAlign w:val="top"/>
         </w:tcPr>
-        <w:p>
+        <w:p wp14:textId="77777777">
           <w:pPr>
             <w:pBdr/>
             <w:pStyle w:val="normal1"/>
@@ -2936,7 +5436,7 @@
       </w:tc>
     </w:tr>
   </w:tbl>
-  <w:p>
+  <w:p xmlns:wp14="http://schemas.microsoft.com/office/word/2010/wordml" wp14:textId="77777777">
     <w:pPr>
       <w:pBdr/>
       <w:pStyle w:val="normal1"/>
@@ -2951,7 +5451,7 @@
 
 <file path=word/footer4.xml><?xml version="1.0" encoding="utf-8"?>
 <w:ftr xmlns:v="urn:schemas-microsoft-com:vml" xmlns:w10="urn:schemas-microsoft-com:office:word" xmlns:o="urn:schemas-microsoft-com:office:office" xmlns:ve="http://schemas.openxmlformats.org/markup-compatibility/2006" xmlns:r="http://schemas.openxmlformats.org/officeDocument/2006/relationships" xmlns:m="http://schemas.openxmlformats.org/officeDocument/2006/math" xmlns:wne="http://schemas.microsoft.com/office/word/2006/wordml" xmlns:a="http://schemas.openxmlformats.org/drawingml/2006/main" xmlns:pic="http://schemas.openxmlformats.org/drawingml/2006/picture" xmlns:wp="http://schemas.openxmlformats.org/drawingml/2006/wordprocessingDrawing" xmlns:wpc="http://schemas.microsoft.com/office/word/2010/wordprocessingCanvas" xmlns:wp14="http://schemas.microsoft.com/office/word/2010/wordprocessingDrawing" xmlns:w14="http://schemas.microsoft.com/office/word/2010/wordml" xmlns:w15="http://schemas.microsoft.com/office/word/2012/wordml" xmlns:wpg="http://schemas.microsoft.com/office/word/2010/wordprocessingGroup" xmlns:wpi="http://schemas.microsoft.com/office/word/2010/wordprocessingInk" xmlns:wps="http://schemas.microsoft.com/office/word/2010/wordprocessingShape" xmlns:w="http://schemas.openxmlformats.org/wordprocessingml/2006/main" ve:Ignorable="w14 w15 wp14">
-  <w:p>
+  <w:p xmlns:wp14="http://schemas.microsoft.com/office/word/2010/wordml" wp14:textId="77777777">
     <w:pPr>
       <w:pBdr/>
       <w:pStyle w:val="Footer"/>
@@ -2965,7 +5465,7 @@
 
 <file path=word/footer6.xml><?xml version="1.0" encoding="utf-8"?>
 <w:ftr xmlns:v="urn:schemas-microsoft-com:vml" xmlns:w10="urn:schemas-microsoft-com:office:word" xmlns:o="urn:schemas-microsoft-com:office:office" xmlns:ve="http://schemas.openxmlformats.org/markup-compatibility/2006" xmlns:r="http://schemas.openxmlformats.org/officeDocument/2006/relationships" xmlns:m="http://schemas.openxmlformats.org/officeDocument/2006/math" xmlns:wne="http://schemas.microsoft.com/office/word/2006/wordml" xmlns:a="http://schemas.openxmlformats.org/drawingml/2006/main" xmlns:pic="http://schemas.openxmlformats.org/drawingml/2006/picture" xmlns:wp="http://schemas.openxmlformats.org/drawingml/2006/wordprocessingDrawing" xmlns:wpc="http://schemas.microsoft.com/office/word/2010/wordprocessingCanvas" xmlns:wp14="http://schemas.microsoft.com/office/word/2010/wordprocessingDrawing" xmlns:w14="http://schemas.microsoft.com/office/word/2010/wordml" xmlns:w15="http://schemas.microsoft.com/office/word/2012/wordml" xmlns:wpg="http://schemas.microsoft.com/office/word/2010/wordprocessingGroup" xmlns:wpi="http://schemas.microsoft.com/office/word/2010/wordprocessingInk" xmlns:wps="http://schemas.microsoft.com/office/word/2010/wordprocessingShape" xmlns:w="http://schemas.openxmlformats.org/wordprocessingml/2006/main" ve:Ignorable="w14 w15 wp14">
-  <w:p>
+  <w:p xmlns:wp14="http://schemas.microsoft.com/office/word/2010/wordml" wp14:textId="77777777">
     <w:pPr>
       <w:pBdr/>
       <w:pStyle w:val="normal1"/>
@@ -2987,14 +5487,14 @@
         <w:right w:w="10" w:type="dxa"/>
       </w:tblCellMar>
       <w:tblBorders/>
-      <w:shd w:fill="auto" w:color="auto"/>
+      <w:shd w:color="auto" w:fill="auto"/>
       <w:tblLayout w:type="fixed"/>
     </w:tblPr>
     <w:tblGrid>
       <w:gridCol w:w="8055"/>
       <w:gridCol w:w="1830"/>
     </w:tblGrid>
-    <w:tr>
+    <w:tr xmlns:wp14="http://schemas.microsoft.com/office/word/2010/wordml" wp14:textId="77777777">
       <w:tblPrEx>
         <w:tblBorders/>
         <w:tblCellMar>
@@ -3005,24 +5505,23 @@
         </w:tblCellMar>
       </w:tblPrEx>
       <w:trPr>
-        <w:trHeight w:hRule="atLeast" w:val="20"/>
+        <w:trHeight w:val="20" w:hRule="atLeast"/>
       </w:trPr>
       <w:tc>
         <w:tcPr>
           <w:tcW w:w="8055" w:type="dxa"/>
           <w:tcBorders>
-            <w:top w:val="single" w:color="FFFFFF" w:sz="8" w:space="0"/>
-            <w:left w:val="single" w:color="FFFFFF" w:sz="8" w:space="0"/>
-            <w:bottom w:val="single" w:color="FFFFFF" w:sz="8" w:space="0"/>
-            <w:right w:val="single" w:color="FFFFFF" w:sz="8" w:space="0"/>
+            <w:top w:val="single" w:color="FFFFFF" w:themeColor="background1" w:sz="8" w:space="0"/>
+            <w:left w:val="single" w:color="FFFFFF" w:themeColor="background1" w:sz="8" w:space="0"/>
+            <w:bottom w:val="single" w:color="FFFFFF" w:themeColor="background1" w:sz="8" w:space="0"/>
+            <w:right w:val="single" w:color="FFFFFF" w:themeColor="background1" w:sz="8" w:space="0"/>
           </w:tcBorders>
-          <w:shd w:fill="auto" w:color="auto" w:val="clear"/>
+          <w:shd w:val="clear" w:color="auto" w:fill="auto"/>
+          <w:tcMar/>
           <w:vAlign w:val="bottom"/>
         </w:tcPr>
-        <w:p>
+        <w:p wp14:textId="77777777">
           <w:pPr>
-            <w:pBdr/>
-            <w:pStyle w:val="normal1"/>
             <w:keepLines/>
             <w:spacing w:before="0" w:after="0"/>
             <w:ind w:left="720"/>
@@ -3030,6 +5529,7 @@
             <w:rPr>
               <w:sz w:val="14"/>
               <w:szCs w:val="14"/>
+              <w:lang w:val="en-US"/>
             </w:rPr>
           </w:pPr>
           <w:r>
@@ -3037,14 +5537,49 @@
               <w:rFonts w:eastAsia="Calibri" w:cs="Calibri"/>
               <w:sz w:val="14"/>
               <w:szCs w:val="14"/>
+              <w:lang w:val="en-US"/>
             </w:rPr>
-            <w:t xml:space="preserve">EmC2 Attila Landgrafe | Waldstraße 5 | 95032 Hof</w:t>
+            <w:t xml:space="preserve">EmC2 Attila </w:t>
+          </w:r>
+          <w:r>
+            <w:rPr>
+              <w:rFonts w:eastAsia="Calibri" w:cs="Calibri"/>
+              <w:sz w:val="14"/>
+              <w:szCs w:val="14"/>
+              <w:lang w:val="en-US"/>
+            </w:rPr>
+            <w:t>Landgrafe</w:t>
+          </w:r>
+          <w:r>
+            <w:rPr>
+              <w:rFonts w:eastAsia="Calibri" w:cs="Calibri"/>
+              <w:sz w:val="14"/>
+              <w:szCs w:val="14"/>
+              <w:lang w:val="en-US"/>
+            </w:rPr>
+            <w:t xml:space="preserve"> | </w:t>
+          </w:r>
+          <w:r>
+            <w:rPr>
+              <w:rFonts w:eastAsia="Calibri" w:cs="Calibri"/>
+              <w:sz w:val="14"/>
+              <w:szCs w:val="14"/>
+              <w:lang w:val="en-US"/>
+            </w:rPr>
+            <w:t>Waldstraße</w:t>
+          </w:r>
+          <w:r>
+            <w:rPr>
+              <w:rFonts w:eastAsia="Calibri" w:cs="Calibri"/>
+              <w:sz w:val="14"/>
+              <w:szCs w:val="14"/>
+              <w:lang w:val="en-US"/>
+            </w:rPr>
+            <w:t xml:space="preserve"> 5 | 95032 Hof</w:t>
           </w:r>
         </w:p>
-        <w:p>
+        <w:p wp14:textId="77777777">
           <w:pPr>
-            <w:pBdr/>
-            <w:pStyle w:val="normal1"/>
             <w:keepLines/>
             <w:spacing w:before="0" w:after="0"/>
             <w:ind w:left="720"/>
@@ -3052,6 +5587,7 @@
             <w:rPr>
               <w:sz w:val="14"/>
               <w:szCs w:val="14"/>
+              <w:lang w:val="en-US"/>
             </w:rPr>
           </w:pPr>
           <w:r>
@@ -3059,14 +5595,22 @@
               <w:rFonts w:eastAsia="Calibri" w:cs="Calibri"/>
               <w:sz w:val="14"/>
               <w:szCs w:val="14"/>
+              <w:lang w:val="en-US"/>
             </w:rPr>
-            <w:t xml:space="preserve">Steuernummer: 22324320478 | USt-IdNr.: DE296903997</w:t>
+            <w:t>Steuernummer</w:t>
+          </w:r>
+          <w:r>
+            <w:rPr>
+              <w:rFonts w:eastAsia="Calibri" w:cs="Calibri"/>
+              <w:sz w:val="14"/>
+              <w:szCs w:val="14"/>
+              <w:lang w:val="en-US"/>
+            </w:rPr>
+            <w:t>: 22324320478 | USt-IdNr.: DE296903997</w:t>
           </w:r>
         </w:p>
-        <w:p>
+        <w:p wp14:textId="77777777">
           <w:pPr>
-            <w:pBdr/>
-            <w:pStyle w:val="normal1"/>
             <w:keepLines/>
             <w:spacing w:before="0" w:after="0"/>
             <w:ind w:left="720"/>
@@ -3074,6 +5618,7 @@
             <w:rPr>
               <w:sz w:val="14"/>
               <w:szCs w:val="14"/>
+              <w:lang w:val="en-US"/>
             </w:rPr>
           </w:pPr>
           <w:r>
@@ -3081,8 +5626,27 @@
               <w:rFonts w:eastAsia="Calibri" w:cs="Calibri"/>
               <w:sz w:val="14"/>
               <w:szCs w:val="14"/>
+              <w:lang w:val="en-US"/>
             </w:rPr>
-            <w:t xml:space="preserve">VR Bank Bayreuth-Hof eG | IBAN: DE43 7806 0896 0007 0794 43 | BIC: GENODEF1HO1</w:t>
+            <w:t xml:space="preserve">VR Bank Bayreuth-Hof </w:t>
+          </w:r>
+          <w:r>
+            <w:rPr>
+              <w:rFonts w:eastAsia="Calibri" w:cs="Calibri"/>
+              <w:sz w:val="14"/>
+              <w:szCs w:val="14"/>
+              <w:lang w:val="en-US"/>
+            </w:rPr>
+            <w:t>eG</w:t>
+          </w:r>
+          <w:r>
+            <w:rPr>
+              <w:rFonts w:eastAsia="Calibri" w:cs="Calibri"/>
+              <w:sz w:val="14"/>
+              <w:szCs w:val="14"/>
+              <w:lang w:val="en-US"/>
+            </w:rPr>
+            <w:t xml:space="preserve"> | IBAN: DE43 7806 0896 0007 0794 43 | BIC: GENODEF1HO1</w:t>
           </w:r>
         </w:p>
       </w:tc>
@@ -3090,15 +5654,16 @@
         <w:tcPr>
           <w:tcW w:w="1830" w:type="dxa"/>
           <w:tcBorders>
-            <w:top w:val="single" w:color="FFFFFF" w:sz="8" w:space="0"/>
-            <w:left w:val="single" w:color="FFFFFF" w:sz="8" w:space="0"/>
-            <w:bottom w:val="single" w:color="FFFFFF" w:sz="8" w:space="0"/>
-            <w:right w:val="single" w:color="FFFFFF" w:sz="8" w:space="0"/>
+            <w:top w:val="single" w:color="FFFFFF" w:themeColor="background1" w:sz="8" w:space="0"/>
+            <w:left w:val="single" w:color="FFFFFF" w:themeColor="background1" w:sz="8" w:space="0"/>
+            <w:bottom w:val="single" w:color="FFFFFF" w:themeColor="background1" w:sz="8" w:space="0"/>
+            <w:right w:val="single" w:color="FFFFFF" w:themeColor="background1" w:sz="8" w:space="0"/>
           </w:tcBorders>
-          <w:shd w:fill="auto" w:color="auto" w:val="clear"/>
+          <w:shd w:val="clear" w:color="auto" w:fill="auto"/>
+          <w:tcMar/>
           <w:vAlign w:val="top"/>
         </w:tcPr>
-        <w:p>
+        <w:p wp14:textId="77777777">
           <w:pPr>
             <w:pBdr/>
             <w:pStyle w:val="normal1"/>
@@ -3218,7 +5783,7 @@
       </w:tc>
     </w:tr>
   </w:tbl>
-  <w:p>
+  <w:p xmlns:wp14="http://schemas.microsoft.com/office/word/2010/wordml" wp14:textId="77777777">
     <w:pPr>
       <w:pBdr/>
       <w:pStyle w:val="normal1"/>
@@ -3234,7 +5799,7 @@
 <file path=word/footnotes.xml><?xml version="1.0" encoding="utf-8"?>
 <w:footnotes xmlns:wpc="http://schemas.microsoft.com/office/word/2010/wordprocessingCanvas" xmlns:cx="http://schemas.microsoft.com/office/drawing/2014/chartex" xmlns:aink="http://schemas.microsoft.com/office/drawing/2016/ink" xmlns:am3d="http://schemas.microsoft.com/office/drawing/2017/,odel3d" xmlns:mc="http://schemas.openxmlformats.org/markup-compatibility/2006" xmlns:o="urn:schemas-microsoft-com:office:office" xmlns:r="http://schemas.openxmlformats.org/officeDocument/2006/relationships" xmlns:m="http://schemas.openxmlformats.org/officeDocument/2006/math" xmlns:v="urn:schemas-microsoft-com:vml" xmlns:wp14="http://schemas.microsoft.com/office/word/2010/wordprocessingDrawing" xmlns:wp="http://schemas.openxmlformats.org/drawingml/2006/wordprocessingDrawing" xmlns:w="http://schemas.openxmlformats.org/wordprocessingml/2006/main" xmlns:w14="http://schemas.microsoft.com/office/word/2010/wordml" xmlns:w15="http://schemas.microsoft.com/office/word/2012/wordml" xmlns:wpg="http://schemas.microsoft.com/office/word/2010/wordprocessingGroup" xmlns:wpi="http://schemas.microsoft.com/office/word/2010/wordprocessingInk" xmlns:wne="http://schemas.microsoft.com/office/word/2006/wordml" xmlns:wps="http://schemas.microsoft.com/office/word/2010/wordprocessingShape" mc:Ignorable="w14 w15">
   <w:footnote w:type="separator" w:id="-1">
-    <w:p>
+    <w:p xmlns:wp14="http://schemas.microsoft.com/office/word/2010/wordml" wp14:textId="77777777">
       <w:pPr>
         <w:pBdr/>
         <w:pStyle w:val="Normal"/>
@@ -3249,7 +5814,7 @@
     </w:p>
   </w:footnote>
   <w:footnote w:type="continuationSeparator" w:id="0">
-    <w:p>
+    <w:p xmlns:wp14="http://schemas.microsoft.com/office/word/2010/wordml" wp14:textId="77777777">
       <w:pPr>
         <w:pBdr/>
         <w:pStyle w:val="Normal"/>
@@ -3263,23 +5828,12 @@
       </w:r>
     </w:p>
   </w:footnote>
-  <w:footnote w:type="continuationNotice" w:id="1">
-    <w:p>
-      <w:pPr>
-        <w:pBdr/>
-        <w:pStyle w:val="Normal"/>
-        <w:spacing/>
-        <w:ind/>
-        <w:rPr/>
-      </w:pPr>
-    </w:p>
-  </w:footnote>
 </w:footnotes>
 </file>
 
 <file path=word/header1.xml><?xml version="1.0" encoding="utf-8"?>
 <w:hdr xmlns:v="urn:schemas-microsoft-com:vml" xmlns:w10="urn:schemas-microsoft-com:office:word" xmlns:o="urn:schemas-microsoft-com:office:office" xmlns:ve="http://schemas.openxmlformats.org/markup-compatibility/2006" xmlns:r="http://schemas.openxmlformats.org/officeDocument/2006/relationships" xmlns:m="http://schemas.openxmlformats.org/officeDocument/2006/math" xmlns:wne="http://schemas.microsoft.com/office/word/2006/wordml" xmlns:a="http://schemas.openxmlformats.org/drawingml/2006/main" xmlns:pic="http://schemas.openxmlformats.org/drawingml/2006/picture" xmlns:wp="http://schemas.openxmlformats.org/drawingml/2006/wordprocessingDrawing" xmlns:wpc="http://schemas.microsoft.com/office/word/2010/wordprocessingCanvas" xmlns:wp14="http://schemas.microsoft.com/office/word/2010/wordprocessingDrawing" xmlns:w14="http://schemas.microsoft.com/office/word/2010/wordml" xmlns:w15="http://schemas.microsoft.com/office/word/2012/wordml" xmlns:wpg="http://schemas.microsoft.com/office/word/2010/wordprocessingGroup" xmlns:wpi="http://schemas.microsoft.com/office/word/2010/wordprocessingInk" xmlns:wps="http://schemas.microsoft.com/office/word/2010/wordprocessingShape" xmlns:w="http://schemas.openxmlformats.org/wordprocessingml/2006/main" ve:Ignorable="w14 w15 wp14">
-  <w:p>
+  <w:p xmlns:wp14="http://schemas.microsoft.com/office/word/2010/wordml" wp14:textId="77777777">
     <w:pPr>
       <w:pBdr/>
       <w:pStyle w:val="normal1"/>
@@ -3288,7 +5842,7 @@
       <w:rPr/>
     </w:pPr>
   </w:p>
-  <w:p>
+  <w:p xmlns:wp14="http://schemas.microsoft.com/office/word/2010/wordml" wp14:textId="77777777">
     <w:pPr>
       <w:pBdr/>
       <w:pStyle w:val="normal1"/>
@@ -3297,7 +5851,7 @@
       <w:rPr/>
     </w:pPr>
   </w:p>
-  <w:p>
+  <w:p xmlns:wp14="http://schemas.microsoft.com/office/word/2010/wordml" wp14:textId="77777777">
     <w:pPr>
       <w:pBdr/>
       <w:pStyle w:val="normal1"/>
@@ -3308,7 +5862,7 @@
     <w:r>
       <w:rPr/>
       <w:drawing>
-        <wp:inline distT="0" distB="0" distL="0" distR="0">
+        <wp:inline xmlns:wp14="http://schemas.microsoft.com/office/word/2010/wordprocessingDrawing" distT="0" distB="0" distL="0" distR="0" wp14:anchorId="291F4C54" wp14:editId="7777777">
           <wp:extent cx="1585595" cy="920750"/>
           <wp:effectExtent xmlns:wp="http://schemas.openxmlformats.org/drawingml/2006/wordprocessingDrawing" l="0" t="0" r="0" b="0"/>
           <wp:docPr id="1" name="image1.jpg"/>
@@ -3348,7 +5902,7 @@
 
 <file path=word/header3.xml><?xml version="1.0" encoding="utf-8"?>
 <w:hdr xmlns:v="urn:schemas-microsoft-com:vml" xmlns:w10="urn:schemas-microsoft-com:office:word" xmlns:o="urn:schemas-microsoft-com:office:office" xmlns:ve="http://schemas.openxmlformats.org/markup-compatibility/2006" xmlns:r="http://schemas.openxmlformats.org/officeDocument/2006/relationships" xmlns:m="http://schemas.openxmlformats.org/officeDocument/2006/math" xmlns:wne="http://schemas.microsoft.com/office/word/2006/wordml" xmlns:a="http://schemas.openxmlformats.org/drawingml/2006/main" xmlns:pic="http://schemas.openxmlformats.org/drawingml/2006/picture" xmlns:wp="http://schemas.openxmlformats.org/drawingml/2006/wordprocessingDrawing" xmlns:wpc="http://schemas.microsoft.com/office/word/2010/wordprocessingCanvas" xmlns:wp14="http://schemas.microsoft.com/office/word/2010/wordprocessingDrawing" xmlns:w14="http://schemas.microsoft.com/office/word/2010/wordml" xmlns:w15="http://schemas.microsoft.com/office/word/2012/wordml" xmlns:wpg="http://schemas.microsoft.com/office/word/2010/wordprocessingGroup" xmlns:wpi="http://schemas.microsoft.com/office/word/2010/wordprocessingInk" xmlns:wps="http://schemas.microsoft.com/office/word/2010/wordprocessingShape" xmlns:w="http://schemas.openxmlformats.org/wordprocessingml/2006/main" ve:Ignorable="w14 w15 wp14">
-  <w:p>
+  <w:p xmlns:wp14="http://schemas.microsoft.com/office/word/2010/wordml" wp14:textId="77777777">
     <w:pPr>
       <w:pBdr/>
       <w:pStyle w:val="Header"/>
@@ -3362,7 +5916,7 @@
 
 <file path=word/header5.xml><?xml version="1.0" encoding="utf-8"?>
 <w:hdr xmlns:v="urn:schemas-microsoft-com:vml" xmlns:w10="urn:schemas-microsoft-com:office:word" xmlns:o="urn:schemas-microsoft-com:office:office" xmlns:ve="http://schemas.openxmlformats.org/markup-compatibility/2006" xmlns:r="http://schemas.openxmlformats.org/officeDocument/2006/relationships" xmlns:m="http://schemas.openxmlformats.org/officeDocument/2006/math" xmlns:wne="http://schemas.microsoft.com/office/word/2006/wordml" xmlns:a="http://schemas.openxmlformats.org/drawingml/2006/main" xmlns:pic="http://schemas.openxmlformats.org/drawingml/2006/picture" xmlns:wp="http://schemas.openxmlformats.org/drawingml/2006/wordprocessingDrawing" xmlns:wpc="http://schemas.microsoft.com/office/word/2010/wordprocessingCanvas" xmlns:wp14="http://schemas.microsoft.com/office/word/2010/wordprocessingDrawing" xmlns:w14="http://schemas.microsoft.com/office/word/2010/wordml" xmlns:w15="http://schemas.microsoft.com/office/word/2012/wordml" xmlns:wpg="http://schemas.microsoft.com/office/word/2010/wordprocessingGroup" xmlns:wpi="http://schemas.microsoft.com/office/word/2010/wordprocessingInk" xmlns:wps="http://schemas.microsoft.com/office/word/2010/wordprocessingShape" xmlns:w="http://schemas.openxmlformats.org/wordprocessingml/2006/main" ve:Ignorable="w14 w15 wp14">
-  <w:p>
+  <w:p xmlns:wp14="http://schemas.microsoft.com/office/word/2010/wordml" wp14:textId="77777777">
     <w:pPr>
       <w:pBdr/>
       <w:pStyle w:val="normal1"/>
@@ -3371,7 +5925,7 @@
       <w:rPr/>
     </w:pPr>
   </w:p>
-  <w:p>
+  <w:p xmlns:wp14="http://schemas.microsoft.com/office/word/2010/wordml" wp14:textId="77777777">
     <w:pPr>
       <w:pBdr/>
       <w:pStyle w:val="normal1"/>
@@ -3380,7 +5934,7 @@
       <w:rPr/>
     </w:pPr>
   </w:p>
-  <w:p>
+  <w:p xmlns:wp14="http://schemas.microsoft.com/office/word/2010/wordml" wp14:textId="77777777">
     <w:pPr>
       <w:pBdr/>
       <w:pStyle w:val="normal1"/>
@@ -3391,7 +5945,7 @@
     <w:r>
       <w:rPr/>
       <w:drawing>
-        <wp:inline distT="0" distB="0" distL="0" distR="0">
+        <wp:inline xmlns:wp14="http://schemas.microsoft.com/office/word/2010/wordprocessingDrawing" distT="0" distB="0" distL="0" distR="0" wp14:anchorId="642BAF87" wp14:editId="7777777">
           <wp:extent cx="1585595" cy="920750"/>
           <wp:effectExtent xmlns:wp="http://schemas.openxmlformats.org/drawingml/2006/wordprocessingDrawing" l="0" t="0" r="0" b="0"/>
           <wp:docPr id="2" name="image1.jpg"/>
@@ -3430,11 +5984,11 @@
 </file>
 
 <file path=word/styles.xml><?xml version="1.0" encoding="utf-8"?>
-<w:styles xmlns:mc="http://schemas.openxmlformats.org/markup-compatibility/2006" xmlns:r="http://schemas.openxmlformats.org/officeDocument/2006/relationships" xmlns:w="http://schemas.openxmlformats.org/wordprocessingml/2006/main" xmlns:w14="http://schemas.microsoft.com/office/word/2010/wordml" xmlns:w15="http://schemas.microsoft.com/office/word/2012/wordml" mc:Ignorable="w14 w15">
+<w:styles xmlns:wp14="http://schemas.microsoft.com/office/word/2010/wordprocessingDrawing" xmlns:mc="http://schemas.openxmlformats.org/markup-compatibility/2006" xmlns:r="http://schemas.openxmlformats.org/officeDocument/2006/relationships" xmlns:w="http://schemas.openxmlformats.org/wordprocessingml/2006/main" xmlns:w14="http://schemas.microsoft.com/office/word/2010/wordml" xmlns:w15="http://schemas.microsoft.com/office/word/2012/wordml" mc:Ignorable="w14 w15 wp14">
   <w:docDefaults>
     <w:rPrDefault>
       <w:rPr>
-        <w:rFonts w:ascii="Calibri" w:eastAsia="Calibri" w:hAnsi="Calibri" w:cs="Calibri"/>
+        <w:rFonts w:ascii="Calibri" w:hAnsi="Calibri" w:eastAsia="Calibri" w:cs="Calibri"/>
         <w:sz w:val="22"/>
         <w:szCs w:val="22"/>
       </w:rPr>
@@ -3463,7 +6017,7 @@
       <w:jc w:val="left"/>
     </w:pPr>
     <w:rPr>
-      <w:rFonts w:ascii="Calibri" w:eastAsia="Calibri" w:hAnsi="Calibri" w:cs="Calibri"/>
+      <w:rFonts w:ascii="Calibri" w:hAnsi="Calibri" w:eastAsia="Calibri" w:cs="Calibri"/>
       <w:color w:val="auto"/>
       <w:sz w:val="22"/>
       <w:szCs w:val="22"/>
@@ -3498,7 +6052,7 @@
       <w:jc w:val="left"/>
     </w:pPr>
     <w:rPr>
-      <w:rFonts w:ascii="Calibri" w:eastAsia="Calibri" w:hAnsi="Calibri" w:cs="Calibri"/>
+      <w:rFonts w:ascii="Calibri" w:hAnsi="Calibri" w:eastAsia="Calibri" w:cs="Calibri"/>
       <w:color w:val="auto"/>
       <w:sz w:val="22"/>
       <w:szCs w:val="22"/>
@@ -3613,7 +6167,7 @@
     <w:name w:val="Bullets"/>
     <w:basedOn w:val="Default Paragraph Font"/>
     <w:rPr>
-      <w:rFonts w:ascii="Arial Unicode MS" w:eastAsia="Arial Unicode MS" w:hAnsi="Arial Unicode MS" w:cs="Arial Unicode MS"/>
+      <w:rFonts w:ascii="Arial Unicode MS" w:hAnsi="Arial Unicode MS" w:eastAsia="Arial Unicode MS" w:cs="Arial Unicode MS"/>
     </w:rPr>
   </w:style>
   <w:style w:type="paragraph" w:styleId="Heading">
@@ -3627,7 +6181,7 @@
       <w:ind/>
     </w:pPr>
     <w:rPr>
-      <w:rFonts w:ascii="Liberation Sans" w:eastAsia="Microsoft YaHei" w:hAnsi="Liberation Sans" w:cs="Arial"/>
+      <w:rFonts w:ascii="Liberation Sans" w:hAnsi="Liberation Sans" w:eastAsia="Microsoft YaHei" w:cs="Arial"/>
       <w:sz w:val="28"/>
       <w:szCs w:val="28"/>
     </w:rPr>
@@ -3715,7 +6269,7 @@
       <w:ind/>
     </w:pPr>
     <w:rPr>
-      <w:rFonts w:ascii="Georgia" w:eastAsia="Georgia" w:hAnsi="Georgia" w:cs="Georgia"/>
+      <w:rFonts w:ascii="Georgia" w:hAnsi="Georgia" w:eastAsia="Georgia" w:cs="Georgia"/>
       <w:i/>
       <w:color w:val="666666"/>
       <w:sz w:val="48"/>
@@ -3734,7 +6288,7 @@
     <w:rPr/>
   </w:style>
   <w:style w:type="paragraph" w:styleId="Header">
-    <w:name w:val="Header"/>
+    <w:name w:val="header"/>
     <w:basedOn w:val="Header and Footer"/>
     <w:next w:val="Header"/>
     <w:pPr>
@@ -3745,7 +6299,7 @@
     <w:rPr/>
   </w:style>
   <w:style w:type="paragraph" w:styleId="Footer">
-    <w:name w:val="Footer"/>
+    <w:name w:val="footer"/>
     <w:basedOn w:val="Header and Footer"/>
     <w:next w:val="Footer"/>
     <w:pPr>
@@ -3787,7 +6341,7 @@
     <w:next w:val="Normal Table"/>
   </w:style>
   <w:style w:type="table" w:styleId="TableNormal">
-    <w:name w:val="TableNormal"/>
+    <w:name w:val="Normal Table0"/>
     <w:next w:val="TableNormal"/>
   </w:style>
   <w:style w:type="paragraph" w:styleId="Heading 7">

--- a/src/templates/Angebot-BWT.docx
+++ b/src/templates/Angebot-BWT.docx
@@ -4533,7 +4533,7 @@
         </w:rPr>
         <w:t xml:space="preserve"> per E-Mail an </w:t>
       </w:r>
-      <w:hyperlink r:id="R6a8fb050de5c45e9">
+      <w:hyperlink r:id="R6716aa9d75e94f9f">
         <w:r>
           <w:rPr>
             <w:rFonts w:ascii="Open Sans" w:hAnsi="Open Sans" w:eastAsia="Open Sans" w:cs="Open Sans"/>
@@ -4549,6 +4549,8 @@
       <w:pPr>
         <w:pStyle w:val="Normal"/>
         <w:rPr>
+          <w:rFonts w:ascii="Open Sans" w:hAnsi="Open Sans" w:eastAsia="Open Sans" w:cs="Open Sans"/>
+          <w:color w:val="030303"/>
           <w:lang w:val="en-US"/>
         </w:rPr>
       </w:pPr>
@@ -4556,6 +4558,7 @@
     <w:p>
       <w:pPr>
         <w:pStyle w:val="Normal"/>
+        <w:ind w:left="125"/>
         <w:rPr>
           <w:lang w:val="en-US"/>
         </w:rPr>
@@ -4566,7 +4569,7 @@
           <w:color w:val="030303"/>
           <w:lang w:val="en-US"/>
         </w:rPr>
-        <w:t xml:space="preserve">  {</w:t>
+        <w:t>{</w:t>
       </w:r>
       <w:r>
         <w:rPr>
@@ -4584,6 +4587,88 @@
         </w:rPr>
         <w:t>}</w:t>
       </w:r>
+    </w:p>
+    <w:p>
+      <w:pPr>
+        <w:pStyle w:val="Normal"/>
+        <w:rPr>
+          <w:lang w:val="en-US"/>
+        </w:rPr>
+      </w:pPr>
+    </w:p>
+    <w:p>
+      <w:pPr>
+        <w:pStyle w:val="Normal"/>
+        <w:ind w:left="125"/>
+        <w:rPr>
+          <w:lang w:val="en-US"/>
+        </w:rPr>
+      </w:pPr>
+      <w:r>
+        <w:rPr>
+          <w:rFonts w:ascii="Open Sans" w:hAnsi="Open Sans" w:eastAsia="Open Sans" w:cs="Open Sans"/>
+          <w:color w:val="030303"/>
+          <w:lang w:val="en-US"/>
+        </w:rPr>
+        <w:t>{</w:t>
+      </w:r>
+      <w:r>
+        <w:rPr>
+          <w:rFonts w:ascii="Open Sans" w:hAnsi="Open Sans" w:eastAsia="Open Sans" w:cs="Open Sans"/>
+          <w:color w:val="030303"/>
+          <w:lang w:val="en-US"/>
+        </w:rPr>
+        <w:t>BwtSteelNote</w:t>
+      </w:r>
+      <w:r>
+        <w:rPr>
+          <w:rFonts w:ascii="Open Sans" w:hAnsi="Open Sans" w:eastAsia="Open Sans" w:cs="Open Sans"/>
+          <w:color w:val="030303"/>
+          <w:lang w:val="en-US"/>
+        </w:rPr>
+        <w:t>}</w:t>
+      </w:r>
+    </w:p>
+    <w:p>
+      <w:pPr>
+        <w:pStyle w:val="Normal"/>
+        <w:rPr>
+          <w:lang w:val="en-US"/>
+        </w:rPr>
+      </w:pPr>
+    </w:p>
+    <w:p>
+      <w:pPr>
+        <w:pStyle w:val="Normal"/>
+        <w:ind w:left="125"/>
+        <w:rPr>
+          <w:lang w:val="en-US"/>
+        </w:rPr>
+      </w:pPr>
+      <w:r>
+        <w:rPr>
+          <w:rFonts w:ascii="Open Sans" w:hAnsi="Open Sans" w:eastAsia="Open Sans" w:cs="Open Sans"/>
+          <w:color w:val="030303"/>
+          <w:lang w:val="en-US"/>
+        </w:rPr>
+        <w:t>{</w:t>
+      </w:r>
+      <w:r>
+        <w:rPr>
+          <w:rFonts w:ascii="Open Sans" w:hAnsi="Open Sans" w:eastAsia="Open Sans" w:cs="Open Sans"/>
+          <w:color w:val="030303"/>
+          <w:lang w:val="en-US"/>
+        </w:rPr>
+        <w:t>BwtProxyNote</w:t>
+      </w:r>
+      <w:r>
+        <w:rPr>
+          <w:rFonts w:ascii="Open Sans" w:hAnsi="Open Sans" w:eastAsia="Open Sans" w:cs="Open Sans"/>
+          <w:color w:val="030303"/>
+          <w:lang w:val="en-US"/>
+        </w:rPr>
+        <w:t>}</w:t>
+      </w:r>
       <w:r>
         <w:rPr>
           <w:rFonts w:ascii="Open Sans" w:hAnsi="Open Sans" w:eastAsia="Open Sans" w:cs="Open Sans"/>
@@ -4592,22 +4677,22 @@
         <w:instrText xml:space="preserve"> Die Unterschrift gilt für uns als Auftragsbestätigung.</w:instrText>
       </w:r>
     </w:p>
-    <w:p xmlns:wp14="http://schemas.microsoft.com/office/word/2010/wordml" wp14:textId="77777777">
+    <w:p>
       <w:pPr>
-        <w:pBdr/>
-        <w:pStyle w:val="normal1"/>
+        <w:pStyle w:val="Normal"/>
+        <w:spacing w:before="26" w:after="0"/>
+        <w:rPr>
+          <w:rFonts w:ascii="Open Sans" w:hAnsi="Open Sans" w:eastAsia="Open Sans" w:cs="Open Sans"/>
+          <w:color w:val="030303"/>
+          <w:lang w:val="en-US"/>
+        </w:rPr>
+      </w:pPr>
+    </w:p>
+    <w:p xmlns:wp14="http://schemas.microsoft.com/office/word/2010/wordml" wp14:textId="7B8FBE0C">
+      <w:pPr>
+        <w:pStyle w:val="Normal"/>
         <w:spacing w:before="26" w:after="0"/>
         <w:ind/>
-        <w:rPr>
-          <w:rFonts w:ascii="Open Sans" w:hAnsi="Open Sans" w:eastAsia="Open Sans" w:cs="Open Sans"/>
-          <w:color w:val="000000"/>
-        </w:rPr>
-      </w:pPr>
-    </w:p>
-    <w:p xmlns:wp14="http://schemas.microsoft.com/office/word/2010/wordml" wp14:textId="77777777">
-      <w:pPr>
-        <w:spacing/>
-        <w:ind w:left="123"/>
         <w:rPr>
           <w:rFonts w:ascii="Open Sans" w:hAnsi="Open Sans" w:eastAsia="Open Sans" w:cs="Open Sans"/>
           <w:color w:val="000000"/>

--- a/src/templates/Angebot-BWT.docx
+++ b/src/templates/Angebot-BWT.docx
@@ -706,8 +706,8 @@
       </w:tblPr>
       <w:tblGrid>
         <w:gridCol w:w="467"/>
-        <w:gridCol w:w="757"/>
-        <w:gridCol w:w="6094"/>
+        <w:gridCol w:w="741"/>
+        <w:gridCol w:w="6110"/>
         <w:gridCol w:w="1399"/>
         <w:gridCol w:w="943"/>
       </w:tblGrid>
@@ -770,7 +770,7 @@
         </w:tc>
         <w:tc>
           <w:tcPr>
-            <w:tcW w:w="757" w:type="dxa"/>
+            <w:tcW w:w="741" w:type="dxa"/>
             <w:tcMar>
               <w:top w:w="0" w:type="dxa"/>
               <w:left w:w="2" w:type="dxa"/>
@@ -814,7 +814,7 @@
         </w:tc>
         <w:tc>
           <w:tcPr>
-            <w:tcW w:w="6093" w:type="dxa"/>
+            <w:tcW w:w="6110" w:type="dxa"/>
             <w:tcMar>
               <w:top w:w="0" w:type="dxa"/>
               <w:left w:w="2" w:type="dxa"/>
@@ -1007,7 +1007,7 @@
         </w:tc>
         <w:tc>
           <w:tcPr>
-            <w:tcW w:w="467" w:type="dxa"/>
+            <w:tcW w:w="741" w:type="dxa"/>
             <w:tcMar>
               <w:top w:w="0" w:type="dxa"/>
               <w:left w:w="2" w:type="dxa"/>
@@ -1050,7 +1050,7 @@
         </w:tc>
         <w:tc>
           <w:tcPr>
-            <w:tcW w:w="467" w:type="dxa"/>
+            <w:tcW w:w="6110" w:type="dxa"/>
             <w:tcMar>
               <w:top w:w="0" w:type="dxa"/>
               <w:left w:w="2" w:type="dxa"/>
@@ -1244,6 +1244,7 @@
               <w:jc w:val="left"/>
               <w:rPr>
                 <w:color w:val="000000"/>
+                <w:sz w:val="18"/>
               </w:rPr>
             </w:pPr>
             <w:r>
@@ -1252,7 +1253,7 @@
                 <w:b/>
                 <w:bCs/>
                 <w:color w:val="000000"/>
-                <w:sz w:val="20"/>
+                <w:sz w:val="18"/>
                 <w:szCs w:val="20"/>
               </w:rPr>
               <w:t xml:space="preserve">Enthält je Einheit</w:t>
@@ -1266,7 +1267,7 @@
               <w:ind w:right="314"/>
               <w:jc w:val="left"/>
               <w:rPr>
-                <w:rFonts w:ascii="arial" w:eastAsia="arial" w:hAnsi="arial" w:cs="arial"/>
+                <w:rFonts w:ascii="Arial" w:eastAsia="Arial" w:hAnsi="Arial" w:cs="Arial"/>
                 <w:b w:val="0"/>
                 <w:color w:val="000000"/>
                 <w:sz w:val="18"/>
@@ -1275,7 +1276,7 @@
             </w:pPr>
             <w:r>
               <w:rPr>
-                <w:rFonts w:ascii="arial" w:eastAsia="arial" w:hAnsi="arial" w:cs="arial"/>
+                <w:rFonts w:ascii="Arial" w:eastAsia="Arial" w:hAnsi="Arial" w:cs="Arial"/>
                 <w:b w:val="0"/>
                 <w:color w:val="000000"/>
                 <w:sz w:val="18"/>
@@ -1292,13 +1293,14 @@
               <w:ind w:right="314"/>
               <w:jc w:val="left"/>
               <w:rPr>
+                <w:rFonts w:ascii="Arial" w:eastAsia="Arial" w:hAnsi="Arial" w:cs="Arial"/>
                 <w:sz w:val="18"/>
                 <w:szCs w:val="18"/>
               </w:rPr>
             </w:pPr>
             <w:r>
               <w:rPr>
-                <w:rFonts w:ascii="arial" w:eastAsia="arial" w:hAnsi="arial" w:cs="arial"/>
+                <w:rFonts w:ascii="Arial" w:eastAsia="Arial" w:hAnsi="Arial" w:cs="Arial"/>
                 <w:b w:val="0"/>
                 <w:color w:val="000000"/>
                 <w:sz w:val="18"/>
@@ -1308,6 +1310,7 @@
             </w:r>
             <w:r>
               <w:rPr>
+                <w:rFonts w:ascii="Arial" w:eastAsia="Arial" w:hAnsi="Arial" w:cs="Arial"/>
                 <w:sz w:val="18"/>
                 <w:szCs w:val="18"/>
               </w:rPr>
@@ -1315,7 +1318,7 @@
             </w:r>
             <w:r>
               <w:rPr>
-                <w:rFonts w:ascii="arial" w:eastAsia="arial" w:hAnsi="arial" w:cs="arial"/>
+                <w:rFonts w:ascii="Arial" w:eastAsia="Arial" w:hAnsi="Arial" w:cs="Arial"/>
                 <w:b w:val="0"/>
                 <w:color w:val="000000"/>
                 <w:sz w:val="18"/>
@@ -1332,13 +1335,14 @@
               <w:ind w:right="314"/>
               <w:jc w:val="left"/>
               <w:rPr>
+                <w:rFonts w:ascii="Arial" w:eastAsia="Arial" w:hAnsi="Arial" w:cs="Arial"/>
                 <w:sz w:val="18"/>
                 <w:szCs w:val="18"/>
               </w:rPr>
             </w:pPr>
             <w:r>
               <w:rPr>
-                <w:rFonts w:ascii="arial" w:eastAsia="arial" w:hAnsi="arial" w:cs="arial"/>
+                <w:rFonts w:ascii="Arial" w:eastAsia="Arial" w:hAnsi="Arial" w:cs="Arial"/>
                 <w:b w:val="0"/>
                 <w:color w:val="000000"/>
                 <w:sz w:val="18"/>
@@ -1348,6 +1352,7 @@
             </w:r>
             <w:r>
               <w:rPr>
+                <w:rFonts w:ascii="Arial" w:eastAsia="Arial" w:hAnsi="Arial" w:cs="Arial"/>
                 <w:sz w:val="18"/>
                 <w:szCs w:val="18"/>
               </w:rPr>
@@ -1355,7 +1360,7 @@
             </w:r>
             <w:r>
               <w:rPr>
-                <w:rFonts w:ascii="arial" w:eastAsia="arial" w:hAnsi="arial" w:cs="arial"/>
+                <w:rFonts w:ascii="Arial" w:eastAsia="Arial" w:hAnsi="Arial" w:cs="Arial"/>
                 <w:b w:val="0"/>
                 <w:color w:val="000000"/>
                 <w:sz w:val="18"/>
@@ -1372,13 +1377,14 @@
               <w:ind w:right="314"/>
               <w:jc w:val="left"/>
               <w:rPr>
+                <w:rFonts w:ascii="Arial" w:eastAsia="Arial" w:hAnsi="Arial" w:cs="Arial"/>
                 <w:sz w:val="18"/>
                 <w:szCs w:val="18"/>
               </w:rPr>
             </w:pPr>
             <w:r>
               <w:rPr>
-                <w:rFonts w:ascii="arial" w:eastAsia="arial" w:hAnsi="arial" w:cs="arial"/>
+                <w:rFonts w:ascii="Arial" w:eastAsia="Arial" w:hAnsi="Arial" w:cs="Arial"/>
                 <w:b w:val="0"/>
                 <w:color w:val="000000"/>
                 <w:sz w:val="18"/>
@@ -1388,6 +1394,7 @@
             </w:r>
             <w:r>
               <w:rPr>
+                <w:rFonts w:ascii="Arial" w:eastAsia="Arial" w:hAnsi="Arial" w:cs="Arial"/>
                 <w:sz w:val="18"/>
                 <w:szCs w:val="18"/>
               </w:rPr>
@@ -1395,7 +1402,7 @@
             </w:r>
             <w:r>
               <w:rPr>
-                <w:rFonts w:ascii="arial" w:eastAsia="arial" w:hAnsi="arial" w:cs="arial"/>
+                <w:rFonts w:ascii="Arial" w:eastAsia="Arial" w:hAnsi="Arial" w:cs="Arial"/>
                 <w:b w:val="0"/>
                 <w:color w:val="000000"/>
                 <w:sz w:val="18"/>
@@ -1423,7 +1430,7 @@
         </w:tc>
         <w:tc>
           <w:tcPr>
-            <w:tcW w:w="467" w:type="dxa"/>
+            <w:tcW w:w="1399" w:type="dxa"/>
             <w:tcMar>
               <w:top w:w="0" w:type="dxa"/>
               <w:left w:w="2" w:type="dxa"/>
@@ -1466,7 +1473,7 @@
         </w:tc>
         <w:tc>
           <w:tcPr>
-            <w:tcW w:w="467" w:type="dxa"/>
+            <w:tcW w:w="943" w:type="dxa"/>
             <w:tcMar>
               <w:top w:w="0" w:type="dxa"/>
               <w:left w:w="2" w:type="dxa"/>
@@ -1580,7 +1587,7 @@
         </w:tc>
         <w:tc>
           <w:tcPr>
-            <w:tcW w:w="467" w:type="dxa"/>
+            <w:tcW w:w="741" w:type="dxa"/>
             <w:tcMar>
               <w:top w:w="0" w:type="dxa"/>
               <w:left w:w="2" w:type="dxa"/>
@@ -1619,7 +1626,7 @@
         </w:tc>
         <w:tc>
           <w:tcPr>
-            <w:tcW w:w="467" w:type="dxa"/>
+            <w:tcW w:w="6110" w:type="dxa"/>
             <w:tcMar>
               <w:top w:w="0" w:type="dxa"/>
               <w:left w:w="2" w:type="dxa"/>
@@ -1696,7 +1703,7 @@
         </w:tc>
         <w:tc>
           <w:tcPr>
-            <w:tcW w:w="467" w:type="dxa"/>
+            <w:tcW w:w="1399" w:type="dxa"/>
             <w:tcMar>
               <w:top w:w="0" w:type="dxa"/>
               <w:left w:w="2" w:type="dxa"/>
@@ -1739,7 +1746,7 @@
         </w:tc>
         <w:tc>
           <w:tcPr>
-            <w:tcW w:w="467" w:type="dxa"/>
+            <w:tcW w:w="943" w:type="dxa"/>
             <w:tcMar>
               <w:top w:w="0" w:type="dxa"/>
               <w:left w:w="2" w:type="dxa"/>
@@ -2535,14 +2542,7 @@
           <w:rFonts w:ascii="Open Sans" w:eastAsia="Open Sans" w:hAnsi="Open Sans" w:cs="Open Sans"/>
           <w:color w:val="030303"/>
         </w:rPr>
-        <w:t xml:space="preserve">{BwtProxyNote}</w:t>
-      </w:r>
-      <w:r>
-        <w:rPr>
-          <w:rFonts w:ascii="Open Sans" w:eastAsia="Open Sans" w:hAnsi="Open Sans" w:cs="Open Sans"/>
-          <w:color w:val="030303"/>
-        </w:rPr>
-        <w:t xml:space="preserve"> Die Unterschrift gilt für uns als Auftragsbestätigung.</w:t>
+        <w:t xml:space="preserve">{BwtProxyNote} Die Unterschrift gilt für uns als Auftragsbestätigung.</w:t>
       </w:r>
     </w:p>
     <w:p>

--- a/src/templates/Angebot-BWT.docx
+++ b/src/templates/Angebot-BWT.docx
@@ -8,7 +8,7 @@
         <w:pBdr/>
         <w:pStyle w:val="Normal"/>
         <w:spacing w:before="171" w:after="0"/>
-        <w:ind/>
+        <w:ind w:left="0" w:firstLine="0"/>
         <w:rPr>
           <w:rFonts w:ascii="Open Sans" w:eastAsia="Open Sans" w:hAnsi="Open Sans" w:cs="Open Sans"/>
           <w:color w:val="070707"/>
@@ -1653,10 +1653,9 @@
               <w:rPr>
                 <w:rFonts w:ascii="Open Sans" w:hAnsi="Open Sans"/>
                 <w:b/>
-                <w:bCs/>
-                <w:color w:val="000000"/>
-                <w:sz w:val="18"/>
-                <w:szCs w:val="18"/>
+                <w:color w:val="auto"/>
+                <w:sz w:val="20"/>
+                <w:szCs w:val="22"/>
               </w:rPr>
             </w:pPr>
             <w:r>
@@ -1820,12 +1819,12 @@
     <w:tbl>
       <w:tblPr>
         <w:tblStyle w:val="Normal Table0"/>
-        <w:tblW w:w="9660" w:type="dxa"/>
-        <w:jc w:val="left"/>
-        <w:tblInd w:w="1" w:type="dxa"/>
+        <w:tblW w:w="9817" w:type="dxa"/>
+        <w:jc w:val="right"/>
+        <w:tblInd w:w="0" w:type="dxa"/>
         <w:tblCellMar>
           <w:top w:w="0" w:type="dxa"/>
-          <w:left w:w="108" w:type="dxa"/>
+          <w:left w:w="0" w:type="dxa"/>
           <w:bottom w:w="0" w:type="dxa"/>
           <w:right w:w="108" w:type="dxa"/>
         </w:tblCellMar>
@@ -1841,10 +1840,10 @@
         <w:tblLayout w:type="fixed"/>
       </w:tblPr>
       <w:tblGrid>
+        <w:gridCol w:w="2572"/>
         <w:gridCol w:w="2415"/>
-        <w:gridCol w:w="2415"/>
-        <w:gridCol w:w="2415"/>
-        <w:gridCol w:w="2415"/>
+        <w:gridCol w:w="3516"/>
+        <w:gridCol w:w="1314"/>
       </w:tblGrid>
       <w:tr>
         <w:tblPrEx>
@@ -1868,7 +1867,7 @@
         </w:trPr>
         <w:tc>
           <w:tcPr>
-            <w:tcW w:w="3915" w:type="dxa"/>
+            <w:tcW w:w="2572" w:type="dxa"/>
             <w:tcMar>
               <w:top w:w="0" w:type="dxa"/>
               <w:left w:w="88" w:type="dxa"/>
@@ -1888,9 +1887,11 @@
             <w:pPr>
               <w:pBdr/>
               <w:pStyle w:val="Normal"/>
-              <w:spacing w:before="0" w:after="0"/>
-              <w:ind w:left="0"/>
-              <w:jc w:val="left"/>
+              <w:keepNext/>
+              <w:keepLines/>
+              <w:spacing w:before="0" w:beforeAutospacing="false" w:after="0" w:afterAutospacing="false" w:line="240" w:lineRule="auto"/>
+              <w:ind w:left="0" w:right="0"/>
+              <w:jc w:val="both"/>
               <w:rPr>
                 <w:rFonts w:ascii="Calibri" w:eastAsia="Calibri" w:hAnsi="Calibri" w:cs="Calibri"/>
                 <w:sz w:val="22"/>
@@ -1921,7 +1922,7 @@
         </w:tc>
         <w:tc>
           <w:tcPr>
-            <w:tcW w:w="3915" w:type="dxa"/>
+            <w:tcW w:w="2415" w:type="dxa"/>
             <w:tcMar>
               <w:top w:w="0" w:type="dxa"/>
               <w:left w:w="88" w:type="dxa"/>
@@ -1941,9 +1942,11 @@
             <w:pPr>
               <w:pBdr/>
               <w:pStyle w:val="normal1"/>
-              <w:spacing w:before="0" w:after="0"/>
-              <w:ind/>
-              <w:jc w:val="left"/>
+              <w:keepNext/>
+              <w:keepLines/>
+              <w:spacing w:before="0" w:beforeAutospacing="false" w:after="0" w:afterAutospacing="false" w:line="240" w:lineRule="auto"/>
+              <w:ind w:right="0"/>
+              <w:jc w:val="both"/>
               <w:rPr>
                 <w:color w:val="000000"/>
               </w:rPr>
@@ -1952,7 +1955,7 @@
         </w:tc>
         <w:tc>
           <w:tcPr>
-            <w:tcW w:w="3915" w:type="dxa"/>
+            <w:tcW w:w="3516" w:type="dxa"/>
             <w:tcMar>
               <w:top w:w="0" w:type="dxa"/>
               <w:left w:w="88" w:type="dxa"/>
@@ -1972,9 +1975,11 @@
             <w:pPr>
               <w:pBdr/>
               <w:pStyle w:val="normal1"/>
-              <w:spacing w:before="0" w:after="0"/>
-              <w:ind/>
-              <w:jc w:val="left"/>
+              <w:keepNext/>
+              <w:keepLines/>
+              <w:spacing w:before="0" w:beforeAutospacing="false" w:after="0" w:afterAutospacing="false" w:line="240" w:lineRule="auto"/>
+              <w:ind w:right="0"/>
+              <w:jc w:val="both"/>
               <w:rPr>
                 <w:color w:val="000000"/>
               </w:rPr>
@@ -1983,7 +1988,7 @@
         </w:tc>
         <w:tc>
           <w:tcPr>
-            <w:tcW w:w="3915" w:type="dxa"/>
+            <w:tcW w:w="1314" w:type="dxa"/>
             <w:tcMar>
               <w:top w:w="0" w:type="dxa"/>
               <w:left w:w="88" w:type="dxa"/>
@@ -2003,10 +2008,12 @@
             <w:pPr>
               <w:pBdr/>
               <w:pStyle w:val="Normal"/>
-              <w:spacing w:before="0" w:beforeAutospacing="false" w:after="0" w:afterAutospacing="false" w:line="278" w:lineRule="auto"/>
+              <w:keepNext/>
+              <w:keepLines/>
+              <w:spacing w:before="0" w:beforeAutospacing="false" w:after="0" w:afterAutospacing="false" w:line="240" w:lineRule="auto"/>
               <w:contextualSpacing/>
-              <w:ind w:left="0" w:right="314"/>
-              <w:jc w:val="right"/>
+              <w:ind w:left="0" w:right="0"/>
+              <w:jc w:val="both"/>
               <w:rPr>
                 <w:color w:val="000000"/>
               </w:rPr>
@@ -2061,11 +2068,11 @@
           </w:tblCellMar>
         </w:tblPrEx>
         <w:trPr>
-          <w:trHeight w:hRule="atLeast" w:val="54"/>
+          <w:trHeight w:hRule="atLeast" w:val="20"/>
         </w:trPr>
         <w:tc>
           <w:tcPr>
-            <w:tcW w:w="3915" w:type="dxa"/>
+            <w:tcW w:w="2572" w:type="dxa"/>
             <w:tcMar>
               <w:top w:w="0" w:type="dxa"/>
               <w:left w:w="88" w:type="dxa"/>
@@ -2085,9 +2092,11 @@
             <w:pPr>
               <w:pBdr/>
               <w:pStyle w:val="Normal"/>
-              <w:spacing w:before="0" w:after="0"/>
+              <w:keepNext/>
+              <w:keepLines/>
+              <w:spacing w:before="0" w:beforeAutospacing="false" w:after="0" w:afterAutospacing="false" w:line="240" w:lineRule="auto"/>
               <w:ind w:right="0"/>
-              <w:jc w:val="left"/>
+              <w:jc w:val="both"/>
               <w:rPr>
                 <w:rFonts w:ascii="Calibri" w:eastAsia="Calibri" w:hAnsi="Calibri" w:cs="Calibri"/>
                 <w:sz w:val="22"/>
@@ -2118,7 +2127,7 @@
         </w:tc>
         <w:tc>
           <w:tcPr>
-            <w:tcW w:w="3915" w:type="dxa"/>
+            <w:tcW w:w="2415" w:type="dxa"/>
             <w:tcMar>
               <w:top w:w="0" w:type="dxa"/>
               <w:left w:w="88" w:type="dxa"/>
@@ -2138,9 +2147,11 @@
             <w:pPr>
               <w:pBdr/>
               <w:pStyle w:val="normal1"/>
-              <w:spacing w:before="0" w:after="0"/>
-              <w:ind/>
-              <w:jc w:val="left"/>
+              <w:keepNext/>
+              <w:keepLines/>
+              <w:spacing w:before="0" w:beforeAutospacing="false" w:after="0" w:afterAutospacing="false" w:line="240" w:lineRule="auto"/>
+              <w:ind w:right="0"/>
+              <w:jc w:val="both"/>
               <w:rPr>
                 <w:color w:val="000000"/>
               </w:rPr>
@@ -2149,7 +2160,7 @@
         </w:tc>
         <w:tc>
           <w:tcPr>
-            <w:tcW w:w="3915" w:type="dxa"/>
+            <w:tcW w:w="3516" w:type="dxa"/>
             <w:tcMar>
               <w:top w:w="0" w:type="dxa"/>
               <w:left w:w="88" w:type="dxa"/>
@@ -2169,9 +2180,11 @@
             <w:pPr>
               <w:pBdr/>
               <w:pStyle w:val="normal1"/>
-              <w:spacing w:before="0" w:after="0"/>
-              <w:ind/>
-              <w:jc w:val="left"/>
+              <w:keepNext/>
+              <w:keepLines/>
+              <w:spacing w:before="0" w:beforeAutospacing="false" w:after="0" w:afterAutospacing="false" w:line="240" w:lineRule="auto"/>
+              <w:ind w:right="0"/>
+              <w:jc w:val="both"/>
               <w:rPr>
                 <w:color w:val="000000"/>
               </w:rPr>
@@ -2180,7 +2193,7 @@
         </w:tc>
         <w:tc>
           <w:tcPr>
-            <w:tcW w:w="3915" w:type="dxa"/>
+            <w:tcW w:w="1314" w:type="dxa"/>
             <w:tcMar>
               <w:top w:w="0" w:type="dxa"/>
               <w:left w:w="88" w:type="dxa"/>
@@ -2200,10 +2213,12 @@
             <w:pPr>
               <w:pBdr/>
               <w:pStyle w:val="Normal"/>
-              <w:spacing w:before="0" w:beforeAutospacing="false" w:after="0" w:afterAutospacing="false" w:line="278" w:lineRule="auto"/>
+              <w:keepNext/>
+              <w:keepLines/>
+              <w:spacing w:before="0" w:beforeAutospacing="false" w:after="0" w:afterAutospacing="false" w:line="240" w:lineRule="auto"/>
               <w:contextualSpacing/>
-              <w:ind w:left="0" w:right="314"/>
-              <w:jc w:val="right"/>
+              <w:ind w:left="0" w:right="0"/>
+              <w:jc w:val="both"/>
               <w:rPr>
                 <w:color w:val="000000"/>
               </w:rPr>
@@ -2235,7 +2250,16 @@
                 <w:sz w:val="22"/>
                 <w:szCs w:val="22"/>
               </w:rPr>
-              <w:t xml:space="preserve">isAlt}{/Totals}</w:t>
+              <w:t xml:space="preserve">isAlt}{/</w:t>
+            </w:r>
+            <w:r>
+              <w:rPr>
+                <w:rFonts w:ascii="Open Sans Semibold" w:eastAsia="Open Sans Semibold" w:hAnsi="Open Sans Semibold" w:cs="Open Sans Semibold"/>
+                <w:color w:val="000000"/>
+                <w:sz w:val="22"/>
+                <w:szCs w:val="22"/>
+              </w:rPr>
+              <w:t xml:space="preserve">Totals}</w:t>
             </w:r>
           </w:p>
         </w:tc>
@@ -2731,7 +2755,7 @@
       <w:footerReference w:type="default" r:id="rId6"/>
       <w:type w:val="nextPage"/>
       <w:pgSz w:w="12240" w:h="15840"/>
-      <w:pgMar w:top="1440" w:right="1440" w:bottom="1440" w:left="1440" w:header="0" w:footer="0" w:gutter="0"/>
+      <w:pgMar w:top="1440" w:right="1125" w:bottom="1440" w:left="1260" w:header="0" w:footer="0" w:gutter="0"/>
       <w:pgNumType w:fmt="Arabic"/>
       <w:pgBorders/>
       <w:endnotePr>

--- a/src/templates/Angebot-BWT.docx
+++ b/src/templates/Angebot-BWT.docx
@@ -1646,7 +1646,7 @@
             <w:pPr>
               <w:pBdr/>
               <w:pStyle w:val="Body Text"/>
-              <w:spacing w:before="100" w:beforeAutospacing="true" w:after="0" w:afterAutospacing="false" w:line="240" w:lineRule="auto"/>
+              <w:spacing w:before="100" w:beforeAutospacing="true" w:after="0" w:afterAutospacing="false" w:line="276" w:lineRule="auto"/>
               <w:widowControl w:val="0"/>
               <w:ind w:left="0" w:right="0"/>
               <w:jc w:val="left"/>
@@ -1665,14 +1665,6 @@
                 <w:sz w:val="20"/>
               </w:rPr>
               <w:t xml:space="preserve">Zusatliche Artikel</w:t>
-            </w:r>
-            <w:r>
-              <w:rPr>
-                <w:rFonts w:ascii="Arial" w:eastAsia="Arial" w:hAnsi="Arial" w:cs="Arial"/>
-                <w:b/>
-                <w:sz w:val="20"/>
-              </w:rPr>
-              <w:br/>
             </w:r>
             <w:r>
               <w:rPr/>

--- a/src/templates/Angebot-BWT.docx
+++ b/src/templates/Angebot-BWT.docx
@@ -63,9 +63,9 @@
         </w:tblCellMar>
       </w:tblPr>
       <w:tblGrid>
-        <w:gridCol w:w="4799"/>
+        <w:gridCol w:w="4797"/>
         <w:gridCol w:w="2268"/>
-        <w:gridCol w:w="2968"/>
+        <w:gridCol w:w="2970"/>
       </w:tblGrid>
       <w:tr>
         <w:trPr>
@@ -73,7 +73,7 @@
         </w:trPr>
         <w:tc>
           <w:tcPr>
-            <w:tcW w:w="4799" w:type="dxa"/>
+            <w:tcW w:w="4797" w:type="dxa"/>
             <w:tcBorders>
               <w:top w:val="single" w:sz="8" w:space="0" w:color="FFFFFF"/>
               <w:start w:val="single" w:sz="8" w:space="0" w:color="FFFFFF"/>
@@ -295,7 +295,7 @@
         </w:tc>
         <w:tc>
           <w:tcPr>
-            <w:tcW w:w="2968" w:type="dxa"/>
+            <w:tcW w:w="2970" w:type="dxa"/>
             <w:tcBorders>
               <w:top w:val="single" w:sz="8" w:space="0" w:color="FFFFFF"/>
               <w:start w:val="single" w:sz="8" w:space="0" w:color="FFFFFF"/>
@@ -478,7 +478,7 @@
         </w:trPr>
         <w:tc>
           <w:tcPr>
-            <w:tcW w:w="4799" w:type="dxa"/>
+            <w:tcW w:w="4797" w:type="dxa"/>
             <w:tcBorders>
               <w:top w:val="single" w:sz="8" w:space="0" w:color="FFFFFF"/>
               <w:start w:val="single" w:sz="8" w:space="0" w:color="FFFFFF"/>
@@ -515,7 +515,7 @@
         </w:tc>
         <w:tc>
           <w:tcPr>
-            <w:tcW w:w="5236" w:type="dxa"/>
+            <w:tcW w:w="5238" w:type="dxa"/>
             <w:gridSpan w:val="2"/>
             <w:tcBorders>
               <w:top w:val="single" w:sz="8" w:space="0" w:color="FFFFFF"/>
@@ -721,8 +721,8 @@
         </w:tblCellMar>
       </w:tblPr>
       <w:tblGrid>
-        <w:gridCol w:w="461"/>
-        <w:gridCol w:w="747"/>
+        <w:gridCol w:w="459"/>
+        <w:gridCol w:w="749"/>
         <w:gridCol w:w="6110"/>
         <w:gridCol w:w="1399"/>
         <w:gridCol w:w="943"/>
@@ -733,7 +733,7 @@
         </w:trPr>
         <w:tc>
           <w:tcPr>
-            <w:tcW w:w="461" w:type="dxa"/>
+            <w:tcW w:w="459" w:type="dxa"/>
             <w:tcBorders>
               <w:top w:val="single" w:sz="8" w:space="0" w:color="CCCCCC"/>
               <w:start w:val="single" w:sz="8" w:space="0" w:color="CCCCCC"/>
@@ -773,7 +773,7 @@
         </w:tc>
         <w:tc>
           <w:tcPr>
-            <w:tcW w:w="747" w:type="dxa"/>
+            <w:tcW w:w="749" w:type="dxa"/>
             <w:tcBorders>
               <w:top w:val="single" w:sz="8" w:space="0" w:color="CCCCCC"/>
               <w:start w:val="single" w:sz="8" w:space="0" w:color="CCCCCC"/>
@@ -941,7 +941,7 @@
         </w:trPr>
         <w:tc>
           <w:tcPr>
-            <w:tcW w:w="461" w:type="dxa"/>
+            <w:tcW w:w="459" w:type="dxa"/>
             <w:tcBorders/>
             <w:shd w:color="auto" w:fill="FFFFFF" w:val="clear"/>
           </w:tcPr>
@@ -974,7 +974,7 @@
         </w:tc>
         <w:tc>
           <w:tcPr>
-            <w:tcW w:w="747" w:type="dxa"/>
+            <w:tcW w:w="749" w:type="dxa"/>
             <w:tcBorders/>
             <w:shd w:color="auto" w:fill="FFFFFF" w:val="clear"/>
           </w:tcPr>
@@ -1381,27 +1381,7 @@
                 <w:sz w:val="18"/>
                 <w:szCs w:val="18"/>
               </w:rPr>
-              <w:t xml:space="preserve">- </w:t>
-            </w:r>
-            <w:r>
-              <w:rPr>
-                <w:rFonts w:eastAsia="Arial" w:cs="Arial" w:ascii="Arial" w:hAnsi="Arial"/>
-                <w:kern w:val="0"/>
-                <w:sz w:val="18"/>
-                <w:szCs w:val="18"/>
-              </w:rPr>
-              <w:t>{EnthDoorQty}</w:t>
-            </w:r>
-            <w:r>
-              <w:rPr>
-                <w:rFonts w:eastAsia="Arial" w:cs="Arial" w:ascii="Arial" w:hAnsi="Arial"/>
-                <w:b w:val="false"/>
-                <w:color w:val="000000"/>
-                <w:kern w:val="0"/>
-                <w:sz w:val="18"/>
-                <w:szCs w:val="18"/>
-              </w:rPr>
-              <w:t xml:space="preserve"> Stk Universal / Standard Tür</w:t>
+              <w:t>- {EnthDoorQty} Stk {EnthDoorLabel}</w:t>
             </w:r>
           </w:p>
           <w:p>
@@ -1409,7 +1389,6 @@
               <w:pStyle w:val="Normal"/>
               <w:keepNext w:val="false"/>
               <w:keepLines w:val="false"/>
-              <w:suppressAutoHyphens w:val="true"/>
               <w:spacing w:lineRule="auto" w:line="278" w:before="0" w:after="0"/>
               <w:ind w:hanging="0" w:start="0" w:end="314"/>
               <w:jc w:val="start"/>
@@ -1421,61 +1400,11 @@
             </w:pPr>
             <w:r>
               <w:rPr>
-                <w:rFonts w:eastAsia="Arial" w:cs="Arial" w:ascii="Arial" w:hAnsi="Arial"/>
-                <w:b w:val="false"/>
-                <w:color w:val="000000"/>
-                <w:kern w:val="0"/>
-                <w:sz w:val="18"/>
-                <w:szCs w:val="18"/>
-              </w:rPr>
-              <w:t xml:space="preserve">- </w:t>
-            </w:r>
-            <w:r>
-              <w:rPr>
-                <w:rFonts w:eastAsia="Arial" w:cs="Arial" w:ascii="Arial" w:hAnsi="Arial"/>
-                <w:kern w:val="0"/>
-                <w:sz w:val="18"/>
-                <w:szCs w:val="18"/>
-              </w:rPr>
-              <w:t>{EnthKleinQty}</w:t>
-            </w:r>
-            <w:r>
-              <w:rPr>
-                <w:rFonts w:eastAsia="Arial" w:cs="Arial" w:ascii="Arial" w:hAnsi="Arial"/>
-                <w:b w:val="false"/>
-                <w:color w:val="000000"/>
-                <w:kern w:val="0"/>
-                <w:sz w:val="18"/>
-                <w:szCs w:val="18"/>
-              </w:rPr>
-              <w:t xml:space="preserve"> Stk Kleinmaterial</w:t>
-            </w:r>
-          </w:p>
-          <w:p>
-            <w:pPr>
-              <w:pStyle w:val="BodyText"/>
-              <w:keepNext w:val="false"/>
-              <w:keepLines w:val="false"/>
-              <w:suppressAutoHyphens w:val="true"/>
-              <w:spacing w:lineRule="auto" w:line="278" w:before="0" w:after="0"/>
-              <w:ind w:hanging="0" w:start="0" w:end="314"/>
-              <w:jc w:val="start"/>
-              <w:rPr>
-                <w:rFonts w:ascii="arial" w:hAnsi="arial" w:eastAsia="arial" w:cs="arial"/>
-                <w:b w:val="false"/>
-                <w:color w:val="000000"/>
-                <w:sz w:val="20"/>
-                <w:szCs w:val="20"/>
-              </w:rPr>
-            </w:pPr>
-            <w:r>
-              <w:rPr>
-                <w:rFonts w:eastAsia="arial" w:cs="arial" w:ascii="arial" w:hAnsi="arial"/>
-                <w:b w:val="false"/>
-                <w:color w:val="000000"/>
-                <w:sz w:val="20"/>
-                <w:szCs w:val="20"/>
-              </w:rPr>
+                <w:rFonts w:ascii="Arial" w:hAnsi="Arial"/>
+                <w:kern w:val="0"/>
+                <w:sz w:val="18"/>
+              </w:rPr>
+              <w:t>- {EnthKleinQty} Stk Kleinmaterial</w:t>
             </w:r>
           </w:p>
         </w:tc>
@@ -1554,7 +1483,7 @@
         </w:trPr>
         <w:tc>
           <w:tcPr>
-            <w:tcW w:w="461" w:type="dxa"/>
+            <w:tcW w:w="459" w:type="dxa"/>
             <w:tcBorders/>
             <w:shd w:color="auto" w:fill="FFFFFF" w:val="clear"/>
           </w:tcPr>
@@ -1593,7 +1522,7 @@
         </w:tc>
         <w:tc>
           <w:tcPr>
-            <w:tcW w:w="747" w:type="dxa"/>
+            <w:tcW w:w="749" w:type="dxa"/>
             <w:tcBorders/>
             <w:shd w:color="auto" w:fill="FFFFFF" w:val="clear"/>
           </w:tcPr>
@@ -2805,7 +2734,7 @@
               <w:szCs w:val="22"/>
               <w:rFonts w:eastAsia="Calibri" w:cs="Calibri"/>
             </w:rPr>
-            <w:t>3</w:t>
+            <w:t>2</w:t>
           </w:r>
           <w:r>
             <w:rPr>
@@ -2859,7 +2788,7 @@
               <w:szCs w:val="22"/>
               <w:rFonts w:eastAsia="Calibri" w:cs="Calibri"/>
             </w:rPr>
-            <w:t>3</w:t>
+            <w:t>2</w:t>
           </w:r>
           <w:r>
             <w:rPr>
@@ -3076,7 +3005,7 @@
               <w:szCs w:val="22"/>
               <w:rFonts w:eastAsia="Calibri" w:cs="Calibri"/>
             </w:rPr>
-            <w:t>3</w:t>
+            <w:t>2</w:t>
           </w:r>
           <w:r>
             <w:rPr>
@@ -3130,7 +3059,7 @@
               <w:szCs w:val="22"/>
               <w:rFonts w:eastAsia="Calibri" w:cs="Calibri"/>
             </w:rPr>
-            <w:t>3</w:t>
+            <w:t>2</w:t>
           </w:r>
           <w:r>
             <w:rPr>

--- a/src/templates/Angebot-BWT.docx
+++ b/src/templates/Angebot-BWT.docx
@@ -1,15 +1,16 @@
 
 <file path=word/document.xml><?xml version="1.0" encoding="utf-8"?>
-<w:document xmlns:o="urn:schemas-microsoft-com:office:office" xmlns:r="http://schemas.openxmlformats.org/officeDocument/2006/relationships" xmlns:v="urn:schemas-microsoft-com:vml" xmlns:w="http://schemas.openxmlformats.org/wordprocessingml/2006/main" xmlns:w10="urn:schemas-microsoft-com:office:word" xmlns:wp="http://schemas.openxmlformats.org/drawingml/2006/wordprocessingDrawing" xmlns:pic="http://schemas.openxmlformats.org/drawingml/2006/picture" xmlns:wps="http://schemas.microsoft.com/office/word/2010/wordprocessingShape" xmlns:wpg="http://schemas.microsoft.com/office/word/2010/wordprocessingGroup" xmlns:mc="http://schemas.openxmlformats.org/markup-compatibility/2006" xmlns:wp14="http://schemas.microsoft.com/office/word/2010/wordprocessingDrawing" xmlns:w14="http://schemas.microsoft.com/office/word/2010/wordml" xmlns:w15="http://schemas.microsoft.com/office/word/2012/wordml" mc:Ignorable="w14 wp14 w15">
+<w:document xmlns:wpc="http://schemas.microsoft.com/office/word/2010/wordprocessingCanvas" xmlns:mc="http://schemas.openxmlformats.org/markup-compatibility/2006" xmlns:o="urn:schemas-microsoft-com:office:office" xmlns:r="http://schemas.openxmlformats.org/officeDocument/2006/relationships" xmlns:m="http://schemas.openxmlformats.org/officeDocument/2006/math" xmlns:v="urn:schemas-microsoft-com:vml" xmlns:wp14="http://schemas.microsoft.com/office/word/2010/wordprocessingDrawing" xmlns:wp="http://schemas.openxmlformats.org/drawingml/2006/wordprocessingDrawing" xmlns:w10="urn:schemas-microsoft-com:office:word" xmlns:w="http://schemas.openxmlformats.org/wordprocessingml/2006/main" xmlns:w14="http://schemas.microsoft.com/office/word/2010/wordml" xmlns:w15="http://schemas.microsoft.com/office/word/2012/wordml" xmlns:wpg="http://schemas.microsoft.com/office/word/2010/wordprocessingGroup" xmlns:wpi="http://schemas.microsoft.com/office/word/2010/wordprocessingInk" xmlns:wne="http://schemas.microsoft.com/office/word/2006/wordml" xmlns:wps="http://schemas.microsoft.com/office/word/2010/wordprocessingShape" mc:Ignorable="w14 w15 wp14">
   <w:background w:color="FFFFFF"/>
   <w:body>
     <w:p>
       <w:pPr>
+        <w:pBdr/>
         <w:pStyle w:val="Normal"/>
         <w:spacing w:before="171" w:after="0"/>
-        <w:ind w:hanging="0" w:start="0" w:end="0"/>
-        <w:rPr>
-          <w:rFonts w:ascii="Open Sans" w:hAnsi="Open Sans" w:eastAsia="Open Sans" w:cs="Open Sans"/>
+        <w:ind w:left="0" w:right="0" w:firstLine="0"/>
+        <w:rPr>
+          <w:rFonts w:ascii="Open Sans" w:eastAsia="Open Sans" w:hAnsi="Open Sans" w:cs="Open Sans"/>
           <w:color w:val="070707"/>
           <w:sz w:val="17"/>
           <w:szCs w:val="17"/>
@@ -21,46 +22,43 @@
       </w:r>
       <w:r>
         <w:rPr>
-          <w:rFonts w:eastAsia="Open Sans" w:cs="Open Sans" w:ascii="Open Sans" w:hAnsi="Open Sans"/>
+          <w:rFonts w:ascii="Open Sans" w:eastAsia="Open Sans" w:hAnsi="Open Sans" w:cs="Open Sans"/>
           <w:color w:val="070707"/>
           <w:sz w:val="17"/>
           <w:szCs w:val="17"/>
         </w:rPr>
-        <w:t>EmC2 Attila Landgrafe, Waldstraße 5, 95032 Hof</w:t>
+        <w:t xml:space="preserve">EmC2 Attila Landgrafe, Waldstraße 5, 95032 Hof</w:t>
       </w:r>
     </w:p>
     <w:p>
       <w:pPr>
+        <w:pBdr/>
         <w:pStyle w:val="normal1"/>
-        <w:rPr>
-          <w:rFonts w:ascii="Open Sans" w:hAnsi="Open Sans" w:eastAsia="Open Sans" w:cs="Open Sans"/>
+        <w:spacing/>
+        <w:ind/>
+        <w:rPr>
+          <w:rFonts w:ascii="Open Sans" w:eastAsia="Open Sans" w:hAnsi="Open Sans" w:cs="Open Sans"/>
           <w:color w:val="070707"/>
           <w:sz w:val="17"/>
           <w:szCs w:val="17"/>
         </w:rPr>
       </w:pPr>
-      <w:r>
-        <w:rPr>
-          <w:rFonts w:eastAsia="Open Sans" w:cs="Open Sans" w:ascii="Open Sans" w:hAnsi="Open Sans"/>
-          <w:color w:val="070707"/>
-          <w:sz w:val="17"/>
-          <w:szCs w:val="17"/>
-        </w:rPr>
-      </w:r>
     </w:p>
     <w:tbl>
       <w:tblPr>
         <w:tblStyle w:val="Normal Table0"/>
         <w:tblW w:w="10035" w:type="dxa"/>
-        <w:jc w:val="start"/>
+        <w:jc w:val="left"/>
         <w:tblInd w:w="0" w:type="dxa"/>
-        <w:tblLayout w:type="fixed"/>
         <w:tblCellMar>
           <w:top w:w="0" w:type="dxa"/>
-          <w:start w:w="10" w:type="dxa"/>
+          <w:left w:w="10" w:type="dxa"/>
           <w:bottom w:w="0" w:type="dxa"/>
-          <w:end w:w="10" w:type="dxa"/>
+          <w:right w:w="10" w:type="dxa"/>
         </w:tblCellMar>
+        <w:tblBorders/>
+        <w:shd w:fill="auto" w:color="auto"/>
+        <w:tblLayout w:type="fixed"/>
       </w:tblPr>
       <w:tblGrid>
         <w:gridCol w:w="4797"/>
@@ -68,102 +66,109 @@
         <w:gridCol w:w="2970"/>
       </w:tblGrid>
       <w:tr>
+        <w:tblPrEx>
+          <w:tblBorders/>
+          <w:tblCellMar>
+            <w:top w:w="0" w:type="dxa"/>
+            <w:left w:w="10" w:type="dxa"/>
+            <w:bottom w:w="0" w:type="dxa"/>
+            <w:right w:w="10" w:type="dxa"/>
+          </w:tblCellMar>
+        </w:tblPrEx>
         <w:trPr>
-          <w:trHeight w:val="1380" w:hRule="atLeast"/>
+          <w:trHeight w:hRule="atLeast" w:val="1380"/>
         </w:trPr>
         <w:tc>
           <w:tcPr>
             <w:tcW w:w="4797" w:type="dxa"/>
             <w:tcBorders>
-              <w:top w:val="single" w:sz="8" w:space="0" w:color="FFFFFF"/>
-              <w:start w:val="single" w:sz="8" w:space="0" w:color="FFFFFF"/>
-              <w:bottom w:val="single" w:sz="8" w:space="0" w:color="FFFFFF"/>
-              <w:end w:val="single" w:sz="8" w:space="0" w:color="FFFFFF"/>
+              <w:top w:val="single" w:color="FFFFFF" w:sz="8" w:space="0"/>
+              <w:left w:val="single" w:color="FFFFFF" w:sz="8" w:space="0"/>
+              <w:bottom w:val="single" w:color="FFFFFF" w:sz="8" w:space="0"/>
+              <w:right w:val="single" w:color="FFFFFF" w:sz="8" w:space="0"/>
             </w:tcBorders>
-            <w:shd w:color="auto" w:fill="auto" w:val="clear"/>
+            <w:shd w:fill="auto" w:color="auto" w:val="clear"/>
+            <w:vAlign w:val="top"/>
           </w:tcPr>
           <w:p>
             <w:pPr>
+              <w:pBdr/>
               <w:pStyle w:val="Normal"/>
-              <w:keepNext w:val="false"/>
-              <w:keepLines w:val="false"/>
-              <w:suppressAutoHyphens w:val="true"/>
-              <w:spacing w:lineRule="auto" w:line="278" w:before="0" w:after="0"/>
-              <w:ind w:hanging="0" w:start="0" w:end="314"/>
-              <w:jc w:val="start"/>
-              <w:rPr>
-                <w:rFonts w:ascii="Open Sans" w:hAnsi="Open Sans" w:eastAsia="Open Sans" w:cs="Open Sans"/>
-              </w:rPr>
-            </w:pPr>
-            <w:r>
-              <w:rPr>
-                <w:rFonts w:eastAsia="Open Sans" w:cs="Open Sans" w:ascii="Open Sans" w:hAnsi="Open Sans"/>
-                <w:kern w:val="0"/>
+              <w:keepNext w:val="0"/>
+              <w:keepLines w:val="0"/>
+              <w:spacing w:before="0" w:after="0" w:line="278" w:lineRule="auto"/>
+              <w:ind w:left="0" w:right="314" w:firstLine="0"/>
+              <w:jc w:val="left"/>
+              <w:rPr>
+                <w:rFonts w:ascii="Open Sans" w:eastAsia="Open Sans" w:hAnsi="Open Sans" w:cs="Open Sans"/>
+              </w:rPr>
+            </w:pPr>
+            <w:r>
+              <w:rPr>
+                <w:rFonts w:ascii="Open Sans" w:eastAsia="Open Sans" w:hAnsi="Open Sans" w:cs="Open Sans"/>
                 <w:sz w:val="22"/>
                 <w:szCs w:val="22"/>
               </w:rPr>
-              <w:t>{Anrede}</w:t>
-            </w:r>
-          </w:p>
-          <w:p>
-            <w:pPr>
+              <w:t xml:space="preserve">{Anrede}</w:t>
+            </w:r>
+          </w:p>
+          <w:p>
+            <w:pPr>
+              <w:pBdr/>
               <w:pStyle w:val="Normal"/>
-              <w:keepNext w:val="false"/>
-              <w:keepLines w:val="false"/>
-              <w:suppressAutoHyphens w:val="true"/>
-              <w:spacing w:lineRule="auto" w:line="278" w:before="0" w:after="0"/>
-              <w:ind w:hanging="0" w:start="0" w:end="314"/>
-              <w:jc w:val="start"/>
-              <w:rPr>
-                <w:rFonts w:ascii="Open Sans" w:hAnsi="Open Sans" w:eastAsia="Open Sans" w:cs="Open Sans"/>
+              <w:keepNext w:val="0"/>
+              <w:keepLines w:val="0"/>
+              <w:spacing w:before="0" w:after="0" w:line="278" w:lineRule="auto"/>
+              <w:ind w:left="0" w:right="314" w:firstLine="0"/>
+              <w:jc w:val="left"/>
+              <w:rPr>
+                <w:rFonts w:ascii="Open Sans" w:eastAsia="Open Sans" w:hAnsi="Open Sans" w:cs="Open Sans"/>
                 <w:color w:val="1F1F1F"/>
               </w:rPr>
             </w:pPr>
             <w:r>
               <w:rPr>
-                <w:rFonts w:eastAsia="Open Sans" w:cs="Open Sans" w:ascii="Open Sans" w:hAnsi="Open Sans"/>
-                <w:kern w:val="0"/>
+                <w:rFonts w:ascii="Open Sans" w:eastAsia="Open Sans" w:hAnsi="Open Sans" w:cs="Open Sans"/>
                 <w:sz w:val="22"/>
                 <w:szCs w:val="22"/>
               </w:rPr>
-              <w:t>{Vorname} {Nachname}</w:t>
-            </w:r>
-          </w:p>
-          <w:p>
-            <w:pPr>
+              <w:t xml:space="preserve">{Vorname} {Nachname}</w:t>
+            </w:r>
+          </w:p>
+          <w:p>
+            <w:pPr>
+              <w:pBdr/>
               <w:pStyle w:val="Normal"/>
-              <w:keepNext w:val="false"/>
-              <w:keepLines w:val="false"/>
-              <w:suppressAutoHyphens w:val="true"/>
-              <w:spacing w:lineRule="auto" w:line="278" w:before="0" w:after="0"/>
-              <w:ind w:hanging="0" w:start="0" w:end="314"/>
-              <w:jc w:val="start"/>
-              <w:rPr>
-                <w:rFonts w:ascii="Open Sans" w:hAnsi="Open Sans" w:eastAsia="Open Sans" w:cs="Open Sans"/>
+              <w:keepNext w:val="0"/>
+              <w:keepLines w:val="0"/>
+              <w:spacing w:before="0" w:after="0" w:line="278" w:lineRule="auto"/>
+              <w:ind w:left="0" w:right="314" w:firstLine="0"/>
+              <w:jc w:val="left"/>
+              <w:rPr>
+                <w:rFonts w:ascii="Open Sans" w:eastAsia="Open Sans" w:hAnsi="Open Sans" w:cs="Open Sans"/>
                 <w:color w:val="1F1F1F"/>
               </w:rPr>
             </w:pPr>
             <w:r>
               <w:rPr>
-                <w:rFonts w:eastAsia="Open Sans" w:cs="Open Sans" w:ascii="Open Sans" w:hAnsi="Open Sans"/>
-                <w:kern w:val="0"/>
+                <w:rFonts w:ascii="Open Sans" w:eastAsia="Open Sans" w:hAnsi="Open Sans" w:cs="Open Sans"/>
                 <w:sz w:val="22"/>
                 <w:szCs w:val="22"/>
               </w:rPr>
-              <w:t>{Adresse}</w:t>
-            </w:r>
-          </w:p>
-          <w:p>
-            <w:pPr>
+              <w:t xml:space="preserve">{Adresse}</w:t>
+            </w:r>
+          </w:p>
+          <w:p>
+            <w:pPr>
+              <w:pBdr/>
               <w:pStyle w:val="normal1"/>
-              <w:keepNext w:val="false"/>
-              <w:keepLines w:val="false"/>
-              <w:suppressAutoHyphens w:val="true"/>
-              <w:spacing w:lineRule="auto" w:line="278" w:before="0" w:after="0"/>
-              <w:ind w:hanging="0" w:start="0" w:end="314"/>
-              <w:jc w:val="start"/>
-              <w:rPr>
-                <w:rFonts w:ascii="Open Sans" w:hAnsi="Open Sans" w:eastAsia="Open Sans" w:cs="Open Sans"/>
+              <w:keepNext w:val="0"/>
+              <w:keepLines w:val="0"/>
+              <w:spacing w:before="0" w:after="0" w:line="278" w:lineRule="auto"/>
+              <w:ind w:left="0" w:right="314" w:firstLine="0"/>
+              <w:jc w:val="left"/>
+              <w:rPr>
+                <w:rFonts w:ascii="Open Sans" w:eastAsia="Open Sans" w:hAnsi="Open Sans" w:cs="Open Sans"/>
                 <w:color w:val="070707"/>
                 <w:sz w:val="17"/>
                 <w:szCs w:val="17"/>
@@ -171,12 +176,11 @@
             </w:pPr>
             <w:r>
               <w:rPr>
-                <w:rFonts w:eastAsia="Open Sans" w:cs="Open Sans" w:ascii="Open Sans" w:hAnsi="Open Sans"/>
-                <w:kern w:val="0"/>
+                <w:rFonts w:ascii="Open Sans" w:eastAsia="Open Sans" w:hAnsi="Open Sans" w:cs="Open Sans"/>
                 <w:sz w:val="22"/>
                 <w:szCs w:val="22"/>
               </w:rPr>
-              <w:t>{PLZ} {Stadt}</w:t>
+              <w:t xml:space="preserve">{PLZ} {Stadt}</w:t>
             </w:r>
           </w:p>
         </w:tc>
@@ -184,96 +188,93 @@
           <w:tcPr>
             <w:tcW w:w="2268" w:type="dxa"/>
             <w:tcBorders>
-              <w:top w:val="single" w:sz="8" w:space="0" w:color="FFFFFF"/>
-              <w:start w:val="single" w:sz="8" w:space="0" w:color="FFFFFF"/>
-              <w:bottom w:val="single" w:sz="8" w:space="0" w:color="FFFFFF"/>
-              <w:end w:val="single" w:sz="8" w:space="0" w:color="FFFFFF"/>
+              <w:top w:val="single" w:color="FFFFFF" w:sz="8" w:space="0"/>
+              <w:left w:val="single" w:color="FFFFFF" w:sz="8" w:space="0"/>
+              <w:bottom w:val="single" w:color="FFFFFF" w:sz="8" w:space="0"/>
+              <w:right w:val="single" w:color="FFFFFF" w:sz="8" w:space="0"/>
             </w:tcBorders>
-            <w:shd w:color="auto" w:fill="auto" w:val="clear"/>
+            <w:shd w:fill="auto" w:color="auto" w:val="clear"/>
+            <w:vAlign w:val="top"/>
           </w:tcPr>
           <w:p>
             <w:pPr>
+              <w:pBdr/>
               <w:pStyle w:val="Normal"/>
-              <w:keepNext w:val="false"/>
-              <w:keepLines w:val="false"/>
-              <w:suppressAutoHyphens w:val="true"/>
-              <w:spacing w:lineRule="auto" w:line="240" w:before="0" w:after="0"/>
-              <w:ind w:hanging="0" w:start="0" w:end="127"/>
-              <w:jc w:val="start"/>
-              <w:rPr>
-                <w:rFonts w:ascii="Open Sans" w:hAnsi="Open Sans" w:eastAsia="Open Sans" w:cs="Open Sans"/>
+              <w:keepNext w:val="0"/>
+              <w:keepLines w:val="0"/>
+              <w:spacing w:before="0" w:after="0" w:line="240" w:lineRule="auto"/>
+              <w:ind w:left="0" w:right="127" w:firstLine="0"/>
+              <w:jc w:val="left"/>
+              <w:rPr>
+                <w:rFonts w:ascii="Open Sans" w:eastAsia="Open Sans" w:hAnsi="Open Sans" w:cs="Open Sans"/>
                 <w:sz w:val="21"/>
                 <w:szCs w:val="21"/>
               </w:rPr>
             </w:pPr>
             <w:r>
               <w:rPr>
-                <w:rFonts w:eastAsia="Open Sans" w:cs="Open Sans" w:ascii="Open Sans" w:hAnsi="Open Sans"/>
-                <w:color w:val="1F1F1F"/>
-                <w:kern w:val="0"/>
-                <w:sz w:val="21"/>
-                <w:szCs w:val="21"/>
-              </w:rPr>
-              <w:t>Angebotsnummer</w:t>
-            </w:r>
-            <w:r>
-              <w:rPr>
-                <w:rFonts w:eastAsia="Open Sans" w:cs="Open Sans" w:ascii="Open Sans" w:hAnsi="Open Sans"/>
-                <w:kern w:val="0"/>
-                <w:sz w:val="21"/>
-                <w:szCs w:val="21"/>
-              </w:rPr>
-              <w:t xml:space="preserve">        </w:t>
-            </w:r>
-            <w:r>
-              <w:rPr>
-                <w:rFonts w:eastAsia="Open Sans" w:cs="Open Sans" w:ascii="Open Sans" w:hAnsi="Open Sans"/>
-                <w:color w:val="1F1F1F"/>
-                <w:kern w:val="0"/>
-                <w:sz w:val="21"/>
-                <w:szCs w:val="21"/>
-              </w:rPr>
-              <w:t>Datum</w:t>
-            </w:r>
-          </w:p>
-          <w:p>
-            <w:pPr>
-              <w:pStyle w:val="Normal"/>
-              <w:keepNext w:val="false"/>
-              <w:keepLines w:val="false"/>
-              <w:suppressAutoHyphens w:val="true"/>
-              <w:spacing w:lineRule="auto" w:line="240" w:before="0" w:after="0"/>
-              <w:ind w:hanging="0" w:start="0" w:end="127"/>
-              <w:jc w:val="start"/>
-              <w:rPr>
-                <w:rFonts w:ascii="Open Sans" w:hAnsi="Open Sans" w:eastAsia="Open Sans" w:cs="Open Sans"/>
+                <w:rFonts w:ascii="Open Sans" w:eastAsia="Open Sans" w:hAnsi="Open Sans" w:cs="Open Sans"/>
                 <w:color w:val="1F1F1F"/>
                 <w:sz w:val="21"/>
                 <w:szCs w:val="21"/>
               </w:rPr>
-            </w:pPr>
-            <w:r>
-              <w:rPr>
-                <w:rFonts w:eastAsia="Open Sans" w:cs="Open Sans" w:ascii="Open Sans" w:hAnsi="Open Sans"/>
-                <w:color w:val="1F1F1F"/>
-                <w:kern w:val="0"/>
+              <w:t xml:space="preserve">Angebotsnummer</w:t>
+            </w:r>
+            <w:r>
+              <w:rPr>
+                <w:rFonts w:ascii="Open Sans" w:eastAsia="Open Sans" w:hAnsi="Open Sans" w:cs="Open Sans"/>
                 <w:sz w:val="21"/>
                 <w:szCs w:val="21"/>
               </w:rPr>
-              <w:t>Ansprechpartner</w:t>
-            </w:r>
-          </w:p>
-          <w:p>
-            <w:pPr>
+              <w:t xml:space="preserve">        </w:t>
+            </w:r>
+            <w:r>
+              <w:rPr>
+                <w:rFonts w:ascii="Open Sans" w:eastAsia="Open Sans" w:hAnsi="Open Sans" w:cs="Open Sans"/>
+                <w:color w:val="1F1F1F"/>
+                <w:sz w:val="21"/>
+                <w:szCs w:val="21"/>
+              </w:rPr>
+              <w:t xml:space="preserve">Datum</w:t>
+            </w:r>
+          </w:p>
+          <w:p>
+            <w:pPr>
+              <w:pBdr/>
+              <w:pStyle w:val="Normal"/>
+              <w:keepNext w:val="0"/>
+              <w:keepLines w:val="0"/>
+              <w:spacing w:before="0" w:after="0" w:line="240" w:lineRule="auto"/>
+              <w:ind w:left="0" w:right="127" w:firstLine="0"/>
+              <w:jc w:val="left"/>
+              <w:rPr>
+                <w:rFonts w:ascii="Open Sans" w:eastAsia="Open Sans" w:hAnsi="Open Sans" w:cs="Open Sans"/>
+                <w:color w:val="1F1F1F"/>
+                <w:sz w:val="21"/>
+                <w:szCs w:val="21"/>
+              </w:rPr>
+            </w:pPr>
+            <w:r>
+              <w:rPr>
+                <w:rFonts w:ascii="Open Sans" w:eastAsia="Open Sans" w:hAnsi="Open Sans" w:cs="Open Sans"/>
+                <w:color w:val="1F1F1F"/>
+                <w:sz w:val="21"/>
+                <w:szCs w:val="21"/>
+              </w:rPr>
+              <w:t xml:space="preserve">Ansprechpartner</w:t>
+            </w:r>
+          </w:p>
+          <w:p>
+            <w:pPr>
+              <w:pBdr/>
               <w:pStyle w:val="normal1"/>
-              <w:keepNext w:val="false"/>
-              <w:keepLines w:val="false"/>
-              <w:suppressAutoHyphens w:val="true"/>
-              <w:spacing w:lineRule="auto" w:line="240" w:before="0" w:after="0"/>
-              <w:ind w:hanging="0" w:start="0" w:end="127"/>
-              <w:jc w:val="start"/>
-              <w:rPr>
-                <w:rFonts w:ascii="Open Sans" w:hAnsi="Open Sans" w:eastAsia="Open Sans" w:cs="Open Sans"/>
+              <w:keepNext w:val="0"/>
+              <w:keepLines w:val="0"/>
+              <w:spacing w:before="0" w:after="0" w:line="240" w:lineRule="auto"/>
+              <w:ind w:left="0" w:right="127" w:firstLine="0"/>
+              <w:jc w:val="left"/>
+              <w:rPr>
+                <w:rFonts w:ascii="Open Sans" w:eastAsia="Open Sans" w:hAnsi="Open Sans" w:cs="Open Sans"/>
                 <w:color w:val="070707"/>
                 <w:sz w:val="17"/>
                 <w:szCs w:val="17"/>
@@ -281,15 +282,30 @@
             </w:pPr>
             <w:r>
               <w:rPr>
-                <w:rFonts w:eastAsia="Open Sans" w:cs="Open Sans" w:ascii="Open Sans" w:hAnsi="Open Sans"/>
+                <w:rFonts w:ascii="Open Sans" w:eastAsia="Open Sans" w:hAnsi="Open Sans" w:cs="Open Sans"/>
                 <w:color w:val="1F1F1F"/>
-                <w:kern w:val="0"/>
                 <w:sz w:val="21"/>
                 <w:szCs w:val="21"/>
               </w:rPr>
-              <w:t>Telefon</w:t>
+              <w:t xml:space="preserve">Telefon</w:t>
+            </w:r>
+            <w:r>
+              <w:rPr>
+                <w:rFonts w:ascii="Open Sans" w:eastAsia="Open Sans" w:hAnsi="Open Sans" w:cs="Open Sans"/>
+                <w:color w:val="1F1F1F"/>
+                <w:sz w:val="21"/>
+                <w:szCs w:val="21"/>
+              </w:rPr>
               <w:br/>
-              <w:t>E-Mail</w:t>
+            </w:r>
+            <w:r>
+              <w:rPr>
+                <w:rFonts w:ascii="Open Sans" w:eastAsia="Open Sans" w:hAnsi="Open Sans" w:cs="Open Sans"/>
+                <w:color w:val="1F1F1F"/>
+                <w:sz w:val="21"/>
+                <w:szCs w:val="21"/>
+              </w:rPr>
+              <w:t xml:space="preserve">E-Mail</w:t>
             </w:r>
           </w:p>
         </w:tc>
@@ -297,146 +313,135 @@
           <w:tcPr>
             <w:tcW w:w="2970" w:type="dxa"/>
             <w:tcBorders>
-              <w:top w:val="single" w:sz="8" w:space="0" w:color="FFFFFF"/>
-              <w:start w:val="single" w:sz="8" w:space="0" w:color="FFFFFF"/>
-              <w:bottom w:val="single" w:sz="8" w:space="0" w:color="FFFFFF"/>
-              <w:end w:val="single" w:sz="8" w:space="0" w:color="FFFFFF"/>
+              <w:top w:val="single" w:color="FFFFFF" w:sz="8" w:space="0"/>
+              <w:left w:val="single" w:color="FFFFFF" w:sz="8" w:space="0"/>
+              <w:bottom w:val="single" w:color="FFFFFF" w:sz="8" w:space="0"/>
+              <w:right w:val="single" w:color="FFFFFF" w:sz="8" w:space="0"/>
             </w:tcBorders>
-            <w:shd w:color="auto" w:fill="auto" w:val="clear"/>
+            <w:shd w:fill="auto" w:color="auto" w:val="clear"/>
+            <w:vAlign w:val="top"/>
           </w:tcPr>
           <w:p>
             <w:pPr>
+              <w:pBdr/>
               <w:pStyle w:val="Normal"/>
-              <w:keepNext w:val="false"/>
-              <w:keepLines w:val="false"/>
-              <w:suppressAutoHyphens w:val="true"/>
-              <w:spacing w:lineRule="auto" w:line="240" w:before="0" w:after="0"/>
-              <w:ind w:hanging="0" w:start="0" w:end="0"/>
-              <w:jc w:val="end"/>
-              <w:rPr>
-                <w:rFonts w:ascii="Open Sans" w:hAnsi="Open Sans" w:eastAsia="Open Sans" w:cs="Open Sans"/>
-              </w:rPr>
-            </w:pPr>
-            <w:r>
-              <w:rPr>
-                <w:rFonts w:eastAsia="Open Sans" w:cs="Open Sans" w:ascii="Open Sans" w:hAnsi="Open Sans"/>
-                <w:kern w:val="0"/>
+              <w:keepNext w:val="0"/>
+              <w:keepLines w:val="0"/>
+              <w:spacing w:before="0" w:after="0" w:line="240" w:lineRule="auto"/>
+              <w:ind w:left="0" w:right="0" w:firstLine="0"/>
+              <w:jc w:val="right"/>
+              <w:rPr>
+                <w:rFonts w:ascii="Open Sans" w:eastAsia="Open Sans" w:hAnsi="Open Sans" w:cs="Open Sans"/>
+              </w:rPr>
+            </w:pPr>
+            <w:r>
+              <w:rPr>
+                <w:rFonts w:ascii="Open Sans" w:eastAsia="Open Sans" w:hAnsi="Open Sans" w:cs="Open Sans"/>
                 <w:sz w:val="22"/>
                 <w:szCs w:val="22"/>
               </w:rPr>
-              <w:t>{</w:t>
-            </w:r>
-            <w:r>
-              <w:rPr>
-                <w:rFonts w:eastAsia="Open Sans" w:cs="Open Sans" w:ascii="Open Sans" w:hAnsi="Open Sans"/>
-                <w:color w:val="1F1F1F"/>
-                <w:kern w:val="0"/>
-                <w:sz w:val="21"/>
-                <w:szCs w:val="21"/>
-              </w:rPr>
-              <w:t>Angebotsnummer</w:t>
-            </w:r>
-            <w:r>
-              <w:rPr>
-                <w:rFonts w:eastAsia="Open Sans" w:cs="Open Sans" w:ascii="Open Sans" w:hAnsi="Open Sans"/>
-                <w:kern w:val="0"/>
-                <w:sz w:val="22"/>
-                <w:szCs w:val="22"/>
-              </w:rPr>
-              <w:t>}</w:t>
-            </w:r>
-          </w:p>
-          <w:p>
-            <w:pPr>
-              <w:pStyle w:val="Normal"/>
-              <w:keepNext w:val="false"/>
-              <w:keepLines w:val="false"/>
-              <w:suppressAutoHyphens w:val="true"/>
-              <w:spacing w:lineRule="auto" w:line="240" w:before="0" w:after="0"/>
-              <w:ind w:hanging="0" w:start="0" w:end="0"/>
-              <w:jc w:val="end"/>
-              <w:rPr>
-                <w:rFonts w:ascii="Open Sans" w:hAnsi="Open Sans" w:eastAsia="Open Sans" w:cs="Open Sans"/>
+              <w:t xml:space="preserve">{</w:t>
+            </w:r>
+            <w:r>
+              <w:rPr>
+                <w:rFonts w:ascii="Open Sans" w:eastAsia="Open Sans" w:hAnsi="Open Sans" w:cs="Open Sans"/>
                 <w:color w:val="1F1F1F"/>
                 <w:sz w:val="21"/>
                 <w:szCs w:val="21"/>
               </w:rPr>
-            </w:pPr>
-            <w:r>
-              <w:rPr>
-                <w:rFonts w:eastAsia="Open Sans" w:cs="Open Sans" w:ascii="Open Sans" w:hAnsi="Open Sans"/>
-                <w:kern w:val="0"/>
+              <w:t xml:space="preserve">Angebotsnummer</w:t>
+            </w:r>
+            <w:r>
+              <w:rPr>
+                <w:rFonts w:ascii="Open Sans" w:eastAsia="Open Sans" w:hAnsi="Open Sans" w:cs="Open Sans"/>
                 <w:sz w:val="22"/>
                 <w:szCs w:val="22"/>
               </w:rPr>
-              <w:t>{</w:t>
-            </w:r>
-            <w:r>
-              <w:rPr>
-                <w:rFonts w:eastAsia="Open Sans" w:cs="Open Sans" w:ascii="Open Sans" w:hAnsi="Open Sans"/>
+              <w:t xml:space="preserve">}</w:t>
+            </w:r>
+          </w:p>
+          <w:p>
+            <w:pPr>
+              <w:pBdr/>
+              <w:pStyle w:val="Normal"/>
+              <w:keepNext w:val="0"/>
+              <w:keepLines w:val="0"/>
+              <w:spacing w:before="0" w:after="0" w:line="240" w:lineRule="auto"/>
+              <w:ind w:left="0" w:right="0" w:firstLine="0"/>
+              <w:jc w:val="right"/>
+              <w:rPr>
+                <w:rFonts w:ascii="Open Sans" w:eastAsia="Open Sans" w:hAnsi="Open Sans" w:cs="Open Sans"/>
                 <w:color w:val="1F1F1F"/>
-                <w:kern w:val="0"/>
                 <w:sz w:val="21"/>
                 <w:szCs w:val="21"/>
               </w:rPr>
-              <w:t>Datum</w:t>
-            </w:r>
-            <w:r>
-              <w:rPr>
-                <w:rFonts w:eastAsia="Open Sans" w:cs="Open Sans" w:ascii="Open Sans" w:hAnsi="Open Sans"/>
-                <w:kern w:val="0"/>
+            </w:pPr>
+            <w:r>
+              <w:rPr>
+                <w:rFonts w:ascii="Open Sans" w:eastAsia="Open Sans" w:hAnsi="Open Sans" w:cs="Open Sans"/>
                 <w:sz w:val="22"/>
                 <w:szCs w:val="22"/>
               </w:rPr>
-              <w:t>}</w:t>
-            </w:r>
-            <w:r>
-              <w:rPr>
-                <w:kern w:val="0"/>
-                <w:sz w:val="22"/>
-              </w:rPr>
-              <w:br/>
-            </w:r>
-            <w:r>
-              <w:rPr>
-                <w:rFonts w:eastAsia="Open Sans" w:cs="Open Sans" w:ascii="Open Sans" w:hAnsi="Open Sans"/>
-                <w:kern w:val="0"/>
+              <w:t xml:space="preserve">{</w:t>
+            </w:r>
+            <w:r>
+              <w:rPr>
+                <w:rFonts w:ascii="Open Sans" w:eastAsia="Open Sans" w:hAnsi="Open Sans" w:cs="Open Sans"/>
+                <w:color w:val="1F1F1F"/>
+                <w:sz w:val="21"/>
+                <w:szCs w:val="21"/>
+              </w:rPr>
+              <w:t xml:space="preserve">Datum</w:t>
+            </w:r>
+            <w:r>
+              <w:rPr>
+                <w:rFonts w:ascii="Open Sans" w:eastAsia="Open Sans" w:hAnsi="Open Sans" w:cs="Open Sans"/>
                 <w:sz w:val="22"/>
                 <w:szCs w:val="22"/>
               </w:rPr>
-              <w:t>{</w:t>
-            </w:r>
-            <w:r>
-              <w:rPr>
-                <w:rFonts w:eastAsia="Open Sans" w:cs="Open Sans" w:ascii="Open Sans" w:hAnsi="Open Sans"/>
+              <w:t xml:space="preserve">}</w:t>
+            </w:r>
+            <w:r>
+              <w:rPr>
+                <w:sz w:val="22"/>
+              </w:rPr>
+              <w:br/>
+            </w:r>
+            <w:r>
+              <w:rPr>
+                <w:rFonts w:ascii="Open Sans" w:eastAsia="Open Sans" w:hAnsi="Open Sans" w:cs="Open Sans"/>
+                <w:sz w:val="22"/>
+                <w:szCs w:val="22"/>
+              </w:rPr>
+              <w:t xml:space="preserve">{</w:t>
+            </w:r>
+            <w:r>
+              <w:rPr>
+                <w:rFonts w:ascii="Open Sans" w:eastAsia="Open Sans" w:hAnsi="Open Sans" w:cs="Open Sans"/>
                 <w:color w:val="1F1F1F"/>
-                <w:kern w:val="0"/>
                 <w:sz w:val="21"/>
                 <w:szCs w:val="21"/>
               </w:rPr>
-              <w:t>Ansprechpartner</w:t>
-            </w:r>
-            <w:r>
-              <w:rPr>
-                <w:rFonts w:eastAsia="Open Sans" w:cs="Open Sans" w:ascii="Open Sans" w:hAnsi="Open Sans"/>
-                <w:kern w:val="0"/>
+              <w:t xml:space="preserve">Ansprechpartner</w:t>
+            </w:r>
+            <w:r>
+              <w:rPr>
+                <w:rFonts w:ascii="Open Sans" w:eastAsia="Open Sans" w:hAnsi="Open Sans" w:cs="Open Sans"/>
                 <w:sz w:val="22"/>
                 <w:szCs w:val="22"/>
               </w:rPr>
-              <w:t>}</w:t>
-            </w:r>
-            <w:r>
-              <w:rPr>
-                <w:kern w:val="0"/>
+              <w:t xml:space="preserve">}</w:t>
+            </w:r>
+            <w:r>
+              <w:rPr>
                 <w:sz w:val="22"/>
               </w:rPr>
               <w:br/>
             </w:r>
             <w:r>
               <w:rPr>
-                <w:rFonts w:eastAsia="Open Sans" w:cs="Open Sans" w:ascii="Open Sans" w:hAnsi="Open Sans"/>
+                <w:rFonts w:ascii="Open Sans" w:eastAsia="Open Sans" w:hAnsi="Open Sans" w:cs="Open Sans"/>
                 <w:color w:val="1F1F1F"/>
-                <w:kern w:val="0"/>
                 <w:sz w:val="21"/>
                 <w:szCs w:val="21"/>
               </w:rPr>
@@ -445,15 +450,15 @@
           </w:p>
           <w:p>
             <w:pPr>
+              <w:pBdr/>
               <w:pStyle w:val="normal1"/>
-              <w:keepNext w:val="false"/>
-              <w:keepLines w:val="false"/>
-              <w:suppressAutoHyphens w:val="true"/>
-              <w:spacing w:lineRule="auto" w:line="240" w:before="0" w:after="0"/>
-              <w:ind w:hanging="0" w:start="0" w:end="0"/>
-              <w:jc w:val="end"/>
-              <w:rPr>
-                <w:rFonts w:ascii="Open Sans" w:hAnsi="Open Sans" w:eastAsia="Open Sans" w:cs="Open Sans"/>
+              <w:keepNext w:val="0"/>
+              <w:keepLines w:val="0"/>
+              <w:spacing w:before="0" w:after="0" w:line="240" w:lineRule="auto"/>
+              <w:ind w:left="0" w:right="0" w:firstLine="0"/>
+              <w:jc w:val="right"/>
+              <w:rPr>
+                <w:rFonts w:ascii="Open Sans" w:eastAsia="Open Sans" w:hAnsi="Open Sans" w:cs="Open Sans"/>
                 <w:color w:val="070707"/>
                 <w:sz w:val="17"/>
                 <w:szCs w:val="17"/>
@@ -461,81 +466,83 @@
             </w:pPr>
             <w:r>
               <w:rPr>
-                <w:rFonts w:eastAsia="Open Sans" w:cs="Open Sans" w:ascii="Open Sans" w:hAnsi="Open Sans"/>
+                <w:rFonts w:ascii="Open Sans" w:eastAsia="Open Sans" w:hAnsi="Open Sans" w:cs="Open Sans"/>
                 <w:color w:val="1F1F1F"/>
-                <w:kern w:val="0"/>
                 <w:sz w:val="21"/>
                 <w:szCs w:val="21"/>
               </w:rPr>
-              <w:t>service@e-m-c-2.de</w:t>
+              <w:t xml:space="preserve">service@e-m-c-2.de</w:t>
             </w:r>
           </w:p>
         </w:tc>
       </w:tr>
       <w:tr>
+        <w:tblPrEx>
+          <w:tblBorders/>
+          <w:tblCellMar>
+            <w:top w:w="0" w:type="dxa"/>
+            <w:left w:w="10" w:type="dxa"/>
+            <w:bottom w:w="0" w:type="dxa"/>
+            <w:right w:w="10" w:type="dxa"/>
+          </w:tblCellMar>
+        </w:tblPrEx>
         <w:trPr>
-          <w:trHeight w:val="370" w:hRule="atLeast"/>
+          <w:trHeight w:hRule="atLeast" w:val="370"/>
         </w:trPr>
         <w:tc>
           <w:tcPr>
             <w:tcW w:w="4797" w:type="dxa"/>
             <w:tcBorders>
-              <w:top w:val="single" w:sz="8" w:space="0" w:color="FFFFFF"/>
-              <w:start w:val="single" w:sz="8" w:space="0" w:color="FFFFFF"/>
-              <w:bottom w:val="single" w:sz="8" w:space="0" w:color="FFFFFF"/>
-              <w:end w:val="single" w:sz="8" w:space="0" w:color="FFFFFF"/>
+              <w:top w:val="single" w:color="FFFFFF" w:sz="8" w:space="0"/>
+              <w:left w:val="single" w:color="FFFFFF" w:sz="8" w:space="0"/>
+              <w:bottom w:val="single" w:color="FFFFFF" w:sz="8" w:space="0"/>
+              <w:right w:val="single" w:color="FFFFFF" w:sz="8" w:space="0"/>
             </w:tcBorders>
-            <w:shd w:color="auto" w:fill="auto" w:val="clear"/>
+            <w:shd w:fill="auto" w:color="auto" w:val="clear"/>
+            <w:vAlign w:val="top"/>
           </w:tcPr>
           <w:p>
             <w:pPr>
+              <w:pBdr/>
               <w:pStyle w:val="normal1"/>
-              <w:keepNext w:val="false"/>
-              <w:keepLines w:val="false"/>
-              <w:suppressAutoHyphens w:val="true"/>
-              <w:spacing w:lineRule="auto" w:line="240" w:before="0" w:after="0"/>
-              <w:ind w:hanging="0" w:start="0" w:end="0"/>
-              <w:jc w:val="start"/>
-              <w:rPr>
-                <w:rFonts w:ascii="Open Sans" w:hAnsi="Open Sans" w:eastAsia="Open Sans" w:cs="Open Sans"/>
+              <w:keepNext w:val="0"/>
+              <w:keepLines w:val="0"/>
+              <w:spacing w:before="0" w:after="0" w:line="240" w:lineRule="auto"/>
+              <w:ind w:left="0" w:right="0" w:firstLine="0"/>
+              <w:jc w:val="left"/>
+              <w:rPr>
+                <w:rFonts w:ascii="Open Sans" w:eastAsia="Open Sans" w:hAnsi="Open Sans" w:cs="Open Sans"/>
                 <w:color w:val="070707"/>
                 <w:sz w:val="17"/>
                 <w:szCs w:val="17"/>
               </w:rPr>
             </w:pPr>
-            <w:r>
-              <w:rPr>
-                <w:rFonts w:eastAsia="Open Sans" w:cs="Open Sans" w:ascii="Open Sans" w:hAnsi="Open Sans"/>
-                <w:color w:val="070707"/>
-                <w:sz w:val="17"/>
-                <w:szCs w:val="17"/>
-              </w:rPr>
-            </w:r>
           </w:p>
         </w:tc>
         <w:tc>
           <w:tcPr>
             <w:tcW w:w="5238" w:type="dxa"/>
+            <w:tcBorders>
+              <w:top w:val="single" w:color="FFFFFF" w:sz="8" w:space="0"/>
+              <w:left w:val="single" w:color="FFFFFF" w:sz="8" w:space="0"/>
+              <w:bottom w:val="single" w:color="FFFFFF" w:sz="8" w:space="0"/>
+              <w:right w:val="single" w:color="FFFFFF" w:sz="8" w:space="0"/>
+            </w:tcBorders>
+            <w:shd w:fill="auto" w:color="auto" w:val="clear"/>
+            <w:vAlign w:val="top"/>
             <w:gridSpan w:val="2"/>
-            <w:tcBorders>
-              <w:top w:val="single" w:sz="8" w:space="0" w:color="FFFFFF"/>
-              <w:start w:val="single" w:sz="8" w:space="0" w:color="FFFFFF"/>
-              <w:bottom w:val="single" w:sz="8" w:space="0" w:color="FFFFFF"/>
-              <w:end w:val="single" w:sz="8" w:space="0" w:color="FFFFFF"/>
-            </w:tcBorders>
-            <w:shd w:color="auto" w:fill="auto" w:val="clear"/>
           </w:tcPr>
           <w:p>
             <w:pPr>
+              <w:pBdr/>
               <w:pStyle w:val="Normal"/>
-              <w:keepNext w:val="false"/>
-              <w:keepLines w:val="false"/>
-              <w:suppressAutoHyphens w:val="true"/>
-              <w:spacing w:lineRule="auto" w:line="240" w:before="0" w:after="0"/>
-              <w:ind w:hanging="0" w:start="0" w:end="127"/>
-              <w:jc w:val="start"/>
-              <w:rPr>
-                <w:rFonts w:ascii="Open Sans" w:hAnsi="Open Sans" w:eastAsia="Open Sans" w:cs="Open Sans"/>
+              <w:keepNext w:val="0"/>
+              <w:keepLines w:val="0"/>
+              <w:spacing w:before="0" w:after="0" w:line="240" w:lineRule="auto"/>
+              <w:ind w:left="0" w:right="127" w:firstLine="0"/>
+              <w:jc w:val="left"/>
+              <w:rPr>
+                <w:rFonts w:ascii="Open Sans" w:eastAsia="Open Sans" w:hAnsi="Open Sans" w:cs="Open Sans"/>
                 <w:color w:val="070707"/>
                 <w:sz w:val="17"/>
                 <w:szCs w:val="17"/>
@@ -543,31 +550,28 @@
             </w:pPr>
             <w:r>
               <w:rPr>
-                <w:rFonts w:eastAsia="Open Sans" w:cs="Open Sans" w:ascii="Open Sans" w:hAnsi="Open Sans"/>
+                <w:rFonts w:ascii="Open Sans" w:eastAsia="Open Sans" w:hAnsi="Open Sans" w:cs="Open Sans"/>
                 <w:b/>
                 <w:bCs/>
                 <w:color w:val="1F1F1F"/>
-                <w:kern w:val="0"/>
                 <w:sz w:val="21"/>
                 <w:szCs w:val="21"/>
               </w:rPr>
-              <w:t>Referenz</w:t>
-            </w:r>
-            <w:r>
-              <w:rPr>
-                <w:kern w:val="0"/>
+              <w:t xml:space="preserve">Referenz</w:t>
+            </w:r>
+            <w:r>
+              <w:rPr>
                 <w:sz w:val="22"/>
               </w:rPr>
               <w:br/>
             </w:r>
             <w:r>
               <w:rPr>
-                <w:rFonts w:eastAsia="Open Sans" w:cs="Open Sans" w:ascii="Open Sans" w:hAnsi="Open Sans"/>
-                <w:kern w:val="0"/>
+                <w:rFonts w:ascii="Open Sans" w:eastAsia="Open Sans" w:hAnsi="Open Sans" w:cs="Open Sans"/>
                 <w:sz w:val="22"/>
                 <w:szCs w:val="22"/>
               </w:rPr>
-              <w:t>{Kundennummer}</w:t>
+              <w:t xml:space="preserve">{Kundennummer}</w:t>
             </w:r>
           </w:p>
         </w:tc>
@@ -575,25 +579,24 @@
     </w:tbl>
     <w:p>
       <w:pPr>
+        <w:pBdr/>
         <w:pStyle w:val="normal1"/>
-        <w:rPr>
-          <w:rFonts w:ascii="Open Sans" w:hAnsi="Open Sans" w:eastAsia="Open Sans" w:cs="Open Sans"/>
+        <w:spacing/>
+        <w:ind/>
+        <w:rPr>
+          <w:rFonts w:ascii="Open Sans" w:eastAsia="Open Sans" w:hAnsi="Open Sans" w:cs="Open Sans"/>
           <w:color w:val="000000"/>
         </w:rPr>
       </w:pPr>
-      <w:r>
-        <w:rPr>
-          <w:rFonts w:eastAsia="Open Sans" w:cs="Open Sans" w:ascii="Open Sans" w:hAnsi="Open Sans"/>
-          <w:color w:val="000000"/>
-        </w:rPr>
-      </w:r>
     </w:p>
     <w:p>
       <w:pPr>
+        <w:pBdr/>
         <w:pStyle w:val="Normal"/>
         <w:spacing w:before="156" w:after="0"/>
-        <w:rPr>
-          <w:rFonts w:ascii="arial" w:hAnsi="arial" w:eastAsia="arial" w:cs="arial"/>
+        <w:ind/>
+        <w:rPr>
+          <w:rFonts w:ascii="arial" w:eastAsia="arial" w:hAnsi="arial" w:cs="arial"/>
           <w:b/>
           <w:bCs/>
           <w:color w:val="000000"/>
@@ -603,49 +606,33 @@
       </w:pPr>
       <w:r>
         <w:rPr>
-          <w:rFonts w:eastAsia="arial" w:cs="arial" w:ascii="arial" w:hAnsi="arial"/>
+          <w:rFonts w:ascii="arial" w:eastAsia="arial" w:hAnsi="arial" w:cs="arial"/>
           <w:b/>
           <w:bCs/>
           <w:color w:val="000000"/>
           <w:sz w:val="24"/>
           <w:szCs w:val="24"/>
         </w:rPr>
-        <w:t xml:space="preserve">  </w:t>
-      </w:r>
-      <w:r>
-        <w:rPr>
-          <w:rFonts w:eastAsia="arial" w:cs="arial" w:ascii="arial" w:hAnsi="arial"/>
-          <w:b/>
-          <w:bCs/>
-          <w:color w:val="000000"/>
-          <w:sz w:val="24"/>
-          <w:szCs w:val="24"/>
-        </w:rPr>
-        <w:t>Ihr Angebot {Angebotsnummer}</w:t>
+        <w:t xml:space="preserve">  Ihr Angebot {Angebotsnummer}</w:t>
       </w:r>
     </w:p>
     <w:p>
       <w:pPr>
+        <w:pBdr/>
         <w:pStyle w:val="Normal"/>
         <w:spacing w:before="156" w:after="0"/>
-        <w:rPr>
-          <w:rFonts w:ascii="Open Sans" w:hAnsi="Open Sans" w:eastAsia="Open Sans" w:cs="Open Sans"/>
+        <w:ind/>
+        <w:rPr>
+          <w:rFonts w:ascii="Open Sans" w:eastAsia="Open Sans" w:hAnsi="Open Sans" w:cs="Open Sans"/>
           <w:color w:val="000000"/>
         </w:rPr>
       </w:pPr>
       <w:r>
         <w:rPr>
-          <w:rFonts w:eastAsia="Open Sans" w:cs="Open Sans" w:ascii="Open Sans" w:hAnsi="Open Sans"/>
+          <w:rFonts w:ascii="Open Sans" w:eastAsia="Open Sans" w:hAnsi="Open Sans" w:cs="Open Sans"/>
           <w:color w:val="000000"/>
         </w:rPr>
-        <w:t xml:space="preserve">  </w:t>
-      </w:r>
-      <w:r>
-        <w:rPr>
-          <w:rFonts w:eastAsia="Open Sans" w:cs="Open Sans" w:ascii="Open Sans" w:hAnsi="Open Sans"/>
-          <w:color w:val="000000"/>
-        </w:rPr>
-        <w:t>{Greeting} {Nachname},</w:t>
+        <w:t xml:space="preserve">  {Greeting} {Nachname},</w:t>
       </w:r>
       <w:r>
         <w:rPr/>
@@ -654,17 +641,18 @@
     </w:p>
     <w:p>
       <w:pPr>
+        <w:pBdr/>
         <w:pStyle w:val="Normal"/>
         <w:spacing w:before="1" w:after="0"/>
-        <w:ind w:hanging="5" w:start="125" w:end="-89"/>
-        <w:rPr>
-          <w:rFonts w:ascii="Open Sans" w:hAnsi="Open Sans" w:eastAsia="Open Sans" w:cs="Open Sans"/>
+        <w:ind w:left="125" w:right="-89" w:hanging="5"/>
+        <w:rPr>
+          <w:rFonts w:ascii="Open Sans" w:eastAsia="Open Sans" w:hAnsi="Open Sans" w:cs="Open Sans"/>
           <w:color w:val="000000"/>
         </w:rPr>
       </w:pPr>
       <w:r>
         <w:rPr>
-          <w:rFonts w:eastAsia="Open Sans" w:cs="Open Sans" w:ascii="Open Sans" w:hAnsi="Open Sans"/>
+          <w:rFonts w:ascii="Open Sans" w:eastAsia="Open Sans" w:hAnsi="Open Sans" w:cs="Open Sans"/>
           <w:color w:val="070707"/>
         </w:rPr>
         <w:t xml:space="preserve">vielen Dank für Ihre Anfrage und Ihr damit verbundenes Interesse. </w:t>
@@ -675,50 +663,46 @@
       </w:r>
       <w:r>
         <w:rPr>
-          <w:rFonts w:eastAsia="Open Sans" w:cs="Open Sans" w:ascii="Open Sans" w:hAnsi="Open Sans"/>
+          <w:rFonts w:ascii="Open Sans" w:eastAsia="Open Sans" w:hAnsi="Open Sans" w:cs="Open Sans"/>
           <w:color w:val="070707"/>
         </w:rPr>
-        <w:t>Wir freuen uns, Ihnen folgendes Angebot unterbreiten zu können.</w:t>
+        <w:t xml:space="preserve">Wir freuen uns, Ihnen folgendes Angebot unterbreiten zu können.</w:t>
       </w:r>
     </w:p>
     <w:p>
       <w:pPr>
+        <w:pBdr/>
         <w:pStyle w:val="normal1"/>
+        <w:spacing w:before="121" w:after="0"/>
+        <w:ind/>
         <w:tabs>
           <w:tab w:val="clear" w:pos="720"/>
-          <w:tab w:val="left" w:pos="750" w:leader="none"/>
-          <w:tab w:val="left" w:pos="1416" w:leader="none"/>
+          <w:tab w:val="left" w:pos="750"/>
+          <w:tab w:val="left" w:pos="1416.0000610351562"/>
         </w:tabs>
-        <w:spacing w:before="121" w:after="0"/>
-        <w:rPr>
-          <w:rFonts w:ascii="Open Sans" w:hAnsi="Open Sans" w:eastAsia="Open Sans" w:cs="Open Sans"/>
+        <w:rPr>
+          <w:rFonts w:ascii="Open Sans" w:eastAsia="Open Sans" w:hAnsi="Open Sans" w:cs="Open Sans"/>
           <w:color w:val="070707"/>
           <w:sz w:val="20"/>
           <w:szCs w:val="20"/>
         </w:rPr>
       </w:pPr>
-      <w:r>
-        <w:rPr>
-          <w:rFonts w:eastAsia="Open Sans" w:cs="Open Sans" w:ascii="Open Sans" w:hAnsi="Open Sans"/>
-          <w:color w:val="070707"/>
-          <w:sz w:val="20"/>
-          <w:szCs w:val="20"/>
-        </w:rPr>
-      </w:r>
     </w:p>
     <w:tbl>
       <w:tblPr>
         <w:tblStyle w:val="Normal Table0"/>
         <w:tblW w:w="9660" w:type="dxa"/>
-        <w:jc w:val="start"/>
+        <w:jc w:val="left"/>
         <w:tblInd w:w="1" w:type="dxa"/>
-        <w:tblLayout w:type="fixed"/>
         <w:tblCellMar>
           <w:top w:w="0" w:type="dxa"/>
-          <w:start w:w="10" w:type="dxa"/>
+          <w:left w:w="10" w:type="dxa"/>
           <w:bottom w:w="0" w:type="dxa"/>
-          <w:end w:w="10" w:type="dxa"/>
+          <w:right w:w="10" w:type="dxa"/>
         </w:tblCellMar>
+        <w:tblBorders/>
+        <w:shd w:fill="auto" w:color="auto"/>
+        <w:tblLayout w:type="fixed"/>
       </w:tblPr>
       <w:tblGrid>
         <w:gridCol w:w="459"/>
@@ -728,31 +712,41 @@
         <w:gridCol w:w="943"/>
       </w:tblGrid>
       <w:tr>
+        <w:tblPrEx>
+          <w:tblBorders/>
+          <w:tblCellMar>
+            <w:top w:w="0" w:type="dxa"/>
+            <w:left w:w="10" w:type="dxa"/>
+            <w:bottom w:w="0" w:type="dxa"/>
+            <w:right w:w="10" w:type="dxa"/>
+          </w:tblCellMar>
+        </w:tblPrEx>
         <w:trPr>
-          <w:trHeight w:val="1" w:hRule="atLeast"/>
+          <w:trHeight w:hRule="atLeast" w:val="1"/>
         </w:trPr>
         <w:tc>
           <w:tcPr>
             <w:tcW w:w="459" w:type="dxa"/>
             <w:tcBorders>
-              <w:top w:val="single" w:sz="8" w:space="0" w:color="CCCCCC"/>
-              <w:start w:val="single" w:sz="8" w:space="0" w:color="CCCCCC"/>
-              <w:bottom w:val="single" w:sz="8" w:space="0" w:color="FFFFFF"/>
-              <w:end w:val="single" w:sz="8" w:space="0" w:color="CCCCCC"/>
+              <w:top w:val="single" w:color="CCCCCC" w:sz="8" w:space="0"/>
+              <w:left w:val="single" w:color="CCCCCC" w:sz="8" w:space="0"/>
+              <w:bottom w:val="single" w:color="FFFFFF" w:sz="8" w:space="0"/>
+              <w:right w:val="single" w:color="CCCCCC" w:sz="8" w:space="0"/>
             </w:tcBorders>
-            <w:shd w:color="auto" w:fill="CCCCCC" w:val="clear"/>
+            <w:shd w:fill="CCCCCC" w:color="auto" w:val="clear"/>
+            <w:vAlign w:val="top"/>
           </w:tcPr>
           <w:p>
             <w:pPr>
+              <w:pBdr/>
               <w:pStyle w:val="normal1"/>
-              <w:keepNext w:val="false"/>
-              <w:keepLines w:val="false"/>
-              <w:suppressAutoHyphens w:val="true"/>
-              <w:spacing w:lineRule="auto" w:line="240" w:before="0" w:after="0"/>
-              <w:ind w:hanging="0" w:start="0" w:end="0"/>
-              <w:jc w:val="start"/>
-              <w:rPr>
-                <w:rFonts w:ascii="Calibri" w:hAnsi="Calibri" w:eastAsia="Calibri" w:cs="Calibri"/>
+              <w:keepNext w:val="0"/>
+              <w:keepLines w:val="0"/>
+              <w:spacing w:before="0" w:after="0" w:line="240" w:lineRule="auto"/>
+              <w:ind w:left="0" w:right="0" w:firstLine="0"/>
+              <w:jc w:val="left"/>
+              <w:rPr>
+                <w:rFonts w:ascii="Calibri" w:eastAsia="Calibri" w:hAnsi="Calibri" w:cs="Calibri"/>
                 <w:b/>
                 <w:sz w:val="20"/>
                 <w:szCs w:val="22"/>
@@ -760,14 +754,13 @@
             </w:pPr>
             <w:r>
               <w:rPr>
-                <w:rFonts w:eastAsia="Open Sans" w:cs="Open Sans" w:ascii="Open Sans" w:hAnsi="Open Sans"/>
+                <w:rFonts w:ascii="Open Sans" w:eastAsia="Open Sans" w:hAnsi="Open Sans" w:cs="Open Sans"/>
                 <w:b/>
                 <w:color w:val="070707"/>
-                <w:kern w:val="0"/>
                 <w:sz w:val="20"/>
                 <w:szCs w:val="22"/>
               </w:rPr>
-              <w:t>Pos</w:t>
+              <w:t xml:space="preserve">Pos</w:t>
             </w:r>
           </w:p>
         </w:tc>
@@ -775,24 +768,25 @@
           <w:tcPr>
             <w:tcW w:w="749" w:type="dxa"/>
             <w:tcBorders>
-              <w:top w:val="single" w:sz="8" w:space="0" w:color="CCCCCC"/>
-              <w:start w:val="single" w:sz="8" w:space="0" w:color="CCCCCC"/>
-              <w:bottom w:val="single" w:sz="8" w:space="0" w:color="FFFFFF"/>
-              <w:end w:val="single" w:sz="8" w:space="0" w:color="CCCCCC"/>
+              <w:top w:val="single" w:color="CCCCCC" w:sz="8" w:space="0"/>
+              <w:left w:val="single" w:color="CCCCCC" w:sz="8" w:space="0"/>
+              <w:bottom w:val="single" w:color="FFFFFF" w:sz="8" w:space="0"/>
+              <w:right w:val="single" w:color="CCCCCC" w:sz="8" w:space="0"/>
             </w:tcBorders>
-            <w:shd w:color="auto" w:fill="CCCCCC" w:val="clear"/>
+            <w:shd w:fill="CCCCCC" w:color="auto" w:val="clear"/>
+            <w:vAlign w:val="top"/>
           </w:tcPr>
           <w:p>
             <w:pPr>
+              <w:pBdr/>
               <w:pStyle w:val="normal1"/>
-              <w:keepNext w:val="false"/>
-              <w:keepLines w:val="false"/>
-              <w:suppressAutoHyphens w:val="true"/>
-              <w:spacing w:lineRule="auto" w:line="240" w:before="0" w:after="0"/>
-              <w:ind w:hanging="0" w:start="0" w:end="0"/>
-              <w:jc w:val="start"/>
-              <w:rPr>
-                <w:rFonts w:ascii="Calibri" w:hAnsi="Calibri" w:eastAsia="Calibri" w:cs="Calibri"/>
+              <w:keepNext w:val="0"/>
+              <w:keepLines w:val="0"/>
+              <w:spacing w:before="0" w:after="0" w:line="240" w:lineRule="auto"/>
+              <w:ind w:left="0" w:right="0" w:firstLine="0"/>
+              <w:jc w:val="left"/>
+              <w:rPr>
+                <w:rFonts w:ascii="Calibri" w:eastAsia="Calibri" w:hAnsi="Calibri" w:cs="Calibri"/>
                 <w:b/>
                 <w:sz w:val="20"/>
                 <w:szCs w:val="22"/>
@@ -800,14 +794,13 @@
             </w:pPr>
             <w:r>
               <w:rPr>
-                <w:rFonts w:eastAsia="Open Sans" w:cs="Open Sans" w:ascii="Open Sans" w:hAnsi="Open Sans"/>
+                <w:rFonts w:ascii="Open Sans" w:eastAsia="Open Sans" w:hAnsi="Open Sans" w:cs="Open Sans"/>
                 <w:b/>
                 <w:color w:val="070707"/>
-                <w:kern w:val="0"/>
                 <w:sz w:val="20"/>
                 <w:szCs w:val="22"/>
               </w:rPr>
-              <w:t>Menge</w:t>
+              <w:t xml:space="preserve">Menge</w:t>
             </w:r>
           </w:p>
         </w:tc>
@@ -815,22 +808,23 @@
           <w:tcPr>
             <w:tcW w:w="6110" w:type="dxa"/>
             <w:tcBorders>
-              <w:top w:val="single" w:sz="8" w:space="0" w:color="CCCCCC"/>
-              <w:start w:val="single" w:sz="8" w:space="0" w:color="CCCCCC"/>
-              <w:bottom w:val="single" w:sz="8" w:space="0" w:color="FFFFFF"/>
-              <w:end w:val="single" w:sz="8" w:space="0" w:color="CCCCCC"/>
+              <w:top w:val="single" w:color="CCCCCC" w:sz="8" w:space="0"/>
+              <w:left w:val="single" w:color="CCCCCC" w:sz="8" w:space="0"/>
+              <w:bottom w:val="single" w:color="FFFFFF" w:sz="8" w:space="0"/>
+              <w:right w:val="single" w:color="CCCCCC" w:sz="8" w:space="0"/>
             </w:tcBorders>
-            <w:shd w:color="auto" w:fill="CCCCCC" w:val="clear"/>
+            <w:shd w:fill="CCCCCC" w:color="auto" w:val="clear"/>
+            <w:vAlign w:val="top"/>
           </w:tcPr>
           <w:p>
             <w:pPr>
+              <w:pBdr/>
               <w:pStyle w:val="normal1"/>
-              <w:keepNext w:val="false"/>
-              <w:keepLines w:val="false"/>
-              <w:suppressAutoHyphens w:val="true"/>
-              <w:spacing w:lineRule="auto" w:line="278" w:before="0" w:after="0"/>
-              <w:ind w:hanging="0" w:start="0" w:end="314"/>
-              <w:jc w:val="start"/>
+              <w:keepNext w:val="0"/>
+              <w:keepLines w:val="0"/>
+              <w:spacing w:before="0" w:after="0" w:line="278" w:lineRule="auto"/>
+              <w:ind w:left="0" w:right="314" w:firstLine="0"/>
+              <w:jc w:val="left"/>
               <w:rPr>
                 <w:b/>
                 <w:color w:val="000000"/>
@@ -839,14 +833,13 @@
             </w:pPr>
             <w:r>
               <w:rPr>
-                <w:rFonts w:eastAsia="Open Sans" w:cs="Open Sans" w:ascii="Open Sans" w:hAnsi="Open Sans"/>
+                <w:rFonts w:ascii="Open Sans" w:eastAsia="Open Sans" w:hAnsi="Open Sans" w:cs="Open Sans"/>
                 <w:b/>
                 <w:color w:val="000000"/>
-                <w:kern w:val="0"/>
                 <w:sz w:val="20"/>
                 <w:szCs w:val="22"/>
               </w:rPr>
-              <w:t>Bezeichnung</w:t>
+              <w:t xml:space="preserve">Bezeichnung</w:t>
             </w:r>
           </w:p>
         </w:tc>
@@ -854,21 +847,22 @@
           <w:tcPr>
             <w:tcW w:w="1399" w:type="dxa"/>
             <w:tcBorders>
-              <w:top w:val="single" w:sz="8" w:space="0" w:color="CCCCCC"/>
-              <w:start w:val="single" w:sz="8" w:space="0" w:color="CCCCCC"/>
-              <w:bottom w:val="single" w:sz="8" w:space="0" w:color="FFFFFF"/>
-              <w:end w:val="single" w:sz="8" w:space="0" w:color="CCCCCC"/>
+              <w:top w:val="single" w:color="CCCCCC" w:sz="8" w:space="0"/>
+              <w:left w:val="single" w:color="CCCCCC" w:sz="8" w:space="0"/>
+              <w:bottom w:val="single" w:color="FFFFFF" w:sz="8" w:space="0"/>
+              <w:right w:val="single" w:color="CCCCCC" w:sz="8" w:space="0"/>
             </w:tcBorders>
-            <w:shd w:color="auto" w:fill="CCCCCC" w:val="clear"/>
+            <w:shd w:fill="CCCCCC" w:color="auto" w:val="clear"/>
+            <w:vAlign w:val="top"/>
           </w:tcPr>
           <w:p>
             <w:pPr>
+              <w:pBdr/>
               <w:pStyle w:val="Normal"/>
-              <w:keepNext w:val="false"/>
-              <w:keepLines w:val="false"/>
-              <w:suppressAutoHyphens w:val="true"/>
-              <w:spacing w:lineRule="auto" w:line="278" w:beforeAutospacing="0" w:before="0" w:afterAutospacing="0" w:after="0"/>
-              <w:ind w:hanging="0" w:start="-141" w:end="34"/>
+              <w:keepNext w:val="0"/>
+              <w:keepLines w:val="0"/>
+              <w:spacing w:before="0" w:beforeAutospacing="false" w:after="0" w:afterAutospacing="false" w:line="278" w:lineRule="auto"/>
+              <w:ind w:left="-141" w:right="34" w:firstLine="0"/>
               <w:jc w:val="center"/>
               <w:rPr>
                 <w:b/>
@@ -880,15 +874,14 @@
             </w:pPr>
             <w:r>
               <w:rPr>
-                <w:rFonts w:eastAsia="Open Sans" w:cs="Open Sans" w:ascii="Open Sans" w:hAnsi="Open Sans"/>
+                <w:rFonts w:ascii="Open Sans" w:eastAsia="Open Sans" w:hAnsi="Open Sans" w:cs="Open Sans"/>
                 <w:b/>
                 <w:bCs/>
                 <w:color w:val="000000"/>
-                <w:kern w:val="0"/>
                 <w:sz w:val="20"/>
                 <w:szCs w:val="20"/>
               </w:rPr>
-              <w:t>Einheitspreis</w:t>
+              <w:t xml:space="preserve">Einheitspreis</w:t>
             </w:r>
           </w:p>
         </w:tc>
@@ -896,22 +889,23 @@
           <w:tcPr>
             <w:tcW w:w="943" w:type="dxa"/>
             <w:tcBorders>
-              <w:top w:val="single" w:sz="8" w:space="0" w:color="CCCCCC"/>
-              <w:start w:val="single" w:sz="8" w:space="0" w:color="CCCCCC"/>
-              <w:bottom w:val="single" w:sz="8" w:space="0" w:color="FFFFFF"/>
-              <w:end w:val="single" w:sz="8" w:space="0" w:color="CCCCCC"/>
+              <w:top w:val="single" w:color="CCCCCC" w:sz="8" w:space="0"/>
+              <w:left w:val="single" w:color="CCCCCC" w:sz="8" w:space="0"/>
+              <w:bottom w:val="single" w:color="FFFFFF" w:sz="8" w:space="0"/>
+              <w:right w:val="single" w:color="CCCCCC" w:sz="8" w:space="0"/>
             </w:tcBorders>
-            <w:shd w:color="auto" w:fill="CCCCCC" w:val="clear"/>
+            <w:shd w:fill="CCCCCC" w:color="auto" w:val="clear"/>
+            <w:vAlign w:val="top"/>
           </w:tcPr>
           <w:p>
             <w:pPr>
+              <w:pBdr/>
               <w:pStyle w:val="Normal"/>
-              <w:keepNext w:val="false"/>
-              <w:keepLines w:val="false"/>
-              <w:suppressAutoHyphens w:val="true"/>
-              <w:spacing w:lineRule="auto" w:line="278" w:beforeAutospacing="0" w:before="0" w:afterAutospacing="0" w:after="0"/>
-              <w:ind w:hanging="0" w:start="0" w:end="34"/>
-              <w:jc w:val="start"/>
+              <w:keepNext w:val="0"/>
+              <w:keepLines w:val="0"/>
+              <w:spacing w:before="0" w:beforeAutospacing="false" w:after="0" w:afterAutospacing="false" w:line="278" w:lineRule="auto"/>
+              <w:ind w:left="0" w:right="34" w:firstLine="0"/>
+              <w:jc w:val="left"/>
               <w:rPr>
                 <w:b/>
                 <w:bCs/>
@@ -922,40 +916,49 @@
             </w:pPr>
             <w:r>
               <w:rPr>
-                <w:rFonts w:eastAsia="Open Sans" w:cs="Open Sans" w:ascii="Open Sans" w:hAnsi="Open Sans"/>
+                <w:rFonts w:ascii="Open Sans" w:eastAsia="Open Sans" w:hAnsi="Open Sans" w:cs="Open Sans"/>
                 <w:b/>
                 <w:bCs/>
                 <w:color w:val="000000"/>
-                <w:kern w:val="0"/>
                 <w:sz w:val="20"/>
                 <w:szCs w:val="20"/>
               </w:rPr>
-              <w:t>Gesamt</w:t>
+              <w:t xml:space="preserve">Gesamt</w:t>
             </w:r>
           </w:p>
         </w:tc>
       </w:tr>
       <w:tr>
+        <w:tblPrEx>
+          <w:tblBorders/>
+          <w:tblCellMar>
+            <w:top w:w="0" w:type="dxa"/>
+            <w:left w:w="10" w:type="dxa"/>
+            <w:bottom w:w="0" w:type="dxa"/>
+            <w:right w:w="10" w:type="dxa"/>
+          </w:tblCellMar>
+        </w:tblPrEx>
         <w:trPr>
-          <w:trHeight w:val="1" w:hRule="atLeast"/>
+          <w:trHeight w:hRule="atLeast" w:val="1"/>
         </w:trPr>
         <w:tc>
           <w:tcPr>
             <w:tcW w:w="459" w:type="dxa"/>
             <w:tcBorders/>
-            <w:shd w:color="auto" w:fill="FFFFFF" w:val="clear"/>
+            <w:shd w:fill="FFFFFF" w:color="auto" w:val="clear"/>
+            <w:vAlign w:val="top"/>
           </w:tcPr>
           <w:p>
             <w:pPr>
+              <w:pBdr/>
               <w:pStyle w:val="Normal"/>
-              <w:keepNext w:val="false"/>
-              <w:keepLines w:val="false"/>
-              <w:suppressAutoHyphens w:val="true"/>
-              <w:spacing w:lineRule="auto" w:line="240" w:before="0" w:after="0"/>
-              <w:ind w:hanging="0" w:start="0" w:end="0"/>
-              <w:jc w:val="start"/>
-              <w:rPr>
-                <w:rFonts w:ascii="Calibri" w:hAnsi="Calibri" w:eastAsia="Calibri" w:cs="Calibri"/>
+              <w:keepNext w:val="0"/>
+              <w:keepLines w:val="0"/>
+              <w:spacing w:before="0" w:after="0" w:line="240" w:lineRule="auto"/>
+              <w:ind w:left="0" w:right="0" w:firstLine="0"/>
+              <w:jc w:val="left"/>
+              <w:rPr>
+                <w:rFonts w:ascii="Calibri" w:eastAsia="Calibri" w:hAnsi="Calibri" w:cs="Calibri"/>
                 <w:sz w:val="18"/>
                 <w:szCs w:val="18"/>
               </w:rPr>
@@ -964,11 +967,10 @@
               <w:rPr>
                 <w:rFonts w:eastAsia="Calibri" w:cs="Calibri"/>
                 <w:color w:val="070707"/>
-                <w:kern w:val="0"/>
                 <w:sz w:val="18"/>
                 <w:szCs w:val="18"/>
               </w:rPr>
-              <w:t>{#BwtRows}{Pos}</w:t>
+              <w:t xml:space="preserve">{#BwtRows}{Pos}</w:t>
             </w:r>
           </w:p>
         </w:tc>
@@ -976,19 +978,20 @@
           <w:tcPr>
             <w:tcW w:w="749" w:type="dxa"/>
             <w:tcBorders/>
-            <w:shd w:color="auto" w:fill="FFFFFF" w:val="clear"/>
+            <w:shd w:fill="FFFFFF" w:color="auto" w:val="clear"/>
+            <w:vAlign w:val="top"/>
           </w:tcPr>
           <w:p>
             <w:pPr>
+              <w:pBdr/>
               <w:pStyle w:val="normal1"/>
-              <w:keepNext w:val="false"/>
-              <w:keepLines w:val="false"/>
-              <w:suppressAutoHyphens w:val="true"/>
-              <w:spacing w:lineRule="auto" w:line="240" w:before="0" w:after="0"/>
-              <w:ind w:hanging="0" w:start="0" w:end="0"/>
-              <w:jc w:val="start"/>
-              <w:rPr>
-                <w:rFonts w:ascii="Calibri" w:hAnsi="Calibri" w:eastAsia="Calibri" w:cs="Calibri"/>
+              <w:keepNext w:val="0"/>
+              <w:keepLines w:val="0"/>
+              <w:spacing w:before="0" w:after="0" w:line="240" w:lineRule="auto"/>
+              <w:ind w:left="0" w:right="0" w:firstLine="0"/>
+              <w:jc w:val="left"/>
+              <w:rPr>
+                <w:rFonts w:ascii="Calibri" w:eastAsia="Calibri" w:hAnsi="Calibri" w:cs="Calibri"/>
                 <w:color w:val="070707"/>
                 <w:sz w:val="18"/>
                 <w:szCs w:val="20"/>
@@ -998,11 +1001,10 @@
               <w:rPr>
                 <w:rFonts w:eastAsia="Calibri" w:cs="Calibri"/>
                 <w:color w:val="070707"/>
-                <w:kern w:val="0"/>
                 <w:sz w:val="18"/>
                 <w:szCs w:val="20"/>
               </w:rPr>
-              <w:t>{Menge}</w:t>
+              <w:t xml:space="preserve">{Menge}</w:t>
             </w:r>
           </w:p>
         </w:tc>
@@ -1010,17 +1012,18 @@
           <w:tcPr>
             <w:tcW w:w="6110" w:type="dxa"/>
             <w:tcBorders/>
-            <w:shd w:color="auto" w:fill="FFFFFF" w:val="clear"/>
+            <w:shd w:fill="FFFFFF" w:color="auto" w:val="clear"/>
+            <w:vAlign w:val="top"/>
           </w:tcPr>
           <w:p>
             <w:pPr>
+              <w:pBdr/>
               <w:pStyle w:val="Normal"/>
-              <w:keepNext w:val="false"/>
-              <w:keepLines w:val="false"/>
-              <w:suppressAutoHyphens w:val="true"/>
-              <w:spacing w:lineRule="auto" w:line="278" w:before="0" w:after="0"/>
-              <w:ind w:hanging="0" w:start="0" w:end="314"/>
-              <w:jc w:val="start"/>
+              <w:keepNext w:val="0"/>
+              <w:keepLines w:val="0"/>
+              <w:spacing w:before="0" w:after="0" w:line="278" w:lineRule="auto"/>
+              <w:ind w:left="0" w:right="314" w:firstLine="0"/>
+              <w:jc w:val="left"/>
               <w:rPr>
                 <w:color w:val="000000"/>
                 <w:sz w:val="18"/>
@@ -1029,134 +1032,121 @@
             </w:pPr>
             <w:r>
               <w:rPr>
-                <w:rFonts w:eastAsia="arial" w:cs="arial" w:ascii="arial" w:hAnsi="arial"/>
+                <w:rFonts w:ascii="arial" w:eastAsia="arial" w:hAnsi="arial" w:cs="arial"/>
                 <w:b/>
                 <w:bCs/>
                 <w:color w:val="000000"/>
-                <w:kern w:val="0"/>
                 <w:sz w:val="20"/>
                 <w:szCs w:val="20"/>
               </w:rPr>
-              <w:t>{Title}</w:t>
-            </w:r>
-            <w:r>
-              <w:rPr>
-                <w:kern w:val="0"/>
+              <w:t xml:space="preserve">{Title}</w:t>
+            </w:r>
+            <w:r>
+              <w:rPr>
                 <w:sz w:val="22"/>
               </w:rPr>
               <w:br/>
             </w:r>
             <w:r>
               <w:rPr>
-                <w:rFonts w:eastAsia="arial" w:cs="arial" w:ascii="arial" w:hAnsi="arial"/>
-                <w:b w:val="false"/>
-                <w:color w:val="000000"/>
-                <w:kern w:val="0"/>
+                <w:rFonts w:ascii="arial" w:eastAsia="arial" w:hAnsi="arial" w:cs="arial"/>
+                <w:b w:val="0"/>
+                <w:color w:val="000000"/>
                 <w:sz w:val="18"/>
                 <w:szCs w:val="18"/>
               </w:rPr>
-              <w:t>• {Bullet1}</w:t>
-            </w:r>
-            <w:r>
-              <w:rPr>
-                <w:kern w:val="0"/>
+              <w:t xml:space="preserve">• {Bullet1}</w:t>
+            </w:r>
+            <w:r>
+              <w:rPr>
                 <w:sz w:val="22"/>
               </w:rPr>
               <w:br/>
             </w:r>
             <w:r>
               <w:rPr>
-                <w:rFonts w:eastAsia="arial" w:cs="arial" w:ascii="arial" w:hAnsi="arial"/>
-                <w:b w:val="false"/>
-                <w:color w:val="000000"/>
-                <w:kern w:val="0"/>
+                <w:rFonts w:ascii="arial" w:eastAsia="arial" w:hAnsi="arial" w:cs="arial"/>
+                <w:b w:val="0"/>
+                <w:color w:val="000000"/>
                 <w:sz w:val="18"/>
                 <w:szCs w:val="18"/>
               </w:rPr>
-              <w:t>• {Bullet2}</w:t>
-            </w:r>
-            <w:r>
-              <w:rPr>
-                <w:kern w:val="0"/>
+              <w:t xml:space="preserve">• {Bullet2}</w:t>
+            </w:r>
+            <w:r>
+              <w:rPr>
                 <w:sz w:val="22"/>
               </w:rPr>
               <w:br/>
             </w:r>
             <w:r>
               <w:rPr>
-                <w:rFonts w:eastAsia="arial" w:cs="arial" w:ascii="arial" w:hAnsi="arial"/>
-                <w:b w:val="false"/>
-                <w:color w:val="000000"/>
-                <w:kern w:val="0"/>
+                <w:rFonts w:ascii="arial" w:eastAsia="arial" w:hAnsi="arial" w:cs="arial"/>
+                <w:b w:val="0"/>
+                <w:color w:val="000000"/>
                 <w:sz w:val="18"/>
                 <w:szCs w:val="18"/>
               </w:rPr>
-              <w:t>• {Bullet3}</w:t>
-            </w:r>
-            <w:r>
-              <w:rPr>
-                <w:kern w:val="0"/>
+              <w:t xml:space="preserve">• {Bullet3}</w:t>
+            </w:r>
+            <w:r>
+              <w:rPr>
                 <w:sz w:val="22"/>
               </w:rPr>
               <w:br/>
             </w:r>
             <w:r>
               <w:rPr>
-                <w:rFonts w:eastAsia="arial" w:cs="arial" w:ascii="arial" w:hAnsi="arial"/>
-                <w:b w:val="false"/>
-                <w:color w:val="000000"/>
-                <w:kern w:val="0"/>
+                <w:rFonts w:ascii="arial" w:eastAsia="arial" w:hAnsi="arial" w:cs="arial"/>
+                <w:b w:val="0"/>
+                <w:color w:val="000000"/>
                 <w:sz w:val="18"/>
                 <w:szCs w:val="18"/>
               </w:rPr>
-              <w:t>• {Bullet4}</w:t>
-            </w:r>
-            <w:r>
-              <w:rPr>
-                <w:kern w:val="0"/>
+              <w:t xml:space="preserve">• {Bullet4}</w:t>
+            </w:r>
+            <w:r>
+              <w:rPr>
                 <w:sz w:val="22"/>
               </w:rPr>
               <w:br/>
             </w:r>
             <w:r>
               <w:rPr>
-                <w:rFonts w:eastAsia="arial" w:cs="arial" w:ascii="arial" w:hAnsi="arial"/>
-                <w:b w:val="false"/>
-                <w:color w:val="000000"/>
-                <w:kern w:val="0"/>
+                <w:rFonts w:ascii="arial" w:eastAsia="arial" w:hAnsi="arial" w:cs="arial"/>
+                <w:b w:val="0"/>
+                <w:color w:val="000000"/>
                 <w:sz w:val="18"/>
                 <w:szCs w:val="18"/>
               </w:rPr>
-              <w:t>• {Bullet5}</w:t>
-            </w:r>
-            <w:r>
-              <w:rPr>
-                <w:kern w:val="0"/>
+              <w:t xml:space="preserve">• {Bullet5}</w:t>
+            </w:r>
+            <w:r>
+              <w:rPr>
                 <w:sz w:val="22"/>
               </w:rPr>
               <w:br/>
             </w:r>
             <w:r>
               <w:rPr>
-                <w:rFonts w:eastAsia="arial" w:cs="arial" w:ascii="arial" w:hAnsi="arial"/>
-                <w:b w:val="false"/>
-                <w:color w:val="000000"/>
-                <w:kern w:val="0"/>
+                <w:rFonts w:ascii="arial" w:eastAsia="arial" w:hAnsi="arial" w:cs="arial"/>
+                <w:b w:val="0"/>
+                <w:color w:val="000000"/>
                 <w:sz w:val="18"/>
                 <w:szCs w:val="18"/>
               </w:rPr>
-              <w:t>• {Bullet6}{#HasBullet7}</w:t>
-            </w:r>
-          </w:p>
-          <w:p>
-            <w:pPr>
-              <w:pStyle w:val="BodyText"/>
-              <w:keepNext w:val="false"/>
-              <w:keepLines w:val="false"/>
-              <w:suppressAutoHyphens w:val="true"/>
-              <w:spacing w:lineRule="auto" w:line="278" w:before="0" w:after="0"/>
-              <w:ind w:hanging="0" w:start="0" w:end="314"/>
-              <w:jc w:val="start"/>
+              <w:t xml:space="preserve">• {Bullet6}{#HasBullet7}</w:t>
+            </w:r>
+          </w:p>
+          <w:p>
+            <w:pPr>
+              <w:pBdr/>
+              <w:pStyle w:val="Body Text"/>
+              <w:keepNext w:val="0"/>
+              <w:keepLines w:val="0"/>
+              <w:spacing w:before="0" w:after="0" w:line="278" w:lineRule="auto"/>
+              <w:ind w:left="0" w:right="314" w:firstLine="0"/>
+              <w:jc w:val="left"/>
               <w:rPr>
                 <w:color w:val="000000"/>
                 <w:sz w:val="18"/>
@@ -1164,36 +1154,47 @@
             </w:pPr>
             <w:r>
               <w:rPr>
-                <w:rFonts w:eastAsia="arial" w:cs="arial" w:ascii="arial" w:hAnsi="arial"/>
-                <w:b w:val="false"/>
-                <w:color w:val="000000"/>
-                <w:kern w:val="0"/>
+                <w:rFonts w:ascii="arial" w:eastAsia="arial" w:hAnsi="arial" w:cs="arial"/>
+                <w:b w:val="0"/>
+                <w:color w:val="000000"/>
                 <w:sz w:val="18"/>
                 <w:szCs w:val="20"/>
               </w:rPr>
-              <w:t xml:space="preserve">• </w:t>
-            </w:r>
-            <w:r>
-              <w:rPr>
-                <w:rFonts w:eastAsia="arial" w:cs="arial" w:ascii="arial" w:hAnsi="arial"/>
-                <w:b w:val="false"/>
-                <w:color w:val="000000"/>
-                <w:kern w:val="0"/>
+              <w:t xml:space="preserve">• {Bullet7}{/HasBullet7}</w:t>
+            </w:r>
+          </w:p>
+          <w:p>
+            <w:pPr>
+              <w:pBdr/>
+              <w:pStyle w:val="Body Text"/>
+              <w:keepNext w:val="0"/>
+              <w:keepLines w:val="0"/>
+              <w:spacing w:before="0" w:after="0" w:line="278" w:lineRule="auto"/>
+              <w:ind w:left="0" w:right="314" w:firstLine="0"/>
+              <w:jc w:val="left"/>
+              <w:rPr>
+                <w:color w:val="000000"/>
+                <w:sz w:val="18"/>
+              </w:rPr>
+            </w:pPr>
+            <w:r>
+              <w:rPr>
+                <w:rFonts w:ascii="arial" w:eastAsia="arial" w:hAnsi="arial" w:cs="arial"/>
+                <w:b w:val="0"/>
+                <w:color w:val="000000"/>
                 <w:sz w:val="18"/>
                 <w:szCs w:val="20"/>
               </w:rPr>
-              <w:t>{Bullet7}</w:t>
-            </w:r>
-          </w:p>
-          <w:p>
-            <w:pPr>
-              <w:pStyle w:val="BodyText"/>
-              <w:keepNext w:val="false"/>
-              <w:keepLines w:val="false"/>
-              <w:suppressAutoHyphens w:val="true"/>
-              <w:spacing w:lineRule="auto" w:line="278" w:before="0" w:after="0"/>
-              <w:ind w:hanging="0" w:start="0" w:end="314"/>
-              <w:jc w:val="start"/>
+              <w:t xml:space="preserve">{#HasExtraTasks}{#ExtraTasks}• {Text}</w:t>
+            </w:r>
+          </w:p>
+          <w:p>
+            <w:pPr>
+              <w:pBdr/>
+              <w:pStyle w:val="Body Text"/>
+              <w:spacing w:before="0" w:after="0" w:line="278" w:lineRule="auto"/>
+              <w:ind w:left="0" w:right="314" w:firstLine="0"/>
+              <w:jc w:val="left"/>
               <w:rPr>
                 <w:color w:val="000000"/>
                 <w:sz w:val="18"/>
@@ -1201,23 +1202,24 @@
             </w:pPr>
             <w:r>
               <w:rPr>
-                <w:rFonts w:eastAsia="arial" w:cs="arial" w:ascii="arial" w:hAnsi="arial"/>
-                <w:b w:val="false"/>
-                <w:color w:val="000000"/>
-                <w:kern w:val="0"/>
+                <w:rFonts w:ascii="arial" w:eastAsia="arial" w:hAnsi="arial" w:cs="arial"/>
+                <w:b w:val="0"/>
+                <w:color w:val="000000"/>
                 <w:sz w:val="18"/>
                 <w:szCs w:val="20"/>
               </w:rPr>
-              <w:t>{/HasBullet7}{#HasExtraTasks}{#ExtraTasks}• {Text}</w:t>
-            </w:r>
-          </w:p>
-          <w:p>
-            <w:pPr>
-              <w:pStyle w:val="BodyText"/>
-              <w:suppressAutoHyphens w:val="true"/>
-              <w:spacing w:lineRule="auto" w:line="278" w:before="0" w:after="0"/>
-              <w:ind w:hanging="0" w:start="0" w:end="314"/>
-              <w:jc w:val="start"/>
+              <w:t xml:space="preserve">{/ExtraTasks}{/HasExtraTasks}</w:t>
+            </w:r>
+          </w:p>
+          <w:p>
+            <w:pPr>
+              <w:pBdr/>
+              <w:pStyle w:val="Normal"/>
+              <w:keepNext w:val="0"/>
+              <w:keepLines w:val="0"/>
+              <w:spacing w:before="0" w:after="0" w:line="278" w:lineRule="auto"/>
+              <w:ind w:left="0" w:right="314" w:firstLine="0"/>
+              <w:jc w:val="left"/>
               <w:rPr>
                 <w:color w:val="000000"/>
                 <w:sz w:val="18"/>
@@ -1225,74 +1227,28 @@
             </w:pPr>
             <w:r>
               <w:rPr>
-                <w:rFonts w:eastAsia="arial" w:cs="arial" w:ascii="arial" w:hAnsi="arial"/>
-                <w:b w:val="false"/>
-                <w:color w:val="000000"/>
-                <w:kern w:val="0"/>
+                <w:rFonts w:ascii="arial" w:eastAsia="arial" w:hAnsi="arial" w:cs="arial"/>
+                <w:b/>
+                <w:bCs/>
+                <w:color w:val="000000"/>
                 <w:sz w:val="18"/>
                 <w:szCs w:val="20"/>
               </w:rPr>
-              <w:t>{/ExtraTasks}{/HasExtraTasks}</w:t>
-            </w:r>
-          </w:p>
-          <w:p>
-            <w:pPr>
-              <w:pStyle w:val="BodyText"/>
-              <w:keepNext w:val="false"/>
-              <w:keepLines w:val="false"/>
-              <w:suppressAutoHyphens w:val="true"/>
-              <w:spacing w:lineRule="auto" w:line="278" w:before="0" w:after="0"/>
-              <w:ind w:hanging="0" w:start="0" w:end="314"/>
-              <w:jc w:val="start"/>
-              <w:rPr>
-                <w:color w:val="000000"/>
-              </w:rPr>
-            </w:pPr>
-            <w:r>
-              <w:rPr>
-                <w:color w:val="000000"/>
-              </w:rPr>
-            </w:r>
-          </w:p>
-          <w:p>
-            <w:pPr>
+              <w:t xml:space="preserve">Enthält je Einheit</w:t>
+            </w:r>
+          </w:p>
+          <w:p>
+            <w:pPr>
+              <w:pBdr/>
               <w:pStyle w:val="Normal"/>
-              <w:keepNext w:val="false"/>
-              <w:keepLines w:val="false"/>
-              <w:suppressAutoHyphens w:val="true"/>
-              <w:spacing w:lineRule="auto" w:line="278" w:before="0" w:after="0"/>
-              <w:ind w:hanging="0" w:start="0" w:end="314"/>
-              <w:jc w:val="start"/>
-              <w:rPr>
-                <w:color w:val="000000"/>
-                <w:sz w:val="18"/>
-              </w:rPr>
-            </w:pPr>
-            <w:r>
-              <w:rPr>
-                <w:rFonts w:eastAsia="arial" w:cs="arial" w:ascii="arial" w:hAnsi="arial"/>
-                <w:b/>
-                <w:bCs/>
-                <w:color w:val="000000"/>
-                <w:kern w:val="0"/>
-                <w:sz w:val="18"/>
-                <w:szCs w:val="20"/>
-              </w:rPr>
-              <w:t>Enthält je Einheit</w:t>
-            </w:r>
-          </w:p>
-          <w:p>
-            <w:pPr>
-              <w:pStyle w:val="Normal"/>
-              <w:keepNext w:val="false"/>
-              <w:keepLines w:val="false"/>
-              <w:suppressAutoHyphens w:val="true"/>
-              <w:spacing w:lineRule="auto" w:line="278" w:before="0" w:after="0"/>
-              <w:ind w:hanging="0" w:start="0" w:end="314"/>
-              <w:jc w:val="start"/>
-              <w:rPr>
-                <w:rFonts w:ascii="Arial" w:hAnsi="Arial" w:eastAsia="Arial" w:cs="Arial"/>
-                <w:b w:val="false"/>
+              <w:keepNext w:val="0"/>
+              <w:keepLines w:val="0"/>
+              <w:spacing w:before="0" w:after="0" w:line="278" w:lineRule="auto"/>
+              <w:ind w:left="0" w:right="314" w:firstLine="0"/>
+              <w:jc w:val="left"/>
+              <w:rPr>
+                <w:rFonts w:ascii="Arial" w:eastAsia="Arial" w:hAnsi="Arial" w:cs="Arial"/>
+                <w:b w:val="0"/>
                 <w:color w:val="000000"/>
                 <w:sz w:val="18"/>
                 <w:szCs w:val="18"/>
@@ -1300,37 +1256,35 @@
             </w:pPr>
             <w:r>
               <w:rPr>
-                <w:rFonts w:eastAsia="Arial" w:cs="Arial" w:ascii="Arial" w:hAnsi="Arial"/>
-                <w:b w:val="false"/>
-                <w:color w:val="000000"/>
-                <w:kern w:val="0"/>
+                <w:rFonts w:ascii="Arial" w:eastAsia="Arial" w:hAnsi="Arial" w:cs="Arial"/>
+                <w:b w:val="0"/>
+                <w:color w:val="000000"/>
                 <w:sz w:val="18"/>
                 <w:szCs w:val="18"/>
               </w:rPr>
-              <w:t>- {EnthKmQty} km Kilometerpauschale</w:t>
-            </w:r>
-          </w:p>
-          <w:p>
-            <w:pPr>
+              <w:t xml:space="preserve">- {EnthKmQty} km Kilometerpauschale</w:t>
+            </w:r>
+          </w:p>
+          <w:p>
+            <w:pPr>
+              <w:pBdr/>
               <w:pStyle w:val="Normal"/>
-              <w:keepNext w:val="false"/>
-              <w:keepLines w:val="false"/>
-              <w:suppressAutoHyphens w:val="true"/>
-              <w:spacing w:lineRule="auto" w:line="278" w:before="0" w:after="0"/>
-              <w:ind w:hanging="0" w:start="0" w:end="314"/>
-              <w:jc w:val="start"/>
-              <w:rPr>
-                <w:rFonts w:ascii="Arial" w:hAnsi="Arial" w:eastAsia="Arial" w:cs="Arial"/>
+              <w:keepNext w:val="0"/>
+              <w:keepLines w:val="0"/>
+              <w:spacing w:before="0" w:after="0" w:line="278" w:lineRule="auto"/>
+              <w:ind w:left="0" w:right="314" w:firstLine="0"/>
+              <w:jc w:val="left"/>
+              <w:rPr>
+                <w:rFonts w:ascii="Arial" w:eastAsia="Arial" w:hAnsi="Arial" w:cs="Arial"/>
                 <w:sz w:val="18"/>
                 <w:szCs w:val="18"/>
               </w:rPr>
             </w:pPr>
             <w:r>
               <w:rPr>
-                <w:rFonts w:eastAsia="Arial" w:cs="Arial" w:ascii="Arial" w:hAnsi="Arial"/>
-                <w:b w:val="false"/>
-                <w:color w:val="000000"/>
-                <w:kern w:val="0"/>
+                <w:rFonts w:ascii="Arial" w:eastAsia="Arial" w:hAnsi="Arial" w:cs="Arial"/>
+                <w:b w:val="0"/>
+                <w:color w:val="000000"/>
                 <w:sz w:val="18"/>
                 <w:szCs w:val="18"/>
               </w:rPr>
@@ -1338,19 +1292,17 @@
             </w:r>
             <w:r>
               <w:rPr>
-                <w:rFonts w:eastAsia="Arial" w:cs="Arial" w:ascii="Arial" w:hAnsi="Arial"/>
-                <w:kern w:val="0"/>
+                <w:rFonts w:ascii="Arial" w:eastAsia="Arial" w:hAnsi="Arial" w:cs="Arial"/>
                 <w:sz w:val="18"/>
                 <w:szCs w:val="18"/>
               </w:rPr>
-              <w:t>{EnthDeliverQty}</w:t>
-            </w:r>
-            <w:r>
-              <w:rPr>
-                <w:rFonts w:eastAsia="Arial" w:cs="Arial" w:ascii="Arial" w:hAnsi="Arial"/>
-                <w:b w:val="false"/>
-                <w:color w:val="000000"/>
-                <w:kern w:val="0"/>
+              <w:t xml:space="preserve">{EnthDeliverQty}</w:t>
+            </w:r>
+            <w:r>
+              <w:rPr>
+                <w:rFonts w:ascii="Arial" w:eastAsia="Arial" w:hAnsi="Arial" w:cs="Arial"/>
+                <w:b w:val="0"/>
+                <w:color w:val="000000"/>
                 <w:sz w:val="18"/>
                 <w:szCs w:val="18"/>
               </w:rPr>
@@ -1359,52 +1311,73 @@
           </w:p>
           <w:p>
             <w:pPr>
+              <w:pBdr/>
               <w:pStyle w:val="Normal"/>
-              <w:keepNext w:val="false"/>
-              <w:keepLines w:val="false"/>
-              <w:suppressAutoHyphens w:val="true"/>
-              <w:spacing w:lineRule="auto" w:line="278" w:before="0" w:after="0"/>
-              <w:ind w:hanging="0" w:start="0" w:end="314"/>
-              <w:jc w:val="start"/>
-              <w:rPr>
-                <w:rFonts w:ascii="Arial" w:hAnsi="Arial" w:eastAsia="Arial" w:cs="Arial"/>
+              <w:keepNext w:val="0"/>
+              <w:keepLines w:val="0"/>
+              <w:spacing w:before="0" w:after="0" w:line="278" w:lineRule="auto"/>
+              <w:ind w:left="0" w:right="314" w:firstLine="0"/>
+              <w:jc w:val="left"/>
+              <w:rPr>
+                <w:rFonts w:ascii="Arial" w:eastAsia="Arial" w:hAnsi="Arial" w:cs="Arial"/>
                 <w:sz w:val="18"/>
                 <w:szCs w:val="18"/>
               </w:rPr>
             </w:pPr>
             <w:r>
               <w:rPr>
-                <w:rFonts w:eastAsia="Arial" w:cs="Arial" w:ascii="Arial" w:hAnsi="Arial"/>
-                <w:b w:val="false"/>
-                <w:color w:val="000000"/>
-                <w:kern w:val="0"/>
+                <w:rFonts w:ascii="Arial" w:eastAsia="Arial" w:hAnsi="Arial" w:cs="Arial"/>
+                <w:b w:val="0"/>
+                <w:color w:val="000000"/>
                 <w:sz w:val="18"/>
                 <w:szCs w:val="18"/>
               </w:rPr>
-              <w:t>- {EnthDoorQty} Stk {EnthDoorLabel}</w:t>
-            </w:r>
-          </w:p>
-          <w:p>
-            <w:pPr>
+              <w:t xml:space="preserve">- {EnthDoorQty} Stk {EnthDoorLabel}</w:t>
+            </w:r>
+          </w:p>
+          <w:p>
+            <w:pPr>
+              <w:pBdr/>
               <w:pStyle w:val="Normal"/>
-              <w:keepNext w:val="false"/>
-              <w:keepLines w:val="false"/>
-              <w:spacing w:lineRule="auto" w:line="278" w:before="0" w:after="0"/>
-              <w:ind w:hanging="0" w:start="0" w:end="314"/>
-              <w:jc w:val="start"/>
-              <w:rPr>
-                <w:rFonts w:ascii="Arial" w:hAnsi="Arial" w:eastAsia="Arial" w:cs="Arial"/>
+              <w:keepNext w:val="0"/>
+              <w:keepLines w:val="0"/>
+              <w:spacing w:before="0" w:after="0" w:line="278" w:lineRule="auto"/>
+              <w:ind w:left="0" w:right="314" w:firstLine="0"/>
+              <w:jc w:val="left"/>
+              <w:rPr/>
+            </w:pPr>
+            <w:r>
+              <w:rPr>
+                <w:rFonts w:ascii="Arial" w:hAnsi="Arial"/>
                 <w:sz w:val="18"/>
-                <w:szCs w:val="18"/>
-              </w:rPr>
+              </w:rPr>
+              <w:t xml:space="preserve">- {EnthKleinQty} Stk Kleinmaterial{#EnthExtraItems}</w:t>
+            </w:r>
+          </w:p>
+          <w:p>
+            <w:pPr>
+              <w:pBdr/>
+              <w:pStyle w:val="Normal"/>
+              <w:keepNext w:val="0"/>
+              <w:keepLines w:val="0"/>
+              <w:spacing w:before="0" w:after="0" w:line="278" w:lineRule="auto"/>
+              <w:ind w:left="0" w:right="314" w:firstLine="0"/>
+              <w:jc w:val="left"/>
+              <w:rPr/>
             </w:pPr>
             <w:r>
               <w:rPr>
                 <w:rFonts w:ascii="Arial" w:hAnsi="Arial"/>
-                <w:kern w:val="0"/>
                 <w:sz w:val="18"/>
               </w:rPr>
-              <w:t>- {EnthKleinQty} Stk Kleinmaterial</w:t>
+              <w:t xml:space="preserve">-</w:t>
+            </w:r>
+            <w:r>
+              <w:rPr>
+                <w:rFonts w:ascii="Arial" w:hAnsi="Arial"/>
+                <w:sz w:val="18"/>
+              </w:rPr>
+              <w:t xml:space="preserve"> {Text}{/EnthExtraItems}</w:t>
             </w:r>
           </w:p>
         </w:tc>
@@ -1412,19 +1385,20 @@
           <w:tcPr>
             <w:tcW w:w="1399" w:type="dxa"/>
             <w:tcBorders/>
-            <w:shd w:color="auto" w:fill="FFFFFF" w:val="clear"/>
+            <w:shd w:fill="FFFFFF" w:color="auto" w:val="clear"/>
+            <w:vAlign w:val="top"/>
           </w:tcPr>
           <w:p>
             <w:pPr>
+              <w:pBdr/>
               <w:pStyle w:val="Normal"/>
-              <w:keepNext w:val="false"/>
-              <w:keepLines w:val="false"/>
-              <w:suppressAutoHyphens w:val="true"/>
-              <w:spacing w:lineRule="auto" w:line="278" w:beforeAutospacing="0" w:before="0" w:afterAutospacing="0" w:after="0"/>
-              <w:ind w:hanging="0" w:start="0" w:end="34"/>
+              <w:keepNext w:val="0"/>
+              <w:keepLines w:val="0"/>
+              <w:spacing w:before="0" w:beforeAutospacing="false" w:after="0" w:afterAutospacing="false" w:line="278" w:lineRule="auto"/>
+              <w:ind w:left="0" w:right="34" w:firstLine="0"/>
               <w:jc w:val="center"/>
               <w:rPr>
-                <w:rFonts w:ascii="Calibri" w:hAnsi="Calibri" w:eastAsia="Calibri" w:cs="Calibri"/>
+                <w:rFonts w:ascii="Calibri" w:eastAsia="Calibri" w:hAnsi="Calibri" w:cs="Calibri"/>
                 <w:color w:val="000000"/>
                 <w:sz w:val="18"/>
                 <w:szCs w:val="18"/>
@@ -1434,11 +1408,10 @@
               <w:rPr>
                 <w:rFonts w:eastAsia="Calibri" w:cs="Calibri"/>
                 <w:color w:val="000000"/>
-                <w:kern w:val="0"/>
                 <w:sz w:val="18"/>
                 <w:szCs w:val="18"/>
               </w:rPr>
-              <w:t>{Einheitspreis}</w:t>
+              <w:t xml:space="preserve">{Einheitspreis}</w:t>
             </w:r>
           </w:p>
         </w:tc>
@@ -1446,19 +1419,20 @@
           <w:tcPr>
             <w:tcW w:w="943" w:type="dxa"/>
             <w:tcBorders/>
-            <w:shd w:color="auto" w:fill="FFFFFF" w:val="clear"/>
+            <w:shd w:fill="FFFFFF" w:color="auto" w:val="clear"/>
+            <w:vAlign w:val="top"/>
           </w:tcPr>
           <w:p>
             <w:pPr>
+              <w:pBdr/>
               <w:pStyle w:val="Normal"/>
-              <w:keepNext w:val="false"/>
-              <w:keepLines w:val="false"/>
-              <w:suppressAutoHyphens w:val="true"/>
-              <w:spacing w:lineRule="auto" w:line="278" w:beforeAutospacing="0" w:before="0" w:afterAutospacing="0" w:after="0"/>
-              <w:ind w:hanging="0" w:start="-141" w:end="34"/>
+              <w:keepNext w:val="0"/>
+              <w:keepLines w:val="0"/>
+              <w:spacing w:before="0" w:beforeAutospacing="false" w:after="0" w:afterAutospacing="false" w:line="278" w:lineRule="auto"/>
+              <w:ind w:left="-141" w:right="34" w:firstLine="0"/>
               <w:jc w:val="center"/>
               <w:rPr>
-                <w:rFonts w:ascii="Calibri" w:hAnsi="Calibri" w:eastAsia="Calibri" w:cs="Calibri"/>
+                <w:rFonts w:ascii="Calibri" w:eastAsia="Calibri" w:hAnsi="Calibri" w:cs="Calibri"/>
                 <w:color w:val="000000"/>
                 <w:sz w:val="18"/>
                 <w:szCs w:val="18"/>
@@ -1468,216 +1442,10 @@
               <w:rPr>
                 <w:rFonts w:eastAsia="Calibri" w:cs="Calibri"/>
                 <w:color w:val="000000"/>
-                <w:kern w:val="0"/>
                 <w:sz w:val="18"/>
                 <w:szCs w:val="18"/>
               </w:rPr>
-              <w:t>{Gesamt}{/BwtRows}</w:t>
-            </w:r>
-          </w:p>
-        </w:tc>
-      </w:tr>
-      <w:tr>
-        <w:trPr>
-          <w:trHeight w:val="1" w:hRule="atLeast"/>
-        </w:trPr>
-        <w:tc>
-          <w:tcPr>
-            <w:tcW w:w="459" w:type="dxa"/>
-            <w:tcBorders/>
-            <w:shd w:color="auto" w:fill="FFFFFF" w:val="clear"/>
-          </w:tcPr>
-          <w:p>
-            <w:pPr>
-              <w:pStyle w:val="Normal"/>
-              <w:keepNext w:val="false"/>
-              <w:keepLines w:val="false"/>
-              <w:tabs>
-                <w:tab w:val="clear" w:pos="720"/>
-                <w:tab w:val="left" w:pos="750" w:leader="none"/>
-                <w:tab w:val="left" w:pos="1416" w:leader="none"/>
-              </w:tabs>
-              <w:suppressAutoHyphens w:val="true"/>
-              <w:spacing w:lineRule="auto" w:line="240" w:beforeAutospacing="1" w:afterAutospacing="0" w:after="0"/>
-              <w:ind w:hanging="0" w:start="0" w:end="0"/>
-              <w:jc w:val="start"/>
-              <w:rPr>
-                <w:rFonts w:ascii="Calibri" w:hAnsi="Calibri" w:eastAsia="Calibri" w:cs="Calibri"/>
-                <w:color w:val="070707"/>
-                <w:sz w:val="18"/>
-                <w:szCs w:val="18"/>
-              </w:rPr>
-            </w:pPr>
-            <w:r>
-              <w:rPr>
-                <w:rFonts w:eastAsia="Calibri" w:cs="Calibri"/>
-                <w:color w:val="070707"/>
-                <w:kern w:val="0"/>
-                <w:sz w:val="18"/>
-                <w:szCs w:val="18"/>
-              </w:rPr>
-              <w:t>{#BwtGrabRows}{Pos}</w:t>
-            </w:r>
-          </w:p>
-        </w:tc>
-        <w:tc>
-          <w:tcPr>
-            <w:tcW w:w="749" w:type="dxa"/>
-            <w:tcBorders/>
-            <w:shd w:color="auto" w:fill="FFFFFF" w:val="clear"/>
-          </w:tcPr>
-          <w:p>
-            <w:pPr>
-              <w:pStyle w:val="normal1"/>
-              <w:keepNext w:val="false"/>
-              <w:keepLines w:val="false"/>
-              <w:suppressAutoHyphens w:val="true"/>
-              <w:spacing w:lineRule="auto" w:line="240" w:beforeAutospacing="1" w:afterAutospacing="0" w:after="0"/>
-              <w:ind w:hanging="0" w:start="0" w:end="0"/>
-              <w:jc w:val="start"/>
-              <w:rPr>
-                <w:rFonts w:ascii="Calibri" w:hAnsi="Calibri" w:eastAsia="Calibri" w:cs="Calibri"/>
-                <w:sz w:val="18"/>
-              </w:rPr>
-            </w:pPr>
-            <w:r>
-              <w:rPr>
-                <w:rFonts w:eastAsia="Calibri" w:cs="Calibri"/>
-                <w:kern w:val="0"/>
-                <w:sz w:val="18"/>
-              </w:rPr>
-              <w:t xml:space="preserve">{Menge} </w:t>
-            </w:r>
-          </w:p>
-        </w:tc>
-        <w:tc>
-          <w:tcPr>
-            <w:tcW w:w="6110" w:type="dxa"/>
-            <w:tcBorders/>
-            <w:shd w:color="auto" w:fill="FFFFFF" w:val="clear"/>
-          </w:tcPr>
-          <w:p>
-            <w:pPr>
-              <w:pStyle w:val="BodyText"/>
-              <w:keepNext w:val="false"/>
-              <w:keepLines w:val="false"/>
-              <w:widowControl w:val="false"/>
-              <w:suppressAutoHyphens w:val="true"/>
-              <w:spacing w:lineRule="auto" w:line="276" w:beforeAutospacing="1" w:afterAutospacing="0" w:after="0"/>
-              <w:ind w:hanging="0" w:start="0" w:end="0"/>
-              <w:jc w:val="start"/>
-              <w:rPr>
-                <w:rFonts w:ascii="Open Sans" w:hAnsi="Open Sans"/>
-                <w:b/>
-                <w:color w:val="auto"/>
-                <w:sz w:val="20"/>
-                <w:szCs w:val="22"/>
-              </w:rPr>
-            </w:pPr>
-            <w:r>
-              <w:rPr>
-                <w:rFonts w:eastAsia="Arial" w:cs="Arial" w:ascii="Arial" w:hAnsi="Arial"/>
-                <w:b/>
-                <w:kern w:val="0"/>
-                <w:sz w:val="20"/>
-              </w:rPr>
-              <w:t>Zusatliche Artikel</w:t>
-            </w:r>
-            <w:r>
-              <w:rPr>
-                <w:kern w:val="0"/>
-              </w:rPr>
-              <w:br/>
-            </w:r>
-            <w:r>
-              <w:rPr>
-                <w:rFonts w:eastAsia="Arial" w:cs="Arial" w:ascii="Arial" w:hAnsi="Arial"/>
-                <w:b w:val="false"/>
-                <w:bCs/>
-                <w:color w:val="000000"/>
-                <w:kern w:val="0"/>
-                <w:sz w:val="18"/>
-                <w:szCs w:val="18"/>
-              </w:rPr>
-              <w:t>{Text}</w:t>
-            </w:r>
-            <w:r>
-              <w:rPr>
-                <w:rFonts w:eastAsia="Open Sans" w:cs="Open Sans" w:ascii="Open Sans" w:hAnsi="Open Sans"/>
-                <w:color w:val="000000"/>
-                <w:kern w:val="0"/>
-                <w:sz w:val="18"/>
-                <w:szCs w:val="18"/>
-              </w:rPr>
-              <w:t xml:space="preserve"> </w:t>
-            </w:r>
-          </w:p>
-        </w:tc>
-        <w:tc>
-          <w:tcPr>
-            <w:tcW w:w="1399" w:type="dxa"/>
-            <w:tcBorders/>
-            <w:shd w:color="auto" w:fill="FFFFFF" w:val="clear"/>
-          </w:tcPr>
-          <w:p>
-            <w:pPr>
-              <w:pStyle w:val="Normal"/>
-              <w:keepNext w:val="false"/>
-              <w:keepLines w:val="false"/>
-              <w:suppressAutoHyphens w:val="true"/>
-              <w:spacing w:lineRule="auto" w:line="240" w:beforeAutospacing="1" w:afterAutospacing="0" w:after="0"/>
-              <w:ind w:hanging="0" w:start="0" w:end="0"/>
-              <w:jc w:val="center"/>
-              <w:rPr>
-                <w:rFonts w:ascii="Calibri" w:hAnsi="Calibri" w:eastAsia="Calibri" w:cs="Calibri"/>
-                <w:color w:val="000000"/>
-                <w:sz w:val="18"/>
-                <w:szCs w:val="18"/>
-              </w:rPr>
-            </w:pPr>
-            <w:r>
-              <w:rPr>
-                <w:rFonts w:eastAsia="Calibri" w:cs="Calibri"/>
-                <w:color w:val="000000"/>
-                <w:kern w:val="0"/>
-                <w:sz w:val="18"/>
-                <w:szCs w:val="18"/>
-              </w:rPr>
-              <w:t xml:space="preserve">{Einheitspreis} </w:t>
-            </w:r>
-          </w:p>
-        </w:tc>
-        <w:tc>
-          <w:tcPr>
-            <w:tcW w:w="943" w:type="dxa"/>
-            <w:tcBorders/>
-            <w:shd w:color="auto" w:fill="FFFFFF" w:val="clear"/>
-          </w:tcPr>
-          <w:p>
-            <w:pPr>
-              <w:pStyle w:val="Normal"/>
-              <w:keepNext w:val="false"/>
-              <w:keepLines w:val="false"/>
-              <w:suppressAutoHyphens w:val="true"/>
-              <w:spacing w:lineRule="auto" w:line="240" w:beforeAutospacing="1" w:afterAutospacing="0" w:after="0"/>
-              <w:ind w:hanging="0" w:start="0" w:end="0"/>
-              <w:jc w:val="center"/>
-              <w:rPr>
-                <w:rFonts w:ascii="Calibri" w:hAnsi="Calibri" w:eastAsia="Calibri" w:cs="Calibri"/>
-                <w:color w:val="000000"/>
-                <w:sz w:val="18"/>
-                <w:szCs w:val="18"/>
-              </w:rPr>
-            </w:pPr>
-            <w:r>
-              <w:rPr>
-                <w:rFonts w:eastAsia="Calibri" w:cs="Calibri"/>
-                <w:color w:val="000000"/>
-                <w:kern w:val="0"/>
-                <w:sz w:val="18"/>
-                <w:szCs w:val="18"/>
-              </w:rPr>
-              <w:t>{Gesamt}{/BwtGrabRows}</w:t>
+              <w:t xml:space="preserve">{Gesamt}{/BwtRows}</w:t>
             </w:r>
           </w:p>
         </w:tc>
@@ -1685,42 +1453,38 @@
     </w:tbl>
     <w:p>
       <w:pPr>
+        <w:pBdr/>
         <w:pStyle w:val="normal1"/>
+        <w:spacing w:before="121" w:after="0"/>
+        <w:ind/>
         <w:tabs>
           <w:tab w:val="clear" w:pos="720"/>
-          <w:tab w:val="left" w:pos="750" w:leader="none"/>
-          <w:tab w:val="left" w:pos="1416" w:leader="none"/>
+          <w:tab w:val="left" w:pos="750"/>
+          <w:tab w:val="left" w:pos="1416.0000610351562"/>
         </w:tabs>
-        <w:spacing w:before="121" w:after="0"/>
-        <w:rPr>
-          <w:rFonts w:ascii="Open Sans" w:hAnsi="Open Sans" w:eastAsia="Open Sans" w:cs="Open Sans"/>
+        <w:rPr>
+          <w:rFonts w:ascii="Open Sans" w:eastAsia="Open Sans" w:hAnsi="Open Sans" w:cs="Open Sans"/>
           <w:color w:val="070707"/>
           <w:sz w:val="20"/>
           <w:szCs w:val="20"/>
         </w:rPr>
       </w:pPr>
-      <w:r>
-        <w:rPr>
-          <w:rFonts w:eastAsia="Open Sans" w:cs="Open Sans" w:ascii="Open Sans" w:hAnsi="Open Sans"/>
-          <w:color w:val="070707"/>
-          <w:sz w:val="20"/>
-          <w:szCs w:val="20"/>
-        </w:rPr>
-      </w:r>
     </w:p>
     <w:tbl>
       <w:tblPr>
         <w:tblStyle w:val="Normal Table0"/>
         <w:tblW w:w="9817" w:type="dxa"/>
-        <w:jc w:val="end"/>
+        <w:jc w:val="left"/>
         <w:tblInd w:w="0" w:type="dxa"/>
-        <w:tblLayout w:type="fixed"/>
         <w:tblCellMar>
           <w:top w:w="0" w:type="dxa"/>
-          <w:start w:w="88" w:type="dxa"/>
+          <w:left w:w="88" w:type="dxa"/>
           <w:bottom w:w="0" w:type="dxa"/>
-          <w:end w:w="10" w:type="dxa"/>
+          <w:right w:w="10" w:type="dxa"/>
         </w:tblCellMar>
+        <w:tblBorders/>
+        <w:shd w:fill="auto" w:color="auto"/>
+        <w:tblLayout w:type="fixed"/>
       </w:tblPr>
       <w:tblGrid>
         <w:gridCol w:w="2572"/>
@@ -1729,56 +1493,64 @@
         <w:gridCol w:w="1314"/>
       </w:tblGrid>
       <w:tr>
+        <w:tblPrEx>
+          <w:tblBorders/>
+          <w:tblCellMar>
+            <w:top w:w="0" w:type="dxa"/>
+            <w:left w:w="88" w:type="dxa"/>
+            <w:bottom w:w="0" w:type="dxa"/>
+            <w:right w:w="10" w:type="dxa"/>
+          </w:tblCellMar>
+        </w:tblPrEx>
         <w:trPr>
-          <w:trHeight w:val="20" w:hRule="atLeast"/>
+          <w:trHeight w:hRule="atLeast" w:val="20"/>
         </w:trPr>
         <w:tc>
           <w:tcPr>
             <w:tcW w:w="2572" w:type="dxa"/>
             <w:tcBorders>
-              <w:top w:val="single" w:sz="8" w:space="0" w:color="FFFFFF"/>
-              <w:start w:val="single" w:sz="8" w:space="0" w:color="D9D9D9"/>
-              <w:bottom w:val="single" w:sz="8" w:space="0" w:color="FFFFFF"/>
-              <w:end w:val="single" w:sz="8" w:space="0" w:color="D9D9D9"/>
+              <w:top w:val="single" w:color="FFFFFF" w:sz="8" w:space="0"/>
+              <w:left w:val="single" w:color="D9D9D9" w:sz="8" w:space="0"/>
+              <w:bottom w:val="single" w:color="FFFFFF" w:sz="8" w:space="0"/>
+              <w:right w:val="single" w:color="D9D9D9" w:sz="8" w:space="0"/>
             </w:tcBorders>
-            <w:shd w:color="auto" w:fill="D9D9D9" w:val="clear"/>
+            <w:shd w:fill="D9D9D9" w:color="auto" w:val="clear"/>
+            <w:vAlign w:val="top"/>
           </w:tcPr>
           <w:p>
             <w:pPr>
+              <w:pBdr/>
               <w:pStyle w:val="Normal"/>
-              <w:keepNext w:val="true"/>
+              <w:keepNext/>
               <w:keepLines/>
-              <w:suppressAutoHyphens w:val="true"/>
-              <w:spacing w:lineRule="auto" w:line="240" w:beforeAutospacing="0" w:before="0" w:afterAutospacing="0" w:after="0"/>
-              <w:ind w:hanging="0" w:start="0" w:end="0"/>
+              <w:spacing w:before="0" w:beforeAutospacing="false" w:after="0" w:afterAutospacing="false" w:line="240" w:lineRule="auto"/>
+              <w:ind w:left="0" w:right="0" w:firstLine="0"/>
               <w:jc w:val="both"/>
               <w:rPr>
-                <w:rFonts w:ascii="Calibri" w:hAnsi="Calibri" w:eastAsia="Calibri" w:cs="Calibri"/>
+                <w:rFonts w:ascii="Calibri" w:eastAsia="Calibri" w:hAnsi="Calibri" w:cs="Calibri"/>
                 <w:sz w:val="22"/>
                 <w:szCs w:val="22"/>
               </w:rPr>
             </w:pPr>
             <w:r>
               <w:rPr>
-                <w:rFonts w:eastAsia="Open Sans Semibold" w:cs="Open Sans Semibold" w:ascii="Open Sans Semibold" w:hAnsi="Open Sans Semibold"/>
+                <w:rFonts w:ascii="Open Sans Semibold" w:eastAsia="Open Sans Semibold" w:hAnsi="Open Sans Semibold" w:cs="Open Sans Semibold"/>
                 <w:color w:val="030303"/>
-                <w:kern w:val="0"/>
                 <w:sz w:val="20"/>
                 <w:szCs w:val="20"/>
               </w:rPr>
-              <w:t>{#Totals}{#isAlt}</w:t>
-            </w:r>
-            <w:r>
-              <w:rPr>
-                <w:rFonts w:eastAsia="Open Sans Semibold" w:cs="Open Sans Semibold" w:ascii="Open Sans Semibold" w:hAnsi="Open Sans Semibold"/>
+              <w:t xml:space="preserve">{#Totals}{#isAlt}</w:t>
+            </w:r>
+            <w:r>
+              <w:rPr>
+                <w:rFonts w:ascii="Open Sans Semibold" w:eastAsia="Open Sans Semibold" w:hAnsi="Open Sans Semibold" w:cs="Open Sans Semibold"/>
                 <w:b/>
                 <w:bCs/>
                 <w:color w:val="030303"/>
-                <w:kern w:val="0"/>
                 <w:sz w:val="20"/>
                 <w:szCs w:val="20"/>
               </w:rPr>
-              <w:t>{label}</w:t>
+              <w:t xml:space="preserve">{label}</w:t>
             </w:r>
           </w:p>
         </w:tc>
@@ -1786,87 +1558,77 @@
           <w:tcPr>
             <w:tcW w:w="2415" w:type="dxa"/>
             <w:tcBorders>
-              <w:top w:val="single" w:sz="8" w:space="0" w:color="FFFFFF"/>
-              <w:start w:val="single" w:sz="8" w:space="0" w:color="D9D9D9"/>
-              <w:bottom w:val="single" w:sz="8" w:space="0" w:color="FFFFFF"/>
-              <w:end w:val="single" w:sz="8" w:space="0" w:color="D9D9D9"/>
+              <w:top w:val="single" w:color="FFFFFF" w:sz="8" w:space="0"/>
+              <w:left w:val="single" w:color="D9D9D9" w:sz="8" w:space="0"/>
+              <w:bottom w:val="single" w:color="FFFFFF" w:sz="8" w:space="0"/>
+              <w:right w:val="single" w:color="D9D9D9" w:sz="8" w:space="0"/>
             </w:tcBorders>
-            <w:shd w:color="auto" w:fill="D9D9D9" w:val="clear"/>
+            <w:shd w:fill="D9D9D9" w:color="auto" w:val="clear"/>
             <w:vAlign w:val="center"/>
           </w:tcPr>
           <w:p>
             <w:pPr>
+              <w:pBdr/>
               <w:pStyle w:val="normal1"/>
-              <w:keepNext w:val="true"/>
+              <w:keepNext/>
               <w:keepLines/>
-              <w:suppressAutoHyphens w:val="true"/>
-              <w:spacing w:lineRule="auto" w:line="240" w:beforeAutospacing="0" w:before="0" w:afterAutospacing="0" w:after="0"/>
-              <w:ind w:hanging="0" w:start="0" w:end="0"/>
+              <w:spacing w:before="0" w:beforeAutospacing="false" w:after="0" w:afterAutospacing="false" w:line="240" w:lineRule="auto"/>
+              <w:ind w:left="0" w:right="0" w:firstLine="0"/>
               <w:jc w:val="both"/>
               <w:rPr>
                 <w:color w:val="000000"/>
               </w:rPr>
             </w:pPr>
-            <w:r>
-              <w:rPr>
-                <w:color w:val="000000"/>
-              </w:rPr>
-            </w:r>
           </w:p>
         </w:tc>
         <w:tc>
           <w:tcPr>
             <w:tcW w:w="3516" w:type="dxa"/>
             <w:tcBorders>
-              <w:top w:val="single" w:sz="8" w:space="0" w:color="FFFFFF"/>
-              <w:start w:val="single" w:sz="8" w:space="0" w:color="D9D9D9"/>
-              <w:bottom w:val="single" w:sz="8" w:space="0" w:color="FFFFFF"/>
-              <w:end w:val="single" w:sz="8" w:space="0" w:color="D9D9D9"/>
+              <w:top w:val="single" w:color="FFFFFF" w:sz="8" w:space="0"/>
+              <w:left w:val="single" w:color="D9D9D9" w:sz="8" w:space="0"/>
+              <w:bottom w:val="single" w:color="FFFFFF" w:sz="8" w:space="0"/>
+              <w:right w:val="single" w:color="D9D9D9" w:sz="8" w:space="0"/>
             </w:tcBorders>
-            <w:shd w:color="auto" w:fill="D9D9D9" w:val="clear"/>
+            <w:shd w:fill="D9D9D9" w:color="auto" w:val="clear"/>
             <w:vAlign w:val="center"/>
           </w:tcPr>
           <w:p>
             <w:pPr>
+              <w:pBdr/>
               <w:pStyle w:val="normal1"/>
-              <w:keepNext w:val="true"/>
+              <w:keepNext/>
               <w:keepLines/>
-              <w:suppressAutoHyphens w:val="true"/>
-              <w:spacing w:lineRule="auto" w:line="240" w:beforeAutospacing="0" w:before="0" w:afterAutospacing="0" w:after="0"/>
-              <w:ind w:hanging="0" w:start="0" w:end="0"/>
+              <w:spacing w:before="0" w:beforeAutospacing="false" w:after="0" w:afterAutospacing="false" w:line="240" w:lineRule="auto"/>
+              <w:ind w:left="0" w:right="0" w:firstLine="0"/>
               <w:jc w:val="both"/>
               <w:rPr>
                 <w:color w:val="000000"/>
               </w:rPr>
             </w:pPr>
-            <w:r>
-              <w:rPr>
-                <w:color w:val="000000"/>
-              </w:rPr>
-            </w:r>
           </w:p>
         </w:tc>
         <w:tc>
           <w:tcPr>
             <w:tcW w:w="1314" w:type="dxa"/>
             <w:tcBorders>
-              <w:top w:val="single" w:sz="8" w:space="0" w:color="FFFFFF"/>
-              <w:start w:val="single" w:sz="8" w:space="0" w:color="D9D9D9"/>
-              <w:bottom w:val="single" w:sz="8" w:space="0" w:color="FFFFFF"/>
-              <w:end w:val="single" w:sz="8" w:space="0" w:color="D9D9D9"/>
+              <w:top w:val="single" w:color="FFFFFF" w:sz="8" w:space="0"/>
+              <w:left w:val="single" w:color="D9D9D9" w:sz="8" w:space="0"/>
+              <w:bottom w:val="single" w:color="FFFFFF" w:sz="8" w:space="0"/>
+              <w:right w:val="single" w:color="D9D9D9" w:sz="8" w:space="0"/>
             </w:tcBorders>
-            <w:shd w:color="auto" w:fill="D9D9D9" w:val="clear"/>
+            <w:shd w:fill="D9D9D9" w:color="auto" w:val="clear"/>
             <w:vAlign w:val="center"/>
           </w:tcPr>
           <w:p>
             <w:pPr>
+              <w:pBdr/>
               <w:pStyle w:val="Normal"/>
-              <w:keepNext w:val="true"/>
+              <w:keepNext/>
               <w:keepLines/>
-              <w:suppressAutoHyphens w:val="true"/>
-              <w:spacing w:lineRule="auto" w:line="240" w:beforeAutospacing="0" w:before="0" w:afterAutospacing="0" w:after="0"/>
-              <w:ind w:hanging="0" w:start="0" w:end="0"/>
+              <w:spacing w:before="0" w:beforeAutospacing="false" w:after="0" w:afterAutospacing="false" w:line="240" w:lineRule="auto"/>
               <w:contextualSpacing/>
+              <w:ind w:left="0" w:right="0" w:firstLine="0"/>
               <w:jc w:val="both"/>
               <w:rPr>
                 <w:color w:val="000000"/>
@@ -1874,80 +1636,86 @@
             </w:pPr>
             <w:r>
               <w:rPr>
-                <w:rFonts w:eastAsia="Open Sans Semibold" w:cs="Open Sans Semibold" w:ascii="Open Sans Semibold" w:hAnsi="Open Sans Semibold"/>
+                <w:rFonts w:ascii="Open Sans Semibold" w:eastAsia="Open Sans Semibold" w:hAnsi="Open Sans Semibold" w:cs="Open Sans Semibold"/>
                 <w:b/>
                 <w:bCs/>
                 <w:color w:val="000000"/>
-                <w:kern w:val="0"/>
                 <w:sz w:val="22"/>
                 <w:szCs w:val="22"/>
               </w:rPr>
-              <w:t>{value}</w:t>
-            </w:r>
-            <w:r>
-              <w:rPr>
-                <w:rFonts w:eastAsia="Open Sans Semibold" w:cs="Open Sans Semibold" w:ascii="Open Sans Semibold" w:hAnsi="Open Sans Semibold"/>
-                <w:color w:val="000000"/>
-                <w:kern w:val="0"/>
+              <w:t xml:space="preserve">{value}</w:t>
+            </w:r>
+            <w:r>
+              <w:rPr>
+                <w:rFonts w:ascii="Open Sans Semibold" w:eastAsia="Open Sans Semibold" w:hAnsi="Open Sans Semibold" w:cs="Open Sans Semibold"/>
+                <w:color w:val="000000"/>
                 <w:sz w:val="22"/>
                 <w:szCs w:val="22"/>
               </w:rPr>
-              <w:t>{/isAlt}</w:t>
+              <w:t xml:space="preserve">{/isAlt}</w:t>
             </w:r>
           </w:p>
         </w:tc>
       </w:tr>
       <w:tr>
+        <w:tblPrEx>
+          <w:tblBorders/>
+          <w:tblCellMar>
+            <w:top w:w="0" w:type="dxa"/>
+            <w:left w:w="88" w:type="dxa"/>
+            <w:bottom w:w="0" w:type="dxa"/>
+            <w:right w:w="10" w:type="dxa"/>
+          </w:tblCellMar>
+        </w:tblPrEx>
         <w:trPr>
-          <w:trHeight w:val="20" w:hRule="atLeast"/>
+          <w:trHeight w:hRule="atLeast" w:val="20"/>
         </w:trPr>
         <w:tc>
           <w:tcPr>
             <w:tcW w:w="2572" w:type="dxa"/>
             <w:tcBorders>
-              <w:top w:val="single" w:sz="8" w:space="0" w:color="FFFFFF"/>
-              <w:start w:val="single" w:sz="8" w:space="0" w:color="FFFFFF"/>
-              <w:bottom w:val="single" w:sz="8" w:space="0" w:color="FFFFFF"/>
-              <w:end w:val="single" w:sz="8" w:space="0" w:color="FFFFFF"/>
+              <w:top w:val="single" w:color="FFFFFF" w:sz="8" w:space="0"/>
+              <w:left w:val="single" w:color="FFFFFF" w:sz="8" w:space="0"/>
+              <w:bottom w:val="single" w:color="FFFFFF" w:sz="8" w:space="0"/>
+              <w:right w:val="single" w:color="FFFFFF" w:sz="8" w:space="0"/>
             </w:tcBorders>
-            <w:shd w:color="auto" w:fill="FFFFFF" w:val="clear"/>
+            <w:shd w:fill="FFFFFF" w:color="auto" w:val="clear"/>
+            <w:vAlign w:val="top"/>
           </w:tcPr>
           <w:p>
             <w:pPr>
+              <w:pBdr/>
               <w:pStyle w:val="Normal"/>
-              <w:keepNext w:val="true"/>
+              <w:keepNext/>
               <w:keepLines/>
-              <w:suppressAutoHyphens w:val="true"/>
-              <w:spacing w:lineRule="auto" w:line="240" w:beforeAutospacing="0" w:before="0" w:afterAutospacing="0" w:after="0"/>
-              <w:ind w:hanging="0" w:start="0" w:end="0"/>
+              <w:spacing w:before="0" w:beforeAutospacing="false" w:after="0" w:afterAutospacing="false" w:line="240" w:lineRule="auto"/>
+              <w:ind w:left="0" w:right="0" w:firstLine="0"/>
               <w:jc w:val="both"/>
               <w:rPr>
-                <w:rFonts w:ascii="Calibri" w:hAnsi="Calibri" w:eastAsia="Calibri" w:cs="Calibri"/>
+                <w:rFonts w:ascii="Calibri" w:eastAsia="Calibri" w:hAnsi="Calibri" w:cs="Calibri"/>
                 <w:sz w:val="22"/>
                 <w:szCs w:val="22"/>
               </w:rPr>
             </w:pPr>
             <w:r>
               <w:rPr>
-                <w:rFonts w:eastAsia="Open Sans Semibold" w:cs="Open Sans Semibold" w:ascii="Open Sans Semibold" w:hAnsi="Open Sans Semibold"/>
+                <w:rFonts w:ascii="Open Sans Semibold" w:eastAsia="Open Sans Semibold" w:hAnsi="Open Sans Semibold" w:cs="Open Sans Semibold"/>
                 <w:color w:val="030303"/>
-                <w:kern w:val="0"/>
                 <w:sz w:val="20"/>
                 <w:szCs w:val="20"/>
               </w:rPr>
-              <w:t>{^isAlt}</w:t>
-            </w:r>
-            <w:r>
-              <w:rPr>
-                <w:rFonts w:eastAsia="Open Sans Semibold" w:cs="Open Sans Semibold" w:ascii="Open Sans Semibold" w:hAnsi="Open Sans Semibold"/>
+              <w:t xml:space="preserve">{^isAlt}</w:t>
+            </w:r>
+            <w:r>
+              <w:rPr>
+                <w:rFonts w:ascii="Open Sans Semibold" w:eastAsia="Open Sans Semibold" w:hAnsi="Open Sans Semibold" w:cs="Open Sans Semibold"/>
                 <w:b/>
                 <w:bCs/>
                 <w:color w:val="030303"/>
-                <w:kern w:val="0"/>
                 <w:sz w:val="20"/>
                 <w:szCs w:val="20"/>
               </w:rPr>
-              <w:t>{label}</w:t>
+              <w:t xml:space="preserve">{label}</w:t>
             </w:r>
           </w:p>
         </w:tc>
@@ -1955,87 +1723,77 @@
           <w:tcPr>
             <w:tcW w:w="2415" w:type="dxa"/>
             <w:tcBorders>
-              <w:top w:val="single" w:sz="8" w:space="0" w:color="FFFFFF"/>
-              <w:start w:val="single" w:sz="8" w:space="0" w:color="FFFFFF"/>
-              <w:bottom w:val="single" w:sz="8" w:space="0" w:color="FFFFFF"/>
-              <w:end w:val="single" w:sz="8" w:space="0" w:color="FFFFFF"/>
+              <w:top w:val="single" w:color="FFFFFF" w:sz="8" w:space="0"/>
+              <w:left w:val="single" w:color="FFFFFF" w:sz="8" w:space="0"/>
+              <w:bottom w:val="single" w:color="FFFFFF" w:sz="8" w:space="0"/>
+              <w:right w:val="single" w:color="FFFFFF" w:sz="8" w:space="0"/>
             </w:tcBorders>
-            <w:shd w:color="auto" w:fill="FFFFFF" w:val="clear"/>
+            <w:shd w:fill="FFFFFF" w:color="auto" w:val="clear"/>
             <w:vAlign w:val="center"/>
           </w:tcPr>
           <w:p>
             <w:pPr>
+              <w:pBdr/>
               <w:pStyle w:val="normal1"/>
-              <w:keepNext w:val="true"/>
+              <w:keepNext/>
               <w:keepLines/>
-              <w:suppressAutoHyphens w:val="true"/>
-              <w:spacing w:lineRule="auto" w:line="240" w:beforeAutospacing="0" w:before="0" w:afterAutospacing="0" w:after="0"/>
-              <w:ind w:hanging="0" w:start="0" w:end="0"/>
+              <w:spacing w:before="0" w:beforeAutospacing="false" w:after="0" w:afterAutospacing="false" w:line="240" w:lineRule="auto"/>
+              <w:ind w:left="0" w:right="0" w:firstLine="0"/>
               <w:jc w:val="both"/>
               <w:rPr>
                 <w:color w:val="000000"/>
               </w:rPr>
             </w:pPr>
-            <w:r>
-              <w:rPr>
-                <w:color w:val="000000"/>
-              </w:rPr>
-            </w:r>
           </w:p>
         </w:tc>
         <w:tc>
           <w:tcPr>
             <w:tcW w:w="3516" w:type="dxa"/>
             <w:tcBorders>
-              <w:top w:val="single" w:sz="8" w:space="0" w:color="FFFFFF"/>
-              <w:start w:val="single" w:sz="8" w:space="0" w:color="FFFFFF"/>
-              <w:bottom w:val="single" w:sz="8" w:space="0" w:color="FFFFFF"/>
-              <w:end w:val="single" w:sz="8" w:space="0" w:color="FFFFFF"/>
+              <w:top w:val="single" w:color="FFFFFF" w:sz="8" w:space="0"/>
+              <w:left w:val="single" w:color="FFFFFF" w:sz="8" w:space="0"/>
+              <w:bottom w:val="single" w:color="FFFFFF" w:sz="8" w:space="0"/>
+              <w:right w:val="single" w:color="FFFFFF" w:sz="8" w:space="0"/>
             </w:tcBorders>
-            <w:shd w:color="auto" w:fill="FFFFFF" w:val="clear"/>
+            <w:shd w:fill="FFFFFF" w:color="auto" w:val="clear"/>
             <w:vAlign w:val="center"/>
           </w:tcPr>
           <w:p>
             <w:pPr>
+              <w:pBdr/>
               <w:pStyle w:val="normal1"/>
-              <w:keepNext w:val="true"/>
+              <w:keepNext/>
               <w:keepLines/>
-              <w:suppressAutoHyphens w:val="true"/>
-              <w:spacing w:lineRule="auto" w:line="240" w:beforeAutospacing="0" w:before="0" w:afterAutospacing="0" w:after="0"/>
-              <w:ind w:hanging="0" w:start="0" w:end="0"/>
+              <w:spacing w:before="0" w:beforeAutospacing="false" w:after="0" w:afterAutospacing="false" w:line="240" w:lineRule="auto"/>
+              <w:ind w:left="0" w:right="0" w:firstLine="0"/>
               <w:jc w:val="both"/>
               <w:rPr>
                 <w:color w:val="000000"/>
               </w:rPr>
             </w:pPr>
-            <w:r>
-              <w:rPr>
-                <w:color w:val="000000"/>
-              </w:rPr>
-            </w:r>
           </w:p>
         </w:tc>
         <w:tc>
           <w:tcPr>
             <w:tcW w:w="1314" w:type="dxa"/>
             <w:tcBorders>
-              <w:top w:val="single" w:sz="8" w:space="0" w:color="FFFFFF"/>
-              <w:start w:val="single" w:sz="8" w:space="0" w:color="FFFFFF"/>
-              <w:bottom w:val="single" w:sz="8" w:space="0" w:color="FFFFFF"/>
-              <w:end w:val="single" w:sz="8" w:space="0" w:color="FFFFFF"/>
+              <w:top w:val="single" w:color="FFFFFF" w:sz="8" w:space="0"/>
+              <w:left w:val="single" w:color="FFFFFF" w:sz="8" w:space="0"/>
+              <w:bottom w:val="single" w:color="FFFFFF" w:sz="8" w:space="0"/>
+              <w:right w:val="single" w:color="FFFFFF" w:sz="8" w:space="0"/>
             </w:tcBorders>
-            <w:shd w:color="auto" w:fill="FFFFFF" w:val="clear"/>
+            <w:shd w:fill="FFFFFF" w:color="auto" w:val="clear"/>
             <w:vAlign w:val="center"/>
           </w:tcPr>
           <w:p>
             <w:pPr>
+              <w:pBdr/>
               <w:pStyle w:val="Normal"/>
-              <w:keepNext w:val="true"/>
+              <w:keepNext/>
               <w:keepLines/>
-              <w:suppressAutoHyphens w:val="true"/>
-              <w:spacing w:lineRule="auto" w:line="240" w:beforeAutospacing="0" w:before="0" w:afterAutospacing="0" w:after="0"/>
-              <w:ind w:hanging="0" w:start="0" w:end="0"/>
+              <w:spacing w:before="0" w:beforeAutospacing="false" w:after="0" w:afterAutospacing="false" w:line="240" w:lineRule="auto"/>
               <w:contextualSpacing/>
+              <w:ind w:left="0" w:right="0" w:firstLine="0"/>
               <w:jc w:val="both"/>
               <w:rPr>
                 <w:color w:val="000000"/>
@@ -2043,25 +1801,23 @@
             </w:pPr>
             <w:r>
               <w:rPr>
-                <w:rFonts w:eastAsia="Open Sans Semibold" w:cs="Open Sans Semibold" w:ascii="Open Sans Semibold" w:hAnsi="Open Sans Semibold"/>
+                <w:rFonts w:ascii="Open Sans Semibold" w:eastAsia="Open Sans Semibold" w:hAnsi="Open Sans Semibold" w:cs="Open Sans Semibold"/>
                 <w:b/>
                 <w:bCs/>
                 <w:color w:val="000000"/>
-                <w:kern w:val="0"/>
                 <w:sz w:val="22"/>
                 <w:szCs w:val="22"/>
               </w:rPr>
-              <w:t>{value}</w:t>
-            </w:r>
-            <w:r>
-              <w:rPr>
-                <w:rFonts w:eastAsia="Open Sans Semibold" w:cs="Open Sans Semibold" w:ascii="Open Sans Semibold" w:hAnsi="Open Sans Semibold"/>
-                <w:color w:val="000000"/>
-                <w:kern w:val="0"/>
+              <w:t xml:space="preserve">{value}</w:t>
+            </w:r>
+            <w:r>
+              <w:rPr>
+                <w:rFonts w:ascii="Open Sans Semibold" w:eastAsia="Open Sans Semibold" w:hAnsi="Open Sans Semibold" w:cs="Open Sans Semibold"/>
+                <w:color w:val="000000"/>
                 <w:sz w:val="22"/>
                 <w:szCs w:val="22"/>
               </w:rPr>
-              <w:t>{/isAlt}{/Totals}</w:t>
+              <w:t xml:space="preserve">{/isAlt}{/Totals}</w:t>
             </w:r>
           </w:p>
         </w:tc>
@@ -2069,75 +1825,78 @@
     </w:tbl>
     <w:p>
       <w:pPr>
+        <w:pBdr/>
         <w:pStyle w:val="Normal"/>
-        <w:rPr>
-          <w:rFonts w:ascii="Open Sans" w:hAnsi="Open Sans" w:eastAsia="Open Sans" w:cs="Open Sans"/>
+        <w:spacing/>
+        <w:ind/>
+        <w:rPr>
+          <w:rFonts w:ascii="Open Sans" w:eastAsia="Open Sans" w:hAnsi="Open Sans" w:cs="Open Sans"/>
           <w:color w:val="030303"/>
         </w:rPr>
       </w:pPr>
-      <w:r>
-        <w:rPr>
-          <w:rFonts w:eastAsia="Open Sans" w:cs="Open Sans" w:ascii="Open Sans" w:hAnsi="Open Sans"/>
-          <w:color w:val="030303"/>
-        </w:rPr>
-      </w:r>
     </w:p>
     <w:p>
       <w:pPr>
+        <w:pBdr/>
         <w:pStyle w:val="Normal"/>
-        <w:ind w:hanging="0" w:start="125" w:end="0"/>
-        <w:rPr>
-          <w:rFonts w:ascii="Open Sans" w:hAnsi="Open Sans" w:eastAsia="Open Sans" w:cs="Open Sans"/>
+        <w:spacing/>
+        <w:ind w:left="125" w:right="0" w:firstLine="0"/>
+        <w:rPr>
+          <w:rFonts w:ascii="Open Sans" w:eastAsia="Open Sans" w:hAnsi="Open Sans" w:cs="Open Sans"/>
           <w:color w:val="000000"/>
         </w:rPr>
       </w:pPr>
       <w:r>
         <w:rPr>
-          <w:rFonts w:eastAsia="Open Sans" w:cs="Open Sans" w:ascii="Open Sans" w:hAnsi="Open Sans"/>
+          <w:rFonts w:ascii="Open Sans" w:eastAsia="Open Sans" w:hAnsi="Open Sans" w:cs="Open Sans"/>
           <w:color w:val="030303"/>
         </w:rPr>
-        <w:t>Es handelt sich hierbei um ein Festpreisangebot für die oben definierten Leistungen.{#EbenerdigHinweis}</w:t>
+        <w:t xml:space="preserve">Es handelt sich hierbei um ein Festpreisangebot für die oben definierten Leistungen.{#EbenerdigHinweis}</w:t>
       </w:r>
     </w:p>
     <w:p>
       <w:pPr>
+        <w:pBdr/>
         <w:pStyle w:val="normal1"/>
         <w:spacing w:before="23" w:after="0"/>
-        <w:rPr>
-          <w:rFonts w:ascii="Open Sans" w:hAnsi="Open Sans" w:eastAsia="Open Sans" w:cs="Open Sans"/>
+        <w:ind/>
+        <w:rPr>
+          <w:rFonts w:ascii="Open Sans" w:eastAsia="Open Sans" w:hAnsi="Open Sans" w:cs="Open Sans"/>
           <w:color w:val="000000"/>
         </w:rPr>
       </w:pPr>
-      <w:r>
-        <w:rPr>
-          <w:rFonts w:eastAsia="Open Sans" w:cs="Open Sans" w:ascii="Open Sans" w:hAnsi="Open Sans"/>
-          <w:color w:val="000000"/>
-        </w:rPr>
-      </w:r>
     </w:p>
     <w:p>
       <w:pPr>
+        <w:pBdr/>
         <w:pStyle w:val="Normal"/>
-        <w:spacing w:lineRule="auto" w:line="286"/>
-        <w:ind w:hanging="0" w:start="123" w:end="0"/>
-        <w:rPr>
-          <w:rFonts w:ascii="Open Sans" w:hAnsi="Open Sans" w:eastAsia="Open Sans" w:cs="Open Sans"/>
+        <w:spacing w:line="286" w:lineRule="auto"/>
+        <w:ind w:left="123" w:right="0" w:firstLine="0"/>
+        <w:rPr>
+          <w:rFonts w:ascii="Open Sans" w:eastAsia="Open Sans" w:hAnsi="Open Sans" w:cs="Open Sans"/>
           <w:color w:val="000000"/>
         </w:rPr>
       </w:pPr>
       <w:r>
         <w:rPr>
-          <w:rFonts w:eastAsia="Open Sans Semibold" w:cs="Open Sans Semibold" w:ascii="Open Sans Semibold" w:hAnsi="Open Sans Semibold"/>
+          <w:rFonts w:ascii="Open Sans Semibold" w:eastAsia="Open Sans Semibold" w:hAnsi="Open Sans Semibold" w:cs="Open Sans Semibold"/>
           <w:color w:val="030303"/>
         </w:rPr>
-        <w:t>ACHTUNG:</w:t>
-      </w:r>
-      <w:r>
-        <w:rPr>
-          <w:rFonts w:eastAsia="Open Sans" w:cs="Open Sans" w:ascii="Open Sans" w:hAnsi="Open Sans"/>
+        <w:t xml:space="preserve">ACHTUNG:</w:t>
+      </w:r>
+      <w:r>
+        <w:rPr>
+          <w:rFonts w:ascii="Open Sans" w:eastAsia="Open Sans" w:hAnsi="Open Sans" w:cs="Open Sans"/>
           <w:color w:val="030303"/>
         </w:rPr>
-        <w:t xml:space="preserve"> Ob eine ebenerdige Montage der Duschwanne möglich ist, kann erst nach dem Ausbau der bestehenden Wanne beurteilen werden. Sollten dabei zusätzliche oder weitere Leistungen erforderlich oder von Ihnen gewünscht sein, können zusätzliche Kosten entstehen.{/EbenerdigHinweis}</w:t>
+        <w:t xml:space="preserve"> Ob eine ebenerdige Montage der Duschwanne möglich ist, kann erst nach dem Ausbau der bestehenden Wanne beurteilen werden. Sollten dabei zusätzliche oder weitere </w:t>
+      </w:r>
+      <w:r>
+        <w:rPr>
+          <w:rFonts w:ascii="Open Sans" w:eastAsia="Open Sans" w:hAnsi="Open Sans" w:cs="Open Sans"/>
+          <w:color w:val="030303"/>
+        </w:rPr>
+        <w:t xml:space="preserve">Leistungen erforderlich oder von Ihnen gewünscht sein, können zusätzliche Kosten entstehen.{/EbenerdigHinweis}</w:t>
       </w:r>
       <w:r>
         <w:rPr/>
@@ -2146,221 +1905,240 @@
     </w:p>
     <w:p>
       <w:pPr>
+        <w:pBdr/>
         <w:pStyle w:val="Normal"/>
-        <w:spacing w:lineRule="auto" w:line="283"/>
-        <w:ind w:hanging="0" w:start="125" w:end="1024"/>
-        <w:rPr>
-          <w:rFonts w:ascii="Open Sans" w:hAnsi="Open Sans" w:eastAsia="Open Sans" w:cs="Open Sans"/>
+        <w:spacing w:line="283" w:lineRule="auto"/>
+        <w:ind w:left="125" w:right="1024" w:firstLine="0"/>
+        <w:rPr>
+          <w:rFonts w:ascii="Open Sans" w:eastAsia="Open Sans" w:hAnsi="Open Sans" w:cs="Open Sans"/>
           <w:b/>
           <w:bCs/>
           <w:i/>
-          <w:i/>
           <w:iCs/>
           <w:color w:val="030303"/>
         </w:rPr>
       </w:pPr>
       <w:r>
         <w:rPr>
-          <w:rFonts w:eastAsia="Open Sans" w:cs="Open Sans" w:ascii="Open Sans" w:hAnsi="Open Sans"/>
+          <w:rFonts w:ascii="Open Sans" w:eastAsia="Open Sans" w:hAnsi="Open Sans" w:cs="Open Sans"/>
           <w:color w:val="030303"/>
         </w:rPr>
-        <w:t>Diese werden vorab mit Ihnen besprochen, bedürfen lhrer Zustimmung und werden auf Regiebasis nach tatsächlichem Aufwand abgerechnet. (Stundensatz-Facharbeiter: {RegieRateFmt} netto){#hasSubsidyLine}</w:t>
+        <w:t xml:space="preserve">Diese werden vorab mit Ihnen besprochen, bedürfen lhrer Zustimmung und werden auf Regiebasis nach tatsächlichem Aufwand abgerechnet. (Stundensatz-Facharbeiter: {RegieRateFmt} netto){#hasSubsidyLine}</w:t>
       </w:r>
       <w:r>
         <w:rPr/>
         <w:br/>
+      </w:r>
+      <w:r>
+        <w:rPr/>
         <w:br/>
       </w:r>
       <w:r>
         <w:rPr>
-          <w:rFonts w:eastAsia="Open Sans" w:cs="Open Sans" w:ascii="Open Sans" w:hAnsi="Open Sans"/>
+          <w:rFonts w:ascii="Open Sans" w:eastAsia="Open Sans" w:hAnsi="Open Sans" w:cs="Open Sans"/>
           <w:color w:val="030303"/>
         </w:rPr>
         <w:t xml:space="preserve">Der Selbstkostenanteil beträgt </w:t>
       </w:r>
       <w:r>
         <w:rPr>
-          <w:rFonts w:eastAsia="Open Sans" w:cs="Open Sans" w:ascii="Open Sans" w:hAnsi="Open Sans"/>
+          <w:rFonts w:ascii="Open Sans" w:eastAsia="Open Sans" w:hAnsi="Open Sans" w:cs="Open Sans"/>
           <w:b/>
           <w:bCs/>
           <w:color w:val="030303"/>
         </w:rPr>
-        <w:t>{SelbstkostenanteilFmt}</w:t>
-      </w:r>
-      <w:r>
-        <w:rPr>
-          <w:rFonts w:eastAsia="Open Sans" w:cs="Open Sans" w:ascii="Open Sans" w:hAnsi="Open Sans"/>
+        <w:t xml:space="preserve">{SelbstkostenanteilFmt}</w:t>
+      </w:r>
+      <w:r>
+        <w:rPr>
+          <w:rFonts w:ascii="Open Sans" w:eastAsia="Open Sans" w:hAnsi="Open Sans" w:cs="Open Sans"/>
           <w:color w:val="030303"/>
         </w:rPr>
         <w:t xml:space="preserve"> unter Berücksichtigung eines gewährten Zuschusses durch die Pflegekasse i.H.v. </w:t>
       </w:r>
       <w:r>
         <w:rPr>
-          <w:rFonts w:eastAsia="Open Sans" w:cs="Open Sans" w:ascii="Open Sans" w:hAnsi="Open Sans"/>
+          <w:rFonts w:ascii="Open Sans" w:eastAsia="Open Sans" w:hAnsi="Open Sans" w:cs="Open Sans"/>
           <w:b/>
           <w:bCs/>
           <w:color w:val="030303"/>
         </w:rPr>
-        <w:t>{Zuschusskrankenkasse}</w:t>
-      </w:r>
-      <w:r>
-        <w:rPr>
-          <w:rFonts w:eastAsia="Open Sans" w:cs="Open Sans" w:ascii="Open Sans" w:hAnsi="Open Sans"/>
+        <w:t xml:space="preserve">{Zuschusskrankenkasse}</w:t>
+      </w:r>
+      <w:r>
+        <w:rPr>
+          <w:rFonts w:ascii="Open Sans" w:eastAsia="Open Sans" w:hAnsi="Open Sans" w:cs="Open Sans"/>
           <w:color w:val="030303"/>
         </w:rPr>
-        <w:t>.{/hasSubsidyLine}</w:t>
+        <w:t xml:space="preserve">.{/hasSubsidyLine}</w:t>
       </w:r>
     </w:p>
     <w:p>
       <w:pPr>
+        <w:pBdr/>
         <w:pStyle w:val="Normal"/>
-        <w:spacing w:lineRule="auto" w:line="288" w:before="224" w:after="0"/>
-        <w:ind w:hanging="0" w:start="125" w:end="0"/>
-        <w:rPr>
-          <w:rFonts w:ascii="Open Sans" w:hAnsi="Open Sans" w:eastAsia="Open Sans" w:cs="Open Sans"/>
+        <w:spacing w:before="224" w:after="0" w:line="288" w:lineRule="auto"/>
+        <w:ind w:left="125" w:right="0" w:firstLine="0"/>
+        <w:rPr>
+          <w:rFonts w:ascii="Open Sans" w:eastAsia="Open Sans" w:hAnsi="Open Sans" w:cs="Open Sans"/>
           <w:color w:val="030303"/>
         </w:rPr>
       </w:pPr>
       <w:r>
         <w:rPr>
-          <w:rFonts w:eastAsia="Open Sans" w:cs="Open Sans" w:ascii="Open Sans" w:hAnsi="Open Sans"/>
+          <w:rFonts w:ascii="Open Sans" w:eastAsia="Open Sans" w:hAnsi="Open Sans" w:cs="Open Sans"/>
           <w:color w:val="030303"/>
         </w:rPr>
-        <w:t>Dieser wird bei Auftragsbestätigung vorab fällig.</w:t>
+        <w:t xml:space="preserve">Dieser wird bei Auftragsbestätigung vorab fällig.</w:t>
       </w:r>
     </w:p>
     <w:p>
       <w:pPr>
+        <w:pBdr/>
         <w:pStyle w:val="Normal"/>
-        <w:spacing w:lineRule="auto" w:line="286" w:before="215" w:after="0"/>
-        <w:ind w:hanging="0" w:start="123" w:end="222"/>
-        <w:rPr>
-          <w:rFonts w:ascii="Open Sans" w:hAnsi="Open Sans" w:eastAsia="Open Sans" w:cs="Open Sans"/>
+        <w:spacing w:before="215" w:after="0" w:line="286" w:lineRule="auto"/>
+        <w:ind w:left="123" w:right="222" w:firstLine="0"/>
+        <w:rPr>
+          <w:rFonts w:ascii="Open Sans" w:eastAsia="Open Sans" w:hAnsi="Open Sans" w:cs="Open Sans"/>
           <w:color w:val="000000"/>
         </w:rPr>
       </w:pPr>
       <w:r>
         <w:rPr>
-          <w:rFonts w:eastAsia="Open Sans" w:cs="Open Sans" w:ascii="Open Sans" w:hAnsi="Open Sans"/>
+          <w:rFonts w:ascii="Open Sans" w:eastAsia="Open Sans" w:hAnsi="Open Sans" w:cs="Open Sans"/>
           <w:color w:val="030303"/>
         </w:rPr>
         <w:t xml:space="preserve">Bitte unterschreiben Sie bei Annahme an entsprechender Stelle und senden uns das Angebot wieder zurück - gerne auch per E-Mail an </w:t>
       </w:r>
-      <w:hyperlink r:id="rId2">
-        <w:r>
-          <w:rPr>
-            <w:rStyle w:val="Style"/>
-            <w:rFonts w:eastAsia="Open Sans" w:cs="Open Sans" w:ascii="Open Sans" w:hAnsi="Open Sans"/>
-            <w:color w:val="030303"/>
-            <w:u w:val="single"/>
-          </w:rPr>
-          <w:t>service@e-m-c-2.de.</w:t>
-        </w:r>
-      </w:hyperlink>
+      <w:r>
+        <w:rPr/>
+        <w:fldChar w:fldCharType="begin"/>
+      </w:r>
+      <w:r>
+        <w:rPr/>
+        <w:instrText xml:space="preserve">HYPERLINK "mailto:service@e-m-c-2.de" </w:instrText>
+      </w:r>
+      <w:r>
+        <w:rPr/>
+        <w:fldChar w:fldCharType="separate"/>
+      </w:r>
+      <w:r>
+        <w:rPr>
+          <w:rFonts w:ascii="Open Sans" w:eastAsia="Open Sans" w:hAnsi="Open Sans" w:cs="Open Sans"/>
+          <w:color w:val="030303"/>
+          <w:u w:val="single"/>
+        </w:rPr>
+        <w:t xml:space="preserve">service@e-m-c-2.de.</w:t>
+      </w:r>
+      <w:r>
+        <w:rPr/>
+        <w:fldChar w:fldCharType="end"/>
+      </w:r>
     </w:p>
     <w:p>
       <w:pPr>
+        <w:pBdr/>
         <w:pStyle w:val="Normal"/>
-        <w:rPr>
-          <w:rFonts w:ascii="Open Sans" w:hAnsi="Open Sans" w:eastAsia="Open Sans" w:cs="Open Sans"/>
+        <w:spacing/>
+        <w:ind/>
+        <w:rPr>
+          <w:rFonts w:ascii="Open Sans" w:eastAsia="Open Sans" w:hAnsi="Open Sans" w:cs="Open Sans"/>
           <w:color w:val="030303"/>
         </w:rPr>
       </w:pPr>
-      <w:r>
-        <w:rPr>
-          <w:rFonts w:eastAsia="Open Sans" w:cs="Open Sans" w:ascii="Open Sans" w:hAnsi="Open Sans"/>
-          <w:color w:val="030303"/>
-        </w:rPr>
-      </w:r>
     </w:p>
     <w:p>
       <w:pPr>
+        <w:pBdr/>
         <w:pStyle w:val="Normal"/>
-        <w:ind w:hanging="0" w:start="125" w:end="0"/>
+        <w:spacing/>
+        <w:ind w:left="125" w:right="0" w:firstLine="0"/>
         <w:rPr/>
       </w:pPr>
       <w:r>
         <w:rPr>
-          <w:rFonts w:eastAsia="Open Sans" w:cs="Open Sans" w:ascii="Open Sans" w:hAnsi="Open Sans"/>
+          <w:rFonts w:ascii="Open Sans" w:eastAsia="Open Sans" w:hAnsi="Open Sans" w:cs="Open Sans"/>
           <w:color w:val="030303"/>
         </w:rPr>
-        <w:t>{BwtFreeText}</w:t>
+        <w:t xml:space="preserve">{BwtFreeText}</w:t>
       </w:r>
     </w:p>
     <w:p>
       <w:pPr>
+        <w:pBdr/>
         <w:pStyle w:val="Normal"/>
+        <w:spacing/>
+        <w:ind/>
         <w:rPr/>
       </w:pPr>
-      <w:r>
-        <w:rPr/>
-      </w:r>
     </w:p>
     <w:p>
       <w:pPr>
+        <w:pBdr/>
         <w:pStyle w:val="Normal"/>
-        <w:ind w:hanging="0" w:start="125" w:end="0"/>
+        <w:spacing/>
+        <w:ind w:left="125" w:right="0" w:firstLine="0"/>
         <w:rPr/>
       </w:pPr>
       <w:r>
         <w:rPr>
-          <w:rFonts w:eastAsia="Open Sans" w:cs="Open Sans" w:ascii="Open Sans" w:hAnsi="Open Sans"/>
+          <w:rFonts w:ascii="Open Sans" w:eastAsia="Open Sans" w:hAnsi="Open Sans" w:cs="Open Sans"/>
           <w:color w:val="030303"/>
         </w:rPr>
-        <w:t>{BwtSteelNote}</w:t>
+        <w:t xml:space="preserve">{BwtSteelNote}</w:t>
       </w:r>
     </w:p>
     <w:p>
       <w:pPr>
+        <w:pBdr/>
         <w:pStyle w:val="Normal"/>
+        <w:spacing/>
+        <w:ind/>
         <w:rPr/>
       </w:pPr>
-      <w:r>
-        <w:rPr/>
-      </w:r>
     </w:p>
     <w:p>
       <w:pPr>
+        <w:pBdr/>
         <w:pStyle w:val="Normal"/>
-        <w:ind w:hanging="0" w:start="125" w:end="0"/>
+        <w:spacing/>
+        <w:ind w:left="125" w:right="0" w:firstLine="0"/>
         <w:rPr/>
       </w:pPr>
       <w:r>
         <w:rPr>
-          <w:rFonts w:eastAsia="Open Sans" w:cs="Open Sans" w:ascii="Open Sans" w:hAnsi="Open Sans"/>
+          <w:rFonts w:ascii="Open Sans" w:eastAsia="Open Sans" w:hAnsi="Open Sans" w:cs="Open Sans"/>
           <w:color w:val="030303"/>
         </w:rPr>
-        <w:t>{BwtProxyNote} Die Unterschrift gilt für uns als Auftragsbestätigung.</w:t>
+        <w:t xml:space="preserve">{BwtProxyNote} Die Unterschrift gilt für uns als Auftragsbestätigung.</w:t>
       </w:r>
     </w:p>
     <w:p>
       <w:pPr>
+        <w:pBdr/>
         <w:pStyle w:val="Normal"/>
         <w:spacing w:before="26" w:after="0"/>
-        <w:rPr>
-          <w:rFonts w:ascii="Open Sans" w:hAnsi="Open Sans" w:eastAsia="Open Sans" w:cs="Open Sans"/>
+        <w:ind/>
+        <w:rPr>
+          <w:rFonts w:ascii="Open Sans" w:eastAsia="Open Sans" w:hAnsi="Open Sans" w:cs="Open Sans"/>
           <w:color w:val="030303"/>
         </w:rPr>
       </w:pPr>
-      <w:r>
-        <w:rPr>
-          <w:rFonts w:eastAsia="Open Sans" w:cs="Open Sans" w:ascii="Open Sans" w:hAnsi="Open Sans"/>
-          <w:color w:val="030303"/>
-        </w:rPr>
-      </w:r>
     </w:p>
     <w:p>
       <w:pPr>
+        <w:pBdr/>
         <w:pStyle w:val="Normal"/>
         <w:spacing w:before="26" w:after="0"/>
-        <w:rPr>
-          <w:rFonts w:ascii="Open Sans" w:hAnsi="Open Sans" w:eastAsia="Open Sans" w:cs="Open Sans"/>
+        <w:ind/>
+        <w:rPr>
+          <w:rFonts w:ascii="Open Sans" w:eastAsia="Open Sans" w:hAnsi="Open Sans" w:cs="Open Sans"/>
           <w:color w:val="000000"/>
         </w:rPr>
       </w:pPr>
       <w:r>
         <w:rPr>
-          <w:rFonts w:eastAsia="Open Sans" w:cs="Open Sans" w:ascii="Open Sans" w:hAnsi="Open Sans"/>
+          <w:rFonts w:ascii="Open Sans" w:eastAsia="Open Sans" w:hAnsi="Open Sans" w:cs="Open Sans"/>
           <w:color w:val="030303"/>
         </w:rPr>
         <w:t xml:space="preserve">Angebot akzeptiert / Auftrag bestätigt:                                       </w:t>
@@ -2368,238 +2146,280 @@
     </w:p>
     <w:p>
       <w:pPr>
+        <w:pBdr/>
         <w:pStyle w:val="normal1"/>
-        <w:rPr>
-          <w:rFonts w:ascii="Open Sans" w:hAnsi="Open Sans" w:eastAsia="Open Sans" w:cs="Open Sans"/>
+        <w:spacing/>
+        <w:ind/>
+        <w:rPr>
+          <w:rFonts w:ascii="Open Sans" w:eastAsia="Open Sans" w:hAnsi="Open Sans" w:cs="Open Sans"/>
           <w:color w:val="000000"/>
           <w:sz w:val="20"/>
           <w:szCs w:val="20"/>
         </w:rPr>
       </w:pPr>
-      <w:r>
-        <w:rPr>
-          <w:rFonts w:eastAsia="Open Sans" w:cs="Open Sans" w:ascii="Open Sans" w:hAnsi="Open Sans"/>
+    </w:p>
+    <w:p>
+      <w:pPr>
+        <w:pBdr/>
+        <w:pStyle w:val="normal1"/>
+        <w:spacing/>
+        <w:ind/>
+        <w:rPr>
+          <w:rFonts w:ascii="Open Sans" w:eastAsia="Open Sans" w:hAnsi="Open Sans" w:cs="Open Sans"/>
           <w:color w:val="000000"/>
           <w:sz w:val="20"/>
           <w:szCs w:val="20"/>
         </w:rPr>
-      </w:r>
+      </w:pPr>
     </w:p>
     <w:p>
       <w:pPr>
+        <w:pBdr/>
         <w:pStyle w:val="normal1"/>
-        <w:rPr>
-          <w:rFonts w:ascii="Open Sans" w:hAnsi="Open Sans" w:eastAsia="Open Sans" w:cs="Open Sans"/>
-          <w:color w:val="000000"/>
+        <w:spacing w:before="81" w:after="0"/>
+        <w:ind/>
+        <w:rPr>
+          <w:rFonts w:ascii="Open Sans" w:eastAsia="Open Sans" w:hAnsi="Open Sans" w:cs="Open Sans"/>
           <w:sz w:val="20"/>
           <w:szCs w:val="20"/>
         </w:rPr>
       </w:pPr>
-      <w:r>
-        <w:rPr>
-          <w:rFonts w:eastAsia="Open Sans" w:cs="Open Sans" w:ascii="Open Sans" w:hAnsi="Open Sans"/>
-          <w:color w:val="000000"/>
-          <w:sz w:val="20"/>
-          <w:szCs w:val="20"/>
-        </w:rPr>
-      </w:r>
     </w:p>
     <w:p>
       <w:pPr>
+        <w:pBdr/>
         <w:pStyle w:val="normal1"/>
         <w:spacing w:before="81" w:after="0"/>
-        <w:rPr>
-          <w:rFonts w:ascii="Open Sans" w:hAnsi="Open Sans" w:eastAsia="Open Sans" w:cs="Open Sans"/>
+        <w:ind/>
+        <w:rPr>
+          <w:rFonts w:ascii="Open Sans" w:eastAsia="Open Sans" w:hAnsi="Open Sans" w:cs="Open Sans"/>
           <w:sz w:val="20"/>
           <w:szCs w:val="20"/>
         </w:rPr>
       </w:pPr>
       <w:r>
         <w:rPr>
-          <w:rFonts w:eastAsia="Open Sans" w:cs="Open Sans" w:ascii="Open Sans" w:hAnsi="Open Sans"/>
+          <w:rFonts w:ascii="Open Sans" w:eastAsia="Open Sans" w:hAnsi="Open Sans" w:cs="Open Sans"/>
           <w:sz w:val="20"/>
           <w:szCs w:val="20"/>
         </w:rPr>
+        <w:t xml:space="preserve">_________________________________</w:t>
       </w:r>
     </w:p>
     <w:p>
       <w:pPr>
-        <w:pStyle w:val="normal1"/>
-        <w:spacing w:before="81" w:after="0"/>
-        <w:rPr>
-          <w:rFonts w:ascii="Open Sans" w:hAnsi="Open Sans" w:eastAsia="Open Sans" w:cs="Open Sans"/>
-          <w:sz w:val="20"/>
-          <w:szCs w:val="20"/>
+        <w:pBdr/>
+        <w:pStyle w:val="Normal"/>
+        <w:spacing w:before="67" w:after="0" w:line="360" w:lineRule="auto"/>
+        <w:ind/>
+        <w:rPr>
+          <w:rFonts w:ascii="Open Sans" w:eastAsia="Open Sans" w:hAnsi="Open Sans" w:cs="Open Sans"/>
+          <w:color w:val="030303"/>
         </w:rPr>
       </w:pPr>
       <w:r>
         <w:rPr>
-          <w:rFonts w:eastAsia="Open Sans" w:cs="Open Sans" w:ascii="Open Sans" w:hAnsi="Open Sans"/>
-          <w:sz w:val="20"/>
-          <w:szCs w:val="20"/>
-        </w:rPr>
-        <w:t>_________________________________</w:t>
+          <w:rFonts w:ascii="Open Sans" w:eastAsia="Open Sans" w:hAnsi="Open Sans" w:cs="Open Sans"/>
+          <w:color w:val="030303"/>
+        </w:rPr>
+        <w:t xml:space="preserve">Ort, Datum, Unterschrift</w:t>
+      </w:r>
+      <w:r>
+        <w:rPr/>
+        <w:br/>
+      </w:r>
+      <w:r>
+        <w:rPr/>
+        <w:br/>
+      </w:r>
+      <w:r>
+        <w:rPr>
+          <w:rFonts w:ascii="Open Sans" w:eastAsia="Open Sans" w:hAnsi="Open Sans" w:cs="Open Sans"/>
+          <w:color w:val="030303"/>
+        </w:rPr>
+        <w:t xml:space="preserve">Für Rückfragen stehen wir Ihnen gerne zur Verfügung.  Wir bedanken uns für Ihr Vertrauen und freuen uns, von Ihnen zu hören. </w:t>
       </w:r>
     </w:p>
     <w:p>
       <w:pPr>
+        <w:pBdr/>
         <w:pStyle w:val="Normal"/>
-        <w:spacing w:lineRule="auto" w:line="360" w:before="67" w:after="0"/>
-        <w:rPr>
-          <w:rFonts w:ascii="Open Sans" w:hAnsi="Open Sans" w:eastAsia="Open Sans" w:cs="Open Sans"/>
+        <w:spacing w:before="67" w:after="0" w:line="276" w:lineRule="auto"/>
+        <w:ind/>
+        <w:rPr>
+          <w:rFonts w:ascii="Open Sans" w:eastAsia="Open Sans" w:hAnsi="Open Sans" w:cs="Open Sans"/>
           <w:color w:val="030303"/>
         </w:rPr>
       </w:pPr>
-      <w:r>
-        <w:rPr>
-          <w:rFonts w:eastAsia="Open Sans" w:cs="Open Sans" w:ascii="Open Sans" w:hAnsi="Open Sans"/>
-          <w:color w:val="030303"/>
-        </w:rPr>
-        <w:t>Ort, Datum, Unterschrift</w:t>
-      </w:r>
       <w:r>
         <w:rPr/>
         <w:br/>
+      </w:r>
+      <w:r>
+        <w:rPr>
+          <w:rFonts w:ascii="Open Sans" w:eastAsia="Open Sans" w:hAnsi="Open Sans" w:cs="Open Sans"/>
+          <w:color w:val="030303"/>
+        </w:rPr>
+        <w:t xml:space="preserve">Mit freundlichen Grüßen</w:t>
+      </w:r>
+      <w:r>
+        <w:rPr/>
         <w:br/>
       </w:r>
       <w:r>
-        <w:rPr>
-          <w:rFonts w:eastAsia="Open Sans" w:cs="Open Sans" w:ascii="Open Sans" w:hAnsi="Open Sans"/>
-          <w:color w:val="030303"/>
-        </w:rPr>
-        <w:t xml:space="preserve">Für Rückfragen stehen wir Ihnen gerne zur Verfügung.  Wir bedanken uns für Ihr Vertrauen und freuen uns, von Ihnen zu hören. </w:t>
+        <w:rPr/>
+        <w:br/>
       </w:r>
     </w:p>
     <w:p>
       <w:pPr>
+        <w:pBdr/>
         <w:pStyle w:val="Normal"/>
-        <w:spacing w:lineRule="auto" w:line="276" w:before="67" w:after="0"/>
-        <w:rPr>
-          <w:rFonts w:ascii="Open Sans" w:hAnsi="Open Sans" w:eastAsia="Open Sans" w:cs="Open Sans"/>
+        <w:spacing w:before="67" w:after="0" w:line="276" w:lineRule="auto"/>
+        <w:ind/>
+        <w:rPr>
+          <w:rFonts w:ascii="Open Sans" w:eastAsia="Open Sans" w:hAnsi="Open Sans" w:cs="Open Sans"/>
+          <w:color w:val="000000"/>
+        </w:rPr>
+      </w:pPr>
+      <w:r>
+        <w:rPr>
+          <w:rFonts w:ascii="Open Sans" w:eastAsia="Open Sans" w:hAnsi="Open Sans" w:cs="Open Sans"/>
           <w:color w:val="030303"/>
         </w:rPr>
-      </w:pPr>
-      <w:r>
-        <w:rPr/>
-        <w:br/>
-      </w:r>
-      <w:r>
-        <w:rPr>
-          <w:rFonts w:eastAsia="Open Sans" w:cs="Open Sans" w:ascii="Open Sans" w:hAnsi="Open Sans"/>
-          <w:color w:val="030303"/>
-        </w:rPr>
-        <w:t>Mit freundlichen Grüßen</w:t>
-      </w:r>
-      <w:r>
-        <w:rPr/>
-        <w:br/>
-        <w:br/>
-      </w:r>
-    </w:p>
-    <w:p>
-      <w:pPr>
-        <w:pStyle w:val="Normal"/>
-        <w:spacing w:lineRule="auto" w:line="276" w:before="67" w:after="0"/>
-        <w:rPr>
-          <w:rFonts w:ascii="Open Sans" w:hAnsi="Open Sans" w:eastAsia="Open Sans" w:cs="Open Sans"/>
-          <w:color w:val="000000"/>
-        </w:rPr>
-      </w:pPr>
-      <w:r>
-        <w:rPr>
-          <w:rFonts w:eastAsia="Open Sans" w:cs="Open Sans" w:ascii="Open Sans" w:hAnsi="Open Sans"/>
-          <w:color w:val="030303"/>
-        </w:rPr>
-        <w:t>Ihr Team von EmC2</w:t>
+        <w:t xml:space="preserve">Ihr Team von EmC2</w:t>
       </w:r>
     </w:p>
     <w:sectPr>
+      <w:headerReference w:type="first" r:id="rId1"/>
+      <w:footerReference w:type="first" r:id="rId2"/>
       <w:headerReference w:type="even" r:id="rId3"/>
-      <w:headerReference w:type="default" r:id="rId4"/>
-      <w:headerReference w:type="first" r:id="rId5"/>
-      <w:footerReference w:type="even" r:id="rId6"/>
-      <w:footerReference w:type="default" r:id="rId7"/>
-      <w:footerReference w:type="first" r:id="rId8"/>
+      <w:footerReference w:type="even" r:id="rId4"/>
+      <w:headerReference w:type="default" r:id="rId5"/>
+      <w:footerReference w:type="default" r:id="rId6"/>
       <w:type w:val="nextPage"/>
       <w:pgSz w:w="12240" w:h="15840"/>
-      <w:pgMar w:left="1260" w:right="1125" w:gutter="0" w:header="0" w:top="1440" w:footer="0" w:bottom="1440"/>
-      <w:pgNumType w:fmt="decimal"/>
-      <w:formProt w:val="false"/>
-      <w:textDirection w:val="lrTb"/>
-      <w:docGrid w:type="default" w:linePitch="100" w:charSpace="0"/>
+      <w:pgMar w:top="1440" w:right="1125" w:bottom="1440" w:left="1260" w:header="0" w:footer="0" w:gutter="0"/>
+      <w:pgNumType w:fmt="Arabic"/>
+      <w:pgBorders/>
+      <w:endnotePr>
+        <w:pos w:val="docEnd"/>
+        <w:numFmt w:val="lowerRoman"/>
+        <w:numRestart w:val="continuous"/>
+        <w:numStart w:val="1"/>
+      </w:endnotePr>
     </w:sectPr>
   </w:body>
 </w:document>
 </file>
 
-<file path=word/footer1.xml><?xml version="1.0" encoding="utf-8"?>
-<w:ftr xmlns:o="urn:schemas-microsoft-com:office:office" xmlns:r="http://schemas.openxmlformats.org/officeDocument/2006/relationships" xmlns:v="urn:schemas-microsoft-com:vml" xmlns:w="http://schemas.openxmlformats.org/wordprocessingml/2006/main" xmlns:w10="urn:schemas-microsoft-com:office:word" xmlns:wp="http://schemas.openxmlformats.org/drawingml/2006/wordprocessingDrawing" xmlns:pic="http://schemas.openxmlformats.org/drawingml/2006/picture" xmlns:wps="http://schemas.microsoft.com/office/word/2010/wordprocessingShape" xmlns:wpg="http://schemas.microsoft.com/office/word/2010/wordprocessingGroup" xmlns:mc="http://schemas.openxmlformats.org/markup-compatibility/2006" xmlns:wp14="http://schemas.microsoft.com/office/word/2010/wordprocessingDrawing" xmlns:w14="http://schemas.microsoft.com/office/word/2010/wordml" xmlns:w15="http://schemas.microsoft.com/office/word/2012/wordml" mc:Ignorable="w14 wp14 w15">
-  <w:p>
-    <w:pPr>
-      <w:pStyle w:val="Footer"/>
-      <w:rPr/>
-    </w:pPr>
-    <w:r>
-      <w:rPr/>
-    </w:r>
-  </w:p>
-</w:ftr>
+<file path=word/endnotes.xml><?xml version="1.0" encoding="utf-8"?>
+<w:endnotes xmlns:wpc="http://schemas.microsoft.com/office/word/2010/wordprocessingCanvas" xmlns:cx="http://schemas.microsoft.com/office/drawing/2014/chartex" xmlns:aink="http://schemas.microsoft.com/office/drawing/2016/ink" xmlns:am3d="http://schemas.microsoft.com/office/drawing/2017/,odel3d" xmlns:mc="http://schemas.openxmlformats.org/markup-compatibility/2006" xmlns:o="urn:schemas-microsoft-com:office:office" xmlns:r="http://schemas.openxmlformats.org/officeDocument/2006/relationships" xmlns:m="http://schemas.openxmlformats.org/officeDocument/2006/math" xmlns:v="urn:schemas-microsoft-com:vml" xmlns:wp14="http://schemas.microsoft.com/office/word/2010/wordprocessingDrawing" xmlns:wp="http://schemas.openxmlformats.org/drawingml/2006/wordprocessingDrawing" xmlns:w="http://schemas.openxmlformats.org/wordprocessingml/2006/main" xmlns:w14="http://schemas.microsoft.com/office/word/2010/wordml" xmlns:w15="http://schemas.microsoft.com/office/word/2012/wordml" xmlns:wpg="http://schemas.microsoft.com/office/word/2010/wordprocessingGroup" xmlns:wpi="http://schemas.microsoft.com/office/word/2010/wordprocessingInk" xmlns:wne="http://schemas.microsoft.com/office/word/2006/wordml" xmlns:wps="http://schemas.microsoft.com/office/word/2010/wordprocessingShape" mc:Ignorable="w14 w15">
+  <w:endnote w:type="separator" w:id="-1">
+    <w:p>
+      <w:pPr>
+        <w:pBdr/>
+        <w:pStyle w:val="Normal"/>
+        <w:spacing/>
+        <w:ind/>
+        <w:rPr/>
+      </w:pPr>
+      <w:r>
+        <w:rPr/>
+        <w:separator/>
+      </w:r>
+    </w:p>
+  </w:endnote>
+  <w:endnote w:type="continuationSeparator" w:id="0">
+    <w:p>
+      <w:pPr>
+        <w:pBdr/>
+        <w:pStyle w:val="Normal"/>
+        <w:spacing/>
+        <w:ind/>
+        <w:rPr/>
+      </w:pPr>
+      <w:r>
+        <w:rPr/>
+        <w:continuationSeparator/>
+      </w:r>
+    </w:p>
+  </w:endnote>
+  <w:endnote w:type="continuationNotice" w:id="1">
+    <w:p>
+      <w:pPr>
+        <w:pBdr/>
+        <w:pStyle w:val="Normal"/>
+        <w:spacing/>
+        <w:ind/>
+        <w:rPr/>
+      </w:pPr>
+    </w:p>
+  </w:endnote>
+</w:endnotes>
 </file>
 
 <file path=word/footer2.xml><?xml version="1.0" encoding="utf-8"?>
-<w:ftr xmlns:o="urn:schemas-microsoft-com:office:office" xmlns:r="http://schemas.openxmlformats.org/officeDocument/2006/relationships" xmlns:v="urn:schemas-microsoft-com:vml" xmlns:w="http://schemas.openxmlformats.org/wordprocessingml/2006/main" xmlns:w10="urn:schemas-microsoft-com:office:word" xmlns:wp="http://schemas.openxmlformats.org/drawingml/2006/wordprocessingDrawing" xmlns:pic="http://schemas.openxmlformats.org/drawingml/2006/picture" xmlns:wps="http://schemas.microsoft.com/office/word/2010/wordprocessingShape" xmlns:wpg="http://schemas.microsoft.com/office/word/2010/wordprocessingGroup" xmlns:mc="http://schemas.openxmlformats.org/markup-compatibility/2006" xmlns:wp14="http://schemas.microsoft.com/office/word/2010/wordprocessingDrawing" xmlns:w14="http://schemas.microsoft.com/office/word/2010/wordml" xmlns:w15="http://schemas.microsoft.com/office/word/2012/wordml" mc:Ignorable="w14 wp14 w15">
+<w:ftr xmlns:v="urn:schemas-microsoft-com:vml" xmlns:w10="urn:schemas-microsoft-com:office:word" xmlns:o="urn:schemas-microsoft-com:office:office" xmlns:ve="http://schemas.openxmlformats.org/markup-compatibility/2006" xmlns:r="http://schemas.openxmlformats.org/officeDocument/2006/relationships" xmlns:m="http://schemas.openxmlformats.org/officeDocument/2006/math" xmlns:wne="http://schemas.microsoft.com/office/word/2006/wordml" xmlns:a="http://schemas.openxmlformats.org/drawingml/2006/main" xmlns:pic="http://schemas.openxmlformats.org/drawingml/2006/picture" xmlns:wp="http://schemas.openxmlformats.org/drawingml/2006/wordprocessingDrawing" xmlns:wpc="http://schemas.microsoft.com/office/word/2010/wordprocessingCanvas" xmlns:wp14="http://schemas.microsoft.com/office/word/2010/wordprocessingDrawing" xmlns:w14="http://schemas.microsoft.com/office/word/2010/wordml" xmlns:w15="http://schemas.microsoft.com/office/word/2012/wordml" xmlns:wpg="http://schemas.microsoft.com/office/word/2010/wordprocessingGroup" xmlns:wpi="http://schemas.microsoft.com/office/word/2010/wordprocessingInk" xmlns:wps="http://schemas.microsoft.com/office/word/2010/wordprocessingShape" xmlns:w="http://schemas.openxmlformats.org/wordprocessingml/2006/main" ve:Ignorable="w14 w15 wp14">
   <w:p>
     <w:pPr>
+      <w:pBdr/>
       <w:pStyle w:val="normal1"/>
-      <w:spacing w:lineRule="auto" w:line="14" w:before="240" w:after="240"/>
+      <w:spacing w:before="240" w:after="240" w:line="14" w:lineRule="auto"/>
+      <w:ind/>
       <w:rPr/>
     </w:pPr>
-    <w:r>
-      <w:rPr/>
-    </w:r>
   </w:p>
   <w:tbl>
     <w:tblPr>
       <w:tblStyle w:val="Normal Table0"/>
       <w:tblW w:w="9885" w:type="dxa"/>
-      <w:jc w:val="start"/>
+      <w:jc w:val="left"/>
       <w:tblInd w:w="0" w:type="dxa"/>
-      <w:tblLayout w:type="fixed"/>
       <w:tblCellMar>
         <w:top w:w="0" w:type="dxa"/>
-        <w:start w:w="10" w:type="dxa"/>
+        <w:left w:w="10" w:type="dxa"/>
         <w:bottom w:w="0" w:type="dxa"/>
-        <w:end w:w="10" w:type="dxa"/>
+        <w:right w:w="10" w:type="dxa"/>
       </w:tblCellMar>
+      <w:tblBorders/>
+      <w:shd w:fill="auto" w:color="auto"/>
+      <w:tblLayout w:type="fixed"/>
     </w:tblPr>
-    <w:tblGrid>
-      <w:gridCol w:w="8055"/>
-      <w:gridCol w:w="1830"/>
-    </w:tblGrid>
+    <w:tblGrid/>
     <w:tr>
+      <w:tblPrEx>
+        <w:tblBorders/>
+        <w:tblCellMar>
+          <w:top w:w="0" w:type="dxa"/>
+          <w:left w:w="10" w:type="dxa"/>
+          <w:bottom w:w="0" w:type="dxa"/>
+          <w:right w:w="10" w:type="dxa"/>
+        </w:tblCellMar>
+      </w:tblPrEx>
       <w:trPr>
-        <w:trHeight w:val="20" w:hRule="atLeast"/>
+        <w:trHeight w:hRule="atLeast" w:val="20"/>
       </w:trPr>
       <w:tc>
         <w:tcPr>
           <w:tcW w:w="8055" w:type="dxa"/>
           <w:tcBorders>
-            <w:top w:val="single" w:sz="8" w:space="0" w:color="FFFFFF"/>
-            <w:start w:val="single" w:sz="8" w:space="0" w:color="FFFFFF"/>
-            <w:bottom w:val="single" w:sz="8" w:space="0" w:color="FFFFFF"/>
-            <w:end w:val="single" w:sz="8" w:space="0" w:color="FFFFFF"/>
+            <w:top w:val="single" w:color="FFFFFF" w:sz="8" w:space="0"/>
+            <w:left w:val="single" w:color="FFFFFF" w:sz="8" w:space="0"/>
+            <w:bottom w:val="single" w:color="FFFFFF" w:sz="8" w:space="0"/>
+            <w:right w:val="single" w:color="FFFFFF" w:sz="8" w:space="0"/>
           </w:tcBorders>
-          <w:shd w:color="auto" w:fill="auto" w:val="clear"/>
+          <w:shd w:fill="auto" w:color="auto" w:val="clear"/>
           <w:vAlign w:val="bottom"/>
         </w:tcPr>
         <w:p>
           <w:pPr>
+            <w:pBdr/>
             <w:pStyle w:val="Normal"/>
-            <w:keepNext w:val="false"/>
+            <w:keepNext w:val="0"/>
             <w:keepLines/>
-            <w:suppressAutoHyphens w:val="true"/>
-            <w:spacing w:lineRule="auto" w:line="240" w:before="0" w:after="0"/>
-            <w:ind w:hanging="0" w:start="720" w:end="0"/>
+            <w:spacing w:before="0" w:after="0" w:line="240" w:lineRule="auto"/>
+            <w:ind w:left="720" w:right="0" w:firstLine="0"/>
             <w:jc w:val="center"/>
             <w:rPr>
               <w:sz w:val="14"/>
@@ -2609,21 +2429,20 @@
           <w:r>
             <w:rPr>
               <w:rFonts w:eastAsia="Calibri" w:cs="Calibri"/>
-              <w:kern w:val="0"/>
               <w:sz w:val="14"/>
               <w:szCs w:val="14"/>
             </w:rPr>
-            <w:t>EmC2 Attila Landgrafe | Waldstraße 5 | 95032 Hof</w:t>
+            <w:t xml:space="preserve">EmC2 Attila Landgrafe | Waldstraße 5 | 95032 Hof</w:t>
           </w:r>
         </w:p>
         <w:p>
           <w:pPr>
+            <w:pBdr/>
             <w:pStyle w:val="Normal"/>
-            <w:keepNext w:val="false"/>
+            <w:keepNext w:val="0"/>
             <w:keepLines/>
-            <w:suppressAutoHyphens w:val="true"/>
-            <w:spacing w:lineRule="auto" w:line="240" w:before="0" w:after="0"/>
-            <w:ind w:hanging="0" w:start="720" w:end="0"/>
+            <w:spacing w:before="0" w:after="0" w:line="240" w:lineRule="auto"/>
+            <w:ind w:left="720" w:right="0" w:firstLine="0"/>
             <w:jc w:val="center"/>
             <w:rPr>
               <w:sz w:val="14"/>
@@ -2633,21 +2452,20 @@
           <w:r>
             <w:rPr>
               <w:rFonts w:eastAsia="Calibri" w:cs="Calibri"/>
-              <w:kern w:val="0"/>
               <w:sz w:val="14"/>
               <w:szCs w:val="14"/>
             </w:rPr>
-            <w:t>Steuernummer: 22324320478 | USt-IdNr.: DE296903997</w:t>
+            <w:t xml:space="preserve">Steuernummer: 22324320478 | USt-IdNr.: DE296903997</w:t>
           </w:r>
         </w:p>
         <w:p>
           <w:pPr>
+            <w:pBdr/>
             <w:pStyle w:val="Normal"/>
-            <w:keepNext w:val="false"/>
+            <w:keepNext w:val="0"/>
             <w:keepLines/>
-            <w:suppressAutoHyphens w:val="true"/>
-            <w:spacing w:lineRule="auto" w:line="240" w:before="0" w:after="0"/>
-            <w:ind w:hanging="0" w:start="720" w:end="0"/>
+            <w:spacing w:before="0" w:after="0" w:line="240" w:lineRule="auto"/>
+            <w:ind w:left="720" w:right="0" w:firstLine="0"/>
             <w:jc w:val="center"/>
             <w:rPr>
               <w:sz w:val="14"/>
@@ -2657,11 +2475,10 @@
           <w:r>
             <w:rPr>
               <w:rFonts w:eastAsia="Calibri" w:cs="Calibri"/>
-              <w:kern w:val="0"/>
               <w:sz w:val="14"/>
               <w:szCs w:val="14"/>
             </w:rPr>
-            <w:t>VR Bank Bayreuth-Hof eG | IBAN: DE43 7806 0896 0007 0794 43 | BIC: GENODEF1HO1</w:t>
+            <w:t xml:space="preserve">VR Bank Bayreuth-Hof eG | IBAN: DE43 7806 0896 0007 0794 43 | BIC: GENODEF1HO1</w:t>
           </w:r>
         </w:p>
       </w:tc>
@@ -2669,22 +2486,23 @@
         <w:tcPr>
           <w:tcW w:w="1830" w:type="dxa"/>
           <w:tcBorders>
-            <w:top w:val="single" w:sz="8" w:space="0" w:color="FFFFFF"/>
-            <w:start w:val="single" w:sz="8" w:space="0" w:color="FFFFFF"/>
-            <w:bottom w:val="single" w:sz="8" w:space="0" w:color="FFFFFF"/>
-            <w:end w:val="single" w:sz="8" w:space="0" w:color="FFFFFF"/>
+            <w:top w:val="single" w:color="FFFFFF" w:sz="8" w:space="0"/>
+            <w:left w:val="single" w:color="FFFFFF" w:sz="8" w:space="0"/>
+            <w:bottom w:val="single" w:color="FFFFFF" w:sz="8" w:space="0"/>
+            <w:right w:val="single" w:color="FFFFFF" w:sz="8" w:space="0"/>
           </w:tcBorders>
-          <w:shd w:color="auto" w:fill="auto" w:val="clear"/>
+          <w:shd w:fill="auto" w:color="auto" w:val="clear"/>
+          <w:vAlign w:val="top"/>
         </w:tcPr>
         <w:p>
           <w:pPr>
+            <w:pBdr/>
             <w:pStyle w:val="normal1"/>
-            <w:keepNext w:val="false"/>
-            <w:keepLines w:val="false"/>
-            <w:suppressAutoHyphens w:val="true"/>
-            <w:spacing w:lineRule="auto" w:line="240" w:before="0" w:after="0"/>
-            <w:ind w:hanging="0" w:start="0" w:end="0"/>
-            <w:jc w:val="end"/>
+            <w:keepNext w:val="0"/>
+            <w:keepLines w:val="0"/>
+            <w:spacing w:before="0" w:after="0" w:line="240" w:lineRule="auto"/>
+            <w:ind w:left="0" w:right="0" w:firstLine="0"/>
+            <w:jc w:val="right"/>
             <w:rPr>
               <w:sz w:val="16"/>
               <w:szCs w:val="16"/>
@@ -2693,17 +2511,22 @@
           <w:r>
             <w:rPr>
               <w:rFonts w:eastAsia="Calibri" w:cs="Calibri"/>
-              <w:kern w:val="0"/>
               <w:sz w:val="16"/>
               <w:szCs w:val="16"/>
             </w:rPr>
             <w:br/>
+          </w:r>
+          <w:r>
+            <w:rPr>
+              <w:rFonts w:eastAsia="Calibri" w:cs="Calibri"/>
+              <w:sz w:val="16"/>
+              <w:szCs w:val="16"/>
+            </w:rPr>
             <w:t xml:space="preserve">Seite </w:t>
           </w:r>
           <w:r>
             <w:rPr>
               <w:rFonts w:eastAsia="Calibri" w:cs="Calibri"/>
-              <w:kern w:val="0"/>
               <w:sz w:val="22"/>
               <w:szCs w:val="22"/>
             </w:rPr>
@@ -2711,53 +2534,47 @@
           </w:r>
           <w:r>
             <w:rPr>
+              <w:rFonts w:eastAsia="Calibri" w:cs="Calibri"/>
               <w:sz w:val="22"/>
-              <w:kern w:val="0"/>
               <w:szCs w:val="22"/>
-              <w:rFonts w:eastAsia="Calibri" w:cs="Calibri"/>
             </w:rPr>
             <w:instrText xml:space="preserve"> PAGE </w:instrText>
           </w:r>
           <w:r>
             <w:rPr>
+              <w:rFonts w:eastAsia="Calibri" w:cs="Calibri"/>
               <w:sz w:val="22"/>
-              <w:kern w:val="0"/>
               <w:szCs w:val="22"/>
-              <w:rFonts w:eastAsia="Calibri" w:cs="Calibri"/>
             </w:rPr>
             <w:fldChar w:fldCharType="separate"/>
           </w:r>
           <w:r>
             <w:rPr>
+              <w:rFonts w:eastAsia="Calibri" w:cs="Calibri"/>
               <w:sz w:val="22"/>
-              <w:kern w:val="0"/>
               <w:szCs w:val="22"/>
-              <w:rFonts w:eastAsia="Calibri" w:cs="Calibri"/>
-            </w:rPr>
-            <w:t>2</w:t>
+            </w:rPr>
+            <w:t xml:space="preserve">2</w:t>
           </w:r>
           <w:r>
             <w:rPr>
+              <w:rFonts w:eastAsia="Calibri" w:cs="Calibri"/>
               <w:sz w:val="22"/>
-              <w:kern w:val="0"/>
               <w:szCs w:val="22"/>
-              <w:rFonts w:eastAsia="Calibri" w:cs="Calibri"/>
             </w:rPr>
             <w:fldChar w:fldCharType="end"/>
           </w:r>
           <w:r>
             <w:rPr>
               <w:rFonts w:eastAsia="Calibri" w:cs="Calibri"/>
-              <w:kern w:val="0"/>
               <w:sz w:val="16"/>
               <w:szCs w:val="16"/>
             </w:rPr>
-            <w:t>/</w:t>
+            <w:instrText xml:space="preserve">/</w:instrText>
           </w:r>
           <w:r>
             <w:rPr>
               <w:rFonts w:eastAsia="Calibri" w:cs="Calibri"/>
-              <w:kern w:val="0"/>
               <w:sz w:val="22"/>
               <w:szCs w:val="22"/>
             </w:rPr>
@@ -2765,37 +2582,33 @@
           </w:r>
           <w:r>
             <w:rPr>
+              <w:rFonts w:eastAsia="Calibri" w:cs="Calibri"/>
               <w:sz w:val="22"/>
-              <w:kern w:val="0"/>
               <w:szCs w:val="22"/>
-              <w:rFonts w:eastAsia="Calibri" w:cs="Calibri"/>
             </w:rPr>
             <w:instrText xml:space="preserve"> NUMPAGES </w:instrText>
           </w:r>
           <w:r>
             <w:rPr>
+              <w:rFonts w:eastAsia="Calibri" w:cs="Calibri"/>
               <w:sz w:val="22"/>
-              <w:kern w:val="0"/>
               <w:szCs w:val="22"/>
-              <w:rFonts w:eastAsia="Calibri" w:cs="Calibri"/>
             </w:rPr>
             <w:fldChar w:fldCharType="separate"/>
           </w:r>
           <w:r>
             <w:rPr>
+              <w:rFonts w:eastAsia="Calibri" w:cs="Calibri"/>
               <w:sz w:val="22"/>
-              <w:kern w:val="0"/>
               <w:szCs w:val="22"/>
-              <w:rFonts w:eastAsia="Calibri" w:cs="Calibri"/>
-            </w:rPr>
-            <w:t>2</w:t>
+            </w:rPr>
+            <w:t xml:space="preserve">2</w:t>
           </w:r>
           <w:r>
             <w:rPr>
+              <w:rFonts w:eastAsia="Calibri" w:cs="Calibri"/>
               <w:sz w:val="22"/>
-              <w:kern w:val="0"/>
               <w:szCs w:val="22"/>
-              <w:rFonts w:eastAsia="Calibri" w:cs="Calibri"/>
             </w:rPr>
             <w:fldChar w:fldCharType="end"/>
           </w:r>
@@ -2805,72 +2618,95 @@
   </w:tbl>
   <w:p>
     <w:pPr>
+      <w:pBdr/>
       <w:pStyle w:val="normal1"/>
-      <w:spacing w:lineRule="auto" w:line="14" w:before="240" w:after="240"/>
+      <w:spacing w:before="240" w:after="240" w:line="14" w:lineRule="auto"/>
+      <w:ind/>
       <w:jc w:val="center"/>
       <w:rPr/>
     </w:pPr>
-    <w:r>
-      <w:rPr/>
-    </w:r>
   </w:p>
 </w:ftr>
 </file>
 
-<file path=word/footer3.xml><?xml version="1.0" encoding="utf-8"?>
-<w:ftr xmlns:o="urn:schemas-microsoft-com:office:office" xmlns:r="http://schemas.openxmlformats.org/officeDocument/2006/relationships" xmlns:v="urn:schemas-microsoft-com:vml" xmlns:w="http://schemas.openxmlformats.org/wordprocessingml/2006/main" xmlns:w10="urn:schemas-microsoft-com:office:word" xmlns:wp="http://schemas.openxmlformats.org/drawingml/2006/wordprocessingDrawing" xmlns:pic="http://schemas.openxmlformats.org/drawingml/2006/picture" xmlns:wps="http://schemas.microsoft.com/office/word/2010/wordprocessingShape" xmlns:wpg="http://schemas.microsoft.com/office/word/2010/wordprocessingGroup" xmlns:mc="http://schemas.openxmlformats.org/markup-compatibility/2006" xmlns:wp14="http://schemas.microsoft.com/office/word/2010/wordprocessingDrawing" xmlns:w14="http://schemas.microsoft.com/office/word/2010/wordml" xmlns:w15="http://schemas.microsoft.com/office/word/2012/wordml" mc:Ignorable="w14 wp14 w15">
+<file path=word/footer4.xml><?xml version="1.0" encoding="utf-8"?>
+<w:ftr xmlns:v="urn:schemas-microsoft-com:vml" xmlns:w10="urn:schemas-microsoft-com:office:word" xmlns:o="urn:schemas-microsoft-com:office:office" xmlns:ve="http://schemas.openxmlformats.org/markup-compatibility/2006" xmlns:r="http://schemas.openxmlformats.org/officeDocument/2006/relationships" xmlns:m="http://schemas.openxmlformats.org/officeDocument/2006/math" xmlns:wne="http://schemas.microsoft.com/office/word/2006/wordml" xmlns:a="http://schemas.openxmlformats.org/drawingml/2006/main" xmlns:pic="http://schemas.openxmlformats.org/drawingml/2006/picture" xmlns:wp="http://schemas.openxmlformats.org/drawingml/2006/wordprocessingDrawing" xmlns:wpc="http://schemas.microsoft.com/office/word/2010/wordprocessingCanvas" xmlns:wp14="http://schemas.microsoft.com/office/word/2010/wordprocessingDrawing" xmlns:w14="http://schemas.microsoft.com/office/word/2010/wordml" xmlns:w15="http://schemas.microsoft.com/office/word/2012/wordml" xmlns:wpg="http://schemas.microsoft.com/office/word/2010/wordprocessingGroup" xmlns:wpi="http://schemas.microsoft.com/office/word/2010/wordprocessingInk" xmlns:wps="http://schemas.microsoft.com/office/word/2010/wordprocessingShape" xmlns:w="http://schemas.openxmlformats.org/wordprocessingml/2006/main" ve:Ignorable="w14 w15 wp14">
   <w:p>
     <w:pPr>
-      <w:pStyle w:val="normal1"/>
-      <w:spacing w:lineRule="auto" w:line="14" w:before="240" w:after="240"/>
+      <w:pBdr/>
+      <w:pStyle w:val="Footer"/>
+      <w:spacing/>
+      <w:ind/>
       <w:rPr/>
     </w:pPr>
-    <w:r>
+  </w:p>
+</w:ftr>
+</file>
+
+<file path=word/footer6.xml><?xml version="1.0" encoding="utf-8"?>
+<w:ftr xmlns:v="urn:schemas-microsoft-com:vml" xmlns:w10="urn:schemas-microsoft-com:office:word" xmlns:o="urn:schemas-microsoft-com:office:office" xmlns:ve="http://schemas.openxmlformats.org/markup-compatibility/2006" xmlns:r="http://schemas.openxmlformats.org/officeDocument/2006/relationships" xmlns:m="http://schemas.openxmlformats.org/officeDocument/2006/math" xmlns:wne="http://schemas.microsoft.com/office/word/2006/wordml" xmlns:a="http://schemas.openxmlformats.org/drawingml/2006/main" xmlns:pic="http://schemas.openxmlformats.org/drawingml/2006/picture" xmlns:wp="http://schemas.openxmlformats.org/drawingml/2006/wordprocessingDrawing" xmlns:wpc="http://schemas.microsoft.com/office/word/2010/wordprocessingCanvas" xmlns:wp14="http://schemas.microsoft.com/office/word/2010/wordprocessingDrawing" xmlns:w14="http://schemas.microsoft.com/office/word/2010/wordml" xmlns:w15="http://schemas.microsoft.com/office/word/2012/wordml" xmlns:wpg="http://schemas.microsoft.com/office/word/2010/wordprocessingGroup" xmlns:wpi="http://schemas.microsoft.com/office/word/2010/wordprocessingInk" xmlns:wps="http://schemas.microsoft.com/office/word/2010/wordprocessingShape" xmlns:w="http://schemas.openxmlformats.org/wordprocessingml/2006/main" ve:Ignorable="w14 w15 wp14">
+  <w:p>
+    <w:pPr>
+      <w:pBdr/>
+      <w:pStyle w:val="normal1"/>
+      <w:spacing w:before="240" w:after="240" w:line="14" w:lineRule="auto"/>
+      <w:ind/>
       <w:rPr/>
-    </w:r>
+    </w:pPr>
   </w:p>
   <w:tbl>
     <w:tblPr>
       <w:tblStyle w:val="Normal Table0"/>
       <w:tblW w:w="9885" w:type="dxa"/>
-      <w:jc w:val="start"/>
+      <w:jc w:val="left"/>
       <w:tblInd w:w="0" w:type="dxa"/>
-      <w:tblLayout w:type="fixed"/>
       <w:tblCellMar>
         <w:top w:w="0" w:type="dxa"/>
-        <w:start w:w="10" w:type="dxa"/>
+        <w:left w:w="10" w:type="dxa"/>
         <w:bottom w:w="0" w:type="dxa"/>
-        <w:end w:w="10" w:type="dxa"/>
+        <w:right w:w="10" w:type="dxa"/>
       </w:tblCellMar>
+      <w:tblBorders/>
+      <w:shd w:fill="auto" w:color="auto"/>
+      <w:tblLayout w:type="fixed"/>
     </w:tblPr>
     <w:tblGrid>
       <w:gridCol w:w="8055"/>
       <w:gridCol w:w="1830"/>
     </w:tblGrid>
     <w:tr>
+      <w:tblPrEx>
+        <w:tblBorders/>
+        <w:tblCellMar>
+          <w:top w:w="0" w:type="dxa"/>
+          <w:left w:w="10" w:type="dxa"/>
+          <w:bottom w:w="0" w:type="dxa"/>
+          <w:right w:w="10" w:type="dxa"/>
+        </w:tblCellMar>
+      </w:tblPrEx>
       <w:trPr>
-        <w:trHeight w:val="20" w:hRule="atLeast"/>
+        <w:trHeight w:hRule="atLeast" w:val="20"/>
       </w:trPr>
       <w:tc>
         <w:tcPr>
           <w:tcW w:w="8055" w:type="dxa"/>
           <w:tcBorders>
-            <w:top w:val="single" w:sz="8" w:space="0" w:color="FFFFFF"/>
-            <w:start w:val="single" w:sz="8" w:space="0" w:color="FFFFFF"/>
-            <w:bottom w:val="single" w:sz="8" w:space="0" w:color="FFFFFF"/>
-            <w:end w:val="single" w:sz="8" w:space="0" w:color="FFFFFF"/>
+            <w:top w:val="single" w:color="FFFFFF" w:sz="8" w:space="0"/>
+            <w:left w:val="single" w:color="FFFFFF" w:sz="8" w:space="0"/>
+            <w:bottom w:val="single" w:color="FFFFFF" w:sz="8" w:space="0"/>
+            <w:right w:val="single" w:color="FFFFFF" w:sz="8" w:space="0"/>
           </w:tcBorders>
-          <w:shd w:color="auto" w:fill="auto" w:val="clear"/>
+          <w:shd w:fill="auto" w:color="auto" w:val="clear"/>
           <w:vAlign w:val="bottom"/>
         </w:tcPr>
         <w:p>
           <w:pPr>
+            <w:pBdr/>
             <w:pStyle w:val="Normal"/>
-            <w:keepNext w:val="false"/>
+            <w:keepNext w:val="0"/>
             <w:keepLines/>
-            <w:suppressAutoHyphens w:val="true"/>
-            <w:spacing w:lineRule="auto" w:line="240" w:before="0" w:after="0"/>
-            <w:ind w:hanging="0" w:start="720" w:end="0"/>
+            <w:spacing w:before="0" w:after="0" w:line="240" w:lineRule="auto"/>
+            <w:ind w:left="720" w:right="0" w:firstLine="0"/>
             <w:jc w:val="center"/>
             <w:rPr>
               <w:sz w:val="14"/>
@@ -2880,21 +2716,20 @@
           <w:r>
             <w:rPr>
               <w:rFonts w:eastAsia="Calibri" w:cs="Calibri"/>
-              <w:kern w:val="0"/>
               <w:sz w:val="14"/>
               <w:szCs w:val="14"/>
             </w:rPr>
-            <w:t>EmC2 Attila Landgrafe | Waldstraße 5 | 95032 Hof</w:t>
+            <w:t xml:space="preserve">EmC2 Attila Landgrafe | Waldstraße 5 | 95032 Hof</w:t>
           </w:r>
         </w:p>
         <w:p>
           <w:pPr>
+            <w:pBdr/>
             <w:pStyle w:val="Normal"/>
-            <w:keepNext w:val="false"/>
+            <w:keepNext w:val="0"/>
             <w:keepLines/>
-            <w:suppressAutoHyphens w:val="true"/>
-            <w:spacing w:lineRule="auto" w:line="240" w:before="0" w:after="0"/>
-            <w:ind w:hanging="0" w:start="720" w:end="0"/>
+            <w:spacing w:before="0" w:after="0" w:line="240" w:lineRule="auto"/>
+            <w:ind w:left="720" w:right="0" w:firstLine="0"/>
             <w:jc w:val="center"/>
             <w:rPr>
               <w:sz w:val="14"/>
@@ -2904,21 +2739,20 @@
           <w:r>
             <w:rPr>
               <w:rFonts w:eastAsia="Calibri" w:cs="Calibri"/>
-              <w:kern w:val="0"/>
               <w:sz w:val="14"/>
               <w:szCs w:val="14"/>
             </w:rPr>
-            <w:t>Steuernummer: 22324320478 | USt-IdNr.: DE296903997</w:t>
+            <w:t xml:space="preserve">Steuernummer: 22324320478 | USt-IdNr.: DE296903997</w:t>
           </w:r>
         </w:p>
         <w:p>
           <w:pPr>
+            <w:pBdr/>
             <w:pStyle w:val="Normal"/>
-            <w:keepNext w:val="false"/>
+            <w:keepNext w:val="0"/>
             <w:keepLines/>
-            <w:suppressAutoHyphens w:val="true"/>
-            <w:spacing w:lineRule="auto" w:line="240" w:before="0" w:after="0"/>
-            <w:ind w:hanging="0" w:start="720" w:end="0"/>
+            <w:spacing w:before="0" w:after="0" w:line="240" w:lineRule="auto"/>
+            <w:ind w:left="720" w:right="0" w:firstLine="0"/>
             <w:jc w:val="center"/>
             <w:rPr>
               <w:sz w:val="14"/>
@@ -2928,11 +2762,10 @@
           <w:r>
             <w:rPr>
               <w:rFonts w:eastAsia="Calibri" w:cs="Calibri"/>
-              <w:kern w:val="0"/>
               <w:sz w:val="14"/>
               <w:szCs w:val="14"/>
             </w:rPr>
-            <w:t>VR Bank Bayreuth-Hof eG | IBAN: DE43 7806 0896 0007 0794 43 | BIC: GENODEF1HO1</w:t>
+            <w:t xml:space="preserve">VR Bank Bayreuth-Hof eG | IBAN: DE43 7806 0896 0007 0794 43 | BIC: GENODEF1HO1</w:t>
           </w:r>
         </w:p>
       </w:tc>
@@ -2940,22 +2773,23 @@
         <w:tcPr>
           <w:tcW w:w="1830" w:type="dxa"/>
           <w:tcBorders>
-            <w:top w:val="single" w:sz="8" w:space="0" w:color="FFFFFF"/>
-            <w:start w:val="single" w:sz="8" w:space="0" w:color="FFFFFF"/>
-            <w:bottom w:val="single" w:sz="8" w:space="0" w:color="FFFFFF"/>
-            <w:end w:val="single" w:sz="8" w:space="0" w:color="FFFFFF"/>
+            <w:top w:val="single" w:color="FFFFFF" w:sz="8" w:space="0"/>
+            <w:left w:val="single" w:color="FFFFFF" w:sz="8" w:space="0"/>
+            <w:bottom w:val="single" w:color="FFFFFF" w:sz="8" w:space="0"/>
+            <w:right w:val="single" w:color="FFFFFF" w:sz="8" w:space="0"/>
           </w:tcBorders>
-          <w:shd w:color="auto" w:fill="auto" w:val="clear"/>
+          <w:shd w:fill="auto" w:color="auto" w:val="clear"/>
+          <w:vAlign w:val="top"/>
         </w:tcPr>
         <w:p>
           <w:pPr>
+            <w:pBdr/>
             <w:pStyle w:val="normal1"/>
-            <w:keepNext w:val="false"/>
-            <w:keepLines w:val="false"/>
-            <w:suppressAutoHyphens w:val="true"/>
-            <w:spacing w:lineRule="auto" w:line="240" w:before="0" w:after="0"/>
-            <w:ind w:hanging="0" w:start="0" w:end="0"/>
-            <w:jc w:val="end"/>
+            <w:keepNext w:val="0"/>
+            <w:keepLines w:val="0"/>
+            <w:spacing w:before="0" w:after="0" w:line="240" w:lineRule="auto"/>
+            <w:ind w:left="0" w:right="0" w:firstLine="0"/>
+            <w:jc w:val="right"/>
             <w:rPr>
               <w:sz w:val="16"/>
               <w:szCs w:val="16"/>
@@ -2964,17 +2798,22 @@
           <w:r>
             <w:rPr>
               <w:rFonts w:eastAsia="Calibri" w:cs="Calibri"/>
-              <w:kern w:val="0"/>
               <w:sz w:val="16"/>
               <w:szCs w:val="16"/>
             </w:rPr>
             <w:br/>
+          </w:r>
+          <w:r>
+            <w:rPr>
+              <w:rFonts w:eastAsia="Calibri" w:cs="Calibri"/>
+              <w:sz w:val="16"/>
+              <w:szCs w:val="16"/>
+            </w:rPr>
             <w:t xml:space="preserve">Seite </w:t>
           </w:r>
           <w:r>
             <w:rPr>
               <w:rFonts w:eastAsia="Calibri" w:cs="Calibri"/>
-              <w:kern w:val="0"/>
               <w:sz w:val="22"/>
               <w:szCs w:val="22"/>
             </w:rPr>
@@ -2982,53 +2821,47 @@
           </w:r>
           <w:r>
             <w:rPr>
+              <w:rFonts w:eastAsia="Calibri" w:cs="Calibri"/>
               <w:sz w:val="22"/>
-              <w:kern w:val="0"/>
               <w:szCs w:val="22"/>
-              <w:rFonts w:eastAsia="Calibri" w:cs="Calibri"/>
             </w:rPr>
             <w:instrText xml:space="preserve"> PAGE </w:instrText>
           </w:r>
           <w:r>
             <w:rPr>
+              <w:rFonts w:eastAsia="Calibri" w:cs="Calibri"/>
               <w:sz w:val="22"/>
-              <w:kern w:val="0"/>
               <w:szCs w:val="22"/>
-              <w:rFonts w:eastAsia="Calibri" w:cs="Calibri"/>
             </w:rPr>
             <w:fldChar w:fldCharType="separate"/>
           </w:r>
           <w:r>
             <w:rPr>
+              <w:rFonts w:eastAsia="Calibri" w:cs="Calibri"/>
               <w:sz w:val="22"/>
-              <w:kern w:val="0"/>
               <w:szCs w:val="22"/>
-              <w:rFonts w:eastAsia="Calibri" w:cs="Calibri"/>
-            </w:rPr>
-            <w:t>2</w:t>
+            </w:rPr>
+            <w:t xml:space="preserve">1</w:t>
           </w:r>
           <w:r>
             <w:rPr>
+              <w:rFonts w:eastAsia="Calibri" w:cs="Calibri"/>
               <w:sz w:val="22"/>
-              <w:kern w:val="0"/>
               <w:szCs w:val="22"/>
-              <w:rFonts w:eastAsia="Calibri" w:cs="Calibri"/>
             </w:rPr>
             <w:fldChar w:fldCharType="end"/>
           </w:r>
           <w:r>
             <w:rPr>
               <w:rFonts w:eastAsia="Calibri" w:cs="Calibri"/>
-              <w:kern w:val="0"/>
               <w:sz w:val="16"/>
               <w:szCs w:val="16"/>
             </w:rPr>
-            <w:t>/</w:t>
+            <w:instrText xml:space="preserve">/</w:instrText>
           </w:r>
           <w:r>
             <w:rPr>
               <w:rFonts w:eastAsia="Calibri" w:cs="Calibri"/>
-              <w:kern w:val="0"/>
               <w:sz w:val="22"/>
               <w:szCs w:val="22"/>
             </w:rPr>
@@ -3036,37 +2869,33 @@
           </w:r>
           <w:r>
             <w:rPr>
+              <w:rFonts w:eastAsia="Calibri" w:cs="Calibri"/>
               <w:sz w:val="22"/>
-              <w:kern w:val="0"/>
               <w:szCs w:val="22"/>
-              <w:rFonts w:eastAsia="Calibri" w:cs="Calibri"/>
             </w:rPr>
             <w:instrText xml:space="preserve"> NUMPAGES </w:instrText>
           </w:r>
           <w:r>
             <w:rPr>
+              <w:rFonts w:eastAsia="Calibri" w:cs="Calibri"/>
               <w:sz w:val="22"/>
-              <w:kern w:val="0"/>
               <w:szCs w:val="22"/>
-              <w:rFonts w:eastAsia="Calibri" w:cs="Calibri"/>
             </w:rPr>
             <w:fldChar w:fldCharType="separate"/>
           </w:r>
           <w:r>
             <w:rPr>
+              <w:rFonts w:eastAsia="Calibri" w:cs="Calibri"/>
               <w:sz w:val="22"/>
-              <w:kern w:val="0"/>
               <w:szCs w:val="22"/>
-              <w:rFonts w:eastAsia="Calibri" w:cs="Calibri"/>
-            </w:rPr>
-            <w:t>2</w:t>
+            </w:rPr>
+            <w:t xml:space="preserve">2</w:t>
           </w:r>
           <w:r>
             <w:rPr>
+              <w:rFonts w:eastAsia="Calibri" w:cs="Calibri"/>
               <w:sz w:val="22"/>
-              <w:kern w:val="0"/>
               <w:szCs w:val="22"/>
-              <w:rFonts w:eastAsia="Calibri" w:cs="Calibri"/>
             </w:rPr>
             <w:fldChar w:fldCharType="end"/>
           </w:r>
@@ -3076,56 +2905,89 @@
   </w:tbl>
   <w:p>
     <w:pPr>
+      <w:pBdr/>
       <w:pStyle w:val="normal1"/>
-      <w:spacing w:lineRule="auto" w:line="14" w:before="240" w:after="240"/>
+      <w:spacing w:before="240" w:after="240" w:line="14" w:lineRule="auto"/>
+      <w:ind/>
       <w:jc w:val="center"/>
       <w:rPr/>
     </w:pPr>
-    <w:r>
-      <w:rPr/>
-    </w:r>
   </w:p>
 </w:ftr>
 </file>
 
+<file path=word/footnotes.xml><?xml version="1.0" encoding="utf-8"?>
+<w:footnotes xmlns:wpc="http://schemas.microsoft.com/office/word/2010/wordprocessingCanvas" xmlns:cx="http://schemas.microsoft.com/office/drawing/2014/chartex" xmlns:aink="http://schemas.microsoft.com/office/drawing/2016/ink" xmlns:am3d="http://schemas.microsoft.com/office/drawing/2017/,odel3d" xmlns:mc="http://schemas.openxmlformats.org/markup-compatibility/2006" xmlns:o="urn:schemas-microsoft-com:office:office" xmlns:r="http://schemas.openxmlformats.org/officeDocument/2006/relationships" xmlns:m="http://schemas.openxmlformats.org/officeDocument/2006/math" xmlns:v="urn:schemas-microsoft-com:vml" xmlns:wp14="http://schemas.microsoft.com/office/word/2010/wordprocessingDrawing" xmlns:wp="http://schemas.openxmlformats.org/drawingml/2006/wordprocessingDrawing" xmlns:w="http://schemas.openxmlformats.org/wordprocessingml/2006/main" xmlns:w14="http://schemas.microsoft.com/office/word/2010/wordml" xmlns:w15="http://schemas.microsoft.com/office/word/2012/wordml" xmlns:wpg="http://schemas.microsoft.com/office/word/2010/wordprocessingGroup" xmlns:wpi="http://schemas.microsoft.com/office/word/2010/wordprocessingInk" xmlns:wne="http://schemas.microsoft.com/office/word/2006/wordml" xmlns:wps="http://schemas.microsoft.com/office/word/2010/wordprocessingShape" mc:Ignorable="w14 w15">
+  <w:footnote w:type="separator" w:id="-1">
+    <w:p>
+      <w:pPr>
+        <w:pBdr/>
+        <w:pStyle w:val="Normal"/>
+        <w:spacing/>
+        <w:ind/>
+        <w:rPr/>
+      </w:pPr>
+      <w:r>
+        <w:rPr/>
+        <w:separator/>
+      </w:r>
+    </w:p>
+  </w:footnote>
+  <w:footnote w:type="continuationSeparator" w:id="0">
+    <w:p>
+      <w:pPr>
+        <w:pBdr/>
+        <w:pStyle w:val="Normal"/>
+        <w:spacing/>
+        <w:ind/>
+        <w:rPr/>
+      </w:pPr>
+      <w:r>
+        <w:rPr/>
+        <w:continuationSeparator/>
+      </w:r>
+    </w:p>
+  </w:footnote>
+  <w:footnote w:type="continuationNotice" w:id="1">
+    <w:p>
+      <w:pPr>
+        <w:pBdr/>
+        <w:pStyle w:val="Normal"/>
+        <w:spacing/>
+        <w:ind/>
+        <w:rPr/>
+      </w:pPr>
+    </w:p>
+  </w:footnote>
+</w:footnotes>
+</file>
+
 <file path=word/header1.xml><?xml version="1.0" encoding="utf-8"?>
-<w:hdr xmlns:o="urn:schemas-microsoft-com:office:office" xmlns:r="http://schemas.openxmlformats.org/officeDocument/2006/relationships" xmlns:v="urn:schemas-microsoft-com:vml" xmlns:w="http://schemas.openxmlformats.org/wordprocessingml/2006/main" xmlns:w10="urn:schemas-microsoft-com:office:word" xmlns:wp="http://schemas.openxmlformats.org/drawingml/2006/wordprocessingDrawing" xmlns:pic="http://schemas.openxmlformats.org/drawingml/2006/picture" xmlns:wps="http://schemas.microsoft.com/office/word/2010/wordprocessingShape" xmlns:wpg="http://schemas.microsoft.com/office/word/2010/wordprocessingGroup" xmlns:mc="http://schemas.openxmlformats.org/markup-compatibility/2006" xmlns:wp14="http://schemas.microsoft.com/office/word/2010/wordprocessingDrawing" xmlns:w14="http://schemas.microsoft.com/office/word/2010/wordml" xmlns:w15="http://schemas.microsoft.com/office/word/2012/wordml" mc:Ignorable="w14 wp14 w15">
+<w:hdr xmlns:v="urn:schemas-microsoft-com:vml" xmlns:w10="urn:schemas-microsoft-com:office:word" xmlns:o="urn:schemas-microsoft-com:office:office" xmlns:ve="http://schemas.openxmlformats.org/markup-compatibility/2006" xmlns:r="http://schemas.openxmlformats.org/officeDocument/2006/relationships" xmlns:m="http://schemas.openxmlformats.org/officeDocument/2006/math" xmlns:wne="http://schemas.microsoft.com/office/word/2006/wordml" xmlns:a="http://schemas.openxmlformats.org/drawingml/2006/main" xmlns:pic="http://schemas.openxmlformats.org/drawingml/2006/picture" xmlns:wp="http://schemas.openxmlformats.org/drawingml/2006/wordprocessingDrawing" xmlns:wpc="http://schemas.microsoft.com/office/word/2010/wordprocessingCanvas" xmlns:wp14="http://schemas.microsoft.com/office/word/2010/wordprocessingDrawing" xmlns:w14="http://schemas.microsoft.com/office/word/2010/wordml" xmlns:w15="http://schemas.microsoft.com/office/word/2012/wordml" xmlns:wpg="http://schemas.microsoft.com/office/word/2010/wordprocessingGroup" xmlns:wpi="http://schemas.microsoft.com/office/word/2010/wordprocessingInk" xmlns:wps="http://schemas.microsoft.com/office/word/2010/wordprocessingShape" xmlns:w="http://schemas.openxmlformats.org/wordprocessingml/2006/main" ve:Ignorable="w14 w15 wp14">
   <w:p>
     <w:pPr>
-      <w:pStyle w:val="Header"/>
+      <w:pBdr/>
+      <w:pStyle w:val="normal1"/>
+      <w:spacing/>
+      <w:ind/>
       <w:rPr/>
     </w:pPr>
-    <w:r>
-      <w:rPr/>
-    </w:r>
-  </w:p>
-</w:hdr>
-</file>
-
-<file path=word/header2.xml><?xml version="1.0" encoding="utf-8"?>
-<w:hdr xmlns:o="urn:schemas-microsoft-com:office:office" xmlns:r="http://schemas.openxmlformats.org/officeDocument/2006/relationships" xmlns:v="urn:schemas-microsoft-com:vml" xmlns:w="http://schemas.openxmlformats.org/wordprocessingml/2006/main" xmlns:w10="urn:schemas-microsoft-com:office:word" xmlns:wp="http://schemas.openxmlformats.org/drawingml/2006/wordprocessingDrawing" xmlns:pic="http://schemas.openxmlformats.org/drawingml/2006/picture" xmlns:wps="http://schemas.microsoft.com/office/word/2010/wordprocessingShape" xmlns:wpg="http://schemas.microsoft.com/office/word/2010/wordprocessingGroup" xmlns:mc="http://schemas.openxmlformats.org/markup-compatibility/2006" xmlns:wp14="http://schemas.microsoft.com/office/word/2010/wordprocessingDrawing" xmlns:w14="http://schemas.microsoft.com/office/word/2010/wordml" xmlns:w15="http://schemas.microsoft.com/office/word/2012/wordml" mc:Ignorable="w14 wp14 w15">
-  <w:p>
-    <w:pPr>
-      <w:pStyle w:val="normal1"/>
-      <w:rPr/>
-    </w:pPr>
-    <w:r>
-      <w:rPr/>
-    </w:r>
   </w:p>
   <w:p>
     <w:pPr>
+      <w:pBdr/>
       <w:pStyle w:val="normal1"/>
+      <w:spacing/>
+      <w:ind/>
       <w:rPr/>
     </w:pPr>
-    <w:r>
-      <w:rPr/>
-    </w:r>
   </w:p>
   <w:p>
     <w:pPr>
+      <w:pBdr/>
       <w:pStyle w:val="normal1"/>
-      <w:ind w:hanging="0" w:start="7200" w:end="0"/>
+      <w:spacing/>
+      <w:ind w:left="7200" w:right="0" w:firstLine="0"/>
       <w:rPr/>
     </w:pPr>
     <w:r>
@@ -3133,22 +2995,19 @@
       <w:drawing>
         <wp:inline distT="0" distB="0" distL="0" distR="0">
           <wp:extent cx="1585595" cy="920750"/>
-          <wp:effectExtent l="0" t="0" r="0" b="0"/>
+          <wp:effectExtent xmlns:wp="http://schemas.openxmlformats.org/drawingml/2006/wordprocessingDrawing" l="0" t="0" r="0" b="0"/>
           <wp:docPr id="1" name="Image2"/>
-          <wp:cNvGraphicFramePr>
-            <a:graphicFrameLocks xmlns:a="http://schemas.openxmlformats.org/drawingml/2006/main" noChangeAspect="1"/>
-          </wp:cNvGraphicFramePr>
-          <a:graphic xmlns:a="http://schemas.openxmlformats.org/drawingml/2006/main">
+          <a:graphic>
             <a:graphicData uri="http://schemas.openxmlformats.org/drawingml/2006/picture">
-              <pic:pic xmlns:pic="http://schemas.openxmlformats.org/drawingml/2006/picture">
+              <pic:pic>
                 <pic:nvPicPr>
-                  <pic:cNvPr id="1" name="Image2"/>
+                  <pic:cNvPr id="0" name="" descr=""/>
                   <pic:cNvPicPr>
                     <a:picLocks noChangeAspect="1" noChangeArrowheads="1"/>
                   </pic:cNvPicPr>
                 </pic:nvPicPr>
                 <pic:blipFill>
-                  <a:blip r:embed="rId1"/>
+                  <a:blip r:embed="rId7"/>
                   <a:stretch>
                     <a:fillRect/>
                   </a:stretch>
@@ -3161,7 +3020,6 @@
                   <a:prstGeom prst="rect">
                     <a:avLst/>
                   </a:prstGeom>
-                  <a:noFill/>
                 </pic:spPr>
               </pic:pic>
             </a:graphicData>
@@ -3174,29 +3032,45 @@
 </file>
 
 <file path=word/header3.xml><?xml version="1.0" encoding="utf-8"?>
-<w:hdr xmlns:o="urn:schemas-microsoft-com:office:office" xmlns:r="http://schemas.openxmlformats.org/officeDocument/2006/relationships" xmlns:v="urn:schemas-microsoft-com:vml" xmlns:w="http://schemas.openxmlformats.org/wordprocessingml/2006/main" xmlns:w10="urn:schemas-microsoft-com:office:word" xmlns:wp="http://schemas.openxmlformats.org/drawingml/2006/wordprocessingDrawing" xmlns:pic="http://schemas.openxmlformats.org/drawingml/2006/picture" xmlns:wps="http://schemas.microsoft.com/office/word/2010/wordprocessingShape" xmlns:wpg="http://schemas.microsoft.com/office/word/2010/wordprocessingGroup" xmlns:mc="http://schemas.openxmlformats.org/markup-compatibility/2006" xmlns:wp14="http://schemas.microsoft.com/office/word/2010/wordprocessingDrawing" xmlns:w14="http://schemas.microsoft.com/office/word/2010/wordml" xmlns:w15="http://schemas.microsoft.com/office/word/2012/wordml" mc:Ignorable="w14 wp14 w15">
+<w:hdr xmlns:v="urn:schemas-microsoft-com:vml" xmlns:w10="urn:schemas-microsoft-com:office:word" xmlns:o="urn:schemas-microsoft-com:office:office" xmlns:ve="http://schemas.openxmlformats.org/markup-compatibility/2006" xmlns:r="http://schemas.openxmlformats.org/officeDocument/2006/relationships" xmlns:m="http://schemas.openxmlformats.org/officeDocument/2006/math" xmlns:wne="http://schemas.microsoft.com/office/word/2006/wordml" xmlns:a="http://schemas.openxmlformats.org/drawingml/2006/main" xmlns:pic="http://schemas.openxmlformats.org/drawingml/2006/picture" xmlns:wp="http://schemas.openxmlformats.org/drawingml/2006/wordprocessingDrawing" xmlns:wpc="http://schemas.microsoft.com/office/word/2010/wordprocessingCanvas" xmlns:wp14="http://schemas.microsoft.com/office/word/2010/wordprocessingDrawing" xmlns:w14="http://schemas.microsoft.com/office/word/2010/wordml" xmlns:w15="http://schemas.microsoft.com/office/word/2012/wordml" xmlns:wpg="http://schemas.microsoft.com/office/word/2010/wordprocessingGroup" xmlns:wpi="http://schemas.microsoft.com/office/word/2010/wordprocessingInk" xmlns:wps="http://schemas.microsoft.com/office/word/2010/wordprocessingShape" xmlns:w="http://schemas.openxmlformats.org/wordprocessingml/2006/main" ve:Ignorable="w14 w15 wp14">
   <w:p>
     <w:pPr>
-      <w:pStyle w:val="normal1"/>
+      <w:pBdr/>
+      <w:pStyle w:val="Header"/>
+      <w:spacing/>
+      <w:ind/>
       <w:rPr/>
     </w:pPr>
-    <w:r>
+  </w:p>
+</w:hdr>
+</file>
+
+<file path=word/header5.xml><?xml version="1.0" encoding="utf-8"?>
+<w:hdr xmlns:v="urn:schemas-microsoft-com:vml" xmlns:w10="urn:schemas-microsoft-com:office:word" xmlns:o="urn:schemas-microsoft-com:office:office" xmlns:ve="http://schemas.openxmlformats.org/markup-compatibility/2006" xmlns:r="http://schemas.openxmlformats.org/officeDocument/2006/relationships" xmlns:m="http://schemas.openxmlformats.org/officeDocument/2006/math" xmlns:wne="http://schemas.microsoft.com/office/word/2006/wordml" xmlns:a="http://schemas.openxmlformats.org/drawingml/2006/main" xmlns:pic="http://schemas.openxmlformats.org/drawingml/2006/picture" xmlns:wp="http://schemas.openxmlformats.org/drawingml/2006/wordprocessingDrawing" xmlns:wpc="http://schemas.microsoft.com/office/word/2010/wordprocessingCanvas" xmlns:wp14="http://schemas.microsoft.com/office/word/2010/wordprocessingDrawing" xmlns:w14="http://schemas.microsoft.com/office/word/2010/wordml" xmlns:w15="http://schemas.microsoft.com/office/word/2012/wordml" xmlns:wpg="http://schemas.microsoft.com/office/word/2010/wordprocessingGroup" xmlns:wpi="http://schemas.microsoft.com/office/word/2010/wordprocessingInk" xmlns:wps="http://schemas.microsoft.com/office/word/2010/wordprocessingShape" xmlns:w="http://schemas.openxmlformats.org/wordprocessingml/2006/main" ve:Ignorable="w14 w15 wp14">
+  <w:p>
+    <w:pPr>
+      <w:pBdr/>
+      <w:pStyle w:val="normal1"/>
+      <w:spacing/>
+      <w:ind/>
       <w:rPr/>
-    </w:r>
+    </w:pPr>
   </w:p>
   <w:p>
     <w:pPr>
+      <w:pBdr/>
       <w:pStyle w:val="normal1"/>
+      <w:spacing/>
+      <w:ind/>
       <w:rPr/>
     </w:pPr>
-    <w:r>
-      <w:rPr/>
-    </w:r>
   </w:p>
   <w:p>
     <w:pPr>
+      <w:pBdr/>
       <w:pStyle w:val="normal1"/>
-      <w:ind w:hanging="0" w:start="7200" w:end="0"/>
+      <w:spacing/>
+      <w:ind w:left="7200" w:right="0" w:firstLine="0"/>
       <w:rPr/>
     </w:pPr>
     <w:r>
@@ -3204,22 +3078,19 @@
       <w:drawing>
         <wp:inline distT="0" distB="0" distL="0" distR="0">
           <wp:extent cx="1585595" cy="920750"/>
-          <wp:effectExtent l="0" t="0" r="0" b="0"/>
+          <wp:effectExtent xmlns:wp="http://schemas.openxmlformats.org/drawingml/2006/wordprocessingDrawing" l="0" t="0" r="0" b="0"/>
           <wp:docPr id="2" name="Image2"/>
-          <wp:cNvGraphicFramePr>
-            <a:graphicFrameLocks xmlns:a="http://schemas.openxmlformats.org/drawingml/2006/main" noChangeAspect="1"/>
-          </wp:cNvGraphicFramePr>
-          <a:graphic xmlns:a="http://schemas.openxmlformats.org/drawingml/2006/main">
+          <a:graphic>
             <a:graphicData uri="http://schemas.openxmlformats.org/drawingml/2006/picture">
-              <pic:pic xmlns:pic="http://schemas.openxmlformats.org/drawingml/2006/picture">
+              <pic:pic>
                 <pic:nvPicPr>
-                  <pic:cNvPr id="2" name="Image2"/>
+                  <pic:cNvPr id="0" name="" descr=""/>
                   <pic:cNvPicPr>
                     <a:picLocks noChangeAspect="1" noChangeArrowheads="1"/>
                   </pic:cNvPicPr>
                 </pic:nvPicPr>
                 <pic:blipFill>
-                  <a:blip r:embed="rId1"/>
+                  <a:blip r:embed="rId8"/>
                   <a:stretch>
                     <a:fillRect/>
                   </a:stretch>
@@ -3232,7 +3103,6 @@
                   <a:prstGeom prst="rect">
                     <a:avLst/>
                   </a:prstGeom>
-                  <a:noFill/>
                 </pic:spPr>
               </pic:pic>
             </a:graphicData>
@@ -3245,54 +3115,58 @@
 </file>
 
 <file path=word/styles.xml><?xml version="1.0" encoding="utf-8"?>
-<w:styles xmlns:w="http://schemas.openxmlformats.org/wordprocessingml/2006/main" xmlns:w14="http://schemas.microsoft.com/office/word/2010/wordml" xmlns:mc="http://schemas.openxmlformats.org/markup-compatibility/2006" mc:Ignorable="w14">
+<w:styles xmlns:mc="http://schemas.openxmlformats.org/markup-compatibility/2006" xmlns:r="http://schemas.openxmlformats.org/officeDocument/2006/relationships" xmlns:w="http://schemas.openxmlformats.org/wordprocessingml/2006/main" xmlns:w14="http://schemas.microsoft.com/office/word/2010/wordml" xmlns:w15="http://schemas.microsoft.com/office/word/2012/wordml" mc:Ignorable="w14 w15">
   <w:docDefaults>
     <w:rPrDefault>
       <w:rPr>
-        <w:rFonts w:ascii="Calibri" w:hAnsi="Calibri" w:eastAsia="Calibri" w:cs="Calibri"/>
+        <w:rFonts w:ascii="Calibri" w:eastAsia="Calibri" w:hAnsi="Calibri" w:cs="Calibri"/>
         <w:sz w:val="22"/>
         <w:szCs w:val="22"/>
-        <w:lang w:val="en-US" w:eastAsia="zh-CN" w:bidi="hi-IN"/>
       </w:rPr>
     </w:rPrDefault>
     <w:pPrDefault>
       <w:pPr>
-        <w:suppressAutoHyphens w:val="true"/>
+        <w:pBdr/>
+        <w:keepNext w:val="0"/>
+        <w:keepLines w:val="0"/>
+        <w:outlineLvl w:val="9"/>
+        <w:spacing w:before="0" w:after="0" w:line="240" w:lineRule="auto"/>
+        <w:widowControl w:val="1"/>
+        <w:ind w:left="0" w:right="0" w:firstLine="0"/>
+        <w:jc w:val="left"/>
       </w:pPr>
     </w:pPrDefault>
   </w:docDefaults>
   <w:style w:type="paragraph" w:styleId="Normal">
     <w:name w:val="Normal"/>
-    <w:qFormat/>
+    <w:next w:val="Normal"/>
     <w:pPr>
-      <w:keepNext w:val="false"/>
-      <w:keepLines w:val="false"/>
-      <w:widowControl w:val="false"/>
-      <w:suppressAutoHyphens w:val="true"/>
-      <w:bidi w:val="0"/>
-      <w:spacing w:lineRule="auto" w:line="240" w:before="0" w:after="0"/>
-      <w:ind w:hanging="0" w:start="0" w:end="0"/>
-      <w:jc w:val="start"/>
+      <w:pBdr/>
+      <w:keepNext w:val="0"/>
+      <w:keepLines w:val="0"/>
+      <w:spacing w:before="0" w:after="0" w:line="240" w:lineRule="auto"/>
+      <w:widowControl w:val="0"/>
+      <w:ind w:left="0" w:right="0" w:firstLine="0"/>
+      <w:jc w:val="left"/>
     </w:pPr>
     <w:rPr>
-      <w:rFonts w:ascii="Calibri" w:hAnsi="Calibri" w:eastAsia="Calibri" w:cs="Calibri"/>
+      <w:rFonts w:ascii="Calibri" w:eastAsia="Calibri" w:hAnsi="Calibri" w:cs="Calibri"/>
       <w:color w:val="auto"/>
-      <w:kern w:val="0"/>
       <w:sz w:val="22"/>
       <w:szCs w:val="22"/>
-      <w:lang w:val="en-US" w:eastAsia="zh-CN" w:bidi="hi-IN"/>
     </w:rPr>
   </w:style>
-  <w:style w:type="paragraph" w:styleId="Heading1">
-    <w:name w:val="heading 1"/>
+  <w:style w:type="paragraph" w:styleId="Heading 1">
+    <w:name w:val="Heading 1"/>
     <w:basedOn w:val="normal1"/>
     <w:next w:val="normal1"/>
-    <w:qFormat/>
     <w:pPr>
-      <w:keepNext w:val="true"/>
+      <w:pBdr/>
+      <w:keepNext/>
       <w:keepLines/>
+      <w:outlineLvl w:val="0"/>
       <w:spacing w:before="480" w:after="120"/>
-      <w:outlineLvl w:val="0"/>
+      <w:ind/>
     </w:pPr>
     <w:rPr>
       <w:b/>
@@ -3300,16 +3174,36 @@
       <w:szCs w:val="48"/>
     </w:rPr>
   </w:style>
-  <w:style w:type="paragraph" w:styleId="Heading2">
-    <w:name w:val="heading 2"/>
+  <w:style w:type="paragraph" w:styleId="normal1">
+    <w:name w:val="normal1"/>
+    <w:next w:val="normal1"/>
+    <w:pPr>
+      <w:pBdr/>
+      <w:keepNext w:val="0"/>
+      <w:keepLines w:val="0"/>
+      <w:spacing w:before="0" w:after="0" w:line="240" w:lineRule="auto"/>
+      <w:widowControl w:val="0"/>
+      <w:ind w:left="0" w:right="0" w:firstLine="0"/>
+      <w:jc w:val="left"/>
+    </w:pPr>
+    <w:rPr>
+      <w:rFonts w:ascii="Calibri" w:eastAsia="Calibri" w:hAnsi="Calibri" w:cs="Calibri"/>
+      <w:color w:val="auto"/>
+      <w:sz w:val="22"/>
+      <w:szCs w:val="22"/>
+    </w:rPr>
+  </w:style>
+  <w:style w:type="paragraph" w:styleId="Heading 2">
+    <w:name w:val="Heading 2"/>
     <w:basedOn w:val="normal1"/>
     <w:next w:val="normal1"/>
-    <w:qFormat/>
     <w:pPr>
-      <w:keepNext w:val="true"/>
+      <w:pBdr/>
+      <w:keepNext/>
       <w:keepLines/>
+      <w:outlineLvl w:val="1"/>
       <w:spacing w:before="360" w:after="80"/>
-      <w:outlineLvl w:val="1"/>
+      <w:ind/>
     </w:pPr>
     <w:rPr>
       <w:b/>
@@ -3317,16 +3211,17 @@
       <w:szCs w:val="36"/>
     </w:rPr>
   </w:style>
-  <w:style w:type="paragraph" w:styleId="Heading3">
-    <w:name w:val="heading 3"/>
+  <w:style w:type="paragraph" w:styleId="Heading 3">
+    <w:name w:val="Heading 3"/>
     <w:basedOn w:val="normal1"/>
     <w:next w:val="normal1"/>
-    <w:qFormat/>
     <w:pPr>
-      <w:keepNext w:val="true"/>
+      <w:pBdr/>
+      <w:keepNext/>
       <w:keepLines/>
+      <w:outlineLvl w:val="2"/>
       <w:spacing w:before="280" w:after="80"/>
-      <w:outlineLvl w:val="2"/>
+      <w:ind/>
     </w:pPr>
     <w:rPr>
       <w:b/>
@@ -3334,16 +3229,17 @@
       <w:szCs w:val="28"/>
     </w:rPr>
   </w:style>
-  <w:style w:type="paragraph" w:styleId="Heading4">
-    <w:name w:val="heading 4"/>
+  <w:style w:type="paragraph" w:styleId="Heading 4">
+    <w:name w:val="Heading 4"/>
     <w:basedOn w:val="normal1"/>
     <w:next w:val="normal1"/>
-    <w:qFormat/>
     <w:pPr>
-      <w:keepNext w:val="true"/>
+      <w:pBdr/>
+      <w:keepNext/>
       <w:keepLines/>
+      <w:outlineLvl w:val="3"/>
       <w:spacing w:before="240" w:after="40"/>
-      <w:outlineLvl w:val="3"/>
+      <w:ind/>
     </w:pPr>
     <w:rPr>
       <w:b/>
@@ -3351,31 +3247,33 @@
       <w:szCs w:val="24"/>
     </w:rPr>
   </w:style>
-  <w:style w:type="paragraph" w:styleId="Heading5">
-    <w:name w:val="heading 5"/>
+  <w:style w:type="paragraph" w:styleId="Heading 5">
+    <w:name w:val="Heading 5"/>
     <w:basedOn w:val="normal1"/>
     <w:next w:val="normal1"/>
-    <w:qFormat/>
     <w:pPr>
-      <w:keepNext w:val="true"/>
+      <w:pBdr/>
+      <w:keepNext/>
       <w:keepLines/>
+      <w:outlineLvl w:val="4"/>
       <w:spacing w:before="220" w:after="40"/>
-      <w:outlineLvl w:val="4"/>
+      <w:ind/>
     </w:pPr>
     <w:rPr>
       <w:b/>
     </w:rPr>
   </w:style>
-  <w:style w:type="paragraph" w:styleId="Heading6">
-    <w:name w:val="heading 6"/>
+  <w:style w:type="paragraph" w:styleId="Heading 6">
+    <w:name w:val="Heading 6"/>
     <w:basedOn w:val="normal1"/>
     <w:next w:val="normal1"/>
-    <w:qFormat/>
     <w:pPr>
-      <w:keepNext w:val="true"/>
+      <w:pBdr/>
+      <w:keepNext/>
       <w:keepLines/>
+      <w:outlineLvl w:val="5"/>
       <w:spacing w:before="200" w:after="40"/>
-      <w:outlineLvl w:val="5"/>
+      <w:ind/>
     </w:pPr>
     <w:rPr>
       <w:b/>
@@ -3383,17 +3281,17 @@
       <w:szCs w:val="20"/>
     </w:rPr>
   </w:style>
-  <w:style w:type="paragraph" w:styleId="Heading7">
-    <w:name w:val="heading 7"/>
+  <w:style w:type="paragraph" w:styleId="Heading 7">
+    <w:name w:val="Heading 7"/>
     <w:basedOn w:val="Normal"/>
     <w:next w:val="Normal"/>
-    <w:link w:val="Heading7Char"/>
-    <w:qFormat/>
+    <w:link w:val="Heading 7 Char"/>
     <w:pPr>
-      <w:spacing w:lineRule="auto" w:line="259" w:before="40" w:after="0"/>
-      <w:ind w:hanging="0" w:start="0" w:end="0"/>
-      <w:jc w:val="start"/>
+      <w:pBdr/>
       <w:outlineLvl w:val="6"/>
+      <w:spacing w:before="40" w:after="0" w:line="259" w:lineRule="auto"/>
+      <w:ind w:left="0" w:right="0" w:firstLine="0"/>
+      <w:jc w:val="left"/>
     </w:pPr>
     <w:rPr>
       <w:rFonts w:ascii="Calibri Light" w:hAnsi="Calibri Light"/>
@@ -3401,17 +3299,30 @@
       <w:color w:val="1F3763"/>
     </w:rPr>
   </w:style>
-  <w:style w:type="paragraph" w:styleId="Heading8">
-    <w:name w:val="heading 8"/>
+  <w:style w:type="character" w:styleId="Heading 7 Char">
+    <w:name w:val="Heading 7 Char"/>
+    <w:basedOn w:val="Default Paragraph Font"/>
+    <w:rPr>
+      <w:rFonts w:ascii="Calibri Light" w:hAnsi="Calibri Light"/>
+      <w:i/>
+      <w:color w:val="1F3763"/>
+    </w:rPr>
+  </w:style>
+  <w:style w:type="character" w:styleId="Default Paragraph Font">
+    <w:name w:val="Default Paragraph Font"/>
+    <w:rPr/>
+  </w:style>
+  <w:style w:type="paragraph" w:styleId="Heading 8">
+    <w:name w:val="Heading 8"/>
     <w:basedOn w:val="Normal"/>
     <w:next w:val="Normal"/>
-    <w:link w:val="Heading8Char"/>
-    <w:qFormat/>
+    <w:link w:val="Heading 8 Char"/>
     <w:pPr>
-      <w:spacing w:lineRule="auto" w:line="259" w:before="40" w:after="0"/>
-      <w:ind w:hanging="0" w:start="0" w:end="0"/>
-      <w:jc w:val="start"/>
+      <w:pBdr/>
       <w:outlineLvl w:val="7"/>
+      <w:spacing w:before="40" w:after="0" w:line="259" w:lineRule="auto"/>
+      <w:ind w:left="0" w:right="0" w:firstLine="0"/>
+      <w:jc w:val="left"/>
     </w:pPr>
     <w:rPr>
       <w:rFonts w:ascii="Calibri Light" w:hAnsi="Calibri Light"/>
@@ -3419,17 +3330,26 @@
       <w:sz w:val="21"/>
     </w:rPr>
   </w:style>
-  <w:style w:type="paragraph" w:styleId="Heading9">
-    <w:name w:val="heading 9"/>
+  <w:style w:type="character" w:styleId="Heading 8 Char">
+    <w:name w:val="Heading 8 Char"/>
+    <w:basedOn w:val="Default Paragraph Font"/>
+    <w:rPr>
+      <w:rFonts w:ascii="Calibri Light" w:hAnsi="Calibri Light"/>
+      <w:color w:val="333333"/>
+      <w:sz w:val="21"/>
+    </w:rPr>
+  </w:style>
+  <w:style w:type="paragraph" w:styleId="Heading 9">
+    <w:name w:val="Heading 9"/>
     <w:basedOn w:val="Normal"/>
     <w:next w:val="Normal"/>
-    <w:link w:val="Heading9Char"/>
-    <w:qFormat/>
+    <w:link w:val="Heading 9 Char"/>
     <w:pPr>
-      <w:spacing w:lineRule="auto" w:line="259" w:before="40" w:after="0"/>
-      <w:ind w:hanging="0" w:start="0" w:end="0"/>
-      <w:jc w:val="start"/>
+      <w:pBdr/>
       <w:outlineLvl w:val="8"/>
+      <w:spacing w:before="40" w:after="0" w:line="259" w:lineRule="auto"/>
+      <w:ind w:left="0" w:right="0" w:firstLine="0"/>
+      <w:jc w:val="left"/>
     </w:pPr>
     <w:rPr>
       <w:rFonts w:ascii="Calibri Light" w:hAnsi="Calibri Light"/>
@@ -3438,57 +3358,9 @@
       <w:sz w:val="21"/>
     </w:rPr>
   </w:style>
-  <w:style w:type="character" w:styleId="DefaultParagraphFont">
-    <w:name w:val="Default Paragraph Font"/>
-    <w:qFormat/>
-    <w:rPr/>
-  </w:style>
-  <w:style w:type="character" w:styleId="Hyperlink">
-    <w:name w:val="Hyperlink"/>
-    <w:basedOn w:val="DefaultParagraphFont"/>
-    <w:rPr>
-      <w:color w:val="000080"/>
-      <w:u w:val="single"/>
-    </w:rPr>
-  </w:style>
-  <w:style w:type="character" w:styleId="NumberingSymbols">
-    <w:name w:val="Numbering Symbols"/>
-    <w:basedOn w:val="DefaultParagraphFont"/>
-    <w:qFormat/>
-    <w:rPr/>
-  </w:style>
-  <w:style w:type="character" w:styleId="Bullets">
-    <w:name w:val="Bullets"/>
-    <w:basedOn w:val="DefaultParagraphFont"/>
-    <w:qFormat/>
-    <w:rPr>
-      <w:rFonts w:ascii="Arial Unicode MS" w:hAnsi="Arial Unicode MS" w:eastAsia="Arial Unicode MS" w:cs="Arial Unicode MS"/>
-    </w:rPr>
-  </w:style>
-  <w:style w:type="character" w:styleId="Heading7Char">
-    <w:name w:val="Heading 7 Char"/>
-    <w:basedOn w:val="DefaultParagraphFont"/>
-    <w:qFormat/>
-    <w:rPr>
-      <w:rFonts w:ascii="Calibri Light" w:hAnsi="Calibri Light"/>
-      <w:i/>
-      <w:color w:val="1F3763"/>
-    </w:rPr>
-  </w:style>
-  <w:style w:type="character" w:styleId="Heading8Char">
-    <w:name w:val="Heading 8 Char"/>
-    <w:basedOn w:val="DefaultParagraphFont"/>
-    <w:qFormat/>
-    <w:rPr>
-      <w:rFonts w:ascii="Calibri Light" w:hAnsi="Calibri Light"/>
-      <w:color w:val="333333"/>
-      <w:sz w:val="21"/>
-    </w:rPr>
-  </w:style>
-  <w:style w:type="character" w:styleId="Heading9Char">
+  <w:style w:type="character" w:styleId="Heading 9 Char">
     <w:name w:val="Heading 9 Char"/>
-    <w:basedOn w:val="DefaultParagraphFont"/>
-    <w:qFormat/>
+    <w:basedOn w:val="Default Paragraph Font"/>
     <w:rPr>
       <w:rFonts w:ascii="Calibri Light" w:hAnsi="Calibri Light"/>
       <w:i/>
@@ -3496,43 +3368,73 @@
       <w:sz w:val="21"/>
     </w:rPr>
   </w:style>
+  <w:style w:type="character" w:styleId="Hyperlink">
+    <w:name w:val="Hyperlink"/>
+    <w:basedOn w:val="Default Paragraph Font"/>
+    <w:rPr>
+      <w:color w:val="000080"/>
+      <w:u w:val="single"/>
+    </w:rPr>
+  </w:style>
+  <w:style w:type="character" w:styleId="Numbering Symbols">
+    <w:name w:val="Numbering Symbols"/>
+    <w:basedOn w:val="Default Paragraph Font"/>
+    <w:rPr/>
+  </w:style>
+  <w:style w:type="character" w:styleId="Bullets">
+    <w:name w:val="Bullets"/>
+    <w:basedOn w:val="Default Paragraph Font"/>
+    <w:rPr>
+      <w:rFonts w:ascii="Arial Unicode MS" w:eastAsia="Arial Unicode MS" w:hAnsi="Arial Unicode MS" w:cs="Arial Unicode MS"/>
+    </w:rPr>
+  </w:style>
   <w:style w:type="paragraph" w:styleId="Heading">
     <w:name w:val="Heading"/>
     <w:basedOn w:val="Normal"/>
-    <w:next w:val="BodyText"/>
-    <w:qFormat/>
     <w:pPr>
-      <w:keepNext w:val="true"/>
+      <w:pBdr/>
+      <w:keepNext/>
       <w:spacing w:before="240" w:after="120"/>
+      <w:ind/>
     </w:pPr>
     <w:rPr>
-      <w:rFonts w:ascii="Liberation Sans" w:hAnsi="Liberation Sans" w:eastAsia="Microsoft YaHei" w:cs="Arial"/>
+      <w:rFonts w:ascii="Liberation Sans" w:eastAsia="Microsoft YaHei" w:hAnsi="Liberation Sans" w:cs="Arial"/>
       <w:sz w:val="28"/>
       <w:szCs w:val="28"/>
     </w:rPr>
   </w:style>
-  <w:style w:type="paragraph" w:styleId="BodyText">
+  <w:style w:type="paragraph" w:styleId="Body Text">
     <w:name w:val="Body Text"/>
     <w:basedOn w:val="Normal"/>
+    <w:next w:val="Body Text"/>
     <w:pPr>
-      <w:spacing w:lineRule="auto" w:line="276" w:before="0" w:after="140"/>
+      <w:pBdr/>
+      <w:spacing w:before="0" w:after="140" w:line="276" w:lineRule="auto"/>
+      <w:ind/>
     </w:pPr>
     <w:rPr/>
   </w:style>
   <w:style w:type="paragraph" w:styleId="List">
     <w:name w:val="List"/>
-    <w:basedOn w:val="BodyText"/>
-    <w:pPr/>
+    <w:basedOn w:val="Body Text"/>
+    <w:next w:val="List"/>
+    <w:pPr>
+      <w:pBdr/>
+      <w:spacing/>
+      <w:ind/>
+    </w:pPr>
     <w:rPr>
       <w:rFonts w:cs="Arial"/>
     </w:rPr>
   </w:style>
   <w:style w:type="paragraph" w:styleId="Caption">
-    <w:name w:val="caption"/>
+    <w:name w:val="Caption"/>
     <w:basedOn w:val="Normal"/>
-    <w:qFormat/>
+    <w:next w:val="Caption"/>
     <w:pPr>
+      <w:pBdr/>
       <w:spacing w:before="120" w:after="120"/>
+      <w:ind/>
     </w:pPr>
     <w:rPr>
       <w:rFonts w:cs="Arial"/>
@@ -3545,43 +3447,26 @@
   <w:style w:type="paragraph" w:styleId="Index">
     <w:name w:val="Index"/>
     <w:basedOn w:val="Normal"/>
-    <w:qFormat/>
-    <w:pPr/>
+    <w:next w:val="Index"/>
+    <w:pPr>
+      <w:pBdr/>
+      <w:spacing/>
+      <w:ind/>
+    </w:pPr>
     <w:rPr>
       <w:rFonts w:cs="Arial"/>
-    </w:rPr>
-  </w:style>
-  <w:style w:type="paragraph" w:styleId="normal1">
-    <w:name w:val="normal1"/>
-    <w:qFormat/>
-    <w:pPr>
-      <w:keepNext w:val="false"/>
-      <w:keepLines w:val="false"/>
-      <w:widowControl w:val="false"/>
-      <w:suppressAutoHyphens w:val="true"/>
-      <w:bidi w:val="0"/>
-      <w:spacing w:lineRule="auto" w:line="240" w:before="0" w:after="0"/>
-      <w:ind w:hanging="0" w:start="0" w:end="0"/>
-      <w:jc w:val="start"/>
-    </w:pPr>
-    <w:rPr>
-      <w:rFonts w:ascii="Calibri" w:hAnsi="Calibri" w:eastAsia="Calibri" w:cs="Calibri"/>
-      <w:color w:val="auto"/>
-      <w:kern w:val="0"/>
-      <w:sz w:val="22"/>
-      <w:szCs w:val="22"/>
-      <w:lang w:val="en-US" w:eastAsia="zh-CN" w:bidi="hi-IN"/>
     </w:rPr>
   </w:style>
   <w:style w:type="paragraph" w:styleId="Title">
     <w:name w:val="Title"/>
     <w:basedOn w:val="normal1"/>
     <w:next w:val="normal1"/>
-    <w:qFormat/>
     <w:pPr>
-      <w:keepNext w:val="true"/>
+      <w:pBdr/>
+      <w:keepNext/>
       <w:keepLines/>
       <w:spacing w:before="480" w:after="120"/>
+      <w:ind/>
     </w:pPr>
     <w:rPr>
       <w:b/>
@@ -3593,53 +3478,74 @@
     <w:name w:val="Subtitle"/>
     <w:basedOn w:val="normal1"/>
     <w:next w:val="normal1"/>
-    <w:qFormat/>
     <w:pPr>
-      <w:keepNext w:val="true"/>
+      <w:pBdr/>
+      <w:keepNext/>
       <w:keepLines/>
       <w:spacing w:before="360" w:after="80"/>
+      <w:ind/>
     </w:pPr>
     <w:rPr>
-      <w:rFonts w:ascii="Georgia" w:hAnsi="Georgia" w:eastAsia="Georgia" w:cs="Georgia"/>
+      <w:rFonts w:ascii="Georgia" w:eastAsia="Georgia" w:hAnsi="Georgia" w:cs="Georgia"/>
       <w:i/>
       <w:color w:val="666666"/>
       <w:sz w:val="48"/>
       <w:szCs w:val="48"/>
     </w:rPr>
   </w:style>
-  <w:style w:type="paragraph" w:styleId="HeaderandFooter">
+  <w:style w:type="paragraph" w:styleId="Header and Footer">
     <w:name w:val="Header and Footer"/>
     <w:basedOn w:val="Normal"/>
-    <w:qFormat/>
-    <w:pPr/>
+    <w:next w:val="Header and Footer"/>
+    <w:pPr>
+      <w:pBdr/>
+      <w:spacing/>
+      <w:ind/>
+    </w:pPr>
     <w:rPr/>
   </w:style>
   <w:style w:type="paragraph" w:styleId="Header">
-    <w:name w:val="header"/>
-    <w:basedOn w:val="HeaderandFooter"/>
-    <w:pPr/>
+    <w:name w:val="Header"/>
+    <w:basedOn w:val="Header and Footer"/>
+    <w:next w:val="Header"/>
+    <w:pPr>
+      <w:pBdr/>
+      <w:spacing/>
+      <w:ind/>
+    </w:pPr>
     <w:rPr/>
   </w:style>
   <w:style w:type="paragraph" w:styleId="Footer">
-    <w:name w:val="footer"/>
-    <w:basedOn w:val="HeaderandFooter"/>
-    <w:pPr/>
-    <w:rPr/>
-  </w:style>
-  <w:style w:type="paragraph" w:styleId="TableContents">
-    <w:name w:val="Table Contents"/>
-    <w:basedOn w:val="Normal"/>
-    <w:qFormat/>
+    <w:name w:val="Footer"/>
+    <w:basedOn w:val="Header and Footer"/>
+    <w:next w:val="Footer"/>
     <w:pPr>
-      <w:widowControl w:val="false"/>
+      <w:pBdr/>
+      <w:spacing/>
+      <w:ind/>
     </w:pPr>
     <w:rPr/>
   </w:style>
-  <w:style w:type="paragraph" w:styleId="TableHeading">
+  <w:style w:type="paragraph" w:styleId="Table Contents">
+    <w:name w:val="Table Contents"/>
+    <w:basedOn w:val="Normal"/>
+    <w:next w:val="Table Contents"/>
+    <w:pPr>
+      <w:pBdr/>
+      <w:spacing/>
+      <w:widowControl w:val="0"/>
+      <w:ind/>
+    </w:pPr>
+    <w:rPr/>
+  </w:style>
+  <w:style w:type="paragraph" w:styleId="Table Heading">
     <w:name w:val="Table Heading"/>
-    <w:basedOn w:val="TableContents"/>
-    <w:qFormat/>
+    <w:basedOn w:val="Table Contents"/>
+    <w:next w:val="Table Heading"/>
     <w:pPr>
+      <w:pBdr/>
+      <w:spacing/>
+      <w:ind/>
       <w:jc w:val="center"/>
     </w:pPr>
     <w:rPr>
@@ -3649,105 +3555,111 @@
   </w:style>
   <w:style w:type="table" w:styleId="Normal Table">
     <w:name w:val="Normal Table"/>
+    <w:next w:val="Normal Table"/>
   </w:style>
   <w:style w:type="table" w:styleId="Normal Table0">
     <w:name w:val="Normal Table0"/>
+    <w:next w:val="Normal Table0"/>
   </w:style>
 </w:styles>
 </file>
 
 <file path=word/theme/theme1.xml><?xml version="1.0" encoding="utf-8"?>
-<a:theme xmlns:a="http://schemas.openxmlformats.org/drawingml/2006/main" xmlns:r="http://schemas.openxmlformats.org/officeDocument/2006/relationships" name="Office Theme">
+<a:theme xmlns:a="http://schemas.openxmlformats.org/drawingml/2006/main" name="Office Theme">
   <a:themeElements>
     <a:clrScheme name="Office">
       <a:dk1>
-        <a:srgbClr val="000000"/>
+        <a:sysClr val="windowText" lastClr="000000"/>
       </a:dk1>
       <a:lt1>
-        <a:srgbClr val="ffffff"/>
+        <a:sysClr val="window" lastClr="FFFFFF"/>
       </a:lt1>
       <a:dk2>
-        <a:srgbClr val="44546a"/>
+        <a:srgbClr val="44546A"/>
       </a:dk2>
       <a:lt2>
-        <a:srgbClr val="e7e6e6"/>
+        <a:srgbClr val="E7E6E6"/>
       </a:lt2>
       <a:accent1>
-        <a:srgbClr val="4472c4"/>
+        <a:srgbClr val="4472C4"/>
       </a:accent1>
       <a:accent2>
-        <a:srgbClr val="ed7d31"/>
+        <a:srgbClr val="ED7D31"/>
       </a:accent2>
       <a:accent3>
-        <a:srgbClr val="a5a5a5"/>
+        <a:srgbClr val="A5A5A5"/>
       </a:accent3>
       <a:accent4>
-        <a:srgbClr val="ffc000"/>
+        <a:srgbClr val="FFC000"/>
       </a:accent4>
       <a:accent5>
-        <a:srgbClr val="5b9bd5"/>
+        <a:srgbClr val="5B9BD5"/>
       </a:accent5>
       <a:accent6>
-        <a:srgbClr val="70ad47"/>
+        <a:srgbClr val="70AD47"/>
       </a:accent6>
       <a:hlink>
-        <a:srgbClr val="0563c1"/>
+        <a:srgbClr val="0563C1"/>
       </a:hlink>
       <a:folHlink>
-        <a:srgbClr val="954f72"/>
+        <a:srgbClr val="954F72"/>
       </a:folHlink>
     </a:clrScheme>
     <a:fontScheme name="">
       <a:majorFont>
-        <a:latin typeface="Calibri" pitchFamily="0" charset="1"/>
-        <a:ea typeface=""/>
-        <a:cs typeface=""/>
+        <a:latin typeface="Calibri" panose=""/>
+        <a:ea typeface="" panose=""/>
+        <a:cs typeface="" panose=""/>
       </a:majorFont>
       <a:minorFont>
-        <a:latin typeface="Cambria" pitchFamily="0" charset="1"/>
-        <a:ea typeface=""/>
-        <a:cs typeface=""/>
+        <a:latin typeface="Cambria" panose=""/>
+        <a:ea typeface="" panose=""/>
+        <a:cs typeface="" panose=""/>
       </a:minorFont>
     </a:fontScheme>
-    <a:fmtScheme>
+    <a:fmtScheme name="Office">
       <a:fillStyleLst>
         <a:solidFill>
           <a:schemeClr val="phClr"/>
         </a:solidFill>
-        <a:gradFill>
+        <a:gradFill rotWithShape="1">
           <a:gsLst>
             <a:gs pos="0">
               <a:schemeClr val="phClr">
                 <a:lumMod val="110000"/>
+                <a:satMod val="105000"/>
                 <a:tint val="67000"/>
               </a:schemeClr>
             </a:gs>
             <a:gs pos="50000">
               <a:schemeClr val="phClr">
                 <a:lumMod val="105000"/>
+                <a:satMod val="103000"/>
                 <a:tint val="73000"/>
               </a:schemeClr>
             </a:gs>
             <a:gs pos="100000">
               <a:schemeClr val="phClr">
                 <a:lumMod val="105000"/>
+                <a:satMod val="109000"/>
                 <a:tint val="81000"/>
               </a:schemeClr>
             </a:gs>
           </a:gsLst>
           <a:lin ang="5400000" scaled="0"/>
-          <a:tileRect l="0" t="0" r="0" b="0"/>
         </a:gradFill>
-        <a:gradFill>
+        <a:gradFill rotWithShape="1">
           <a:gsLst>
             <a:gs pos="0">
               <a:schemeClr val="phClr">
+                <a:satMod val="103000"/>
                 <a:lumMod val="102000"/>
                 <a:tint val="94000"/>
               </a:schemeClr>
             </a:gs>
             <a:gs pos="50000">
               <a:schemeClr val="phClr">
+                <a:satMod val="110000"/>
                 <a:lumMod val="100000"/>
                 <a:shade val="100000"/>
               </a:schemeClr>
@@ -3755,24 +3667,33 @@
             <a:gs pos="100000">
               <a:schemeClr val="phClr">
                 <a:lumMod val="99000"/>
+                <a:satMod val="120000"/>
                 <a:shade val="78000"/>
               </a:schemeClr>
             </a:gs>
           </a:gsLst>
           <a:lin ang="5400000" scaled="0"/>
-          <a:tileRect l="0" t="0" r="0" b="0"/>
         </a:gradFill>
       </a:fillStyleLst>
       <a:lnStyleLst>
         <a:ln w="6350" cap="flat" cmpd="sng" algn="ctr">
+          <a:solidFill>
+            <a:schemeClr val="phClr"/>
+          </a:solidFill>
           <a:prstDash val="solid"/>
           <a:miter lim="800000"/>
         </a:ln>
         <a:ln w="12700" cap="flat" cmpd="sng" algn="ctr">
+          <a:solidFill>
+            <a:schemeClr val="phClr"/>
+          </a:solidFill>
           <a:prstDash val="solid"/>
           <a:miter lim="800000"/>
         </a:ln>
         <a:ln w="19050" cap="flat" cmpd="sng" algn="ctr">
+          <a:solidFill>
+            <a:schemeClr val="phClr"/>
+          </a:solidFill>
           <a:prstDash val="solid"/>
           <a:miter lim="800000"/>
         </a:ln>
@@ -3785,7 +3706,13 @@
           <a:effectLst/>
         </a:effectStyle>
         <a:effectStyle>
-          <a:effectLst/>
+          <a:effectLst>
+            <a:outerShdw blurRad="57150" dist="19050" dir="5400000" algn="ctr" rotWithShape="0">
+              <a:srgbClr val="000000">
+                <a:alpha val="63000"/>
+              </a:srgbClr>
+            </a:outerShdw>
+          </a:effectLst>
         </a:effectStyle>
       </a:effectStyleLst>
       <a:bgFillStyleLst>
@@ -3795,13 +3722,15 @@
         <a:solidFill>
           <a:schemeClr val="phClr">
             <a:tint val="95000"/>
+            <a:satMod val="170000"/>
           </a:schemeClr>
         </a:solidFill>
-        <a:gradFill>
+        <a:gradFill rotWithShape="1">
           <a:gsLst>
             <a:gs pos="0">
               <a:schemeClr val="phClr">
                 <a:tint val="93000"/>
+                <a:satMod val="150000"/>
                 <a:shade val="98000"/>
                 <a:lumMod val="102000"/>
               </a:schemeClr>
@@ -3809,6 +3738,7 @@
             <a:gs pos="50000">
               <a:schemeClr val="phClr">
                 <a:tint val="98000"/>
+                <a:satMod val="130000"/>
                 <a:shade val="90000"/>
                 <a:lumMod val="103000"/>
               </a:schemeClr>
@@ -3816,11 +3746,11 @@
             <a:gs pos="100000">
               <a:schemeClr val="phClr">
                 <a:shade val="63000"/>
+                <a:satMod val="120000"/>
               </a:schemeClr>
             </a:gs>
           </a:gsLst>
           <a:lin ang="5400000" scaled="0"/>
-          <a:tileRect l="0" t="0" r="0" b="0"/>
         </a:gradFill>
       </a:bgFillStyleLst>
     </a:fmtScheme>

--- a/src/templates/Angebot-BWT.docx
+++ b/src/templates/Angebot-BWT.docx
@@ -1908,7 +1908,115 @@
         <w:pBdr/>
         <w:pStyle w:val="Normal"/>
         <w:spacing w:line="283" w:lineRule="auto"/>
-        <w:ind w:left="125" w:right="1024" w:firstLine="0"/>
+        <w:ind w:left="125" w:right="1024"/>
+        <w:rPr>
+          <w:rFonts w:ascii="Open Sans" w:eastAsia="Open Sans" w:hAnsi="Open Sans" w:cs="Open Sans"/>
+          <w:b w:val="0"/>
+          <w:i w:val="0"/>
+          <w:iCs w:val="0"/>
+          <w:color w:val="auto"/>
+          <w:sz w:val="22"/>
+        </w:rPr>
+      </w:pPr>
+      <w:r>
+        <w:rPr>
+          <w:rFonts w:ascii="Open Sans" w:eastAsia="Open Sans" w:hAnsi="Open Sans" w:cs="Open Sans"/>
+          <w:color w:val="030303"/>
+        </w:rPr>
+        <w:t xml:space="preserve">Diese werden vorab mit Ihnen besprochen, bedürfen lhrer Zustimmung und werden auf Regiebasis nach tatsächlichem Aufwand abgerechnet. (Stundensatz-Facharbeiter: {RegieRateFmt} netto){#hasSubsidyLine}</w:t>
+      </w:r>
+      <w:r>
+        <w:rPr/>
+        <w:br/>
+      </w:r>
+      <w:r>
+        <w:rPr/>
+        <w:br/>
+      </w:r>
+      <w:r>
+        <w:rPr>
+          <w:rFonts w:ascii="Open Sans" w:eastAsia="Open Sans" w:hAnsi="Open Sans" w:cs="Open Sans"/>
+          <w:color w:val="030303"/>
+        </w:rPr>
+        <w:t xml:space="preserve">Der Selbstkostenanteil beträgt </w:t>
+      </w:r>
+      <w:r>
+        <w:rPr>
+          <w:rFonts w:ascii="Open Sans" w:eastAsia="Open Sans" w:hAnsi="Open Sans" w:cs="Open Sans"/>
+          <w:b/>
+          <w:bCs/>
+          <w:color w:val="030303"/>
+        </w:rPr>
+        <w:t xml:space="preserve">{SelbstkostenanteilFmt}</w:t>
+      </w:r>
+      <w:r>
+        <w:rPr>
+          <w:rFonts w:ascii="Open Sans" w:eastAsia="Open Sans" w:hAnsi="Open Sans" w:cs="Open Sans"/>
+          <w:color w:val="030303"/>
+        </w:rPr>
+        <w:t xml:space="preserve"> unter Berücksichtigung eines gewährten Zuschusses durch die Pflegekasse i.H.v. </w:t>
+      </w:r>
+      <w:r>
+        <w:rPr>
+          <w:rFonts w:ascii="Open Sans" w:eastAsia="Open Sans" w:hAnsi="Open Sans" w:cs="Open Sans"/>
+          <w:b/>
+          <w:bCs/>
+          <w:color w:val="030303"/>
+        </w:rPr>
+        <w:t xml:space="preserve">{Zuschusskrankenkasse}</w:t>
+      </w:r>
+      <w:r>
+        <w:rPr>
+          <w:rFonts w:ascii="Open Sans" w:eastAsia="Open Sans" w:hAnsi="Open Sans" w:cs="Open Sans"/>
+          <w:color w:val="030303"/>
+        </w:rPr>
+        <w:t xml:space="preserve">.{/hasSubsidyLine}</w:t>
+      </w:r>
+      <w:r>
+        <w:rPr>
+          <w:rFonts w:ascii="Open Sans" w:eastAsia="Open Sans" w:hAnsi="Open Sans" w:cs="Open Sans"/>
+          <w:color w:val="030303"/>
+        </w:rPr>
+        <w:br/>
+      </w:r>
+      <w:r>
+        <w:rPr>
+          <w:sz w:val="22"/>
+        </w:rPr>
+        <w:t xml:space="preserve">{#SelfPayLines}</w:t>
+      </w:r>
+      <w:r>
+        <w:rPr>
+          <w:sz w:val="22"/>
+        </w:rPr>
+        <w:br/>
+      </w:r>
+      <w:r>
+        <w:rPr>
+          <w:sz w:val="22"/>
+        </w:rPr>
+        <w:t xml:space="preserve">{#IsTitle}</w:t>
+      </w:r>
+      <w:r>
+        <w:rPr>
+          <w:b/>
+          <w:sz w:val="22"/>
+        </w:rPr>
+        <w:t xml:space="preserve">{Text}</w:t>
+      </w:r>
+      <w:r>
+        <w:rPr>
+          <w:sz w:val="22"/>
+        </w:rPr>
+        <w:t xml:space="preserve">{/IsTitle}{^IsTitle}{Text}{/IsTitle}{/SelfPayLines}</w:t>
+      </w:r>
+    </w:p>
+    <w:p>
+      <w:pPr>
+        <w:pBdr/>
+        <w:pStyle w:val="Normal"/>
+        <w:spacing w:line="283" w:lineRule="auto"/>
+        <w:ind w:left="125" w:right="1024"/>
         <w:rPr>
           <w:rFonts w:ascii="Open Sans" w:eastAsia="Open Sans" w:hAnsi="Open Sans" w:cs="Open Sans"/>
           <w:b/>
@@ -1916,6 +2024,7 @@
           <w:i/>
           <w:iCs/>
           <w:color w:val="030303"/>
+          <w:sz w:val="22"/>
         </w:rPr>
       </w:pPr>
       <w:r>
@@ -1923,86 +2032,8 @@
           <w:rFonts w:ascii="Open Sans" w:eastAsia="Open Sans" w:hAnsi="Open Sans" w:cs="Open Sans"/>
           <w:color w:val="030303"/>
         </w:rPr>
-        <w:t xml:space="preserve">Diese werden vorab mit Ihnen besprochen, bedürfen lhrer Zustimmung und werden auf Regiebasis nach tatsächlichem Aufwand abgerechnet. (Stundensatz-Facharbeiter: {RegieRateFmt} netto){#hasSubsidyLine}</w:t>
-      </w:r>
-      <w:r>
-        <w:rPr/>
         <w:br/>
       </w:r>
-      <w:r>
-        <w:rPr/>
-        <w:br/>
-      </w:r>
-      <w:r>
-        <w:rPr>
-          <w:rFonts w:ascii="Open Sans" w:eastAsia="Open Sans" w:hAnsi="Open Sans" w:cs="Open Sans"/>
-          <w:color w:val="030303"/>
-        </w:rPr>
-        <w:t xml:space="preserve">Der Selbstkostenanteil beträgt </w:t>
-      </w:r>
-      <w:r>
-        <w:rPr>
-          <w:rFonts w:ascii="Open Sans" w:eastAsia="Open Sans" w:hAnsi="Open Sans" w:cs="Open Sans"/>
-          <w:b/>
-          <w:bCs/>
-          <w:color w:val="030303"/>
-        </w:rPr>
-        <w:t xml:space="preserve">{SelbstkostenanteilFmt}</w:t>
-      </w:r>
-      <w:r>
-        <w:rPr>
-          <w:rFonts w:ascii="Open Sans" w:eastAsia="Open Sans" w:hAnsi="Open Sans" w:cs="Open Sans"/>
-          <w:color w:val="030303"/>
-        </w:rPr>
-        <w:t xml:space="preserve"> unter Berücksichtigung eines gewährten Zuschusses durch die Pflegekasse i.H.v. </w:t>
-      </w:r>
-      <w:r>
-        <w:rPr>
-          <w:rFonts w:ascii="Open Sans" w:eastAsia="Open Sans" w:hAnsi="Open Sans" w:cs="Open Sans"/>
-          <w:b/>
-          <w:bCs/>
-          <w:color w:val="030303"/>
-        </w:rPr>
-        <w:t xml:space="preserve">{Zuschusskrankenkasse}</w:t>
-      </w:r>
-      <w:r>
-        <w:rPr>
-          <w:rFonts w:ascii="Open Sans" w:eastAsia="Open Sans" w:hAnsi="Open Sans" w:cs="Open Sans"/>
-          <w:color w:val="030303"/>
-        </w:rPr>
-        <w:t xml:space="preserve">.{/hasSubsidyLine}</w:t>
-      </w:r>
-    </w:p>
-    <w:p>
-      <w:pPr>
-        <w:pBdr/>
-        <w:pStyle w:val="Normal"/>
-        <w:spacing w:before="224" w:after="0" w:line="288" w:lineRule="auto"/>
-        <w:ind w:left="125" w:right="0" w:firstLine="0"/>
-        <w:rPr>
-          <w:rFonts w:ascii="Open Sans" w:eastAsia="Open Sans" w:hAnsi="Open Sans" w:cs="Open Sans"/>
-          <w:color w:val="030303"/>
-        </w:rPr>
-      </w:pPr>
-      <w:r>
-        <w:rPr>
-          <w:rFonts w:ascii="Open Sans" w:eastAsia="Open Sans" w:hAnsi="Open Sans" w:cs="Open Sans"/>
-          <w:color w:val="030303"/>
-        </w:rPr>
-        <w:t xml:space="preserve">Dieser wird bei Auftragsbestätigung vorab fällig.</w:t>
-      </w:r>
-    </w:p>
-    <w:p>
-      <w:pPr>
-        <w:pBdr/>
-        <w:pStyle w:val="Normal"/>
-        <w:spacing w:before="215" w:after="0" w:line="286" w:lineRule="auto"/>
-        <w:ind w:left="123" w:right="222" w:firstLine="0"/>
-        <w:rPr>
-          <w:rFonts w:ascii="Open Sans" w:eastAsia="Open Sans" w:hAnsi="Open Sans" w:cs="Open Sans"/>
-          <w:color w:val="000000"/>
-        </w:rPr>
-      </w:pPr>
       <w:r>
         <w:rPr>
           <w:rFonts w:ascii="Open Sans" w:eastAsia="Open Sans" w:hAnsi="Open Sans" w:cs="Open Sans"/>
@@ -2841,7 +2872,7 @@
               <w:sz w:val="22"/>
               <w:szCs w:val="22"/>
             </w:rPr>
-            <w:t xml:space="preserve">1</w:t>
+            <w:t xml:space="preserve">2</w:t>
           </w:r>
           <w:r>
             <w:rPr>
@@ -3391,6 +3422,7 @@
   <w:style w:type="paragraph" w:styleId="Heading">
     <w:name w:val="Heading"/>
     <w:basedOn w:val="Normal"/>
+    <w:next w:val="Heading"/>
     <w:pPr>
       <w:pBdr/>
       <w:keepNext/>

--- a/src/templates/Angebot-BWT.docx
+++ b/src/templates/Angebot-BWT.docx
@@ -700,7 +700,14 @@
           <w:bottom w:w="0" w:type="dxa"/>
           <w:right w:w="10" w:type="dxa"/>
         </w:tblCellMar>
-        <w:tblBorders/>
+        <w:tblBorders>
+          <w:top w:val="single" w:color="000000" w:sz="8" w:space="0"/>
+          <w:left w:val="single" w:color="000000" w:sz="8" w:space="0"/>
+          <w:bottom w:val="single" w:color="000000" w:sz="8" w:space="0"/>
+          <w:right w:val="single" w:color="000000" w:sz="8" w:space="0"/>
+          <w:insideH w:val="single" w:color="000000" w:sz="8" w:space="0"/>
+          <w:insideV w:val="single" w:color="000000" w:sz="8" w:space="0"/>
+        </w:tblBorders>
         <w:shd w:fill="auto" w:color="auto"/>
         <w:tblLayout w:type="fixed"/>
       </w:tblPr>
@@ -944,7 +951,12 @@
         <w:tc>
           <w:tcPr>
             <w:tcW w:w="459" w:type="dxa"/>
-            <w:tcBorders/>
+            <w:tcBorders>
+              <w:top w:val="nil"/>
+              <w:left w:val="nil"/>
+              <w:bottom w:val="nil"/>
+              <w:right w:val="nil"/>
+            </w:tcBorders>
             <w:shd w:fill="FFFFFF" w:color="auto" w:val="clear"/>
             <w:vAlign w:val="top"/>
           </w:tcPr>
@@ -959,15 +971,15 @@
               <w:jc w:val="left"/>
               <w:rPr>
                 <w:rFonts w:ascii="Calibri" w:eastAsia="Calibri" w:hAnsi="Calibri" w:cs="Calibri"/>
-                <w:sz w:val="18"/>
+                <w:sz w:val="20"/>
                 <w:szCs w:val="18"/>
               </w:rPr>
             </w:pPr>
             <w:r>
               <w:rPr>
-                <w:rFonts w:eastAsia="Calibri" w:cs="Calibri"/>
+                <w:rFonts w:ascii="Calibri" w:eastAsia="Calibri" w:hAnsi="Calibri" w:cs="Calibri"/>
                 <w:color w:val="070707"/>
-                <w:sz w:val="18"/>
+                <w:sz w:val="20"/>
                 <w:szCs w:val="18"/>
               </w:rPr>
               <w:t xml:space="preserve">{#BwtRows}{Pos}</w:t>
@@ -977,7 +989,12 @@
         <w:tc>
           <w:tcPr>
             <w:tcW w:w="749" w:type="dxa"/>
-            <w:tcBorders/>
+            <w:tcBorders>
+              <w:top w:val="nil"/>
+              <w:left w:val="nil"/>
+              <w:bottom w:val="nil"/>
+              <w:right w:val="nil"/>
+            </w:tcBorders>
             <w:shd w:fill="FFFFFF" w:color="auto" w:val="clear"/>
             <w:vAlign w:val="top"/>
           </w:tcPr>
@@ -993,15 +1010,15 @@
               <w:rPr>
                 <w:rFonts w:ascii="Calibri" w:eastAsia="Calibri" w:hAnsi="Calibri" w:cs="Calibri"/>
                 <w:color w:val="070707"/>
-                <w:sz w:val="18"/>
+                <w:sz w:val="20"/>
                 <w:szCs w:val="20"/>
               </w:rPr>
             </w:pPr>
             <w:r>
               <w:rPr>
-                <w:rFonts w:eastAsia="Calibri" w:cs="Calibri"/>
+                <w:rFonts w:ascii="Calibri" w:eastAsia="Calibri" w:hAnsi="Calibri" w:cs="Calibri"/>
                 <w:color w:val="070707"/>
-                <w:sz w:val="18"/>
+                <w:sz w:val="20"/>
                 <w:szCs w:val="20"/>
               </w:rPr>
               <w:t xml:space="preserve">{Menge}</w:t>
@@ -1011,7 +1028,12 @@
         <w:tc>
           <w:tcPr>
             <w:tcW w:w="6110" w:type="dxa"/>
-            <w:tcBorders/>
+            <w:tcBorders>
+              <w:top w:val="nil"/>
+              <w:left w:val="nil"/>
+              <w:bottom w:val="nil"/>
+              <w:right w:val="nil"/>
+            </w:tcBorders>
             <w:shd w:fill="FFFFFF" w:color="auto" w:val="clear"/>
             <w:vAlign w:val="top"/>
           </w:tcPr>
@@ -1025,14 +1047,15 @@
               <w:ind w:left="0" w:right="314" w:firstLine="0"/>
               <w:jc w:val="left"/>
               <w:rPr>
-                <w:color w:val="000000"/>
-                <w:sz w:val="18"/>
+                <w:rFonts w:ascii="Arial" w:eastAsia="Arial" w:hAnsi="Arial" w:cs="Arial"/>
+                <w:color w:val="000000"/>
+                <w:sz w:val="20"/>
                 <w:szCs w:val="18"/>
               </w:rPr>
             </w:pPr>
             <w:r>
               <w:rPr>
-                <w:rFonts w:ascii="arial" w:eastAsia="arial" w:hAnsi="arial" w:cs="arial"/>
+                <w:rFonts w:ascii="Arial" w:eastAsia="Arial" w:hAnsi="Arial" w:cs="Arial"/>
                 <w:b/>
                 <w:bCs/>
                 <w:color w:val="000000"/>
@@ -1043,96 +1066,102 @@
             </w:r>
             <w:r>
               <w:rPr>
-                <w:sz w:val="22"/>
+                <w:rFonts w:ascii="Arial" w:eastAsia="Arial" w:hAnsi="Arial" w:cs="Arial"/>
+                <w:sz w:val="20"/>
               </w:rPr>
               <w:br/>
             </w:r>
             <w:r>
               <w:rPr>
-                <w:rFonts w:ascii="arial" w:eastAsia="arial" w:hAnsi="arial" w:cs="arial"/>
+                <w:rFonts w:ascii="Arial" w:eastAsia="Arial" w:hAnsi="Arial" w:cs="Arial"/>
                 <w:b w:val="0"/>
                 <w:color w:val="000000"/>
-                <w:sz w:val="18"/>
+                <w:sz w:val="20"/>
                 <w:szCs w:val="18"/>
               </w:rPr>
               <w:t xml:space="preserve">• {Bullet1}</w:t>
             </w:r>
             <w:r>
               <w:rPr>
-                <w:sz w:val="22"/>
+                <w:rFonts w:ascii="Arial" w:eastAsia="Arial" w:hAnsi="Arial" w:cs="Arial"/>
+                <w:sz w:val="20"/>
               </w:rPr>
               <w:br/>
             </w:r>
             <w:r>
               <w:rPr>
-                <w:rFonts w:ascii="arial" w:eastAsia="arial" w:hAnsi="arial" w:cs="arial"/>
+                <w:rFonts w:ascii="Arial" w:eastAsia="Arial" w:hAnsi="Arial" w:cs="Arial"/>
                 <w:b w:val="0"/>
                 <w:color w:val="000000"/>
-                <w:sz w:val="18"/>
+                <w:sz w:val="20"/>
                 <w:szCs w:val="18"/>
               </w:rPr>
               <w:t xml:space="preserve">• {Bullet2}</w:t>
             </w:r>
             <w:r>
               <w:rPr>
-                <w:sz w:val="22"/>
+                <w:rFonts w:ascii="Arial" w:eastAsia="Arial" w:hAnsi="Arial" w:cs="Arial"/>
+                <w:sz w:val="20"/>
               </w:rPr>
               <w:br/>
             </w:r>
             <w:r>
               <w:rPr>
-                <w:rFonts w:ascii="arial" w:eastAsia="arial" w:hAnsi="arial" w:cs="arial"/>
+                <w:rFonts w:ascii="Arial" w:eastAsia="Arial" w:hAnsi="Arial" w:cs="Arial"/>
                 <w:b w:val="0"/>
                 <w:color w:val="000000"/>
-                <w:sz w:val="18"/>
+                <w:sz w:val="20"/>
                 <w:szCs w:val="18"/>
               </w:rPr>
               <w:t xml:space="preserve">• {Bullet3}</w:t>
             </w:r>
             <w:r>
               <w:rPr>
-                <w:sz w:val="22"/>
+                <w:rFonts w:ascii="Arial" w:eastAsia="Arial" w:hAnsi="Arial" w:cs="Arial"/>
+                <w:sz w:val="20"/>
               </w:rPr>
               <w:br/>
             </w:r>
             <w:r>
               <w:rPr>
-                <w:rFonts w:ascii="arial" w:eastAsia="arial" w:hAnsi="arial" w:cs="arial"/>
+                <w:rFonts w:ascii="Arial" w:eastAsia="Arial" w:hAnsi="Arial" w:cs="Arial"/>
                 <w:b w:val="0"/>
                 <w:color w:val="000000"/>
-                <w:sz w:val="18"/>
+                <w:sz w:val="20"/>
                 <w:szCs w:val="18"/>
               </w:rPr>
               <w:t xml:space="preserve">• {Bullet4}</w:t>
             </w:r>
             <w:r>
               <w:rPr>
-                <w:sz w:val="22"/>
+                <w:rFonts w:ascii="Arial" w:eastAsia="Arial" w:hAnsi="Arial" w:cs="Arial"/>
+                <w:sz w:val="20"/>
               </w:rPr>
               <w:br/>
             </w:r>
             <w:r>
               <w:rPr>
-                <w:rFonts w:ascii="arial" w:eastAsia="arial" w:hAnsi="arial" w:cs="arial"/>
+                <w:rFonts w:ascii="Arial" w:eastAsia="Arial" w:hAnsi="Arial" w:cs="Arial"/>
                 <w:b w:val="0"/>
                 <w:color w:val="000000"/>
-                <w:sz w:val="18"/>
+                <w:sz w:val="20"/>
                 <w:szCs w:val="18"/>
               </w:rPr>
               <w:t xml:space="preserve">• {Bullet5}</w:t>
             </w:r>
             <w:r>
               <w:rPr>
-                <w:sz w:val="22"/>
+                <w:rFonts w:ascii="Arial" w:eastAsia="Arial" w:hAnsi="Arial" w:cs="Arial"/>
+                <w:sz w:val="20"/>
               </w:rPr>
               <w:br/>
             </w:r>
             <w:r>
               <w:rPr>
-                <w:rFonts w:ascii="arial" w:eastAsia="arial" w:hAnsi="arial" w:cs="arial"/>
+                <w:rFonts w:ascii="Arial" w:eastAsia="Arial" w:hAnsi="Arial" w:cs="Arial"/>
                 <w:b w:val="0"/>
                 <w:color w:val="000000"/>
-                <w:sz w:val="18"/>
+                <w:sz w:val="20"/>
                 <w:szCs w:val="18"/>
               </w:rPr>
               <w:t xml:space="preserve">• {Bullet6}{#HasBullet7}</w:t>
@@ -1148,16 +1177,17 @@
               <w:ind w:left="0" w:right="314" w:firstLine="0"/>
               <w:jc w:val="left"/>
               <w:rPr>
-                <w:color w:val="000000"/>
-                <w:sz w:val="18"/>
-              </w:rPr>
-            </w:pPr>
-            <w:r>
-              <w:rPr>
-                <w:rFonts w:ascii="arial" w:eastAsia="arial" w:hAnsi="arial" w:cs="arial"/>
+                <w:rFonts w:ascii="Arial" w:eastAsia="Arial" w:hAnsi="Arial" w:cs="Arial"/>
+                <w:color w:val="000000"/>
+                <w:sz w:val="20"/>
+              </w:rPr>
+            </w:pPr>
+            <w:r>
+              <w:rPr>
+                <w:rFonts w:ascii="Arial" w:eastAsia="Arial" w:hAnsi="Arial" w:cs="Arial"/>
                 <w:b w:val="0"/>
                 <w:color w:val="000000"/>
-                <w:sz w:val="18"/>
+                <w:sz w:val="20"/>
                 <w:szCs w:val="20"/>
               </w:rPr>
               <w:t xml:space="preserve">• {Bullet7}{/HasBullet7}</w:t>
@@ -1173,16 +1203,17 @@
               <w:ind w:left="0" w:right="314" w:firstLine="0"/>
               <w:jc w:val="left"/>
               <w:rPr>
-                <w:color w:val="000000"/>
-                <w:sz w:val="18"/>
-              </w:rPr>
-            </w:pPr>
-            <w:r>
-              <w:rPr>
-                <w:rFonts w:ascii="arial" w:eastAsia="arial" w:hAnsi="arial" w:cs="arial"/>
+                <w:rFonts w:ascii="Arial" w:eastAsia="Arial" w:hAnsi="Arial" w:cs="Arial"/>
+                <w:color w:val="000000"/>
+                <w:sz w:val="20"/>
+              </w:rPr>
+            </w:pPr>
+            <w:r>
+              <w:rPr>
+                <w:rFonts w:ascii="Arial" w:eastAsia="Arial" w:hAnsi="Arial" w:cs="Arial"/>
                 <w:b w:val="0"/>
                 <w:color w:val="000000"/>
-                <w:sz w:val="18"/>
+                <w:sz w:val="20"/>
                 <w:szCs w:val="20"/>
               </w:rPr>
               <w:t xml:space="preserve">{#HasExtraTasks}{#ExtraTasks}• {Text}</w:t>
@@ -1196,16 +1227,17 @@
               <w:ind w:left="0" w:right="314" w:firstLine="0"/>
               <w:jc w:val="left"/>
               <w:rPr>
-                <w:color w:val="000000"/>
-                <w:sz w:val="18"/>
-              </w:rPr>
-            </w:pPr>
-            <w:r>
-              <w:rPr>
-                <w:rFonts w:ascii="arial" w:eastAsia="arial" w:hAnsi="arial" w:cs="arial"/>
+                <w:rFonts w:ascii="Arial" w:eastAsia="Arial" w:hAnsi="Arial" w:cs="Arial"/>
+                <w:color w:val="000000"/>
+                <w:sz w:val="20"/>
+              </w:rPr>
+            </w:pPr>
+            <w:r>
+              <w:rPr>
+                <w:rFonts w:ascii="Arial" w:eastAsia="Arial" w:hAnsi="Arial" w:cs="Arial"/>
                 <w:b w:val="0"/>
                 <w:color w:val="000000"/>
-                <w:sz w:val="18"/>
+                <w:sz w:val="20"/>
                 <w:szCs w:val="20"/>
               </w:rPr>
               <w:t xml:space="preserve">{/ExtraTasks}{/HasExtraTasks}</w:t>
@@ -1221,17 +1253,18 @@
               <w:ind w:left="0" w:right="314" w:firstLine="0"/>
               <w:jc w:val="left"/>
               <w:rPr>
-                <w:color w:val="000000"/>
-                <w:sz w:val="18"/>
-              </w:rPr>
-            </w:pPr>
-            <w:r>
-              <w:rPr>
-                <w:rFonts w:ascii="arial" w:eastAsia="arial" w:hAnsi="arial" w:cs="arial"/>
+                <w:rFonts w:ascii="Arial" w:eastAsia="Arial" w:hAnsi="Arial" w:cs="Arial"/>
+                <w:color w:val="000000"/>
+                <w:sz w:val="20"/>
+              </w:rPr>
+            </w:pPr>
+            <w:r>
+              <w:rPr>
+                <w:rFonts w:ascii="Arial" w:eastAsia="Arial" w:hAnsi="Arial" w:cs="Arial"/>
                 <w:b/>
                 <w:bCs/>
                 <w:color w:val="000000"/>
-                <w:sz w:val="18"/>
+                <w:sz w:val="20"/>
                 <w:szCs w:val="20"/>
               </w:rPr>
               <w:t xml:space="preserve">Enthält je Einheit</w:t>
@@ -1250,7 +1283,7 @@
                 <w:rFonts w:ascii="Arial" w:eastAsia="Arial" w:hAnsi="Arial" w:cs="Arial"/>
                 <w:b w:val="0"/>
                 <w:color w:val="000000"/>
-                <w:sz w:val="18"/>
+                <w:sz w:val="20"/>
                 <w:szCs w:val="18"/>
               </w:rPr>
             </w:pPr>
@@ -1259,7 +1292,7 @@
                 <w:rFonts w:ascii="Arial" w:eastAsia="Arial" w:hAnsi="Arial" w:cs="Arial"/>
                 <w:b w:val="0"/>
                 <w:color w:val="000000"/>
-                <w:sz w:val="18"/>
+                <w:sz w:val="20"/>
                 <w:szCs w:val="18"/>
               </w:rPr>
               <w:t xml:space="preserve">- {EnthKmQty} km Kilometerpauschale</w:t>
@@ -1276,7 +1309,7 @@
               <w:jc w:val="left"/>
               <w:rPr>
                 <w:rFonts w:ascii="Arial" w:eastAsia="Arial" w:hAnsi="Arial" w:cs="Arial"/>
-                <w:sz w:val="18"/>
+                <w:sz w:val="20"/>
                 <w:szCs w:val="18"/>
               </w:rPr>
             </w:pPr>
@@ -1285,7 +1318,7 @@
                 <w:rFonts w:ascii="Arial" w:eastAsia="Arial" w:hAnsi="Arial" w:cs="Arial"/>
                 <w:b w:val="0"/>
                 <w:color w:val="000000"/>
-                <w:sz w:val="18"/>
+                <w:sz w:val="20"/>
                 <w:szCs w:val="18"/>
               </w:rPr>
               <w:t xml:space="preserve">- </w:t>
@@ -1293,7 +1326,7 @@
             <w:r>
               <w:rPr>
                 <w:rFonts w:ascii="Arial" w:eastAsia="Arial" w:hAnsi="Arial" w:cs="Arial"/>
-                <w:sz w:val="18"/>
+                <w:sz w:val="20"/>
                 <w:szCs w:val="18"/>
               </w:rPr>
               <w:t xml:space="preserve">{EnthDeliverQty}</w:t>
@@ -1303,7 +1336,7 @@
                 <w:rFonts w:ascii="Arial" w:eastAsia="Arial" w:hAnsi="Arial" w:cs="Arial"/>
                 <w:b w:val="0"/>
                 <w:color w:val="000000"/>
-                <w:sz w:val="18"/>
+                <w:sz w:val="20"/>
                 <w:szCs w:val="18"/>
               </w:rPr>
               <w:t xml:space="preserve"> Stk Lieferkosten Badewannentür</w:t>
@@ -1320,7 +1353,7 @@
               <w:jc w:val="left"/>
               <w:rPr>
                 <w:rFonts w:ascii="Arial" w:eastAsia="Arial" w:hAnsi="Arial" w:cs="Arial"/>
-                <w:sz w:val="18"/>
+                <w:sz w:val="20"/>
                 <w:szCs w:val="18"/>
               </w:rPr>
             </w:pPr>
@@ -1329,7 +1362,7 @@
                 <w:rFonts w:ascii="Arial" w:eastAsia="Arial" w:hAnsi="Arial" w:cs="Arial"/>
                 <w:b w:val="0"/>
                 <w:color w:val="000000"/>
-                <w:sz w:val="18"/>
+                <w:sz w:val="20"/>
                 <w:szCs w:val="18"/>
               </w:rPr>
               <w:t xml:space="preserve">- {EnthDoorQty} Stk {EnthDoorLabel}</w:t>
@@ -1344,12 +1377,15 @@
               <w:spacing w:before="0" w:after="0" w:line="278" w:lineRule="auto"/>
               <w:ind w:left="0" w:right="314" w:firstLine="0"/>
               <w:jc w:val="left"/>
-              <w:rPr/>
-            </w:pPr>
-            <w:r>
-              <w:rPr>
-                <w:rFonts w:ascii="Arial" w:hAnsi="Arial"/>
-                <w:sz w:val="18"/>
+              <w:rPr>
+                <w:rFonts w:ascii="Arial" w:eastAsia="Arial" w:hAnsi="Arial" w:cs="Arial"/>
+                <w:sz w:val="20"/>
+              </w:rPr>
+            </w:pPr>
+            <w:r>
+              <w:rPr>
+                <w:rFonts w:ascii="Arial" w:eastAsia="Arial" w:hAnsi="Arial" w:cs="Arial"/>
+                <w:sz w:val="20"/>
               </w:rPr>
               <w:t xml:space="preserve">- {EnthKleinQty} Stk Kleinmaterial{#EnthExtraItems}</w:t>
             </w:r>
@@ -1363,19 +1399,22 @@
               <w:spacing w:before="0" w:after="0" w:line="278" w:lineRule="auto"/>
               <w:ind w:left="0" w:right="314" w:firstLine="0"/>
               <w:jc w:val="left"/>
-              <w:rPr/>
-            </w:pPr>
-            <w:r>
-              <w:rPr>
-                <w:rFonts w:ascii="Arial" w:hAnsi="Arial"/>
-                <w:sz w:val="18"/>
+              <w:rPr>
+                <w:rFonts w:ascii="Arial" w:eastAsia="Arial" w:hAnsi="Arial" w:cs="Arial"/>
+                <w:sz w:val="20"/>
+              </w:rPr>
+            </w:pPr>
+            <w:r>
+              <w:rPr>
+                <w:rFonts w:ascii="Arial" w:eastAsia="Arial" w:hAnsi="Arial" w:cs="Arial"/>
+                <w:sz w:val="20"/>
               </w:rPr>
               <w:t xml:space="preserve">-</w:t>
             </w:r>
             <w:r>
               <w:rPr>
-                <w:rFonts w:ascii="Arial" w:hAnsi="Arial"/>
-                <w:sz w:val="18"/>
+                <w:rFonts w:ascii="Arial" w:eastAsia="Arial" w:hAnsi="Arial" w:cs="Arial"/>
+                <w:sz w:val="20"/>
               </w:rPr>
               <w:t xml:space="preserve"> {Text}{/EnthExtraItems}</w:t>
             </w:r>
@@ -1384,7 +1423,12 @@
         <w:tc>
           <w:tcPr>
             <w:tcW w:w="1399" w:type="dxa"/>
-            <w:tcBorders/>
+            <w:tcBorders>
+              <w:top w:val="nil"/>
+              <w:left w:val="nil"/>
+              <w:bottom w:val="nil"/>
+              <w:right w:val="nil"/>
+            </w:tcBorders>
             <w:shd w:fill="FFFFFF" w:color="auto" w:val="clear"/>
             <w:vAlign w:val="top"/>
           </w:tcPr>
@@ -1406,7 +1450,7 @@
             </w:pPr>
             <w:r>
               <w:rPr>
-                <w:rFonts w:eastAsia="Calibri" w:cs="Calibri"/>
+                <w:rFonts w:ascii="Calibri" w:eastAsia="Calibri" w:hAnsi="Calibri" w:cs="Calibri"/>
                 <w:color w:val="000000"/>
                 <w:sz w:val="18"/>
                 <w:szCs w:val="18"/>
@@ -1418,7 +1462,12 @@
         <w:tc>
           <w:tcPr>
             <w:tcW w:w="943" w:type="dxa"/>
-            <w:tcBorders/>
+            <w:tcBorders>
+              <w:top w:val="nil"/>
+              <w:left w:val="nil"/>
+              <w:bottom w:val="nil"/>
+              <w:right w:val="nil"/>
+            </w:tcBorders>
             <w:shd w:fill="FFFFFF" w:color="auto" w:val="clear"/>
             <w:vAlign w:val="top"/>
           </w:tcPr>
@@ -1440,13 +1489,293 @@
             </w:pPr>
             <w:r>
               <w:rPr>
-                <w:rFonts w:eastAsia="Calibri" w:cs="Calibri"/>
+                <w:rFonts w:ascii="Calibri" w:eastAsia="Calibri" w:hAnsi="Calibri" w:cs="Calibri"/>
                 <w:color w:val="000000"/>
                 <w:sz w:val="18"/>
                 <w:szCs w:val="18"/>
               </w:rPr>
               <w:t xml:space="preserve">{Gesamt}{/BwtRows}</w:t>
             </w:r>
+          </w:p>
+        </w:tc>
+      </w:tr>
+      <w:tr>
+        <w:tblPrEx>
+          <w:tblBorders/>
+          <w:tblCellMar>
+            <w:top w:w="0" w:type="dxa"/>
+            <w:left w:w="10" w:type="dxa"/>
+            <w:bottom w:w="0" w:type="dxa"/>
+            <w:right w:w="10" w:type="dxa"/>
+          </w:tblCellMar>
+        </w:tblPrEx>
+        <w:trPr>
+          <w:trHeight w:hRule="atLeast" w:val="1"/>
+        </w:trPr>
+        <w:tc>
+          <w:tcPr>
+            <w:tcW w:w="459" w:type="dxa"/>
+            <w:tcBorders>
+              <w:top w:val="nil"/>
+              <w:left w:val="nil"/>
+              <w:bottom w:val="nil"/>
+              <w:right w:val="nil"/>
+            </w:tcBorders>
+            <w:shd w:fill="FFFFFF" w:color="auto" w:val="clear"/>
+            <w:vAlign w:val="top"/>
+          </w:tcPr>
+          <w:p>
+            <w:pPr>
+              <w:pBdr/>
+              <w:pStyle w:val="Normal"/>
+              <w:spacing w:before="0" w:after="0" w:line="278" w:lineRule="auto"/>
+              <w:ind w:right="-26"/>
+              <w:jc w:val="left"/>
+              <w:rPr>
+                <w:rFonts w:ascii="Calibri" w:eastAsia="Calibri" w:hAnsi="Calibri" w:cs="Calibri"/>
+                <w:color w:val="000000"/>
+                <w:sz w:val="20"/>
+                <w:szCs w:val="18"/>
+              </w:rPr>
+            </w:pPr>
+            <w:r>
+              <w:rPr>
+                <w:rFonts w:ascii="Calibri" w:eastAsia="Calibri" w:hAnsi="Calibri" w:cs="Calibri"/>
+                <w:color w:val="000000"/>
+                <w:sz w:val="20"/>
+                <w:szCs w:val="18"/>
+              </w:rPr>
+              <w:t xml:space="preserve">{#hasBonus}{#BonusRows}{Bonus}</w:t>
+            </w:r>
+          </w:p>
+          <w:p>
+            <w:pPr>
+              <w:pBdr/>
+              <w:pStyle w:val="Normal"/>
+              <w:keepNext w:val="0"/>
+              <w:keepLines w:val="0"/>
+              <w:spacing w:before="0" w:after="0" w:line="240" w:lineRule="auto"/>
+              <w:ind w:left="0" w:right="0" w:firstLine="0"/>
+              <w:jc w:val="left"/>
+              <w:rPr>
+                <w:rFonts w:ascii="Calibri" w:eastAsia="Calibri" w:hAnsi="Calibri" w:cs="Calibri"/>
+                <w:color w:val="070707"/>
+                <w:sz w:val="20"/>
+                <w:szCs w:val="18"/>
+              </w:rPr>
+            </w:pPr>
+          </w:p>
+        </w:tc>
+        <w:tc>
+          <w:tcPr>
+            <w:tcW w:w="749" w:type="dxa"/>
+            <w:tcBorders>
+              <w:top w:val="nil"/>
+              <w:left w:val="nil"/>
+              <w:bottom w:val="nil"/>
+              <w:right w:val="nil"/>
+            </w:tcBorders>
+            <w:shd w:fill="FFFFFF" w:color="auto" w:val="clear"/>
+            <w:vAlign w:val="top"/>
+          </w:tcPr>
+          <w:p>
+            <w:pPr>
+              <w:pBdr/>
+              <w:pStyle w:val="normal1"/>
+              <w:keepNext w:val="0"/>
+              <w:keepLines w:val="0"/>
+              <w:spacing w:before="0" w:after="0" w:line="240" w:lineRule="auto"/>
+              <w:ind w:left="0" w:right="0" w:firstLine="0"/>
+              <w:jc w:val="left"/>
+              <w:rPr>
+                <w:rFonts w:ascii="Calibri" w:eastAsia="Calibri" w:hAnsi="Calibri" w:cs="Calibri"/>
+                <w:color w:val="070707"/>
+                <w:sz w:val="20"/>
+                <w:szCs w:val="20"/>
+              </w:rPr>
+            </w:pPr>
+            <w:r>
+              <w:rPr>
+                <w:rFonts w:ascii="Calibri" w:eastAsia="Calibri" w:hAnsi="Calibri" w:cs="Calibri"/>
+                <w:color w:val="000000"/>
+                <w:sz w:val="20"/>
+                <w:szCs w:val="18"/>
+              </w:rPr>
+              <w:t xml:space="preserve">{BonusMenge}</w:t>
+            </w:r>
+          </w:p>
+        </w:tc>
+        <w:tc>
+          <w:tcPr>
+            <w:tcW w:w="6110" w:type="dxa"/>
+            <w:tcBorders>
+              <w:top w:val="nil"/>
+              <w:left w:val="nil"/>
+              <w:bottom w:val="nil"/>
+              <w:right w:val="nil"/>
+            </w:tcBorders>
+            <w:shd w:fill="FFFFFF" w:color="auto" w:val="clear"/>
+            <w:vAlign w:val="top"/>
+          </w:tcPr>
+          <w:p>
+            <w:pPr>
+              <w:pBdr/>
+              <w:pStyle w:val="Normal"/>
+              <w:spacing/>
+              <w:ind/>
+              <w:rPr>
+                <w:rFonts w:ascii="Arial" w:eastAsia="Arial" w:hAnsi="Arial" w:cs="Arial"/>
+              </w:rPr>
+            </w:pPr>
+            <w:r>
+              <w:rPr>
+                <w:rFonts w:ascii="Arial" w:eastAsia="Arial" w:hAnsi="Arial" w:cs="Arial"/>
+                <w:b/>
+                <w:bCs/>
+                <w:color w:val="000000"/>
+                <w:sz w:val="20"/>
+                <w:szCs w:val="20"/>
+              </w:rPr>
+              <w:t xml:space="preserve">{BonusLabel}</w:t>
+            </w:r>
+          </w:p>
+          <w:p>
+            <w:pPr>
+              <w:pBdr/>
+              <w:pStyle w:val="Normal"/>
+              <w:keepNext w:val="0"/>
+              <w:keepLines w:val="0"/>
+              <w:spacing w:before="0" w:after="0" w:line="278" w:lineRule="auto"/>
+              <w:ind w:left="0" w:right="314" w:firstLine="0"/>
+              <w:jc w:val="left"/>
+              <w:rPr>
+                <w:rFonts w:ascii="Arial" w:eastAsia="Arial" w:hAnsi="Arial" w:cs="Arial"/>
+                <w:b/>
+                <w:bCs/>
+                <w:color w:val="000000"/>
+                <w:sz w:val="20"/>
+                <w:szCs w:val="20"/>
+              </w:rPr>
+            </w:pPr>
+            <w:r>
+              <w:rPr>
+                <w:rFonts w:ascii="Arial" w:eastAsia="Arial" w:hAnsi="Arial" w:cs="Arial"/>
+                <w:color w:val="000000"/>
+                <w:sz w:val="20"/>
+                <w:szCs w:val="20"/>
+              </w:rPr>
+              <w:t xml:space="preserve">{BonusDetail}</w:t>
+            </w:r>
+          </w:p>
+        </w:tc>
+        <w:tc>
+          <w:tcPr>
+            <w:tcW w:w="1399" w:type="dxa"/>
+            <w:tcBorders>
+              <w:top w:val="nil"/>
+              <w:left w:val="nil"/>
+              <w:bottom w:val="nil"/>
+              <w:right w:val="nil"/>
+            </w:tcBorders>
+            <w:shd w:fill="FFFFFF" w:color="auto" w:val="clear"/>
+            <w:vAlign w:val="top"/>
+          </w:tcPr>
+          <w:p>
+            <w:pPr>
+              <w:pBdr/>
+              <w:pStyle w:val="Normal"/>
+              <w:keepNext w:val="0"/>
+              <w:keepLines w:val="0"/>
+              <w:spacing w:before="0" w:beforeAutospacing="false" w:after="0" w:afterAutospacing="false" w:line="278" w:lineRule="auto"/>
+              <w:ind w:left="0" w:right="34" w:firstLine="0"/>
+              <w:jc w:val="center"/>
+              <w:rPr>
+                <w:rFonts w:ascii="Calibri" w:eastAsia="Calibri" w:hAnsi="Calibri" w:cs="Calibri"/>
+                <w:color w:val="000000"/>
+                <w:sz w:val="18"/>
+                <w:szCs w:val="18"/>
+              </w:rPr>
+            </w:pPr>
+            <w:r>
+              <w:rPr>
+                <w:rFonts w:ascii="Calibri" w:eastAsia="Calibri" w:hAnsi="Calibri" w:cs="Calibri"/>
+                <w:color w:val="000000"/>
+                <w:sz w:val="18"/>
+                <w:szCs w:val="20"/>
+              </w:rPr>
+              <w:t xml:space="preserve">{preis}</w:t>
+            </w:r>
+          </w:p>
+        </w:tc>
+        <w:tc>
+          <w:tcPr>
+            <w:tcW w:w="943" w:type="dxa"/>
+            <w:tcBorders>
+              <w:top w:val="nil"/>
+              <w:left w:val="nil"/>
+              <w:bottom w:val="nil"/>
+              <w:right w:val="nil"/>
+            </w:tcBorders>
+            <w:shd w:fill="FFFFFF" w:color="auto" w:val="clear"/>
+            <w:vAlign w:val="top"/>
+          </w:tcPr>
+          <w:p>
+            <w:pPr>
+              <w:pBdr/>
+              <w:pStyle w:val="Normal"/>
+              <w:spacing w:before="0" w:beforeAutospacing="false" w:after="0" w:afterAutospacing="false" w:line="278" w:lineRule="auto"/>
+              <w:ind w:right="0"/>
+              <w:jc w:val="center"/>
+              <w:rPr>
+                <w:rFonts w:ascii="Calibri" w:eastAsia="Calibri" w:hAnsi="Calibri" w:cs="Calibri"/>
+                <w:color w:val="000000"/>
+                <w:sz w:val="18"/>
+              </w:rPr>
+            </w:pPr>
+            <w:r>
+              <w:rPr>
+                <w:rFonts w:ascii="Calibri" w:eastAsia="Calibri" w:hAnsi="Calibri" w:cs="Calibri"/>
+                <w:color w:val="000000"/>
+                <w:sz w:val="18"/>
+                <w:szCs w:val="20"/>
+              </w:rPr>
+              <w:t xml:space="preserve">{gesamt}{/</w:t>
+            </w:r>
+            <w:r>
+              <w:rPr>
+                <w:rFonts w:ascii="Calibri" w:eastAsia="Calibri" w:hAnsi="Calibri" w:cs="Calibri"/>
+                <w:color w:val="000000"/>
+                <w:sz w:val="18"/>
+                <w:szCs w:val="20"/>
+              </w:rPr>
+              <w:t xml:space="preserve">BonusRows}{/</w:t>
+            </w:r>
+            <w:r>
+              <w:rPr>
+                <w:rFonts w:ascii="Calibri" w:eastAsia="Calibri" w:hAnsi="Calibri" w:cs="Calibri"/>
+                <w:color w:val="000000"/>
+                <w:sz w:val="18"/>
+                <w:szCs w:val="20"/>
+              </w:rPr>
+              <w:t xml:space="preserve">hasBonus}</w:t>
+            </w:r>
+          </w:p>
+          <w:p>
+            <w:pPr>
+              <w:pBdr/>
+              <w:pStyle w:val="Normal"/>
+              <w:keepNext w:val="0"/>
+              <w:keepLines w:val="0"/>
+              <w:spacing w:before="0" w:beforeAutospacing="false" w:after="0" w:afterAutospacing="false" w:line="278" w:lineRule="auto"/>
+              <w:ind w:left="0" w:right="34" w:firstLine="0"/>
+              <w:jc w:val="center"/>
+              <w:rPr>
+                <w:rFonts w:ascii="Calibri" w:eastAsia="Calibri" w:hAnsi="Calibri" w:cs="Calibri"/>
+                <w:color w:val="000000"/>
+                <w:sz w:val="18"/>
+                <w:szCs w:val="18"/>
+              </w:rPr>
+            </w:pPr>
           </w:p>
         </w:tc>
       </w:tr>
@@ -1889,14 +2218,7 @@
           <w:rFonts w:ascii="Open Sans" w:eastAsia="Open Sans" w:hAnsi="Open Sans" w:cs="Open Sans"/>
           <w:color w:val="030303"/>
         </w:rPr>
-        <w:t xml:space="preserve"> Ob eine ebenerdige Montage der Duschwanne möglich ist, kann erst nach dem Ausbau der bestehenden Wanne beurteilen werden. Sollten dabei zusätzliche oder weitere </w:t>
-      </w:r>
-      <w:r>
-        <w:rPr>
-          <w:rFonts w:ascii="Open Sans" w:eastAsia="Open Sans" w:hAnsi="Open Sans" w:cs="Open Sans"/>
-          <w:color w:val="030303"/>
-        </w:rPr>
-        <w:t xml:space="preserve">Leistungen erforderlich oder von Ihnen gewünscht sein, können zusätzliche Kosten entstehen.{/EbenerdigHinweis}</w:t>
+        <w:t xml:space="preserve"> Ob eine ebenerdige Montage der Duschwanne möglich ist, kann erst nach dem Ausbau der bestehenden Wanne beurteilen werden. Sollten dabei zusätzliche oder weitere Leistungen erforderlich oder von Ihnen gewünscht sein, können zusätzliche Kosten entstehen.{/EbenerdigHinweis}</w:t>
       </w:r>
       <w:r>
         <w:rPr/>
@@ -2872,7 +3194,7 @@
               <w:sz w:val="22"/>
               <w:szCs w:val="22"/>
             </w:rPr>
-            <w:t xml:space="preserve">2</w:t>
+            <w:t xml:space="preserve">1</w:t>
           </w:r>
           <w:r>
             <w:rPr>
@@ -2920,7 +3242,7 @@
               <w:sz w:val="22"/>
               <w:szCs w:val="22"/>
             </w:rPr>
-            <w:t xml:space="preserve">2</w:t>
+            <w:t xml:space="preserve">3</w:t>
           </w:r>
           <w:r>
             <w:rPr>

--- a/src/templates/Angebot-BWT.docx
+++ b/src/templates/Angebot-BWT.docx
@@ -720,7 +720,14 @@
       </w:tblGrid>
       <w:tr>
         <w:tblPrEx>
-          <w:tblBorders/>
+          <w:tblBorders>
+            <w:top w:val="single" w:color="000000" w:sz="8" w:space="0"/>
+            <w:left w:val="single" w:color="000000" w:sz="8" w:space="0"/>
+            <w:bottom w:val="single" w:color="000000" w:sz="8" w:space="0"/>
+            <w:right w:val="single" w:color="000000" w:sz="8" w:space="0"/>
+            <w:insideH w:val="single" w:color="000000" w:sz="8" w:space="0"/>
+            <w:insideV w:val="single" w:color="000000" w:sz="8" w:space="0"/>
+          </w:tblBorders>
           <w:tblCellMar>
             <w:top w:w="0" w:type="dxa"/>
             <w:left w:w="10" w:type="dxa"/>
@@ -937,7 +944,14 @@
       </w:tr>
       <w:tr>
         <w:tblPrEx>
-          <w:tblBorders/>
+          <w:tblBorders>
+            <w:top w:val="single" w:color="000000" w:sz="8" w:space="0"/>
+            <w:left w:val="single" w:color="000000" w:sz="8" w:space="0"/>
+            <w:bottom w:val="single" w:color="000000" w:sz="8" w:space="0"/>
+            <w:right w:val="single" w:color="000000" w:sz="8" w:space="0"/>
+            <w:insideH w:val="single" w:color="000000" w:sz="8" w:space="0"/>
+            <w:insideV w:val="single" w:color="000000" w:sz="8" w:space="0"/>
+          </w:tblBorders>
           <w:tblCellMar>
             <w:top w:w="0" w:type="dxa"/>
             <w:left w:w="10" w:type="dxa"/>
@@ -1501,7 +1515,14 @@
       </w:tr>
       <w:tr>
         <w:tblPrEx>
-          <w:tblBorders/>
+          <w:tblBorders>
+            <w:top w:val="single" w:color="000000" w:sz="8" w:space="0"/>
+            <w:left w:val="single" w:color="000000" w:sz="8" w:space="0"/>
+            <w:bottom w:val="single" w:color="000000" w:sz="8" w:space="0"/>
+            <w:right w:val="single" w:color="000000" w:sz="8" w:space="0"/>
+            <w:insideH w:val="single" w:color="000000" w:sz="8" w:space="0"/>
+            <w:insideV w:val="single" w:color="000000" w:sz="8" w:space="0"/>
+          </w:tblBorders>
           <w:tblCellMar>
             <w:top w:w="0" w:type="dxa"/>
             <w:left w:w="10" w:type="dxa"/>
@@ -2387,15 +2408,41 @@
         <w:rPr/>
         <w:fldChar w:fldCharType="end"/>
       </w:r>
+      <w:r>
+        <w:rPr>
+          <w:rFonts w:ascii="Open Sans" w:eastAsia="Open Sans" w:hAnsi="Open Sans" w:cs="Open Sans"/>
+          <w:color w:val="030303"/>
+        </w:rPr>
+        <w:instrText xml:space="preserve">{BwtFreeText}</w:instrText>
+      </w:r>
     </w:p>
     <w:p>
       <w:pPr>
         <w:pBdr/>
         <w:pStyle w:val="Normal"/>
         <w:spacing/>
-        <w:ind/>
-        <w:rPr>
-          <w:rFonts w:ascii="Open Sans" w:eastAsia="Open Sans" w:hAnsi="Open Sans" w:cs="Open Sans"/>
+        <w:ind w:left="0" w:right="0" w:firstLine="0"/>
+        <w:rPr>
+          <w:rFonts w:ascii="Open Sans" w:eastAsia="Open Sans" w:hAnsi="Open Sans" w:cs="Open Sans"/>
+          <w:color w:val="030303"/>
+        </w:rPr>
+      </w:pPr>
+      <w:r>
+        <w:rPr>
+          <w:rFonts w:ascii="Open Sans" w:eastAsia="Open Sans" w:hAnsi="Open Sans" w:cs="Open Sans"/>
+          <w:color w:val="030303"/>
+        </w:rPr>
+        <w:t xml:space="preserve">{BwtSteelNote}{BwtProxyNote} </w:t>
+      </w:r>
+    </w:p>
+    <w:p>
+      <w:pPr>
+        <w:pBdr/>
+        <w:pStyle w:val="Normal"/>
+        <w:spacing/>
+        <w:ind w:left="0" w:right="0" w:firstLine="0"/>
+        <w:rPr>
+          <w:rFonts w:ascii="Open Sans" w:hAnsi="Open Sans"/>
           <w:color w:val="030303"/>
         </w:rPr>
       </w:pPr>
@@ -2405,7 +2452,7 @@
         <w:pBdr/>
         <w:pStyle w:val="Normal"/>
         <w:spacing/>
-        <w:ind w:left="125" w:right="0" w:firstLine="0"/>
+        <w:ind w:left="0" w:right="0" w:firstLine="0"/>
         <w:rPr/>
       </w:pPr>
       <w:r>
@@ -2413,57 +2460,7 @@
           <w:rFonts w:ascii="Open Sans" w:eastAsia="Open Sans" w:hAnsi="Open Sans" w:cs="Open Sans"/>
           <w:color w:val="030303"/>
         </w:rPr>
-        <w:t xml:space="preserve">{BwtFreeText}</w:t>
-      </w:r>
-    </w:p>
-    <w:p>
-      <w:pPr>
-        <w:pBdr/>
-        <w:pStyle w:val="Normal"/>
-        <w:spacing/>
-        <w:ind/>
-        <w:rPr/>
-      </w:pPr>
-    </w:p>
-    <w:p>
-      <w:pPr>
-        <w:pBdr/>
-        <w:pStyle w:val="Normal"/>
-        <w:spacing/>
-        <w:ind w:left="125" w:right="0" w:firstLine="0"/>
-        <w:rPr/>
-      </w:pPr>
-      <w:r>
-        <w:rPr>
-          <w:rFonts w:ascii="Open Sans" w:eastAsia="Open Sans" w:hAnsi="Open Sans" w:cs="Open Sans"/>
-          <w:color w:val="030303"/>
-        </w:rPr>
-        <w:t xml:space="preserve">{BwtSteelNote}</w:t>
-      </w:r>
-    </w:p>
-    <w:p>
-      <w:pPr>
-        <w:pBdr/>
-        <w:pStyle w:val="Normal"/>
-        <w:spacing/>
-        <w:ind/>
-        <w:rPr/>
-      </w:pPr>
-    </w:p>
-    <w:p>
-      <w:pPr>
-        <w:pBdr/>
-        <w:pStyle w:val="Normal"/>
-        <w:spacing/>
-        <w:ind w:left="125" w:right="0" w:firstLine="0"/>
-        <w:rPr/>
-      </w:pPr>
-      <w:r>
-        <w:rPr>
-          <w:rFonts w:ascii="Open Sans" w:eastAsia="Open Sans" w:hAnsi="Open Sans" w:cs="Open Sans"/>
-          <w:color w:val="030303"/>
-        </w:rPr>
-        <w:t xml:space="preserve">{BwtProxyNote} Die Unterschrift gilt für uns als Auftragsbestätigung.</w:t>
+        <w:t xml:space="preserve">Die Unterschrift gilt für uns als Auftragsbestätigung.</w:t>
       </w:r>
     </w:p>
     <w:p>
@@ -3194,7 +3191,7 @@
               <w:sz w:val="22"/>
               <w:szCs w:val="22"/>
             </w:rPr>
-            <w:t xml:space="preserve">1</w:t>
+            <w:t xml:space="preserve">2</w:t>
           </w:r>
           <w:r>
             <w:rPr>

--- a/src/templates/Angebot-BWT.docx
+++ b/src/templates/Angebot-BWT.docx
@@ -1,14 +1,11 @@
 
 <file path=word/document.xml><?xml version="1.0" encoding="utf-8"?>
-<w:document xmlns:wpc="http://schemas.microsoft.com/office/word/2010/wordprocessingCanvas" xmlns:mc="http://schemas.openxmlformats.org/markup-compatibility/2006" xmlns:o="urn:schemas-microsoft-com:office:office" xmlns:r="http://schemas.openxmlformats.org/officeDocument/2006/relationships" xmlns:m="http://schemas.openxmlformats.org/officeDocument/2006/math" xmlns:v="urn:schemas-microsoft-com:vml" xmlns:wp14="http://schemas.microsoft.com/office/word/2010/wordprocessingDrawing" xmlns:wp="http://schemas.openxmlformats.org/drawingml/2006/wordprocessingDrawing" xmlns:w10="urn:schemas-microsoft-com:office:word" xmlns:w="http://schemas.openxmlformats.org/wordprocessingml/2006/main" xmlns:w14="http://schemas.microsoft.com/office/word/2010/wordml" xmlns:w15="http://schemas.microsoft.com/office/word/2012/wordml" xmlns:wpg="http://schemas.microsoft.com/office/word/2010/wordprocessingGroup" xmlns:wpi="http://schemas.microsoft.com/office/word/2010/wordprocessingInk" xmlns:wne="http://schemas.microsoft.com/office/word/2006/wordml" xmlns:wps="http://schemas.microsoft.com/office/word/2010/wordprocessingShape" mc:Ignorable="w14 w15 wp14">
+<w:document xmlns:wpc="http://schemas.microsoft.com/office/word/2010/wordprocessingCanvas" xmlns:cx="http://schemas.microsoft.com/office/drawing/2014/chartex" xmlns:cx1="http://schemas.microsoft.com/office/drawing/2015/9/8/chartex" xmlns:cx2="http://schemas.microsoft.com/office/drawing/2015/10/21/chartex" xmlns:cx3="http://schemas.microsoft.com/office/drawing/2016/5/9/chartex" xmlns:cx4="http://schemas.microsoft.com/office/drawing/2016/5/10/chartex" xmlns:cx5="http://schemas.microsoft.com/office/drawing/2016/5/11/chartex" xmlns:cx6="http://schemas.microsoft.com/office/drawing/2016/5/12/chartex" xmlns:cx7="http://schemas.microsoft.com/office/drawing/2016/5/13/chartex" xmlns:cx8="http://schemas.microsoft.com/office/drawing/2016/5/14/chartex" xmlns:mc="http://schemas.openxmlformats.org/markup-compatibility/2006" xmlns:aink="http://schemas.microsoft.com/office/drawing/2016/ink" xmlns:am3d="http://schemas.microsoft.com/office/drawing/2017/model3d" xmlns:o="urn:schemas-microsoft-com:office:office" xmlns:oel="http://schemas.microsoft.com/office/2019/extlst" xmlns:r="http://schemas.openxmlformats.org/officeDocument/2006/relationships" xmlns:m="http://schemas.openxmlformats.org/officeDocument/2006/math" xmlns:v="urn:schemas-microsoft-com:vml" xmlns:wp14="http://schemas.microsoft.com/office/word/2010/wordprocessingDrawing" xmlns:wp="http://schemas.openxmlformats.org/drawingml/2006/wordprocessingDrawing" xmlns:w10="urn:schemas-microsoft-com:office:word" xmlns:w="http://schemas.openxmlformats.org/wordprocessingml/2006/main" xmlns:w14="http://schemas.microsoft.com/office/word/2010/wordml" xmlns:w15="http://schemas.microsoft.com/office/word/2012/wordml" xmlns:w16cex="http://schemas.microsoft.com/office/word/2018/wordml/cex" xmlns:w16cid="http://schemas.microsoft.com/office/word/2016/wordml/cid" xmlns:w16="http://schemas.microsoft.com/office/word/2018/wordml" xmlns:w16du="http://schemas.microsoft.com/office/word/2023/wordml/word16du" xmlns:w16sdtdh="http://schemas.microsoft.com/office/word/2020/wordml/sdtdatahash" xmlns:w16sdtfl="http://schemas.microsoft.com/office/word/2024/wordml/sdtformatlock" xmlns:w16se="http://schemas.microsoft.com/office/word/2015/wordml/symex" xmlns:wpg="http://schemas.microsoft.com/office/word/2010/wordprocessingGroup" xmlns:wpi="http://schemas.microsoft.com/office/word/2010/wordprocessingInk" xmlns:wne="http://schemas.microsoft.com/office/word/2006/wordml" xmlns:wps="http://schemas.microsoft.com/office/word/2010/wordprocessingShape" mc:Ignorable="w14 w15 w16se w16cid w16 w16cex w16sdtdh w16sdtfl w16du wp14">
   <w:background w:color="FFFFFF"/>
   <w:body>
     <w:p>
       <w:pPr>
-        <w:pBdr/>
-        <w:pStyle w:val="Normal"/>
-        <w:spacing w:before="171" w:after="0"/>
-        <w:ind w:left="0" w:right="0" w:firstLine="0"/>
+        <w:spacing w:before="171"/>
         <w:rPr>
           <w:rFonts w:ascii="Open Sans" w:eastAsia="Open Sans" w:hAnsi="Open Sans" w:cs="Open Sans"/>
           <w:color w:val="070707"/>
@@ -17,7 +14,6 @@
         </w:rPr>
       </w:pPr>
       <w:r>
-        <w:rPr/>
         <w:br/>
       </w:r>
       <w:r>
@@ -27,15 +23,83 @@
           <w:sz w:val="17"/>
           <w:szCs w:val="17"/>
         </w:rPr>
-        <w:t xml:space="preserve">EmC2 Attila Landgrafe, Waldstraße 5, 95032 Hof</w:t>
-      </w:r>
+        <w:t xml:space="preserve">EmC2 </w:t>
+      </w:r>
+      <w:proofErr w:type="spellStart"/>
+      <w:r>
+        <w:rPr>
+          <w:rFonts w:ascii="Open Sans" w:eastAsia="Open Sans" w:hAnsi="Open Sans" w:cs="Open Sans"/>
+          <w:color w:val="070707"/>
+          <w:sz w:val="17"/>
+          <w:szCs w:val="17"/>
+        </w:rPr>
+        <w:t>Attila</w:t>
+      </w:r>
+      <w:proofErr w:type="spellEnd"/>
+      <w:r>
+        <w:rPr>
+          <w:rFonts w:ascii="Open Sans" w:eastAsia="Open Sans" w:hAnsi="Open Sans" w:cs="Open Sans"/>
+          <w:color w:val="070707"/>
+          <w:sz w:val="17"/>
+          <w:szCs w:val="17"/>
+        </w:rPr>
+        <w:t xml:space="preserve"> </w:t>
+      </w:r>
+      <w:proofErr w:type="spellStart"/>
+      <w:r>
+        <w:rPr>
+          <w:rFonts w:ascii="Open Sans" w:eastAsia="Open Sans" w:hAnsi="Open Sans" w:cs="Open Sans"/>
+          <w:color w:val="070707"/>
+          <w:sz w:val="17"/>
+          <w:szCs w:val="17"/>
+        </w:rPr>
+        <w:t>Landgrafe</w:t>
+      </w:r>
+      <w:proofErr w:type="spellEnd"/>
+      <w:r>
+        <w:rPr>
+          <w:rFonts w:ascii="Open Sans" w:eastAsia="Open Sans" w:hAnsi="Open Sans" w:cs="Open Sans"/>
+          <w:color w:val="070707"/>
+          <w:sz w:val="17"/>
+          <w:szCs w:val="17"/>
+        </w:rPr>
+        <w:t xml:space="preserve">, </w:t>
+      </w:r>
+      <w:proofErr w:type="spellStart"/>
+      <w:r>
+        <w:rPr>
+          <w:rFonts w:ascii="Open Sans" w:eastAsia="Open Sans" w:hAnsi="Open Sans" w:cs="Open Sans"/>
+          <w:color w:val="070707"/>
+          <w:sz w:val="17"/>
+          <w:szCs w:val="17"/>
+        </w:rPr>
+        <w:t>Waldstraße</w:t>
+      </w:r>
+      <w:proofErr w:type="spellEnd"/>
+      <w:r>
+        <w:rPr>
+          <w:rFonts w:ascii="Open Sans" w:eastAsia="Open Sans" w:hAnsi="Open Sans" w:cs="Open Sans"/>
+          <w:color w:val="070707"/>
+          <w:sz w:val="17"/>
+          <w:szCs w:val="17"/>
+        </w:rPr>
+        <w:t xml:space="preserve"> 5, 95032 </w:t>
+      </w:r>
+      <w:proofErr w:type="spellStart"/>
+      <w:r>
+        <w:rPr>
+          <w:rFonts w:ascii="Open Sans" w:eastAsia="Open Sans" w:hAnsi="Open Sans" w:cs="Open Sans"/>
+          <w:color w:val="070707"/>
+          <w:sz w:val="17"/>
+          <w:szCs w:val="17"/>
+        </w:rPr>
+        <w:t>Hof</w:t>
+      </w:r>
+      <w:proofErr w:type="spellEnd"/>
     </w:p>
     <w:p>
       <w:pPr>
-        <w:pBdr/>
         <w:pStyle w:val="normal1"/>
-        <w:spacing/>
-        <w:ind/>
         <w:rPr>
           <w:rFonts w:ascii="Open Sans" w:eastAsia="Open Sans" w:hAnsi="Open Sans" w:cs="Open Sans"/>
           <w:color w:val="070707"/>
@@ -46,19 +110,17 @@
     </w:p>
     <w:tbl>
       <w:tblPr>
-        <w:tblStyle w:val="Normal Table0"/>
+        <w:tblStyle w:val="NormalTable0"/>
         <w:tblW w:w="10035" w:type="dxa"/>
-        <w:jc w:val="left"/>
         <w:tblInd w:w="0" w:type="dxa"/>
+        <w:tblLayout w:type="fixed"/>
         <w:tblCellMar>
           <w:top w:w="0" w:type="dxa"/>
           <w:left w:w="10" w:type="dxa"/>
           <w:bottom w:w="0" w:type="dxa"/>
           <w:right w:w="10" w:type="dxa"/>
         </w:tblCellMar>
-        <w:tblBorders/>
-        <w:shd w:fill="auto" w:color="auto"/>
-        <w:tblLayout w:type="fixed"/>
+        <w:tblLook w:val="04A0" w:firstRow="1" w:lastRow="0" w:firstColumn="1" w:lastColumn="0" w:noHBand="0" w:noVBand="1"/>
       </w:tblPr>
       <w:tblGrid>
         <w:gridCol w:w="4797"/>
@@ -66,39 +128,23 @@
         <w:gridCol w:w="2970"/>
       </w:tblGrid>
       <w:tr>
-        <w:tblPrEx>
-          <w:tblBorders/>
-          <w:tblCellMar>
-            <w:top w:w="0" w:type="dxa"/>
-            <w:left w:w="10" w:type="dxa"/>
-            <w:bottom w:w="0" w:type="dxa"/>
-            <w:right w:w="10" w:type="dxa"/>
-          </w:tblCellMar>
-        </w:tblPrEx>
         <w:trPr>
-          <w:trHeight w:hRule="atLeast" w:val="1380"/>
+          <w:trHeight w:val="1380"/>
         </w:trPr>
         <w:tc>
           <w:tcPr>
             <w:tcW w:w="4797" w:type="dxa"/>
             <w:tcBorders>
-              <w:top w:val="single" w:color="FFFFFF" w:sz="8" w:space="0"/>
-              <w:left w:val="single" w:color="FFFFFF" w:sz="8" w:space="0"/>
-              <w:bottom w:val="single" w:color="FFFFFF" w:sz="8" w:space="0"/>
-              <w:right w:val="single" w:color="FFFFFF" w:sz="8" w:space="0"/>
+              <w:top w:val="single" w:sz="8" w:space="0" w:color="FFFFFF"/>
+              <w:left w:val="single" w:sz="8" w:space="0" w:color="FFFFFF"/>
+              <w:bottom w:val="single" w:sz="8" w:space="0" w:color="FFFFFF"/>
+              <w:right w:val="single" w:sz="8" w:space="0" w:color="FFFFFF"/>
             </w:tcBorders>
-            <w:shd w:fill="auto" w:color="auto" w:val="clear"/>
-            <w:vAlign w:val="top"/>
           </w:tcPr>
           <w:p>
             <w:pPr>
-              <w:pBdr/>
-              <w:pStyle w:val="Normal"/>
-              <w:keepNext w:val="0"/>
-              <w:keepLines w:val="0"/>
-              <w:spacing w:before="0" w:after="0" w:line="278" w:lineRule="auto"/>
-              <w:ind w:left="0" w:right="314" w:firstLine="0"/>
-              <w:jc w:val="left"/>
+              <w:spacing w:line="278" w:lineRule="auto"/>
+              <w:ind w:right="314"/>
               <w:rPr>
                 <w:rFonts w:ascii="Open Sans" w:eastAsia="Open Sans" w:hAnsi="Open Sans" w:cs="Open Sans"/>
               </w:rPr>
@@ -106,21 +152,28 @@
             <w:r>
               <w:rPr>
                 <w:rFonts w:ascii="Open Sans" w:eastAsia="Open Sans" w:hAnsi="Open Sans" w:cs="Open Sans"/>
-                <w:sz w:val="22"/>
-                <w:szCs w:val="22"/>
-              </w:rPr>
-              <w:t xml:space="preserve">{Anrede}</w:t>
+              </w:rPr>
+              <w:t>{</w:t>
+            </w:r>
+            <w:proofErr w:type="spellStart"/>
+            <w:r>
+              <w:rPr>
+                <w:rFonts w:ascii="Open Sans" w:eastAsia="Open Sans" w:hAnsi="Open Sans" w:cs="Open Sans"/>
+              </w:rPr>
+              <w:t>Anrede</w:t>
+            </w:r>
+            <w:proofErr w:type="spellEnd"/>
+            <w:r>
+              <w:rPr>
+                <w:rFonts w:ascii="Open Sans" w:eastAsia="Open Sans" w:hAnsi="Open Sans" w:cs="Open Sans"/>
+              </w:rPr>
+              <w:t>}</w:t>
             </w:r>
           </w:p>
           <w:p>
             <w:pPr>
-              <w:pBdr/>
-              <w:pStyle w:val="Normal"/>
-              <w:keepNext w:val="0"/>
-              <w:keepLines w:val="0"/>
-              <w:spacing w:before="0" w:after="0" w:line="278" w:lineRule="auto"/>
-              <w:ind w:left="0" w:right="314" w:firstLine="0"/>
-              <w:jc w:val="left"/>
+              <w:spacing w:line="278" w:lineRule="auto"/>
+              <w:ind w:right="314"/>
               <w:rPr>
                 <w:rFonts w:ascii="Open Sans" w:eastAsia="Open Sans" w:hAnsi="Open Sans" w:cs="Open Sans"/>
                 <w:color w:val="1F1F1F"/>
@@ -129,21 +182,42 @@
             <w:r>
               <w:rPr>
                 <w:rFonts w:ascii="Open Sans" w:eastAsia="Open Sans" w:hAnsi="Open Sans" w:cs="Open Sans"/>
-                <w:sz w:val="22"/>
-                <w:szCs w:val="22"/>
-              </w:rPr>
-              <w:t xml:space="preserve">{Vorname} {Nachname}</w:t>
+              </w:rPr>
+              <w:t>{</w:t>
+            </w:r>
+            <w:proofErr w:type="spellStart"/>
+            <w:r>
+              <w:rPr>
+                <w:rFonts w:ascii="Open Sans" w:eastAsia="Open Sans" w:hAnsi="Open Sans" w:cs="Open Sans"/>
+              </w:rPr>
+              <w:t>Vorname</w:t>
+            </w:r>
+            <w:proofErr w:type="spellEnd"/>
+            <w:r>
+              <w:rPr>
+                <w:rFonts w:ascii="Open Sans" w:eastAsia="Open Sans" w:hAnsi="Open Sans" w:cs="Open Sans"/>
+              </w:rPr>
+              <w:t>} {</w:t>
+            </w:r>
+            <w:proofErr w:type="spellStart"/>
+            <w:r>
+              <w:rPr>
+                <w:rFonts w:ascii="Open Sans" w:eastAsia="Open Sans" w:hAnsi="Open Sans" w:cs="Open Sans"/>
+              </w:rPr>
+              <w:t>Nachname</w:t>
+            </w:r>
+            <w:proofErr w:type="spellEnd"/>
+            <w:r>
+              <w:rPr>
+                <w:rFonts w:ascii="Open Sans" w:eastAsia="Open Sans" w:hAnsi="Open Sans" w:cs="Open Sans"/>
+              </w:rPr>
+              <w:t>}</w:t>
             </w:r>
           </w:p>
           <w:p>
             <w:pPr>
-              <w:pBdr/>
-              <w:pStyle w:val="Normal"/>
-              <w:keepNext w:val="0"/>
-              <w:keepLines w:val="0"/>
-              <w:spacing w:before="0" w:after="0" w:line="278" w:lineRule="auto"/>
-              <w:ind w:left="0" w:right="314" w:firstLine="0"/>
-              <w:jc w:val="left"/>
+              <w:spacing w:line="278" w:lineRule="auto"/>
+              <w:ind w:right="314"/>
               <w:rPr>
                 <w:rFonts w:ascii="Open Sans" w:eastAsia="Open Sans" w:hAnsi="Open Sans" w:cs="Open Sans"/>
                 <w:color w:val="1F1F1F"/>
@@ -152,21 +226,29 @@
             <w:r>
               <w:rPr>
                 <w:rFonts w:ascii="Open Sans" w:eastAsia="Open Sans" w:hAnsi="Open Sans" w:cs="Open Sans"/>
-                <w:sz w:val="22"/>
-                <w:szCs w:val="22"/>
-              </w:rPr>
-              <w:t xml:space="preserve">{Adresse}</w:t>
+              </w:rPr>
+              <w:t>{</w:t>
+            </w:r>
+            <w:proofErr w:type="spellStart"/>
+            <w:r>
+              <w:rPr>
+                <w:rFonts w:ascii="Open Sans" w:eastAsia="Open Sans" w:hAnsi="Open Sans" w:cs="Open Sans"/>
+              </w:rPr>
+              <w:t>Adresse</w:t>
+            </w:r>
+            <w:proofErr w:type="spellEnd"/>
+            <w:r>
+              <w:rPr>
+                <w:rFonts w:ascii="Open Sans" w:eastAsia="Open Sans" w:hAnsi="Open Sans" w:cs="Open Sans"/>
+              </w:rPr>
+              <w:t>}</w:t>
             </w:r>
           </w:p>
           <w:p>
             <w:pPr>
-              <w:pBdr/>
               <w:pStyle w:val="normal1"/>
-              <w:keepNext w:val="0"/>
-              <w:keepLines w:val="0"/>
-              <w:spacing w:before="0" w:after="0" w:line="278" w:lineRule="auto"/>
-              <w:ind w:left="0" w:right="314" w:firstLine="0"/>
-              <w:jc w:val="left"/>
+              <w:spacing w:line="278" w:lineRule="auto"/>
+              <w:ind w:right="314"/>
               <w:rPr>
                 <w:rFonts w:ascii="Open Sans" w:eastAsia="Open Sans" w:hAnsi="Open Sans" w:cs="Open Sans"/>
                 <w:color w:val="070707"/>
@@ -177,10 +259,8 @@
             <w:r>
               <w:rPr>
                 <w:rFonts w:ascii="Open Sans" w:eastAsia="Open Sans" w:hAnsi="Open Sans" w:cs="Open Sans"/>
-                <w:sz w:val="22"/>
-                <w:szCs w:val="22"/>
-              </w:rPr>
-              <w:t xml:space="preserve">{PLZ} {Stadt}</w:t>
+              </w:rPr>
+              <w:t>{PLZ} {Stadt}</w:t>
             </w:r>
           </w:p>
         </w:tc>
@@ -188,27 +268,20 @@
           <w:tcPr>
             <w:tcW w:w="2268" w:type="dxa"/>
             <w:tcBorders>
-              <w:top w:val="single" w:color="FFFFFF" w:sz="8" w:space="0"/>
-              <w:left w:val="single" w:color="FFFFFF" w:sz="8" w:space="0"/>
-              <w:bottom w:val="single" w:color="FFFFFF" w:sz="8" w:space="0"/>
-              <w:right w:val="single" w:color="FFFFFF" w:sz="8" w:space="0"/>
+              <w:top w:val="single" w:sz="8" w:space="0" w:color="FFFFFF"/>
+              <w:left w:val="single" w:sz="8" w:space="0" w:color="FFFFFF"/>
+              <w:bottom w:val="single" w:sz="8" w:space="0" w:color="FFFFFF"/>
+              <w:right w:val="single" w:sz="8" w:space="0" w:color="FFFFFF"/>
             </w:tcBorders>
-            <w:shd w:fill="auto" w:color="auto" w:val="clear"/>
-            <w:vAlign w:val="top"/>
           </w:tcPr>
           <w:p>
             <w:pPr>
-              <w:pBdr/>
-              <w:pStyle w:val="Normal"/>
-              <w:keepNext w:val="0"/>
-              <w:keepLines w:val="0"/>
-              <w:spacing w:before="0" w:after="0" w:line="240" w:lineRule="auto"/>
-              <w:ind w:left="0" w:right="127" w:firstLine="0"/>
-              <w:jc w:val="left"/>
+              <w:ind w:right="127"/>
               <w:rPr>
                 <w:rFonts w:ascii="Open Sans" w:eastAsia="Open Sans" w:hAnsi="Open Sans" w:cs="Open Sans"/>
                 <w:sz w:val="21"/>
                 <w:szCs w:val="21"/>
+                <w:lang w:val="de-DE"/>
               </w:rPr>
             </w:pPr>
             <w:r>
@@ -217,14 +290,16 @@
                 <w:color w:val="1F1F1F"/>
                 <w:sz w:val="21"/>
                 <w:szCs w:val="21"/>
-              </w:rPr>
-              <w:t xml:space="preserve">Angebotsnummer</w:t>
+                <w:lang w:val="de-DE"/>
+              </w:rPr>
+              <w:t>Angebotsnummer</w:t>
             </w:r>
             <w:r>
               <w:rPr>
                 <w:rFonts w:ascii="Open Sans" w:eastAsia="Open Sans" w:hAnsi="Open Sans" w:cs="Open Sans"/>
                 <w:sz w:val="21"/>
                 <w:szCs w:val="21"/>
+                <w:lang w:val="de-DE"/>
               </w:rPr>
               <w:t xml:space="preserve">        </w:t>
             </w:r>
@@ -234,24 +309,20 @@
                 <w:color w:val="1F1F1F"/>
                 <w:sz w:val="21"/>
                 <w:szCs w:val="21"/>
-              </w:rPr>
-              <w:t xml:space="preserve">Datum</w:t>
+                <w:lang w:val="de-DE"/>
+              </w:rPr>
+              <w:t>Datum</w:t>
             </w:r>
           </w:p>
           <w:p>
             <w:pPr>
-              <w:pBdr/>
-              <w:pStyle w:val="Normal"/>
-              <w:keepNext w:val="0"/>
-              <w:keepLines w:val="0"/>
-              <w:spacing w:before="0" w:after="0" w:line="240" w:lineRule="auto"/>
-              <w:ind w:left="0" w:right="127" w:firstLine="0"/>
-              <w:jc w:val="left"/>
+              <w:ind w:right="127"/>
               <w:rPr>
                 <w:rFonts w:ascii="Open Sans" w:eastAsia="Open Sans" w:hAnsi="Open Sans" w:cs="Open Sans"/>
                 <w:color w:val="1F1F1F"/>
                 <w:sz w:val="21"/>
                 <w:szCs w:val="21"/>
+                <w:lang w:val="de-DE"/>
               </w:rPr>
             </w:pPr>
             <w:r>
@@ -260,24 +331,21 @@
                 <w:color w:val="1F1F1F"/>
                 <w:sz w:val="21"/>
                 <w:szCs w:val="21"/>
-              </w:rPr>
-              <w:t xml:space="preserve">Ansprechpartner</w:t>
+                <w:lang w:val="de-DE"/>
+              </w:rPr>
+              <w:t>Ansprechpartner</w:t>
             </w:r>
           </w:p>
           <w:p>
             <w:pPr>
-              <w:pBdr/>
               <w:pStyle w:val="normal1"/>
-              <w:keepNext w:val="0"/>
-              <w:keepLines w:val="0"/>
-              <w:spacing w:before="0" w:after="0" w:line="240" w:lineRule="auto"/>
-              <w:ind w:left="0" w:right="127" w:firstLine="0"/>
-              <w:jc w:val="left"/>
+              <w:ind w:right="127"/>
               <w:rPr>
                 <w:rFonts w:ascii="Open Sans" w:eastAsia="Open Sans" w:hAnsi="Open Sans" w:cs="Open Sans"/>
                 <w:color w:val="070707"/>
                 <w:sz w:val="17"/>
                 <w:szCs w:val="17"/>
+                <w:lang w:val="de-DE"/>
               </w:rPr>
             </w:pPr>
             <w:r>
@@ -286,8 +354,9 @@
                 <w:color w:val="1F1F1F"/>
                 <w:sz w:val="21"/>
                 <w:szCs w:val="21"/>
-              </w:rPr>
-              <w:t xml:space="preserve">Telefon</w:t>
+                <w:lang w:val="de-DE"/>
+              </w:rPr>
+              <w:t>Telefon</w:t>
             </w:r>
             <w:r>
               <w:rPr>
@@ -295,17 +364,10 @@
                 <w:color w:val="1F1F1F"/>
                 <w:sz w:val="21"/>
                 <w:szCs w:val="21"/>
+                <w:lang w:val="de-DE"/>
               </w:rPr>
               <w:br/>
-            </w:r>
-            <w:r>
-              <w:rPr>
-                <w:rFonts w:ascii="Open Sans" w:eastAsia="Open Sans" w:hAnsi="Open Sans" w:cs="Open Sans"/>
-                <w:color w:val="1F1F1F"/>
-                <w:sz w:val="21"/>
-                <w:szCs w:val="21"/>
-              </w:rPr>
-              <w:t xml:space="preserve">E-Mail</w:t>
+              <w:t>E-Mail</w:t>
             </w:r>
           </w:p>
         </w:tc>
@@ -313,34 +375,26 @@
           <w:tcPr>
             <w:tcW w:w="2970" w:type="dxa"/>
             <w:tcBorders>
-              <w:top w:val="single" w:color="FFFFFF" w:sz="8" w:space="0"/>
-              <w:left w:val="single" w:color="FFFFFF" w:sz="8" w:space="0"/>
-              <w:bottom w:val="single" w:color="FFFFFF" w:sz="8" w:space="0"/>
-              <w:right w:val="single" w:color="FFFFFF" w:sz="8" w:space="0"/>
+              <w:top w:val="single" w:sz="8" w:space="0" w:color="FFFFFF"/>
+              <w:left w:val="single" w:sz="8" w:space="0" w:color="FFFFFF"/>
+              <w:bottom w:val="single" w:sz="8" w:space="0" w:color="FFFFFF"/>
+              <w:right w:val="single" w:sz="8" w:space="0" w:color="FFFFFF"/>
             </w:tcBorders>
-            <w:shd w:fill="auto" w:color="auto" w:val="clear"/>
-            <w:vAlign w:val="top"/>
           </w:tcPr>
           <w:p>
             <w:pPr>
-              <w:pBdr/>
-              <w:pStyle w:val="Normal"/>
-              <w:keepNext w:val="0"/>
-              <w:keepLines w:val="0"/>
-              <w:spacing w:before="0" w:after="0" w:line="240" w:lineRule="auto"/>
-              <w:ind w:left="0" w:right="0" w:firstLine="0"/>
               <w:jc w:val="right"/>
               <w:rPr>
                 <w:rFonts w:ascii="Open Sans" w:eastAsia="Open Sans" w:hAnsi="Open Sans" w:cs="Open Sans"/>
+                <w:lang w:val="de-DE"/>
               </w:rPr>
             </w:pPr>
             <w:r>
               <w:rPr>
                 <w:rFonts w:ascii="Open Sans" w:eastAsia="Open Sans" w:hAnsi="Open Sans" w:cs="Open Sans"/>
-                <w:sz w:val="22"/>
-                <w:szCs w:val="22"/>
-              </w:rPr>
-              <w:t xml:space="preserve">{</w:t>
+                <w:lang w:val="de-DE"/>
+              </w:rPr>
+              <w:t>{</w:t>
             </w:r>
             <w:r>
               <w:rPr>
@@ -348,41 +402,35 @@
                 <w:color w:val="1F1F1F"/>
                 <w:sz w:val="21"/>
                 <w:szCs w:val="21"/>
-              </w:rPr>
-              <w:t xml:space="preserve">Angebotsnummer</w:t>
-            </w:r>
-            <w:r>
-              <w:rPr>
-                <w:rFonts w:ascii="Open Sans" w:eastAsia="Open Sans" w:hAnsi="Open Sans" w:cs="Open Sans"/>
-                <w:sz w:val="22"/>
-                <w:szCs w:val="22"/>
-              </w:rPr>
-              <w:t xml:space="preserve">}</w:t>
+                <w:lang w:val="de-DE"/>
+              </w:rPr>
+              <w:t>Angebotsnummer</w:t>
+            </w:r>
+            <w:r>
+              <w:rPr>
+                <w:rFonts w:ascii="Open Sans" w:eastAsia="Open Sans" w:hAnsi="Open Sans" w:cs="Open Sans"/>
+                <w:lang w:val="de-DE"/>
+              </w:rPr>
+              <w:t>}</w:t>
             </w:r>
           </w:p>
           <w:p>
             <w:pPr>
-              <w:pBdr/>
-              <w:pStyle w:val="Normal"/>
-              <w:keepNext w:val="0"/>
-              <w:keepLines w:val="0"/>
-              <w:spacing w:before="0" w:after="0" w:line="240" w:lineRule="auto"/>
-              <w:ind w:left="0" w:right="0" w:firstLine="0"/>
               <w:jc w:val="right"/>
               <w:rPr>
                 <w:rFonts w:ascii="Open Sans" w:eastAsia="Open Sans" w:hAnsi="Open Sans" w:cs="Open Sans"/>
                 <w:color w:val="1F1F1F"/>
                 <w:sz w:val="21"/>
                 <w:szCs w:val="21"/>
+                <w:lang w:val="de-DE"/>
               </w:rPr>
             </w:pPr>
             <w:r>
               <w:rPr>
                 <w:rFonts w:ascii="Open Sans" w:eastAsia="Open Sans" w:hAnsi="Open Sans" w:cs="Open Sans"/>
-                <w:sz w:val="22"/>
-                <w:szCs w:val="22"/>
-              </w:rPr>
-              <w:t xml:space="preserve">{</w:t>
+                <w:lang w:val="de-DE"/>
+              </w:rPr>
+              <w:t>{</w:t>
             </w:r>
             <w:r>
               <w:rPr>
@@ -390,30 +438,29 @@
                 <w:color w:val="1F1F1F"/>
                 <w:sz w:val="21"/>
                 <w:szCs w:val="21"/>
-              </w:rPr>
-              <w:t xml:space="preserve">Datum</w:t>
-            </w:r>
-            <w:r>
-              <w:rPr>
-                <w:rFonts w:ascii="Open Sans" w:eastAsia="Open Sans" w:hAnsi="Open Sans" w:cs="Open Sans"/>
-                <w:sz w:val="22"/>
-                <w:szCs w:val="22"/>
-              </w:rPr>
-              <w:t xml:space="preserve">}</w:t>
-            </w:r>
-            <w:r>
-              <w:rPr>
-                <w:sz w:val="22"/>
+                <w:lang w:val="de-DE"/>
+              </w:rPr>
+              <w:t>Datum</w:t>
+            </w:r>
+            <w:r>
+              <w:rPr>
+                <w:rFonts w:ascii="Open Sans" w:eastAsia="Open Sans" w:hAnsi="Open Sans" w:cs="Open Sans"/>
+                <w:lang w:val="de-DE"/>
+              </w:rPr>
+              <w:t>}</w:t>
+            </w:r>
+            <w:r>
+              <w:rPr>
+                <w:lang w:val="de-DE"/>
               </w:rPr>
               <w:br/>
             </w:r>
             <w:r>
               <w:rPr>
                 <w:rFonts w:ascii="Open Sans" w:eastAsia="Open Sans" w:hAnsi="Open Sans" w:cs="Open Sans"/>
-                <w:sz w:val="22"/>
-                <w:szCs w:val="22"/>
-              </w:rPr>
-              <w:t xml:space="preserve">{</w:t>
+                <w:lang w:val="de-DE"/>
+              </w:rPr>
+              <w:t>{</w:t>
             </w:r>
             <w:r>
               <w:rPr>
@@ -421,20 +468,20 @@
                 <w:color w:val="1F1F1F"/>
                 <w:sz w:val="21"/>
                 <w:szCs w:val="21"/>
-              </w:rPr>
-              <w:t xml:space="preserve">Ansprechpartner</w:t>
-            </w:r>
-            <w:r>
-              <w:rPr>
-                <w:rFonts w:ascii="Open Sans" w:eastAsia="Open Sans" w:hAnsi="Open Sans" w:cs="Open Sans"/>
-                <w:sz w:val="22"/>
-                <w:szCs w:val="22"/>
-              </w:rPr>
-              <w:t xml:space="preserve">}</w:t>
-            </w:r>
-            <w:r>
-              <w:rPr>
-                <w:sz w:val="22"/>
+                <w:lang w:val="de-DE"/>
+              </w:rPr>
+              <w:t>Ansprechpartner</w:t>
+            </w:r>
+            <w:r>
+              <w:rPr>
+                <w:rFonts w:ascii="Open Sans" w:eastAsia="Open Sans" w:hAnsi="Open Sans" w:cs="Open Sans"/>
+                <w:lang w:val="de-DE"/>
+              </w:rPr>
+              <w:t>}</w:t>
+            </w:r>
+            <w:r>
+              <w:rPr>
+                <w:lang w:val="de-DE"/>
               </w:rPr>
               <w:br/>
             </w:r>
@@ -444,24 +491,21 @@
                 <w:color w:val="1F1F1F"/>
                 <w:sz w:val="21"/>
                 <w:szCs w:val="21"/>
+                <w:lang w:val="de-DE"/>
               </w:rPr>
               <w:t xml:space="preserve">          09281 5915900</w:t>
             </w:r>
           </w:p>
           <w:p>
             <w:pPr>
-              <w:pBdr/>
               <w:pStyle w:val="normal1"/>
-              <w:keepNext w:val="0"/>
-              <w:keepLines w:val="0"/>
-              <w:spacing w:before="0" w:after="0" w:line="240" w:lineRule="auto"/>
-              <w:ind w:left="0" w:right="0" w:firstLine="0"/>
               <w:jc w:val="right"/>
               <w:rPr>
                 <w:rFonts w:ascii="Open Sans" w:eastAsia="Open Sans" w:hAnsi="Open Sans" w:cs="Open Sans"/>
                 <w:color w:val="070707"/>
                 <w:sz w:val="17"/>
                 <w:szCs w:val="17"/>
+                <w:lang w:val="de-DE"/>
               </w:rPr>
             </w:pPr>
             <w:r>
@@ -470,51 +514,36 @@
                 <w:color w:val="1F1F1F"/>
                 <w:sz w:val="21"/>
                 <w:szCs w:val="21"/>
-              </w:rPr>
-              <w:t xml:space="preserve">service@e-m-c-2.de</w:t>
+                <w:lang w:val="de-DE"/>
+              </w:rPr>
+              <w:t>service@e-m-c-2.de</w:t>
             </w:r>
           </w:p>
         </w:tc>
       </w:tr>
       <w:tr>
-        <w:tblPrEx>
-          <w:tblBorders/>
-          <w:tblCellMar>
-            <w:top w:w="0" w:type="dxa"/>
-            <w:left w:w="10" w:type="dxa"/>
-            <w:bottom w:w="0" w:type="dxa"/>
-            <w:right w:w="10" w:type="dxa"/>
-          </w:tblCellMar>
-        </w:tblPrEx>
         <w:trPr>
-          <w:trHeight w:hRule="atLeast" w:val="370"/>
+          <w:trHeight w:val="370"/>
         </w:trPr>
         <w:tc>
           <w:tcPr>
             <w:tcW w:w="4797" w:type="dxa"/>
             <w:tcBorders>
-              <w:top w:val="single" w:color="FFFFFF" w:sz="8" w:space="0"/>
-              <w:left w:val="single" w:color="FFFFFF" w:sz="8" w:space="0"/>
-              <w:bottom w:val="single" w:color="FFFFFF" w:sz="8" w:space="0"/>
-              <w:right w:val="single" w:color="FFFFFF" w:sz="8" w:space="0"/>
+              <w:top w:val="single" w:sz="8" w:space="0" w:color="FFFFFF"/>
+              <w:left w:val="single" w:sz="8" w:space="0" w:color="FFFFFF"/>
+              <w:bottom w:val="single" w:sz="8" w:space="0" w:color="FFFFFF"/>
+              <w:right w:val="single" w:sz="8" w:space="0" w:color="FFFFFF"/>
             </w:tcBorders>
-            <w:shd w:fill="auto" w:color="auto" w:val="clear"/>
-            <w:vAlign w:val="top"/>
           </w:tcPr>
           <w:p>
             <w:pPr>
-              <w:pBdr/>
               <w:pStyle w:val="normal1"/>
-              <w:keepNext w:val="0"/>
-              <w:keepLines w:val="0"/>
-              <w:spacing w:before="0" w:after="0" w:line="240" w:lineRule="auto"/>
-              <w:ind w:left="0" w:right="0" w:firstLine="0"/>
-              <w:jc w:val="left"/>
               <w:rPr>
                 <w:rFonts w:ascii="Open Sans" w:eastAsia="Open Sans" w:hAnsi="Open Sans" w:cs="Open Sans"/>
                 <w:color w:val="070707"/>
                 <w:sz w:val="17"/>
                 <w:szCs w:val="17"/>
+                <w:lang w:val="de-DE"/>
               </w:rPr>
             </w:pPr>
           </w:p>
@@ -522,25 +551,17 @@
         <w:tc>
           <w:tcPr>
             <w:tcW w:w="5238" w:type="dxa"/>
+            <w:gridSpan w:val="2"/>
             <w:tcBorders>
-              <w:top w:val="single" w:color="FFFFFF" w:sz="8" w:space="0"/>
-              <w:left w:val="single" w:color="FFFFFF" w:sz="8" w:space="0"/>
-              <w:bottom w:val="single" w:color="FFFFFF" w:sz="8" w:space="0"/>
-              <w:right w:val="single" w:color="FFFFFF" w:sz="8" w:space="0"/>
+              <w:top w:val="single" w:sz="8" w:space="0" w:color="FFFFFF"/>
+              <w:left w:val="single" w:sz="8" w:space="0" w:color="FFFFFF"/>
+              <w:bottom w:val="single" w:sz="8" w:space="0" w:color="FFFFFF"/>
+              <w:right w:val="single" w:sz="8" w:space="0" w:color="FFFFFF"/>
             </w:tcBorders>
-            <w:shd w:fill="auto" w:color="auto" w:val="clear"/>
-            <w:vAlign w:val="top"/>
-            <w:gridSpan w:val="2"/>
           </w:tcPr>
           <w:p>
             <w:pPr>
-              <w:pBdr/>
-              <w:pStyle w:val="Normal"/>
-              <w:keepNext w:val="0"/>
-              <w:keepLines w:val="0"/>
-              <w:spacing w:before="0" w:after="0" w:line="240" w:lineRule="auto"/>
-              <w:ind w:left="0" w:right="127" w:firstLine="0"/>
-              <w:jc w:val="left"/>
+              <w:ind w:right="127"/>
               <w:rPr>
                 <w:rFonts w:ascii="Open Sans" w:eastAsia="Open Sans" w:hAnsi="Open Sans" w:cs="Open Sans"/>
                 <w:color w:val="070707"/>
@@ -548,6 +569,7 @@
                 <w:szCs w:val="17"/>
               </w:rPr>
             </w:pPr>
+            <w:proofErr w:type="spellStart"/>
             <w:r>
               <w:rPr>
                 <w:rFonts w:ascii="Open Sans" w:eastAsia="Open Sans" w:hAnsi="Open Sans" w:cs="Open Sans"/>
@@ -557,21 +579,31 @@
                 <w:sz w:val="21"/>
                 <w:szCs w:val="21"/>
               </w:rPr>
-              <w:t xml:space="preserve">Referenz</w:t>
-            </w:r>
-            <w:r>
-              <w:rPr>
-                <w:sz w:val="22"/>
-              </w:rPr>
+              <w:t>Referenz</w:t>
+            </w:r>
+            <w:proofErr w:type="spellEnd"/>
+            <w:r>
               <w:br/>
             </w:r>
             <w:r>
               <w:rPr>
                 <w:rFonts w:ascii="Open Sans" w:eastAsia="Open Sans" w:hAnsi="Open Sans" w:cs="Open Sans"/>
-                <w:sz w:val="22"/>
-                <w:szCs w:val="22"/>
-              </w:rPr>
-              <w:t xml:space="preserve">{Kundennummer}</w:t>
+              </w:rPr>
+              <w:t>{</w:t>
+            </w:r>
+            <w:proofErr w:type="spellStart"/>
+            <w:r>
+              <w:rPr>
+                <w:rFonts w:ascii="Open Sans" w:eastAsia="Open Sans" w:hAnsi="Open Sans" w:cs="Open Sans"/>
+              </w:rPr>
+              <w:t>Kundennummer</w:t>
+            </w:r>
+            <w:proofErr w:type="spellEnd"/>
+            <w:r>
+              <w:rPr>
+                <w:rFonts w:ascii="Open Sans" w:eastAsia="Open Sans" w:hAnsi="Open Sans" w:cs="Open Sans"/>
+              </w:rPr>
+              <w:t>}</w:t>
             </w:r>
           </w:p>
         </w:tc>
@@ -579,10 +611,7 @@
     </w:tbl>
     <w:p>
       <w:pPr>
-        <w:pBdr/>
         <w:pStyle w:val="normal1"/>
-        <w:spacing/>
-        <w:ind/>
         <w:rPr>
           <w:rFonts w:ascii="Open Sans" w:eastAsia="Open Sans" w:hAnsi="Open Sans" w:cs="Open Sans"/>
           <w:color w:val="000000"/>
@@ -591,12 +620,9 @@
     </w:p>
     <w:p>
       <w:pPr>
-        <w:pBdr/>
-        <w:pStyle w:val="Normal"/>
-        <w:spacing w:before="156" w:after="0"/>
-        <w:ind/>
-        <w:rPr>
-          <w:rFonts w:ascii="arial" w:eastAsia="arial" w:hAnsi="arial" w:cs="arial"/>
+        <w:spacing w:before="156"/>
+        <w:rPr>
+          <w:rFonts w:ascii="Arial" w:eastAsia="Arial" w:hAnsi="Arial" w:cs="Arial"/>
           <w:b/>
           <w:bCs/>
           <w:color w:val="000000"/>
@@ -606,22 +632,91 @@
       </w:pPr>
       <w:r>
         <w:rPr>
-          <w:rFonts w:ascii="arial" w:eastAsia="arial" w:hAnsi="arial" w:cs="arial"/>
+          <w:rFonts w:ascii="Arial" w:eastAsia="Arial" w:hAnsi="Arial" w:cs="Arial"/>
           <w:b/>
           <w:bCs/>
           <w:color w:val="000000"/>
           <w:sz w:val="24"/>
           <w:szCs w:val="24"/>
         </w:rPr>
-        <w:t xml:space="preserve">  Ihr Angebot {Angebotsnummer}</w:t>
+        <w:t xml:space="preserve">  </w:t>
+      </w:r>
+      <w:proofErr w:type="spellStart"/>
+      <w:r>
+        <w:rPr>
+          <w:rFonts w:ascii="Arial" w:eastAsia="Arial" w:hAnsi="Arial" w:cs="Arial"/>
+          <w:b/>
+          <w:bCs/>
+          <w:color w:val="000000"/>
+          <w:sz w:val="24"/>
+          <w:szCs w:val="24"/>
+        </w:rPr>
+        <w:t>Ihr</w:t>
+      </w:r>
+      <w:proofErr w:type="spellEnd"/>
+      <w:r>
+        <w:rPr>
+          <w:rFonts w:ascii="Arial" w:eastAsia="Arial" w:hAnsi="Arial" w:cs="Arial"/>
+          <w:b/>
+          <w:bCs/>
+          <w:color w:val="000000"/>
+          <w:sz w:val="24"/>
+          <w:szCs w:val="24"/>
+        </w:rPr>
+        <w:t xml:space="preserve"> </w:t>
+      </w:r>
+      <w:proofErr w:type="spellStart"/>
+      <w:r>
+        <w:rPr>
+          <w:rFonts w:ascii="Arial" w:eastAsia="Arial" w:hAnsi="Arial" w:cs="Arial"/>
+          <w:b/>
+          <w:bCs/>
+          <w:color w:val="000000"/>
+          <w:sz w:val="24"/>
+          <w:szCs w:val="24"/>
+        </w:rPr>
+        <w:t>Angebot</w:t>
+      </w:r>
+      <w:proofErr w:type="spellEnd"/>
+      <w:r>
+        <w:rPr>
+          <w:rFonts w:ascii="Arial" w:eastAsia="Arial" w:hAnsi="Arial" w:cs="Arial"/>
+          <w:b/>
+          <w:bCs/>
+          <w:color w:val="000000"/>
+          <w:sz w:val="24"/>
+          <w:szCs w:val="24"/>
+        </w:rPr>
+        <w:t xml:space="preserve"> {</w:t>
+      </w:r>
+      <w:proofErr w:type="spellStart"/>
+      <w:r>
+        <w:rPr>
+          <w:rFonts w:ascii="Arial" w:eastAsia="Arial" w:hAnsi="Arial" w:cs="Arial"/>
+          <w:b/>
+          <w:bCs/>
+          <w:color w:val="000000"/>
+          <w:sz w:val="24"/>
+          <w:szCs w:val="24"/>
+        </w:rPr>
+        <w:t>Angebotsnummer</w:t>
+      </w:r>
+      <w:proofErr w:type="spellEnd"/>
+      <w:r>
+        <w:rPr>
+          <w:rFonts w:ascii="Arial" w:eastAsia="Arial" w:hAnsi="Arial" w:cs="Arial"/>
+          <w:b/>
+          <w:bCs/>
+          <w:color w:val="000000"/>
+          <w:sz w:val="24"/>
+          <w:szCs w:val="24"/>
+        </w:rPr>
+        <w:t>}</w:t>
       </w:r>
     </w:p>
     <w:p>
       <w:pPr>
-        <w:pBdr/>
-        <w:pStyle w:val="Normal"/>
-        <w:spacing w:before="156" w:after="0"/>
-        <w:ind/>
+        <w:spacing w:before="156"/>
         <w:rPr>
           <w:rFonts w:ascii="Open Sans" w:eastAsia="Open Sans" w:hAnsi="Open Sans" w:cs="Open Sans"/>
           <w:color w:val="000000"/>
@@ -632,18 +727,47 @@
           <w:rFonts w:ascii="Open Sans" w:eastAsia="Open Sans" w:hAnsi="Open Sans" w:cs="Open Sans"/>
           <w:color w:val="000000"/>
         </w:rPr>
-        <w:t xml:space="preserve">  {Greeting} {Nachname},</w:t>
-      </w:r>
-      <w:r>
-        <w:rPr/>
+        <w:t xml:space="preserve">  {</w:t>
+      </w:r>
+      <w:proofErr w:type="spellStart"/>
+      <w:r>
+        <w:rPr>
+          <w:rFonts w:ascii="Open Sans" w:eastAsia="Open Sans" w:hAnsi="Open Sans" w:cs="Open Sans"/>
+          <w:color w:val="000000"/>
+        </w:rPr>
+        <w:t>Greeting</w:t>
+      </w:r>
+      <w:proofErr w:type="spellEnd"/>
+      <w:r>
+        <w:rPr>
+          <w:rFonts w:ascii="Open Sans" w:eastAsia="Open Sans" w:hAnsi="Open Sans" w:cs="Open Sans"/>
+          <w:color w:val="000000"/>
+        </w:rPr>
+        <w:t>} {</w:t>
+      </w:r>
+      <w:proofErr w:type="spellStart"/>
+      <w:r>
+        <w:rPr>
+          <w:rFonts w:ascii="Open Sans" w:eastAsia="Open Sans" w:hAnsi="Open Sans" w:cs="Open Sans"/>
+          <w:color w:val="000000"/>
+        </w:rPr>
+        <w:t>Nachname</w:t>
+      </w:r>
+      <w:proofErr w:type="spellEnd"/>
+      <w:r>
+        <w:rPr>
+          <w:rFonts w:ascii="Open Sans" w:eastAsia="Open Sans" w:hAnsi="Open Sans" w:cs="Open Sans"/>
+          <w:color w:val="000000"/>
+        </w:rPr>
+        <w:t>},</w:t>
+      </w:r>
+      <w:r>
         <w:br/>
       </w:r>
     </w:p>
     <w:p>
       <w:pPr>
-        <w:pBdr/>
-        <w:pStyle w:val="Normal"/>
-        <w:spacing w:before="1" w:after="0"/>
+        <w:spacing w:before="1"/>
         <w:ind w:left="125" w:right="-89" w:hanging="5"/>
         <w:rPr>
           <w:rFonts w:ascii="Open Sans" w:eastAsia="Open Sans" w:hAnsi="Open Sans" w:cs="Open Sans"/>
@@ -654,11 +778,14 @@
         <w:rPr>
           <w:rFonts w:ascii="Open Sans" w:eastAsia="Open Sans" w:hAnsi="Open Sans" w:cs="Open Sans"/>
           <w:color w:val="070707"/>
+          <w:lang w:val="de-DE"/>
         </w:rPr>
         <w:t xml:space="preserve">vielen Dank für Ihre Anfrage und Ihr damit verbundenes Interesse. </w:t>
       </w:r>
       <w:r>
-        <w:rPr/>
+        <w:rPr>
+          <w:lang w:val="de-DE"/>
+        </w:rPr>
         <w:br/>
       </w:r>
       <w:r>
@@ -666,20 +793,145 @@
           <w:rFonts w:ascii="Open Sans" w:eastAsia="Open Sans" w:hAnsi="Open Sans" w:cs="Open Sans"/>
           <w:color w:val="070707"/>
         </w:rPr>
-        <w:t xml:space="preserve">Wir freuen uns, Ihnen folgendes Angebot unterbreiten zu können.</w:t>
+        <w:t xml:space="preserve">Wir </w:t>
+      </w:r>
+      <w:proofErr w:type="spellStart"/>
+      <w:r>
+        <w:rPr>
+          <w:rFonts w:ascii="Open Sans" w:eastAsia="Open Sans" w:hAnsi="Open Sans" w:cs="Open Sans"/>
+          <w:color w:val="070707"/>
+        </w:rPr>
+        <w:t>freuen</w:t>
+      </w:r>
+      <w:proofErr w:type="spellEnd"/>
+      <w:r>
+        <w:rPr>
+          <w:rFonts w:ascii="Open Sans" w:eastAsia="Open Sans" w:hAnsi="Open Sans" w:cs="Open Sans"/>
+          <w:color w:val="070707"/>
+        </w:rPr>
+        <w:t xml:space="preserve"> </w:t>
+      </w:r>
+      <w:proofErr w:type="spellStart"/>
+      <w:r>
+        <w:rPr>
+          <w:rFonts w:ascii="Open Sans" w:eastAsia="Open Sans" w:hAnsi="Open Sans" w:cs="Open Sans"/>
+          <w:color w:val="070707"/>
+        </w:rPr>
+        <w:t>uns</w:t>
+      </w:r>
+      <w:proofErr w:type="spellEnd"/>
+      <w:r>
+        <w:rPr>
+          <w:rFonts w:ascii="Open Sans" w:eastAsia="Open Sans" w:hAnsi="Open Sans" w:cs="Open Sans"/>
+          <w:color w:val="070707"/>
+        </w:rPr>
+        <w:t xml:space="preserve">, </w:t>
+      </w:r>
+      <w:proofErr w:type="spellStart"/>
+      <w:r>
+        <w:rPr>
+          <w:rFonts w:ascii="Open Sans" w:eastAsia="Open Sans" w:hAnsi="Open Sans" w:cs="Open Sans"/>
+          <w:color w:val="070707"/>
+        </w:rPr>
+        <w:t>Ihnen</w:t>
+      </w:r>
+      <w:proofErr w:type="spellEnd"/>
+      <w:r>
+        <w:rPr>
+          <w:rFonts w:ascii="Open Sans" w:eastAsia="Open Sans" w:hAnsi="Open Sans" w:cs="Open Sans"/>
+          <w:color w:val="070707"/>
+        </w:rPr>
+        <w:t xml:space="preserve"> </w:t>
+      </w:r>
+      <w:proofErr w:type="spellStart"/>
+      <w:r>
+        <w:rPr>
+          <w:rFonts w:ascii="Open Sans" w:eastAsia="Open Sans" w:hAnsi="Open Sans" w:cs="Open Sans"/>
+          <w:color w:val="070707"/>
+        </w:rPr>
+        <w:t>folgendes</w:t>
+      </w:r>
+      <w:proofErr w:type="spellEnd"/>
+      <w:r>
+        <w:rPr>
+          <w:rFonts w:ascii="Open Sans" w:eastAsia="Open Sans" w:hAnsi="Open Sans" w:cs="Open Sans"/>
+          <w:color w:val="070707"/>
+        </w:rPr>
+        <w:t xml:space="preserve"> </w:t>
+      </w:r>
+      <w:proofErr w:type="spellStart"/>
+      <w:r>
+        <w:rPr>
+          <w:rFonts w:ascii="Open Sans" w:eastAsia="Open Sans" w:hAnsi="Open Sans" w:cs="Open Sans"/>
+          <w:color w:val="070707"/>
+        </w:rPr>
+        <w:t>Angebot</w:t>
+      </w:r>
+      <w:proofErr w:type="spellEnd"/>
+      <w:r>
+        <w:rPr>
+          <w:rFonts w:ascii="Open Sans" w:eastAsia="Open Sans" w:hAnsi="Open Sans" w:cs="Open Sans"/>
+          <w:color w:val="070707"/>
+        </w:rPr>
+        <w:t xml:space="preserve"> </w:t>
+      </w:r>
+      <w:proofErr w:type="spellStart"/>
+      <w:r>
+        <w:rPr>
+          <w:rFonts w:ascii="Open Sans" w:eastAsia="Open Sans" w:hAnsi="Open Sans" w:cs="Open Sans"/>
+          <w:color w:val="070707"/>
+        </w:rPr>
+        <w:t>unterbreiten</w:t>
+      </w:r>
+      <w:proofErr w:type="spellEnd"/>
+      <w:r>
+        <w:rPr>
+          <w:rFonts w:ascii="Open Sans" w:eastAsia="Open Sans" w:hAnsi="Open Sans" w:cs="Open Sans"/>
+          <w:color w:val="070707"/>
+        </w:rPr>
+        <w:t xml:space="preserve"> </w:t>
+      </w:r>
+      <w:proofErr w:type="spellStart"/>
+      <w:r>
+        <w:rPr>
+          <w:rFonts w:ascii="Open Sans" w:eastAsia="Open Sans" w:hAnsi="Open Sans" w:cs="Open Sans"/>
+          <w:color w:val="070707"/>
+        </w:rPr>
+        <w:t>zu</w:t>
+      </w:r>
+      <w:proofErr w:type="spellEnd"/>
+      <w:r>
+        <w:rPr>
+          <w:rFonts w:ascii="Open Sans" w:eastAsia="Open Sans" w:hAnsi="Open Sans" w:cs="Open Sans"/>
+          <w:color w:val="070707"/>
+        </w:rPr>
+        <w:t xml:space="preserve"> </w:t>
+      </w:r>
+      <w:proofErr w:type="spellStart"/>
+      <w:r>
+        <w:rPr>
+          <w:rFonts w:ascii="Open Sans" w:eastAsia="Open Sans" w:hAnsi="Open Sans" w:cs="Open Sans"/>
+          <w:color w:val="070707"/>
+        </w:rPr>
+        <w:t>können</w:t>
+      </w:r>
+      <w:proofErr w:type="spellEnd"/>
+      <w:r>
+        <w:rPr>
+          <w:rFonts w:ascii="Open Sans" w:eastAsia="Open Sans" w:hAnsi="Open Sans" w:cs="Open Sans"/>
+          <w:color w:val="070707"/>
+        </w:rPr>
+        <w:t>.</w:t>
       </w:r>
     </w:p>
     <w:p>
       <w:pPr>
-        <w:pBdr/>
         <w:pStyle w:val="normal1"/>
-        <w:spacing w:before="121" w:after="0"/>
-        <w:ind/>
         <w:tabs>
-          <w:tab w:val="clear" w:pos="720"/>
           <w:tab w:val="left" w:pos="750"/>
-          <w:tab w:val="left" w:pos="1416.0000610351562"/>
+          <w:tab w:val="left" w:pos="1416"/>
         </w:tabs>
+        <w:spacing w:before="121"/>
         <w:rPr>
           <w:rFonts w:ascii="Open Sans" w:eastAsia="Open Sans" w:hAnsi="Open Sans" w:cs="Open Sans"/>
           <w:color w:val="070707"/>
@@ -690,26 +942,25 @@
     </w:p>
     <w:tbl>
       <w:tblPr>
-        <w:tblStyle w:val="Normal Table0"/>
+        <w:tblStyle w:val="NormalTable0"/>
         <w:tblW w:w="9660" w:type="dxa"/>
-        <w:jc w:val="left"/>
         <w:tblInd w:w="1" w:type="dxa"/>
+        <w:tblBorders>
+          <w:top w:val="single" w:sz="8" w:space="0" w:color="000000"/>
+          <w:left w:val="single" w:sz="8" w:space="0" w:color="000000"/>
+          <w:bottom w:val="single" w:sz="8" w:space="0" w:color="000000"/>
+          <w:right w:val="single" w:sz="8" w:space="0" w:color="000000"/>
+          <w:insideH w:val="single" w:sz="8" w:space="0" w:color="000000"/>
+          <w:insideV w:val="single" w:sz="8" w:space="0" w:color="000000"/>
+        </w:tblBorders>
+        <w:tblLayout w:type="fixed"/>
         <w:tblCellMar>
           <w:top w:w="0" w:type="dxa"/>
           <w:left w:w="10" w:type="dxa"/>
           <w:bottom w:w="0" w:type="dxa"/>
           <w:right w:w="10" w:type="dxa"/>
         </w:tblCellMar>
-        <w:tblBorders>
-          <w:top w:val="single" w:color="000000" w:sz="8" w:space="0"/>
-          <w:left w:val="single" w:color="000000" w:sz="8" w:space="0"/>
-          <w:bottom w:val="single" w:color="000000" w:sz="8" w:space="0"/>
-          <w:right w:val="single" w:color="000000" w:sz="8" w:space="0"/>
-          <w:insideH w:val="single" w:color="000000" w:sz="8" w:space="0"/>
-          <w:insideV w:val="single" w:color="000000" w:sz="8" w:space="0"/>
-        </w:tblBorders>
-        <w:shd w:fill="auto" w:color="auto"/>
-        <w:tblLayout w:type="fixed"/>
+        <w:tblLook w:val="04A0" w:firstRow="1" w:lastRow="0" w:firstColumn="1" w:lastColumn="0" w:noHBand="0" w:noVBand="1"/>
       </w:tblPr>
       <w:tblGrid>
         <w:gridCol w:w="459"/>
@@ -719,164 +970,123 @@
         <w:gridCol w:w="943"/>
       </w:tblGrid>
       <w:tr>
-        <w:tblPrEx>
-          <w:tblBorders>
-            <w:top w:val="single" w:color="000000" w:sz="8" w:space="0"/>
-            <w:left w:val="single" w:color="000000" w:sz="8" w:space="0"/>
-            <w:bottom w:val="single" w:color="000000" w:sz="8" w:space="0"/>
-            <w:right w:val="single" w:color="000000" w:sz="8" w:space="0"/>
-            <w:insideH w:val="single" w:color="000000" w:sz="8" w:space="0"/>
-            <w:insideV w:val="single" w:color="000000" w:sz="8" w:space="0"/>
-          </w:tblBorders>
-          <w:tblCellMar>
-            <w:top w:w="0" w:type="dxa"/>
-            <w:left w:w="10" w:type="dxa"/>
-            <w:bottom w:w="0" w:type="dxa"/>
-            <w:right w:w="10" w:type="dxa"/>
-          </w:tblCellMar>
-        </w:tblPrEx>
         <w:trPr>
-          <w:trHeight w:hRule="atLeast" w:val="1"/>
+          <w:trHeight w:val="1"/>
         </w:trPr>
         <w:tc>
           <w:tcPr>
             <w:tcW w:w="459" w:type="dxa"/>
             <w:tcBorders>
-              <w:top w:val="single" w:color="CCCCCC" w:sz="8" w:space="0"/>
-              <w:left w:val="single" w:color="CCCCCC" w:sz="8" w:space="0"/>
-              <w:bottom w:val="single" w:color="FFFFFF" w:sz="8" w:space="0"/>
-              <w:right w:val="single" w:color="CCCCCC" w:sz="8" w:space="0"/>
+              <w:top w:val="single" w:sz="8" w:space="0" w:color="CCCCCC"/>
+              <w:left w:val="single" w:sz="8" w:space="0" w:color="CCCCCC"/>
+              <w:bottom w:val="single" w:sz="8" w:space="0" w:color="FFFFFF"/>
+              <w:right w:val="single" w:sz="8" w:space="0" w:color="CCCCCC"/>
             </w:tcBorders>
-            <w:shd w:fill="CCCCCC" w:color="auto" w:val="clear"/>
-            <w:vAlign w:val="top"/>
+            <w:shd w:val="clear" w:color="auto" w:fill="CCCCCC"/>
           </w:tcPr>
           <w:p>
             <w:pPr>
-              <w:pBdr/>
               <w:pStyle w:val="normal1"/>
-              <w:keepNext w:val="0"/>
-              <w:keepLines w:val="0"/>
-              <w:spacing w:before="0" w:after="0" w:line="240" w:lineRule="auto"/>
-              <w:ind w:left="0" w:right="0" w:firstLine="0"/>
-              <w:jc w:val="left"/>
-              <w:rPr>
-                <w:rFonts w:ascii="Calibri" w:eastAsia="Calibri" w:hAnsi="Calibri" w:cs="Calibri"/>
+              <w:rPr>
                 <w:b/>
                 <w:sz w:val="20"/>
-                <w:szCs w:val="22"/>
               </w:rPr>
             </w:pPr>
+            <w:proofErr w:type="spellStart"/>
             <w:r>
               <w:rPr>
                 <w:rFonts w:ascii="Open Sans" w:eastAsia="Open Sans" w:hAnsi="Open Sans" w:cs="Open Sans"/>
                 <w:b/>
                 <w:color w:val="070707"/>
                 <w:sz w:val="20"/>
-                <w:szCs w:val="22"/>
-              </w:rPr>
-              <w:t xml:space="preserve">Pos</w:t>
-            </w:r>
+              </w:rPr>
+              <w:t>Pos</w:t>
+            </w:r>
+            <w:proofErr w:type="spellEnd"/>
           </w:p>
         </w:tc>
         <w:tc>
           <w:tcPr>
             <w:tcW w:w="749" w:type="dxa"/>
             <w:tcBorders>
-              <w:top w:val="single" w:color="CCCCCC" w:sz="8" w:space="0"/>
-              <w:left w:val="single" w:color="CCCCCC" w:sz="8" w:space="0"/>
-              <w:bottom w:val="single" w:color="FFFFFF" w:sz="8" w:space="0"/>
-              <w:right w:val="single" w:color="CCCCCC" w:sz="8" w:space="0"/>
+              <w:top w:val="single" w:sz="8" w:space="0" w:color="CCCCCC"/>
+              <w:left w:val="single" w:sz="8" w:space="0" w:color="CCCCCC"/>
+              <w:bottom w:val="single" w:sz="8" w:space="0" w:color="FFFFFF"/>
+              <w:right w:val="single" w:sz="8" w:space="0" w:color="CCCCCC"/>
             </w:tcBorders>
-            <w:shd w:fill="CCCCCC" w:color="auto" w:val="clear"/>
-            <w:vAlign w:val="top"/>
+            <w:shd w:val="clear" w:color="auto" w:fill="CCCCCC"/>
           </w:tcPr>
           <w:p>
             <w:pPr>
-              <w:pBdr/>
               <w:pStyle w:val="normal1"/>
-              <w:keepNext w:val="0"/>
-              <w:keepLines w:val="0"/>
-              <w:spacing w:before="0" w:after="0" w:line="240" w:lineRule="auto"/>
-              <w:ind w:left="0" w:right="0" w:firstLine="0"/>
-              <w:jc w:val="left"/>
-              <w:rPr>
-                <w:rFonts w:ascii="Calibri" w:eastAsia="Calibri" w:hAnsi="Calibri" w:cs="Calibri"/>
+              <w:rPr>
                 <w:b/>
                 <w:sz w:val="20"/>
-                <w:szCs w:val="22"/>
               </w:rPr>
             </w:pPr>
+            <w:proofErr w:type="spellStart"/>
             <w:r>
               <w:rPr>
                 <w:rFonts w:ascii="Open Sans" w:eastAsia="Open Sans" w:hAnsi="Open Sans" w:cs="Open Sans"/>
                 <w:b/>
                 <w:color w:val="070707"/>
                 <w:sz w:val="20"/>
-                <w:szCs w:val="22"/>
-              </w:rPr>
-              <w:t xml:space="preserve">Menge</w:t>
-            </w:r>
+              </w:rPr>
+              <w:t>Menge</w:t>
+            </w:r>
+            <w:proofErr w:type="spellEnd"/>
           </w:p>
         </w:tc>
         <w:tc>
           <w:tcPr>
             <w:tcW w:w="6110" w:type="dxa"/>
             <w:tcBorders>
-              <w:top w:val="single" w:color="CCCCCC" w:sz="8" w:space="0"/>
-              <w:left w:val="single" w:color="CCCCCC" w:sz="8" w:space="0"/>
-              <w:bottom w:val="single" w:color="FFFFFF" w:sz="8" w:space="0"/>
-              <w:right w:val="single" w:color="CCCCCC" w:sz="8" w:space="0"/>
+              <w:top w:val="single" w:sz="8" w:space="0" w:color="CCCCCC"/>
+              <w:left w:val="single" w:sz="8" w:space="0" w:color="CCCCCC"/>
+              <w:bottom w:val="single" w:sz="8" w:space="0" w:color="FFFFFF"/>
+              <w:right w:val="single" w:sz="8" w:space="0" w:color="CCCCCC"/>
             </w:tcBorders>
-            <w:shd w:fill="CCCCCC" w:color="auto" w:val="clear"/>
-            <w:vAlign w:val="top"/>
+            <w:shd w:val="clear" w:color="auto" w:fill="CCCCCC"/>
           </w:tcPr>
           <w:p>
             <w:pPr>
-              <w:pBdr/>
               <w:pStyle w:val="normal1"/>
-              <w:keepNext w:val="0"/>
-              <w:keepLines w:val="0"/>
-              <w:spacing w:before="0" w:after="0" w:line="278" w:lineRule="auto"/>
-              <w:ind w:left="0" w:right="314" w:firstLine="0"/>
-              <w:jc w:val="left"/>
+              <w:spacing w:line="278" w:lineRule="auto"/>
+              <w:ind w:right="314"/>
               <w:rPr>
                 <w:b/>
                 <w:color w:val="000000"/>
                 <w:sz w:val="20"/>
               </w:rPr>
             </w:pPr>
+            <w:proofErr w:type="spellStart"/>
             <w:r>
               <w:rPr>
                 <w:rFonts w:ascii="Open Sans" w:eastAsia="Open Sans" w:hAnsi="Open Sans" w:cs="Open Sans"/>
                 <w:b/>
                 <w:color w:val="000000"/>
                 <w:sz w:val="20"/>
-                <w:szCs w:val="22"/>
-              </w:rPr>
-              <w:t xml:space="preserve">Bezeichnung</w:t>
-            </w:r>
+              </w:rPr>
+              <w:t>Bezeichnung</w:t>
+            </w:r>
+            <w:proofErr w:type="spellEnd"/>
           </w:p>
         </w:tc>
         <w:tc>
           <w:tcPr>
             <w:tcW w:w="1399" w:type="dxa"/>
             <w:tcBorders>
-              <w:top w:val="single" w:color="CCCCCC" w:sz="8" w:space="0"/>
-              <w:left w:val="single" w:color="CCCCCC" w:sz="8" w:space="0"/>
-              <w:bottom w:val="single" w:color="FFFFFF" w:sz="8" w:space="0"/>
-              <w:right w:val="single" w:color="CCCCCC" w:sz="8" w:space="0"/>
+              <w:top w:val="single" w:sz="8" w:space="0" w:color="CCCCCC"/>
+              <w:left w:val="single" w:sz="8" w:space="0" w:color="CCCCCC"/>
+              <w:bottom w:val="single" w:sz="8" w:space="0" w:color="FFFFFF"/>
+              <w:right w:val="single" w:sz="8" w:space="0" w:color="CCCCCC"/>
             </w:tcBorders>
-            <w:shd w:fill="CCCCCC" w:color="auto" w:val="clear"/>
-            <w:vAlign w:val="top"/>
+            <w:shd w:val="clear" w:color="auto" w:fill="CCCCCC"/>
           </w:tcPr>
           <w:p>
             <w:pPr>
-              <w:pBdr/>
-              <w:pStyle w:val="Normal"/>
-              <w:keepNext w:val="0"/>
-              <w:keepLines w:val="0"/>
-              <w:spacing w:before="0" w:beforeAutospacing="false" w:after="0" w:afterAutospacing="false" w:line="278" w:lineRule="auto"/>
-              <w:ind w:left="-141" w:right="34" w:firstLine="0"/>
+              <w:spacing w:line="278" w:lineRule="auto"/>
+              <w:ind w:left="-141" w:right="34"/>
               <w:jc w:val="center"/>
               <w:rPr>
                 <w:b/>
@@ -886,6 +1096,7 @@
                 <w:szCs w:val="20"/>
               </w:rPr>
             </w:pPr>
+            <w:proofErr w:type="spellStart"/>
             <w:r>
               <w:rPr>
                 <w:rFonts w:ascii="Open Sans" w:eastAsia="Open Sans" w:hAnsi="Open Sans" w:cs="Open Sans"/>
@@ -895,31 +1106,26 @@
                 <w:sz w:val="20"/>
                 <w:szCs w:val="20"/>
               </w:rPr>
-              <w:t xml:space="preserve">Einheitspreis</w:t>
-            </w:r>
+              <w:t>Einheitspreis</w:t>
+            </w:r>
+            <w:proofErr w:type="spellEnd"/>
           </w:p>
         </w:tc>
         <w:tc>
           <w:tcPr>
             <w:tcW w:w="943" w:type="dxa"/>
             <w:tcBorders>
-              <w:top w:val="single" w:color="CCCCCC" w:sz="8" w:space="0"/>
-              <w:left w:val="single" w:color="CCCCCC" w:sz="8" w:space="0"/>
-              <w:bottom w:val="single" w:color="FFFFFF" w:sz="8" w:space="0"/>
-              <w:right w:val="single" w:color="CCCCCC" w:sz="8" w:space="0"/>
+              <w:top w:val="single" w:sz="8" w:space="0" w:color="CCCCCC"/>
+              <w:left w:val="single" w:sz="8" w:space="0" w:color="CCCCCC"/>
+              <w:bottom w:val="single" w:sz="8" w:space="0" w:color="FFFFFF"/>
+              <w:right w:val="single" w:sz="8" w:space="0" w:color="CCCCCC"/>
             </w:tcBorders>
-            <w:shd w:fill="CCCCCC" w:color="auto" w:val="clear"/>
-            <w:vAlign w:val="top"/>
+            <w:shd w:val="clear" w:color="auto" w:fill="CCCCCC"/>
           </w:tcPr>
           <w:p>
             <w:pPr>
-              <w:pBdr/>
-              <w:pStyle w:val="Normal"/>
-              <w:keepNext w:val="0"/>
-              <w:keepLines w:val="0"/>
-              <w:spacing w:before="0" w:beforeAutospacing="false" w:after="0" w:afterAutospacing="false" w:line="278" w:lineRule="auto"/>
-              <w:ind w:left="0" w:right="34" w:firstLine="0"/>
-              <w:jc w:val="left"/>
+              <w:spacing w:line="278" w:lineRule="auto"/>
+              <w:ind w:right="34"/>
               <w:rPr>
                 <w:b/>
                 <w:bCs/>
@@ -928,6 +1134,7 @@
                 <w:szCs w:val="20"/>
               </w:rPr>
             </w:pPr>
+            <w:proofErr w:type="spellStart"/>
             <w:r>
               <w:rPr>
                 <w:rFonts w:ascii="Open Sans" w:eastAsia="Open Sans" w:hAnsi="Open Sans" w:cs="Open Sans"/>
@@ -937,30 +1144,15 @@
                 <w:sz w:val="20"/>
                 <w:szCs w:val="20"/>
               </w:rPr>
-              <w:t xml:space="preserve">Gesamt</w:t>
-            </w:r>
+              <w:t>Gesamt</w:t>
+            </w:r>
+            <w:proofErr w:type="spellEnd"/>
           </w:p>
         </w:tc>
       </w:tr>
       <w:tr>
-        <w:tblPrEx>
-          <w:tblBorders>
-            <w:top w:val="single" w:color="000000" w:sz="8" w:space="0"/>
-            <w:left w:val="single" w:color="000000" w:sz="8" w:space="0"/>
-            <w:bottom w:val="single" w:color="000000" w:sz="8" w:space="0"/>
-            <w:right w:val="single" w:color="000000" w:sz="8" w:space="0"/>
-            <w:insideH w:val="single" w:color="000000" w:sz="8" w:space="0"/>
-            <w:insideV w:val="single" w:color="000000" w:sz="8" w:space="0"/>
-          </w:tblBorders>
-          <w:tblCellMar>
-            <w:top w:w="0" w:type="dxa"/>
-            <w:left w:w="10" w:type="dxa"/>
-            <w:bottom w:w="0" w:type="dxa"/>
-            <w:right w:w="10" w:type="dxa"/>
-          </w:tblCellMar>
-        </w:tblPrEx>
         <w:trPr>
-          <w:trHeight w:hRule="atLeast" w:val="1"/>
+          <w:trHeight w:val="1"/>
         </w:trPr>
         <w:tc>
           <w:tcPr>
@@ -971,32 +1163,22 @@
               <w:bottom w:val="nil"/>
               <w:right w:val="nil"/>
             </w:tcBorders>
-            <w:shd w:fill="FFFFFF" w:color="auto" w:val="clear"/>
-            <w:vAlign w:val="top"/>
+            <w:shd w:val="clear" w:color="auto" w:fill="FFFFFF"/>
           </w:tcPr>
           <w:p>
             <w:pPr>
-              <w:pBdr/>
-              <w:pStyle w:val="Normal"/>
-              <w:keepNext w:val="0"/>
-              <w:keepLines w:val="0"/>
-              <w:spacing w:before="0" w:after="0" w:line="240" w:lineRule="auto"/>
-              <w:ind w:left="0" w:right="0" w:firstLine="0"/>
-              <w:jc w:val="left"/>
-              <w:rPr>
-                <w:rFonts w:ascii="Calibri" w:eastAsia="Calibri" w:hAnsi="Calibri" w:cs="Calibri"/>
+              <w:rPr>
                 <w:sz w:val="20"/>
                 <w:szCs w:val="18"/>
               </w:rPr>
             </w:pPr>
             <w:r>
               <w:rPr>
-                <w:rFonts w:ascii="Calibri" w:eastAsia="Calibri" w:hAnsi="Calibri" w:cs="Calibri"/>
                 <w:color w:val="070707"/>
                 <w:sz w:val="20"/>
                 <w:szCs w:val="18"/>
               </w:rPr>
-              <w:t xml:space="preserve">{#BwtRows}{Pos}</w:t>
+              <w:t>{#BwtRows}{Pos}</w:t>
             </w:r>
           </w:p>
         </w:tc>
@@ -1009,20 +1191,12 @@
               <w:bottom w:val="nil"/>
               <w:right w:val="nil"/>
             </w:tcBorders>
-            <w:shd w:fill="FFFFFF" w:color="auto" w:val="clear"/>
-            <w:vAlign w:val="top"/>
+            <w:shd w:val="clear" w:color="auto" w:fill="FFFFFF"/>
           </w:tcPr>
           <w:p>
             <w:pPr>
-              <w:pBdr/>
               <w:pStyle w:val="normal1"/>
-              <w:keepNext w:val="0"/>
-              <w:keepLines w:val="0"/>
-              <w:spacing w:before="0" w:after="0" w:line="240" w:lineRule="auto"/>
-              <w:ind w:left="0" w:right="0" w:firstLine="0"/>
-              <w:jc w:val="left"/>
-              <w:rPr>
-                <w:rFonts w:ascii="Calibri" w:eastAsia="Calibri" w:hAnsi="Calibri" w:cs="Calibri"/>
+              <w:rPr>
                 <w:color w:val="070707"/>
                 <w:sz w:val="20"/>
                 <w:szCs w:val="20"/>
@@ -1030,12 +1204,29 @@
             </w:pPr>
             <w:r>
               <w:rPr>
-                <w:rFonts w:ascii="Calibri" w:eastAsia="Calibri" w:hAnsi="Calibri" w:cs="Calibri"/>
                 <w:color w:val="070707"/>
                 <w:sz w:val="20"/>
                 <w:szCs w:val="20"/>
               </w:rPr>
-              <w:t xml:space="preserve">{Menge}</w:t>
+              <w:t>{</w:t>
+            </w:r>
+            <w:proofErr w:type="spellStart"/>
+            <w:r>
+              <w:rPr>
+                <w:color w:val="070707"/>
+                <w:sz w:val="20"/>
+                <w:szCs w:val="20"/>
+              </w:rPr>
+              <w:t>Menge</w:t>
+            </w:r>
+            <w:proofErr w:type="spellEnd"/>
+            <w:r>
+              <w:rPr>
+                <w:color w:val="070707"/>
+                <w:sz w:val="20"/>
+                <w:szCs w:val="20"/>
+              </w:rPr>
+              <w:t>}</w:t>
             </w:r>
           </w:p>
         </w:tc>
@@ -1048,18 +1239,12 @@
               <w:bottom w:val="nil"/>
               <w:right w:val="nil"/>
             </w:tcBorders>
-            <w:shd w:fill="FFFFFF" w:color="auto" w:val="clear"/>
-            <w:vAlign w:val="top"/>
+            <w:shd w:val="clear" w:color="auto" w:fill="FFFFFF"/>
           </w:tcPr>
           <w:p>
             <w:pPr>
-              <w:pBdr/>
-              <w:pStyle w:val="Normal"/>
-              <w:keepNext w:val="0"/>
-              <w:keepLines w:val="0"/>
-              <w:spacing w:before="0" w:after="0" w:line="278" w:lineRule="auto"/>
-              <w:ind w:left="0" w:right="314" w:firstLine="0"/>
-              <w:jc w:val="left"/>
+              <w:spacing w:line="278" w:lineRule="auto"/>
+              <w:ind w:right="314"/>
               <w:rPr>
                 <w:rFonts w:ascii="Arial" w:eastAsia="Arial" w:hAnsi="Arial" w:cs="Arial"/>
                 <w:color w:val="000000"/>
@@ -1076,7 +1261,31 @@
                 <w:sz w:val="20"/>
                 <w:szCs w:val="20"/>
               </w:rPr>
-              <w:t xml:space="preserve">{Title}</w:t>
+              <w:t>{</w:t>
+            </w:r>
+            <w:proofErr w:type="spellStart"/>
+            <w:r>
+              <w:rPr>
+                <w:rFonts w:ascii="Arial" w:eastAsia="Arial" w:hAnsi="Arial" w:cs="Arial"/>
+                <w:b/>
+                <w:bCs/>
+                <w:color w:val="000000"/>
+                <w:sz w:val="20"/>
+                <w:szCs w:val="20"/>
+              </w:rPr>
+              <w:t>Title</w:t>
+            </w:r>
+            <w:proofErr w:type="spellEnd"/>
+            <w:r>
+              <w:rPr>
+                <w:rFonts w:ascii="Arial" w:eastAsia="Arial" w:hAnsi="Arial" w:cs="Arial"/>
+                <w:b/>
+                <w:bCs/>
+                <w:color w:val="000000"/>
+                <w:sz w:val="20"/>
+                <w:szCs w:val="20"/>
+              </w:rPr>
+              <w:t>}</w:t>
             </w:r>
             <w:r>
               <w:rPr>
@@ -1088,12 +1297,11 @@
             <w:r>
               <w:rPr>
                 <w:rFonts w:ascii="Arial" w:eastAsia="Arial" w:hAnsi="Arial" w:cs="Arial"/>
-                <w:b w:val="0"/>
-                <w:color w:val="000000"/>
-                <w:sz w:val="20"/>
-                <w:szCs w:val="18"/>
-              </w:rPr>
-              <w:t xml:space="preserve">• {Bullet1}</w:t>
+                <w:color w:val="000000"/>
+                <w:sz w:val="20"/>
+                <w:szCs w:val="18"/>
+              </w:rPr>
+              <w:t>• {Bullet1}</w:t>
             </w:r>
             <w:r>
               <w:rPr>
@@ -1105,12 +1313,11 @@
             <w:r>
               <w:rPr>
                 <w:rFonts w:ascii="Arial" w:eastAsia="Arial" w:hAnsi="Arial" w:cs="Arial"/>
-                <w:b w:val="0"/>
-                <w:color w:val="000000"/>
-                <w:sz w:val="20"/>
-                <w:szCs w:val="18"/>
-              </w:rPr>
-              <w:t xml:space="preserve">• {Bullet2}</w:t>
+                <w:color w:val="000000"/>
+                <w:sz w:val="20"/>
+                <w:szCs w:val="18"/>
+              </w:rPr>
+              <w:t>• {Bullet2}</w:t>
             </w:r>
             <w:r>
               <w:rPr>
@@ -1122,12 +1329,11 @@
             <w:r>
               <w:rPr>
                 <w:rFonts w:ascii="Arial" w:eastAsia="Arial" w:hAnsi="Arial" w:cs="Arial"/>
-                <w:b w:val="0"/>
-                <w:color w:val="000000"/>
-                <w:sz w:val="20"/>
-                <w:szCs w:val="18"/>
-              </w:rPr>
-              <w:t xml:space="preserve">• {Bullet3}</w:t>
+                <w:color w:val="000000"/>
+                <w:sz w:val="20"/>
+                <w:szCs w:val="18"/>
+              </w:rPr>
+              <w:t>• {Bullet3}</w:t>
             </w:r>
             <w:r>
               <w:rPr>
@@ -1139,12 +1345,11 @@
             <w:r>
               <w:rPr>
                 <w:rFonts w:ascii="Arial" w:eastAsia="Arial" w:hAnsi="Arial" w:cs="Arial"/>
-                <w:b w:val="0"/>
-                <w:color w:val="000000"/>
-                <w:sz w:val="20"/>
-                <w:szCs w:val="18"/>
-              </w:rPr>
-              <w:t xml:space="preserve">• {Bullet4}</w:t>
+                <w:color w:val="000000"/>
+                <w:sz w:val="20"/>
+                <w:szCs w:val="18"/>
+              </w:rPr>
+              <w:t>• {Bullet4}</w:t>
             </w:r>
             <w:r>
               <w:rPr>
@@ -1156,12 +1361,11 @@
             <w:r>
               <w:rPr>
                 <w:rFonts w:ascii="Arial" w:eastAsia="Arial" w:hAnsi="Arial" w:cs="Arial"/>
-                <w:b w:val="0"/>
-                <w:color w:val="000000"/>
-                <w:sz w:val="20"/>
-                <w:szCs w:val="18"/>
-              </w:rPr>
-              <w:t xml:space="preserve">• {Bullet5}</w:t>
+                <w:color w:val="000000"/>
+                <w:sz w:val="20"/>
+                <w:szCs w:val="18"/>
+              </w:rPr>
+              <w:t>• {Bullet5}</w:t>
             </w:r>
             <w:r>
               <w:rPr>
@@ -1173,23 +1377,18 @@
             <w:r>
               <w:rPr>
                 <w:rFonts w:ascii="Arial" w:eastAsia="Arial" w:hAnsi="Arial" w:cs="Arial"/>
-                <w:b w:val="0"/>
-                <w:color w:val="000000"/>
-                <w:sz w:val="20"/>
-                <w:szCs w:val="18"/>
-              </w:rPr>
-              <w:t xml:space="preserve">• {Bullet6}{#HasBullet7}</w:t>
+                <w:color w:val="000000"/>
+                <w:sz w:val="20"/>
+                <w:szCs w:val="18"/>
+              </w:rPr>
+              <w:t>• {Bullet6}{#HasBullet7}</w:t>
             </w:r>
           </w:p>
           <w:p>
             <w:pPr>
-              <w:pBdr/>
-              <w:pStyle w:val="Body Text"/>
-              <w:keepNext w:val="0"/>
-              <w:keepLines w:val="0"/>
-              <w:spacing w:before="0" w:after="0" w:line="278" w:lineRule="auto"/>
-              <w:ind w:left="0" w:right="314" w:firstLine="0"/>
-              <w:jc w:val="left"/>
+              <w:pStyle w:val="Tekstpodstawowy"/>
+              <w:spacing w:after="0" w:line="278" w:lineRule="auto"/>
+              <w:ind w:right="314"/>
               <w:rPr>
                 <w:rFonts w:ascii="Arial" w:eastAsia="Arial" w:hAnsi="Arial" w:cs="Arial"/>
                 <w:color w:val="000000"/>
@@ -1199,23 +1398,18 @@
             <w:r>
               <w:rPr>
                 <w:rFonts w:ascii="Arial" w:eastAsia="Arial" w:hAnsi="Arial" w:cs="Arial"/>
-                <w:b w:val="0"/>
-                <w:color w:val="000000"/>
-                <w:sz w:val="20"/>
-                <w:szCs w:val="20"/>
-              </w:rPr>
-              <w:t xml:space="preserve">• {Bullet7}{/HasBullet7}</w:t>
+                <w:color w:val="000000"/>
+                <w:sz w:val="20"/>
+                <w:szCs w:val="20"/>
+              </w:rPr>
+              <w:t>• {Bullet7}{/HasBullet7}</w:t>
             </w:r>
           </w:p>
           <w:p>
             <w:pPr>
-              <w:pBdr/>
-              <w:pStyle w:val="Body Text"/>
-              <w:keepNext w:val="0"/>
-              <w:keepLines w:val="0"/>
-              <w:spacing w:before="0" w:after="0" w:line="278" w:lineRule="auto"/>
-              <w:ind w:left="0" w:right="314" w:firstLine="0"/>
-              <w:jc w:val="left"/>
+              <w:pStyle w:val="Tekstpodstawowy"/>
+              <w:spacing w:after="0" w:line="278" w:lineRule="auto"/>
+              <w:ind w:right="314"/>
               <w:rPr>
                 <w:rFonts w:ascii="Arial" w:eastAsia="Arial" w:hAnsi="Arial" w:cs="Arial"/>
                 <w:color w:val="000000"/>
@@ -1225,21 +1419,38 @@
             <w:r>
               <w:rPr>
                 <w:rFonts w:ascii="Arial" w:eastAsia="Arial" w:hAnsi="Arial" w:cs="Arial"/>
-                <w:b w:val="0"/>
-                <w:color w:val="000000"/>
-                <w:sz w:val="20"/>
-                <w:szCs w:val="20"/>
-              </w:rPr>
-              <w:t xml:space="preserve">{#HasExtraTasks}{#ExtraTasks}• {Text}</w:t>
+                <w:color w:val="000000"/>
+                <w:sz w:val="20"/>
+                <w:szCs w:val="20"/>
+              </w:rPr>
+              <w:t>{#HasExtraTasks}{#ExtraTasks}• {</w:t>
+            </w:r>
+            <w:proofErr w:type="spellStart"/>
+            <w:r>
+              <w:rPr>
+                <w:rFonts w:ascii="Arial" w:eastAsia="Arial" w:hAnsi="Arial" w:cs="Arial"/>
+                <w:color w:val="000000"/>
+                <w:sz w:val="20"/>
+                <w:szCs w:val="20"/>
+              </w:rPr>
+              <w:t>Text</w:t>
+            </w:r>
+            <w:proofErr w:type="spellEnd"/>
+            <w:r>
+              <w:rPr>
+                <w:rFonts w:ascii="Arial" w:eastAsia="Arial" w:hAnsi="Arial" w:cs="Arial"/>
+                <w:color w:val="000000"/>
+                <w:sz w:val="20"/>
+                <w:szCs w:val="20"/>
+              </w:rPr>
+              <w:t>}</w:t>
             </w:r>
           </w:p>
           <w:p>
             <w:pPr>
-              <w:pBdr/>
-              <w:pStyle w:val="Body Text"/>
-              <w:spacing w:before="0" w:after="0" w:line="278" w:lineRule="auto"/>
-              <w:ind w:left="0" w:right="314" w:firstLine="0"/>
-              <w:jc w:val="left"/>
+              <w:pStyle w:val="Tekstpodstawowy"/>
+              <w:spacing w:after="0" w:line="278" w:lineRule="auto"/>
+              <w:ind w:right="314"/>
               <w:rPr>
                 <w:rFonts w:ascii="Arial" w:eastAsia="Arial" w:hAnsi="Arial" w:cs="Arial"/>
                 <w:color w:val="000000"/>
@@ -1249,29 +1460,64 @@
             <w:r>
               <w:rPr>
                 <w:rFonts w:ascii="Arial" w:eastAsia="Arial" w:hAnsi="Arial" w:cs="Arial"/>
-                <w:b w:val="0"/>
-                <w:color w:val="000000"/>
-                <w:sz w:val="20"/>
-                <w:szCs w:val="20"/>
-              </w:rPr>
-              <w:t xml:space="preserve">{/ExtraTasks}{/HasExtraTasks}</w:t>
+                <w:color w:val="000000"/>
+                <w:sz w:val="20"/>
+                <w:szCs w:val="20"/>
+              </w:rPr>
+              <w:t>{/</w:t>
+            </w:r>
+            <w:proofErr w:type="spellStart"/>
+            <w:r>
+              <w:rPr>
+                <w:rFonts w:ascii="Arial" w:eastAsia="Arial" w:hAnsi="Arial" w:cs="Arial"/>
+                <w:color w:val="000000"/>
+                <w:sz w:val="20"/>
+                <w:szCs w:val="20"/>
+              </w:rPr>
+              <w:t>ExtraTasks</w:t>
+            </w:r>
+            <w:proofErr w:type="spellEnd"/>
+            <w:r>
+              <w:rPr>
+                <w:rFonts w:ascii="Arial" w:eastAsia="Arial" w:hAnsi="Arial" w:cs="Arial"/>
+                <w:color w:val="000000"/>
+                <w:sz w:val="20"/>
+                <w:szCs w:val="20"/>
+              </w:rPr>
+              <w:t>}{/</w:t>
+            </w:r>
+            <w:proofErr w:type="spellStart"/>
+            <w:r>
+              <w:rPr>
+                <w:rFonts w:ascii="Arial" w:eastAsia="Arial" w:hAnsi="Arial" w:cs="Arial"/>
+                <w:color w:val="000000"/>
+                <w:sz w:val="20"/>
+                <w:szCs w:val="20"/>
+              </w:rPr>
+              <w:t>HasExtraTasks</w:t>
+            </w:r>
+            <w:proofErr w:type="spellEnd"/>
+            <w:r>
+              <w:rPr>
+                <w:rFonts w:ascii="Arial" w:eastAsia="Arial" w:hAnsi="Arial" w:cs="Arial"/>
+                <w:color w:val="000000"/>
+                <w:sz w:val="20"/>
+                <w:szCs w:val="20"/>
+              </w:rPr>
+              <w:t>}</w:t>
             </w:r>
           </w:p>
           <w:p>
             <w:pPr>
-              <w:pBdr/>
-              <w:pStyle w:val="Normal"/>
-              <w:keepNext w:val="0"/>
-              <w:keepLines w:val="0"/>
-              <w:spacing w:before="0" w:after="0" w:line="278" w:lineRule="auto"/>
-              <w:ind w:left="0" w:right="314" w:firstLine="0"/>
-              <w:jc w:val="left"/>
+              <w:spacing w:line="278" w:lineRule="auto"/>
+              <w:ind w:right="314"/>
               <w:rPr>
                 <w:rFonts w:ascii="Arial" w:eastAsia="Arial" w:hAnsi="Arial" w:cs="Arial"/>
                 <w:color w:val="000000"/>
                 <w:sz w:val="20"/>
               </w:rPr>
             </w:pPr>
+            <w:proofErr w:type="spellStart"/>
             <w:r>
               <w:rPr>
                 <w:rFonts w:ascii="Arial" w:eastAsia="Arial" w:hAnsi="Arial" w:cs="Arial"/>
@@ -1281,21 +1527,40 @@
                 <w:sz w:val="20"/>
                 <w:szCs w:val="20"/>
               </w:rPr>
-              <w:t xml:space="preserve">Enthält je Einheit</w:t>
-            </w:r>
+              <w:t>Enthält</w:t>
+            </w:r>
+            <w:proofErr w:type="spellEnd"/>
+            <w:r>
+              <w:rPr>
+                <w:rFonts w:ascii="Arial" w:eastAsia="Arial" w:hAnsi="Arial" w:cs="Arial"/>
+                <w:b/>
+                <w:bCs/>
+                <w:color w:val="000000"/>
+                <w:sz w:val="20"/>
+                <w:szCs w:val="20"/>
+              </w:rPr>
+              <w:t xml:space="preserve"> je </w:t>
+            </w:r>
+            <w:proofErr w:type="spellStart"/>
+            <w:r>
+              <w:rPr>
+                <w:rFonts w:ascii="Arial" w:eastAsia="Arial" w:hAnsi="Arial" w:cs="Arial"/>
+                <w:b/>
+                <w:bCs/>
+                <w:color w:val="000000"/>
+                <w:sz w:val="20"/>
+                <w:szCs w:val="20"/>
+              </w:rPr>
+              <w:t>Einheit</w:t>
+            </w:r>
+            <w:proofErr w:type="spellEnd"/>
           </w:p>
           <w:p>
             <w:pPr>
-              <w:pBdr/>
-              <w:pStyle w:val="Normal"/>
-              <w:keepNext w:val="0"/>
-              <w:keepLines w:val="0"/>
-              <w:spacing w:before="0" w:after="0" w:line="278" w:lineRule="auto"/>
-              <w:ind w:left="0" w:right="314" w:firstLine="0"/>
-              <w:jc w:val="left"/>
-              <w:rPr>
-                <w:rFonts w:ascii="Arial" w:eastAsia="Arial" w:hAnsi="Arial" w:cs="Arial"/>
-                <w:b w:val="0"/>
+              <w:spacing w:line="278" w:lineRule="auto"/>
+              <w:ind w:right="314"/>
+              <w:rPr>
+                <w:rFonts w:ascii="Arial" w:eastAsia="Arial" w:hAnsi="Arial" w:cs="Arial"/>
                 <w:color w:val="000000"/>
                 <w:sz w:val="20"/>
                 <w:szCs w:val="18"/>
@@ -1304,23 +1569,48 @@
             <w:r>
               <w:rPr>
                 <w:rFonts w:ascii="Arial" w:eastAsia="Arial" w:hAnsi="Arial" w:cs="Arial"/>
-                <w:b w:val="0"/>
-                <w:color w:val="000000"/>
-                <w:sz w:val="20"/>
-                <w:szCs w:val="18"/>
-              </w:rPr>
-              <w:t xml:space="preserve">- {EnthKmQty} km Kilometerpauschale</w:t>
-            </w:r>
+                <w:color w:val="000000"/>
+                <w:sz w:val="20"/>
+                <w:szCs w:val="18"/>
+              </w:rPr>
+              <w:t>- {</w:t>
+            </w:r>
+            <w:proofErr w:type="spellStart"/>
+            <w:r>
+              <w:rPr>
+                <w:rFonts w:ascii="Arial" w:eastAsia="Arial" w:hAnsi="Arial" w:cs="Arial"/>
+                <w:color w:val="000000"/>
+                <w:sz w:val="20"/>
+                <w:szCs w:val="18"/>
+              </w:rPr>
+              <w:t>EnthKmQty</w:t>
+            </w:r>
+            <w:proofErr w:type="spellEnd"/>
+            <w:r>
+              <w:rPr>
+                <w:rFonts w:ascii="Arial" w:eastAsia="Arial" w:hAnsi="Arial" w:cs="Arial"/>
+                <w:color w:val="000000"/>
+                <w:sz w:val="20"/>
+                <w:szCs w:val="18"/>
+              </w:rPr>
+              <w:t xml:space="preserve">} km </w:t>
+            </w:r>
+            <w:proofErr w:type="spellStart"/>
+            <w:r>
+              <w:rPr>
+                <w:rFonts w:ascii="Arial" w:eastAsia="Arial" w:hAnsi="Arial" w:cs="Arial"/>
+                <w:color w:val="000000"/>
+                <w:sz w:val="20"/>
+                <w:szCs w:val="18"/>
+              </w:rPr>
+              <w:t>Kilometerpauschale</w:t>
+            </w:r>
+            <w:proofErr w:type="spellEnd"/>
           </w:p>
           <w:p>
             <w:pPr>
-              <w:pBdr/>
-              <w:pStyle w:val="Normal"/>
-              <w:keepNext w:val="0"/>
-              <w:keepLines w:val="0"/>
-              <w:spacing w:before="0" w:after="0" w:line="278" w:lineRule="auto"/>
-              <w:ind w:left="0" w:right="314" w:firstLine="0"/>
-              <w:jc w:val="left"/>
+              <w:spacing w:line="278" w:lineRule="auto"/>
+              <w:ind w:right="314"/>
               <w:rPr>
                 <w:rFonts w:ascii="Arial" w:eastAsia="Arial" w:hAnsi="Arial" w:cs="Arial"/>
                 <w:sz w:val="20"/>
@@ -1330,7 +1620,6 @@
             <w:r>
               <w:rPr>
                 <w:rFonts w:ascii="Arial" w:eastAsia="Arial" w:hAnsi="Arial" w:cs="Arial"/>
-                <w:b w:val="0"/>
                 <w:color w:val="000000"/>
                 <w:sz w:val="20"/>
                 <w:szCs w:val="18"/>
@@ -1343,28 +1632,91 @@
                 <w:sz w:val="20"/>
                 <w:szCs w:val="18"/>
               </w:rPr>
-              <w:t xml:space="preserve">{EnthDeliverQty}</w:t>
-            </w:r>
-            <w:r>
-              <w:rPr>
-                <w:rFonts w:ascii="Arial" w:eastAsia="Arial" w:hAnsi="Arial" w:cs="Arial"/>
-                <w:b w:val="0"/>
-                <w:color w:val="000000"/>
-                <w:sz w:val="20"/>
-                <w:szCs w:val="18"/>
-              </w:rPr>
-              <w:t xml:space="preserve"> Stk Lieferkosten Badewannentür</w:t>
-            </w:r>
+              <w:t>{</w:t>
+            </w:r>
+            <w:proofErr w:type="spellStart"/>
+            <w:r>
+              <w:rPr>
+                <w:rFonts w:ascii="Arial" w:eastAsia="Arial" w:hAnsi="Arial" w:cs="Arial"/>
+                <w:sz w:val="20"/>
+                <w:szCs w:val="18"/>
+              </w:rPr>
+              <w:t>EnthDeliverQty</w:t>
+            </w:r>
+            <w:proofErr w:type="spellEnd"/>
+            <w:r>
+              <w:rPr>
+                <w:rFonts w:ascii="Arial" w:eastAsia="Arial" w:hAnsi="Arial" w:cs="Arial"/>
+                <w:sz w:val="20"/>
+                <w:szCs w:val="18"/>
+              </w:rPr>
+              <w:t>}</w:t>
+            </w:r>
+            <w:r>
+              <w:rPr>
+                <w:rFonts w:ascii="Arial" w:eastAsia="Arial" w:hAnsi="Arial" w:cs="Arial"/>
+                <w:color w:val="000000"/>
+                <w:sz w:val="20"/>
+                <w:szCs w:val="18"/>
+              </w:rPr>
+              <w:t xml:space="preserve"> </w:t>
+            </w:r>
+            <w:proofErr w:type="spellStart"/>
+            <w:r>
+              <w:rPr>
+                <w:rFonts w:ascii="Arial" w:eastAsia="Arial" w:hAnsi="Arial" w:cs="Arial"/>
+                <w:color w:val="000000"/>
+                <w:sz w:val="20"/>
+                <w:szCs w:val="18"/>
+              </w:rPr>
+              <w:t>Stk</w:t>
+            </w:r>
+            <w:proofErr w:type="spellEnd"/>
+            <w:r>
+              <w:rPr>
+                <w:rFonts w:ascii="Arial" w:eastAsia="Arial" w:hAnsi="Arial" w:cs="Arial"/>
+                <w:color w:val="000000"/>
+                <w:sz w:val="20"/>
+                <w:szCs w:val="18"/>
+              </w:rPr>
+              <w:t xml:space="preserve"> </w:t>
+            </w:r>
+            <w:proofErr w:type="spellStart"/>
+            <w:r>
+              <w:rPr>
+                <w:rFonts w:ascii="Arial" w:eastAsia="Arial" w:hAnsi="Arial" w:cs="Arial"/>
+                <w:color w:val="000000"/>
+                <w:sz w:val="20"/>
+                <w:szCs w:val="18"/>
+              </w:rPr>
+              <w:t>Lieferkosten</w:t>
+            </w:r>
+            <w:proofErr w:type="spellEnd"/>
+            <w:r>
+              <w:rPr>
+                <w:rFonts w:ascii="Arial" w:eastAsia="Arial" w:hAnsi="Arial" w:cs="Arial"/>
+                <w:color w:val="000000"/>
+                <w:sz w:val="20"/>
+                <w:szCs w:val="18"/>
+              </w:rPr>
+              <w:t xml:space="preserve"> </w:t>
+            </w:r>
+            <w:proofErr w:type="spellStart"/>
+            <w:r>
+              <w:rPr>
+                <w:rFonts w:ascii="Arial" w:eastAsia="Arial" w:hAnsi="Arial" w:cs="Arial"/>
+                <w:color w:val="000000"/>
+                <w:sz w:val="20"/>
+                <w:szCs w:val="18"/>
+              </w:rPr>
+              <w:t>Badewannentür</w:t>
+            </w:r>
+            <w:proofErr w:type="spellEnd"/>
           </w:p>
           <w:p>
             <w:pPr>
-              <w:pBdr/>
-              <w:pStyle w:val="Normal"/>
-              <w:keepNext w:val="0"/>
-              <w:keepLines w:val="0"/>
-              <w:spacing w:before="0" w:after="0" w:line="278" w:lineRule="auto"/>
-              <w:ind w:left="0" w:right="314" w:firstLine="0"/>
-              <w:jc w:val="left"/>
+              <w:spacing w:line="278" w:lineRule="auto"/>
+              <w:ind w:right="314"/>
               <w:rPr>
                 <w:rFonts w:ascii="Arial" w:eastAsia="Arial" w:hAnsi="Arial" w:cs="Arial"/>
                 <w:sz w:val="20"/>
@@ -1374,23 +1726,77 @@
             <w:r>
               <w:rPr>
                 <w:rFonts w:ascii="Arial" w:eastAsia="Arial" w:hAnsi="Arial" w:cs="Arial"/>
-                <w:b w:val="0"/>
-                <w:color w:val="000000"/>
-                <w:sz w:val="20"/>
-                <w:szCs w:val="18"/>
-              </w:rPr>
-              <w:t xml:space="preserve">- {EnthDoorQty} Stk {EnthDoorLabel}</w:t>
+                <w:color w:val="000000"/>
+                <w:sz w:val="20"/>
+                <w:szCs w:val="18"/>
+              </w:rPr>
+              <w:t>- {</w:t>
+            </w:r>
+            <w:proofErr w:type="spellStart"/>
+            <w:r>
+              <w:rPr>
+                <w:rFonts w:ascii="Arial" w:eastAsia="Arial" w:hAnsi="Arial" w:cs="Arial"/>
+                <w:color w:val="000000"/>
+                <w:sz w:val="20"/>
+                <w:szCs w:val="18"/>
+              </w:rPr>
+              <w:t>EnthDoorQty</w:t>
+            </w:r>
+            <w:proofErr w:type="spellEnd"/>
+            <w:r>
+              <w:rPr>
+                <w:rFonts w:ascii="Arial" w:eastAsia="Arial" w:hAnsi="Arial" w:cs="Arial"/>
+                <w:color w:val="000000"/>
+                <w:sz w:val="20"/>
+                <w:szCs w:val="18"/>
+              </w:rPr>
+              <w:t xml:space="preserve">} </w:t>
+            </w:r>
+            <w:proofErr w:type="spellStart"/>
+            <w:r>
+              <w:rPr>
+                <w:rFonts w:ascii="Arial" w:eastAsia="Arial" w:hAnsi="Arial" w:cs="Arial"/>
+                <w:color w:val="000000"/>
+                <w:sz w:val="20"/>
+                <w:szCs w:val="18"/>
+              </w:rPr>
+              <w:t>Stk</w:t>
+            </w:r>
+            <w:proofErr w:type="spellEnd"/>
+            <w:r>
+              <w:rPr>
+                <w:rFonts w:ascii="Arial" w:eastAsia="Arial" w:hAnsi="Arial" w:cs="Arial"/>
+                <w:color w:val="000000"/>
+                <w:sz w:val="20"/>
+                <w:szCs w:val="18"/>
+              </w:rPr>
+              <w:t xml:space="preserve"> {</w:t>
+            </w:r>
+            <w:proofErr w:type="spellStart"/>
+            <w:r>
+              <w:rPr>
+                <w:rFonts w:ascii="Arial" w:eastAsia="Arial" w:hAnsi="Arial" w:cs="Arial"/>
+                <w:color w:val="000000"/>
+                <w:sz w:val="20"/>
+                <w:szCs w:val="18"/>
+              </w:rPr>
+              <w:t>EnthDoorLabel</w:t>
+            </w:r>
+            <w:proofErr w:type="spellEnd"/>
+            <w:r>
+              <w:rPr>
+                <w:rFonts w:ascii="Arial" w:eastAsia="Arial" w:hAnsi="Arial" w:cs="Arial"/>
+                <w:color w:val="000000"/>
+                <w:sz w:val="20"/>
+                <w:szCs w:val="18"/>
+              </w:rPr>
+              <w:t>}</w:t>
             </w:r>
           </w:p>
           <w:p>
             <w:pPr>
-              <w:pBdr/>
-              <w:pStyle w:val="Normal"/>
-              <w:keepNext w:val="0"/>
-              <w:keepLines w:val="0"/>
-              <w:spacing w:before="0" w:after="0" w:line="278" w:lineRule="auto"/>
-              <w:ind w:left="0" w:right="314" w:firstLine="0"/>
-              <w:jc w:val="left"/>
+              <w:spacing w:line="278" w:lineRule="auto"/>
+              <w:ind w:right="314"/>
               <w:rPr>
                 <w:rFonts w:ascii="Arial" w:eastAsia="Arial" w:hAnsi="Arial" w:cs="Arial"/>
                 <w:sz w:val="20"/>
@@ -1401,18 +1807,61 @@
                 <w:rFonts w:ascii="Arial" w:eastAsia="Arial" w:hAnsi="Arial" w:cs="Arial"/>
                 <w:sz w:val="20"/>
               </w:rPr>
-              <w:t xml:space="preserve">- {EnthKleinQty} Stk Kleinmaterial{#EnthExtraItems}</w:t>
+              <w:t>- {</w:t>
+            </w:r>
+            <w:proofErr w:type="spellStart"/>
+            <w:r>
+              <w:rPr>
+                <w:rFonts w:ascii="Arial" w:eastAsia="Arial" w:hAnsi="Arial" w:cs="Arial"/>
+                <w:sz w:val="20"/>
+              </w:rPr>
+              <w:t>EnthKleinQty</w:t>
+            </w:r>
+            <w:proofErr w:type="spellEnd"/>
+            <w:r>
+              <w:rPr>
+                <w:rFonts w:ascii="Arial" w:eastAsia="Arial" w:hAnsi="Arial" w:cs="Arial"/>
+                <w:sz w:val="20"/>
+              </w:rPr>
+              <w:t xml:space="preserve">} </w:t>
+            </w:r>
+            <w:proofErr w:type="spellStart"/>
+            <w:r>
+              <w:rPr>
+                <w:rFonts w:ascii="Arial" w:eastAsia="Arial" w:hAnsi="Arial" w:cs="Arial"/>
+                <w:sz w:val="20"/>
+              </w:rPr>
+              <w:t>Stk</w:t>
+            </w:r>
+            <w:proofErr w:type="spellEnd"/>
+            <w:r>
+              <w:rPr>
+                <w:rFonts w:ascii="Arial" w:eastAsia="Arial" w:hAnsi="Arial" w:cs="Arial"/>
+                <w:sz w:val="20"/>
+              </w:rPr>
+              <w:t xml:space="preserve"> </w:t>
+            </w:r>
+            <w:proofErr w:type="spellStart"/>
+            <w:r>
+              <w:rPr>
+                <w:rFonts w:ascii="Arial" w:eastAsia="Arial" w:hAnsi="Arial" w:cs="Arial"/>
+                <w:sz w:val="20"/>
+              </w:rPr>
+              <w:t>Kleinmaterial</w:t>
+            </w:r>
+            <w:proofErr w:type="spellEnd"/>
+            <w:r>
+              <w:rPr>
+                <w:rFonts w:ascii="Arial" w:eastAsia="Arial" w:hAnsi="Arial" w:cs="Arial"/>
+                <w:sz w:val="20"/>
+              </w:rPr>
+              <w:t>{#EnthExtraItems}</w:t>
             </w:r>
           </w:p>
           <w:p>
             <w:pPr>
-              <w:pBdr/>
-              <w:pStyle w:val="Normal"/>
-              <w:keepNext w:val="0"/>
-              <w:keepLines w:val="0"/>
-              <w:spacing w:before="0" w:after="0" w:line="278" w:lineRule="auto"/>
-              <w:ind w:left="0" w:right="314" w:firstLine="0"/>
-              <w:jc w:val="left"/>
+              <w:spacing w:line="278" w:lineRule="auto"/>
+              <w:ind w:right="314"/>
               <w:rPr>
                 <w:rFonts w:ascii="Arial" w:eastAsia="Arial" w:hAnsi="Arial" w:cs="Arial"/>
                 <w:sz w:val="20"/>
@@ -1423,14 +1872,39 @@
                 <w:rFonts w:ascii="Arial" w:eastAsia="Arial" w:hAnsi="Arial" w:cs="Arial"/>
                 <w:sz w:val="20"/>
               </w:rPr>
-              <w:t xml:space="preserve">-</w:t>
-            </w:r>
-            <w:r>
-              <w:rPr>
-                <w:rFonts w:ascii="Arial" w:eastAsia="Arial" w:hAnsi="Arial" w:cs="Arial"/>
-                <w:sz w:val="20"/>
-              </w:rPr>
-              <w:t xml:space="preserve"> {Text}{/EnthExtraItems}</w:t>
+              <w:t>- {</w:t>
+            </w:r>
+            <w:proofErr w:type="spellStart"/>
+            <w:r>
+              <w:rPr>
+                <w:rFonts w:ascii="Arial" w:eastAsia="Arial" w:hAnsi="Arial" w:cs="Arial"/>
+                <w:sz w:val="20"/>
+              </w:rPr>
+              <w:t>Text</w:t>
+            </w:r>
+            <w:proofErr w:type="spellEnd"/>
+            <w:r>
+              <w:rPr>
+                <w:rFonts w:ascii="Arial" w:eastAsia="Arial" w:hAnsi="Arial" w:cs="Arial"/>
+                <w:sz w:val="20"/>
+              </w:rPr>
+              <w:t>}{/</w:t>
+            </w:r>
+            <w:proofErr w:type="spellStart"/>
+            <w:r>
+              <w:rPr>
+                <w:rFonts w:ascii="Arial" w:eastAsia="Arial" w:hAnsi="Arial" w:cs="Arial"/>
+                <w:sz w:val="20"/>
+              </w:rPr>
+              <w:t>EnthExtraItems</w:t>
+            </w:r>
+            <w:proofErr w:type="spellEnd"/>
+            <w:r>
+              <w:rPr>
+                <w:rFonts w:ascii="Arial" w:eastAsia="Arial" w:hAnsi="Arial" w:cs="Arial"/>
+                <w:sz w:val="20"/>
+              </w:rPr>
+              <w:t>}</w:t>
             </w:r>
           </w:p>
         </w:tc>
@@ -1443,20 +1917,14 @@
               <w:bottom w:val="nil"/>
               <w:right w:val="nil"/>
             </w:tcBorders>
-            <w:shd w:fill="FFFFFF" w:color="auto" w:val="clear"/>
-            <w:vAlign w:val="top"/>
+            <w:shd w:val="clear" w:color="auto" w:fill="FFFFFF"/>
           </w:tcPr>
           <w:p>
             <w:pPr>
-              <w:pBdr/>
-              <w:pStyle w:val="Normal"/>
-              <w:keepNext w:val="0"/>
-              <w:keepLines w:val="0"/>
-              <w:spacing w:before="0" w:beforeAutospacing="false" w:after="0" w:afterAutospacing="false" w:line="278" w:lineRule="auto"/>
-              <w:ind w:left="0" w:right="34" w:firstLine="0"/>
+              <w:spacing w:line="278" w:lineRule="auto"/>
+              <w:ind w:right="34"/>
               <w:jc w:val="center"/>
               <w:rPr>
-                <w:rFonts w:ascii="Calibri" w:eastAsia="Calibri" w:hAnsi="Calibri" w:cs="Calibri"/>
                 <w:color w:val="000000"/>
                 <w:sz w:val="18"/>
                 <w:szCs w:val="18"/>
@@ -1464,12 +1932,29 @@
             </w:pPr>
             <w:r>
               <w:rPr>
-                <w:rFonts w:ascii="Calibri" w:eastAsia="Calibri" w:hAnsi="Calibri" w:cs="Calibri"/>
                 <w:color w:val="000000"/>
                 <w:sz w:val="18"/>
                 <w:szCs w:val="18"/>
               </w:rPr>
-              <w:t xml:space="preserve">{Einheitspreis}</w:t>
+              <w:t>{</w:t>
+            </w:r>
+            <w:proofErr w:type="spellStart"/>
+            <w:r>
+              <w:rPr>
+                <w:color w:val="000000"/>
+                <w:sz w:val="18"/>
+                <w:szCs w:val="18"/>
+              </w:rPr>
+              <w:t>Einheitspreis</w:t>
+            </w:r>
+            <w:proofErr w:type="spellEnd"/>
+            <w:r>
+              <w:rPr>
+                <w:color w:val="000000"/>
+                <w:sz w:val="18"/>
+                <w:szCs w:val="18"/>
+              </w:rPr>
+              <w:t>}</w:t>
             </w:r>
           </w:p>
         </w:tc>
@@ -1482,20 +1967,14 @@
               <w:bottom w:val="nil"/>
               <w:right w:val="nil"/>
             </w:tcBorders>
-            <w:shd w:fill="FFFFFF" w:color="auto" w:val="clear"/>
-            <w:vAlign w:val="top"/>
+            <w:shd w:val="clear" w:color="auto" w:fill="FFFFFF"/>
           </w:tcPr>
           <w:p>
             <w:pPr>
-              <w:pBdr/>
-              <w:pStyle w:val="Normal"/>
-              <w:keepNext w:val="0"/>
-              <w:keepLines w:val="0"/>
-              <w:spacing w:before="0" w:beforeAutospacing="false" w:after="0" w:afterAutospacing="false" w:line="278" w:lineRule="auto"/>
-              <w:ind w:left="-141" w:right="34" w:firstLine="0"/>
+              <w:spacing w:line="278" w:lineRule="auto"/>
+              <w:ind w:left="-141" w:right="34"/>
               <w:jc w:val="center"/>
               <w:rPr>
-                <w:rFonts w:ascii="Calibri" w:eastAsia="Calibri" w:hAnsi="Calibri" w:cs="Calibri"/>
                 <w:color w:val="000000"/>
                 <w:sz w:val="18"/>
                 <w:szCs w:val="18"/>
@@ -1503,35 +1982,54 @@
             </w:pPr>
             <w:r>
               <w:rPr>
-                <w:rFonts w:ascii="Calibri" w:eastAsia="Calibri" w:hAnsi="Calibri" w:cs="Calibri"/>
                 <w:color w:val="000000"/>
                 <w:sz w:val="18"/>
                 <w:szCs w:val="18"/>
               </w:rPr>
-              <w:t xml:space="preserve">{Gesamt}{/BwtRows}</w:t>
+              <w:t>{</w:t>
+            </w:r>
+            <w:proofErr w:type="spellStart"/>
+            <w:r>
+              <w:rPr>
+                <w:color w:val="000000"/>
+                <w:sz w:val="18"/>
+                <w:szCs w:val="18"/>
+              </w:rPr>
+              <w:t>Gesamt</w:t>
+            </w:r>
+            <w:proofErr w:type="spellEnd"/>
+            <w:r>
+              <w:rPr>
+                <w:color w:val="000000"/>
+                <w:sz w:val="18"/>
+                <w:szCs w:val="18"/>
+              </w:rPr>
+              <w:t>}{/</w:t>
+            </w:r>
+            <w:proofErr w:type="spellStart"/>
+            <w:r>
+              <w:rPr>
+                <w:color w:val="000000"/>
+                <w:sz w:val="18"/>
+                <w:szCs w:val="18"/>
+              </w:rPr>
+              <w:t>BwtRows</w:t>
+            </w:r>
+            <w:proofErr w:type="spellEnd"/>
+            <w:r>
+              <w:rPr>
+                <w:color w:val="000000"/>
+                <w:sz w:val="18"/>
+                <w:szCs w:val="18"/>
+              </w:rPr>
+              <w:t>}</w:t>
             </w:r>
           </w:p>
         </w:tc>
       </w:tr>
       <w:tr>
-        <w:tblPrEx>
-          <w:tblBorders>
-            <w:top w:val="single" w:color="000000" w:sz="8" w:space="0"/>
-            <w:left w:val="single" w:color="000000" w:sz="8" w:space="0"/>
-            <w:bottom w:val="single" w:color="000000" w:sz="8" w:space="0"/>
-            <w:right w:val="single" w:color="000000" w:sz="8" w:space="0"/>
-            <w:insideH w:val="single" w:color="000000" w:sz="8" w:space="0"/>
-            <w:insideV w:val="single" w:color="000000" w:sz="8" w:space="0"/>
-          </w:tblBorders>
-          <w:tblCellMar>
-            <w:top w:w="0" w:type="dxa"/>
-            <w:left w:w="10" w:type="dxa"/>
-            <w:bottom w:w="0" w:type="dxa"/>
-            <w:right w:w="10" w:type="dxa"/>
-          </w:tblCellMar>
-        </w:tblPrEx>
         <w:trPr>
-          <w:trHeight w:hRule="atLeast" w:val="1"/>
+          <w:trHeight w:val="1"/>
         </w:trPr>
         <w:tc>
           <w:tcPr>
@@ -1542,18 +2040,13 @@
               <w:bottom w:val="nil"/>
               <w:right w:val="nil"/>
             </w:tcBorders>
-            <w:shd w:fill="FFFFFF" w:color="auto" w:val="clear"/>
-            <w:vAlign w:val="top"/>
+            <w:shd w:val="clear" w:color="auto" w:fill="FFFFFF"/>
           </w:tcPr>
           <w:p>
             <w:pPr>
-              <w:pBdr/>
-              <w:pStyle w:val="Normal"/>
-              <w:spacing w:before="0" w:after="0" w:line="278" w:lineRule="auto"/>
+              <w:spacing w:line="278" w:lineRule="auto"/>
               <w:ind w:right="-26"/>
-              <w:jc w:val="left"/>
-              <w:rPr>
-                <w:rFonts w:ascii="Calibri" w:eastAsia="Calibri" w:hAnsi="Calibri" w:cs="Calibri"/>
+              <w:rPr>
                 <w:color w:val="000000"/>
                 <w:sz w:val="20"/>
                 <w:szCs w:val="18"/>
@@ -1561,25 +2054,16 @@
             </w:pPr>
             <w:r>
               <w:rPr>
-                <w:rFonts w:ascii="Calibri" w:eastAsia="Calibri" w:hAnsi="Calibri" w:cs="Calibri"/>
-                <w:color w:val="000000"/>
-                <w:sz w:val="20"/>
-                <w:szCs w:val="18"/>
-              </w:rPr>
-              <w:t xml:space="preserve">{#hasBonus}{#BonusRows}{Bonus}</w:t>
+                <w:color w:val="000000"/>
+                <w:sz w:val="20"/>
+                <w:szCs w:val="18"/>
+              </w:rPr>
+              <w:t>{#hasBonus}{#BonusRows}{Bonus}</w:t>
             </w:r>
           </w:p>
           <w:p>
             <w:pPr>
-              <w:pBdr/>
-              <w:pStyle w:val="Normal"/>
-              <w:keepNext w:val="0"/>
-              <w:keepLines w:val="0"/>
-              <w:spacing w:before="0" w:after="0" w:line="240" w:lineRule="auto"/>
-              <w:ind w:left="0" w:right="0" w:firstLine="0"/>
-              <w:jc w:val="left"/>
-              <w:rPr>
-                <w:rFonts w:ascii="Calibri" w:eastAsia="Calibri" w:hAnsi="Calibri" w:cs="Calibri"/>
+              <w:rPr>
                 <w:color w:val="070707"/>
                 <w:sz w:val="20"/>
                 <w:szCs w:val="18"/>
@@ -1596,20 +2080,12 @@
               <w:bottom w:val="nil"/>
               <w:right w:val="nil"/>
             </w:tcBorders>
-            <w:shd w:fill="FFFFFF" w:color="auto" w:val="clear"/>
-            <w:vAlign w:val="top"/>
+            <w:shd w:val="clear" w:color="auto" w:fill="FFFFFF"/>
           </w:tcPr>
           <w:p>
             <w:pPr>
-              <w:pBdr/>
               <w:pStyle w:val="normal1"/>
-              <w:keepNext w:val="0"/>
-              <w:keepLines w:val="0"/>
-              <w:spacing w:before="0" w:after="0" w:line="240" w:lineRule="auto"/>
-              <w:ind w:left="0" w:right="0" w:firstLine="0"/>
-              <w:jc w:val="left"/>
-              <w:rPr>
-                <w:rFonts w:ascii="Calibri" w:eastAsia="Calibri" w:hAnsi="Calibri" w:cs="Calibri"/>
+              <w:rPr>
                 <w:color w:val="070707"/>
                 <w:sz w:val="20"/>
                 <w:szCs w:val="20"/>
@@ -1617,12 +2093,30 @@
             </w:pPr>
             <w:r>
               <w:rPr>
-                <w:rFonts w:ascii="Calibri" w:eastAsia="Calibri" w:hAnsi="Calibri" w:cs="Calibri"/>
-                <w:color w:val="000000"/>
-                <w:sz w:val="20"/>
-                <w:szCs w:val="18"/>
-              </w:rPr>
-              <w:t xml:space="preserve">{BonusMenge}</w:t>
+                <w:color w:val="000000"/>
+                <w:sz w:val="20"/>
+                <w:szCs w:val="18"/>
+              </w:rPr>
+              <w:lastRenderedPageBreak/>
+              <w:t>{</w:t>
+            </w:r>
+            <w:proofErr w:type="spellStart"/>
+            <w:r>
+              <w:rPr>
+                <w:color w:val="000000"/>
+                <w:sz w:val="20"/>
+                <w:szCs w:val="18"/>
+              </w:rPr>
+              <w:t>BonusMenge</w:t>
+            </w:r>
+            <w:proofErr w:type="spellEnd"/>
+            <w:r>
+              <w:rPr>
+                <w:color w:val="000000"/>
+                <w:sz w:val="20"/>
+                <w:szCs w:val="18"/>
+              </w:rPr>
+              <w:t>}</w:t>
             </w:r>
           </w:p>
         </w:tc>
@@ -1635,15 +2129,10 @@
               <w:bottom w:val="nil"/>
               <w:right w:val="nil"/>
             </w:tcBorders>
-            <w:shd w:fill="FFFFFF" w:color="auto" w:val="clear"/>
-            <w:vAlign w:val="top"/>
+            <w:shd w:val="clear" w:color="auto" w:fill="FFFFFF"/>
           </w:tcPr>
           <w:p>
             <w:pPr>
-              <w:pBdr/>
-              <w:pStyle w:val="Normal"/>
-              <w:spacing/>
-              <w:ind/>
               <w:rPr>
                 <w:rFonts w:ascii="Arial" w:eastAsia="Arial" w:hAnsi="Arial" w:cs="Arial"/>
               </w:rPr>
@@ -1657,18 +2146,37 @@
                 <w:sz w:val="20"/>
                 <w:szCs w:val="20"/>
               </w:rPr>
-              <w:t xml:space="preserve">{BonusLabel}</w:t>
+              <w:t>{</w:t>
+            </w:r>
+            <w:proofErr w:type="spellStart"/>
+            <w:r>
+              <w:rPr>
+                <w:rFonts w:ascii="Arial" w:eastAsia="Arial" w:hAnsi="Arial" w:cs="Arial"/>
+                <w:b/>
+                <w:bCs/>
+                <w:color w:val="000000"/>
+                <w:sz w:val="20"/>
+                <w:szCs w:val="20"/>
+              </w:rPr>
+              <w:t>BonusLabel</w:t>
+            </w:r>
+            <w:proofErr w:type="spellEnd"/>
+            <w:r>
+              <w:rPr>
+                <w:rFonts w:ascii="Arial" w:eastAsia="Arial" w:hAnsi="Arial" w:cs="Arial"/>
+                <w:b/>
+                <w:bCs/>
+                <w:color w:val="000000"/>
+                <w:sz w:val="20"/>
+                <w:szCs w:val="20"/>
+              </w:rPr>
+              <w:t>}</w:t>
             </w:r>
           </w:p>
           <w:p>
             <w:pPr>
-              <w:pBdr/>
-              <w:pStyle w:val="Normal"/>
-              <w:keepNext w:val="0"/>
-              <w:keepLines w:val="0"/>
-              <w:spacing w:before="0" w:after="0" w:line="278" w:lineRule="auto"/>
-              <w:ind w:left="0" w:right="314" w:firstLine="0"/>
-              <w:jc w:val="left"/>
+              <w:spacing w:line="278" w:lineRule="auto"/>
+              <w:ind w:right="314"/>
               <w:rPr>
                 <w:rFonts w:ascii="Arial" w:eastAsia="Arial" w:hAnsi="Arial" w:cs="Arial"/>
                 <w:b/>
@@ -1685,7 +2193,27 @@
                 <w:sz w:val="20"/>
                 <w:szCs w:val="20"/>
               </w:rPr>
-              <w:t xml:space="preserve">{BonusDetail}</w:t>
+              <w:t>{</w:t>
+            </w:r>
+            <w:proofErr w:type="spellStart"/>
+            <w:r>
+              <w:rPr>
+                <w:rFonts w:ascii="Arial" w:eastAsia="Arial" w:hAnsi="Arial" w:cs="Arial"/>
+                <w:color w:val="000000"/>
+                <w:sz w:val="20"/>
+                <w:szCs w:val="20"/>
+              </w:rPr>
+              <w:t>BonusDetail</w:t>
+            </w:r>
+            <w:proofErr w:type="spellEnd"/>
+            <w:r>
+              <w:rPr>
+                <w:rFonts w:ascii="Arial" w:eastAsia="Arial" w:hAnsi="Arial" w:cs="Arial"/>
+                <w:color w:val="000000"/>
+                <w:sz w:val="20"/>
+                <w:szCs w:val="20"/>
+              </w:rPr>
+              <w:t>}</w:t>
             </w:r>
           </w:p>
         </w:tc>
@@ -1698,20 +2226,14 @@
               <w:bottom w:val="nil"/>
               <w:right w:val="nil"/>
             </w:tcBorders>
-            <w:shd w:fill="FFFFFF" w:color="auto" w:val="clear"/>
-            <w:vAlign w:val="top"/>
+            <w:shd w:val="clear" w:color="auto" w:fill="FFFFFF"/>
           </w:tcPr>
           <w:p>
             <w:pPr>
-              <w:pBdr/>
-              <w:pStyle w:val="Normal"/>
-              <w:keepNext w:val="0"/>
-              <w:keepLines w:val="0"/>
-              <w:spacing w:before="0" w:beforeAutospacing="false" w:after="0" w:afterAutospacing="false" w:line="278" w:lineRule="auto"/>
-              <w:ind w:left="0" w:right="34" w:firstLine="0"/>
+              <w:spacing w:line="278" w:lineRule="auto"/>
+              <w:ind w:right="34"/>
               <w:jc w:val="center"/>
               <w:rPr>
-                <w:rFonts w:ascii="Calibri" w:eastAsia="Calibri" w:hAnsi="Calibri" w:cs="Calibri"/>
                 <w:color w:val="000000"/>
                 <w:sz w:val="18"/>
                 <w:szCs w:val="18"/>
@@ -1719,12 +2241,29 @@
             </w:pPr>
             <w:r>
               <w:rPr>
-                <w:rFonts w:ascii="Calibri" w:eastAsia="Calibri" w:hAnsi="Calibri" w:cs="Calibri"/>
                 <w:color w:val="000000"/>
                 <w:sz w:val="18"/>
                 <w:szCs w:val="20"/>
               </w:rPr>
-              <w:t xml:space="preserve">{preis}</w:t>
+              <w:t>{</w:t>
+            </w:r>
+            <w:proofErr w:type="spellStart"/>
+            <w:r>
+              <w:rPr>
+                <w:color w:val="000000"/>
+                <w:sz w:val="18"/>
+                <w:szCs w:val="20"/>
+              </w:rPr>
+              <w:t>preis</w:t>
+            </w:r>
+            <w:proofErr w:type="spellEnd"/>
+            <w:r>
+              <w:rPr>
+                <w:color w:val="000000"/>
+                <w:sz w:val="18"/>
+                <w:szCs w:val="20"/>
+              </w:rPr>
+              <w:t>}</w:t>
             </w:r>
           </w:p>
         </w:tc>
@@ -1737,61 +2276,86 @@
               <w:bottom w:val="nil"/>
               <w:right w:val="nil"/>
             </w:tcBorders>
-            <w:shd w:fill="FFFFFF" w:color="auto" w:val="clear"/>
-            <w:vAlign w:val="top"/>
+            <w:shd w:val="clear" w:color="auto" w:fill="FFFFFF"/>
           </w:tcPr>
           <w:p>
             <w:pPr>
-              <w:pBdr/>
-              <w:pStyle w:val="Normal"/>
-              <w:spacing w:before="0" w:beforeAutospacing="false" w:after="0" w:afterAutospacing="false" w:line="278" w:lineRule="auto"/>
-              <w:ind w:right="0"/>
+              <w:spacing w:line="278" w:lineRule="auto"/>
               <w:jc w:val="center"/>
               <w:rPr>
-                <w:rFonts w:ascii="Calibri" w:eastAsia="Calibri" w:hAnsi="Calibri" w:cs="Calibri"/>
                 <w:color w:val="000000"/>
                 <w:sz w:val="18"/>
               </w:rPr>
             </w:pPr>
             <w:r>
               <w:rPr>
-                <w:rFonts w:ascii="Calibri" w:eastAsia="Calibri" w:hAnsi="Calibri" w:cs="Calibri"/>
                 <w:color w:val="000000"/>
                 <w:sz w:val="18"/>
                 <w:szCs w:val="20"/>
               </w:rPr>
-              <w:t xml:space="preserve">{gesamt}{/</w:t>
-            </w:r>
-            <w:r>
-              <w:rPr>
-                <w:rFonts w:ascii="Calibri" w:eastAsia="Calibri" w:hAnsi="Calibri" w:cs="Calibri"/>
+              <w:t>{</w:t>
+            </w:r>
+            <w:proofErr w:type="spellStart"/>
+            <w:r>
+              <w:rPr>
                 <w:color w:val="000000"/>
                 <w:sz w:val="18"/>
                 <w:szCs w:val="20"/>
               </w:rPr>
-              <w:t xml:space="preserve">BonusRows}{/</w:t>
-            </w:r>
-            <w:r>
-              <w:rPr>
-                <w:rFonts w:ascii="Calibri" w:eastAsia="Calibri" w:hAnsi="Calibri" w:cs="Calibri"/>
+              <w:t>gesamt</w:t>
+            </w:r>
+            <w:proofErr w:type="spellEnd"/>
+            <w:r>
+              <w:rPr>
                 <w:color w:val="000000"/>
                 <w:sz w:val="18"/>
                 <w:szCs w:val="20"/>
               </w:rPr>
-              <w:t xml:space="preserve">hasBonus}</w:t>
+              <w:t>}{/</w:t>
+            </w:r>
+            <w:proofErr w:type="spellStart"/>
+            <w:r>
+              <w:rPr>
+                <w:color w:val="000000"/>
+                <w:sz w:val="18"/>
+                <w:szCs w:val="20"/>
+              </w:rPr>
+              <w:t>BonusRows</w:t>
+            </w:r>
+            <w:proofErr w:type="spellEnd"/>
+            <w:r>
+              <w:rPr>
+                <w:color w:val="000000"/>
+                <w:sz w:val="18"/>
+                <w:szCs w:val="20"/>
+              </w:rPr>
+              <w:t>}{/</w:t>
+            </w:r>
+            <w:proofErr w:type="spellStart"/>
+            <w:r>
+              <w:rPr>
+                <w:color w:val="000000"/>
+                <w:sz w:val="18"/>
+                <w:szCs w:val="20"/>
+              </w:rPr>
+              <w:t>hasBonus</w:t>
+            </w:r>
+            <w:proofErr w:type="spellEnd"/>
+            <w:r>
+              <w:rPr>
+                <w:color w:val="000000"/>
+                <w:sz w:val="18"/>
+                <w:szCs w:val="20"/>
+              </w:rPr>
+              <w:t>}</w:t>
             </w:r>
           </w:p>
           <w:p>
             <w:pPr>
-              <w:pBdr/>
-              <w:pStyle w:val="Normal"/>
-              <w:keepNext w:val="0"/>
-              <w:keepLines w:val="0"/>
-              <w:spacing w:before="0" w:beforeAutospacing="false" w:after="0" w:afterAutospacing="false" w:line="278" w:lineRule="auto"/>
-              <w:ind w:left="0" w:right="34" w:firstLine="0"/>
+              <w:spacing w:line="278" w:lineRule="auto"/>
+              <w:ind w:right="34"/>
               <w:jc w:val="center"/>
               <w:rPr>
-                <w:rFonts w:ascii="Calibri" w:eastAsia="Calibri" w:hAnsi="Calibri" w:cs="Calibri"/>
                 <w:color w:val="000000"/>
                 <w:sz w:val="18"/>
                 <w:szCs w:val="18"/>
@@ -1803,15 +2367,12 @@
     </w:tbl>
     <w:p>
       <w:pPr>
-        <w:pBdr/>
         <w:pStyle w:val="normal1"/>
-        <w:spacing w:before="121" w:after="0"/>
-        <w:ind/>
         <w:tabs>
-          <w:tab w:val="clear" w:pos="720"/>
           <w:tab w:val="left" w:pos="750"/>
-          <w:tab w:val="left" w:pos="1416.0000610351562"/>
+          <w:tab w:val="left" w:pos="1416"/>
         </w:tabs>
+        <w:spacing w:before="121"/>
         <w:rPr>
           <w:rFonts w:ascii="Open Sans" w:eastAsia="Open Sans" w:hAnsi="Open Sans" w:cs="Open Sans"/>
           <w:color w:val="070707"/>
@@ -1822,19 +2383,17 @@
     </w:p>
     <w:tbl>
       <w:tblPr>
-        <w:tblStyle w:val="Normal Table0"/>
+        <w:tblStyle w:val="NormalTable0"/>
         <w:tblW w:w="9817" w:type="dxa"/>
-        <w:jc w:val="left"/>
         <w:tblInd w:w="0" w:type="dxa"/>
+        <w:tblLayout w:type="fixed"/>
         <w:tblCellMar>
           <w:top w:w="0" w:type="dxa"/>
           <w:left w:w="88" w:type="dxa"/>
           <w:bottom w:w="0" w:type="dxa"/>
           <w:right w:w="10" w:type="dxa"/>
         </w:tblCellMar>
-        <w:tblBorders/>
-        <w:shd w:fill="auto" w:color="auto"/>
-        <w:tblLayout w:type="fixed"/>
+        <w:tblLook w:val="04A0" w:firstRow="1" w:lastRow="0" w:firstColumn="1" w:lastColumn="0" w:noHBand="0" w:noVBand="1"/>
       </w:tblPr>
       <w:tblGrid>
         <w:gridCol w:w="2572"/>
@@ -1843,44 +2402,25 @@
         <w:gridCol w:w="1314"/>
       </w:tblGrid>
       <w:tr>
-        <w:tblPrEx>
-          <w:tblBorders/>
-          <w:tblCellMar>
-            <w:top w:w="0" w:type="dxa"/>
-            <w:left w:w="88" w:type="dxa"/>
-            <w:bottom w:w="0" w:type="dxa"/>
-            <w:right w:w="10" w:type="dxa"/>
-          </w:tblCellMar>
-        </w:tblPrEx>
         <w:trPr>
-          <w:trHeight w:hRule="atLeast" w:val="20"/>
+          <w:trHeight w:val="20"/>
         </w:trPr>
         <w:tc>
           <w:tcPr>
             <w:tcW w:w="2572" w:type="dxa"/>
             <w:tcBorders>
-              <w:top w:val="single" w:color="FFFFFF" w:sz="8" w:space="0"/>
-              <w:left w:val="single" w:color="D9D9D9" w:sz="8" w:space="0"/>
-              <w:bottom w:val="single" w:color="FFFFFF" w:sz="8" w:space="0"/>
-              <w:right w:val="single" w:color="D9D9D9" w:sz="8" w:space="0"/>
+              <w:top w:val="single" w:sz="8" w:space="0" w:color="FFFFFF"/>
+              <w:left w:val="single" w:sz="8" w:space="0" w:color="D9D9D9"/>
+              <w:bottom w:val="single" w:sz="8" w:space="0" w:color="FFFFFF"/>
+              <w:right w:val="single" w:sz="8" w:space="0" w:color="D9D9D9"/>
             </w:tcBorders>
-            <w:shd w:fill="D9D9D9" w:color="auto" w:val="clear"/>
-            <w:vAlign w:val="top"/>
+            <w:shd w:val="clear" w:color="auto" w:fill="D9D9D9"/>
           </w:tcPr>
           <w:p>
             <w:pPr>
-              <w:pBdr/>
-              <w:pStyle w:val="Normal"/>
               <w:keepNext/>
               <w:keepLines/>
-              <w:spacing w:before="0" w:beforeAutospacing="false" w:after="0" w:afterAutospacing="false" w:line="240" w:lineRule="auto"/>
-              <w:ind w:left="0" w:right="0" w:firstLine="0"/>
               <w:jc w:val="both"/>
-              <w:rPr>
-                <w:rFonts w:ascii="Calibri" w:eastAsia="Calibri" w:hAnsi="Calibri" w:cs="Calibri"/>
-                <w:sz w:val="22"/>
-                <w:szCs w:val="22"/>
-              </w:rPr>
             </w:pPr>
             <w:r>
               <w:rPr>
@@ -1889,7 +2429,7 @@
                 <w:sz w:val="20"/>
                 <w:szCs w:val="20"/>
               </w:rPr>
-              <w:t xml:space="preserve">{#Totals}{#isAlt}</w:t>
+              <w:t>{#Totals}{#isAlt}</w:t>
             </w:r>
             <w:r>
               <w:rPr>
@@ -1900,7 +2440,7 @@
                 <w:sz w:val="20"/>
                 <w:szCs w:val="20"/>
               </w:rPr>
-              <w:t xml:space="preserve">{label}</w:t>
+              <w:t>{label}</w:t>
             </w:r>
           </w:p>
         </w:tc>
@@ -1908,22 +2448,19 @@
           <w:tcPr>
             <w:tcW w:w="2415" w:type="dxa"/>
             <w:tcBorders>
-              <w:top w:val="single" w:color="FFFFFF" w:sz="8" w:space="0"/>
-              <w:left w:val="single" w:color="D9D9D9" w:sz="8" w:space="0"/>
-              <w:bottom w:val="single" w:color="FFFFFF" w:sz="8" w:space="0"/>
-              <w:right w:val="single" w:color="D9D9D9" w:sz="8" w:space="0"/>
+              <w:top w:val="single" w:sz="8" w:space="0" w:color="FFFFFF"/>
+              <w:left w:val="single" w:sz="8" w:space="0" w:color="D9D9D9"/>
+              <w:bottom w:val="single" w:sz="8" w:space="0" w:color="FFFFFF"/>
+              <w:right w:val="single" w:sz="8" w:space="0" w:color="D9D9D9"/>
             </w:tcBorders>
-            <w:shd w:fill="D9D9D9" w:color="auto" w:val="clear"/>
+            <w:shd w:val="clear" w:color="auto" w:fill="D9D9D9"/>
             <w:vAlign w:val="center"/>
           </w:tcPr>
           <w:p>
             <w:pPr>
-              <w:pBdr/>
               <w:pStyle w:val="normal1"/>
               <w:keepNext/>
               <w:keepLines/>
-              <w:spacing w:before="0" w:beforeAutospacing="false" w:after="0" w:afterAutospacing="false" w:line="240" w:lineRule="auto"/>
-              <w:ind w:left="0" w:right="0" w:firstLine="0"/>
               <w:jc w:val="both"/>
               <w:rPr>
                 <w:color w:val="000000"/>
@@ -1935,22 +2472,19 @@
           <w:tcPr>
             <w:tcW w:w="3516" w:type="dxa"/>
             <w:tcBorders>
-              <w:top w:val="single" w:color="FFFFFF" w:sz="8" w:space="0"/>
-              <w:left w:val="single" w:color="D9D9D9" w:sz="8" w:space="0"/>
-              <w:bottom w:val="single" w:color="FFFFFF" w:sz="8" w:space="0"/>
-              <w:right w:val="single" w:color="D9D9D9" w:sz="8" w:space="0"/>
+              <w:top w:val="single" w:sz="8" w:space="0" w:color="FFFFFF"/>
+              <w:left w:val="single" w:sz="8" w:space="0" w:color="D9D9D9"/>
+              <w:bottom w:val="single" w:sz="8" w:space="0" w:color="FFFFFF"/>
+              <w:right w:val="single" w:sz="8" w:space="0" w:color="D9D9D9"/>
             </w:tcBorders>
-            <w:shd w:fill="D9D9D9" w:color="auto" w:val="clear"/>
+            <w:shd w:val="clear" w:color="auto" w:fill="D9D9D9"/>
             <w:vAlign w:val="center"/>
           </w:tcPr>
           <w:p>
             <w:pPr>
-              <w:pBdr/>
               <w:pStyle w:val="normal1"/>
               <w:keepNext/>
               <w:keepLines/>
-              <w:spacing w:before="0" w:beforeAutospacing="false" w:after="0" w:afterAutospacing="false" w:line="240" w:lineRule="auto"/>
-              <w:ind w:left="0" w:right="0" w:firstLine="0"/>
               <w:jc w:val="both"/>
               <w:rPr>
                 <w:color w:val="000000"/>
@@ -1962,23 +2496,19 @@
           <w:tcPr>
             <w:tcW w:w="1314" w:type="dxa"/>
             <w:tcBorders>
-              <w:top w:val="single" w:color="FFFFFF" w:sz="8" w:space="0"/>
-              <w:left w:val="single" w:color="D9D9D9" w:sz="8" w:space="0"/>
-              <w:bottom w:val="single" w:color="FFFFFF" w:sz="8" w:space="0"/>
-              <w:right w:val="single" w:color="D9D9D9" w:sz="8" w:space="0"/>
+              <w:top w:val="single" w:sz="8" w:space="0" w:color="FFFFFF"/>
+              <w:left w:val="single" w:sz="8" w:space="0" w:color="D9D9D9"/>
+              <w:bottom w:val="single" w:sz="8" w:space="0" w:color="FFFFFF"/>
+              <w:right w:val="single" w:sz="8" w:space="0" w:color="D9D9D9"/>
             </w:tcBorders>
-            <w:shd w:fill="D9D9D9" w:color="auto" w:val="clear"/>
+            <w:shd w:val="clear" w:color="auto" w:fill="D9D9D9"/>
             <w:vAlign w:val="center"/>
           </w:tcPr>
           <w:p>
             <w:pPr>
-              <w:pBdr/>
-              <w:pStyle w:val="Normal"/>
               <w:keepNext/>
               <w:keepLines/>
-              <w:spacing w:before="0" w:beforeAutospacing="false" w:after="0" w:afterAutospacing="false" w:line="240" w:lineRule="auto"/>
               <w:contextualSpacing/>
-              <w:ind w:left="0" w:right="0" w:firstLine="0"/>
               <w:jc w:val="both"/>
               <w:rPr>
                 <w:color w:val="000000"/>
@@ -1990,62 +2520,75 @@
                 <w:b/>
                 <w:bCs/>
                 <w:color w:val="000000"/>
-                <w:sz w:val="22"/>
-                <w:szCs w:val="22"/>
-              </w:rPr>
-              <w:t xml:space="preserve">{value}</w:t>
-            </w:r>
+              </w:rPr>
+              <w:t>{</w:t>
+            </w:r>
+            <w:proofErr w:type="spellStart"/>
             <w:r>
               <w:rPr>
                 <w:rFonts w:ascii="Open Sans Semibold" w:eastAsia="Open Sans Semibold" w:hAnsi="Open Sans Semibold" w:cs="Open Sans Semibold"/>
-                <w:color w:val="000000"/>
-                <w:sz w:val="22"/>
-                <w:szCs w:val="22"/>
-              </w:rPr>
-              <w:t xml:space="preserve">{/isAlt}</w:t>
+                <w:b/>
+                <w:bCs/>
+                <w:color w:val="000000"/>
+              </w:rPr>
+              <w:t>value</w:t>
+            </w:r>
+            <w:proofErr w:type="spellEnd"/>
+            <w:r>
+              <w:rPr>
+                <w:rFonts w:ascii="Open Sans Semibold" w:eastAsia="Open Sans Semibold" w:hAnsi="Open Sans Semibold" w:cs="Open Sans Semibold"/>
+                <w:b/>
+                <w:bCs/>
+                <w:color w:val="000000"/>
+              </w:rPr>
+              <w:t>}</w:t>
+            </w:r>
+            <w:r>
+              <w:rPr>
+                <w:rFonts w:ascii="Open Sans Semibold" w:eastAsia="Open Sans Semibold" w:hAnsi="Open Sans Semibold" w:cs="Open Sans Semibold"/>
+                <w:color w:val="000000"/>
+              </w:rPr>
+              <w:t>{/</w:t>
+            </w:r>
+            <w:proofErr w:type="spellStart"/>
+            <w:r>
+              <w:rPr>
+                <w:rFonts w:ascii="Open Sans Semibold" w:eastAsia="Open Sans Semibold" w:hAnsi="Open Sans Semibold" w:cs="Open Sans Semibold"/>
+                <w:color w:val="000000"/>
+              </w:rPr>
+              <w:t>isAlt</w:t>
+            </w:r>
+            <w:proofErr w:type="spellEnd"/>
+            <w:r>
+              <w:rPr>
+                <w:rFonts w:ascii="Open Sans Semibold" w:eastAsia="Open Sans Semibold" w:hAnsi="Open Sans Semibold" w:cs="Open Sans Semibold"/>
+                <w:color w:val="000000"/>
+              </w:rPr>
+              <w:t>}</w:t>
             </w:r>
           </w:p>
         </w:tc>
       </w:tr>
       <w:tr>
-        <w:tblPrEx>
-          <w:tblBorders/>
-          <w:tblCellMar>
-            <w:top w:w="0" w:type="dxa"/>
-            <w:left w:w="88" w:type="dxa"/>
-            <w:bottom w:w="0" w:type="dxa"/>
-            <w:right w:w="10" w:type="dxa"/>
-          </w:tblCellMar>
-        </w:tblPrEx>
         <w:trPr>
-          <w:trHeight w:hRule="atLeast" w:val="20"/>
+          <w:trHeight w:val="20"/>
         </w:trPr>
         <w:tc>
           <w:tcPr>
             <w:tcW w:w="2572" w:type="dxa"/>
             <w:tcBorders>
-              <w:top w:val="single" w:color="FFFFFF" w:sz="8" w:space="0"/>
-              <w:left w:val="single" w:color="FFFFFF" w:sz="8" w:space="0"/>
-              <w:bottom w:val="single" w:color="FFFFFF" w:sz="8" w:space="0"/>
-              <w:right w:val="single" w:color="FFFFFF" w:sz="8" w:space="0"/>
+              <w:top w:val="single" w:sz="8" w:space="0" w:color="FFFFFF"/>
+              <w:left w:val="single" w:sz="8" w:space="0" w:color="FFFFFF"/>
+              <w:bottom w:val="single" w:sz="8" w:space="0" w:color="FFFFFF"/>
+              <w:right w:val="single" w:sz="8" w:space="0" w:color="FFFFFF"/>
             </w:tcBorders>
-            <w:shd w:fill="FFFFFF" w:color="auto" w:val="clear"/>
-            <w:vAlign w:val="top"/>
+            <w:shd w:val="clear" w:color="auto" w:fill="FFFFFF"/>
           </w:tcPr>
           <w:p>
             <w:pPr>
-              <w:pBdr/>
-              <w:pStyle w:val="Normal"/>
               <w:keepNext/>
               <w:keepLines/>
-              <w:spacing w:before="0" w:beforeAutospacing="false" w:after="0" w:afterAutospacing="false" w:line="240" w:lineRule="auto"/>
-              <w:ind w:left="0" w:right="0" w:firstLine="0"/>
               <w:jc w:val="both"/>
-              <w:rPr>
-                <w:rFonts w:ascii="Calibri" w:eastAsia="Calibri" w:hAnsi="Calibri" w:cs="Calibri"/>
-                <w:sz w:val="22"/>
-                <w:szCs w:val="22"/>
-              </w:rPr>
             </w:pPr>
             <w:r>
               <w:rPr>
@@ -2054,7 +2597,27 @@
                 <w:sz w:val="20"/>
                 <w:szCs w:val="20"/>
               </w:rPr>
-              <w:t xml:space="preserve">{^isAlt}</w:t>
+              <w:t>{^</w:t>
+            </w:r>
+            <w:proofErr w:type="spellStart"/>
+            <w:r>
+              <w:rPr>
+                <w:rFonts w:ascii="Open Sans Semibold" w:eastAsia="Open Sans Semibold" w:hAnsi="Open Sans Semibold" w:cs="Open Sans Semibold"/>
+                <w:color w:val="030303"/>
+                <w:sz w:val="20"/>
+                <w:szCs w:val="20"/>
+              </w:rPr>
+              <w:t>isAlt</w:t>
+            </w:r>
+            <w:proofErr w:type="spellEnd"/>
+            <w:r>
+              <w:rPr>
+                <w:rFonts w:ascii="Open Sans Semibold" w:eastAsia="Open Sans Semibold" w:hAnsi="Open Sans Semibold" w:cs="Open Sans Semibold"/>
+                <w:color w:val="030303"/>
+                <w:sz w:val="20"/>
+                <w:szCs w:val="20"/>
+              </w:rPr>
+              <w:t>}</w:t>
             </w:r>
             <w:r>
               <w:rPr>
@@ -2065,7 +2628,31 @@
                 <w:sz w:val="20"/>
                 <w:szCs w:val="20"/>
               </w:rPr>
-              <w:t xml:space="preserve">{label}</w:t>
+              <w:t>{</w:t>
+            </w:r>
+            <w:proofErr w:type="spellStart"/>
+            <w:r>
+              <w:rPr>
+                <w:rFonts w:ascii="Open Sans Semibold" w:eastAsia="Open Sans Semibold" w:hAnsi="Open Sans Semibold" w:cs="Open Sans Semibold"/>
+                <w:b/>
+                <w:bCs/>
+                <w:color w:val="030303"/>
+                <w:sz w:val="20"/>
+                <w:szCs w:val="20"/>
+              </w:rPr>
+              <w:t>label</w:t>
+            </w:r>
+            <w:proofErr w:type="spellEnd"/>
+            <w:r>
+              <w:rPr>
+                <w:rFonts w:ascii="Open Sans Semibold" w:eastAsia="Open Sans Semibold" w:hAnsi="Open Sans Semibold" w:cs="Open Sans Semibold"/>
+                <w:b/>
+                <w:bCs/>
+                <w:color w:val="030303"/>
+                <w:sz w:val="20"/>
+                <w:szCs w:val="20"/>
+              </w:rPr>
+              <w:t>}</w:t>
             </w:r>
           </w:p>
         </w:tc>
@@ -2073,22 +2660,19 @@
           <w:tcPr>
             <w:tcW w:w="2415" w:type="dxa"/>
             <w:tcBorders>
-              <w:top w:val="single" w:color="FFFFFF" w:sz="8" w:space="0"/>
-              <w:left w:val="single" w:color="FFFFFF" w:sz="8" w:space="0"/>
-              <w:bottom w:val="single" w:color="FFFFFF" w:sz="8" w:space="0"/>
-              <w:right w:val="single" w:color="FFFFFF" w:sz="8" w:space="0"/>
+              <w:top w:val="single" w:sz="8" w:space="0" w:color="FFFFFF"/>
+              <w:left w:val="single" w:sz="8" w:space="0" w:color="FFFFFF"/>
+              <w:bottom w:val="single" w:sz="8" w:space="0" w:color="FFFFFF"/>
+              <w:right w:val="single" w:sz="8" w:space="0" w:color="FFFFFF"/>
             </w:tcBorders>
-            <w:shd w:fill="FFFFFF" w:color="auto" w:val="clear"/>
+            <w:shd w:val="clear" w:color="auto" w:fill="FFFFFF"/>
             <w:vAlign w:val="center"/>
           </w:tcPr>
           <w:p>
             <w:pPr>
-              <w:pBdr/>
               <w:pStyle w:val="normal1"/>
               <w:keepNext/>
               <w:keepLines/>
-              <w:spacing w:before="0" w:beforeAutospacing="false" w:after="0" w:afterAutospacing="false" w:line="240" w:lineRule="auto"/>
-              <w:ind w:left="0" w:right="0" w:firstLine="0"/>
               <w:jc w:val="both"/>
               <w:rPr>
                 <w:color w:val="000000"/>
@@ -2100,22 +2684,19 @@
           <w:tcPr>
             <w:tcW w:w="3516" w:type="dxa"/>
             <w:tcBorders>
-              <w:top w:val="single" w:color="FFFFFF" w:sz="8" w:space="0"/>
-              <w:left w:val="single" w:color="FFFFFF" w:sz="8" w:space="0"/>
-              <w:bottom w:val="single" w:color="FFFFFF" w:sz="8" w:space="0"/>
-              <w:right w:val="single" w:color="FFFFFF" w:sz="8" w:space="0"/>
+              <w:top w:val="single" w:sz="8" w:space="0" w:color="FFFFFF"/>
+              <w:left w:val="single" w:sz="8" w:space="0" w:color="FFFFFF"/>
+              <w:bottom w:val="single" w:sz="8" w:space="0" w:color="FFFFFF"/>
+              <w:right w:val="single" w:sz="8" w:space="0" w:color="FFFFFF"/>
             </w:tcBorders>
-            <w:shd w:fill="FFFFFF" w:color="auto" w:val="clear"/>
+            <w:shd w:val="clear" w:color="auto" w:fill="FFFFFF"/>
             <w:vAlign w:val="center"/>
           </w:tcPr>
           <w:p>
             <w:pPr>
-              <w:pBdr/>
               <w:pStyle w:val="normal1"/>
               <w:keepNext/>
               <w:keepLines/>
-              <w:spacing w:before="0" w:beforeAutospacing="false" w:after="0" w:afterAutospacing="false" w:line="240" w:lineRule="auto"/>
-              <w:ind w:left="0" w:right="0" w:firstLine="0"/>
               <w:jc w:val="both"/>
               <w:rPr>
                 <w:color w:val="000000"/>
@@ -2127,23 +2708,19 @@
           <w:tcPr>
             <w:tcW w:w="1314" w:type="dxa"/>
             <w:tcBorders>
-              <w:top w:val="single" w:color="FFFFFF" w:sz="8" w:space="0"/>
-              <w:left w:val="single" w:color="FFFFFF" w:sz="8" w:space="0"/>
-              <w:bottom w:val="single" w:color="FFFFFF" w:sz="8" w:space="0"/>
-              <w:right w:val="single" w:color="FFFFFF" w:sz="8" w:space="0"/>
+              <w:top w:val="single" w:sz="8" w:space="0" w:color="FFFFFF"/>
+              <w:left w:val="single" w:sz="8" w:space="0" w:color="FFFFFF"/>
+              <w:bottom w:val="single" w:sz="8" w:space="0" w:color="FFFFFF"/>
+              <w:right w:val="single" w:sz="8" w:space="0" w:color="FFFFFF"/>
             </w:tcBorders>
-            <w:shd w:fill="FFFFFF" w:color="auto" w:val="clear"/>
+            <w:shd w:val="clear" w:color="auto" w:fill="FFFFFF"/>
             <w:vAlign w:val="center"/>
           </w:tcPr>
           <w:p>
             <w:pPr>
-              <w:pBdr/>
-              <w:pStyle w:val="Normal"/>
               <w:keepNext/>
               <w:keepLines/>
-              <w:spacing w:before="0" w:beforeAutospacing="false" w:after="0" w:afterAutospacing="false" w:line="240" w:lineRule="auto"/>
               <w:contextualSpacing/>
-              <w:ind w:left="0" w:right="0" w:firstLine="0"/>
               <w:jc w:val="both"/>
               <w:rPr>
                 <w:color w:val="000000"/>
@@ -2155,19 +2732,67 @@
                 <w:b/>
                 <w:bCs/>
                 <w:color w:val="000000"/>
-                <w:sz w:val="22"/>
-                <w:szCs w:val="22"/>
-              </w:rPr>
-              <w:t xml:space="preserve">{value}</w:t>
-            </w:r>
+              </w:rPr>
+              <w:t>{</w:t>
+            </w:r>
+            <w:proofErr w:type="spellStart"/>
             <w:r>
               <w:rPr>
                 <w:rFonts w:ascii="Open Sans Semibold" w:eastAsia="Open Sans Semibold" w:hAnsi="Open Sans Semibold" w:cs="Open Sans Semibold"/>
-                <w:color w:val="000000"/>
-                <w:sz w:val="22"/>
-                <w:szCs w:val="22"/>
-              </w:rPr>
-              <w:t xml:space="preserve">{/isAlt}{/Totals}</w:t>
+                <w:b/>
+                <w:bCs/>
+                <w:color w:val="000000"/>
+              </w:rPr>
+              <w:t>value</w:t>
+            </w:r>
+            <w:proofErr w:type="spellEnd"/>
+            <w:r>
+              <w:rPr>
+                <w:rFonts w:ascii="Open Sans Semibold" w:eastAsia="Open Sans Semibold" w:hAnsi="Open Sans Semibold" w:cs="Open Sans Semibold"/>
+                <w:b/>
+                <w:bCs/>
+                <w:color w:val="000000"/>
+              </w:rPr>
+              <w:t>}</w:t>
+            </w:r>
+            <w:r>
+              <w:rPr>
+                <w:rFonts w:ascii="Open Sans Semibold" w:eastAsia="Open Sans Semibold" w:hAnsi="Open Sans Semibold" w:cs="Open Sans Semibold"/>
+                <w:color w:val="000000"/>
+              </w:rPr>
+              <w:t>{/</w:t>
+            </w:r>
+            <w:proofErr w:type="spellStart"/>
+            <w:r>
+              <w:rPr>
+                <w:rFonts w:ascii="Open Sans Semibold" w:eastAsia="Open Sans Semibold" w:hAnsi="Open Sans Semibold" w:cs="Open Sans Semibold"/>
+                <w:color w:val="000000"/>
+              </w:rPr>
+              <w:t>isAlt</w:t>
+            </w:r>
+            <w:proofErr w:type="spellEnd"/>
+            <w:r>
+              <w:rPr>
+                <w:rFonts w:ascii="Open Sans Semibold" w:eastAsia="Open Sans Semibold" w:hAnsi="Open Sans Semibold" w:cs="Open Sans Semibold"/>
+                <w:color w:val="000000"/>
+              </w:rPr>
+              <w:t>}{/</w:t>
+            </w:r>
+            <w:proofErr w:type="spellStart"/>
+            <w:r>
+              <w:rPr>
+                <w:rFonts w:ascii="Open Sans Semibold" w:eastAsia="Open Sans Semibold" w:hAnsi="Open Sans Semibold" w:cs="Open Sans Semibold"/>
+                <w:color w:val="000000"/>
+              </w:rPr>
+              <w:t>Totals</w:t>
+            </w:r>
+            <w:proofErr w:type="spellEnd"/>
+            <w:r>
+              <w:rPr>
+                <w:rFonts w:ascii="Open Sans Semibold" w:eastAsia="Open Sans Semibold" w:hAnsi="Open Sans Semibold" w:cs="Open Sans Semibold"/>
+                <w:color w:val="000000"/>
+              </w:rPr>
+              <w:t>}</w:t>
             </w:r>
           </w:p>
         </w:tc>
@@ -2175,10 +2800,6 @@
     </w:tbl>
     <w:p>
       <w:pPr>
-        <w:pBdr/>
-        <w:pStyle w:val="Normal"/>
-        <w:spacing/>
-        <w:ind/>
         <w:rPr>
           <w:rFonts w:ascii="Open Sans" w:eastAsia="Open Sans" w:hAnsi="Open Sans" w:cs="Open Sans"/>
           <w:color w:val="030303"/>
@@ -2187,99 +2808,100 @@
     </w:p>
     <w:p>
       <w:pPr>
-        <w:pBdr/>
-        <w:pStyle w:val="Normal"/>
-        <w:spacing/>
-        <w:ind w:left="125" w:right="0" w:firstLine="0"/>
+        <w:ind w:left="125"/>
         <w:rPr>
           <w:rFonts w:ascii="Open Sans" w:eastAsia="Open Sans" w:hAnsi="Open Sans" w:cs="Open Sans"/>
           <w:color w:val="000000"/>
+          <w:lang w:val="de-DE"/>
         </w:rPr>
       </w:pPr>
       <w:r>
         <w:rPr>
           <w:rFonts w:ascii="Open Sans" w:eastAsia="Open Sans" w:hAnsi="Open Sans" w:cs="Open Sans"/>
           <w:color w:val="030303"/>
-        </w:rPr>
-        <w:t xml:space="preserve">Es handelt sich hierbei um ein Festpreisangebot für die oben definierten Leistungen.{#EbenerdigHinweis}</w:t>
+          <w:lang w:val="de-DE"/>
+        </w:rPr>
+        <w:t>Es handelt sich hierbei um ein Festpreisangebot für die oben definierten Leistungen.{#EbenerdigHinweis}</w:t>
       </w:r>
     </w:p>
     <w:p>
       <w:pPr>
-        <w:pBdr/>
         <w:pStyle w:val="normal1"/>
-        <w:spacing w:before="23" w:after="0"/>
-        <w:ind/>
+        <w:spacing w:before="23"/>
         <w:rPr>
           <w:rFonts w:ascii="Open Sans" w:eastAsia="Open Sans" w:hAnsi="Open Sans" w:cs="Open Sans"/>
           <w:color w:val="000000"/>
+          <w:lang w:val="de-DE"/>
         </w:rPr>
       </w:pPr>
     </w:p>
     <w:p>
       <w:pPr>
-        <w:pBdr/>
-        <w:pStyle w:val="Normal"/>
         <w:spacing w:line="286" w:lineRule="auto"/>
-        <w:ind w:left="123" w:right="0" w:firstLine="0"/>
+        <w:ind w:left="123"/>
         <w:rPr>
           <w:rFonts w:ascii="Open Sans" w:eastAsia="Open Sans" w:hAnsi="Open Sans" w:cs="Open Sans"/>
           <w:color w:val="000000"/>
+          <w:lang w:val="de-DE"/>
         </w:rPr>
       </w:pPr>
       <w:r>
         <w:rPr>
           <w:rFonts w:ascii="Open Sans Semibold" w:eastAsia="Open Sans Semibold" w:hAnsi="Open Sans Semibold" w:cs="Open Sans Semibold"/>
           <w:color w:val="030303"/>
-        </w:rPr>
-        <w:t xml:space="preserve">ACHTUNG:</w:t>
+          <w:lang w:val="de-DE"/>
+        </w:rPr>
+        <w:t>ACHTUNG:</w:t>
       </w:r>
       <w:r>
         <w:rPr>
           <w:rFonts w:ascii="Open Sans" w:eastAsia="Open Sans" w:hAnsi="Open Sans" w:cs="Open Sans"/>
           <w:color w:val="030303"/>
+          <w:lang w:val="de-DE"/>
         </w:rPr>
         <w:t xml:space="preserve"> Ob eine ebenerdige Montage der Duschwanne möglich ist, kann erst nach dem Ausbau der bestehenden Wanne beurteilen werden. Sollten dabei zusätzliche oder weitere Leistungen erforderlich oder von Ihnen gewünscht sein, können zusätzliche Kosten entstehen.{/EbenerdigHinweis}</w:t>
       </w:r>
       <w:r>
-        <w:rPr/>
+        <w:rPr>
+          <w:lang w:val="de-DE"/>
+        </w:rPr>
         <w:br/>
       </w:r>
     </w:p>
     <w:p>
       <w:pPr>
-        <w:pBdr/>
-        <w:pStyle w:val="Normal"/>
         <w:spacing w:line="283" w:lineRule="auto"/>
         <w:ind w:left="125" w:right="1024"/>
         <w:rPr>
           <w:rFonts w:ascii="Open Sans" w:eastAsia="Open Sans" w:hAnsi="Open Sans" w:cs="Open Sans"/>
-          <w:b w:val="0"/>
-          <w:i w:val="0"/>
-          <w:iCs w:val="0"/>
-          <w:color w:val="auto"/>
-          <w:sz w:val="22"/>
+          <w:lang w:val="de-DE"/>
         </w:rPr>
       </w:pPr>
       <w:r>
         <w:rPr>
           <w:rFonts w:ascii="Open Sans" w:eastAsia="Open Sans" w:hAnsi="Open Sans" w:cs="Open Sans"/>
           <w:color w:val="030303"/>
-        </w:rPr>
-        <w:t xml:space="preserve">Diese werden vorab mit Ihnen besprochen, bedürfen lhrer Zustimmung und werden auf Regiebasis nach tatsächlichem Aufwand abgerechnet. (Stundensatz-Facharbeiter: {RegieRateFmt} netto){#hasSubsidyLine}</w:t>
-      </w:r>
-      <w:r>
-        <w:rPr/>
+          <w:lang w:val="de-DE"/>
+        </w:rPr>
+        <w:t>Diese werden vorab mit Ihnen besprochen, bedürfen lhrer Zustimmung und werden auf Regiebasis nach tatsächlichem Aufwand abgerechnet. (Stundensatz-Facharbeiter: {RegieRateFmt} netto){#hasSubsidyLine}</w:t>
+      </w:r>
+      <w:r>
+        <w:rPr>
+          <w:lang w:val="de-DE"/>
+        </w:rPr>
         <w:br/>
       </w:r>
       <w:r>
-        <w:rPr/>
+        <w:rPr>
+          <w:lang w:val="de-DE"/>
+        </w:rPr>
         <w:br/>
       </w:r>
       <w:r>
         <w:rPr>
           <w:rFonts w:ascii="Open Sans" w:eastAsia="Open Sans" w:hAnsi="Open Sans" w:cs="Open Sans"/>
           <w:color w:val="030303"/>
+          <w:lang w:val="de-DE"/>
         </w:rPr>
         <w:t xml:space="preserve">Der Selbstkostenanteil beträgt </w:t>
       </w:r>
@@ -2289,13 +2911,15 @@
           <w:b/>
           <w:bCs/>
           <w:color w:val="030303"/>
-        </w:rPr>
-        <w:t xml:space="preserve">{SelbstkostenanteilFmt}</w:t>
+          <w:lang w:val="de-DE"/>
+        </w:rPr>
+        <w:t>{SelbstkostenanteilFmt}</w:t>
       </w:r>
       <w:r>
         <w:rPr>
           <w:rFonts w:ascii="Open Sans" w:eastAsia="Open Sans" w:hAnsi="Open Sans" w:cs="Open Sans"/>
           <w:color w:val="030303"/>
+          <w:lang w:val="de-DE"/>
         </w:rPr>
         <w:t xml:space="preserve"> unter Berücksichtigung eines gewährten Zuschusses durch die Pflegekasse i.H.v. </w:t>
       </w:r>
@@ -2305,59 +2929,55 @@
           <w:b/>
           <w:bCs/>
           <w:color w:val="030303"/>
-        </w:rPr>
-        <w:t xml:space="preserve">{Zuschusskrankenkasse}</w:t>
+          <w:lang w:val="de-DE"/>
+        </w:rPr>
+        <w:t>{Zuschusskrankenkasse}</w:t>
       </w:r>
       <w:r>
         <w:rPr>
           <w:rFonts w:ascii="Open Sans" w:eastAsia="Open Sans" w:hAnsi="Open Sans" w:cs="Open Sans"/>
           <w:color w:val="030303"/>
-        </w:rPr>
-        <w:t xml:space="preserve">.{/hasSubsidyLine}</w:t>
+          <w:lang w:val="de-DE"/>
+        </w:rPr>
+        <w:t>.{/hasSubsidyLine}</w:t>
       </w:r>
       <w:r>
         <w:rPr>
           <w:rFonts w:ascii="Open Sans" w:eastAsia="Open Sans" w:hAnsi="Open Sans" w:cs="Open Sans"/>
           <w:color w:val="030303"/>
+          <w:lang w:val="de-DE"/>
         </w:rPr>
         <w:br/>
       </w:r>
       <w:r>
         <w:rPr>
-          <w:sz w:val="22"/>
-        </w:rPr>
-        <w:t xml:space="preserve">{#SelfPayLines}</w:t>
-      </w:r>
-      <w:r>
-        <w:rPr>
-          <w:sz w:val="22"/>
+          <w:lang w:val="de-DE"/>
+        </w:rPr>
+        <w:t>{#SelfPayLines}</w:t>
+      </w:r>
+      <w:r>
+        <w:rPr>
+          <w:lang w:val="de-DE"/>
         </w:rPr>
         <w:br/>
-      </w:r>
-      <w:r>
-        <w:rPr>
-          <w:sz w:val="22"/>
-        </w:rPr>
-        <w:t xml:space="preserve">{#IsTitle}</w:t>
+        <w:t>{#IsTitle}</w:t>
       </w:r>
       <w:r>
         <w:rPr>
           <w:b/>
-          <w:sz w:val="22"/>
-        </w:rPr>
-        <w:t xml:space="preserve">{Text}</w:t>
-      </w:r>
-      <w:r>
-        <w:rPr>
-          <w:sz w:val="22"/>
-        </w:rPr>
-        <w:t xml:space="preserve">{/IsTitle}{^IsTitle}{Text}{/IsTitle}{/SelfPayLines}</w:t>
+          <w:lang w:val="de-DE"/>
+        </w:rPr>
+        <w:t>{Text}</w:t>
+      </w:r>
+      <w:r>
+        <w:rPr>
+          <w:lang w:val="de-DE"/>
+        </w:rPr>
+        <w:t>{/IsTitle}{^IsTitle}{Text}{/IsTitle}{/SelfPayLines}</w:t>
       </w:r>
     </w:p>
     <w:p>
       <w:pPr>
-        <w:pBdr/>
-        <w:pStyle w:val="Normal"/>
         <w:spacing w:line="283" w:lineRule="auto"/>
         <w:ind w:left="125" w:right="1024"/>
         <w:rPr>
@@ -2367,184 +2987,158 @@
           <w:i/>
           <w:iCs/>
           <w:color w:val="030303"/>
-          <w:sz w:val="22"/>
+          <w:lang w:val="de-DE"/>
         </w:rPr>
       </w:pPr>
       <w:r>
         <w:rPr>
           <w:rFonts w:ascii="Open Sans" w:eastAsia="Open Sans" w:hAnsi="Open Sans" w:cs="Open Sans"/>
           <w:color w:val="030303"/>
+          <w:lang w:val="de-DE"/>
         </w:rPr>
         <w:br/>
+        <w:t xml:space="preserve">Bitte unterschreiben Sie bei Annahme an entsprechender Stelle und senden uns das Angebot wieder zurück - gerne auch per E-Mail an </w:t>
+      </w:r>
+      <w:hyperlink r:id="rId6" w:history="1">
+        <w:r>
+          <w:rPr>
+            <w:rFonts w:ascii="Open Sans" w:eastAsia="Open Sans" w:hAnsi="Open Sans" w:cs="Open Sans"/>
+            <w:color w:val="030303"/>
+            <w:u w:val="single"/>
+            <w:lang w:val="de-DE"/>
+          </w:rPr>
+          <w:t>service@e-m-c-2.de.</w:t>
+        </w:r>
+      </w:hyperlink>
+      <w:r>
+        <w:rPr>
+          <w:lang w:val="de-DE"/>
+        </w:rPr>
+        <w:t xml:space="preserve"> </w:t>
       </w:r>
       <w:r>
         <w:rPr>
           <w:rFonts w:ascii="Open Sans" w:eastAsia="Open Sans" w:hAnsi="Open Sans" w:cs="Open Sans"/>
           <w:color w:val="030303"/>
-        </w:rPr>
-        <w:t xml:space="preserve">Bitte unterschreiben Sie bei Annahme an entsprechender Stelle und senden uns das Angebot wieder zurück - gerne auch per E-Mail an </w:t>
-      </w:r>
-      <w:r>
-        <w:rPr/>
-        <w:fldChar w:fldCharType="begin"/>
-      </w:r>
-      <w:r>
-        <w:rPr/>
-        <w:instrText xml:space="preserve">HYPERLINK "mailto:service@e-m-c-2.de" </w:instrText>
-      </w:r>
-      <w:r>
-        <w:rPr/>
-        <w:fldChar w:fldCharType="separate"/>
-      </w:r>
-      <w:r>
-        <w:rPr>
-          <w:rFonts w:ascii="Open Sans" w:eastAsia="Open Sans" w:hAnsi="Open Sans" w:cs="Open Sans"/>
-          <w:color w:val="030303"/>
-          <w:u w:val="single"/>
-        </w:rPr>
-        <w:t xml:space="preserve">service@e-m-c-2.de.</w:t>
-      </w:r>
-      <w:r>
-        <w:rPr/>
-        <w:fldChar w:fldCharType="end"/>
-      </w:r>
-      <w:r>
-        <w:rPr>
-          <w:rFonts w:ascii="Open Sans" w:eastAsia="Open Sans" w:hAnsi="Open Sans" w:cs="Open Sans"/>
-          <w:color w:val="030303"/>
-        </w:rPr>
-        <w:instrText xml:space="preserve">{BwtFreeText}</w:instrText>
+          <w:lang w:val="de-DE"/>
+        </w:rPr>
+        <w:t>{BwtFreeText}</w:t>
       </w:r>
     </w:p>
     <w:p>
       <w:pPr>
-        <w:pBdr/>
-        <w:pStyle w:val="Normal"/>
-        <w:spacing/>
-        <w:ind w:left="0" w:right="0" w:firstLine="0"/>
         <w:rPr>
           <w:rFonts w:ascii="Open Sans" w:eastAsia="Open Sans" w:hAnsi="Open Sans" w:cs="Open Sans"/>
           <w:color w:val="030303"/>
+          <w:lang w:val="de-DE"/>
         </w:rPr>
       </w:pPr>
       <w:r>
         <w:rPr>
           <w:rFonts w:ascii="Open Sans" w:eastAsia="Open Sans" w:hAnsi="Open Sans" w:cs="Open Sans"/>
           <w:color w:val="030303"/>
+          <w:lang w:val="de-DE"/>
         </w:rPr>
         <w:t xml:space="preserve">{BwtSteelNote}{BwtProxyNote} </w:t>
       </w:r>
     </w:p>
     <w:p>
       <w:pPr>
-        <w:pBdr/>
-        <w:pStyle w:val="Normal"/>
-        <w:spacing/>
-        <w:ind w:left="0" w:right="0" w:firstLine="0"/>
         <w:rPr>
           <w:rFonts w:ascii="Open Sans" w:hAnsi="Open Sans"/>
           <w:color w:val="030303"/>
+          <w:lang w:val="de-DE"/>
         </w:rPr>
       </w:pPr>
     </w:p>
     <w:p>
       <w:pPr>
-        <w:pBdr/>
-        <w:pStyle w:val="Normal"/>
-        <w:spacing/>
-        <w:ind w:left="0" w:right="0" w:firstLine="0"/>
-        <w:rPr/>
+        <w:rPr>
+          <w:lang w:val="de-DE"/>
+        </w:rPr>
       </w:pPr>
       <w:r>
         <w:rPr>
           <w:rFonts w:ascii="Open Sans" w:eastAsia="Open Sans" w:hAnsi="Open Sans" w:cs="Open Sans"/>
           <w:color w:val="030303"/>
-        </w:rPr>
-        <w:t xml:space="preserve">Die Unterschrift gilt für uns als Auftragsbestätigung.</w:t>
+          <w:lang w:val="de-DE"/>
+        </w:rPr>
+        <w:t>Die Unterschrift gilt für uns als Auftragsbestätigung.</w:t>
       </w:r>
     </w:p>
     <w:p>
       <w:pPr>
-        <w:pBdr/>
-        <w:pStyle w:val="Normal"/>
-        <w:spacing w:before="26" w:after="0"/>
-        <w:ind/>
+        <w:spacing w:before="26"/>
         <w:rPr>
           <w:rFonts w:ascii="Open Sans" w:eastAsia="Open Sans" w:hAnsi="Open Sans" w:cs="Open Sans"/>
           <w:color w:val="030303"/>
+          <w:lang w:val="de-DE"/>
         </w:rPr>
       </w:pPr>
     </w:p>
     <w:p>
       <w:pPr>
-        <w:pBdr/>
-        <w:pStyle w:val="Normal"/>
-        <w:spacing w:before="26" w:after="0"/>
-        <w:ind/>
+        <w:spacing w:before="26"/>
         <w:rPr>
           <w:rFonts w:ascii="Open Sans" w:eastAsia="Open Sans" w:hAnsi="Open Sans" w:cs="Open Sans"/>
           <w:color w:val="000000"/>
+          <w:lang w:val="de-DE"/>
         </w:rPr>
       </w:pPr>
       <w:r>
         <w:rPr>
           <w:rFonts w:ascii="Open Sans" w:eastAsia="Open Sans" w:hAnsi="Open Sans" w:cs="Open Sans"/>
           <w:color w:val="030303"/>
+          <w:lang w:val="de-DE"/>
         </w:rPr>
         <w:t xml:space="preserve">Angebot akzeptiert / Auftrag bestätigt:                                       </w:t>
       </w:r>
     </w:p>
     <w:p>
       <w:pPr>
-        <w:pBdr/>
         <w:pStyle w:val="normal1"/>
-        <w:spacing/>
-        <w:ind/>
         <w:rPr>
           <w:rFonts w:ascii="Open Sans" w:eastAsia="Open Sans" w:hAnsi="Open Sans" w:cs="Open Sans"/>
           <w:color w:val="000000"/>
           <w:sz w:val="20"/>
           <w:szCs w:val="20"/>
+          <w:lang w:val="de-DE"/>
         </w:rPr>
       </w:pPr>
     </w:p>
     <w:p>
       <w:pPr>
-        <w:pBdr/>
         <w:pStyle w:val="normal1"/>
-        <w:spacing/>
-        <w:ind/>
         <w:rPr>
           <w:rFonts w:ascii="Open Sans" w:eastAsia="Open Sans" w:hAnsi="Open Sans" w:cs="Open Sans"/>
           <w:color w:val="000000"/>
           <w:sz w:val="20"/>
           <w:szCs w:val="20"/>
+          <w:lang w:val="de-DE"/>
         </w:rPr>
       </w:pPr>
     </w:p>
     <w:p>
       <w:pPr>
-        <w:pBdr/>
         <w:pStyle w:val="normal1"/>
-        <w:spacing w:before="81" w:after="0"/>
-        <w:ind/>
+        <w:spacing w:before="81"/>
         <w:rPr>
           <w:rFonts w:ascii="Open Sans" w:eastAsia="Open Sans" w:hAnsi="Open Sans" w:cs="Open Sans"/>
           <w:sz w:val="20"/>
           <w:szCs w:val="20"/>
+          <w:lang w:val="de-DE"/>
         </w:rPr>
       </w:pPr>
     </w:p>
     <w:p>
       <w:pPr>
-        <w:pBdr/>
         <w:pStyle w:val="normal1"/>
-        <w:spacing w:before="81" w:after="0"/>
-        <w:ind/>
+        <w:spacing w:before="81"/>
         <w:rPr>
           <w:rFonts w:ascii="Open Sans" w:eastAsia="Open Sans" w:hAnsi="Open Sans" w:cs="Open Sans"/>
           <w:sz w:val="20"/>
           <w:szCs w:val="20"/>
+          <w:lang w:val="de-DE"/>
         </w:rPr>
       </w:pPr>
       <w:r>
@@ -2552,283 +3146,247 @@
           <w:rFonts w:ascii="Open Sans" w:eastAsia="Open Sans" w:hAnsi="Open Sans" w:cs="Open Sans"/>
           <w:sz w:val="20"/>
           <w:szCs w:val="20"/>
-        </w:rPr>
-        <w:t xml:space="preserve">_________________________________</w:t>
+          <w:lang w:val="de-DE"/>
+        </w:rPr>
+        <w:t>_________________________________</w:t>
       </w:r>
     </w:p>
     <w:p>
       <w:pPr>
-        <w:pBdr/>
-        <w:pStyle w:val="Normal"/>
-        <w:spacing w:before="67" w:after="0" w:line="360" w:lineRule="auto"/>
-        <w:ind/>
+        <w:spacing w:before="67" w:line="360" w:lineRule="auto"/>
         <w:rPr>
           <w:rFonts w:ascii="Open Sans" w:eastAsia="Open Sans" w:hAnsi="Open Sans" w:cs="Open Sans"/>
           <w:color w:val="030303"/>
+          <w:lang w:val="de-DE"/>
         </w:rPr>
       </w:pPr>
       <w:r>
         <w:rPr>
           <w:rFonts w:ascii="Open Sans" w:eastAsia="Open Sans" w:hAnsi="Open Sans" w:cs="Open Sans"/>
           <w:color w:val="030303"/>
-        </w:rPr>
-        <w:t xml:space="preserve">Ort, Datum, Unterschrift</w:t>
-      </w:r>
-      <w:r>
-        <w:rPr/>
+          <w:lang w:val="de-DE"/>
+        </w:rPr>
+        <w:lastRenderedPageBreak/>
+        <w:t>Ort, Datum, Unterschrift</w:t>
+      </w:r>
+      <w:r>
+        <w:rPr>
+          <w:lang w:val="de-DE"/>
+        </w:rPr>
         <w:br/>
       </w:r>
       <w:r>
-        <w:rPr/>
+        <w:rPr>
+          <w:lang w:val="de-DE"/>
+        </w:rPr>
         <w:br/>
       </w:r>
       <w:r>
         <w:rPr>
           <w:rFonts w:ascii="Open Sans" w:eastAsia="Open Sans" w:hAnsi="Open Sans" w:cs="Open Sans"/>
           <w:color w:val="030303"/>
+          <w:lang w:val="de-DE"/>
         </w:rPr>
         <w:t xml:space="preserve">Für Rückfragen stehen wir Ihnen gerne zur Verfügung.  Wir bedanken uns für Ihr Vertrauen und freuen uns, von Ihnen zu hören. </w:t>
       </w:r>
     </w:p>
     <w:p>
       <w:pPr>
-        <w:pBdr/>
-        <w:pStyle w:val="Normal"/>
-        <w:spacing w:before="67" w:after="0" w:line="276" w:lineRule="auto"/>
-        <w:ind/>
+        <w:spacing w:before="67" w:line="276" w:lineRule="auto"/>
         <w:rPr>
           <w:rFonts w:ascii="Open Sans" w:eastAsia="Open Sans" w:hAnsi="Open Sans" w:cs="Open Sans"/>
           <w:color w:val="030303"/>
+          <w:lang w:val="de-DE"/>
         </w:rPr>
       </w:pPr>
       <w:r>
-        <w:rPr/>
+        <w:rPr>
+          <w:lang w:val="de-DE"/>
+        </w:rPr>
         <w:br/>
       </w:r>
       <w:r>
         <w:rPr>
           <w:rFonts w:ascii="Open Sans" w:eastAsia="Open Sans" w:hAnsi="Open Sans" w:cs="Open Sans"/>
           <w:color w:val="030303"/>
-        </w:rPr>
-        <w:t xml:space="preserve">Mit freundlichen Grüßen</w:t>
-      </w:r>
-      <w:r>
-        <w:rPr/>
+          <w:lang w:val="de-DE"/>
+        </w:rPr>
+        <w:t>Mit freundlichen Grüßen</w:t>
+      </w:r>
+      <w:r>
+        <w:rPr>
+          <w:lang w:val="de-DE"/>
+        </w:rPr>
         <w:br/>
       </w:r>
       <w:r>
-        <w:rPr/>
+        <w:rPr>
+          <w:lang w:val="de-DE"/>
+        </w:rPr>
         <w:br/>
       </w:r>
     </w:p>
     <w:p>
       <w:pPr>
-        <w:pBdr/>
-        <w:pStyle w:val="Normal"/>
-        <w:spacing w:before="67" w:after="0" w:line="276" w:lineRule="auto"/>
-        <w:ind/>
+        <w:spacing w:before="67" w:line="276" w:lineRule="auto"/>
         <w:rPr>
           <w:rFonts w:ascii="Open Sans" w:eastAsia="Open Sans" w:hAnsi="Open Sans" w:cs="Open Sans"/>
           <w:color w:val="000000"/>
+          <w:lang w:val="de-DE"/>
         </w:rPr>
       </w:pPr>
       <w:r>
         <w:rPr>
           <w:rFonts w:ascii="Open Sans" w:eastAsia="Open Sans" w:hAnsi="Open Sans" w:cs="Open Sans"/>
           <w:color w:val="030303"/>
-        </w:rPr>
-        <w:t xml:space="preserve">Ihr Team von EmC2</w:t>
+          <w:lang w:val="de-DE"/>
+        </w:rPr>
+        <w:t>Ihr Team von EmC2</w:t>
       </w:r>
     </w:p>
     <w:sectPr>
-      <w:headerReference w:type="first" r:id="rId1"/>
-      <w:footerReference w:type="first" r:id="rId2"/>
-      <w:headerReference w:type="even" r:id="rId3"/>
-      <w:footerReference w:type="even" r:id="rId4"/>
-      <w:headerReference w:type="default" r:id="rId5"/>
-      <w:footerReference w:type="default" r:id="rId6"/>
-      <w:type w:val="nextPage"/>
+      <w:headerReference w:type="even" r:id="rId7"/>
+      <w:headerReference w:type="default" r:id="rId8"/>
+      <w:footerReference w:type="even" r:id="rId9"/>
+      <w:footerReference w:type="default" r:id="rId10"/>
+      <w:headerReference w:type="first" r:id="rId11"/>
+      <w:footerReference w:type="first" r:id="rId12"/>
       <w:pgSz w:w="12240" w:h="15840"/>
       <w:pgMar w:top="1440" w:right="1125" w:bottom="1440" w:left="1260" w:header="0" w:footer="0" w:gutter="0"/>
-      <w:pgNumType w:fmt="Arabic"/>
-      <w:pgBorders/>
-      <w:endnotePr>
-        <w:pos w:val="docEnd"/>
-        <w:numFmt w:val="lowerRoman"/>
-        <w:numRestart w:val="continuous"/>
-        <w:numStart w:val="1"/>
-      </w:endnotePr>
+      <w:cols w:space="708"/>
     </w:sectPr>
   </w:body>
 </w:document>
 </file>
 
 <file path=word/endnotes.xml><?xml version="1.0" encoding="utf-8"?>
-<w:endnotes xmlns:wpc="http://schemas.microsoft.com/office/word/2010/wordprocessingCanvas" xmlns:cx="http://schemas.microsoft.com/office/drawing/2014/chartex" xmlns:aink="http://schemas.microsoft.com/office/drawing/2016/ink" xmlns:am3d="http://schemas.microsoft.com/office/drawing/2017/,odel3d" xmlns:mc="http://schemas.openxmlformats.org/markup-compatibility/2006" xmlns:o="urn:schemas-microsoft-com:office:office" xmlns:r="http://schemas.openxmlformats.org/officeDocument/2006/relationships" xmlns:m="http://schemas.openxmlformats.org/officeDocument/2006/math" xmlns:v="urn:schemas-microsoft-com:vml" xmlns:wp14="http://schemas.microsoft.com/office/word/2010/wordprocessingDrawing" xmlns:wp="http://schemas.openxmlformats.org/drawingml/2006/wordprocessingDrawing" xmlns:w="http://schemas.openxmlformats.org/wordprocessingml/2006/main" xmlns:w14="http://schemas.microsoft.com/office/word/2010/wordml" xmlns:w15="http://schemas.microsoft.com/office/word/2012/wordml" xmlns:wpg="http://schemas.microsoft.com/office/word/2010/wordprocessingGroup" xmlns:wpi="http://schemas.microsoft.com/office/word/2010/wordprocessingInk" xmlns:wne="http://schemas.microsoft.com/office/word/2006/wordml" xmlns:wps="http://schemas.microsoft.com/office/word/2010/wordprocessingShape" mc:Ignorable="w14 w15">
+<w:endnotes xmlns:wpc="http://schemas.microsoft.com/office/word/2010/wordprocessingCanvas" xmlns:cx="http://schemas.microsoft.com/office/drawing/2014/chartex" xmlns:cx1="http://schemas.microsoft.com/office/drawing/2015/9/8/chartex" xmlns:cx2="http://schemas.microsoft.com/office/drawing/2015/10/21/chartex" xmlns:cx3="http://schemas.microsoft.com/office/drawing/2016/5/9/chartex" xmlns:cx4="http://schemas.microsoft.com/office/drawing/2016/5/10/chartex" xmlns:cx5="http://schemas.microsoft.com/office/drawing/2016/5/11/chartex" xmlns:cx6="http://schemas.microsoft.com/office/drawing/2016/5/12/chartex" xmlns:cx7="http://schemas.microsoft.com/office/drawing/2016/5/13/chartex" xmlns:cx8="http://schemas.microsoft.com/office/drawing/2016/5/14/chartex" xmlns:mc="http://schemas.openxmlformats.org/markup-compatibility/2006" xmlns:aink="http://schemas.microsoft.com/office/drawing/2016/ink" xmlns:am3d="http://schemas.microsoft.com/office/drawing/2017/model3d" xmlns:o="urn:schemas-microsoft-com:office:office" xmlns:oel="http://schemas.microsoft.com/office/2019/extlst" xmlns:r="http://schemas.openxmlformats.org/officeDocument/2006/relationships" xmlns:m="http://schemas.openxmlformats.org/officeDocument/2006/math" xmlns:v="urn:schemas-microsoft-com:vml" xmlns:wp14="http://schemas.microsoft.com/office/word/2010/wordprocessingDrawing" xmlns:wp="http://schemas.openxmlformats.org/drawingml/2006/wordprocessingDrawing" xmlns:w10="urn:schemas-microsoft-com:office:word" xmlns:w="http://schemas.openxmlformats.org/wordprocessingml/2006/main" xmlns:w14="http://schemas.microsoft.com/office/word/2010/wordml" xmlns:w15="http://schemas.microsoft.com/office/word/2012/wordml" xmlns:w16cex="http://schemas.microsoft.com/office/word/2018/wordml/cex" xmlns:w16cid="http://schemas.microsoft.com/office/word/2016/wordml/cid" xmlns:w16="http://schemas.microsoft.com/office/word/2018/wordml" xmlns:w16du="http://schemas.microsoft.com/office/word/2023/wordml/word16du" xmlns:w16sdtdh="http://schemas.microsoft.com/office/word/2020/wordml/sdtdatahash" xmlns:w16sdtfl="http://schemas.microsoft.com/office/word/2024/wordml/sdtformatlock" xmlns:w16se="http://schemas.microsoft.com/office/word/2015/wordml/symex" xmlns:wpg="http://schemas.microsoft.com/office/word/2010/wordprocessingGroup" xmlns:wpi="http://schemas.microsoft.com/office/word/2010/wordprocessingInk" xmlns:wne="http://schemas.microsoft.com/office/word/2006/wordml" xmlns:wps="http://schemas.microsoft.com/office/word/2010/wordprocessingShape" mc:Ignorable="w14 w15 w16se w16cid w16 w16cex w16sdtdh w16sdtfl w16du wp14">
   <w:endnote w:type="separator" w:id="-1">
     <w:p>
-      <w:pPr>
-        <w:pBdr/>
-        <w:pStyle w:val="Normal"/>
-        <w:spacing/>
-        <w:ind/>
-        <w:rPr/>
-      </w:pPr>
-      <w:r>
-        <w:rPr/>
+      <w:r>
         <w:separator/>
       </w:r>
     </w:p>
   </w:endnote>
   <w:endnote w:type="continuationSeparator" w:id="0">
     <w:p>
-      <w:pPr>
-        <w:pBdr/>
-        <w:pStyle w:val="Normal"/>
-        <w:spacing/>
-        <w:ind/>
-        <w:rPr/>
-      </w:pPr>
-      <w:r>
-        <w:rPr/>
+      <w:r>
         <w:continuationSeparator/>
       </w:r>
-    </w:p>
-  </w:endnote>
-  <w:endnote w:type="continuationNotice" w:id="1">
-    <w:p>
-      <w:pPr>
-        <w:pBdr/>
-        <w:pStyle w:val="Normal"/>
-        <w:spacing/>
-        <w:ind/>
-        <w:rPr/>
-      </w:pPr>
     </w:p>
   </w:endnote>
 </w:endnotes>
 </file>
 
-<file path=word/footer2.xml><?xml version="1.0" encoding="utf-8"?>
-<w:ftr xmlns:v="urn:schemas-microsoft-com:vml" xmlns:w10="urn:schemas-microsoft-com:office:word" xmlns:o="urn:schemas-microsoft-com:office:office" xmlns:ve="http://schemas.openxmlformats.org/markup-compatibility/2006" xmlns:r="http://schemas.openxmlformats.org/officeDocument/2006/relationships" xmlns:m="http://schemas.openxmlformats.org/officeDocument/2006/math" xmlns:wne="http://schemas.microsoft.com/office/word/2006/wordml" xmlns:a="http://schemas.openxmlformats.org/drawingml/2006/main" xmlns:pic="http://schemas.openxmlformats.org/drawingml/2006/picture" xmlns:wp="http://schemas.openxmlformats.org/drawingml/2006/wordprocessingDrawing" xmlns:wpc="http://schemas.microsoft.com/office/word/2010/wordprocessingCanvas" xmlns:wp14="http://schemas.microsoft.com/office/word/2010/wordprocessingDrawing" xmlns:w14="http://schemas.microsoft.com/office/word/2010/wordml" xmlns:w15="http://schemas.microsoft.com/office/word/2012/wordml" xmlns:wpg="http://schemas.microsoft.com/office/word/2010/wordprocessingGroup" xmlns:wpi="http://schemas.microsoft.com/office/word/2010/wordprocessingInk" xmlns:wps="http://schemas.microsoft.com/office/word/2010/wordprocessingShape" xmlns:w="http://schemas.openxmlformats.org/wordprocessingml/2006/main" ve:Ignorable="w14 w15 wp14">
+<file path=word/footer1.xml><?xml version="1.0" encoding="utf-8"?>
+<w:ftr xmlns:wpc="http://schemas.microsoft.com/office/word/2010/wordprocessingCanvas" xmlns:cx="http://schemas.microsoft.com/office/drawing/2014/chartex" xmlns:cx1="http://schemas.microsoft.com/office/drawing/2015/9/8/chartex" xmlns:cx2="http://schemas.microsoft.com/office/drawing/2015/10/21/chartex" xmlns:cx3="http://schemas.microsoft.com/office/drawing/2016/5/9/chartex" xmlns:cx4="http://schemas.microsoft.com/office/drawing/2016/5/10/chartex" xmlns:cx5="http://schemas.microsoft.com/office/drawing/2016/5/11/chartex" xmlns:cx6="http://schemas.microsoft.com/office/drawing/2016/5/12/chartex" xmlns:cx7="http://schemas.microsoft.com/office/drawing/2016/5/13/chartex" xmlns:cx8="http://schemas.microsoft.com/office/drawing/2016/5/14/chartex" xmlns:mc="http://schemas.openxmlformats.org/markup-compatibility/2006" xmlns:aink="http://schemas.microsoft.com/office/drawing/2016/ink" xmlns:am3d="http://schemas.microsoft.com/office/drawing/2017/model3d" xmlns:o="urn:schemas-microsoft-com:office:office" xmlns:oel="http://schemas.microsoft.com/office/2019/extlst" xmlns:r="http://schemas.openxmlformats.org/officeDocument/2006/relationships" xmlns:m="http://schemas.openxmlformats.org/officeDocument/2006/math" xmlns:v="urn:schemas-microsoft-com:vml" xmlns:wp14="http://schemas.microsoft.com/office/word/2010/wordprocessingDrawing" xmlns:wp="http://schemas.openxmlformats.org/drawingml/2006/wordprocessingDrawing" xmlns:w10="urn:schemas-microsoft-com:office:word" xmlns:w="http://schemas.openxmlformats.org/wordprocessingml/2006/main" xmlns:w14="http://schemas.microsoft.com/office/word/2010/wordml" xmlns:w15="http://schemas.microsoft.com/office/word/2012/wordml" xmlns:w16cex="http://schemas.microsoft.com/office/word/2018/wordml/cex" xmlns:w16cid="http://schemas.microsoft.com/office/word/2016/wordml/cid" xmlns:w16="http://schemas.microsoft.com/office/word/2018/wordml" xmlns:w16du="http://schemas.microsoft.com/office/word/2023/wordml/word16du" xmlns:w16sdtdh="http://schemas.microsoft.com/office/word/2020/wordml/sdtdatahash" xmlns:w16sdtfl="http://schemas.microsoft.com/office/word/2024/wordml/sdtformatlock" xmlns:w16se="http://schemas.microsoft.com/office/word/2015/wordml/symex" xmlns:wpg="http://schemas.microsoft.com/office/word/2010/wordprocessingGroup" xmlns:wpi="http://schemas.microsoft.com/office/word/2010/wordprocessingInk" xmlns:wne="http://schemas.microsoft.com/office/word/2006/wordml" xmlns:wps="http://schemas.microsoft.com/office/word/2010/wordprocessingShape" mc:Ignorable="w14 w15 w16se w16cid w16 w16cex w16sdtdh w16sdtfl w16du wp14">
   <w:p>
     <w:pPr>
-      <w:pBdr/>
+      <w:pStyle w:val="Stopka"/>
+    </w:pPr>
+  </w:p>
+</w:ftr>
+</file>
+
+<file path=word/footer2.xml><?xml version="1.0" encoding="utf-8"?>
+<w:ftr xmlns:wpc="http://schemas.microsoft.com/office/word/2010/wordprocessingCanvas" xmlns:cx="http://schemas.microsoft.com/office/drawing/2014/chartex" xmlns:cx1="http://schemas.microsoft.com/office/drawing/2015/9/8/chartex" xmlns:cx2="http://schemas.microsoft.com/office/drawing/2015/10/21/chartex" xmlns:cx3="http://schemas.microsoft.com/office/drawing/2016/5/9/chartex" xmlns:cx4="http://schemas.microsoft.com/office/drawing/2016/5/10/chartex" xmlns:cx5="http://schemas.microsoft.com/office/drawing/2016/5/11/chartex" xmlns:cx6="http://schemas.microsoft.com/office/drawing/2016/5/12/chartex" xmlns:cx7="http://schemas.microsoft.com/office/drawing/2016/5/13/chartex" xmlns:cx8="http://schemas.microsoft.com/office/drawing/2016/5/14/chartex" xmlns:mc="http://schemas.openxmlformats.org/markup-compatibility/2006" xmlns:aink="http://schemas.microsoft.com/office/drawing/2016/ink" xmlns:am3d="http://schemas.microsoft.com/office/drawing/2017/model3d" xmlns:o="urn:schemas-microsoft-com:office:office" xmlns:oel="http://schemas.microsoft.com/office/2019/extlst" xmlns:r="http://schemas.openxmlformats.org/officeDocument/2006/relationships" xmlns:m="http://schemas.openxmlformats.org/officeDocument/2006/math" xmlns:v="urn:schemas-microsoft-com:vml" xmlns:wp14="http://schemas.microsoft.com/office/word/2010/wordprocessingDrawing" xmlns:wp="http://schemas.openxmlformats.org/drawingml/2006/wordprocessingDrawing" xmlns:w10="urn:schemas-microsoft-com:office:word" xmlns:w="http://schemas.openxmlformats.org/wordprocessingml/2006/main" xmlns:w14="http://schemas.microsoft.com/office/word/2010/wordml" xmlns:w15="http://schemas.microsoft.com/office/word/2012/wordml" xmlns:w16cex="http://schemas.microsoft.com/office/word/2018/wordml/cex" xmlns:w16cid="http://schemas.microsoft.com/office/word/2016/wordml/cid" xmlns:w16="http://schemas.microsoft.com/office/word/2018/wordml" xmlns:w16du="http://schemas.microsoft.com/office/word/2023/wordml/word16du" xmlns:w16sdtdh="http://schemas.microsoft.com/office/word/2020/wordml/sdtdatahash" xmlns:w16sdtfl="http://schemas.microsoft.com/office/word/2024/wordml/sdtformatlock" xmlns:w16se="http://schemas.microsoft.com/office/word/2015/wordml/symex" xmlns:wpg="http://schemas.microsoft.com/office/word/2010/wordprocessingGroup" xmlns:wpi="http://schemas.microsoft.com/office/word/2010/wordprocessingInk" xmlns:wne="http://schemas.microsoft.com/office/word/2006/wordml" xmlns:wps="http://schemas.microsoft.com/office/word/2010/wordprocessingShape" mc:Ignorable="w14 w15 w16se w16cid w16 w16cex w16sdtdh w16sdtfl w16du wp14">
+  <w:p>
+    <w:pPr>
       <w:pStyle w:val="normal1"/>
       <w:spacing w:before="240" w:after="240" w:line="14" w:lineRule="auto"/>
-      <w:ind/>
-      <w:rPr/>
     </w:pPr>
   </w:p>
   <w:tbl>
     <w:tblPr>
-      <w:tblStyle w:val="Normal Table0"/>
+      <w:tblStyle w:val="NormalTable0"/>
       <w:tblW w:w="9885" w:type="dxa"/>
-      <w:jc w:val="left"/>
       <w:tblInd w:w="0" w:type="dxa"/>
+      <w:tblLayout w:type="fixed"/>
       <w:tblCellMar>
         <w:top w:w="0" w:type="dxa"/>
         <w:left w:w="10" w:type="dxa"/>
         <w:bottom w:w="0" w:type="dxa"/>
         <w:right w:w="10" w:type="dxa"/>
       </w:tblCellMar>
-      <w:tblBorders/>
-      <w:shd w:fill="auto" w:color="auto"/>
-      <w:tblLayout w:type="fixed"/>
+      <w:tblLook w:val="04A0" w:firstRow="1" w:lastRow="0" w:firstColumn="1" w:lastColumn="0" w:noHBand="0" w:noVBand="1"/>
     </w:tblPr>
-    <w:tblGrid/>
+    <w:tblGrid>
+      <w:gridCol w:w="8055"/>
+      <w:gridCol w:w="1830"/>
+    </w:tblGrid>
     <w:tr>
-      <w:tblPrEx>
-        <w:tblBorders/>
-        <w:tblCellMar>
-          <w:top w:w="0" w:type="dxa"/>
-          <w:left w:w="10" w:type="dxa"/>
-          <w:bottom w:w="0" w:type="dxa"/>
-          <w:right w:w="10" w:type="dxa"/>
-        </w:tblCellMar>
-      </w:tblPrEx>
       <w:trPr>
-        <w:trHeight w:hRule="atLeast" w:val="20"/>
+        <w:trHeight w:val="20"/>
       </w:trPr>
       <w:tc>
         <w:tcPr>
           <w:tcW w:w="8055" w:type="dxa"/>
           <w:tcBorders>
-            <w:top w:val="single" w:color="FFFFFF" w:sz="8" w:space="0"/>
-            <w:left w:val="single" w:color="FFFFFF" w:sz="8" w:space="0"/>
-            <w:bottom w:val="single" w:color="FFFFFF" w:sz="8" w:space="0"/>
-            <w:right w:val="single" w:color="FFFFFF" w:sz="8" w:space="0"/>
+            <w:top w:val="single" w:sz="8" w:space="0" w:color="FFFFFF"/>
+            <w:left w:val="single" w:sz="8" w:space="0" w:color="FFFFFF"/>
+            <w:bottom w:val="single" w:sz="8" w:space="0" w:color="FFFFFF"/>
+            <w:right w:val="single" w:sz="8" w:space="0" w:color="FFFFFF"/>
           </w:tcBorders>
-          <w:shd w:fill="auto" w:color="auto" w:val="clear"/>
           <w:vAlign w:val="bottom"/>
         </w:tcPr>
         <w:p>
           <w:pPr>
-            <w:pBdr/>
-            <w:pStyle w:val="Normal"/>
-            <w:keepNext w:val="0"/>
             <w:keepLines/>
-            <w:spacing w:before="0" w:after="0" w:line="240" w:lineRule="auto"/>
-            <w:ind w:left="720" w:right="0" w:firstLine="0"/>
+            <w:ind w:left="720"/>
             <w:jc w:val="center"/>
             <w:rPr>
               <w:sz w:val="14"/>
               <w:szCs w:val="14"/>
+              <w:lang w:val="de-DE"/>
             </w:rPr>
           </w:pPr>
           <w:r>
             <w:rPr>
-              <w:rFonts w:eastAsia="Calibri" w:cs="Calibri"/>
               <w:sz w:val="14"/>
               <w:szCs w:val="14"/>
+              <w:lang w:val="de-DE"/>
             </w:rPr>
-            <w:t xml:space="preserve">EmC2 Attila Landgrafe | Waldstraße 5 | 95032 Hof</w:t>
+            <w:t>EmC2 Attila Landgrafe | Waldstraße 5 | 95032 Hof</w:t>
           </w:r>
         </w:p>
         <w:p>
           <w:pPr>
-            <w:pBdr/>
-            <w:pStyle w:val="Normal"/>
-            <w:keepNext w:val="0"/>
             <w:keepLines/>
-            <w:spacing w:before="0" w:after="0" w:line="240" w:lineRule="auto"/>
-            <w:ind w:left="720" w:right="0" w:firstLine="0"/>
+            <w:ind w:left="720"/>
             <w:jc w:val="center"/>
             <w:rPr>
               <w:sz w:val="14"/>
               <w:szCs w:val="14"/>
+              <w:lang w:val="de-DE"/>
             </w:rPr>
           </w:pPr>
           <w:r>
             <w:rPr>
-              <w:rFonts w:eastAsia="Calibri" w:cs="Calibri"/>
               <w:sz w:val="14"/>
               <w:szCs w:val="14"/>
+              <w:lang w:val="de-DE"/>
             </w:rPr>
-            <w:t xml:space="preserve">Steuernummer: 22324320478 | USt-IdNr.: DE296903997</w:t>
+            <w:t>Steuernummer: 22324320478 | USt-IdNr.: DE296903997</w:t>
           </w:r>
         </w:p>
         <w:p>
           <w:pPr>
-            <w:pBdr/>
-            <w:pStyle w:val="Normal"/>
-            <w:keepNext w:val="0"/>
             <w:keepLines/>
-            <w:spacing w:before="0" w:after="0" w:line="240" w:lineRule="auto"/>
-            <w:ind w:left="720" w:right="0" w:firstLine="0"/>
+            <w:ind w:left="720"/>
             <w:jc w:val="center"/>
             <w:rPr>
               <w:sz w:val="14"/>
               <w:szCs w:val="14"/>
+              <w:lang w:val="de-DE"/>
             </w:rPr>
           </w:pPr>
           <w:r>
             <w:rPr>
-              <w:rFonts w:eastAsia="Calibri" w:cs="Calibri"/>
               <w:sz w:val="14"/>
               <w:szCs w:val="14"/>
+              <w:lang w:val="de-DE"/>
             </w:rPr>
-            <w:t xml:space="preserve">VR Bank Bayreuth-Hof eG | IBAN: DE43 7806 0896 0007 0794 43 | BIC: GENODEF1HO1</w:t>
+            <w:t>VR Bank Bayreuth-Hof eG | IBAN: DE43 7806 0896 0007 0794 43 | BIC: GENODEF1HO1</w:t>
           </w:r>
         </w:p>
       </w:tc>
@@ -2836,22 +3394,15 @@
         <w:tcPr>
           <w:tcW w:w="1830" w:type="dxa"/>
           <w:tcBorders>
-            <w:top w:val="single" w:color="FFFFFF" w:sz="8" w:space="0"/>
-            <w:left w:val="single" w:color="FFFFFF" w:sz="8" w:space="0"/>
-            <w:bottom w:val="single" w:color="FFFFFF" w:sz="8" w:space="0"/>
-            <w:right w:val="single" w:color="FFFFFF" w:sz="8" w:space="0"/>
+            <w:top w:val="single" w:sz="8" w:space="0" w:color="FFFFFF"/>
+            <w:left w:val="single" w:sz="8" w:space="0" w:color="FFFFFF"/>
+            <w:bottom w:val="single" w:sz="8" w:space="0" w:color="FFFFFF"/>
+            <w:right w:val="single" w:sz="8" w:space="0" w:color="FFFFFF"/>
           </w:tcBorders>
-          <w:shd w:fill="auto" w:color="auto" w:val="clear"/>
-          <w:vAlign w:val="top"/>
         </w:tcPr>
         <w:p>
           <w:pPr>
-            <w:pBdr/>
             <w:pStyle w:val="normal1"/>
-            <w:keepNext w:val="0"/>
-            <w:keepLines w:val="0"/>
-            <w:spacing w:before="0" w:after="0" w:line="240" w:lineRule="auto"/>
-            <w:ind w:left="0" w:right="0" w:firstLine="0"/>
             <w:jc w:val="right"/>
             <w:rPr>
               <w:sz w:val="16"/>
@@ -2860,262 +3411,168 @@
           </w:pPr>
           <w:r>
             <w:rPr>
-              <w:rFonts w:eastAsia="Calibri" w:cs="Calibri"/>
+              <w:sz w:val="16"/>
+              <w:szCs w:val="16"/>
+              <w:lang w:val="de-DE"/>
+            </w:rPr>
+            <w:br/>
+          </w:r>
+          <w:proofErr w:type="spellStart"/>
+          <w:r>
+            <w:rPr>
               <w:sz w:val="16"/>
               <w:szCs w:val="16"/>
             </w:rPr>
-            <w:br/>
+            <w:t>Seite</w:t>
           </w:r>
+          <w:proofErr w:type="spellEnd"/>
           <w:r>
             <w:rPr>
-              <w:rFonts w:eastAsia="Calibri" w:cs="Calibri"/>
               <w:sz w:val="16"/>
               <w:szCs w:val="16"/>
             </w:rPr>
-            <w:t xml:space="preserve">Seite </w:t>
+            <w:t xml:space="preserve"> </w:t>
           </w:r>
           <w:r>
-            <w:rPr>
-              <w:rFonts w:eastAsia="Calibri" w:cs="Calibri"/>
-              <w:sz w:val="22"/>
-              <w:szCs w:val="22"/>
-            </w:rPr>
             <w:fldChar w:fldCharType="begin"/>
           </w:r>
           <w:r>
-            <w:rPr>
-              <w:rFonts w:eastAsia="Calibri" w:cs="Calibri"/>
-              <w:sz w:val="22"/>
-              <w:szCs w:val="22"/>
-            </w:rPr>
             <w:instrText xml:space="preserve"> PAGE </w:instrText>
           </w:r>
           <w:r>
-            <w:rPr>
-              <w:rFonts w:eastAsia="Calibri" w:cs="Calibri"/>
-              <w:sz w:val="22"/>
-              <w:szCs w:val="22"/>
-            </w:rPr>
             <w:fldChar w:fldCharType="separate"/>
           </w:r>
           <w:r>
-            <w:rPr>
-              <w:rFonts w:eastAsia="Calibri" w:cs="Calibri"/>
-              <w:sz w:val="22"/>
-              <w:szCs w:val="22"/>
-            </w:rPr>
-            <w:t xml:space="preserve">2</w:t>
+            <w:t>2</w:t>
           </w:r>
           <w:r>
-            <w:rPr>
-              <w:rFonts w:eastAsia="Calibri" w:cs="Calibri"/>
-              <w:sz w:val="22"/>
-              <w:szCs w:val="22"/>
-            </w:rPr>
             <w:fldChar w:fldCharType="end"/>
           </w:r>
           <w:r>
             <w:rPr>
-              <w:rFonts w:eastAsia="Calibri" w:cs="Calibri"/>
               <w:sz w:val="16"/>
               <w:szCs w:val="16"/>
             </w:rPr>
-            <w:instrText xml:space="preserve">/</w:instrText>
+            <w:t>/</w:t>
           </w:r>
-          <w:r>
-            <w:rPr>
-              <w:rFonts w:eastAsia="Calibri" w:cs="Calibri"/>
-              <w:sz w:val="22"/>
-              <w:szCs w:val="22"/>
-            </w:rPr>
-            <w:fldChar w:fldCharType="begin"/>
-          </w:r>
-          <w:r>
-            <w:rPr>
-              <w:rFonts w:eastAsia="Calibri" w:cs="Calibri"/>
-              <w:sz w:val="22"/>
-              <w:szCs w:val="22"/>
-            </w:rPr>
-            <w:instrText xml:space="preserve"> NUMPAGES </w:instrText>
-          </w:r>
-          <w:r>
-            <w:rPr>
-              <w:rFonts w:eastAsia="Calibri" w:cs="Calibri"/>
-              <w:sz w:val="22"/>
-              <w:szCs w:val="22"/>
-            </w:rPr>
-            <w:fldChar w:fldCharType="separate"/>
-          </w:r>
-          <w:r>
-            <w:rPr>
-              <w:rFonts w:eastAsia="Calibri" w:cs="Calibri"/>
-              <w:sz w:val="22"/>
-              <w:szCs w:val="22"/>
-            </w:rPr>
-            <w:t xml:space="preserve">2</w:t>
-          </w:r>
-          <w:r>
-            <w:rPr>
-              <w:rFonts w:eastAsia="Calibri" w:cs="Calibri"/>
-              <w:sz w:val="22"/>
-              <w:szCs w:val="22"/>
-            </w:rPr>
-            <w:fldChar w:fldCharType="end"/>
-          </w:r>
+          <w:fldSimple w:instr=" NUMPAGES ">
+            <w:r>
+              <w:t>3</w:t>
+            </w:r>
+          </w:fldSimple>
         </w:p>
       </w:tc>
     </w:tr>
   </w:tbl>
   <w:p>
     <w:pPr>
-      <w:pBdr/>
       <w:pStyle w:val="normal1"/>
       <w:spacing w:before="240" w:after="240" w:line="14" w:lineRule="auto"/>
-      <w:ind/>
       <w:jc w:val="center"/>
-      <w:rPr/>
     </w:pPr>
   </w:p>
 </w:ftr>
 </file>
 
-<file path=word/footer4.xml><?xml version="1.0" encoding="utf-8"?>
-<w:ftr xmlns:v="urn:schemas-microsoft-com:vml" xmlns:w10="urn:schemas-microsoft-com:office:word" xmlns:o="urn:schemas-microsoft-com:office:office" xmlns:ve="http://schemas.openxmlformats.org/markup-compatibility/2006" xmlns:r="http://schemas.openxmlformats.org/officeDocument/2006/relationships" xmlns:m="http://schemas.openxmlformats.org/officeDocument/2006/math" xmlns:wne="http://schemas.microsoft.com/office/word/2006/wordml" xmlns:a="http://schemas.openxmlformats.org/drawingml/2006/main" xmlns:pic="http://schemas.openxmlformats.org/drawingml/2006/picture" xmlns:wp="http://schemas.openxmlformats.org/drawingml/2006/wordprocessingDrawing" xmlns:wpc="http://schemas.microsoft.com/office/word/2010/wordprocessingCanvas" xmlns:wp14="http://schemas.microsoft.com/office/word/2010/wordprocessingDrawing" xmlns:w14="http://schemas.microsoft.com/office/word/2010/wordml" xmlns:w15="http://schemas.microsoft.com/office/word/2012/wordml" xmlns:wpg="http://schemas.microsoft.com/office/word/2010/wordprocessingGroup" xmlns:wpi="http://schemas.microsoft.com/office/word/2010/wordprocessingInk" xmlns:wps="http://schemas.microsoft.com/office/word/2010/wordprocessingShape" xmlns:w="http://schemas.openxmlformats.org/wordprocessingml/2006/main" ve:Ignorable="w14 w15 wp14">
+<file path=word/footer3.xml><?xml version="1.0" encoding="utf-8"?>
+<w:ftr xmlns:wpc="http://schemas.microsoft.com/office/word/2010/wordprocessingCanvas" xmlns:cx="http://schemas.microsoft.com/office/drawing/2014/chartex" xmlns:cx1="http://schemas.microsoft.com/office/drawing/2015/9/8/chartex" xmlns:cx2="http://schemas.microsoft.com/office/drawing/2015/10/21/chartex" xmlns:cx3="http://schemas.microsoft.com/office/drawing/2016/5/9/chartex" xmlns:cx4="http://schemas.microsoft.com/office/drawing/2016/5/10/chartex" xmlns:cx5="http://schemas.microsoft.com/office/drawing/2016/5/11/chartex" xmlns:cx6="http://schemas.microsoft.com/office/drawing/2016/5/12/chartex" xmlns:cx7="http://schemas.microsoft.com/office/drawing/2016/5/13/chartex" xmlns:cx8="http://schemas.microsoft.com/office/drawing/2016/5/14/chartex" xmlns:mc="http://schemas.openxmlformats.org/markup-compatibility/2006" xmlns:aink="http://schemas.microsoft.com/office/drawing/2016/ink" xmlns:am3d="http://schemas.microsoft.com/office/drawing/2017/model3d" xmlns:o="urn:schemas-microsoft-com:office:office" xmlns:oel="http://schemas.microsoft.com/office/2019/extlst" xmlns:r="http://schemas.openxmlformats.org/officeDocument/2006/relationships" xmlns:m="http://schemas.openxmlformats.org/officeDocument/2006/math" xmlns:v="urn:schemas-microsoft-com:vml" xmlns:wp14="http://schemas.microsoft.com/office/word/2010/wordprocessingDrawing" xmlns:wp="http://schemas.openxmlformats.org/drawingml/2006/wordprocessingDrawing" xmlns:w10="urn:schemas-microsoft-com:office:word" xmlns:w="http://schemas.openxmlformats.org/wordprocessingml/2006/main" xmlns:w14="http://schemas.microsoft.com/office/word/2010/wordml" xmlns:w15="http://schemas.microsoft.com/office/word/2012/wordml" xmlns:w16cex="http://schemas.microsoft.com/office/word/2018/wordml/cex" xmlns:w16cid="http://schemas.microsoft.com/office/word/2016/wordml/cid" xmlns:w16="http://schemas.microsoft.com/office/word/2018/wordml" xmlns:w16du="http://schemas.microsoft.com/office/word/2023/wordml/word16du" xmlns:w16sdtdh="http://schemas.microsoft.com/office/word/2020/wordml/sdtdatahash" xmlns:w16sdtfl="http://schemas.microsoft.com/office/word/2024/wordml/sdtformatlock" xmlns:w16se="http://schemas.microsoft.com/office/word/2015/wordml/symex" xmlns:wpg="http://schemas.microsoft.com/office/word/2010/wordprocessingGroup" xmlns:wpi="http://schemas.microsoft.com/office/word/2010/wordprocessingInk" xmlns:wne="http://schemas.microsoft.com/office/word/2006/wordml" xmlns:wps="http://schemas.microsoft.com/office/word/2010/wordprocessingShape" mc:Ignorable="w14 w15 w16se w16cid w16 w16cex w16sdtdh w16sdtfl w16du wp14">
   <w:p>
     <w:pPr>
-      <w:pBdr/>
-      <w:pStyle w:val="Footer"/>
-      <w:spacing/>
-      <w:ind/>
-      <w:rPr/>
-    </w:pPr>
-  </w:p>
-</w:ftr>
-</file>
-
-<file path=word/footer6.xml><?xml version="1.0" encoding="utf-8"?>
-<w:ftr xmlns:v="urn:schemas-microsoft-com:vml" xmlns:w10="urn:schemas-microsoft-com:office:word" xmlns:o="urn:schemas-microsoft-com:office:office" xmlns:ve="http://schemas.openxmlformats.org/markup-compatibility/2006" xmlns:r="http://schemas.openxmlformats.org/officeDocument/2006/relationships" xmlns:m="http://schemas.openxmlformats.org/officeDocument/2006/math" xmlns:wne="http://schemas.microsoft.com/office/word/2006/wordml" xmlns:a="http://schemas.openxmlformats.org/drawingml/2006/main" xmlns:pic="http://schemas.openxmlformats.org/drawingml/2006/picture" xmlns:wp="http://schemas.openxmlformats.org/drawingml/2006/wordprocessingDrawing" xmlns:wpc="http://schemas.microsoft.com/office/word/2010/wordprocessingCanvas" xmlns:wp14="http://schemas.microsoft.com/office/word/2010/wordprocessingDrawing" xmlns:w14="http://schemas.microsoft.com/office/word/2010/wordml" xmlns:w15="http://schemas.microsoft.com/office/word/2012/wordml" xmlns:wpg="http://schemas.microsoft.com/office/word/2010/wordprocessingGroup" xmlns:wpi="http://schemas.microsoft.com/office/word/2010/wordprocessingInk" xmlns:wps="http://schemas.microsoft.com/office/word/2010/wordprocessingShape" xmlns:w="http://schemas.openxmlformats.org/wordprocessingml/2006/main" ve:Ignorable="w14 w15 wp14">
-  <w:p>
-    <w:pPr>
-      <w:pBdr/>
       <w:pStyle w:val="normal1"/>
       <w:spacing w:before="240" w:after="240" w:line="14" w:lineRule="auto"/>
-      <w:ind/>
-      <w:rPr/>
     </w:pPr>
   </w:p>
   <w:tbl>
     <w:tblPr>
-      <w:tblStyle w:val="Normal Table0"/>
+      <w:tblStyle w:val="NormalTable0"/>
       <w:tblW w:w="9885" w:type="dxa"/>
-      <w:jc w:val="left"/>
       <w:tblInd w:w="0" w:type="dxa"/>
+      <w:tblLayout w:type="fixed"/>
       <w:tblCellMar>
         <w:top w:w="0" w:type="dxa"/>
         <w:left w:w="10" w:type="dxa"/>
         <w:bottom w:w="0" w:type="dxa"/>
         <w:right w:w="10" w:type="dxa"/>
       </w:tblCellMar>
-      <w:tblBorders/>
-      <w:shd w:fill="auto" w:color="auto"/>
-      <w:tblLayout w:type="fixed"/>
+      <w:tblLook w:val="04A0" w:firstRow="1" w:lastRow="0" w:firstColumn="1" w:lastColumn="0" w:noHBand="0" w:noVBand="1"/>
     </w:tblPr>
     <w:tblGrid>
       <w:gridCol w:w="8055"/>
       <w:gridCol w:w="1830"/>
     </w:tblGrid>
     <w:tr>
-      <w:tblPrEx>
-        <w:tblBorders/>
-        <w:tblCellMar>
-          <w:top w:w="0" w:type="dxa"/>
-          <w:left w:w="10" w:type="dxa"/>
-          <w:bottom w:w="0" w:type="dxa"/>
-          <w:right w:w="10" w:type="dxa"/>
-        </w:tblCellMar>
-      </w:tblPrEx>
       <w:trPr>
-        <w:trHeight w:hRule="atLeast" w:val="20"/>
+        <w:trHeight w:val="20"/>
       </w:trPr>
       <w:tc>
         <w:tcPr>
           <w:tcW w:w="8055" w:type="dxa"/>
           <w:tcBorders>
-            <w:top w:val="single" w:color="FFFFFF" w:sz="8" w:space="0"/>
-            <w:left w:val="single" w:color="FFFFFF" w:sz="8" w:space="0"/>
-            <w:bottom w:val="single" w:color="FFFFFF" w:sz="8" w:space="0"/>
-            <w:right w:val="single" w:color="FFFFFF" w:sz="8" w:space="0"/>
+            <w:top w:val="single" w:sz="8" w:space="0" w:color="FFFFFF"/>
+            <w:left w:val="single" w:sz="8" w:space="0" w:color="FFFFFF"/>
+            <w:bottom w:val="single" w:sz="8" w:space="0" w:color="FFFFFF"/>
+            <w:right w:val="single" w:sz="8" w:space="0" w:color="FFFFFF"/>
           </w:tcBorders>
-          <w:shd w:fill="auto" w:color="auto" w:val="clear"/>
           <w:vAlign w:val="bottom"/>
         </w:tcPr>
         <w:p>
           <w:pPr>
-            <w:pBdr/>
-            <w:pStyle w:val="Normal"/>
-            <w:keepNext w:val="0"/>
             <w:keepLines/>
-            <w:spacing w:before="0" w:after="0" w:line="240" w:lineRule="auto"/>
-            <w:ind w:left="720" w:right="0" w:firstLine="0"/>
+            <w:ind w:left="720"/>
             <w:jc w:val="center"/>
             <w:rPr>
               <w:sz w:val="14"/>
               <w:szCs w:val="14"/>
+              <w:lang w:val="de-DE"/>
             </w:rPr>
           </w:pPr>
           <w:r>
             <w:rPr>
-              <w:rFonts w:eastAsia="Calibri" w:cs="Calibri"/>
               <w:sz w:val="14"/>
               <w:szCs w:val="14"/>
+              <w:lang w:val="de-DE"/>
             </w:rPr>
-            <w:t xml:space="preserve">EmC2 Attila Landgrafe | Waldstraße 5 | 95032 Hof</w:t>
+            <w:t>EmC2 Attila Landgrafe | Waldstraße 5 | 95032 Hof</w:t>
           </w:r>
         </w:p>
         <w:p>
           <w:pPr>
-            <w:pBdr/>
-            <w:pStyle w:val="Normal"/>
-            <w:keepNext w:val="0"/>
             <w:keepLines/>
-            <w:spacing w:before="0" w:after="0" w:line="240" w:lineRule="auto"/>
-            <w:ind w:left="720" w:right="0" w:firstLine="0"/>
+            <w:ind w:left="720"/>
             <w:jc w:val="center"/>
             <w:rPr>
               <w:sz w:val="14"/>
               <w:szCs w:val="14"/>
+              <w:lang w:val="de-DE"/>
             </w:rPr>
           </w:pPr>
           <w:r>
             <w:rPr>
-              <w:rFonts w:eastAsia="Calibri" w:cs="Calibri"/>
               <w:sz w:val="14"/>
               <w:szCs w:val="14"/>
+              <w:lang w:val="de-DE"/>
             </w:rPr>
-            <w:t xml:space="preserve">Steuernummer: 22324320478 | USt-IdNr.: DE296903997</w:t>
+            <w:t>Steuernummer: 22324320478 | USt-IdNr.: DE296903997</w:t>
           </w:r>
         </w:p>
         <w:p>
           <w:pPr>
-            <w:pBdr/>
-            <w:pStyle w:val="Normal"/>
-            <w:keepNext w:val="0"/>
             <w:keepLines/>
-            <w:spacing w:before="0" w:after="0" w:line="240" w:lineRule="auto"/>
-            <w:ind w:left="720" w:right="0" w:firstLine="0"/>
+            <w:ind w:left="720"/>
             <w:jc w:val="center"/>
             <w:rPr>
               <w:sz w:val="14"/>
               <w:szCs w:val="14"/>
+              <w:lang w:val="de-DE"/>
             </w:rPr>
           </w:pPr>
           <w:r>
             <w:rPr>
-              <w:rFonts w:eastAsia="Calibri" w:cs="Calibri"/>
               <w:sz w:val="14"/>
               <w:szCs w:val="14"/>
+              <w:lang w:val="de-DE"/>
             </w:rPr>
-            <w:t xml:space="preserve">VR Bank Bayreuth-Hof eG | IBAN: DE43 7806 0896 0007 0794 43 | BIC: GENODEF1HO1</w:t>
+            <w:t>VR Bank Bayreuth-Hof eG | IBAN: DE43 7806 0896 0007 0794 43 | BIC: GENODEF1HO1</w:t>
           </w:r>
         </w:p>
       </w:tc>
@@ -3123,22 +3580,15 @@
         <w:tcPr>
           <w:tcW w:w="1830" w:type="dxa"/>
           <w:tcBorders>
-            <w:top w:val="single" w:color="FFFFFF" w:sz="8" w:space="0"/>
-            <w:left w:val="single" w:color="FFFFFF" w:sz="8" w:space="0"/>
-            <w:bottom w:val="single" w:color="FFFFFF" w:sz="8" w:space="0"/>
-            <w:right w:val="single" w:color="FFFFFF" w:sz="8" w:space="0"/>
+            <w:top w:val="single" w:sz="8" w:space="0" w:color="FFFFFF"/>
+            <w:left w:val="single" w:sz="8" w:space="0" w:color="FFFFFF"/>
+            <w:bottom w:val="single" w:sz="8" w:space="0" w:color="FFFFFF"/>
+            <w:right w:val="single" w:sz="8" w:space="0" w:color="FFFFFF"/>
           </w:tcBorders>
-          <w:shd w:fill="auto" w:color="auto" w:val="clear"/>
-          <w:vAlign w:val="top"/>
         </w:tcPr>
         <w:p>
           <w:pPr>
-            <w:pBdr/>
             <w:pStyle w:val="normal1"/>
-            <w:keepNext w:val="0"/>
-            <w:keepLines w:val="0"/>
-            <w:spacing w:before="0" w:after="0" w:line="240" w:lineRule="auto"/>
-            <w:ind w:left="0" w:right="0" w:firstLine="0"/>
             <w:jc w:val="right"/>
             <w:rPr>
               <w:sz w:val="16"/>
@@ -3147,217 +3597,136 @@
           </w:pPr>
           <w:r>
             <w:rPr>
-              <w:rFonts w:eastAsia="Calibri" w:cs="Calibri"/>
+              <w:sz w:val="16"/>
+              <w:szCs w:val="16"/>
+              <w:lang w:val="de-DE"/>
+            </w:rPr>
+            <w:br/>
+          </w:r>
+          <w:proofErr w:type="spellStart"/>
+          <w:r>
+            <w:rPr>
               <w:sz w:val="16"/>
               <w:szCs w:val="16"/>
             </w:rPr>
-            <w:br/>
+            <w:t>Seite</w:t>
           </w:r>
+          <w:proofErr w:type="spellEnd"/>
           <w:r>
             <w:rPr>
-              <w:rFonts w:eastAsia="Calibri" w:cs="Calibri"/>
               <w:sz w:val="16"/>
               <w:szCs w:val="16"/>
             </w:rPr>
-            <w:t xml:space="preserve">Seite </w:t>
+            <w:t xml:space="preserve"> </w:t>
           </w:r>
           <w:r>
-            <w:rPr>
-              <w:rFonts w:eastAsia="Calibri" w:cs="Calibri"/>
-              <w:sz w:val="22"/>
-              <w:szCs w:val="22"/>
-            </w:rPr>
             <w:fldChar w:fldCharType="begin"/>
           </w:r>
           <w:r>
-            <w:rPr>
-              <w:rFonts w:eastAsia="Calibri" w:cs="Calibri"/>
-              <w:sz w:val="22"/>
-              <w:szCs w:val="22"/>
-            </w:rPr>
             <w:instrText xml:space="preserve"> PAGE </w:instrText>
           </w:r>
           <w:r>
-            <w:rPr>
-              <w:rFonts w:eastAsia="Calibri" w:cs="Calibri"/>
-              <w:sz w:val="22"/>
-              <w:szCs w:val="22"/>
-            </w:rPr>
             <w:fldChar w:fldCharType="separate"/>
           </w:r>
           <w:r>
-            <w:rPr>
-              <w:rFonts w:eastAsia="Calibri" w:cs="Calibri"/>
-              <w:sz w:val="22"/>
-              <w:szCs w:val="22"/>
-            </w:rPr>
-            <w:t xml:space="preserve">2</w:t>
+            <w:t>2</w:t>
           </w:r>
           <w:r>
-            <w:rPr>
-              <w:rFonts w:eastAsia="Calibri" w:cs="Calibri"/>
-              <w:sz w:val="22"/>
-              <w:szCs w:val="22"/>
-            </w:rPr>
             <w:fldChar w:fldCharType="end"/>
           </w:r>
           <w:r>
             <w:rPr>
-              <w:rFonts w:eastAsia="Calibri" w:cs="Calibri"/>
               <w:sz w:val="16"/>
               <w:szCs w:val="16"/>
             </w:rPr>
-            <w:instrText xml:space="preserve">/</w:instrText>
+            <w:t>/</w:t>
           </w:r>
-          <w:r>
-            <w:rPr>
-              <w:rFonts w:eastAsia="Calibri" w:cs="Calibri"/>
-              <w:sz w:val="22"/>
-              <w:szCs w:val="22"/>
-            </w:rPr>
-            <w:fldChar w:fldCharType="begin"/>
-          </w:r>
-          <w:r>
-            <w:rPr>
-              <w:rFonts w:eastAsia="Calibri" w:cs="Calibri"/>
-              <w:sz w:val="22"/>
-              <w:szCs w:val="22"/>
-            </w:rPr>
-            <w:instrText xml:space="preserve"> NUMPAGES </w:instrText>
-          </w:r>
-          <w:r>
-            <w:rPr>
-              <w:rFonts w:eastAsia="Calibri" w:cs="Calibri"/>
-              <w:sz w:val="22"/>
-              <w:szCs w:val="22"/>
-            </w:rPr>
-            <w:fldChar w:fldCharType="separate"/>
-          </w:r>
-          <w:r>
-            <w:rPr>
-              <w:rFonts w:eastAsia="Calibri" w:cs="Calibri"/>
-              <w:sz w:val="22"/>
-              <w:szCs w:val="22"/>
-            </w:rPr>
-            <w:t xml:space="preserve">3</w:t>
-          </w:r>
-          <w:r>
-            <w:rPr>
-              <w:rFonts w:eastAsia="Calibri" w:cs="Calibri"/>
-              <w:sz w:val="22"/>
-              <w:szCs w:val="22"/>
-            </w:rPr>
-            <w:fldChar w:fldCharType="end"/>
-          </w:r>
+          <w:fldSimple w:instr=" NUMPAGES ">
+            <w:r>
+              <w:t>2</w:t>
+            </w:r>
+          </w:fldSimple>
         </w:p>
       </w:tc>
     </w:tr>
   </w:tbl>
   <w:p>
     <w:pPr>
-      <w:pBdr/>
       <w:pStyle w:val="normal1"/>
       <w:spacing w:before="240" w:after="240" w:line="14" w:lineRule="auto"/>
-      <w:ind/>
       <w:jc w:val="center"/>
-      <w:rPr/>
     </w:pPr>
   </w:p>
 </w:ftr>
 </file>
 
 <file path=word/footnotes.xml><?xml version="1.0" encoding="utf-8"?>
-<w:footnotes xmlns:wpc="http://schemas.microsoft.com/office/word/2010/wordprocessingCanvas" xmlns:cx="http://schemas.microsoft.com/office/drawing/2014/chartex" xmlns:aink="http://schemas.microsoft.com/office/drawing/2016/ink" xmlns:am3d="http://schemas.microsoft.com/office/drawing/2017/,odel3d" xmlns:mc="http://schemas.openxmlformats.org/markup-compatibility/2006" xmlns:o="urn:schemas-microsoft-com:office:office" xmlns:r="http://schemas.openxmlformats.org/officeDocument/2006/relationships" xmlns:m="http://schemas.openxmlformats.org/officeDocument/2006/math" xmlns:v="urn:schemas-microsoft-com:vml" xmlns:wp14="http://schemas.microsoft.com/office/word/2010/wordprocessingDrawing" xmlns:wp="http://schemas.openxmlformats.org/drawingml/2006/wordprocessingDrawing" xmlns:w="http://schemas.openxmlformats.org/wordprocessingml/2006/main" xmlns:w14="http://schemas.microsoft.com/office/word/2010/wordml" xmlns:w15="http://schemas.microsoft.com/office/word/2012/wordml" xmlns:wpg="http://schemas.microsoft.com/office/word/2010/wordprocessingGroup" xmlns:wpi="http://schemas.microsoft.com/office/word/2010/wordprocessingInk" xmlns:wne="http://schemas.microsoft.com/office/word/2006/wordml" xmlns:wps="http://schemas.microsoft.com/office/word/2010/wordprocessingShape" mc:Ignorable="w14 w15">
+<w:footnotes xmlns:wpc="http://schemas.microsoft.com/office/word/2010/wordprocessingCanvas" xmlns:cx="http://schemas.microsoft.com/office/drawing/2014/chartex" xmlns:cx1="http://schemas.microsoft.com/office/drawing/2015/9/8/chartex" xmlns:cx2="http://schemas.microsoft.com/office/drawing/2015/10/21/chartex" xmlns:cx3="http://schemas.microsoft.com/office/drawing/2016/5/9/chartex" xmlns:cx4="http://schemas.microsoft.com/office/drawing/2016/5/10/chartex" xmlns:cx5="http://schemas.microsoft.com/office/drawing/2016/5/11/chartex" xmlns:cx6="http://schemas.microsoft.com/office/drawing/2016/5/12/chartex" xmlns:cx7="http://schemas.microsoft.com/office/drawing/2016/5/13/chartex" xmlns:cx8="http://schemas.microsoft.com/office/drawing/2016/5/14/chartex" xmlns:mc="http://schemas.openxmlformats.org/markup-compatibility/2006" xmlns:aink="http://schemas.microsoft.com/office/drawing/2016/ink" xmlns:am3d="http://schemas.microsoft.com/office/drawing/2017/model3d" xmlns:o="urn:schemas-microsoft-com:office:office" xmlns:oel="http://schemas.microsoft.com/office/2019/extlst" xmlns:r="http://schemas.openxmlformats.org/officeDocument/2006/relationships" xmlns:m="http://schemas.openxmlformats.org/officeDocument/2006/math" xmlns:v="urn:schemas-microsoft-com:vml" xmlns:wp14="http://schemas.microsoft.com/office/word/2010/wordprocessingDrawing" xmlns:wp="http://schemas.openxmlformats.org/drawingml/2006/wordprocessingDrawing" xmlns:w10="urn:schemas-microsoft-com:office:word" xmlns:w="http://schemas.openxmlformats.org/wordprocessingml/2006/main" xmlns:w14="http://schemas.microsoft.com/office/word/2010/wordml" xmlns:w15="http://schemas.microsoft.com/office/word/2012/wordml" xmlns:w16cex="http://schemas.microsoft.com/office/word/2018/wordml/cex" xmlns:w16cid="http://schemas.microsoft.com/office/word/2016/wordml/cid" xmlns:w16="http://schemas.microsoft.com/office/word/2018/wordml" xmlns:w16du="http://schemas.microsoft.com/office/word/2023/wordml/word16du" xmlns:w16sdtdh="http://schemas.microsoft.com/office/word/2020/wordml/sdtdatahash" xmlns:w16sdtfl="http://schemas.microsoft.com/office/word/2024/wordml/sdtformatlock" xmlns:w16se="http://schemas.microsoft.com/office/word/2015/wordml/symex" xmlns:wpg="http://schemas.microsoft.com/office/word/2010/wordprocessingGroup" xmlns:wpi="http://schemas.microsoft.com/office/word/2010/wordprocessingInk" xmlns:wne="http://schemas.microsoft.com/office/word/2006/wordml" xmlns:wps="http://schemas.microsoft.com/office/word/2010/wordprocessingShape" mc:Ignorable="w14 w15 w16se w16cid w16 w16cex w16sdtdh w16sdtfl w16du wp14">
   <w:footnote w:type="separator" w:id="-1">
     <w:p>
-      <w:pPr>
-        <w:pBdr/>
-        <w:pStyle w:val="Normal"/>
-        <w:spacing/>
-        <w:ind/>
-        <w:rPr/>
-      </w:pPr>
-      <w:r>
-        <w:rPr/>
+      <w:r>
         <w:separator/>
       </w:r>
     </w:p>
   </w:footnote>
   <w:footnote w:type="continuationSeparator" w:id="0">
     <w:p>
-      <w:pPr>
-        <w:pBdr/>
-        <w:pStyle w:val="Normal"/>
-        <w:spacing/>
-        <w:ind/>
-        <w:rPr/>
-      </w:pPr>
-      <w:r>
-        <w:rPr/>
+      <w:r>
         <w:continuationSeparator/>
       </w:r>
-    </w:p>
-  </w:footnote>
-  <w:footnote w:type="continuationNotice" w:id="1">
-    <w:p>
-      <w:pPr>
-        <w:pBdr/>
-        <w:pStyle w:val="Normal"/>
-        <w:spacing/>
-        <w:ind/>
-        <w:rPr/>
-      </w:pPr>
     </w:p>
   </w:footnote>
 </w:footnotes>
 </file>
 
 <file path=word/header1.xml><?xml version="1.0" encoding="utf-8"?>
-<w:hdr xmlns:v="urn:schemas-microsoft-com:vml" xmlns:w10="urn:schemas-microsoft-com:office:word" xmlns:o="urn:schemas-microsoft-com:office:office" xmlns:ve="http://schemas.openxmlformats.org/markup-compatibility/2006" xmlns:r="http://schemas.openxmlformats.org/officeDocument/2006/relationships" xmlns:m="http://schemas.openxmlformats.org/officeDocument/2006/math" xmlns:wne="http://schemas.microsoft.com/office/word/2006/wordml" xmlns:a="http://schemas.openxmlformats.org/drawingml/2006/main" xmlns:pic="http://schemas.openxmlformats.org/drawingml/2006/picture" xmlns:wp="http://schemas.openxmlformats.org/drawingml/2006/wordprocessingDrawing" xmlns:wpc="http://schemas.microsoft.com/office/word/2010/wordprocessingCanvas" xmlns:wp14="http://schemas.microsoft.com/office/word/2010/wordprocessingDrawing" xmlns:w14="http://schemas.microsoft.com/office/word/2010/wordml" xmlns:w15="http://schemas.microsoft.com/office/word/2012/wordml" xmlns:wpg="http://schemas.microsoft.com/office/word/2010/wordprocessingGroup" xmlns:wpi="http://schemas.microsoft.com/office/word/2010/wordprocessingInk" xmlns:wps="http://schemas.microsoft.com/office/word/2010/wordprocessingShape" xmlns:w="http://schemas.openxmlformats.org/wordprocessingml/2006/main" ve:Ignorable="w14 w15 wp14">
+<w:hdr xmlns:wpc="http://schemas.microsoft.com/office/word/2010/wordprocessingCanvas" xmlns:cx="http://schemas.microsoft.com/office/drawing/2014/chartex" xmlns:cx1="http://schemas.microsoft.com/office/drawing/2015/9/8/chartex" xmlns:cx2="http://schemas.microsoft.com/office/drawing/2015/10/21/chartex" xmlns:cx3="http://schemas.microsoft.com/office/drawing/2016/5/9/chartex" xmlns:cx4="http://schemas.microsoft.com/office/drawing/2016/5/10/chartex" xmlns:cx5="http://schemas.microsoft.com/office/drawing/2016/5/11/chartex" xmlns:cx6="http://schemas.microsoft.com/office/drawing/2016/5/12/chartex" xmlns:cx7="http://schemas.microsoft.com/office/drawing/2016/5/13/chartex" xmlns:cx8="http://schemas.microsoft.com/office/drawing/2016/5/14/chartex" xmlns:mc="http://schemas.openxmlformats.org/markup-compatibility/2006" xmlns:aink="http://schemas.microsoft.com/office/drawing/2016/ink" xmlns:am3d="http://schemas.microsoft.com/office/drawing/2017/model3d" xmlns:o="urn:schemas-microsoft-com:office:office" xmlns:oel="http://schemas.microsoft.com/office/2019/extlst" xmlns:r="http://schemas.openxmlformats.org/officeDocument/2006/relationships" xmlns:m="http://schemas.openxmlformats.org/officeDocument/2006/math" xmlns:v="urn:schemas-microsoft-com:vml" xmlns:wp14="http://schemas.microsoft.com/office/word/2010/wordprocessingDrawing" xmlns:wp="http://schemas.openxmlformats.org/drawingml/2006/wordprocessingDrawing" xmlns:w10="urn:schemas-microsoft-com:office:word" xmlns:w="http://schemas.openxmlformats.org/wordprocessingml/2006/main" xmlns:w14="http://schemas.microsoft.com/office/word/2010/wordml" xmlns:w15="http://schemas.microsoft.com/office/word/2012/wordml" xmlns:w16cex="http://schemas.microsoft.com/office/word/2018/wordml/cex" xmlns:w16cid="http://schemas.microsoft.com/office/word/2016/wordml/cid" xmlns:w16="http://schemas.microsoft.com/office/word/2018/wordml" xmlns:w16du="http://schemas.microsoft.com/office/word/2023/wordml/word16du" xmlns:w16sdtdh="http://schemas.microsoft.com/office/word/2020/wordml/sdtdatahash" xmlns:w16sdtfl="http://schemas.microsoft.com/office/word/2024/wordml/sdtformatlock" xmlns:w16se="http://schemas.microsoft.com/office/word/2015/wordml/symex" xmlns:wpg="http://schemas.microsoft.com/office/word/2010/wordprocessingGroup" xmlns:wpi="http://schemas.microsoft.com/office/word/2010/wordprocessingInk" xmlns:wne="http://schemas.microsoft.com/office/word/2006/wordml" xmlns:wps="http://schemas.microsoft.com/office/word/2010/wordprocessingShape" mc:Ignorable="w14 w15 w16se w16cid w16 w16cex w16sdtdh w16sdtfl w16du wp14">
   <w:p>
     <w:pPr>
-      <w:pBdr/>
+      <w:pStyle w:val="Nagwek"/>
+    </w:pPr>
+  </w:p>
+</w:hdr>
+</file>
+
+<file path=word/header2.xml><?xml version="1.0" encoding="utf-8"?>
+<w:hdr xmlns:wpc="http://schemas.microsoft.com/office/word/2010/wordprocessingCanvas" xmlns:cx="http://schemas.microsoft.com/office/drawing/2014/chartex" xmlns:cx1="http://schemas.microsoft.com/office/drawing/2015/9/8/chartex" xmlns:cx2="http://schemas.microsoft.com/office/drawing/2015/10/21/chartex" xmlns:cx3="http://schemas.microsoft.com/office/drawing/2016/5/9/chartex" xmlns:cx4="http://schemas.microsoft.com/office/drawing/2016/5/10/chartex" xmlns:cx5="http://schemas.microsoft.com/office/drawing/2016/5/11/chartex" xmlns:cx6="http://schemas.microsoft.com/office/drawing/2016/5/12/chartex" xmlns:cx7="http://schemas.microsoft.com/office/drawing/2016/5/13/chartex" xmlns:cx8="http://schemas.microsoft.com/office/drawing/2016/5/14/chartex" xmlns:mc="http://schemas.openxmlformats.org/markup-compatibility/2006" xmlns:aink="http://schemas.microsoft.com/office/drawing/2016/ink" xmlns:am3d="http://schemas.microsoft.com/office/drawing/2017/model3d" xmlns:o="urn:schemas-microsoft-com:office:office" xmlns:oel="http://schemas.microsoft.com/office/2019/extlst" xmlns:r="http://schemas.openxmlformats.org/officeDocument/2006/relationships" xmlns:m="http://schemas.openxmlformats.org/officeDocument/2006/math" xmlns:v="urn:schemas-microsoft-com:vml" xmlns:wp14="http://schemas.microsoft.com/office/word/2010/wordprocessingDrawing" xmlns:wp="http://schemas.openxmlformats.org/drawingml/2006/wordprocessingDrawing" xmlns:w10="urn:schemas-microsoft-com:office:word" xmlns:w="http://schemas.openxmlformats.org/wordprocessingml/2006/main" xmlns:w14="http://schemas.microsoft.com/office/word/2010/wordml" xmlns:w15="http://schemas.microsoft.com/office/word/2012/wordml" xmlns:w16cex="http://schemas.microsoft.com/office/word/2018/wordml/cex" xmlns:w16cid="http://schemas.microsoft.com/office/word/2016/wordml/cid" xmlns:w16="http://schemas.microsoft.com/office/word/2018/wordml" xmlns:w16du="http://schemas.microsoft.com/office/word/2023/wordml/word16du" xmlns:w16sdtdh="http://schemas.microsoft.com/office/word/2020/wordml/sdtdatahash" xmlns:w16sdtfl="http://schemas.microsoft.com/office/word/2024/wordml/sdtformatlock" xmlns:w16se="http://schemas.microsoft.com/office/word/2015/wordml/symex" xmlns:wpg="http://schemas.microsoft.com/office/word/2010/wordprocessingGroup" xmlns:wpi="http://schemas.microsoft.com/office/word/2010/wordprocessingInk" xmlns:wne="http://schemas.microsoft.com/office/word/2006/wordml" xmlns:wps="http://schemas.microsoft.com/office/word/2010/wordprocessingShape" mc:Ignorable="w14 w15 w16se w16cid w16 w16cex w16sdtdh w16sdtfl w16du wp14">
+  <w:p>
+    <w:pPr>
       <w:pStyle w:val="normal1"/>
-      <w:spacing/>
-      <w:ind/>
-      <w:rPr/>
     </w:pPr>
   </w:p>
   <w:p>
     <w:pPr>
-      <w:pBdr/>
       <w:pStyle w:val="normal1"/>
-      <w:spacing/>
-      <w:ind/>
-      <w:rPr/>
     </w:pPr>
   </w:p>
   <w:p>
     <w:pPr>
-      <w:pBdr/>
       <w:pStyle w:val="normal1"/>
-      <w:spacing/>
-      <w:ind w:left="7200" w:right="0" w:firstLine="0"/>
-      <w:rPr/>
+      <w:ind w:left="7200"/>
     </w:pPr>
     <w:r>
-      <w:rPr/>
+      <w:rPr>
+        <w:noProof/>
+      </w:rPr>
       <w:drawing>
-        <wp:inline distT="0" distB="0" distL="0" distR="0">
+        <wp:inline distT="0" distB="0" distL="0" distR="0" wp14:anchorId="4E949535" wp14:editId="352CEB7F">
           <wp:extent cx="1585595" cy="920750"/>
-          <wp:effectExtent xmlns:wp="http://schemas.openxmlformats.org/drawingml/2006/wordprocessingDrawing" l="0" t="0" r="0" b="0"/>
-          <wp:docPr id="1" name="Image2"/>
-          <a:graphic>
+          <wp:effectExtent l="0" t="0" r="0" b="0"/>
+          <wp:docPr id="2" name="Image2"/>
+          <wp:cNvGraphicFramePr/>
+          <a:graphic xmlns:a="http://schemas.openxmlformats.org/drawingml/2006/main">
             <a:graphicData uri="http://schemas.openxmlformats.org/drawingml/2006/picture">
-              <pic:pic>
+              <pic:pic xmlns:pic="http://schemas.openxmlformats.org/drawingml/2006/picture">
                 <pic:nvPicPr>
-                  <pic:cNvPr id="0" name="" descr=""/>
+                  <pic:cNvPr id="0" name=""/>
                   <pic:cNvPicPr>
                     <a:picLocks noChangeAspect="1" noChangeArrowheads="1"/>
                   </pic:cNvPicPr>
                 </pic:nvPicPr>
                 <pic:blipFill>
-                  <a:blip r:embed="rId7"/>
+                  <a:blip r:embed="rId1"/>
                   <a:stretch>
                     <a:fillRect/>
                   </a:stretch>
@@ -3382,65 +3751,43 @@
 </file>
 
 <file path=word/header3.xml><?xml version="1.0" encoding="utf-8"?>
-<w:hdr xmlns:v="urn:schemas-microsoft-com:vml" xmlns:w10="urn:schemas-microsoft-com:office:word" xmlns:o="urn:schemas-microsoft-com:office:office" xmlns:ve="http://schemas.openxmlformats.org/markup-compatibility/2006" xmlns:r="http://schemas.openxmlformats.org/officeDocument/2006/relationships" xmlns:m="http://schemas.openxmlformats.org/officeDocument/2006/math" xmlns:wne="http://schemas.microsoft.com/office/word/2006/wordml" xmlns:a="http://schemas.openxmlformats.org/drawingml/2006/main" xmlns:pic="http://schemas.openxmlformats.org/drawingml/2006/picture" xmlns:wp="http://schemas.openxmlformats.org/drawingml/2006/wordprocessingDrawing" xmlns:wpc="http://schemas.microsoft.com/office/word/2010/wordprocessingCanvas" xmlns:wp14="http://schemas.microsoft.com/office/word/2010/wordprocessingDrawing" xmlns:w14="http://schemas.microsoft.com/office/word/2010/wordml" xmlns:w15="http://schemas.microsoft.com/office/word/2012/wordml" xmlns:wpg="http://schemas.microsoft.com/office/word/2010/wordprocessingGroup" xmlns:wpi="http://schemas.microsoft.com/office/word/2010/wordprocessingInk" xmlns:wps="http://schemas.microsoft.com/office/word/2010/wordprocessingShape" xmlns:w="http://schemas.openxmlformats.org/wordprocessingml/2006/main" ve:Ignorable="w14 w15 wp14">
+<w:hdr xmlns:wpc="http://schemas.microsoft.com/office/word/2010/wordprocessingCanvas" xmlns:cx="http://schemas.microsoft.com/office/drawing/2014/chartex" xmlns:cx1="http://schemas.microsoft.com/office/drawing/2015/9/8/chartex" xmlns:cx2="http://schemas.microsoft.com/office/drawing/2015/10/21/chartex" xmlns:cx3="http://schemas.microsoft.com/office/drawing/2016/5/9/chartex" xmlns:cx4="http://schemas.microsoft.com/office/drawing/2016/5/10/chartex" xmlns:cx5="http://schemas.microsoft.com/office/drawing/2016/5/11/chartex" xmlns:cx6="http://schemas.microsoft.com/office/drawing/2016/5/12/chartex" xmlns:cx7="http://schemas.microsoft.com/office/drawing/2016/5/13/chartex" xmlns:cx8="http://schemas.microsoft.com/office/drawing/2016/5/14/chartex" xmlns:mc="http://schemas.openxmlformats.org/markup-compatibility/2006" xmlns:aink="http://schemas.microsoft.com/office/drawing/2016/ink" xmlns:am3d="http://schemas.microsoft.com/office/drawing/2017/model3d" xmlns:o="urn:schemas-microsoft-com:office:office" xmlns:oel="http://schemas.microsoft.com/office/2019/extlst" xmlns:r="http://schemas.openxmlformats.org/officeDocument/2006/relationships" xmlns:m="http://schemas.openxmlformats.org/officeDocument/2006/math" xmlns:v="urn:schemas-microsoft-com:vml" xmlns:wp14="http://schemas.microsoft.com/office/word/2010/wordprocessingDrawing" xmlns:wp="http://schemas.openxmlformats.org/drawingml/2006/wordprocessingDrawing" xmlns:w10="urn:schemas-microsoft-com:office:word" xmlns:w="http://schemas.openxmlformats.org/wordprocessingml/2006/main" xmlns:w14="http://schemas.microsoft.com/office/word/2010/wordml" xmlns:w15="http://schemas.microsoft.com/office/word/2012/wordml" xmlns:w16cex="http://schemas.microsoft.com/office/word/2018/wordml/cex" xmlns:w16cid="http://schemas.microsoft.com/office/word/2016/wordml/cid" xmlns:w16="http://schemas.microsoft.com/office/word/2018/wordml" xmlns:w16du="http://schemas.microsoft.com/office/word/2023/wordml/word16du" xmlns:w16sdtdh="http://schemas.microsoft.com/office/word/2020/wordml/sdtdatahash" xmlns:w16sdtfl="http://schemas.microsoft.com/office/word/2024/wordml/sdtformatlock" xmlns:w16se="http://schemas.microsoft.com/office/word/2015/wordml/symex" xmlns:wpg="http://schemas.microsoft.com/office/word/2010/wordprocessingGroup" xmlns:wpi="http://schemas.microsoft.com/office/word/2010/wordprocessingInk" xmlns:wne="http://schemas.microsoft.com/office/word/2006/wordml" xmlns:wps="http://schemas.microsoft.com/office/word/2010/wordprocessingShape" mc:Ignorable="w14 w15 w16se w16cid w16 w16cex w16sdtdh w16sdtfl w16du wp14">
   <w:p>
     <w:pPr>
-      <w:pBdr/>
-      <w:pStyle w:val="Header"/>
-      <w:spacing/>
-      <w:ind/>
-      <w:rPr/>
-    </w:pPr>
-  </w:p>
-</w:hdr>
-</file>
-
-<file path=word/header5.xml><?xml version="1.0" encoding="utf-8"?>
-<w:hdr xmlns:v="urn:schemas-microsoft-com:vml" xmlns:w10="urn:schemas-microsoft-com:office:word" xmlns:o="urn:schemas-microsoft-com:office:office" xmlns:ve="http://schemas.openxmlformats.org/markup-compatibility/2006" xmlns:r="http://schemas.openxmlformats.org/officeDocument/2006/relationships" xmlns:m="http://schemas.openxmlformats.org/officeDocument/2006/math" xmlns:wne="http://schemas.microsoft.com/office/word/2006/wordml" xmlns:a="http://schemas.openxmlformats.org/drawingml/2006/main" xmlns:pic="http://schemas.openxmlformats.org/drawingml/2006/picture" xmlns:wp="http://schemas.openxmlformats.org/drawingml/2006/wordprocessingDrawing" xmlns:wpc="http://schemas.microsoft.com/office/word/2010/wordprocessingCanvas" xmlns:wp14="http://schemas.microsoft.com/office/word/2010/wordprocessingDrawing" xmlns:w14="http://schemas.microsoft.com/office/word/2010/wordml" xmlns:w15="http://schemas.microsoft.com/office/word/2012/wordml" xmlns:wpg="http://schemas.microsoft.com/office/word/2010/wordprocessingGroup" xmlns:wpi="http://schemas.microsoft.com/office/word/2010/wordprocessingInk" xmlns:wps="http://schemas.microsoft.com/office/word/2010/wordprocessingShape" xmlns:w="http://schemas.openxmlformats.org/wordprocessingml/2006/main" ve:Ignorable="w14 w15 wp14">
-  <w:p>
-    <w:pPr>
-      <w:pBdr/>
       <w:pStyle w:val="normal1"/>
-      <w:spacing/>
-      <w:ind/>
-      <w:rPr/>
     </w:pPr>
   </w:p>
   <w:p>
     <w:pPr>
-      <w:pBdr/>
       <w:pStyle w:val="normal1"/>
-      <w:spacing/>
-      <w:ind/>
-      <w:rPr/>
     </w:pPr>
   </w:p>
   <w:p>
     <w:pPr>
-      <w:pBdr/>
       <w:pStyle w:val="normal1"/>
-      <w:spacing/>
-      <w:ind w:left="7200" w:right="0" w:firstLine="0"/>
-      <w:rPr/>
+      <w:ind w:left="7200"/>
     </w:pPr>
     <w:r>
-      <w:rPr/>
+      <w:rPr>
+        <w:noProof/>
+      </w:rPr>
       <w:drawing>
-        <wp:inline distT="0" distB="0" distL="0" distR="0">
+        <wp:inline distT="0" distB="0" distL="0" distR="0" wp14:anchorId="1753276E" wp14:editId="6C1C5497">
           <wp:extent cx="1585595" cy="920750"/>
-          <wp:effectExtent xmlns:wp="http://schemas.openxmlformats.org/drawingml/2006/wordprocessingDrawing" l="0" t="0" r="0" b="0"/>
-          <wp:docPr id="2" name="Image2"/>
-          <a:graphic>
+          <wp:effectExtent l="0" t="0" r="0" b="0"/>
+          <wp:docPr id="1" name="Image2"/>
+          <wp:cNvGraphicFramePr/>
+          <a:graphic xmlns:a="http://schemas.openxmlformats.org/drawingml/2006/main">
             <a:graphicData uri="http://schemas.openxmlformats.org/drawingml/2006/picture">
-              <pic:pic>
+              <pic:pic xmlns:pic="http://schemas.openxmlformats.org/drawingml/2006/picture">
                 <pic:nvPicPr>
-                  <pic:cNvPr id="0" name="" descr=""/>
+                  <pic:cNvPr id="0" name=""/>
                   <pic:cNvPicPr>
                     <a:picLocks noChangeAspect="1" noChangeArrowheads="1"/>
                   </pic:cNvPicPr>
                 </pic:nvPicPr>
                 <pic:blipFill>
-                  <a:blip r:embed="rId8"/>
+                  <a:blip r:embed="rId1"/>
                   <a:stretch>
                     <a:fillRect/>
                   </a:stretch>
@@ -3465,58 +3812,414 @@
 </file>
 
 <file path=word/styles.xml><?xml version="1.0" encoding="utf-8"?>
-<w:styles xmlns:mc="http://schemas.openxmlformats.org/markup-compatibility/2006" xmlns:r="http://schemas.openxmlformats.org/officeDocument/2006/relationships" xmlns:w="http://schemas.openxmlformats.org/wordprocessingml/2006/main" xmlns:w14="http://schemas.microsoft.com/office/word/2010/wordml" xmlns:w15="http://schemas.microsoft.com/office/word/2012/wordml" mc:Ignorable="w14 w15">
+<w:styles xmlns:mc="http://schemas.openxmlformats.org/markup-compatibility/2006" xmlns:r="http://schemas.openxmlformats.org/officeDocument/2006/relationships" xmlns:w="http://schemas.openxmlformats.org/wordprocessingml/2006/main" xmlns:w14="http://schemas.microsoft.com/office/word/2010/wordml" xmlns:w15="http://schemas.microsoft.com/office/word/2012/wordml" xmlns:w16cex="http://schemas.microsoft.com/office/word/2018/wordml/cex" xmlns:w16cid="http://schemas.microsoft.com/office/word/2016/wordml/cid" xmlns:w16="http://schemas.microsoft.com/office/word/2018/wordml" xmlns:w16du="http://schemas.microsoft.com/office/word/2023/wordml/word16du" xmlns:w16sdtdh="http://schemas.microsoft.com/office/word/2020/wordml/sdtdatahash" xmlns:w16sdtfl="http://schemas.microsoft.com/office/word/2024/wordml/sdtformatlock" xmlns:w16se="http://schemas.microsoft.com/office/word/2015/wordml/symex" mc:Ignorable="w14 w15 w16se w16cid w16 w16cex w16sdtdh w16sdtfl w16du">
   <w:docDefaults>
     <w:rPrDefault>
       <w:rPr>
         <w:rFonts w:ascii="Calibri" w:eastAsia="Calibri" w:hAnsi="Calibri" w:cs="Calibri"/>
         <w:sz w:val="22"/>
         <w:szCs w:val="22"/>
+        <w:lang w:val="pl-PL" w:eastAsia="pl-PL" w:bidi="ar-SA"/>
       </w:rPr>
     </w:rPrDefault>
-    <w:pPrDefault>
-      <w:pPr>
-        <w:pBdr/>
-        <w:keepNext w:val="0"/>
-        <w:keepLines w:val="0"/>
-        <w:outlineLvl w:val="9"/>
-        <w:spacing w:before="0" w:after="0" w:line="240" w:lineRule="auto"/>
-        <w:widowControl w:val="1"/>
-        <w:ind w:left="0" w:right="0" w:firstLine="0"/>
-        <w:jc w:val="left"/>
-      </w:pPr>
-    </w:pPrDefault>
+    <w:pPrDefault/>
   </w:docDefaults>
-  <w:style w:type="paragraph" w:styleId="Normal">
+  <w:latentStyles w:defLockedState="0" w:defUIPriority="99" w:defSemiHidden="0" w:defUnhideWhenUsed="0" w:defQFormat="0" w:count="376">
+    <w:lsdException w:name="Normal" w:uiPriority="0" w:qFormat="1"/>
+    <w:lsdException w:name="heading 1" w:uiPriority="9" w:qFormat="1"/>
+    <w:lsdException w:name="heading 2" w:semiHidden="1" w:uiPriority="9" w:unhideWhenUsed="1" w:qFormat="1"/>
+    <w:lsdException w:name="heading 3" w:semiHidden="1" w:uiPriority="9" w:unhideWhenUsed="1" w:qFormat="1"/>
+    <w:lsdException w:name="heading 4" w:semiHidden="1" w:uiPriority="9" w:unhideWhenUsed="1" w:qFormat="1"/>
+    <w:lsdException w:name="heading 5" w:semiHidden="1" w:uiPriority="9" w:unhideWhenUsed="1" w:qFormat="1"/>
+    <w:lsdException w:name="heading 6" w:semiHidden="1" w:uiPriority="9" w:unhideWhenUsed="1" w:qFormat="1"/>
+    <w:lsdException w:name="heading 7" w:semiHidden="1" w:uiPriority="9" w:unhideWhenUsed="1" w:qFormat="1"/>
+    <w:lsdException w:name="heading 8" w:semiHidden="1" w:uiPriority="9" w:unhideWhenUsed="1" w:qFormat="1"/>
+    <w:lsdException w:name="heading 9" w:semiHidden="1" w:uiPriority="9" w:unhideWhenUsed="1" w:qFormat="1"/>
+    <w:lsdException w:name="index 1" w:semiHidden="1" w:unhideWhenUsed="1"/>
+    <w:lsdException w:name="index 2" w:semiHidden="1" w:unhideWhenUsed="1"/>
+    <w:lsdException w:name="index 3" w:semiHidden="1" w:unhideWhenUsed="1"/>
+    <w:lsdException w:name="index 4" w:semiHidden="1" w:unhideWhenUsed="1"/>
+    <w:lsdException w:name="index 5" w:semiHidden="1" w:unhideWhenUsed="1"/>
+    <w:lsdException w:name="index 6" w:semiHidden="1" w:unhideWhenUsed="1"/>
+    <w:lsdException w:name="index 7" w:semiHidden="1" w:unhideWhenUsed="1"/>
+    <w:lsdException w:name="index 8" w:semiHidden="1" w:unhideWhenUsed="1"/>
+    <w:lsdException w:name="index 9" w:semiHidden="1" w:unhideWhenUsed="1"/>
+    <w:lsdException w:name="toc 1" w:semiHidden="1" w:uiPriority="39" w:unhideWhenUsed="1"/>
+    <w:lsdException w:name="toc 2" w:semiHidden="1" w:uiPriority="39" w:unhideWhenUsed="1"/>
+    <w:lsdException w:name="toc 3" w:semiHidden="1" w:uiPriority="39" w:unhideWhenUsed="1"/>
+    <w:lsdException w:name="toc 4" w:semiHidden="1" w:uiPriority="39" w:unhideWhenUsed="1"/>
+    <w:lsdException w:name="toc 5" w:semiHidden="1" w:uiPriority="39" w:unhideWhenUsed="1"/>
+    <w:lsdException w:name="toc 6" w:semiHidden="1" w:uiPriority="39" w:unhideWhenUsed="1"/>
+    <w:lsdException w:name="toc 7" w:semiHidden="1" w:uiPriority="39" w:unhideWhenUsed="1"/>
+    <w:lsdException w:name="toc 8" w:semiHidden="1" w:uiPriority="39" w:unhideWhenUsed="1"/>
+    <w:lsdException w:name="toc 9" w:semiHidden="1" w:uiPriority="39" w:unhideWhenUsed="1"/>
+    <w:lsdException w:name="Normal Indent" w:semiHidden="1" w:unhideWhenUsed="1"/>
+    <w:lsdException w:name="footnote text" w:semiHidden="1" w:unhideWhenUsed="1"/>
+    <w:lsdException w:name="annotation text" w:semiHidden="1" w:unhideWhenUsed="1"/>
+    <w:lsdException w:name="header" w:semiHidden="1" w:unhideWhenUsed="1"/>
+    <w:lsdException w:name="footer" w:semiHidden="1" w:unhideWhenUsed="1"/>
+    <w:lsdException w:name="index heading" w:semiHidden="1" w:unhideWhenUsed="1"/>
+    <w:lsdException w:name="caption" w:semiHidden="1" w:uiPriority="35" w:unhideWhenUsed="1" w:qFormat="1"/>
+    <w:lsdException w:name="table of figures" w:semiHidden="1" w:unhideWhenUsed="1"/>
+    <w:lsdException w:name="envelope address" w:semiHidden="1" w:unhideWhenUsed="1"/>
+    <w:lsdException w:name="envelope return" w:semiHidden="1" w:unhideWhenUsed="1"/>
+    <w:lsdException w:name="footnote reference" w:semiHidden="1" w:unhideWhenUsed="1"/>
+    <w:lsdException w:name="annotation reference" w:semiHidden="1" w:unhideWhenUsed="1"/>
+    <w:lsdException w:name="line number" w:semiHidden="1" w:unhideWhenUsed="1"/>
+    <w:lsdException w:name="page number" w:semiHidden="1" w:unhideWhenUsed="1"/>
+    <w:lsdException w:name="endnote reference" w:semiHidden="1" w:unhideWhenUsed="1"/>
+    <w:lsdException w:name="endnote text" w:semiHidden="1" w:unhideWhenUsed="1"/>
+    <w:lsdException w:name="table of authorities" w:semiHidden="1" w:unhideWhenUsed="1"/>
+    <w:lsdException w:name="macro" w:semiHidden="1" w:unhideWhenUsed="1"/>
+    <w:lsdException w:name="toa heading" w:semiHidden="1" w:unhideWhenUsed="1"/>
+    <w:lsdException w:name="List" w:semiHidden="1" w:unhideWhenUsed="1"/>
+    <w:lsdException w:name="List Bullet" w:semiHidden="1" w:unhideWhenUsed="1"/>
+    <w:lsdException w:name="List Number" w:semiHidden="1" w:unhideWhenUsed="1"/>
+    <w:lsdException w:name="List 2" w:semiHidden="1" w:unhideWhenUsed="1"/>
+    <w:lsdException w:name="List 3" w:semiHidden="1" w:unhideWhenUsed="1"/>
+    <w:lsdException w:name="List 4" w:semiHidden="1" w:unhideWhenUsed="1"/>
+    <w:lsdException w:name="List 5" w:semiHidden="1" w:unhideWhenUsed="1"/>
+    <w:lsdException w:name="List Bullet 2" w:semiHidden="1" w:unhideWhenUsed="1"/>
+    <w:lsdException w:name="List Bullet 3" w:semiHidden="1" w:unhideWhenUsed="1"/>
+    <w:lsdException w:name="List Bullet 4" w:semiHidden="1" w:unhideWhenUsed="1"/>
+    <w:lsdException w:name="List Bullet 5" w:semiHidden="1" w:unhideWhenUsed="1"/>
+    <w:lsdException w:name="List Number 2" w:semiHidden="1" w:unhideWhenUsed="1"/>
+    <w:lsdException w:name="List Number 3" w:semiHidden="1" w:unhideWhenUsed="1"/>
+    <w:lsdException w:name="List Number 4" w:semiHidden="1" w:unhideWhenUsed="1"/>
+    <w:lsdException w:name="List Number 5" w:semiHidden="1" w:unhideWhenUsed="1"/>
+    <w:lsdException w:name="Title" w:uiPriority="10" w:qFormat="1"/>
+    <w:lsdException w:name="Closing" w:semiHidden="1" w:unhideWhenUsed="1"/>
+    <w:lsdException w:name="Signature" w:semiHidden="1" w:unhideWhenUsed="1"/>
+    <w:lsdException w:name="Default Paragraph Font" w:semiHidden="1" w:uiPriority="1" w:unhideWhenUsed="1"/>
+    <w:lsdException w:name="Body Text" w:semiHidden="1" w:unhideWhenUsed="1"/>
+    <w:lsdException w:name="Body Text Indent" w:semiHidden="1" w:unhideWhenUsed="1"/>
+    <w:lsdException w:name="List Continue" w:semiHidden="1" w:unhideWhenUsed="1"/>
+    <w:lsdException w:name="List Continue 2" w:semiHidden="1" w:unhideWhenUsed="1"/>
+    <w:lsdException w:name="List Continue 3" w:semiHidden="1" w:unhideWhenUsed="1"/>
+    <w:lsdException w:name="List Continue 4" w:semiHidden="1" w:unhideWhenUsed="1"/>
+    <w:lsdException w:name="List Continue 5" w:semiHidden="1" w:unhideWhenUsed="1"/>
+    <w:lsdException w:name="Message Header" w:semiHidden="1" w:unhideWhenUsed="1"/>
+    <w:lsdException w:name="Subtitle" w:uiPriority="11" w:qFormat="1"/>
+    <w:lsdException w:name="Salutation" w:semiHidden="1" w:unhideWhenUsed="1"/>
+    <w:lsdException w:name="Date" w:semiHidden="1" w:unhideWhenUsed="1"/>
+    <w:lsdException w:name="Body Text First Indent" w:semiHidden="1" w:unhideWhenUsed="1"/>
+    <w:lsdException w:name="Body Text First Indent 2" w:semiHidden="1" w:unhideWhenUsed="1"/>
+    <w:lsdException w:name="Note Heading" w:semiHidden="1" w:unhideWhenUsed="1"/>
+    <w:lsdException w:name="Body Text 2" w:semiHidden="1" w:unhideWhenUsed="1"/>
+    <w:lsdException w:name="Body Text 3" w:semiHidden="1" w:unhideWhenUsed="1"/>
+    <w:lsdException w:name="Body Text Indent 2" w:semiHidden="1" w:unhideWhenUsed="1"/>
+    <w:lsdException w:name="Body Text Indent 3" w:semiHidden="1" w:unhideWhenUsed="1"/>
+    <w:lsdException w:name="Block Text" w:semiHidden="1" w:unhideWhenUsed="1"/>
+    <w:lsdException w:name="Hyperlink" w:semiHidden="1" w:unhideWhenUsed="1"/>
+    <w:lsdException w:name="FollowedHyperlink" w:semiHidden="1" w:unhideWhenUsed="1"/>
+    <w:lsdException w:name="Strong" w:uiPriority="22" w:qFormat="1"/>
+    <w:lsdException w:name="Emphasis" w:uiPriority="20" w:qFormat="1"/>
+    <w:lsdException w:name="Document Map" w:semiHidden="1" w:unhideWhenUsed="1"/>
+    <w:lsdException w:name="Plain Text" w:semiHidden="1" w:unhideWhenUsed="1"/>
+    <w:lsdException w:name="E-mail Signature" w:semiHidden="1" w:unhideWhenUsed="1"/>
+    <w:lsdException w:name="HTML Top of Form" w:semiHidden="1" w:unhideWhenUsed="1"/>
+    <w:lsdException w:name="HTML Bottom of Form" w:semiHidden="1" w:unhideWhenUsed="1"/>
+    <w:lsdException w:name="Normal (Web)" w:semiHidden="1" w:unhideWhenUsed="1"/>
+    <w:lsdException w:name="HTML Acronym" w:semiHidden="1" w:unhideWhenUsed="1"/>
+    <w:lsdException w:name="HTML Address" w:semiHidden="1" w:unhideWhenUsed="1"/>
+    <w:lsdException w:name="HTML Cite" w:semiHidden="1" w:unhideWhenUsed="1"/>
+    <w:lsdException w:name="HTML Code" w:semiHidden="1" w:unhideWhenUsed="1"/>
+    <w:lsdException w:name="HTML Definition" w:semiHidden="1" w:unhideWhenUsed="1"/>
+    <w:lsdException w:name="HTML Keyboard" w:semiHidden="1" w:unhideWhenUsed="1"/>
+    <w:lsdException w:name="HTML Preformatted" w:semiHidden="1" w:unhideWhenUsed="1"/>
+    <w:lsdException w:name="HTML Sample" w:semiHidden="1" w:unhideWhenUsed="1"/>
+    <w:lsdException w:name="HTML Typewriter" w:semiHidden="1" w:unhideWhenUsed="1"/>
+    <w:lsdException w:name="HTML Variable" w:semiHidden="1" w:unhideWhenUsed="1"/>
+    <w:lsdException w:name="Normal Table" w:semiHidden="1" w:unhideWhenUsed="1"/>
+    <w:lsdException w:name="annotation subject" w:semiHidden="1" w:unhideWhenUsed="1"/>
+    <w:lsdException w:name="No List" w:semiHidden="1" w:unhideWhenUsed="1"/>
+    <w:lsdException w:name="Outline List 1" w:semiHidden="1" w:unhideWhenUsed="1"/>
+    <w:lsdException w:name="Outline List 2" w:semiHidden="1" w:unhideWhenUsed="1"/>
+    <w:lsdException w:name="Outline List 3" w:semiHidden="1" w:unhideWhenUsed="1"/>
+    <w:lsdException w:name="Table Simple 1" w:semiHidden="1" w:unhideWhenUsed="1"/>
+    <w:lsdException w:name="Table Simple 2" w:semiHidden="1" w:unhideWhenUsed="1"/>
+    <w:lsdException w:name="Table Simple 3" w:semiHidden="1" w:unhideWhenUsed="1"/>
+    <w:lsdException w:name="Table Classic 1" w:semiHidden="1" w:unhideWhenUsed="1"/>
+    <w:lsdException w:name="Table Classic 2" w:semiHidden="1" w:unhideWhenUsed="1"/>
+    <w:lsdException w:name="Table Classic 3" w:semiHidden="1" w:unhideWhenUsed="1"/>
+    <w:lsdException w:name="Table Classic 4" w:semiHidden="1" w:unhideWhenUsed="1"/>
+    <w:lsdException w:name="Table Colorful 1" w:semiHidden="1" w:unhideWhenUsed="1"/>
+    <w:lsdException w:name="Table Colorful 2" w:semiHidden="1" w:unhideWhenUsed="1"/>
+    <w:lsdException w:name="Table Colorful 3" w:semiHidden="1" w:unhideWhenUsed="1"/>
+    <w:lsdException w:name="Table Columns 1" w:semiHidden="1" w:unhideWhenUsed="1"/>
+    <w:lsdException w:name="Table Columns 2" w:semiHidden="1" w:unhideWhenUsed="1"/>
+    <w:lsdException w:name="Table Columns 3" w:semiHidden="1" w:unhideWhenUsed="1"/>
+    <w:lsdException w:name="Table Columns 4" w:semiHidden="1" w:unhideWhenUsed="1"/>
+    <w:lsdException w:name="Table Columns 5" w:semiHidden="1" w:unhideWhenUsed="1"/>
+    <w:lsdException w:name="Table Grid 1" w:semiHidden="1" w:unhideWhenUsed="1"/>
+    <w:lsdException w:name="Table Grid 2" w:semiHidden="1" w:unhideWhenUsed="1"/>
+    <w:lsdException w:name="Table Grid 3" w:semiHidden="1" w:unhideWhenUsed="1"/>
+    <w:lsdException w:name="Table Grid 4" w:semiHidden="1" w:unhideWhenUsed="1"/>
+    <w:lsdException w:name="Table Grid 5" w:semiHidden="1" w:unhideWhenUsed="1"/>
+    <w:lsdException w:name="Table Grid 6" w:semiHidden="1" w:unhideWhenUsed="1"/>
+    <w:lsdException w:name="Table Grid 7" w:semiHidden="1" w:unhideWhenUsed="1"/>
+    <w:lsdException w:name="Table Grid 8" w:semiHidden="1" w:unhideWhenUsed="1"/>
+    <w:lsdException w:name="Table List 1" w:semiHidden="1" w:unhideWhenUsed="1"/>
+    <w:lsdException w:name="Table List 2" w:semiHidden="1" w:unhideWhenUsed="1"/>
+    <w:lsdException w:name="Table List 3" w:semiHidden="1" w:unhideWhenUsed="1"/>
+    <w:lsdException w:name="Table List 4" w:semiHidden="1" w:unhideWhenUsed="1"/>
+    <w:lsdException w:name="Table List 5" w:semiHidden="1" w:unhideWhenUsed="1"/>
+    <w:lsdException w:name="Table List 6" w:semiHidden="1" w:unhideWhenUsed="1"/>
+    <w:lsdException w:name="Table List 7" w:semiHidden="1" w:unhideWhenUsed="1"/>
+    <w:lsdException w:name="Table List 8" w:semiHidden="1" w:unhideWhenUsed="1"/>
+    <w:lsdException w:name="Table 3D effects 1" w:semiHidden="1" w:unhideWhenUsed="1"/>
+    <w:lsdException w:name="Table 3D effects 2" w:semiHidden="1" w:unhideWhenUsed="1"/>
+    <w:lsdException w:name="Table 3D effects 3" w:semiHidden="1" w:unhideWhenUsed="1"/>
+    <w:lsdException w:name="Table Contemporary" w:semiHidden="1" w:unhideWhenUsed="1"/>
+    <w:lsdException w:name="Table Elegant" w:semiHidden="1" w:unhideWhenUsed="1"/>
+    <w:lsdException w:name="Table Professional" w:semiHidden="1" w:unhideWhenUsed="1"/>
+    <w:lsdException w:name="Table Subtle 1" w:semiHidden="1" w:unhideWhenUsed="1"/>
+    <w:lsdException w:name="Table Subtle 2" w:semiHidden="1" w:unhideWhenUsed="1"/>
+    <w:lsdException w:name="Table Web 1" w:semiHidden="1" w:unhideWhenUsed="1"/>
+    <w:lsdException w:name="Table Web 2" w:semiHidden="1" w:unhideWhenUsed="1"/>
+    <w:lsdException w:name="Table Web 3" w:semiHidden="1" w:unhideWhenUsed="1"/>
+    <w:lsdException w:name="Balloon Text" w:semiHidden="1" w:unhideWhenUsed="1"/>
+    <w:lsdException w:name="Table Grid" w:uiPriority="39"/>
+    <w:lsdException w:name="Table Theme" w:semiHidden="1" w:unhideWhenUsed="1"/>
+    <w:lsdException w:name="Placeholder Text" w:semiHidden="1"/>
+    <w:lsdException w:name="No Spacing" w:uiPriority="1" w:qFormat="1"/>
+    <w:lsdException w:name="Light Shading" w:uiPriority="60"/>
+    <w:lsdException w:name="Light List" w:uiPriority="61"/>
+    <w:lsdException w:name="Light Grid" w:uiPriority="62"/>
+    <w:lsdException w:name="Medium Shading 1" w:uiPriority="63"/>
+    <w:lsdException w:name="Medium Shading 2" w:uiPriority="64"/>
+    <w:lsdException w:name="Medium List 1" w:uiPriority="65"/>
+    <w:lsdException w:name="Medium List 2" w:uiPriority="66"/>
+    <w:lsdException w:name="Medium Grid 1" w:uiPriority="67"/>
+    <w:lsdException w:name="Medium Grid 2" w:uiPriority="68"/>
+    <w:lsdException w:name="Medium Grid 3" w:uiPriority="69"/>
+    <w:lsdException w:name="Dark List" w:uiPriority="70"/>
+    <w:lsdException w:name="Colorful Shading" w:uiPriority="71"/>
+    <w:lsdException w:name="Colorful List" w:uiPriority="72"/>
+    <w:lsdException w:name="Colorful Grid" w:uiPriority="73"/>
+    <w:lsdException w:name="Light Shading Accent 1" w:uiPriority="60"/>
+    <w:lsdException w:name="Light List Accent 1" w:uiPriority="61"/>
+    <w:lsdException w:name="Light Grid Accent 1" w:uiPriority="62"/>
+    <w:lsdException w:name="Medium Shading 1 Accent 1" w:uiPriority="63"/>
+    <w:lsdException w:name="Medium Shading 2 Accent 1" w:uiPriority="64"/>
+    <w:lsdException w:name="Medium List 1 Accent 1" w:uiPriority="65"/>
+    <w:lsdException w:name="Revision" w:semiHidden="1"/>
+    <w:lsdException w:name="List Paragraph" w:uiPriority="34" w:qFormat="1"/>
+    <w:lsdException w:name="Quote" w:uiPriority="29" w:qFormat="1"/>
+    <w:lsdException w:name="Intense Quote" w:uiPriority="30" w:qFormat="1"/>
+    <w:lsdException w:name="Medium List 2 Accent 1" w:uiPriority="66"/>
+    <w:lsdException w:name="Medium Grid 1 Accent 1" w:uiPriority="67"/>
+    <w:lsdException w:name="Medium Grid 2 Accent 1" w:uiPriority="68"/>
+    <w:lsdException w:name="Medium Grid 3 Accent 1" w:uiPriority="69"/>
+    <w:lsdException w:name="Dark List Accent 1" w:uiPriority="70"/>
+    <w:lsdException w:name="Colorful Shading Accent 1" w:uiPriority="71"/>
+    <w:lsdException w:name="Colorful List Accent 1" w:uiPriority="72"/>
+    <w:lsdException w:name="Colorful Grid Accent 1" w:uiPriority="73"/>
+    <w:lsdException w:name="Light Shading Accent 2" w:uiPriority="60"/>
+    <w:lsdException w:name="Light List Accent 2" w:uiPriority="61"/>
+    <w:lsdException w:name="Light Grid Accent 2" w:uiPriority="62"/>
+    <w:lsdException w:name="Medium Shading 1 Accent 2" w:uiPriority="63"/>
+    <w:lsdException w:name="Medium Shading 2 Accent 2" w:uiPriority="64"/>
+    <w:lsdException w:name="Medium List 1 Accent 2" w:uiPriority="65"/>
+    <w:lsdException w:name="Medium List 2 Accent 2" w:uiPriority="66"/>
+    <w:lsdException w:name="Medium Grid 1 Accent 2" w:uiPriority="67"/>
+    <w:lsdException w:name="Medium Grid 2 Accent 2" w:uiPriority="68"/>
+    <w:lsdException w:name="Medium Grid 3 Accent 2" w:uiPriority="69"/>
+    <w:lsdException w:name="Dark List Accent 2" w:uiPriority="70"/>
+    <w:lsdException w:name="Colorful Shading Accent 2" w:uiPriority="71"/>
+    <w:lsdException w:name="Colorful List Accent 2" w:uiPriority="72"/>
+    <w:lsdException w:name="Colorful Grid Accent 2" w:uiPriority="73"/>
+    <w:lsdException w:name="Light Shading Accent 3" w:uiPriority="60"/>
+    <w:lsdException w:name="Light List Accent 3" w:uiPriority="61"/>
+    <w:lsdException w:name="Light Grid Accent 3" w:uiPriority="62"/>
+    <w:lsdException w:name="Medium Shading 1 Accent 3" w:uiPriority="63"/>
+    <w:lsdException w:name="Medium Shading 2 Accent 3" w:uiPriority="64"/>
+    <w:lsdException w:name="Medium List 1 Accent 3" w:uiPriority="65"/>
+    <w:lsdException w:name="Medium List 2 Accent 3" w:uiPriority="66"/>
+    <w:lsdException w:name="Medium Grid 1 Accent 3" w:uiPriority="67"/>
+    <w:lsdException w:name="Medium Grid 2 Accent 3" w:uiPriority="68"/>
+    <w:lsdException w:name="Medium Grid 3 Accent 3" w:uiPriority="69"/>
+    <w:lsdException w:name="Dark List Accent 3" w:uiPriority="70"/>
+    <w:lsdException w:name="Colorful Shading Accent 3" w:uiPriority="71"/>
+    <w:lsdException w:name="Colorful List Accent 3" w:uiPriority="72"/>
+    <w:lsdException w:name="Colorful Grid Accent 3" w:uiPriority="73"/>
+    <w:lsdException w:name="Light Shading Accent 4" w:uiPriority="60"/>
+    <w:lsdException w:name="Light List Accent 4" w:uiPriority="61"/>
+    <w:lsdException w:name="Light Grid Accent 4" w:uiPriority="62"/>
+    <w:lsdException w:name="Medium Shading 1 Accent 4" w:uiPriority="63"/>
+    <w:lsdException w:name="Medium Shading 2 Accent 4" w:uiPriority="64"/>
+    <w:lsdException w:name="Medium List 1 Accent 4" w:uiPriority="65"/>
+    <w:lsdException w:name="Medium List 2 Accent 4" w:uiPriority="66"/>
+    <w:lsdException w:name="Medium Grid 1 Accent 4" w:uiPriority="67"/>
+    <w:lsdException w:name="Medium Grid 2 Accent 4" w:uiPriority="68"/>
+    <w:lsdException w:name="Medium Grid 3 Accent 4" w:uiPriority="69"/>
+    <w:lsdException w:name="Dark List Accent 4" w:uiPriority="70"/>
+    <w:lsdException w:name="Colorful Shading Accent 4" w:uiPriority="71"/>
+    <w:lsdException w:name="Colorful List Accent 4" w:uiPriority="72"/>
+    <w:lsdException w:name="Colorful Grid Accent 4" w:uiPriority="73"/>
+    <w:lsdException w:name="Light Shading Accent 5" w:uiPriority="60"/>
+    <w:lsdException w:name="Light List Accent 5" w:uiPriority="61"/>
+    <w:lsdException w:name="Light Grid Accent 5" w:uiPriority="62"/>
+    <w:lsdException w:name="Medium Shading 1 Accent 5" w:uiPriority="63"/>
+    <w:lsdException w:name="Medium Shading 2 Accent 5" w:uiPriority="64"/>
+    <w:lsdException w:name="Medium List 1 Accent 5" w:uiPriority="65"/>
+    <w:lsdException w:name="Medium List 2 Accent 5" w:uiPriority="66"/>
+    <w:lsdException w:name="Medium Grid 1 Accent 5" w:uiPriority="67"/>
+    <w:lsdException w:name="Medium Grid 2 Accent 5" w:uiPriority="68"/>
+    <w:lsdException w:name="Medium Grid 3 Accent 5" w:uiPriority="69"/>
+    <w:lsdException w:name="Dark List Accent 5" w:uiPriority="70"/>
+    <w:lsdException w:name="Colorful Shading Accent 5" w:uiPriority="71"/>
+    <w:lsdException w:name="Colorful List Accent 5" w:uiPriority="72"/>
+    <w:lsdException w:name="Colorful Grid Accent 5" w:uiPriority="73"/>
+    <w:lsdException w:name="Light Shading Accent 6" w:uiPriority="60"/>
+    <w:lsdException w:name="Light List Accent 6" w:uiPriority="61"/>
+    <w:lsdException w:name="Light Grid Accent 6" w:uiPriority="62"/>
+    <w:lsdException w:name="Medium Shading 1 Accent 6" w:uiPriority="63"/>
+    <w:lsdException w:name="Medium Shading 2 Accent 6" w:uiPriority="64"/>
+    <w:lsdException w:name="Medium List 1 Accent 6" w:uiPriority="65"/>
+    <w:lsdException w:name="Medium List 2 Accent 6" w:uiPriority="66"/>
+    <w:lsdException w:name="Medium Grid 1 Accent 6" w:uiPriority="67"/>
+    <w:lsdException w:name="Medium Grid 2 Accent 6" w:uiPriority="68"/>
+    <w:lsdException w:name="Medium Grid 3 Accent 6" w:uiPriority="69"/>
+    <w:lsdException w:name="Dark List Accent 6" w:uiPriority="70"/>
+    <w:lsdException w:name="Colorful Shading Accent 6" w:uiPriority="71"/>
+    <w:lsdException w:name="Colorful List Accent 6" w:uiPriority="72"/>
+    <w:lsdException w:name="Colorful Grid Accent 6" w:uiPriority="73"/>
+    <w:lsdException w:name="Subtle Emphasis" w:uiPriority="19" w:qFormat="1"/>
+    <w:lsdException w:name="Intense Emphasis" w:uiPriority="21" w:qFormat="1"/>
+    <w:lsdException w:name="Subtle Reference" w:uiPriority="31" w:qFormat="1"/>
+    <w:lsdException w:name="Intense Reference" w:uiPriority="32" w:qFormat="1"/>
+    <w:lsdException w:name="Book Title" w:uiPriority="33" w:qFormat="1"/>
+    <w:lsdException w:name="Bibliography" w:semiHidden="1" w:uiPriority="37" w:unhideWhenUsed="1"/>
+    <w:lsdException w:name="TOC Heading" w:semiHidden="1" w:uiPriority="39" w:unhideWhenUsed="1" w:qFormat="1"/>
+    <w:lsdException w:name="Plain Table 1" w:uiPriority="41"/>
+    <w:lsdException w:name="Plain Table 2" w:uiPriority="42"/>
+    <w:lsdException w:name="Plain Table 3" w:uiPriority="43"/>
+    <w:lsdException w:name="Plain Table 4" w:uiPriority="44"/>
+    <w:lsdException w:name="Plain Table 5" w:uiPriority="45"/>
+    <w:lsdException w:name="Grid Table Light" w:uiPriority="40"/>
+    <w:lsdException w:name="Grid Table 1 Light" w:uiPriority="46"/>
+    <w:lsdException w:name="Grid Table 2" w:uiPriority="47"/>
+    <w:lsdException w:name="Grid Table 3" w:uiPriority="48"/>
+    <w:lsdException w:name="Grid Table 4" w:uiPriority="49"/>
+    <w:lsdException w:name="Grid Table 5 Dark" w:uiPriority="50"/>
+    <w:lsdException w:name="Grid Table 6 Colorful" w:uiPriority="51"/>
+    <w:lsdException w:name="Grid Table 7 Colorful" w:uiPriority="52"/>
+    <w:lsdException w:name="Grid Table 1 Light Accent 1" w:uiPriority="46"/>
+    <w:lsdException w:name="Grid Table 2 Accent 1" w:uiPriority="47"/>
+    <w:lsdException w:name="Grid Table 3 Accent 1" w:uiPriority="48"/>
+    <w:lsdException w:name="Grid Table 4 Accent 1" w:uiPriority="49"/>
+    <w:lsdException w:name="Grid Table 5 Dark Accent 1" w:uiPriority="50"/>
+    <w:lsdException w:name="Grid Table 6 Colorful Accent 1" w:uiPriority="51"/>
+    <w:lsdException w:name="Grid Table 7 Colorful Accent 1" w:uiPriority="52"/>
+    <w:lsdException w:name="Grid Table 1 Light Accent 2" w:uiPriority="46"/>
+    <w:lsdException w:name="Grid Table 2 Accent 2" w:uiPriority="47"/>
+    <w:lsdException w:name="Grid Table 3 Accent 2" w:uiPriority="48"/>
+    <w:lsdException w:name="Grid Table 4 Accent 2" w:uiPriority="49"/>
+    <w:lsdException w:name="Grid Table 5 Dark Accent 2" w:uiPriority="50"/>
+    <w:lsdException w:name="Grid Table 6 Colorful Accent 2" w:uiPriority="51"/>
+    <w:lsdException w:name="Grid Table 7 Colorful Accent 2" w:uiPriority="52"/>
+    <w:lsdException w:name="Grid Table 1 Light Accent 3" w:uiPriority="46"/>
+    <w:lsdException w:name="Grid Table 2 Accent 3" w:uiPriority="47"/>
+    <w:lsdException w:name="Grid Table 3 Accent 3" w:uiPriority="48"/>
+    <w:lsdException w:name="Grid Table 4 Accent 3" w:uiPriority="49"/>
+    <w:lsdException w:name="Grid Table 5 Dark Accent 3" w:uiPriority="50"/>
+    <w:lsdException w:name="Grid Table 6 Colorful Accent 3" w:uiPriority="51"/>
+    <w:lsdException w:name="Grid Table 7 Colorful Accent 3" w:uiPriority="52"/>
+    <w:lsdException w:name="Grid Table 1 Light Accent 4" w:uiPriority="46"/>
+    <w:lsdException w:name="Grid Table 2 Accent 4" w:uiPriority="47"/>
+    <w:lsdException w:name="Grid Table 3 Accent 4" w:uiPriority="48"/>
+    <w:lsdException w:name="Grid Table 4 Accent 4" w:uiPriority="49"/>
+    <w:lsdException w:name="Grid Table 5 Dark Accent 4" w:uiPriority="50"/>
+    <w:lsdException w:name="Grid Table 6 Colorful Accent 4" w:uiPriority="51"/>
+    <w:lsdException w:name="Grid Table 7 Colorful Accent 4" w:uiPriority="52"/>
+    <w:lsdException w:name="Grid Table 1 Light Accent 5" w:uiPriority="46"/>
+    <w:lsdException w:name="Grid Table 2 Accent 5" w:uiPriority="47"/>
+    <w:lsdException w:name="Grid Table 3 Accent 5" w:uiPriority="48"/>
+    <w:lsdException w:name="Grid Table 4 Accent 5" w:uiPriority="49"/>
+    <w:lsdException w:name="Grid Table 5 Dark Accent 5" w:uiPriority="50"/>
+    <w:lsdException w:name="Grid Table 6 Colorful Accent 5" w:uiPriority="51"/>
+    <w:lsdException w:name="Grid Table 7 Colorful Accent 5" w:uiPriority="52"/>
+    <w:lsdException w:name="Grid Table 1 Light Accent 6" w:uiPriority="46"/>
+    <w:lsdException w:name="Grid Table 2 Accent 6" w:uiPriority="47"/>
+    <w:lsdException w:name="Grid Table 3 Accent 6" w:uiPriority="48"/>
+    <w:lsdException w:name="Grid Table 4 Accent 6" w:uiPriority="49"/>
+    <w:lsdException w:name="Grid Table 5 Dark Accent 6" w:uiPriority="50"/>
+    <w:lsdException w:name="Grid Table 6 Colorful Accent 6" w:uiPriority="51"/>
+    <w:lsdException w:name="Grid Table 7 Colorful Accent 6" w:uiPriority="52"/>
+    <w:lsdException w:name="List Table 1 Light" w:uiPriority="46"/>
+    <w:lsdException w:name="List Table 2" w:uiPriority="47"/>
+    <w:lsdException w:name="List Table 3" w:uiPriority="48"/>
+    <w:lsdException w:name="List Table 4" w:uiPriority="49"/>
+    <w:lsdException w:name="List Table 5 Dark" w:uiPriority="50"/>
+    <w:lsdException w:name="List Table 6 Colorful" w:uiPriority="51"/>
+    <w:lsdException w:name="List Table 7 Colorful" w:uiPriority="52"/>
+    <w:lsdException w:name="List Table 1 Light Accent 1" w:uiPriority="46"/>
+    <w:lsdException w:name="List Table 2 Accent 1" w:uiPriority="47"/>
+    <w:lsdException w:name="List Table 3 Accent 1" w:uiPriority="48"/>
+    <w:lsdException w:name="List Table 4 Accent 1" w:uiPriority="49"/>
+    <w:lsdException w:name="List Table 5 Dark Accent 1" w:uiPriority="50"/>
+    <w:lsdException w:name="List Table 6 Colorful Accent 1" w:uiPriority="51"/>
+    <w:lsdException w:name="List Table 7 Colorful Accent 1" w:uiPriority="52"/>
+    <w:lsdException w:name="List Table 1 Light Accent 2" w:uiPriority="46"/>
+    <w:lsdException w:name="List Table 2 Accent 2" w:uiPriority="47"/>
+    <w:lsdException w:name="List Table 3 Accent 2" w:uiPriority="48"/>
+    <w:lsdException w:name="List Table 4 Accent 2" w:uiPriority="49"/>
+    <w:lsdException w:name="List Table 5 Dark Accent 2" w:uiPriority="50"/>
+    <w:lsdException w:name="List Table 6 Colorful Accent 2" w:uiPriority="51"/>
+    <w:lsdException w:name="List Table 7 Colorful Accent 2" w:uiPriority="52"/>
+    <w:lsdException w:name="List Table 1 Light Accent 3" w:uiPriority="46"/>
+    <w:lsdException w:name="List Table 2 Accent 3" w:uiPriority="47"/>
+    <w:lsdException w:name="List Table 3 Accent 3" w:uiPriority="48"/>
+    <w:lsdException w:name="List Table 4 Accent 3" w:uiPriority="49"/>
+    <w:lsdException w:name="List Table 5 Dark Accent 3" w:uiPriority="50"/>
+    <w:lsdException w:name="List Table 6 Colorful Accent 3" w:uiPriority="51"/>
+    <w:lsdException w:name="List Table 7 Colorful Accent 3" w:uiPriority="52"/>
+    <w:lsdException w:name="List Table 1 Light Accent 4" w:uiPriority="46"/>
+    <w:lsdException w:name="List Table 2 Accent 4" w:uiPriority="47"/>
+    <w:lsdException w:name="List Table 3 Accent 4" w:uiPriority="48"/>
+    <w:lsdException w:name="List Table 4 Accent 4" w:uiPriority="49"/>
+    <w:lsdException w:name="List Table 5 Dark Accent 4" w:uiPriority="50"/>
+    <w:lsdException w:name="List Table 6 Colorful Accent 4" w:uiPriority="51"/>
+    <w:lsdException w:name="List Table 7 Colorful Accent 4" w:uiPriority="52"/>
+    <w:lsdException w:name="List Table 1 Light Accent 5" w:uiPriority="46"/>
+    <w:lsdException w:name="List Table 2 Accent 5" w:uiPriority="47"/>
+    <w:lsdException w:name="List Table 3 Accent 5" w:uiPriority="48"/>
+    <w:lsdException w:name="List Table 4 Accent 5" w:uiPriority="49"/>
+    <w:lsdException w:name="List Table 5 Dark Accent 5" w:uiPriority="50"/>
+    <w:lsdException w:name="List Table 6 Colorful Accent 5" w:uiPriority="51"/>
+    <w:lsdException w:name="List Table 7 Colorful Accent 5" w:uiPriority="52"/>
+    <w:lsdException w:name="List Table 1 Light Accent 6" w:uiPriority="46"/>
+    <w:lsdException w:name="List Table 2 Accent 6" w:uiPriority="47"/>
+    <w:lsdException w:name="List Table 3 Accent 6" w:uiPriority="48"/>
+    <w:lsdException w:name="List Table 4 Accent 6" w:uiPriority="49"/>
+    <w:lsdException w:name="List Table 5 Dark Accent 6" w:uiPriority="50"/>
+    <w:lsdException w:name="List Table 6 Colorful Accent 6" w:uiPriority="51"/>
+    <w:lsdException w:name="List Table 7 Colorful Accent 6" w:uiPriority="52"/>
+    <w:lsdException w:name="Mention" w:semiHidden="1" w:unhideWhenUsed="1"/>
+    <w:lsdException w:name="Smart Hyperlink" w:semiHidden="1" w:unhideWhenUsed="1"/>
+    <w:lsdException w:name="Hashtag" w:semiHidden="1" w:unhideWhenUsed="1"/>
+    <w:lsdException w:name="Unresolved Mention" w:semiHidden="1" w:unhideWhenUsed="1"/>
+    <w:lsdException w:name="Smart Link" w:semiHidden="1" w:unhideWhenUsed="1"/>
+  </w:latentStyles>
+  <w:style w:type="paragraph" w:default="1" w:styleId="Normalny">
     <w:name w:val="Normal"/>
-    <w:next w:val="Normal"/>
+    <w:qFormat/>
     <w:pPr>
-      <w:pBdr/>
-      <w:keepNext w:val="0"/>
-      <w:keepLines w:val="0"/>
-      <w:spacing w:before="0" w:after="0" w:line="240" w:lineRule="auto"/>
       <w:widowControl w:val="0"/>
-      <w:ind w:left="0" w:right="0" w:firstLine="0"/>
-      <w:jc w:val="left"/>
     </w:pPr>
-    <w:rPr>
-      <w:rFonts w:ascii="Calibri" w:eastAsia="Calibri" w:hAnsi="Calibri" w:cs="Calibri"/>
-      <w:color w:val="auto"/>
-      <w:sz w:val="22"/>
-      <w:szCs w:val="22"/>
-    </w:rPr>
   </w:style>
-  <w:style w:type="paragraph" w:styleId="Heading 1">
-    <w:name w:val="Heading 1"/>
+  <w:style w:type="paragraph" w:styleId="Nagwek1">
+    <w:name w:val="heading 1"/>
     <w:basedOn w:val="normal1"/>
     <w:next w:val="normal1"/>
+    <w:uiPriority w:val="9"/>
+    <w:qFormat/>
     <w:pPr>
-      <w:pBdr/>
       <w:keepNext/>
       <w:keepLines/>
+      <w:spacing w:before="480" w:after="120"/>
       <w:outlineLvl w:val="0"/>
-      <w:spacing w:before="480" w:after="120"/>
-      <w:ind/>
     </w:pPr>
     <w:rPr>
       <w:b/>
@@ -3524,36 +4227,19 @@
       <w:szCs w:val="48"/>
     </w:rPr>
   </w:style>
-  <w:style w:type="paragraph" w:styleId="normal1">
-    <w:name w:val="normal1"/>
-    <w:next w:val="normal1"/>
-    <w:pPr>
-      <w:pBdr/>
-      <w:keepNext w:val="0"/>
-      <w:keepLines w:val="0"/>
-      <w:spacing w:before="0" w:after="0" w:line="240" w:lineRule="auto"/>
-      <w:widowControl w:val="0"/>
-      <w:ind w:left="0" w:right="0" w:firstLine="0"/>
-      <w:jc w:val="left"/>
-    </w:pPr>
-    <w:rPr>
-      <w:rFonts w:ascii="Calibri" w:eastAsia="Calibri" w:hAnsi="Calibri" w:cs="Calibri"/>
-      <w:color w:val="auto"/>
-      <w:sz w:val="22"/>
-      <w:szCs w:val="22"/>
-    </w:rPr>
-  </w:style>
-  <w:style w:type="paragraph" w:styleId="Heading 2">
-    <w:name w:val="Heading 2"/>
+  <w:style w:type="paragraph" w:styleId="Nagwek2">
+    <w:name w:val="heading 2"/>
     <w:basedOn w:val="normal1"/>
     <w:next w:val="normal1"/>
+    <w:uiPriority w:val="9"/>
+    <w:semiHidden/>
+    <w:unhideWhenUsed/>
+    <w:qFormat/>
     <w:pPr>
-      <w:pBdr/>
       <w:keepNext/>
       <w:keepLines/>
+      <w:spacing w:before="360" w:after="80"/>
       <w:outlineLvl w:val="1"/>
-      <w:spacing w:before="360" w:after="80"/>
-      <w:ind/>
     </w:pPr>
     <w:rPr>
       <w:b/>
@@ -3561,17 +4247,19 @@
       <w:szCs w:val="36"/>
     </w:rPr>
   </w:style>
-  <w:style w:type="paragraph" w:styleId="Heading 3">
-    <w:name w:val="Heading 3"/>
+  <w:style w:type="paragraph" w:styleId="Nagwek3">
+    <w:name w:val="heading 3"/>
     <w:basedOn w:val="normal1"/>
     <w:next w:val="normal1"/>
+    <w:uiPriority w:val="9"/>
+    <w:semiHidden/>
+    <w:unhideWhenUsed/>
+    <w:qFormat/>
     <w:pPr>
-      <w:pBdr/>
       <w:keepNext/>
       <w:keepLines/>
+      <w:spacing w:before="280" w:after="80"/>
       <w:outlineLvl w:val="2"/>
-      <w:spacing w:before="280" w:after="80"/>
-      <w:ind/>
     </w:pPr>
     <w:rPr>
       <w:b/>
@@ -3579,17 +4267,19 @@
       <w:szCs w:val="28"/>
     </w:rPr>
   </w:style>
-  <w:style w:type="paragraph" w:styleId="Heading 4">
-    <w:name w:val="Heading 4"/>
+  <w:style w:type="paragraph" w:styleId="Nagwek4">
+    <w:name w:val="heading 4"/>
     <w:basedOn w:val="normal1"/>
     <w:next w:val="normal1"/>
+    <w:uiPriority w:val="9"/>
+    <w:semiHidden/>
+    <w:unhideWhenUsed/>
+    <w:qFormat/>
     <w:pPr>
-      <w:pBdr/>
       <w:keepNext/>
       <w:keepLines/>
+      <w:spacing w:before="240" w:after="40"/>
       <w:outlineLvl w:val="3"/>
-      <w:spacing w:before="240" w:after="40"/>
-      <w:ind/>
     </w:pPr>
     <w:rPr>
       <w:b/>
@@ -3597,33 +4287,37 @@
       <w:szCs w:val="24"/>
     </w:rPr>
   </w:style>
-  <w:style w:type="paragraph" w:styleId="Heading 5">
-    <w:name w:val="Heading 5"/>
+  <w:style w:type="paragraph" w:styleId="Nagwek5">
+    <w:name w:val="heading 5"/>
     <w:basedOn w:val="normal1"/>
     <w:next w:val="normal1"/>
+    <w:uiPriority w:val="9"/>
+    <w:semiHidden/>
+    <w:unhideWhenUsed/>
+    <w:qFormat/>
     <w:pPr>
-      <w:pBdr/>
       <w:keepNext/>
       <w:keepLines/>
+      <w:spacing w:before="220" w:after="40"/>
       <w:outlineLvl w:val="4"/>
-      <w:spacing w:before="220" w:after="40"/>
-      <w:ind/>
     </w:pPr>
     <w:rPr>
       <w:b/>
     </w:rPr>
   </w:style>
-  <w:style w:type="paragraph" w:styleId="Heading 6">
-    <w:name w:val="Heading 6"/>
+  <w:style w:type="paragraph" w:styleId="Nagwek6">
+    <w:name w:val="heading 6"/>
     <w:basedOn w:val="normal1"/>
     <w:next w:val="normal1"/>
+    <w:uiPriority w:val="9"/>
+    <w:semiHidden/>
+    <w:unhideWhenUsed/>
+    <w:qFormat/>
     <w:pPr>
-      <w:pBdr/>
       <w:keepNext/>
       <w:keepLines/>
+      <w:spacing w:before="200" w:after="40"/>
       <w:outlineLvl w:val="5"/>
-      <w:spacing w:before="200" w:after="40"/>
-      <w:ind/>
     </w:pPr>
     <w:rPr>
       <w:b/>
@@ -3631,17 +4325,14 @@
       <w:szCs w:val="20"/>
     </w:rPr>
   </w:style>
-  <w:style w:type="paragraph" w:styleId="Heading 7">
-    <w:name w:val="Heading 7"/>
-    <w:basedOn w:val="Normal"/>
-    <w:next w:val="Normal"/>
-    <w:link w:val="Heading 7 Char"/>
+  <w:style w:type="paragraph" w:styleId="Nagwek7">
+    <w:name w:val="heading 7"/>
+    <w:basedOn w:val="Normalny"/>
+    <w:next w:val="Normalny"/>
+    <w:link w:val="Nagwek7Znak"/>
     <w:pPr>
-      <w:pBdr/>
+      <w:spacing w:before="40" w:line="259" w:lineRule="auto"/>
       <w:outlineLvl w:val="6"/>
-      <w:spacing w:before="40" w:after="0" w:line="259" w:lineRule="auto"/>
-      <w:ind w:left="0" w:right="0" w:firstLine="0"/>
-      <w:jc w:val="left"/>
     </w:pPr>
     <w:rPr>
       <w:rFonts w:ascii="Calibri Light" w:hAnsi="Calibri Light"/>
@@ -3649,30 +4340,14 @@
       <w:color w:val="1F3763"/>
     </w:rPr>
   </w:style>
-  <w:style w:type="character" w:styleId="Heading 7 Char">
-    <w:name w:val="Heading 7 Char"/>
-    <w:basedOn w:val="Default Paragraph Font"/>
-    <w:rPr>
-      <w:rFonts w:ascii="Calibri Light" w:hAnsi="Calibri Light"/>
-      <w:i/>
-      <w:color w:val="1F3763"/>
-    </w:rPr>
-  </w:style>
-  <w:style w:type="character" w:styleId="Default Paragraph Font">
-    <w:name w:val="Default Paragraph Font"/>
-    <w:rPr/>
-  </w:style>
-  <w:style w:type="paragraph" w:styleId="Heading 8">
-    <w:name w:val="Heading 8"/>
-    <w:basedOn w:val="Normal"/>
-    <w:next w:val="Normal"/>
-    <w:link w:val="Heading 8 Char"/>
+  <w:style w:type="paragraph" w:styleId="Nagwek8">
+    <w:name w:val="heading 8"/>
+    <w:basedOn w:val="Normalny"/>
+    <w:next w:val="Normalny"/>
+    <w:link w:val="Nagwek8Znak"/>
     <w:pPr>
-      <w:pBdr/>
+      <w:spacing w:before="40" w:line="259" w:lineRule="auto"/>
       <w:outlineLvl w:val="7"/>
-      <w:spacing w:before="40" w:after="0" w:line="259" w:lineRule="auto"/>
-      <w:ind w:left="0" w:right="0" w:firstLine="0"/>
-      <w:jc w:val="left"/>
     </w:pPr>
     <w:rPr>
       <w:rFonts w:ascii="Calibri Light" w:hAnsi="Calibri Light"/>
@@ -3680,26 +4355,14 @@
       <w:sz w:val="21"/>
     </w:rPr>
   </w:style>
-  <w:style w:type="character" w:styleId="Heading 8 Char">
-    <w:name w:val="Heading 8 Char"/>
-    <w:basedOn w:val="Default Paragraph Font"/>
-    <w:rPr>
-      <w:rFonts w:ascii="Calibri Light" w:hAnsi="Calibri Light"/>
-      <w:color w:val="333333"/>
-      <w:sz w:val="21"/>
-    </w:rPr>
-  </w:style>
-  <w:style w:type="paragraph" w:styleId="Heading 9">
-    <w:name w:val="Heading 9"/>
-    <w:basedOn w:val="Normal"/>
-    <w:next w:val="Normal"/>
-    <w:link w:val="Heading 9 Char"/>
+  <w:style w:type="paragraph" w:styleId="Nagwek9">
+    <w:name w:val="heading 9"/>
+    <w:basedOn w:val="Normalny"/>
+    <w:next w:val="Normalny"/>
+    <w:link w:val="Nagwek9Znak"/>
     <w:pPr>
-      <w:pBdr/>
+      <w:spacing w:before="40" w:line="259" w:lineRule="auto"/>
       <w:outlineLvl w:val="8"/>
-      <w:spacing w:before="40" w:after="0" w:line="259" w:lineRule="auto"/>
-      <w:ind w:left="0" w:right="0" w:firstLine="0"/>
-      <w:jc w:val="left"/>
     </w:pPr>
     <w:rPr>
       <w:rFonts w:ascii="Calibri Light" w:hAnsi="Calibri Light"/>
@@ -3708,9 +4371,63 @@
       <w:sz w:val="21"/>
     </w:rPr>
   </w:style>
-  <w:style w:type="character" w:styleId="Heading 9 Char">
-    <w:name w:val="Heading 9 Char"/>
-    <w:basedOn w:val="Default Paragraph Font"/>
+  <w:style w:type="character" w:default="1" w:styleId="Domylnaczcionkaakapitu">
+    <w:name w:val="Default Paragraph Font"/>
+    <w:uiPriority w:val="1"/>
+    <w:semiHidden/>
+    <w:unhideWhenUsed/>
+  </w:style>
+  <w:style w:type="table" w:default="1" w:styleId="Standardowy">
+    <w:name w:val="Normal Table"/>
+    <w:uiPriority w:val="99"/>
+    <w:semiHidden/>
+    <w:unhideWhenUsed/>
+    <w:tblPr>
+      <w:tblInd w:w="0" w:type="dxa"/>
+      <w:tblCellMar>
+        <w:top w:w="0" w:type="dxa"/>
+        <w:left w:w="108" w:type="dxa"/>
+        <w:bottom w:w="0" w:type="dxa"/>
+        <w:right w:w="108" w:type="dxa"/>
+      </w:tblCellMar>
+    </w:tblPr>
+  </w:style>
+  <w:style w:type="numbering" w:default="1" w:styleId="Bezlisty">
+    <w:name w:val="No List"/>
+    <w:uiPriority w:val="99"/>
+    <w:semiHidden/>
+    <w:unhideWhenUsed/>
+  </w:style>
+  <w:style w:type="paragraph" w:customStyle="1" w:styleId="normal1">
+    <w:name w:val="normal1"/>
+    <w:pPr>
+      <w:widowControl w:val="0"/>
+    </w:pPr>
+  </w:style>
+  <w:style w:type="character" w:customStyle="1" w:styleId="Nagwek7Znak">
+    <w:name w:val="Nagłówek 7 Znak"/>
+    <w:basedOn w:val="Domylnaczcionkaakapitu"/>
+    <w:link w:val="Nagwek7"/>
+    <w:rPr>
+      <w:rFonts w:ascii="Calibri Light" w:hAnsi="Calibri Light"/>
+      <w:i/>
+      <w:color w:val="1F3763"/>
+    </w:rPr>
+  </w:style>
+  <w:style w:type="character" w:customStyle="1" w:styleId="Nagwek8Znak">
+    <w:name w:val="Nagłówek 8 Znak"/>
+    <w:basedOn w:val="Domylnaczcionkaakapitu"/>
+    <w:link w:val="Nagwek8"/>
+    <w:rPr>
+      <w:rFonts w:ascii="Calibri Light" w:hAnsi="Calibri Light"/>
+      <w:color w:val="333333"/>
+      <w:sz w:val="21"/>
+    </w:rPr>
+  </w:style>
+  <w:style w:type="character" w:customStyle="1" w:styleId="Nagwek9Znak">
+    <w:name w:val="Nagłówek 9 Znak"/>
+    <w:basedOn w:val="Domylnaczcionkaakapitu"/>
+    <w:link w:val="Nagwek9"/>
     <w:rPr>
       <w:rFonts w:ascii="Calibri Light" w:hAnsi="Calibri Light"/>
       <w:i/>
@@ -3718,35 +4435,31 @@
       <w:sz w:val="21"/>
     </w:rPr>
   </w:style>
-  <w:style w:type="character" w:styleId="Hyperlink">
+  <w:style w:type="character" w:styleId="Hipercze">
     <w:name w:val="Hyperlink"/>
-    <w:basedOn w:val="Default Paragraph Font"/>
+    <w:basedOn w:val="Domylnaczcionkaakapitu"/>
     <w:rPr>
       <w:color w:val="000080"/>
       <w:u w:val="single"/>
     </w:rPr>
   </w:style>
-  <w:style w:type="character" w:styleId="Numbering Symbols">
+  <w:style w:type="character" w:customStyle="1" w:styleId="NumberingSymbols">
     <w:name w:val="Numbering Symbols"/>
-    <w:basedOn w:val="Default Paragraph Font"/>
-    <w:rPr/>
+    <w:basedOn w:val="Domylnaczcionkaakapitu"/>
   </w:style>
-  <w:style w:type="character" w:styleId="Bullets">
+  <w:style w:type="character" w:customStyle="1" w:styleId="Bullets">
     <w:name w:val="Bullets"/>
-    <w:basedOn w:val="Default Paragraph Font"/>
+    <w:basedOn w:val="Domylnaczcionkaakapitu"/>
     <w:rPr>
       <w:rFonts w:ascii="Arial Unicode MS" w:eastAsia="Arial Unicode MS" w:hAnsi="Arial Unicode MS" w:cs="Arial Unicode MS"/>
     </w:rPr>
   </w:style>
-  <w:style w:type="paragraph" w:styleId="Heading">
+  <w:style w:type="paragraph" w:customStyle="1" w:styleId="Heading">
     <w:name w:val="Heading"/>
-    <w:basedOn w:val="Normal"/>
-    <w:next w:val="Heading"/>
+    <w:basedOn w:val="Normalny"/>
     <w:pPr>
-      <w:pBdr/>
       <w:keepNext/>
       <w:spacing w:before="240" w:after="120"/>
-      <w:ind/>
     </w:pPr>
     <w:rPr>
       <w:rFonts w:ascii="Liberation Sans" w:eastAsia="Microsoft YaHei" w:hAnsi="Liberation Sans" w:cs="Arial"/>
@@ -3754,38 +4467,25 @@
       <w:szCs w:val="28"/>
     </w:rPr>
   </w:style>
-  <w:style w:type="paragraph" w:styleId="Body Text">
+  <w:style w:type="paragraph" w:styleId="Tekstpodstawowy">
     <w:name w:val="Body Text"/>
-    <w:basedOn w:val="Normal"/>
-    <w:next w:val="Body Text"/>
+    <w:basedOn w:val="Normalny"/>
     <w:pPr>
-      <w:pBdr/>
-      <w:spacing w:before="0" w:after="140" w:line="276" w:lineRule="auto"/>
-      <w:ind/>
+      <w:spacing w:after="140" w:line="276" w:lineRule="auto"/>
     </w:pPr>
-    <w:rPr/>
   </w:style>
-  <w:style w:type="paragraph" w:styleId="List">
+  <w:style w:type="paragraph" w:styleId="Lista">
     <w:name w:val="List"/>
-    <w:basedOn w:val="Body Text"/>
-    <w:next w:val="List"/>
-    <w:pPr>
-      <w:pBdr/>
-      <w:spacing/>
-      <w:ind/>
-    </w:pPr>
+    <w:basedOn w:val="Tekstpodstawowy"/>
     <w:rPr>
       <w:rFonts w:cs="Arial"/>
     </w:rPr>
   </w:style>
-  <w:style w:type="paragraph" w:styleId="Caption">
-    <w:name w:val="Caption"/>
-    <w:basedOn w:val="Normal"/>
-    <w:next w:val="Caption"/>
+  <w:style w:type="paragraph" w:styleId="Legenda">
+    <w:name w:val="caption"/>
+    <w:basedOn w:val="Normalny"/>
     <w:pPr>
-      <w:pBdr/>
       <w:spacing w:before="120" w:after="120"/>
-      <w:ind/>
     </w:pPr>
     <w:rPr>
       <w:rFonts w:cs="Arial"/>
@@ -3795,29 +4495,23 @@
       <w:szCs w:val="24"/>
     </w:rPr>
   </w:style>
-  <w:style w:type="paragraph" w:styleId="Index">
+  <w:style w:type="paragraph" w:customStyle="1" w:styleId="Index">
     <w:name w:val="Index"/>
-    <w:basedOn w:val="Normal"/>
-    <w:next w:val="Index"/>
-    <w:pPr>
-      <w:pBdr/>
-      <w:spacing/>
-      <w:ind/>
-    </w:pPr>
+    <w:basedOn w:val="Normalny"/>
     <w:rPr>
       <w:rFonts w:cs="Arial"/>
     </w:rPr>
   </w:style>
-  <w:style w:type="paragraph" w:styleId="Title">
+  <w:style w:type="paragraph" w:styleId="Tytu">
     <w:name w:val="Title"/>
     <w:basedOn w:val="normal1"/>
     <w:next w:val="normal1"/>
+    <w:uiPriority w:val="10"/>
+    <w:qFormat/>
     <w:pPr>
-      <w:pBdr/>
       <w:keepNext/>
       <w:keepLines/>
       <w:spacing w:before="480" w:after="120"/>
-      <w:ind/>
     </w:pPr>
     <w:rPr>
       <w:b/>
@@ -3825,16 +4519,16 @@
       <w:szCs w:val="72"/>
     </w:rPr>
   </w:style>
-  <w:style w:type="paragraph" w:styleId="Subtitle">
+  <w:style w:type="paragraph" w:styleId="Podtytu">
     <w:name w:val="Subtitle"/>
     <w:basedOn w:val="normal1"/>
     <w:next w:val="normal1"/>
+    <w:uiPriority w:val="11"/>
+    <w:qFormat/>
     <w:pPr>
-      <w:pBdr/>
       <w:keepNext/>
       <w:keepLines/>
       <w:spacing w:before="360" w:after="80"/>
-      <w:ind/>
     </w:pPr>
     <w:rPr>
       <w:rFonts w:ascii="Georgia" w:eastAsia="Georgia" w:hAnsi="Georgia" w:cs="Georgia"/>
@@ -3844,59 +4538,26 @@
       <w:szCs w:val="48"/>
     </w:rPr>
   </w:style>
-  <w:style w:type="paragraph" w:styleId="Header and Footer">
+  <w:style w:type="paragraph" w:customStyle="1" w:styleId="HeaderandFooter">
     <w:name w:val="Header and Footer"/>
-    <w:basedOn w:val="Normal"/>
-    <w:next w:val="Header and Footer"/>
+    <w:basedOn w:val="Normalny"/>
+  </w:style>
+  <w:style w:type="paragraph" w:styleId="Nagwek">
+    <w:name w:val="header"/>
+    <w:basedOn w:val="HeaderandFooter"/>
+  </w:style>
+  <w:style w:type="paragraph" w:styleId="Stopka">
+    <w:name w:val="footer"/>
+    <w:basedOn w:val="HeaderandFooter"/>
+  </w:style>
+  <w:style w:type="paragraph" w:customStyle="1" w:styleId="TableContents">
+    <w:name w:val="Table Contents"/>
+    <w:basedOn w:val="Normalny"/>
+  </w:style>
+  <w:style w:type="paragraph" w:customStyle="1" w:styleId="TableHeading">
+    <w:name w:val="Table Heading"/>
+    <w:basedOn w:val="TableContents"/>
     <w:pPr>
-      <w:pBdr/>
-      <w:spacing/>
-      <w:ind/>
-    </w:pPr>
-    <w:rPr/>
-  </w:style>
-  <w:style w:type="paragraph" w:styleId="Header">
-    <w:name w:val="Header"/>
-    <w:basedOn w:val="Header and Footer"/>
-    <w:next w:val="Header"/>
-    <w:pPr>
-      <w:pBdr/>
-      <w:spacing/>
-      <w:ind/>
-    </w:pPr>
-    <w:rPr/>
-  </w:style>
-  <w:style w:type="paragraph" w:styleId="Footer">
-    <w:name w:val="Footer"/>
-    <w:basedOn w:val="Header and Footer"/>
-    <w:next w:val="Footer"/>
-    <w:pPr>
-      <w:pBdr/>
-      <w:spacing/>
-      <w:ind/>
-    </w:pPr>
-    <w:rPr/>
-  </w:style>
-  <w:style w:type="paragraph" w:styleId="Table Contents">
-    <w:name w:val="Table Contents"/>
-    <w:basedOn w:val="Normal"/>
-    <w:next w:val="Table Contents"/>
-    <w:pPr>
-      <w:pBdr/>
-      <w:spacing/>
-      <w:widowControl w:val="0"/>
-      <w:ind/>
-    </w:pPr>
-    <w:rPr/>
-  </w:style>
-  <w:style w:type="paragraph" w:styleId="Table Heading">
-    <w:name w:val="Table Heading"/>
-    <w:basedOn w:val="Table Contents"/>
-    <w:next w:val="Table Heading"/>
-    <w:pPr>
-      <w:pBdr/>
-      <w:spacing/>
-      <w:ind/>
       <w:jc w:val="center"/>
     </w:pPr>
     <w:rPr>
@@ -3904,13 +4565,16 @@
       <w:bCs/>
     </w:rPr>
   </w:style>
-  <w:style w:type="table" w:styleId="Normal Table">
-    <w:name w:val="Normal Table"/>
-    <w:next w:val="Normal Table"/>
-  </w:style>
-  <w:style w:type="table" w:styleId="Normal Table0">
+  <w:style w:type="table" w:customStyle="1" w:styleId="NormalTable0">
     <w:name w:val="Normal Table0"/>
-    <w:next w:val="Normal Table0"/>
+    <w:tblPr>
+      <w:tblCellMar>
+        <w:top w:w="0" w:type="dxa"/>
+        <w:left w:w="0" w:type="dxa"/>
+        <w:bottom w:w="0" w:type="dxa"/>
+        <w:right w:w="0" w:type="dxa"/>
+      </w:tblCellMar>
+    </w:tblPr>
   </w:style>
 </w:styles>
 </file>
@@ -3958,14 +4622,14 @@
     </a:clrScheme>
     <a:fontScheme name="">
       <a:majorFont>
-        <a:latin typeface="Calibri" panose=""/>
-        <a:ea typeface="" panose=""/>
-        <a:cs typeface="" panose=""/>
+        <a:latin typeface="Calibri" panose="00000000000000000000"/>
+        <a:ea typeface="" panose="00000000000000000000"/>
+        <a:cs typeface="" panose="00000000000000000000"/>
       </a:majorFont>
       <a:minorFont>
-        <a:latin typeface="Cambria" panose=""/>
-        <a:ea typeface="" panose=""/>
-        <a:cs typeface="" panose=""/>
+        <a:latin typeface="Cambria" panose="00000000000000000000"/>
+        <a:ea typeface="" panose="00000000000000000000"/>
+        <a:cs typeface="" panose="00000000000000000000"/>
       </a:minorFont>
     </a:fontScheme>
     <a:fmtScheme name="Office">
@@ -4106,5 +4770,7 @@
       </a:bgFillStyleLst>
     </a:fmtScheme>
   </a:themeElements>
+  <a:objectDefaults/>
+  <a:extraClrSchemeLst/>
 </a:theme>
 </file>
--- a/src/templates/Angebot-BWT.docx
+++ b/src/templates/Angebot-BWT.docx
@@ -115,9 +115,7 @@
         <w:tblInd w:w="0" w:type="dxa"/>
         <w:tblLayout w:type="fixed"/>
         <w:tblCellMar>
-          <w:top w:w="0" w:type="dxa"/>
           <w:left w:w="10" w:type="dxa"/>
-          <w:bottom w:w="0" w:type="dxa"/>
           <w:right w:w="10" w:type="dxa"/>
         </w:tblCellMar>
         <w:tblLook w:val="04A0" w:firstRow="1" w:lastRow="0" w:firstColumn="1" w:lastColumn="0" w:noHBand="0" w:noVBand="1"/>
@@ -955,9 +953,7 @@
         </w:tblBorders>
         <w:tblLayout w:type="fixed"/>
         <w:tblCellMar>
-          <w:top w:w="0" w:type="dxa"/>
           <w:left w:w="10" w:type="dxa"/>
-          <w:bottom w:w="0" w:type="dxa"/>
           <w:right w:w="10" w:type="dxa"/>
         </w:tblCellMar>
         <w:tblLook w:val="04A0" w:firstRow="1" w:lastRow="0" w:firstColumn="1" w:lastColumn="0" w:noHBand="0" w:noVBand="1"/>
@@ -2388,9 +2384,7 @@
         <w:tblInd w:w="0" w:type="dxa"/>
         <w:tblLayout w:type="fixed"/>
         <w:tblCellMar>
-          <w:top w:w="0" w:type="dxa"/>
           <w:left w:w="88" w:type="dxa"/>
-          <w:bottom w:w="0" w:type="dxa"/>
           <w:right w:w="10" w:type="dxa"/>
         </w:tblCellMar>
         <w:tblLook w:val="04A0" w:firstRow="1" w:lastRow="0" w:firstColumn="1" w:lastColumn="0" w:noHBand="0" w:noVBand="1"/>
@@ -3192,7 +3186,8 @@
     </w:p>
     <w:p>
       <w:pPr>
-        <w:spacing w:before="67" w:line="276" w:lineRule="auto"/>
+        <w:pStyle w:val="normal1"/>
+        <w:spacing w:before="81"/>
         <w:rPr>
           <w:rFonts w:ascii="Open Sans" w:eastAsia="Open Sans" w:hAnsi="Open Sans" w:cs="Open Sans"/>
           <w:color w:val="030303"/>
@@ -3213,11 +3208,61 @@
         </w:rPr>
         <w:t>Mit freundlichen Grüßen</w:t>
       </w:r>
+    </w:p>
+    <w:p>
+      <w:pPr>
+        <w:pStyle w:val="normal1"/>
+        <w:spacing w:before="81"/>
+        <w:rPr>
+          <w:rFonts w:ascii="Open Sans" w:eastAsia="Open Sans" w:hAnsi="Open Sans" w:cs="Open Sans"/>
+          <w:sz w:val="20"/>
+          <w:szCs w:val="20"/>
+          <w:lang w:val="de-DE"/>
+        </w:rPr>
+      </w:pPr>
       <w:r>
         <w:rPr>
           <w:lang w:val="de-DE"/>
         </w:rPr>
         <w:br/>
+      </w:r>
+      <w:r>
+        <w:rPr>
+          <w:rFonts w:ascii="Open Sans" w:eastAsia="Open Sans" w:hAnsi="Open Sans" w:cs="Open Sans"/>
+          <w:sz w:val="20"/>
+          <w:szCs w:val="20"/>
+          <w:lang w:val="de-DE"/>
+        </w:rPr>
+        <w:t>{%</w:t>
+      </w:r>
+      <w:proofErr w:type="spellStart"/>
+      <w:r>
+        <w:rPr>
+          <w:rFonts w:ascii="Open Sans" w:eastAsia="Open Sans" w:hAnsi="Open Sans" w:cs="Open Sans"/>
+          <w:sz w:val="20"/>
+          <w:szCs w:val="20"/>
+          <w:lang w:val="de-DE"/>
+        </w:rPr>
+        <w:t>Our</w:t>
+      </w:r>
+      <w:r>
+        <w:rPr>
+          <w:rFonts w:ascii="Open Sans" w:eastAsia="Open Sans" w:hAnsi="Open Sans" w:cs="Open Sans"/>
+          <w:sz w:val="20"/>
+          <w:szCs w:val="20"/>
+          <w:lang w:val="de-DE"/>
+        </w:rPr>
+        <w:t>SignatureImage</w:t>
+      </w:r>
+      <w:proofErr w:type="spellEnd"/>
+      <w:r>
+        <w:rPr>
+          <w:rFonts w:ascii="Open Sans" w:eastAsia="Open Sans" w:hAnsi="Open Sans" w:cs="Open Sans"/>
+          <w:sz w:val="20"/>
+          <w:szCs w:val="20"/>
+          <w:lang w:val="de-DE"/>
+        </w:rPr>
+        <w:t>}</w:t>
       </w:r>
       <w:r>
         <w:rPr>
@@ -3231,18 +3276,28 @@
         <w:spacing w:before="67" w:line="276" w:lineRule="auto"/>
         <w:rPr>
           <w:rFonts w:ascii="Open Sans" w:eastAsia="Open Sans" w:hAnsi="Open Sans" w:cs="Open Sans"/>
+          <w:color w:val="030303"/>
+          <w:lang w:val="de-DE"/>
+        </w:rPr>
+      </w:pPr>
+      <w:r>
+        <w:rPr>
+          <w:rFonts w:ascii="Open Sans" w:eastAsia="Open Sans" w:hAnsi="Open Sans" w:cs="Open Sans"/>
+          <w:color w:val="030303"/>
+          <w:lang w:val="de-DE"/>
+        </w:rPr>
+        <w:t>Ihr Team von EmC2</w:t>
+      </w:r>
+    </w:p>
+    <w:p>
+      <w:pPr>
+        <w:spacing w:before="67" w:line="276" w:lineRule="auto"/>
+        <w:rPr>
+          <w:rFonts w:ascii="Open Sans" w:eastAsia="Open Sans" w:hAnsi="Open Sans" w:cs="Open Sans"/>
           <w:color w:val="000000"/>
           <w:lang w:val="de-DE"/>
         </w:rPr>
       </w:pPr>
-      <w:r>
-        <w:rPr>
-          <w:rFonts w:ascii="Open Sans" w:eastAsia="Open Sans" w:hAnsi="Open Sans" w:cs="Open Sans"/>
-          <w:color w:val="030303"/>
-          <w:lang w:val="de-DE"/>
-        </w:rPr>
-        <w:t>Ihr Team von EmC2</w:t>
-      </w:r>
     </w:p>
     <w:sectPr>
       <w:headerReference w:type="even" r:id="rId7"/>
@@ -3303,9 +3358,7 @@
       <w:tblInd w:w="0" w:type="dxa"/>
       <w:tblLayout w:type="fixed"/>
       <w:tblCellMar>
-        <w:top w:w="0" w:type="dxa"/>
         <w:left w:w="10" w:type="dxa"/>
-        <w:bottom w:w="0" w:type="dxa"/>
         <w:right w:w="10" w:type="dxa"/>
       </w:tblCellMar>
       <w:tblLook w:val="04A0" w:firstRow="1" w:lastRow="0" w:firstColumn="1" w:lastColumn="0" w:noHBand="0" w:noVBand="1"/>
@@ -3366,7 +3419,25 @@
               <w:szCs w:val="14"/>
               <w:lang w:val="de-DE"/>
             </w:rPr>
-            <w:t>Steuernummer: 22324320478 | USt-IdNr.: DE296903997</w:t>
+            <w:t>Steuernummer: 22324320478 | USt-</w:t>
+          </w:r>
+          <w:proofErr w:type="spellStart"/>
+          <w:r>
+            <w:rPr>
+              <w:sz w:val="14"/>
+              <w:szCs w:val="14"/>
+              <w:lang w:val="de-DE"/>
+            </w:rPr>
+            <w:t>IdNr</w:t>
+          </w:r>
+          <w:proofErr w:type="spellEnd"/>
+          <w:r>
+            <w:rPr>
+              <w:sz w:val="14"/>
+              <w:szCs w:val="14"/>
+              <w:lang w:val="de-DE"/>
+            </w:rPr>
+            <w:t>.: DE296903997</w:t>
           </w:r>
         </w:p>
         <w:p>
@@ -3489,9 +3560,7 @@
       <w:tblInd w:w="0" w:type="dxa"/>
       <w:tblLayout w:type="fixed"/>
       <w:tblCellMar>
-        <w:top w:w="0" w:type="dxa"/>
         <w:left w:w="10" w:type="dxa"/>
-        <w:bottom w:w="0" w:type="dxa"/>
         <w:right w:w="10" w:type="dxa"/>
       </w:tblCellMar>
       <w:tblLook w:val="04A0" w:firstRow="1" w:lastRow="0" w:firstColumn="1" w:lastColumn="0" w:noHBand="0" w:noVBand="1"/>

--- a/src/templates/Angebot-BWT.docx
+++ b/src/templates/Angebot-BWT.docx
@@ -63,9 +63,9 @@
         <w:tblLook w:val="04a0" w:noVBand="1" w:noHBand="0" w:lastColumn="0" w:firstColumn="1" w:lastRow="0" w:firstRow="1"/>
       </w:tblPr>
       <w:tblGrid>
-        <w:gridCol w:w="4803"/>
+        <w:gridCol w:w="4802"/>
         <w:gridCol w:w="2268"/>
-        <w:gridCol w:w="2964"/>
+        <w:gridCol w:w="2965"/>
       </w:tblGrid>
       <w:tr>
         <w:trPr>
@@ -73,7 +73,7 @@
         </w:trPr>
         <w:tc>
           <w:tcPr>
-            <w:tcW w:w="4803" w:type="dxa"/>
+            <w:tcW w:w="4802" w:type="dxa"/>
             <w:tcBorders>
               <w:top w:val="single" w:sz="8" w:space="0" w:color="FFFFFF"/>
               <w:left w:val="single" w:sz="8" w:space="0" w:color="FFFFFF"/>
@@ -166,10 +166,8 @@
               <w:ind w:right="127"/>
               <w:jc w:val="left"/>
               <w:rPr>
-                <w:rFonts w:ascii="Open Sans" w:hAnsi="Open Sans" w:eastAsia="Open Sans" w:cs="Open Sans"/>
                 <w:sz w:val="21"/>
                 <w:szCs w:val="21"/>
-                <w:lang w:val="de-DE"/>
               </w:rPr>
             </w:pPr>
             <w:r>
@@ -213,11 +211,8 @@
               <w:ind w:right="127"/>
               <w:jc w:val="left"/>
               <w:rPr>
-                <w:rFonts w:ascii="Open Sans" w:hAnsi="Open Sans" w:eastAsia="Open Sans" w:cs="Open Sans"/>
-                <w:color w:val="1F1F1F"/>
                 <w:sz w:val="21"/>
                 <w:szCs w:val="21"/>
-                <w:lang w:val="de-DE"/>
               </w:rPr>
             </w:pPr>
             <w:r>
@@ -241,30 +236,59 @@
               <w:jc w:val="left"/>
               <w:rPr>
                 <w:rFonts w:ascii="Open Sans" w:hAnsi="Open Sans" w:eastAsia="Open Sans" w:cs="Open Sans"/>
-                <w:color w:val="070707"/>
-                <w:sz w:val="17"/>
-                <w:szCs w:val="17"/>
-                <w:lang w:val="de-DE"/>
-              </w:rPr>
-            </w:pPr>
-            <w:r>
-              <w:rPr>
-                <w:rFonts w:eastAsia="Open Sans" w:cs="Open Sans" w:ascii="Open Sans" w:hAnsi="Open Sans"/>
                 <w:color w:val="1F1F1F"/>
                 <w:kern w:val="0"/>
                 <w:sz w:val="21"/>
                 <w:szCs w:val="21"/>
                 <w:lang w:val="de-DE" w:eastAsia="pl-PL" w:bidi="ar-SA"/>
               </w:rPr>
+            </w:pPr>
+            <w:r>
+              <w:rPr>
+                <w:rFonts w:eastAsia="Open Sans" w:cs="Open Sans" w:ascii="Open Sans" w:hAnsi="Open Sans"/>
+                <w:color w:val="1F1F1F"/>
+                <w:kern w:val="0"/>
+                <w:sz w:val="21"/>
+                <w:szCs w:val="21"/>
+                <w:lang w:val="de-DE" w:eastAsia="pl-PL" w:bidi="ar-SA"/>
+              </w:rPr>
               <w:t>Telefon</w:t>
               <w:br/>
               <w:t>E-Mail</w:t>
             </w:r>
           </w:p>
+          <w:p>
+            <w:pPr>
+              <w:pStyle w:val="normal1"/>
+              <w:suppressAutoHyphens w:val="true"/>
+              <w:spacing w:lineRule="auto" w:line="276" w:before="0" w:after="0"/>
+              <w:ind w:right="127"/>
+              <w:jc w:val="left"/>
+              <w:rPr>
+                <w:rFonts w:ascii="Open Sans" w:hAnsi="Open Sans" w:eastAsia="Open Sans" w:cs="Open Sans"/>
+                <w:color w:val="070707"/>
+                <w:kern w:val="0"/>
+                <w:sz w:val="21"/>
+                <w:szCs w:val="21"/>
+                <w:lang w:val="de-DE" w:eastAsia="pl-PL" w:bidi="ar-SA"/>
+              </w:rPr>
+            </w:pPr>
+            <w:r>
+              <w:rPr>
+                <w:rFonts w:eastAsia="Open Sans" w:cs="Open Sans" w:ascii="Open Sans" w:hAnsi="Open Sans"/>
+                <w:color w:val="070707"/>
+                <w:kern w:val="0"/>
+                <w:sz w:val="21"/>
+                <w:szCs w:val="21"/>
+                <w:lang w:val="de-DE" w:eastAsia="pl-PL" w:bidi="ar-SA"/>
+              </w:rPr>
+              <w:t>Referenz</w:t>
+            </w:r>
+          </w:p>
         </w:tc>
         <w:tc>
           <w:tcPr>
-            <w:tcW w:w="2964" w:type="dxa"/>
+            <w:tcW w:w="2965" w:type="dxa"/>
             <w:tcBorders>
               <w:top w:val="single" w:sz="8" w:space="0" w:color="FFFFFF"/>
               <w:left w:val="single" w:sz="8" w:space="0" w:color="FFFFFF"/>
@@ -279,64 +303,19 @@
               <w:spacing w:lineRule="auto" w:line="276" w:before="0" w:after="0"/>
               <w:jc w:val="right"/>
               <w:rPr>
-                <w:rFonts w:ascii="Open Sans" w:hAnsi="Open Sans" w:eastAsia="Open Sans" w:cs="Open Sans"/>
-                <w:lang w:val="de-DE"/>
+                <w:rFonts w:ascii="Open Sans" w:hAnsi="Open Sans"/>
+                <w:sz w:val="21"/>
+                <w:szCs w:val="21"/>
               </w:rPr>
             </w:pPr>
             <w:r>
               <w:rPr>
                 <w:rFonts w:eastAsia="Open Sans" w:cs="Open Sans" w:ascii="Open Sans" w:hAnsi="Open Sans"/>
-                <w:kern w:val="0"/>
-                <w:sz w:val="22"/>
-                <w:szCs w:val="22"/>
-                <w:lang w:val="de-DE" w:eastAsia="pl-PL" w:bidi="ar-SA"/>
-              </w:rPr>
-              <w:t>{</w:t>
-            </w:r>
-            <w:r>
-              <w:rPr>
-                <w:rFonts w:eastAsia="Open Sans" w:cs="Open Sans" w:ascii="Open Sans" w:hAnsi="Open Sans"/>
-                <w:color w:val="1F1F1F"/>
                 <w:kern w:val="0"/>
                 <w:sz w:val="21"/>
                 <w:szCs w:val="21"/>
                 <w:lang w:val="de-DE" w:eastAsia="pl-PL" w:bidi="ar-SA"/>
               </w:rPr>
-              <w:t>Angebotsnummer</w:t>
-            </w:r>
-            <w:r>
-              <w:rPr>
-                <w:rFonts w:eastAsia="Open Sans" w:cs="Open Sans" w:ascii="Open Sans" w:hAnsi="Open Sans"/>
-                <w:kern w:val="0"/>
-                <w:sz w:val="22"/>
-                <w:szCs w:val="22"/>
-                <w:lang w:val="de-DE" w:eastAsia="pl-PL" w:bidi="ar-SA"/>
-              </w:rPr>
-              <w:t>}</w:t>
-            </w:r>
-          </w:p>
-          <w:p>
-            <w:pPr>
-              <w:pStyle w:val="Normal"/>
-              <w:suppressAutoHyphens w:val="true"/>
-              <w:spacing w:lineRule="auto" w:line="276" w:before="0" w:after="0"/>
-              <w:jc w:val="right"/>
-              <w:rPr>
-                <w:rFonts w:ascii="Open Sans" w:hAnsi="Open Sans" w:eastAsia="Open Sans" w:cs="Open Sans"/>
-                <w:color w:val="1F1F1F"/>
-                <w:sz w:val="21"/>
-                <w:szCs w:val="21"/>
-                <w:lang w:val="de-DE"/>
-              </w:rPr>
-            </w:pPr>
-            <w:r>
-              <w:rPr>
-                <w:rFonts w:eastAsia="Open Sans" w:cs="Open Sans" w:ascii="Open Sans" w:hAnsi="Open Sans"/>
-                <w:kern w:val="0"/>
-                <w:sz w:val="22"/>
-                <w:szCs w:val="22"/>
-                <w:lang w:val="de-DE" w:eastAsia="pl-PL" w:bidi="ar-SA"/>
-              </w:rPr>
               <w:t>{</w:t>
             </w:r>
             <w:r>
@@ -348,95 +327,41 @@
                 <w:szCs w:val="21"/>
                 <w:lang w:val="de-DE" w:eastAsia="pl-PL" w:bidi="ar-SA"/>
               </w:rPr>
-              <w:t>Datum</w:t>
+              <w:t>Angebotsnummer</w:t>
             </w:r>
             <w:r>
               <w:rPr>
                 <w:rFonts w:eastAsia="Open Sans" w:cs="Open Sans" w:ascii="Open Sans" w:hAnsi="Open Sans"/>
-                <w:kern w:val="0"/>
-                <w:sz w:val="22"/>
-                <w:szCs w:val="22"/>
-                <w:lang w:val="de-DE" w:eastAsia="pl-PL" w:bidi="ar-SA"/>
-              </w:rPr>
-              <w:t>}</w:t>
-            </w:r>
-            <w:r>
-              <w:rPr>
-                <w:rFonts w:eastAsia="Calibri" w:cs="Calibri"/>
-                <w:kern w:val="0"/>
-                <w:sz w:val="22"/>
-                <w:szCs w:val="22"/>
-                <w:lang w:val="de-DE" w:eastAsia="pl-PL" w:bidi="ar-SA"/>
-              </w:rPr>
-              <w:br/>
-            </w:r>
-            <w:r>
-              <w:rPr>
-                <w:rFonts w:eastAsia="Open Sans" w:cs="Open Sans" w:ascii="Open Sans" w:hAnsi="Open Sans"/>
-                <w:kern w:val="0"/>
-                <w:sz w:val="22"/>
-                <w:szCs w:val="22"/>
-                <w:lang w:val="de-DE" w:eastAsia="pl-PL" w:bidi="ar-SA"/>
-              </w:rPr>
-              <w:t>{</w:t>
-            </w:r>
-            <w:r>
-              <w:rPr>
-                <w:rFonts w:eastAsia="Open Sans" w:cs="Open Sans" w:ascii="Open Sans" w:hAnsi="Open Sans"/>
-                <w:color w:val="1F1F1F"/>
                 <w:kern w:val="0"/>
                 <w:sz w:val="21"/>
                 <w:szCs w:val="21"/>
                 <w:lang w:val="de-DE" w:eastAsia="pl-PL" w:bidi="ar-SA"/>
               </w:rPr>
-              <w:t>Ansprechpartner</w:t>
-            </w:r>
+              <w:t>}</w:t>
+            </w:r>
+          </w:p>
+          <w:p>
+            <w:pPr>
+              <w:pStyle w:val="Normal"/>
+              <w:suppressAutoHyphens w:val="true"/>
+              <w:spacing w:lineRule="auto" w:line="276" w:before="0" w:after="0"/>
+              <w:jc w:val="right"/>
+              <w:rPr>
+                <w:rFonts w:ascii="Open Sans" w:hAnsi="Open Sans"/>
+                <w:sz w:val="21"/>
+                <w:szCs w:val="21"/>
+              </w:rPr>
+            </w:pPr>
             <w:r>
               <w:rPr>
                 <w:rFonts w:eastAsia="Open Sans" w:cs="Open Sans" w:ascii="Open Sans" w:hAnsi="Open Sans"/>
-                <w:kern w:val="0"/>
-                <w:sz w:val="22"/>
-                <w:szCs w:val="22"/>
-                <w:lang w:val="de-DE" w:eastAsia="pl-PL" w:bidi="ar-SA"/>
-              </w:rPr>
-              <w:t>}</w:t>
-            </w:r>
-            <w:r>
-              <w:rPr>
-                <w:rFonts w:eastAsia="Calibri" w:cs="Calibri"/>
-                <w:kern w:val="0"/>
-                <w:sz w:val="22"/>
-                <w:szCs w:val="22"/>
-                <w:lang w:val="de-DE" w:eastAsia="pl-PL" w:bidi="ar-SA"/>
-              </w:rPr>
-              <w:br/>
-            </w:r>
-            <w:r>
-              <w:rPr>
-                <w:rFonts w:eastAsia="Open Sans" w:cs="Open Sans" w:ascii="Open Sans" w:hAnsi="Open Sans"/>
-                <w:color w:val="1F1F1F"/>
                 <w:kern w:val="0"/>
                 <w:sz w:val="21"/>
                 <w:szCs w:val="21"/>
                 <w:lang w:val="de-DE" w:eastAsia="pl-PL" w:bidi="ar-SA"/>
               </w:rPr>
-              <w:t xml:space="preserve">          09281 5915900</w:t>
-            </w:r>
-          </w:p>
-          <w:p>
-            <w:pPr>
-              <w:pStyle w:val="normal1"/>
-              <w:suppressAutoHyphens w:val="true"/>
-              <w:spacing w:lineRule="auto" w:line="276" w:before="0" w:after="0"/>
-              <w:jc w:val="right"/>
-              <w:rPr>
-                <w:rFonts w:ascii="Open Sans" w:hAnsi="Open Sans" w:eastAsia="Open Sans" w:cs="Open Sans"/>
-                <w:color w:val="070707"/>
-                <w:sz w:val="17"/>
-                <w:szCs w:val="17"/>
-                <w:lang w:val="de-DE"/>
-              </w:rPr>
-            </w:pPr>
+              <w:t>{</w:t>
+            </w:r>
             <w:r>
               <w:rPr>
                 <w:rFonts w:eastAsia="Open Sans" w:cs="Open Sans" w:ascii="Open Sans" w:hAnsi="Open Sans"/>
@@ -446,7 +371,148 @@
                 <w:szCs w:val="21"/>
                 <w:lang w:val="de-DE" w:eastAsia="pl-PL" w:bidi="ar-SA"/>
               </w:rPr>
-              <w:t>service@e-m-c-2.de</w:t>
+              <w:t>Datum</w:t>
+            </w:r>
+            <w:r>
+              <w:rPr>
+                <w:rFonts w:eastAsia="Open Sans" w:cs="Open Sans" w:ascii="Open Sans" w:hAnsi="Open Sans"/>
+                <w:kern w:val="0"/>
+                <w:sz w:val="21"/>
+                <w:szCs w:val="21"/>
+                <w:lang w:val="de-DE" w:eastAsia="pl-PL" w:bidi="ar-SA"/>
+              </w:rPr>
+              <w:t>}</w:t>
+            </w:r>
+            <w:r>
+              <w:rPr>
+                <w:rFonts w:eastAsia="Calibri" w:cs="Calibri" w:ascii="Open Sans" w:hAnsi="Open Sans"/>
+                <w:kern w:val="0"/>
+                <w:sz w:val="21"/>
+                <w:szCs w:val="21"/>
+                <w:lang w:val="de-DE" w:eastAsia="pl-PL" w:bidi="ar-SA"/>
+              </w:rPr>
+              <w:br/>
+            </w:r>
+            <w:r>
+              <w:rPr>
+                <w:rFonts w:eastAsia="Open Sans" w:cs="Open Sans" w:ascii="Open Sans" w:hAnsi="Open Sans"/>
+                <w:kern w:val="0"/>
+                <w:sz w:val="21"/>
+                <w:szCs w:val="21"/>
+                <w:lang w:val="de-DE" w:eastAsia="pl-PL" w:bidi="ar-SA"/>
+              </w:rPr>
+              <w:t>{</w:t>
+            </w:r>
+            <w:r>
+              <w:rPr>
+                <w:rFonts w:eastAsia="Open Sans" w:cs="Open Sans" w:ascii="Open Sans" w:hAnsi="Open Sans"/>
+                <w:color w:val="1F1F1F"/>
+                <w:kern w:val="0"/>
+                <w:sz w:val="21"/>
+                <w:szCs w:val="21"/>
+                <w:lang w:val="de-DE" w:eastAsia="pl-PL" w:bidi="ar-SA"/>
+              </w:rPr>
+              <w:t>Ansprechpartner</w:t>
+            </w:r>
+            <w:r>
+              <w:rPr>
+                <w:rFonts w:eastAsia="Open Sans" w:cs="Open Sans" w:ascii="Open Sans" w:hAnsi="Open Sans"/>
+                <w:kern w:val="0"/>
+                <w:sz w:val="21"/>
+                <w:szCs w:val="21"/>
+                <w:lang w:val="de-DE" w:eastAsia="pl-PL" w:bidi="ar-SA"/>
+              </w:rPr>
+              <w:t>}</w:t>
+            </w:r>
+            <w:r>
+              <w:rPr>
+                <w:rFonts w:eastAsia="Calibri" w:cs="Calibri" w:ascii="Open Sans" w:hAnsi="Open Sans"/>
+                <w:kern w:val="0"/>
+                <w:sz w:val="21"/>
+                <w:szCs w:val="21"/>
+                <w:lang w:val="de-DE" w:eastAsia="pl-PL" w:bidi="ar-SA"/>
+              </w:rPr>
+              <w:br/>
+            </w:r>
+            <w:r>
+              <w:rPr>
+                <w:rFonts w:eastAsia="Open Sans" w:cs="Open Sans" w:ascii="Open Sans" w:hAnsi="Open Sans"/>
+                <w:color w:val="1F1F1F"/>
+                <w:kern w:val="0"/>
+                <w:sz w:val="21"/>
+                <w:szCs w:val="21"/>
+                <w:lang w:val="de-DE" w:eastAsia="pl-PL" w:bidi="ar-SA"/>
+              </w:rPr>
+              <w:t xml:space="preserve">          09281 5915900</w:t>
+            </w:r>
+          </w:p>
+          <w:p>
+            <w:pPr>
+              <w:pStyle w:val="normal1"/>
+              <w:suppressAutoHyphens w:val="true"/>
+              <w:spacing w:lineRule="auto" w:line="276" w:before="0" w:after="0"/>
+              <w:jc w:val="right"/>
+              <w:rPr/>
+            </w:pPr>
+            <w:hyperlink r:id="rId2">
+              <w:r>
+                <w:rPr>
+                  <w:rStyle w:val="Hyperlink"/>
+                  <w:rFonts w:eastAsia="Open Sans" w:cs="Open Sans" w:ascii="Open Sans" w:hAnsi="Open Sans"/>
+                  <w:color w:val="1F1F1F"/>
+                  <w:kern w:val="0"/>
+                  <w:sz w:val="21"/>
+                  <w:szCs w:val="21"/>
+                  <w:lang w:val="de-DE" w:eastAsia="pl-PL" w:bidi="ar-SA"/>
+                </w:rPr>
+                <w:t>service@e-m-c-2.de</w:t>
+              </w:r>
+            </w:hyperlink>
+          </w:p>
+          <w:p>
+            <w:pPr>
+              <w:pStyle w:val="normal1"/>
+              <w:suppressAutoHyphens w:val="true"/>
+              <w:spacing w:lineRule="auto" w:line="276" w:before="0" w:after="0"/>
+              <w:jc w:val="right"/>
+              <w:rPr>
+                <w:rFonts w:ascii="Open Sans" w:hAnsi="Open Sans" w:eastAsia="Open Sans" w:cs="Open Sans"/>
+                <w:color w:val="1F1F1F"/>
+                <w:kern w:val="0"/>
+                <w:sz w:val="22"/>
+                <w:szCs w:val="22"/>
+                <w:lang w:val="pl-PL" w:eastAsia="pl-PL" w:bidi="ar-SA"/>
+              </w:rPr>
+            </w:pPr>
+            <w:r>
+              <w:rPr>
+                <w:rFonts w:eastAsia="Open Sans" w:cs="Open Sans" w:ascii="Open Sans" w:hAnsi="Open Sans"/>
+                <w:color w:val="1F1F1F"/>
+                <w:kern w:val="0"/>
+                <w:sz w:val="22"/>
+                <w:szCs w:val="22"/>
+                <w:lang w:val="pl-PL" w:eastAsia="pl-PL" w:bidi="ar-SA"/>
+              </w:rPr>
+              <w:t>{Kundennummer}</w:t>
+            </w:r>
+          </w:p>
+          <w:p>
+            <w:pPr>
+              <w:pStyle w:val="Normal"/>
+              <w:suppressAutoHyphens w:val="true"/>
+              <w:spacing w:before="0" w:after="0"/>
+              <w:ind w:right="127"/>
+              <w:jc w:val="right"/>
+              <w:rPr>
+                <w:lang w:val="pl-PL"/>
+              </w:rPr>
+            </w:pPr>
+            <w:r>
+              <w:rPr>
+                <w:rFonts w:ascii="Open Sans" w:hAnsi="Open Sans"/>
+                <w:sz w:val="21"/>
+                <w:szCs w:val="21"/>
+              </w:rPr>
             </w:r>
           </w:p>
         </w:tc>
@@ -457,7 +523,7 @@
         </w:trPr>
         <w:tc>
           <w:tcPr>
-            <w:tcW w:w="4803" w:type="dxa"/>
+            <w:tcW w:w="4802" w:type="dxa"/>
             <w:tcBorders>
               <w:top w:val="single" w:sz="8" w:space="0" w:color="FFFFFF"/>
               <w:left w:val="single" w:sz="8" w:space="0" w:color="FFFFFF"/>
@@ -492,7 +558,7 @@
         </w:tc>
         <w:tc>
           <w:tcPr>
-            <w:tcW w:w="5232" w:type="dxa"/>
+            <w:tcW w:w="5233" w:type="dxa"/>
             <w:gridSpan w:val="2"/>
             <w:tcBorders>
               <w:top w:val="single" w:sz="8" w:space="0" w:color="FFFFFF"/>
@@ -516,37 +582,7 @@
               </w:rPr>
             </w:pPr>
             <w:r>
-              <w:rPr>
-                <w:rFonts w:eastAsia="Open Sans" w:cs="Open Sans" w:ascii="Open Sans" w:hAnsi="Open Sans"/>
-                <w:b/>
-                <w:bCs/>
-                <w:color w:val="1F1F1F"/>
-                <w:kern w:val="0"/>
-                <w:sz w:val="21"/>
-                <w:szCs w:val="21"/>
-                <w:lang w:val="pl-PL" w:eastAsia="pl-PL" w:bidi="ar-SA"/>
-              </w:rPr>
-              <w:t>Referenz</w:t>
-            </w:r>
-            <w:r>
-              <w:rPr>
-                <w:rFonts w:eastAsia="Calibri" w:cs="Calibri"/>
-                <w:kern w:val="0"/>
-                <w:sz w:val="22"/>
-                <w:szCs w:val="22"/>
-                <w:lang w:val="pl-PL" w:eastAsia="pl-PL" w:bidi="ar-SA"/>
-              </w:rPr>
-              <w:br/>
-            </w:r>
-            <w:r>
-              <w:rPr>
-                <w:rFonts w:eastAsia="Open Sans" w:cs="Open Sans" w:ascii="Open Sans" w:hAnsi="Open Sans"/>
-                <w:kern w:val="0"/>
-                <w:sz w:val="22"/>
-                <w:szCs w:val="22"/>
-                <w:lang w:val="pl-PL" w:eastAsia="pl-PL" w:bidi="ar-SA"/>
-              </w:rPr>
-              <w:t>{Kundennummer}</w:t>
+              <w:rPr/>
             </w:r>
           </w:p>
         </w:tc>
@@ -706,9 +742,9 @@
       <w:tblGrid>
         <w:gridCol w:w="510"/>
         <w:gridCol w:w="885"/>
-        <w:gridCol w:w="5859"/>
+        <w:gridCol w:w="5858"/>
         <w:gridCol w:w="1440"/>
-        <w:gridCol w:w="1251"/>
+        <w:gridCol w:w="1252"/>
       </w:tblGrid>
       <w:tr>
         <w:trPr>
@@ -782,7 +818,7 @@
         </w:tc>
         <w:tc>
           <w:tcPr>
-            <w:tcW w:w="5859" w:type="dxa"/>
+            <w:tcW w:w="5858" w:type="dxa"/>
             <w:tcBorders/>
             <w:shd w:color="auto" w:fill="CCCCCC" w:val="clear"/>
           </w:tcPr>
@@ -841,7 +877,7 @@
         </w:tc>
         <w:tc>
           <w:tcPr>
-            <w:tcW w:w="1251" w:type="dxa"/>
+            <w:tcW w:w="1252" w:type="dxa"/>
             <w:tcBorders/>
             <w:shd w:color="auto" w:fill="CCCCCC" w:val="clear"/>
           </w:tcPr>
@@ -936,7 +972,7 @@
         </w:tc>
         <w:tc>
           <w:tcPr>
-            <w:tcW w:w="5859" w:type="dxa"/>
+            <w:tcW w:w="5858" w:type="dxa"/>
             <w:tcBorders/>
             <w:shd w:color="auto" w:fill="FFFFFF" w:val="clear"/>
           </w:tcPr>
@@ -1000,7 +1036,7 @@
         </w:tc>
         <w:tc>
           <w:tcPr>
-            <w:tcW w:w="1251" w:type="dxa"/>
+            <w:tcW w:w="1252" w:type="dxa"/>
             <w:tcBorders/>
             <w:shd w:color="auto" w:fill="FFFFFF" w:val="clear"/>
           </w:tcPr>
@@ -1118,7 +1154,7 @@
         </w:tc>
         <w:tc>
           <w:tcPr>
-            <w:tcW w:w="5859" w:type="dxa"/>
+            <w:tcW w:w="5858" w:type="dxa"/>
             <w:tcBorders/>
             <w:shd w:color="auto" w:fill="FFFFFF" w:val="clear"/>
             <w:tcMar>
@@ -1406,7 +1442,7 @@
         </w:tc>
         <w:tc>
           <w:tcPr>
-            <w:tcW w:w="1251" w:type="dxa"/>
+            <w:tcW w:w="1252" w:type="dxa"/>
             <w:tcBorders/>
             <w:shd w:color="auto" w:fill="FFFFFF" w:val="clear"/>
             <w:tcMar>
@@ -1480,9 +1516,9 @@
       <w:tblGrid>
         <w:gridCol w:w="510"/>
         <w:gridCol w:w="885"/>
-        <w:gridCol w:w="5859"/>
+        <w:gridCol w:w="5858"/>
         <w:gridCol w:w="1440"/>
-        <w:gridCol w:w="1251"/>
+        <w:gridCol w:w="1252"/>
       </w:tblGrid>
       <w:tr>
         <w:trPr>
@@ -1551,7 +1587,7 @@
         </w:tc>
         <w:tc>
           <w:tcPr>
-            <w:tcW w:w="5859" w:type="dxa"/>
+            <w:tcW w:w="5858" w:type="dxa"/>
             <w:tcBorders/>
             <w:shd w:color="auto" w:fill="FFFFFF" w:val="clear"/>
           </w:tcPr>
@@ -1622,7 +1658,7 @@
         </w:tc>
         <w:tc>
           <w:tcPr>
-            <w:tcW w:w="1251" w:type="dxa"/>
+            <w:tcW w:w="1252" w:type="dxa"/>
             <w:tcBorders/>
             <w:shd w:color="auto" w:fill="FFFFFF" w:val="clear"/>
             <w:tcMar>
@@ -1711,7 +1747,7 @@
         </w:tc>
         <w:tc>
           <w:tcPr>
-            <w:tcW w:w="5859" w:type="dxa"/>
+            <w:tcW w:w="5858" w:type="dxa"/>
             <w:tcBorders/>
             <w:shd w:color="auto" w:fill="FFFFFF" w:val="clear"/>
           </w:tcPr>
@@ -1902,7 +1938,7 @@
         </w:tc>
         <w:tc>
           <w:tcPr>
-            <w:tcW w:w="1251" w:type="dxa"/>
+            <w:tcW w:w="1252" w:type="dxa"/>
             <w:tcBorders/>
             <w:shd w:color="auto" w:fill="FFFFFF" w:val="clear"/>
             <w:vAlign w:val="center"/>
@@ -1999,7 +2035,7 @@
         </w:tc>
         <w:tc>
           <w:tcPr>
-            <w:tcW w:w="5859" w:type="dxa"/>
+            <w:tcW w:w="5858" w:type="dxa"/>
             <w:tcBorders/>
             <w:shd w:color="auto" w:fill="FFFFFF" w:val="clear"/>
           </w:tcPr>
@@ -2090,7 +2126,7 @@
         </w:tc>
         <w:tc>
           <w:tcPr>
-            <w:tcW w:w="1251" w:type="dxa"/>
+            <w:tcW w:w="1252" w:type="dxa"/>
             <w:tcBorders/>
             <w:shd w:color="auto" w:fill="FFFFFF" w:val="clear"/>
           </w:tcPr>
@@ -2160,7 +2196,7 @@
       </w:tblPr>
       <w:tblGrid>
         <w:gridCol w:w="7183"/>
-        <w:gridCol w:w="2762"/>
+        <w:gridCol w:w="2761"/>
       </w:tblGrid>
       <w:tr>
         <w:trPr>
@@ -2217,7 +2253,7 @@
         </w:tc>
         <w:tc>
           <w:tcPr>
-            <w:tcW w:w="2762" w:type="dxa"/>
+            <w:tcW w:w="2761" w:type="dxa"/>
             <w:tcBorders/>
             <w:shd w:color="auto" w:fill="CCCCCC" w:val="clear"/>
           </w:tcPr>
@@ -2326,7 +2362,7 @@
         </w:tc>
         <w:tc>
           <w:tcPr>
-            <w:tcW w:w="2762" w:type="dxa"/>
+            <w:tcW w:w="2761" w:type="dxa"/>
             <w:tcBorders/>
             <w:shd w:color="auto" w:fill="FFFFFF" w:val="clear"/>
           </w:tcPr>
@@ -2639,7 +2675,7 @@
         </w:rPr>
         <w:t xml:space="preserve">Bitte unterschreiben Sie bei Annahme an entsprechender Stelle und senden uns das Angebot wieder zurück - gerne auch per E-Mail an </w:t>
       </w:r>
-      <w:hyperlink r:id="rId2">
+      <w:hyperlink r:id="rId3">
         <w:r>
           <w:rPr>
             <w:rStyle w:val="Style"/>
@@ -2923,12 +2959,12 @@
       </w:r>
     </w:p>
     <w:sectPr>
-      <w:headerReference w:type="even" r:id="rId3"/>
-      <w:headerReference w:type="default" r:id="rId4"/>
-      <w:headerReference w:type="first" r:id="rId5"/>
-      <w:footerReference w:type="even" r:id="rId6"/>
-      <w:footerReference w:type="default" r:id="rId7"/>
-      <w:footerReference w:type="first" r:id="rId8"/>
+      <w:headerReference w:type="even" r:id="rId4"/>
+      <w:headerReference w:type="default" r:id="rId5"/>
+      <w:headerReference w:type="first" r:id="rId6"/>
+      <w:footerReference w:type="even" r:id="rId7"/>
+      <w:footerReference w:type="default" r:id="rId8"/>
+      <w:footerReference w:type="first" r:id="rId9"/>
       <w:type w:val="nextPage"/>
       <w:pgSz w:w="12240" w:h="15840"/>
       <w:pgMar w:left="1440" w:right="1440" w:gutter="0" w:header="0" w:top="1440" w:footer="0" w:bottom="1440"/>

--- a/src/templates/Angebot-BWT.docx
+++ b/src/templates/Angebot-BWT.docx
@@ -63,9 +63,9 @@
         <w:tblLook w:val="04a0" w:noVBand="1" w:noHBand="0" w:lastColumn="0" w:firstColumn="1" w:lastRow="0" w:firstRow="1"/>
       </w:tblPr>
       <w:tblGrid>
-        <w:gridCol w:w="4802"/>
+        <w:gridCol w:w="4801"/>
         <w:gridCol w:w="2268"/>
-        <w:gridCol w:w="2965"/>
+        <w:gridCol w:w="2966"/>
       </w:tblGrid>
       <w:tr>
         <w:trPr>
@@ -73,7 +73,7 @@
         </w:trPr>
         <w:tc>
           <w:tcPr>
-            <w:tcW w:w="4802" w:type="dxa"/>
+            <w:tcW w:w="4801" w:type="dxa"/>
             <w:tcBorders>
               <w:top w:val="single" w:sz="8" w:space="0" w:color="FFFFFF"/>
               <w:left w:val="single" w:sz="8" w:space="0" w:color="FFFFFF"/>
@@ -166,8 +166,9 @@
               <w:ind w:right="127"/>
               <w:jc w:val="left"/>
               <w:rPr>
-                <w:sz w:val="21"/>
-                <w:szCs w:val="21"/>
+                <w:rFonts w:ascii="Open Sans" w:hAnsi="Open Sans"/>
+                <w:sz w:val="22"/>
+                <w:szCs w:val="22"/>
               </w:rPr>
             </w:pPr>
             <w:r>
@@ -175,8 +176,8 @@
                 <w:rFonts w:eastAsia="Open Sans" w:cs="Open Sans" w:ascii="Open Sans" w:hAnsi="Open Sans"/>
                 <w:color w:val="1F1F1F"/>
                 <w:kern w:val="0"/>
-                <w:sz w:val="21"/>
-                <w:szCs w:val="21"/>
+                <w:sz w:val="22"/>
+                <w:szCs w:val="22"/>
                 <w:lang w:val="de-DE" w:eastAsia="pl-PL" w:bidi="ar-SA"/>
               </w:rPr>
               <w:t>Angebotsnummer</w:t>
@@ -185,8 +186,8 @@
               <w:rPr>
                 <w:rFonts w:eastAsia="Open Sans" w:cs="Open Sans" w:ascii="Open Sans" w:hAnsi="Open Sans"/>
                 <w:kern w:val="0"/>
-                <w:sz w:val="21"/>
-                <w:szCs w:val="21"/>
+                <w:sz w:val="22"/>
+                <w:szCs w:val="22"/>
                 <w:lang w:val="de-DE" w:eastAsia="pl-PL" w:bidi="ar-SA"/>
               </w:rPr>
               <w:t xml:space="preserve">        </w:t>
@@ -196,8 +197,8 @@
                 <w:rFonts w:eastAsia="Open Sans" w:cs="Open Sans" w:ascii="Open Sans" w:hAnsi="Open Sans"/>
                 <w:color w:val="1F1F1F"/>
                 <w:kern w:val="0"/>
-                <w:sz w:val="21"/>
-                <w:szCs w:val="21"/>
+                <w:sz w:val="22"/>
+                <w:szCs w:val="22"/>
                 <w:lang w:val="de-DE" w:eastAsia="pl-PL" w:bidi="ar-SA"/>
               </w:rPr>
               <w:t>Datum</w:t>
@@ -211,8 +212,9 @@
               <w:ind w:right="127"/>
               <w:jc w:val="left"/>
               <w:rPr>
-                <w:sz w:val="21"/>
-                <w:szCs w:val="21"/>
+                <w:rFonts w:ascii="Open Sans" w:hAnsi="Open Sans"/>
+                <w:sz w:val="22"/>
+                <w:szCs w:val="22"/>
               </w:rPr>
             </w:pPr>
             <w:r>
@@ -220,8 +222,8 @@
                 <w:rFonts w:eastAsia="Open Sans" w:cs="Open Sans" w:ascii="Open Sans" w:hAnsi="Open Sans"/>
                 <w:color w:val="1F1F1F"/>
                 <w:kern w:val="0"/>
-                <w:sz w:val="21"/>
-                <w:szCs w:val="21"/>
+                <w:sz w:val="22"/>
+                <w:szCs w:val="22"/>
                 <w:lang w:val="de-DE" w:eastAsia="pl-PL" w:bidi="ar-SA"/>
               </w:rPr>
               <w:t>Ansprechpartner</w:t>
@@ -235,12 +237,9 @@
               <w:ind w:right="127"/>
               <w:jc w:val="left"/>
               <w:rPr>
-                <w:rFonts w:ascii="Open Sans" w:hAnsi="Open Sans" w:eastAsia="Open Sans" w:cs="Open Sans"/>
-                <w:color w:val="1F1F1F"/>
-                <w:kern w:val="0"/>
-                <w:sz w:val="21"/>
-                <w:szCs w:val="21"/>
-                <w:lang w:val="de-DE" w:eastAsia="pl-PL" w:bidi="ar-SA"/>
+                <w:rFonts w:ascii="Open Sans" w:hAnsi="Open Sans"/>
+                <w:sz w:val="22"/>
+                <w:szCs w:val="22"/>
               </w:rPr>
             </w:pPr>
             <w:r>
@@ -248,8 +247,8 @@
                 <w:rFonts w:eastAsia="Open Sans" w:cs="Open Sans" w:ascii="Open Sans" w:hAnsi="Open Sans"/>
                 <w:color w:val="1F1F1F"/>
                 <w:kern w:val="0"/>
-                <w:sz w:val="21"/>
-                <w:szCs w:val="21"/>
+                <w:sz w:val="22"/>
+                <w:szCs w:val="22"/>
                 <w:lang w:val="de-DE" w:eastAsia="pl-PL" w:bidi="ar-SA"/>
               </w:rPr>
               <w:t>Telefon</w:t>
@@ -265,12 +264,9 @@
               <w:ind w:right="127"/>
               <w:jc w:val="left"/>
               <w:rPr>
-                <w:rFonts w:ascii="Open Sans" w:hAnsi="Open Sans" w:eastAsia="Open Sans" w:cs="Open Sans"/>
-                <w:color w:val="070707"/>
-                <w:kern w:val="0"/>
-                <w:sz w:val="21"/>
-                <w:szCs w:val="21"/>
-                <w:lang w:val="de-DE" w:eastAsia="pl-PL" w:bidi="ar-SA"/>
+                <w:rFonts w:ascii="Open Sans" w:hAnsi="Open Sans"/>
+                <w:sz w:val="22"/>
+                <w:szCs w:val="22"/>
               </w:rPr>
             </w:pPr>
             <w:r>
@@ -278,8 +274,8 @@
                 <w:rFonts w:eastAsia="Open Sans" w:cs="Open Sans" w:ascii="Open Sans" w:hAnsi="Open Sans"/>
                 <w:color w:val="070707"/>
                 <w:kern w:val="0"/>
-                <w:sz w:val="21"/>
-                <w:szCs w:val="21"/>
+                <w:sz w:val="22"/>
+                <w:szCs w:val="22"/>
                 <w:lang w:val="de-DE" w:eastAsia="pl-PL" w:bidi="ar-SA"/>
               </w:rPr>
               <w:t>Referenz</w:t>
@@ -288,7 +284,7 @@
         </w:tc>
         <w:tc>
           <w:tcPr>
-            <w:tcW w:w="2965" w:type="dxa"/>
+            <w:tcW w:w="2966" w:type="dxa"/>
             <w:tcBorders>
               <w:top w:val="single" w:sz="8" w:space="0" w:color="FFFFFF"/>
               <w:left w:val="single" w:sz="8" w:space="0" w:color="FFFFFF"/>
@@ -304,16 +300,16 @@
               <w:jc w:val="right"/>
               <w:rPr>
                 <w:rFonts w:ascii="Open Sans" w:hAnsi="Open Sans"/>
-                <w:sz w:val="21"/>
-                <w:szCs w:val="21"/>
+                <w:sz w:val="22"/>
+                <w:szCs w:val="22"/>
               </w:rPr>
             </w:pPr>
             <w:r>
               <w:rPr>
                 <w:rFonts w:eastAsia="Open Sans" w:cs="Open Sans" w:ascii="Open Sans" w:hAnsi="Open Sans"/>
                 <w:kern w:val="0"/>
-                <w:sz w:val="21"/>
-                <w:szCs w:val="21"/>
+                <w:sz w:val="22"/>
+                <w:szCs w:val="22"/>
                 <w:lang w:val="de-DE" w:eastAsia="pl-PL" w:bidi="ar-SA"/>
               </w:rPr>
               <w:t>{</w:t>
@@ -323,8 +319,8 @@
                 <w:rFonts w:eastAsia="Open Sans" w:cs="Open Sans" w:ascii="Open Sans" w:hAnsi="Open Sans"/>
                 <w:color w:val="1F1F1F"/>
                 <w:kern w:val="0"/>
-                <w:sz w:val="21"/>
-                <w:szCs w:val="21"/>
+                <w:sz w:val="22"/>
+                <w:szCs w:val="22"/>
                 <w:lang w:val="de-DE" w:eastAsia="pl-PL" w:bidi="ar-SA"/>
               </w:rPr>
               <w:t>Angebotsnummer</w:t>
@@ -333,8 +329,8 @@
               <w:rPr>
                 <w:rFonts w:eastAsia="Open Sans" w:cs="Open Sans" w:ascii="Open Sans" w:hAnsi="Open Sans"/>
                 <w:kern w:val="0"/>
-                <w:sz w:val="21"/>
-                <w:szCs w:val="21"/>
+                <w:sz w:val="22"/>
+                <w:szCs w:val="22"/>
                 <w:lang w:val="de-DE" w:eastAsia="pl-PL" w:bidi="ar-SA"/>
               </w:rPr>
               <w:t>}</w:t>
@@ -348,16 +344,16 @@
               <w:jc w:val="right"/>
               <w:rPr>
                 <w:rFonts w:ascii="Open Sans" w:hAnsi="Open Sans"/>
-                <w:sz w:val="21"/>
-                <w:szCs w:val="21"/>
+                <w:sz w:val="22"/>
+                <w:szCs w:val="22"/>
               </w:rPr>
             </w:pPr>
             <w:r>
               <w:rPr>
                 <w:rFonts w:eastAsia="Open Sans" w:cs="Open Sans" w:ascii="Open Sans" w:hAnsi="Open Sans"/>
                 <w:kern w:val="0"/>
-                <w:sz w:val="21"/>
-                <w:szCs w:val="21"/>
+                <w:sz w:val="22"/>
+                <w:szCs w:val="22"/>
                 <w:lang w:val="de-DE" w:eastAsia="pl-PL" w:bidi="ar-SA"/>
               </w:rPr>
               <w:t>{</w:t>
@@ -367,8 +363,8 @@
                 <w:rFonts w:eastAsia="Open Sans" w:cs="Open Sans" w:ascii="Open Sans" w:hAnsi="Open Sans"/>
                 <w:color w:val="1F1F1F"/>
                 <w:kern w:val="0"/>
-                <w:sz w:val="21"/>
-                <w:szCs w:val="21"/>
+                <w:sz w:val="22"/>
+                <w:szCs w:val="22"/>
                 <w:lang w:val="de-DE" w:eastAsia="pl-PL" w:bidi="ar-SA"/>
               </w:rPr>
               <w:t>Datum</w:t>
@@ -377,8 +373,8 @@
               <w:rPr>
                 <w:rFonts w:eastAsia="Open Sans" w:cs="Open Sans" w:ascii="Open Sans" w:hAnsi="Open Sans"/>
                 <w:kern w:val="0"/>
-                <w:sz w:val="21"/>
-                <w:szCs w:val="21"/>
+                <w:sz w:val="22"/>
+                <w:szCs w:val="22"/>
                 <w:lang w:val="de-DE" w:eastAsia="pl-PL" w:bidi="ar-SA"/>
               </w:rPr>
               <w:t>}</w:t>
@@ -387,8 +383,8 @@
               <w:rPr>
                 <w:rFonts w:eastAsia="Calibri" w:cs="Calibri" w:ascii="Open Sans" w:hAnsi="Open Sans"/>
                 <w:kern w:val="0"/>
-                <w:sz w:val="21"/>
-                <w:szCs w:val="21"/>
+                <w:sz w:val="22"/>
+                <w:szCs w:val="22"/>
                 <w:lang w:val="de-DE" w:eastAsia="pl-PL" w:bidi="ar-SA"/>
               </w:rPr>
               <w:br/>
@@ -397,8 +393,8 @@
               <w:rPr>
                 <w:rFonts w:eastAsia="Open Sans" w:cs="Open Sans" w:ascii="Open Sans" w:hAnsi="Open Sans"/>
                 <w:kern w:val="0"/>
-                <w:sz w:val="21"/>
-                <w:szCs w:val="21"/>
+                <w:sz w:val="22"/>
+                <w:szCs w:val="22"/>
                 <w:lang w:val="de-DE" w:eastAsia="pl-PL" w:bidi="ar-SA"/>
               </w:rPr>
               <w:t>{</w:t>
@@ -408,8 +404,8 @@
                 <w:rFonts w:eastAsia="Open Sans" w:cs="Open Sans" w:ascii="Open Sans" w:hAnsi="Open Sans"/>
                 <w:color w:val="1F1F1F"/>
                 <w:kern w:val="0"/>
-                <w:sz w:val="21"/>
-                <w:szCs w:val="21"/>
+                <w:sz w:val="22"/>
+                <w:szCs w:val="22"/>
                 <w:lang w:val="de-DE" w:eastAsia="pl-PL" w:bidi="ar-SA"/>
               </w:rPr>
               <w:t>Ansprechpartner</w:t>
@@ -418,8 +414,8 @@
               <w:rPr>
                 <w:rFonts w:eastAsia="Open Sans" w:cs="Open Sans" w:ascii="Open Sans" w:hAnsi="Open Sans"/>
                 <w:kern w:val="0"/>
-                <w:sz w:val="21"/>
-                <w:szCs w:val="21"/>
+                <w:sz w:val="22"/>
+                <w:szCs w:val="22"/>
                 <w:lang w:val="de-DE" w:eastAsia="pl-PL" w:bidi="ar-SA"/>
               </w:rPr>
               <w:t>}</w:t>
@@ -428,8 +424,8 @@
               <w:rPr>
                 <w:rFonts w:eastAsia="Calibri" w:cs="Calibri" w:ascii="Open Sans" w:hAnsi="Open Sans"/>
                 <w:kern w:val="0"/>
-                <w:sz w:val="21"/>
-                <w:szCs w:val="21"/>
+                <w:sz w:val="22"/>
+                <w:szCs w:val="22"/>
                 <w:lang w:val="de-DE" w:eastAsia="pl-PL" w:bidi="ar-SA"/>
               </w:rPr>
               <w:br/>
@@ -439,8 +435,8 @@
                 <w:rFonts w:eastAsia="Open Sans" w:cs="Open Sans" w:ascii="Open Sans" w:hAnsi="Open Sans"/>
                 <w:color w:val="1F1F1F"/>
                 <w:kern w:val="0"/>
-                <w:sz w:val="21"/>
-                <w:szCs w:val="21"/>
+                <w:sz w:val="22"/>
+                <w:szCs w:val="22"/>
                 <w:lang w:val="de-DE" w:eastAsia="pl-PL" w:bidi="ar-SA"/>
               </w:rPr>
               <w:t xml:space="preserve">          09281 5915900</w:t>
@@ -459,10 +455,11 @@
                 <w:rPr>
                   <w:rStyle w:val="Hyperlink"/>
                   <w:rFonts w:eastAsia="Open Sans" w:cs="Open Sans" w:ascii="Open Sans" w:hAnsi="Open Sans"/>
-                  <w:color w:val="1F1F1F"/>
+                  <w:color w:val="000000"/>
                   <w:kern w:val="0"/>
-                  <w:sz w:val="21"/>
-                  <w:szCs w:val="21"/>
+                  <w:sz w:val="22"/>
+                  <w:szCs w:val="22"/>
+                  <w:u w:val="none"/>
                   <w:lang w:val="de-DE" w:eastAsia="pl-PL" w:bidi="ar-SA"/>
                 </w:rPr>
                 <w:t>service@e-m-c-2.de</w:t>
@@ -476,23 +473,20 @@
               <w:spacing w:lineRule="auto" w:line="276" w:before="0" w:after="0"/>
               <w:jc w:val="right"/>
               <w:rPr>
-                <w:rFonts w:ascii="Open Sans" w:hAnsi="Open Sans" w:eastAsia="Open Sans" w:cs="Open Sans"/>
+                <w:rFonts w:ascii="Open Sans" w:hAnsi="Open Sans"/>
+                <w:sz w:val="22"/>
+                <w:szCs w:val="22"/>
+              </w:rPr>
+            </w:pPr>
+            <w:r>
+              <w:rPr>
+                <w:rFonts w:eastAsia="Open Sans" w:cs="Open Sans" w:ascii="Open Sans" w:hAnsi="Open Sans"/>
                 <w:color w:val="1F1F1F"/>
                 <w:kern w:val="0"/>
                 <w:sz w:val="22"/>
                 <w:szCs w:val="22"/>
                 <w:lang w:val="pl-PL" w:eastAsia="pl-PL" w:bidi="ar-SA"/>
               </w:rPr>
-            </w:pPr>
-            <w:r>
-              <w:rPr>
-                <w:rFonts w:eastAsia="Open Sans" w:cs="Open Sans" w:ascii="Open Sans" w:hAnsi="Open Sans"/>
-                <w:color w:val="1F1F1F"/>
-                <w:kern w:val="0"/>
-                <w:sz w:val="22"/>
-                <w:szCs w:val="22"/>
-                <w:lang w:val="pl-PL" w:eastAsia="pl-PL" w:bidi="ar-SA"/>
-              </w:rPr>
               <w:t>{Kundennummer}</w:t>
             </w:r>
           </w:p>
@@ -504,14 +498,18 @@
               <w:ind w:right="127"/>
               <w:jc w:val="right"/>
               <w:rPr>
+                <w:rFonts w:ascii="Open Sans" w:hAnsi="Open Sans"/>
+                <w:sz w:val="22"/>
+                <w:szCs w:val="22"/>
                 <w:lang w:val="pl-PL"/>
               </w:rPr>
             </w:pPr>
             <w:r>
               <w:rPr>
                 <w:rFonts w:ascii="Open Sans" w:hAnsi="Open Sans"/>
-                <w:sz w:val="21"/>
-                <w:szCs w:val="21"/>
+                <w:sz w:val="22"/>
+                <w:szCs w:val="22"/>
+                <w:lang w:val="pl-PL"/>
               </w:rPr>
             </w:r>
           </w:p>
@@ -523,7 +521,7 @@
         </w:trPr>
         <w:tc>
           <w:tcPr>
-            <w:tcW w:w="4802" w:type="dxa"/>
+            <w:tcW w:w="4801" w:type="dxa"/>
             <w:tcBorders>
               <w:top w:val="single" w:sz="8" w:space="0" w:color="FFFFFF"/>
               <w:left w:val="single" w:sz="8" w:space="0" w:color="FFFFFF"/>
@@ -558,7 +556,7 @@
         </w:tc>
         <w:tc>
           <w:tcPr>
-            <w:tcW w:w="5233" w:type="dxa"/>
+            <w:tcW w:w="5234" w:type="dxa"/>
             <w:gridSpan w:val="2"/>
             <w:tcBorders>
               <w:top w:val="single" w:sz="8" w:space="0" w:color="FFFFFF"/>
@@ -582,7 +580,12 @@
               </w:rPr>
             </w:pPr>
             <w:r>
-              <w:rPr/>
+              <w:rPr>
+                <w:rFonts w:eastAsia="Open Sans" w:cs="Open Sans" w:ascii="Open Sans" w:hAnsi="Open Sans"/>
+                <w:color w:val="070707"/>
+                <w:sz w:val="17"/>
+                <w:szCs w:val="17"/>
+              </w:rPr>
             </w:r>
           </w:p>
         </w:tc>
@@ -674,7 +677,8 @@
         <w:ind w:hanging="5" w:left="125" w:right="-89"/>
         <w:rPr>
           <w:rFonts w:ascii="Open Sans" w:hAnsi="Open Sans" w:eastAsia="Open Sans" w:cs="Open Sans"/>
-          <w:color w:val="000000"/>
+          <w:color w:val="070707"/>
+          <w:lang w:val="de-DE"/>
         </w:rPr>
       </w:pPr>
       <w:r>
@@ -683,13 +687,87 @@
           <w:color w:val="070707"/>
           <w:lang w:val="de-DE"/>
         </w:rPr>
-        <w:t xml:space="preserve">vielen Dank für Ihre Anfrage und Ihr damit verbundenes Interesse. </w:t>
+        <w:t>vielen Dank für Ihre Anfrage und Ihr damit verbundenes Interesse.{#BwtSteelNoteEnabled</w:t>
       </w:r>
       <w:r>
         <w:rPr>
-          <w:lang w:val="de-DE"/>
-        </w:rPr>
-        <w:br/>
+          <w:rFonts w:eastAsia="Open Sans" w:cs="Open Sans" w:ascii="Open Sans" w:hAnsi="Open Sans"/>
+          <w:color w:val="070707"/>
+          <w:lang w:val="de-DE"/>
+        </w:rPr>
+        <w:t>}</w:t>
+      </w:r>
+    </w:p>
+    <w:p>
+      <w:pPr>
+        <w:pStyle w:val="Normal"/>
+        <w:spacing w:before="1" w:after="0"/>
+        <w:ind w:hanging="5" w:left="125" w:right="-89"/>
+        <w:rPr>
+          <w:rFonts w:ascii="Open Sans" w:hAnsi="Open Sans" w:eastAsia="Open Sans" w:cs="Open Sans"/>
+          <w:color w:val="070707"/>
+          <w:lang w:val="de-DE"/>
+        </w:rPr>
+      </w:pPr>
+      <w:r>
+        <w:rPr>
+          <w:rFonts w:eastAsia="Open Sans" w:cs="Open Sans" w:ascii="Open Sans" w:hAnsi="Open Sans"/>
+          <w:color w:val="070707"/>
+          <w:lang w:val="de-DE"/>
+        </w:rPr>
+        <w:t>{BwtSteelNote}</w:t>
+      </w:r>
+    </w:p>
+    <w:p>
+      <w:pPr>
+        <w:pStyle w:val="Normal"/>
+        <w:spacing w:before="1" w:after="0"/>
+        <w:ind w:hanging="5" w:left="125" w:right="-89"/>
+        <w:rPr>
+          <w:rFonts w:ascii="Open Sans" w:hAnsi="Open Sans"/>
+        </w:rPr>
+      </w:pPr>
+      <w:r>
+        <w:rPr>
+          <w:rFonts w:eastAsia="Open Sans" w:cs="Open Sans" w:ascii="Open Sans" w:hAnsi="Open Sans"/>
+          <w:color w:val="070707"/>
+          <w:lang w:val="de-DE"/>
+        </w:rPr>
+        <w:t>{/BwtSteelNoteEnabled}</w:t>
+      </w:r>
+      <w:r>
+        <w:rPr>
+          <w:rFonts w:eastAsia="Open Sans" w:cs="Open Sans" w:ascii="Open Sans" w:hAnsi="Open Sans"/>
+          <w:color w:val="070707"/>
+          <w:lang w:val="de-DE"/>
+        </w:rPr>
+        <w:t>{#BwtProxyNoteEnabled}</w:t>
+      </w:r>
+      <w:r>
+        <w:rPr>
+          <w:rFonts w:eastAsia="Open Sans" w:cs="Open Sans" w:ascii="Open Sans" w:hAnsi="Open Sans"/>
+          <w:color w:val="070707"/>
+          <w:lang w:val="de-DE"/>
+        </w:rPr>
+        <w:t>{BwtProxyNote}</w:t>
+      </w:r>
+    </w:p>
+    <w:p>
+      <w:pPr>
+        <w:pStyle w:val="Normal"/>
+        <w:spacing w:before="1" w:after="0"/>
+        <w:ind w:hanging="5" w:left="125" w:right="-89"/>
+        <w:rPr>
+          <w:rFonts w:ascii="Open Sans" w:hAnsi="Open Sans"/>
+        </w:rPr>
+      </w:pPr>
+      <w:r>
+        <w:rPr>
+          <w:rFonts w:eastAsia="Open Sans" w:cs="Open Sans" w:ascii="Open Sans" w:hAnsi="Open Sans"/>
+          <w:color w:val="070707"/>
+          <w:lang w:val="de-DE"/>
+        </w:rPr>
+        <w:t>{/BwtProxyNoteEnabled}</w:t>
       </w:r>
       <w:r>
         <w:rPr>
@@ -742,9 +820,9 @@
       <w:tblGrid>
         <w:gridCol w:w="510"/>
         <w:gridCol w:w="885"/>
-        <w:gridCol w:w="5858"/>
+        <w:gridCol w:w="5857"/>
         <w:gridCol w:w="1440"/>
-        <w:gridCol w:w="1252"/>
+        <w:gridCol w:w="1253"/>
       </w:tblGrid>
       <w:tr>
         <w:trPr>
@@ -818,7 +896,7 @@
         </w:tc>
         <w:tc>
           <w:tcPr>
-            <w:tcW w:w="5858" w:type="dxa"/>
+            <w:tcW w:w="5857" w:type="dxa"/>
             <w:tcBorders/>
             <w:shd w:color="auto" w:fill="CCCCCC" w:val="clear"/>
           </w:tcPr>
@@ -877,7 +955,7 @@
         </w:tc>
         <w:tc>
           <w:tcPr>
-            <w:tcW w:w="1252" w:type="dxa"/>
+            <w:tcW w:w="1253" w:type="dxa"/>
             <w:tcBorders/>
             <w:shd w:color="auto" w:fill="CCCCCC" w:val="clear"/>
           </w:tcPr>
@@ -972,7 +1050,7 @@
         </w:tc>
         <w:tc>
           <w:tcPr>
-            <w:tcW w:w="5858" w:type="dxa"/>
+            <w:tcW w:w="5857" w:type="dxa"/>
             <w:tcBorders/>
             <w:shd w:color="auto" w:fill="FFFFFF" w:val="clear"/>
           </w:tcPr>
@@ -1036,7 +1114,7 @@
         </w:tc>
         <w:tc>
           <w:tcPr>
-            <w:tcW w:w="1252" w:type="dxa"/>
+            <w:tcW w:w="1253" w:type="dxa"/>
             <w:tcBorders/>
             <w:shd w:color="auto" w:fill="FFFFFF" w:val="clear"/>
           </w:tcPr>
@@ -1154,7 +1232,7 @@
         </w:tc>
         <w:tc>
           <w:tcPr>
-            <w:tcW w:w="5858" w:type="dxa"/>
+            <w:tcW w:w="5857" w:type="dxa"/>
             <w:tcBorders/>
             <w:shd w:color="auto" w:fill="FFFFFF" w:val="clear"/>
             <w:tcMar>
@@ -1442,7 +1520,7 @@
         </w:tc>
         <w:tc>
           <w:tcPr>
-            <w:tcW w:w="1252" w:type="dxa"/>
+            <w:tcW w:w="1253" w:type="dxa"/>
             <w:tcBorders/>
             <w:shd w:color="auto" w:fill="FFFFFF" w:val="clear"/>
             <w:tcMar>
@@ -1516,9 +1594,9 @@
       <w:tblGrid>
         <w:gridCol w:w="510"/>
         <w:gridCol w:w="885"/>
-        <w:gridCol w:w="5858"/>
+        <w:gridCol w:w="5857"/>
         <w:gridCol w:w="1440"/>
-        <w:gridCol w:w="1252"/>
+        <w:gridCol w:w="1253"/>
       </w:tblGrid>
       <w:tr>
         <w:trPr>
@@ -1587,7 +1665,7 @@
         </w:tc>
         <w:tc>
           <w:tcPr>
-            <w:tcW w:w="5858" w:type="dxa"/>
+            <w:tcW w:w="5857" w:type="dxa"/>
             <w:tcBorders/>
             <w:shd w:color="auto" w:fill="FFFFFF" w:val="clear"/>
           </w:tcPr>
@@ -1658,7 +1736,7 @@
         </w:tc>
         <w:tc>
           <w:tcPr>
-            <w:tcW w:w="1252" w:type="dxa"/>
+            <w:tcW w:w="1253" w:type="dxa"/>
             <w:tcBorders/>
             <w:shd w:color="auto" w:fill="FFFFFF" w:val="clear"/>
             <w:tcMar>
@@ -1747,7 +1825,7 @@
         </w:tc>
         <w:tc>
           <w:tcPr>
-            <w:tcW w:w="5858" w:type="dxa"/>
+            <w:tcW w:w="5857" w:type="dxa"/>
             <w:tcBorders/>
             <w:shd w:color="auto" w:fill="FFFFFF" w:val="clear"/>
           </w:tcPr>
@@ -1938,7 +2016,7 @@
         </w:tc>
         <w:tc>
           <w:tcPr>
-            <w:tcW w:w="1252" w:type="dxa"/>
+            <w:tcW w:w="1253" w:type="dxa"/>
             <w:tcBorders/>
             <w:shd w:color="auto" w:fill="FFFFFF" w:val="clear"/>
             <w:vAlign w:val="center"/>
@@ -2035,7 +2113,7 @@
         </w:tc>
         <w:tc>
           <w:tcPr>
-            <w:tcW w:w="5858" w:type="dxa"/>
+            <w:tcW w:w="5857" w:type="dxa"/>
             <w:tcBorders/>
             <w:shd w:color="auto" w:fill="FFFFFF" w:val="clear"/>
           </w:tcPr>
@@ -2126,7 +2204,7 @@
         </w:tc>
         <w:tc>
           <w:tcPr>
-            <w:tcW w:w="1252" w:type="dxa"/>
+            <w:tcW w:w="1253" w:type="dxa"/>
             <w:tcBorders/>
             <w:shd w:color="auto" w:fill="FFFFFF" w:val="clear"/>
           </w:tcPr>

--- a/src/templates/Angebot-BWT.docx
+++ b/src/templates/Angebot-BWT.docx
@@ -63,9 +63,9 @@
         <w:tblLook w:val="04a0" w:noVBand="1" w:noHBand="0" w:lastColumn="0" w:firstColumn="1" w:lastRow="0" w:firstRow="1"/>
       </w:tblPr>
       <w:tblGrid>
-        <w:gridCol w:w="4801"/>
+        <w:gridCol w:w="4800"/>
         <w:gridCol w:w="2268"/>
-        <w:gridCol w:w="2966"/>
+        <w:gridCol w:w="2967"/>
       </w:tblGrid>
       <w:tr>
         <w:trPr>
@@ -73,7 +73,7 @@
         </w:trPr>
         <w:tc>
           <w:tcPr>
-            <w:tcW w:w="4801" w:type="dxa"/>
+            <w:tcW w:w="4800" w:type="dxa"/>
             <w:tcBorders>
               <w:top w:val="single" w:sz="8" w:space="0" w:color="FFFFFF"/>
               <w:left w:val="single" w:sz="8" w:space="0" w:color="FFFFFF"/>
@@ -284,7 +284,7 @@
         </w:tc>
         <w:tc>
           <w:tcPr>
-            <w:tcW w:w="2966" w:type="dxa"/>
+            <w:tcW w:w="2967" w:type="dxa"/>
             <w:tcBorders>
               <w:top w:val="single" w:sz="8" w:space="0" w:color="FFFFFF"/>
               <w:left w:val="single" w:sz="8" w:space="0" w:color="FFFFFF"/>
@@ -521,7 +521,7 @@
         </w:trPr>
         <w:tc>
           <w:tcPr>
-            <w:tcW w:w="4801" w:type="dxa"/>
+            <w:tcW w:w="4800" w:type="dxa"/>
             <w:tcBorders>
               <w:top w:val="single" w:sz="8" w:space="0" w:color="FFFFFF"/>
               <w:left w:val="single" w:sz="8" w:space="0" w:color="FFFFFF"/>
@@ -556,7 +556,7 @@
         </w:tc>
         <w:tc>
           <w:tcPr>
-            <w:tcW w:w="5234" w:type="dxa"/>
+            <w:tcW w:w="5235" w:type="dxa"/>
             <w:gridSpan w:val="2"/>
             <w:tcBorders>
               <w:top w:val="single" w:sz="8" w:space="0" w:color="FFFFFF"/>
@@ -687,15 +687,7 @@
           <w:color w:val="070707"/>
           <w:lang w:val="de-DE"/>
         </w:rPr>
-        <w:t>vielen Dank für Ihre Anfrage und Ihr damit verbundenes Interesse.{#BwtSteelNoteEnabled</w:t>
-      </w:r>
-      <w:r>
-        <w:rPr>
-          <w:rFonts w:eastAsia="Open Sans" w:cs="Open Sans" w:ascii="Open Sans" w:hAnsi="Open Sans"/>
-          <w:color w:val="070707"/>
-          <w:lang w:val="de-DE"/>
-        </w:rPr>
-        <w:t>}</w:t>
+        <w:t>vielen Dank für Ihre Anfrage und Ihr damit verbundenes Interesse.{#BwtSteelNoteEnabled}</w:t>
       </w:r>
     </w:p>
     <w:p>
@@ -733,23 +725,7 @@
           <w:color w:val="070707"/>
           <w:lang w:val="de-DE"/>
         </w:rPr>
-        <w:t>{/BwtSteelNoteEnabled}</w:t>
-      </w:r>
-      <w:r>
-        <w:rPr>
-          <w:rFonts w:eastAsia="Open Sans" w:cs="Open Sans" w:ascii="Open Sans" w:hAnsi="Open Sans"/>
-          <w:color w:val="070707"/>
-          <w:lang w:val="de-DE"/>
-        </w:rPr>
-        <w:t>{#BwtProxyNoteEnabled}</w:t>
-      </w:r>
-      <w:r>
-        <w:rPr>
-          <w:rFonts w:eastAsia="Open Sans" w:cs="Open Sans" w:ascii="Open Sans" w:hAnsi="Open Sans"/>
-          <w:color w:val="070707"/>
-          <w:lang w:val="de-DE"/>
-        </w:rPr>
-        <w:t>{BwtProxyNote}</w:t>
+        <w:t>{/BwtSteelNoteEnabled}{#BwtProxyNoteEnabled}{BwtProxyNote}</w:t>
       </w:r>
     </w:p>
     <w:p>
@@ -820,9 +796,9 @@
       <w:tblGrid>
         <w:gridCol w:w="510"/>
         <w:gridCol w:w="885"/>
-        <w:gridCol w:w="5857"/>
+        <w:gridCol w:w="5856"/>
         <w:gridCol w:w="1440"/>
-        <w:gridCol w:w="1253"/>
+        <w:gridCol w:w="1254"/>
       </w:tblGrid>
       <w:tr>
         <w:trPr>
@@ -896,7 +872,7 @@
         </w:tc>
         <w:tc>
           <w:tcPr>
-            <w:tcW w:w="5857" w:type="dxa"/>
+            <w:tcW w:w="5856" w:type="dxa"/>
             <w:tcBorders/>
             <w:shd w:color="auto" w:fill="CCCCCC" w:val="clear"/>
           </w:tcPr>
@@ -955,7 +931,7 @@
         </w:tc>
         <w:tc>
           <w:tcPr>
-            <w:tcW w:w="1253" w:type="dxa"/>
+            <w:tcW w:w="1254" w:type="dxa"/>
             <w:tcBorders/>
             <w:shd w:color="auto" w:fill="CCCCCC" w:val="clear"/>
           </w:tcPr>
@@ -1050,7 +1026,7 @@
         </w:tc>
         <w:tc>
           <w:tcPr>
-            <w:tcW w:w="5857" w:type="dxa"/>
+            <w:tcW w:w="5856" w:type="dxa"/>
             <w:tcBorders/>
             <w:shd w:color="auto" w:fill="FFFFFF" w:val="clear"/>
           </w:tcPr>
@@ -1114,7 +1090,7 @@
         </w:tc>
         <w:tc>
           <w:tcPr>
-            <w:tcW w:w="1253" w:type="dxa"/>
+            <w:tcW w:w="1254" w:type="dxa"/>
             <w:tcBorders/>
             <w:shd w:color="auto" w:fill="FFFFFF" w:val="clear"/>
           </w:tcPr>
@@ -1232,7 +1208,7 @@
         </w:tc>
         <w:tc>
           <w:tcPr>
-            <w:tcW w:w="5857" w:type="dxa"/>
+            <w:tcW w:w="5856" w:type="dxa"/>
             <w:tcBorders/>
             <w:shd w:color="auto" w:fill="FFFFFF" w:val="clear"/>
             <w:tcMar>
@@ -1520,7 +1496,7 @@
         </w:tc>
         <w:tc>
           <w:tcPr>
-            <w:tcW w:w="1253" w:type="dxa"/>
+            <w:tcW w:w="1254" w:type="dxa"/>
             <w:tcBorders/>
             <w:shd w:color="auto" w:fill="FFFFFF" w:val="clear"/>
             <w:tcMar>
@@ -1594,9 +1570,9 @@
       <w:tblGrid>
         <w:gridCol w:w="510"/>
         <w:gridCol w:w="885"/>
-        <w:gridCol w:w="5857"/>
+        <w:gridCol w:w="5856"/>
         <w:gridCol w:w="1440"/>
-        <w:gridCol w:w="1253"/>
+        <w:gridCol w:w="1254"/>
       </w:tblGrid>
       <w:tr>
         <w:trPr>
@@ -1665,7 +1641,7 @@
         </w:tc>
         <w:tc>
           <w:tcPr>
-            <w:tcW w:w="5857" w:type="dxa"/>
+            <w:tcW w:w="5856" w:type="dxa"/>
             <w:tcBorders/>
             <w:shd w:color="auto" w:fill="FFFFFF" w:val="clear"/>
           </w:tcPr>
@@ -1736,7 +1712,7 @@
         </w:tc>
         <w:tc>
           <w:tcPr>
-            <w:tcW w:w="1253" w:type="dxa"/>
+            <w:tcW w:w="1254" w:type="dxa"/>
             <w:tcBorders/>
             <w:shd w:color="auto" w:fill="FFFFFF" w:val="clear"/>
             <w:tcMar>
@@ -1825,7 +1801,7 @@
         </w:tc>
         <w:tc>
           <w:tcPr>
-            <w:tcW w:w="5857" w:type="dxa"/>
+            <w:tcW w:w="5856" w:type="dxa"/>
             <w:tcBorders/>
             <w:shd w:color="auto" w:fill="FFFFFF" w:val="clear"/>
           </w:tcPr>
@@ -2016,7 +1992,7 @@
         </w:tc>
         <w:tc>
           <w:tcPr>
-            <w:tcW w:w="1253" w:type="dxa"/>
+            <w:tcW w:w="1254" w:type="dxa"/>
             <w:tcBorders/>
             <w:shd w:color="auto" w:fill="FFFFFF" w:val="clear"/>
             <w:vAlign w:val="center"/>
@@ -2113,7 +2089,7 @@
         </w:tc>
         <w:tc>
           <w:tcPr>
-            <w:tcW w:w="5857" w:type="dxa"/>
+            <w:tcW w:w="5856" w:type="dxa"/>
             <w:tcBorders/>
             <w:shd w:color="auto" w:fill="FFFFFF" w:val="clear"/>
           </w:tcPr>
@@ -2204,7 +2180,7 @@
         </w:tc>
         <w:tc>
           <w:tcPr>
-            <w:tcW w:w="1253" w:type="dxa"/>
+            <w:tcW w:w="1254" w:type="dxa"/>
             <w:tcBorders/>
             <w:shd w:color="auto" w:fill="FFFFFF" w:val="clear"/>
           </w:tcPr>
@@ -2608,7 +2584,15 @@
           <w:color w:val="030303"/>
           <w:lang w:val="de-DE"/>
         </w:rPr>
-        <w:t>ACHTUNG:</w:t>
+        <w:t>HINWEIS</w:t>
+      </w:r>
+      <w:r>
+        <w:rPr>
+          <w:rFonts w:eastAsia="Open Sans Semibold" w:cs="Open Sans Semibold" w:ascii="Open Sans Semibold" w:hAnsi="Open Sans Semibold"/>
+          <w:color w:val="030303"/>
+          <w:lang w:val="de-DE"/>
+        </w:rPr>
+        <w:t>:</w:t>
       </w:r>
       <w:r>
         <w:rPr>

--- a/src/templates/Angebot-BWT.docx
+++ b/src/templates/Angebot-BWT.docx
@@ -63,9 +63,9 @@
         <w:tblLook w:val="04a0" w:noVBand="1" w:noHBand="0" w:lastColumn="0" w:firstColumn="1" w:lastRow="0" w:firstRow="1"/>
       </w:tblPr>
       <w:tblGrid>
-        <w:gridCol w:w="4800"/>
+        <w:gridCol w:w="4799"/>
         <w:gridCol w:w="2268"/>
-        <w:gridCol w:w="2967"/>
+        <w:gridCol w:w="2968"/>
       </w:tblGrid>
       <w:tr>
         <w:trPr>
@@ -73,7 +73,7 @@
         </w:trPr>
         <w:tc>
           <w:tcPr>
-            <w:tcW w:w="4800" w:type="dxa"/>
+            <w:tcW w:w="4799" w:type="dxa"/>
             <w:tcBorders>
               <w:top w:val="single" w:sz="8" w:space="0" w:color="FFFFFF"/>
               <w:left w:val="single" w:sz="8" w:space="0" w:color="FFFFFF"/>
@@ -284,7 +284,7 @@
         </w:tc>
         <w:tc>
           <w:tcPr>
-            <w:tcW w:w="2967" w:type="dxa"/>
+            <w:tcW w:w="2968" w:type="dxa"/>
             <w:tcBorders>
               <w:top w:val="single" w:sz="8" w:space="0" w:color="FFFFFF"/>
               <w:left w:val="single" w:sz="8" w:space="0" w:color="FFFFFF"/>
@@ -521,7 +521,7 @@
         </w:trPr>
         <w:tc>
           <w:tcPr>
-            <w:tcW w:w="4800" w:type="dxa"/>
+            <w:tcW w:w="4799" w:type="dxa"/>
             <w:tcBorders>
               <w:top w:val="single" w:sz="8" w:space="0" w:color="FFFFFF"/>
               <w:left w:val="single" w:sz="8" w:space="0" w:color="FFFFFF"/>
@@ -556,7 +556,7 @@
         </w:tc>
         <w:tc>
           <w:tcPr>
-            <w:tcW w:w="5235" w:type="dxa"/>
+            <w:tcW w:w="5236" w:type="dxa"/>
             <w:gridSpan w:val="2"/>
             <w:tcBorders>
               <w:top w:val="single" w:sz="8" w:space="0" w:color="FFFFFF"/>
@@ -687,7 +687,7 @@
           <w:color w:val="070707"/>
           <w:lang w:val="de-DE"/>
         </w:rPr>
-        <w:t>vielen Dank für Ihre Anfrage und Ihr damit verbundenes Interesse.{#BwtSteelNoteEnabled}</w:t>
+        <w:t>vielen Dank für Ihre Anfrage und Ihr damit verbundenes Interesse.</w:t>
       </w:r>
     </w:p>
     <w:p>
@@ -701,50 +701,6 @@
           <w:lang w:val="de-DE"/>
         </w:rPr>
       </w:pPr>
-      <w:r>
-        <w:rPr>
-          <w:rFonts w:eastAsia="Open Sans" w:cs="Open Sans" w:ascii="Open Sans" w:hAnsi="Open Sans"/>
-          <w:color w:val="070707"/>
-          <w:lang w:val="de-DE"/>
-        </w:rPr>
-        <w:t>{BwtSteelNote}</w:t>
-      </w:r>
-    </w:p>
-    <w:p>
-      <w:pPr>
-        <w:pStyle w:val="Normal"/>
-        <w:spacing w:before="1" w:after="0"/>
-        <w:ind w:hanging="5" w:left="125" w:right="-89"/>
-        <w:rPr>
-          <w:rFonts w:ascii="Open Sans" w:hAnsi="Open Sans"/>
-        </w:rPr>
-      </w:pPr>
-      <w:r>
-        <w:rPr>
-          <w:rFonts w:eastAsia="Open Sans" w:cs="Open Sans" w:ascii="Open Sans" w:hAnsi="Open Sans"/>
-          <w:color w:val="070707"/>
-          <w:lang w:val="de-DE"/>
-        </w:rPr>
-        <w:t>{/BwtSteelNoteEnabled}{#BwtProxyNoteEnabled}{BwtProxyNote}</w:t>
-      </w:r>
-    </w:p>
-    <w:p>
-      <w:pPr>
-        <w:pStyle w:val="Normal"/>
-        <w:spacing w:before="1" w:after="0"/>
-        <w:ind w:hanging="5" w:left="125" w:right="-89"/>
-        <w:rPr>
-          <w:rFonts w:ascii="Open Sans" w:hAnsi="Open Sans"/>
-        </w:rPr>
-      </w:pPr>
-      <w:r>
-        <w:rPr>
-          <w:rFonts w:eastAsia="Open Sans" w:cs="Open Sans" w:ascii="Open Sans" w:hAnsi="Open Sans"/>
-          <w:color w:val="070707"/>
-          <w:lang w:val="de-DE"/>
-        </w:rPr>
-        <w:t>{/BwtProxyNoteEnabled}</w:t>
-      </w:r>
       <w:r>
         <w:rPr>
           <w:rFonts w:eastAsia="Open Sans" w:cs="Open Sans" w:ascii="Open Sans" w:hAnsi="Open Sans"/>
@@ -796,9 +752,9 @@
       <w:tblGrid>
         <w:gridCol w:w="510"/>
         <w:gridCol w:w="885"/>
-        <w:gridCol w:w="5856"/>
+        <w:gridCol w:w="5855"/>
         <w:gridCol w:w="1440"/>
-        <w:gridCol w:w="1254"/>
+        <w:gridCol w:w="1255"/>
       </w:tblGrid>
       <w:tr>
         <w:trPr>
@@ -872,7 +828,7 @@
         </w:tc>
         <w:tc>
           <w:tcPr>
-            <w:tcW w:w="5856" w:type="dxa"/>
+            <w:tcW w:w="5855" w:type="dxa"/>
             <w:tcBorders/>
             <w:shd w:color="auto" w:fill="CCCCCC" w:val="clear"/>
           </w:tcPr>
@@ -931,7 +887,7 @@
         </w:tc>
         <w:tc>
           <w:tcPr>
-            <w:tcW w:w="1254" w:type="dxa"/>
+            <w:tcW w:w="1255" w:type="dxa"/>
             <w:tcBorders/>
             <w:shd w:color="auto" w:fill="CCCCCC" w:val="clear"/>
           </w:tcPr>
@@ -1026,7 +982,7 @@
         </w:tc>
         <w:tc>
           <w:tcPr>
-            <w:tcW w:w="5856" w:type="dxa"/>
+            <w:tcW w:w="5855" w:type="dxa"/>
             <w:tcBorders/>
             <w:shd w:color="auto" w:fill="FFFFFF" w:val="clear"/>
           </w:tcPr>
@@ -1090,7 +1046,7 @@
         </w:tc>
         <w:tc>
           <w:tcPr>
-            <w:tcW w:w="1254" w:type="dxa"/>
+            <w:tcW w:w="1255" w:type="dxa"/>
             <w:tcBorders/>
             <w:shd w:color="auto" w:fill="FFFFFF" w:val="clear"/>
           </w:tcPr>
@@ -1208,7 +1164,7 @@
         </w:tc>
         <w:tc>
           <w:tcPr>
-            <w:tcW w:w="5856" w:type="dxa"/>
+            <w:tcW w:w="5855" w:type="dxa"/>
             <w:tcBorders/>
             <w:shd w:color="auto" w:fill="FFFFFF" w:val="clear"/>
             <w:tcMar>
@@ -1496,7 +1452,7 @@
         </w:tc>
         <w:tc>
           <w:tcPr>
-            <w:tcW w:w="1254" w:type="dxa"/>
+            <w:tcW w:w="1255" w:type="dxa"/>
             <w:tcBorders/>
             <w:shd w:color="auto" w:fill="FFFFFF" w:val="clear"/>
             <w:tcMar>
@@ -1570,9 +1526,9 @@
       <w:tblGrid>
         <w:gridCol w:w="510"/>
         <w:gridCol w:w="885"/>
-        <w:gridCol w:w="5856"/>
+        <w:gridCol w:w="5855"/>
         <w:gridCol w:w="1440"/>
-        <w:gridCol w:w="1254"/>
+        <w:gridCol w:w="1255"/>
       </w:tblGrid>
       <w:tr>
         <w:trPr>
@@ -1641,7 +1597,7 @@
         </w:tc>
         <w:tc>
           <w:tcPr>
-            <w:tcW w:w="5856" w:type="dxa"/>
+            <w:tcW w:w="5855" w:type="dxa"/>
             <w:tcBorders/>
             <w:shd w:color="auto" w:fill="FFFFFF" w:val="clear"/>
           </w:tcPr>
@@ -1712,7 +1668,7 @@
         </w:tc>
         <w:tc>
           <w:tcPr>
-            <w:tcW w:w="1254" w:type="dxa"/>
+            <w:tcW w:w="1255" w:type="dxa"/>
             <w:tcBorders/>
             <w:shd w:color="auto" w:fill="FFFFFF" w:val="clear"/>
             <w:tcMar>
@@ -1801,7 +1757,7 @@
         </w:tc>
         <w:tc>
           <w:tcPr>
-            <w:tcW w:w="5856" w:type="dxa"/>
+            <w:tcW w:w="5855" w:type="dxa"/>
             <w:tcBorders/>
             <w:shd w:color="auto" w:fill="FFFFFF" w:val="clear"/>
           </w:tcPr>
@@ -1992,7 +1948,7 @@
         </w:tc>
         <w:tc>
           <w:tcPr>
-            <w:tcW w:w="1254" w:type="dxa"/>
+            <w:tcW w:w="1255" w:type="dxa"/>
             <w:tcBorders/>
             <w:shd w:color="auto" w:fill="FFFFFF" w:val="clear"/>
             <w:vAlign w:val="center"/>
@@ -2089,7 +2045,7 @@
         </w:tc>
         <w:tc>
           <w:tcPr>
-            <w:tcW w:w="5856" w:type="dxa"/>
+            <w:tcW w:w="5855" w:type="dxa"/>
             <w:tcBorders/>
             <w:shd w:color="auto" w:fill="FFFFFF" w:val="clear"/>
           </w:tcPr>
@@ -2180,7 +2136,7 @@
         </w:tc>
         <w:tc>
           <w:tcPr>
-            <w:tcW w:w="1254" w:type="dxa"/>
+            <w:tcW w:w="1255" w:type="dxa"/>
             <w:tcBorders/>
             <w:shd w:color="auto" w:fill="FFFFFF" w:val="clear"/>
           </w:tcPr>
@@ -2584,15 +2540,7 @@
           <w:color w:val="030303"/>
           <w:lang w:val="de-DE"/>
         </w:rPr>
-        <w:t>HINWEIS</w:t>
-      </w:r>
-      <w:r>
-        <w:rPr>
-          <w:rFonts w:eastAsia="Open Sans Semibold" w:cs="Open Sans Semibold" w:ascii="Open Sans Semibold" w:hAnsi="Open Sans Semibold"/>
-          <w:color w:val="030303"/>
-          <w:lang w:val="de-DE"/>
-        </w:rPr>
-        <w:t>:</w:t>
+        <w:t>HINWEIS:</w:t>
       </w:r>
       <w:r>
         <w:rPr>
@@ -2716,6 +2664,77 @@
           <w:lang w:val="de-DE"/>
         </w:rPr>
         <w:t>{/IsTitle}{^IsTitle}{Text}{/IsTitle}{/SelfPayLines}</w:t>
+      </w:r>
+    </w:p>
+    <w:p>
+      <w:pPr>
+        <w:pStyle w:val="Normal"/>
+        <w:spacing w:before="1" w:after="0"/>
+        <w:ind w:hanging="5" w:left="125" w:right="-89"/>
+        <w:rPr>
+          <w:rFonts w:ascii="Open Sans" w:hAnsi="Open Sans"/>
+        </w:rPr>
+      </w:pPr>
+      <w:r>
+        <w:rPr>
+          <w:rFonts w:eastAsia="Open Sans" w:cs="Open Sans" w:ascii="Open Sans" w:hAnsi="Open Sans"/>
+          <w:color w:val="070707"/>
+          <w:lang w:val="de-DE"/>
+        </w:rPr>
+        <w:t>{#BwtSteelNoteEnabled}</w:t>
+      </w:r>
+    </w:p>
+    <w:p>
+      <w:pPr>
+        <w:pStyle w:val="Normal"/>
+        <w:spacing w:before="1" w:after="0"/>
+        <w:ind w:hanging="5" w:left="125" w:right="-89"/>
+        <w:rPr>
+          <w:rFonts w:ascii="Open Sans" w:hAnsi="Open Sans"/>
+        </w:rPr>
+      </w:pPr>
+      <w:r>
+        <w:rPr>
+          <w:rFonts w:eastAsia="Open Sans" w:cs="Open Sans" w:ascii="Open Sans" w:hAnsi="Open Sans"/>
+          <w:color w:val="070707"/>
+          <w:lang w:val="de-DE"/>
+        </w:rPr>
+        <w:t>{BwtSteelNote}</w:t>
+      </w:r>
+    </w:p>
+    <w:p>
+      <w:pPr>
+        <w:pStyle w:val="Normal"/>
+        <w:spacing w:before="1" w:after="0"/>
+        <w:ind w:hanging="5" w:left="125" w:right="-89"/>
+        <w:rPr>
+          <w:rFonts w:ascii="Open Sans" w:hAnsi="Open Sans"/>
+        </w:rPr>
+      </w:pPr>
+      <w:r>
+        <w:rPr>
+          <w:rFonts w:eastAsia="Open Sans" w:cs="Open Sans" w:ascii="Open Sans" w:hAnsi="Open Sans"/>
+          <w:color w:val="070707"/>
+          <w:lang w:val="de-DE"/>
+        </w:rPr>
+        <w:t>{/BwtSteelNoteEnabled}{#BwtProxyNoteEnabled}{BwtProxyNote}</w:t>
+      </w:r>
+    </w:p>
+    <w:p>
+      <w:pPr>
+        <w:pStyle w:val="Normal"/>
+        <w:spacing w:before="1" w:after="0"/>
+        <w:ind w:hanging="5" w:left="125" w:right="-89"/>
+        <w:rPr>
+          <w:rFonts w:ascii="Open Sans" w:hAnsi="Open Sans"/>
+        </w:rPr>
+      </w:pPr>
+      <w:r>
+        <w:rPr>
+          <w:rFonts w:ascii="Open Sans" w:hAnsi="Open Sans"/>
+          <w:color w:val="070707"/>
+        </w:rPr>
+        <w:t>{/BwtProxyNoteEnabled}</w:t>
       </w:r>
     </w:p>
     <w:p>
@@ -3536,7 +3555,7 @@
         <w:bCs w:val="false"/>
         <w:rFonts w:eastAsia="Open Sans" w:cs="Open Sans" w:ascii="Open Sans" w:hAnsi="Open Sans"/>
       </w:rPr>
-      <w:t>3</w:t>
+      <w:t>1</w:t>
     </w:r>
     <w:r>
       <w:rPr>
@@ -4116,7 +4135,7 @@
         <w:bCs w:val="false"/>
         <w:rFonts w:eastAsia="Open Sans" w:cs="Open Sans" w:ascii="Open Sans" w:hAnsi="Open Sans"/>
       </w:rPr>
-      <w:t>3</w:t>
+      <w:t>1</w:t>
     </w:r>
     <w:r>
       <w:rPr>
